--- a/LLDD/word/BE/LLDD-BE-API-Document-Workflow-Actions.docx
+++ b/LLDD/word/BE/LLDD-BE-API-Document-Workflow-Actions.docx
@@ -2632,7 +2632,7 @@
                 <w:b w:val="0"/>
                 <w:sz w:val="18"/>
               </w:rPr>
-              <w:t>workflow_tasks; compensation_documents; consideration_logs</w:t>
+              <w:t>workflow_transaction / workflow_history / workflow_approver (@srm/glb-workflow); compensation_documents; consideration_logs</w:t>
             </w:r>
           </w:p>
         </w:tc>
@@ -4759,7 +4759,7 @@
               </w:rPr>
               <w:t>{</w:t>
               <w:br/>
-              <w:t xml:space="preserve">  "docNo": "2569/00123"</w:t>
+              <w:t xml:space="preserve">  "docNo": "2026/00123"</w:t>
               <w:br/>
               <w:t>}</w:t>
             </w:r>
@@ -5563,7 +5563,7 @@
                 <w:b w:val="0"/>
                 <w:sz w:val="18"/>
               </w:rPr>
-              <w:t>workflow_tasks</w:t>
+              <w:t>workflow_transaction / workflow_history / workflow_approver (@srm/glb-workflow)</w:t>
             </w:r>
           </w:p>
         </w:tc>
@@ -5605,7 +5605,7 @@
                 <w:b w:val="0"/>
                 <w:sz w:val="18"/>
               </w:rPr>
-              <w:t>lock/close/open task ตาม transition</w:t>
+              <w:t>triggerEvent() เดิน state + บันทึก history</w:t>
             </w:r>
           </w:p>
         </w:tc>
@@ -5835,7 +5835,7 @@
                 <w:b w:val="0"/>
                 <w:sz w:val="18"/>
               </w:rPr>
-              <w:t>workflow_tasks current-open lock</w:t>
+              <w:t>workflow_transaction (@srm/glb-workflow)</w:t>
             </w:r>
           </w:p>
         </w:tc>
@@ -5877,7 +5877,7 @@
                 <w:b w:val="0"/>
                 <w:sz w:val="18"/>
               </w:rPr>
-              <w:t>กัน action ซ้ำด้วย lock task ปัจจุบัน + closed_at</w:t>
+              <w:t>กัน action ซ้ำด้วย getTransaction/getPermissionEvents ก่อน triggerEvent</w:t>
             </w:r>
           </w:p>
         </w:tc>

--- a/LLDD/word/BE/LLDD-BE-API-Document-Workflow-Actions.docx
+++ b/LLDD/word/BE/LLDD-BE-API-Document-Workflow-Actions.docx
@@ -103,11 +103,15 @@
               <w:keepLines/>
               <w:spacing w:after="0"/>
             </w:pPr>
-            <w:r/>
-            <w:r>
-              <w:rPr>
-                <w:rFonts w:ascii="Arial" w:hAnsi="Arial" w:eastAsia="Arial"/>
-                <w:b w:val="0"/>
+            <w:r>
+              <w:rPr>
+                <w:rFonts w:ascii="Arial" w:hAnsi="Arial" w:eastAsia="Arial"/>
+                <w:sz w:val="18"/>
+              </w:rPr>
+            </w:r>
+            <w:r>
+              <w:rPr>
+                <w:rFonts w:ascii="Arial" w:hAnsi="Arial" w:eastAsia="Arial"/>
                 <w:sz w:val="18"/>
               </w:rPr>
               <w:t>วัตถุประสงค์</w:t>
@@ -124,11 +128,15 @@
               <w:keepLines/>
               <w:spacing w:after="0"/>
             </w:pPr>
-            <w:r/>
-            <w:r>
-              <w:rPr>
-                <w:rFonts w:ascii="Arial" w:hAnsi="Arial" w:eastAsia="Arial"/>
-                <w:b w:val="0"/>
+            <w:r>
+              <w:rPr>
+                <w:rFonts w:ascii="Arial" w:hAnsi="Arial" w:eastAsia="Arial"/>
+                <w:sz w:val="18"/>
+              </w:rPr>
+            </w:r>
+            <w:r>
+              <w:rPr>
+                <w:rFonts w:ascii="Arial" w:hAnsi="Arial" w:eastAsia="Arial"/>
                 <w:sz w:val="18"/>
               </w:rPr>
               <w:t>ใช้เป็นรายละเอียดระดับพัฒนาสำหรับออกแบบ ลงมือพัฒนา ตรวจทาน และทดสอบขอบเขตที่ระบุในฉบับนี้</w:t>
@@ -150,11 +158,15 @@
               <w:keepLines/>
               <w:spacing w:after="0"/>
             </w:pPr>
-            <w:r/>
-            <w:r>
-              <w:rPr>
-                <w:rFonts w:ascii="Arial" w:hAnsi="Arial" w:eastAsia="Arial"/>
-                <w:b w:val="0"/>
+            <w:r>
+              <w:rPr>
+                <w:rFonts w:ascii="Arial" w:hAnsi="Arial" w:eastAsia="Arial"/>
+                <w:sz w:val="18"/>
+              </w:rPr>
+            </w:r>
+            <w:r>
+              <w:rPr>
+                <w:rFonts w:ascii="Arial" w:hAnsi="Arial" w:eastAsia="Arial"/>
                 <w:sz w:val="18"/>
               </w:rPr>
               <w:t>ลำดับการอ่าน</w:t>
@@ -171,11 +183,15 @@
               <w:keepLines/>
               <w:spacing w:after="0"/>
             </w:pPr>
-            <w:r/>
-            <w:r>
-              <w:rPr>
-                <w:rFonts w:ascii="Arial" w:hAnsi="Arial" w:eastAsia="Arial"/>
-                <w:b w:val="0"/>
+            <w:r>
+              <w:rPr>
+                <w:rFonts w:ascii="Arial" w:hAnsi="Arial" w:eastAsia="Arial"/>
+                <w:sz w:val="18"/>
+              </w:rPr>
+            </w:r>
+            <w:r>
+              <w:rPr>
+                <w:rFonts w:ascii="Arial" w:hAnsi="Arial" w:eastAsia="Arial"/>
                 <w:sz w:val="18"/>
               </w:rPr>
               <w:t>เริ่มจาก Overview และ Scope จากนั้นตรวจ Field/Validation, Implementation, Contract, Processing Flow, Acceptance Criteria และ Test Checklist ตามลำดับ</w:t>
@@ -197,11 +213,15 @@
               <w:keepLines/>
               <w:spacing w:after="0"/>
             </w:pPr>
-            <w:r/>
-            <w:r>
-              <w:rPr>
-                <w:rFonts w:ascii="Arial" w:hAnsi="Arial" w:eastAsia="Arial"/>
-                <w:b w:val="0"/>
+            <w:r>
+              <w:rPr>
+                <w:rFonts w:ascii="Arial" w:hAnsi="Arial" w:eastAsia="Arial"/>
+                <w:sz w:val="18"/>
+              </w:rPr>
+            </w:r>
+            <w:r>
+              <w:rPr>
+                <w:rFonts w:ascii="Arial" w:hAnsi="Arial" w:eastAsia="Arial"/>
                 <w:sz w:val="18"/>
               </w:rPr>
               <w:t>ผลลัพธ์ที่คาดหวัง</w:t>
@@ -218,11 +238,15 @@
               <w:keepLines/>
               <w:spacing w:after="0"/>
             </w:pPr>
-            <w:r/>
-            <w:r>
-              <w:rPr>
-                <w:rFonts w:ascii="Arial" w:hAnsi="Arial" w:eastAsia="Arial"/>
-                <w:b w:val="0"/>
+            <w:r>
+              <w:rPr>
+                <w:rFonts w:ascii="Arial" w:hAnsi="Arial" w:eastAsia="Arial"/>
+                <w:sz w:val="18"/>
+              </w:rPr>
+            </w:r>
+            <w:r>
+              <w:rPr>
+                <w:rFonts w:ascii="Arial" w:hAnsi="Arial" w:eastAsia="Arial"/>
                 <w:sz w:val="18"/>
               </w:rPr>
               <w:t>ผู้อ่านสามารถระบุ input, ขั้นตอนประมวลผล, output, เงื่อนไขผิดพลาด และหลักฐานการทดสอบได้จากเนื้อหาในฉบับเดียว</w:t>
@@ -322,11 +346,15 @@
               <w:keepLines/>
               <w:spacing w:after="0"/>
             </w:pPr>
-            <w:r/>
-            <w:r>
-              <w:rPr>
-                <w:rFonts w:ascii="Arial" w:hAnsi="Arial" w:eastAsia="Arial"/>
-                <w:b w:val="0"/>
+            <w:r>
+              <w:rPr>
+                <w:rFonts w:ascii="Arial" w:hAnsi="Arial" w:eastAsia="Arial"/>
+                <w:sz w:val="18"/>
+              </w:rPr>
+            </w:r>
+            <w:r>
+              <w:rPr>
+                <w:rFonts w:ascii="Arial" w:hAnsi="Arial" w:eastAsia="Arial"/>
                 <w:sz w:val="18"/>
               </w:rPr>
               <w:t>Track</w:t>
@@ -343,11 +371,15 @@
               <w:keepLines/>
               <w:spacing w:after="0"/>
             </w:pPr>
-            <w:r/>
-            <w:r>
-              <w:rPr>
-                <w:rFonts w:ascii="Arial" w:hAnsi="Arial" w:eastAsia="Arial"/>
-                <w:b w:val="0"/>
+            <w:r>
+              <w:rPr>
+                <w:rFonts w:ascii="Arial" w:hAnsi="Arial" w:eastAsia="Arial"/>
+                <w:sz w:val="18"/>
+              </w:rPr>
+            </w:r>
+            <w:r>
+              <w:rPr>
+                <w:rFonts w:ascii="Arial" w:hAnsi="Arial" w:eastAsia="Arial"/>
                 <w:sz w:val="18"/>
               </w:rPr>
               <w:t>BE</w:t>
@@ -369,11 +401,15 @@
               <w:keepLines/>
               <w:spacing w:after="0"/>
             </w:pPr>
-            <w:r/>
-            <w:r>
-              <w:rPr>
-                <w:rFonts w:ascii="Arial" w:hAnsi="Arial" w:eastAsia="Arial"/>
-                <w:b w:val="0"/>
+            <w:r>
+              <w:rPr>
+                <w:rFonts w:ascii="Arial" w:hAnsi="Arial" w:eastAsia="Arial"/>
+                <w:sz w:val="18"/>
+              </w:rPr>
+            </w:r>
+            <w:r>
+              <w:rPr>
+                <w:rFonts w:ascii="Arial" w:hAnsi="Arial" w:eastAsia="Arial"/>
                 <w:sz w:val="18"/>
               </w:rPr>
               <w:t>Estimate</w:t>
@@ -390,14 +426,18 @@
               <w:keepLines/>
               <w:spacing w:after="0"/>
             </w:pPr>
-            <w:r/>
-            <w:r>
-              <w:rPr>
-                <w:rFonts w:ascii="Arial" w:hAnsi="Arial" w:eastAsia="Arial"/>
-                <w:b w:val="0"/>
-                <w:sz w:val="18"/>
-              </w:rPr>
-              <w:t>24 ชั่วโมง</w:t>
+            <w:r>
+              <w:rPr>
+                <w:rFonts w:ascii="Arial" w:hAnsi="Arial" w:eastAsia="Arial"/>
+                <w:sz w:val="18"/>
+              </w:rPr>
+            </w:r>
+            <w:r>
+              <w:rPr>
+                <w:rFonts w:ascii="Arial" w:hAnsi="Arial" w:eastAsia="Arial"/>
+                <w:sz w:val="18"/>
+              </w:rPr>
+              <w:t>27 ชั่วโมง</w:t>
             </w:r>
           </w:p>
         </w:tc>
@@ -416,11 +456,15 @@
               <w:keepLines/>
               <w:spacing w:after="0"/>
             </w:pPr>
-            <w:r/>
-            <w:r>
-              <w:rPr>
-                <w:rFonts w:ascii="Arial" w:hAnsi="Arial" w:eastAsia="Arial"/>
-                <w:b w:val="0"/>
+            <w:r>
+              <w:rPr>
+                <w:rFonts w:ascii="Arial" w:hAnsi="Arial" w:eastAsia="Arial"/>
+                <w:sz w:val="18"/>
+              </w:rPr>
+            </w:r>
+            <w:r>
+              <w:rPr>
+                <w:rFonts w:ascii="Arial" w:hAnsi="Arial" w:eastAsia="Arial"/>
                 <w:sz w:val="18"/>
               </w:rPr>
               <w:t>Owner</w:t>
@@ -437,14 +481,18 @@
               <w:keepLines/>
               <w:spacing w:after="0"/>
             </w:pPr>
-            <w:r/>
-            <w:r>
-              <w:rPr>
-                <w:rFonts w:ascii="Arial" w:hAnsi="Arial" w:eastAsia="Arial"/>
-                <w:b w:val="0"/>
-                <w:sz w:val="18"/>
-              </w:rPr>
-              <w:t>Butsaba &lt;But&gt; Podamrong</w:t>
+            <w:r>
+              <w:rPr>
+                <w:rFonts w:ascii="Arial" w:hAnsi="Arial" w:eastAsia="Arial"/>
+                <w:sz w:val="18"/>
+              </w:rPr>
+            </w:r>
+            <w:r>
+              <w:rPr>
+                <w:rFonts w:ascii="Arial" w:hAnsi="Arial" w:eastAsia="Arial"/>
+                <w:sz w:val="18"/>
+              </w:rPr>
+              <w:t>Tunyatorn &lt;Vava&gt; Kiatkongphongsa</w:t>
             </w:r>
           </w:p>
         </w:tc>
@@ -463,11 +511,15 @@
               <w:keepLines/>
               <w:spacing w:after="0"/>
             </w:pPr>
-            <w:r/>
-            <w:r>
-              <w:rPr>
-                <w:rFonts w:ascii="Arial" w:hAnsi="Arial" w:eastAsia="Arial"/>
-                <w:b w:val="0"/>
+            <w:r>
+              <w:rPr>
+                <w:rFonts w:ascii="Arial" w:hAnsi="Arial" w:eastAsia="Arial"/>
+                <w:sz w:val="18"/>
+              </w:rPr>
+            </w:r>
+            <w:r>
+              <w:rPr>
+                <w:rFonts w:ascii="Arial" w:hAnsi="Arial" w:eastAsia="Arial"/>
                 <w:sz w:val="18"/>
               </w:rPr>
               <w:t>Objective</w:t>
@@ -484,11 +536,15 @@
               <w:keepLines/>
               <w:spacing w:after="0"/>
             </w:pPr>
-            <w:r/>
-            <w:r>
-              <w:rPr>
-                <w:rFonts w:ascii="Arial" w:hAnsi="Arial" w:eastAsia="Arial"/>
-                <w:b w:val="0"/>
+            <w:r>
+              <w:rPr>
+                <w:rFonts w:ascii="Arial" w:hAnsi="Arial" w:eastAsia="Arial"/>
+                <w:sz w:val="18"/>
+              </w:rPr>
+            </w:r>
+            <w:r>
+              <w:rPr>
+                <w:rFonts w:ascii="Arial" w:hAnsi="Arial" w:eastAsia="Arial"/>
                 <w:sz w:val="18"/>
               </w:rPr>
               <w:t>ออกแบบ APIs สำหรับรับผลพิจารณา ตรวจสิทธิ์ action และบันทึก audit/consideration log</w:t>
@@ -754,11 +810,15 @@
               <w:keepLines/>
               <w:spacing w:after="0"/>
             </w:pPr>
-            <w:r/>
-            <w:r>
-              <w:rPr>
-                <w:rFonts w:ascii="Arial" w:hAnsi="Arial" w:eastAsia="Arial"/>
-                <w:b w:val="0"/>
+            <w:r>
+              <w:rPr>
+                <w:rFonts w:ascii="Arial" w:hAnsi="Arial" w:eastAsia="Arial"/>
+                <w:sz w:val="18"/>
+              </w:rPr>
+            </w:r>
+            <w:r>
+              <w:rPr>
+                <w:rFonts w:ascii="Arial" w:hAnsi="Arial" w:eastAsia="Arial"/>
                 <w:sz w:val="18"/>
               </w:rPr>
               <w:t>docNo</w:t>
@@ -775,11 +835,15 @@
               <w:keepLines/>
               <w:spacing w:after="0"/>
             </w:pPr>
-            <w:r/>
-            <w:r>
-              <w:rPr>
-                <w:rFonts w:ascii="Arial" w:hAnsi="Arial" w:eastAsia="Arial"/>
-                <w:b w:val="0"/>
+            <w:r>
+              <w:rPr>
+                <w:rFonts w:ascii="Arial" w:hAnsi="Arial" w:eastAsia="Arial"/>
+                <w:sz w:val="18"/>
+              </w:rPr>
+            </w:r>
+            <w:r>
+              <w:rPr>
+                <w:rFonts w:ascii="Arial" w:hAnsi="Arial" w:eastAsia="Arial"/>
                 <w:sz w:val="18"/>
               </w:rPr>
               <w:t>YYYY/xxxxx</w:t>
@@ -796,11 +860,15 @@
               <w:keepLines/>
               <w:spacing w:after="0"/>
             </w:pPr>
-            <w:r/>
-            <w:r>
-              <w:rPr>
-                <w:rFonts w:ascii="Arial" w:hAnsi="Arial" w:eastAsia="Arial"/>
-                <w:b w:val="0"/>
+            <w:r>
+              <w:rPr>
+                <w:rFonts w:ascii="Arial" w:hAnsi="Arial" w:eastAsia="Arial"/>
+                <w:sz w:val="18"/>
+              </w:rPr>
+            </w:r>
+            <w:r>
+              <w:rPr>
+                <w:rFonts w:ascii="Arial" w:hAnsi="Arial" w:eastAsia="Arial"/>
                 <w:sz w:val="18"/>
               </w:rPr>
               <w:t>required</w:t>
@@ -817,11 +885,15 @@
               <w:keepLines/>
               <w:spacing w:after="0"/>
             </w:pPr>
-            <w:r/>
-            <w:r>
-              <w:rPr>
-                <w:rFonts w:ascii="Arial" w:hAnsi="Arial" w:eastAsia="Arial"/>
-                <w:b w:val="0"/>
+            <w:r>
+              <w:rPr>
+                <w:rFonts w:ascii="Arial" w:hAnsi="Arial" w:eastAsia="Arial"/>
+                <w:sz w:val="18"/>
+              </w:rPr>
+            </w:r>
+            <w:r>
+              <w:rPr>
+                <w:rFonts w:ascii="Arial" w:hAnsi="Arial" w:eastAsia="Arial"/>
                 <w:sz w:val="18"/>
               </w:rPr>
               <w:t>path param</w:t>
@@ -843,11 +915,15 @@
               <w:keepLines/>
               <w:spacing w:after="0"/>
             </w:pPr>
-            <w:r/>
-            <w:r>
-              <w:rPr>
-                <w:rFonts w:ascii="Arial" w:hAnsi="Arial" w:eastAsia="Arial"/>
-                <w:b w:val="0"/>
+            <w:r>
+              <w:rPr>
+                <w:rFonts w:ascii="Arial" w:hAnsi="Arial" w:eastAsia="Arial"/>
+                <w:sz w:val="18"/>
+              </w:rPr>
+            </w:r>
+            <w:r>
+              <w:rPr>
+                <w:rFonts w:ascii="Arial" w:hAnsi="Arial" w:eastAsia="Arial"/>
                 <w:sz w:val="18"/>
               </w:rPr>
               <w:t>result</w:t>
@@ -864,11 +940,15 @@
               <w:keepLines/>
               <w:spacing w:after="0"/>
             </w:pPr>
-            <w:r/>
-            <w:r>
-              <w:rPr>
-                <w:rFonts w:ascii="Arial" w:hAnsi="Arial" w:eastAsia="Arial"/>
-                <w:b w:val="0"/>
+            <w:r>
+              <w:rPr>
+                <w:rFonts w:ascii="Arial" w:hAnsi="Arial" w:eastAsia="Arial"/>
+                <w:sz w:val="18"/>
+              </w:rPr>
+            </w:r>
+            <w:r>
+              <w:rPr>
+                <w:rFonts w:ascii="Arial" w:hAnsi="Arial" w:eastAsia="Arial"/>
                 <w:sz w:val="18"/>
               </w:rPr>
               <w:t>verbatim from actionOptions</w:t>
@@ -885,11 +965,15 @@
               <w:keepLines/>
               <w:spacing w:after="0"/>
             </w:pPr>
-            <w:r/>
-            <w:r>
-              <w:rPr>
-                <w:rFonts w:ascii="Arial" w:hAnsi="Arial" w:eastAsia="Arial"/>
-                <w:b w:val="0"/>
+            <w:r>
+              <w:rPr>
+                <w:rFonts w:ascii="Arial" w:hAnsi="Arial" w:eastAsia="Arial"/>
+                <w:sz w:val="18"/>
+              </w:rPr>
+            </w:r>
+            <w:r>
+              <w:rPr>
+                <w:rFonts w:ascii="Arial" w:hAnsi="Arial" w:eastAsia="Arial"/>
                 <w:sz w:val="18"/>
               </w:rPr>
               <w:t>required</w:t>
@@ -906,11 +990,15 @@
               <w:keepLines/>
               <w:spacing w:after="0"/>
             </w:pPr>
-            <w:r/>
-            <w:r>
-              <w:rPr>
-                <w:rFonts w:ascii="Arial" w:hAnsi="Arial" w:eastAsia="Arial"/>
-                <w:b w:val="0"/>
+            <w:r>
+              <w:rPr>
+                <w:rFonts w:ascii="Arial" w:hAnsi="Arial" w:eastAsia="Arial"/>
+                <w:sz w:val="18"/>
+              </w:rPr>
+            </w:r>
+            <w:r>
+              <w:rPr>
+                <w:rFonts w:ascii="Arial" w:hAnsi="Arial" w:eastAsia="Arial"/>
                 <w:sz w:val="18"/>
               </w:rPr>
               <w:t>ต้องเป็นค่าที่ API detail ส่งมาให้ผู้ใช้ในเอกสารนั้น</w:t>
@@ -932,11 +1020,15 @@
               <w:keepLines/>
               <w:spacing w:after="0"/>
             </w:pPr>
-            <w:r/>
-            <w:r>
-              <w:rPr>
-                <w:rFonts w:ascii="Arial" w:hAnsi="Arial" w:eastAsia="Arial"/>
-                <w:b w:val="0"/>
+            <w:r>
+              <w:rPr>
+                <w:rFonts w:ascii="Arial" w:hAnsi="Arial" w:eastAsia="Arial"/>
+                <w:sz w:val="18"/>
+              </w:rPr>
+            </w:r>
+            <w:r>
+              <w:rPr>
+                <w:rFonts w:ascii="Arial" w:hAnsi="Arial" w:eastAsia="Arial"/>
                 <w:sz w:val="18"/>
               </w:rPr>
               <w:t>comment</w:t>
@@ -953,11 +1045,15 @@
               <w:keepLines/>
               <w:spacing w:after="0"/>
             </w:pPr>
-            <w:r/>
-            <w:r>
-              <w:rPr>
-                <w:rFonts w:ascii="Arial" w:hAnsi="Arial" w:eastAsia="Arial"/>
-                <w:b w:val="0"/>
+            <w:r>
+              <w:rPr>
+                <w:rFonts w:ascii="Arial" w:hAnsi="Arial" w:eastAsia="Arial"/>
+                <w:sz w:val="18"/>
+              </w:rPr>
+            </w:r>
+            <w:r>
+              <w:rPr>
+                <w:rFonts w:ascii="Arial" w:hAnsi="Arial" w:eastAsia="Arial"/>
                 <w:sz w:val="18"/>
               </w:rPr>
               <w:t>text</w:t>
@@ -974,11 +1070,15 @@
               <w:keepLines/>
               <w:spacing w:after="0"/>
             </w:pPr>
-            <w:r/>
-            <w:r>
-              <w:rPr>
-                <w:rFonts w:ascii="Arial" w:hAnsi="Arial" w:eastAsia="Arial"/>
-                <w:b w:val="0"/>
+            <w:r>
+              <w:rPr>
+                <w:rFonts w:ascii="Arial" w:hAnsi="Arial" w:eastAsia="Arial"/>
+                <w:sz w:val="18"/>
+              </w:rPr>
+            </w:r>
+            <w:r>
+              <w:rPr>
+                <w:rFonts w:ascii="Arial" w:hAnsi="Arial" w:eastAsia="Arial"/>
                 <w:sz w:val="18"/>
               </w:rPr>
               <w:t>required for return/reject</w:t>
@@ -995,11 +1095,15 @@
               <w:keepLines/>
               <w:spacing w:after="0"/>
             </w:pPr>
-            <w:r/>
-            <w:r>
-              <w:rPr>
-                <w:rFonts w:ascii="Arial" w:hAnsi="Arial" w:eastAsia="Arial"/>
-                <w:b w:val="0"/>
+            <w:r>
+              <w:rPr>
+                <w:rFonts w:ascii="Arial" w:hAnsi="Arial" w:eastAsia="Arial"/>
+                <w:sz w:val="18"/>
+              </w:rPr>
+            </w:r>
+            <w:r>
+              <w:rPr>
+                <w:rFonts w:ascii="Arial" w:hAnsi="Arial" w:eastAsia="Arial"/>
                 <w:sz w:val="18"/>
               </w:rPr>
               <w:t>trim ก่อนบันทึก</w:t>
@@ -1171,11 +1275,15 @@
               <w:keepLines/>
               <w:spacing w:after="0"/>
             </w:pPr>
-            <w:r/>
-            <w:r>
-              <w:rPr>
-                <w:rFonts w:ascii="Arial" w:hAnsi="Arial" w:eastAsia="Arial"/>
-                <w:b w:val="0"/>
+            <w:r>
+              <w:rPr>
+                <w:rFonts w:ascii="Arial" w:hAnsi="Arial" w:eastAsia="Arial"/>
+                <w:sz w:val="18"/>
+              </w:rPr>
+            </w:r>
+            <w:r>
+              <w:rPr>
+                <w:rFonts w:ascii="Arial" w:hAnsi="Arial" w:eastAsia="Arial"/>
                 <w:sz w:val="18"/>
               </w:rPr>
               <w:t>06</w:t>
@@ -1192,11 +1300,15 @@
               <w:keepLines/>
               <w:spacing w:after="0"/>
             </w:pPr>
-            <w:r/>
-            <w:r>
-              <w:rPr>
-                <w:rFonts w:ascii="Arial" w:hAnsi="Arial" w:eastAsia="Arial"/>
-                <w:b w:val="0"/>
+            <w:r>
+              <w:rPr>
+                <w:rFonts w:ascii="Arial" w:hAnsi="Arial" w:eastAsia="Arial"/>
+                <w:sz w:val="18"/>
+              </w:rPr>
+            </w:r>
+            <w:r>
+              <w:rPr>
+                <w:rFonts w:ascii="Arial" w:hAnsi="Arial" w:eastAsia="Arial"/>
                 <w:sz w:val="18"/>
               </w:rPr>
               <w:t>ส่งเจ้าหน้าที่ SBP DSA ดำเนินการ</w:t>
@@ -1213,11 +1325,15 @@
               <w:keepLines/>
               <w:spacing w:after="0"/>
             </w:pPr>
-            <w:r/>
-            <w:r>
-              <w:rPr>
-                <w:rFonts w:ascii="Arial" w:hAnsi="Arial" w:eastAsia="Arial"/>
-                <w:b w:val="0"/>
+            <w:r>
+              <w:rPr>
+                <w:rFonts w:ascii="Arial" w:hAnsi="Arial" w:eastAsia="Arial"/>
+                <w:sz w:val="18"/>
+              </w:rPr>
+            </w:r>
+            <w:r>
+              <w:rPr>
+                <w:rFonts w:ascii="Arial" w:hAnsi="Arial" w:eastAsia="Arial"/>
                 <w:sz w:val="18"/>
               </w:rPr>
               <w:t>08</w:t>
@@ -1234,11 +1350,15 @@
               <w:keepLines/>
               <w:spacing w:after="0"/>
             </w:pPr>
-            <w:r/>
-            <w:r>
-              <w:rPr>
-                <w:rFonts w:ascii="Arial" w:hAnsi="Arial" w:eastAsia="Arial"/>
-                <w:b w:val="0"/>
+            <w:r>
+              <w:rPr>
+                <w:rFonts w:ascii="Arial" w:hAnsi="Arial" w:eastAsia="Arial"/>
+                <w:sz w:val="18"/>
+              </w:rPr>
+            </w:r>
+            <w:r>
+              <w:rPr>
+                <w:rFonts w:ascii="Arial" w:hAnsi="Arial" w:eastAsia="Arial"/>
                 <w:sz w:val="18"/>
               </w:rPr>
               <w:t>08</w:t>
@@ -1255,11 +1375,15 @@
               <w:keepLines/>
               <w:spacing w:after="0"/>
             </w:pPr>
-            <w:r/>
-            <w:r>
-              <w:rPr>
-                <w:rFonts w:ascii="Arial" w:hAnsi="Arial" w:eastAsia="Arial"/>
-                <w:b w:val="0"/>
+            <w:r>
+              <w:rPr>
+                <w:rFonts w:ascii="Arial" w:hAnsi="Arial" w:eastAsia="Arial"/>
+                <w:sz w:val="18"/>
+              </w:rPr>
+            </w:r>
+            <w:r>
+              <w:rPr>
+                <w:rFonts w:ascii="Arial" w:hAnsi="Arial" w:eastAsia="Arial"/>
                 <w:sz w:val="18"/>
               </w:rPr>
               <w:t>close 06; open 08</w:t>
@@ -1281,11 +1405,15 @@
               <w:keepLines/>
               <w:spacing w:after="0"/>
             </w:pPr>
-            <w:r/>
-            <w:r>
-              <w:rPr>
-                <w:rFonts w:ascii="Arial" w:hAnsi="Arial" w:eastAsia="Arial"/>
-                <w:b w:val="0"/>
+            <w:r>
+              <w:rPr>
+                <w:rFonts w:ascii="Arial" w:hAnsi="Arial" w:eastAsia="Arial"/>
+                <w:sz w:val="18"/>
+              </w:rPr>
+            </w:r>
+            <w:r>
+              <w:rPr>
+                <w:rFonts w:ascii="Arial" w:hAnsi="Arial" w:eastAsia="Arial"/>
                 <w:sz w:val="18"/>
               </w:rPr>
               <w:t>08</w:t>
@@ -1302,11 +1430,15 @@
               <w:keepLines/>
               <w:spacing w:after="0"/>
             </w:pPr>
-            <w:r/>
-            <w:r>
-              <w:rPr>
-                <w:rFonts w:ascii="Arial" w:hAnsi="Arial" w:eastAsia="Arial"/>
-                <w:b w:val="0"/>
+            <w:r>
+              <w:rPr>
+                <w:rFonts w:ascii="Arial" w:hAnsi="Arial" w:eastAsia="Arial"/>
+                <w:sz w:val="18"/>
+              </w:rPr>
+            </w:r>
+            <w:r>
+              <w:rPr>
+                <w:rFonts w:ascii="Arial" w:hAnsi="Arial" w:eastAsia="Arial"/>
                 <w:sz w:val="18"/>
               </w:rPr>
               <w:t>คำนวณเงินชดเชยเรียบร้อย</w:t>
@@ -1323,11 +1455,15 @@
               <w:keepLines/>
               <w:spacing w:after="0"/>
             </w:pPr>
-            <w:r/>
-            <w:r>
-              <w:rPr>
-                <w:rFonts w:ascii="Arial" w:hAnsi="Arial" w:eastAsia="Arial"/>
-                <w:b w:val="0"/>
+            <w:r>
+              <w:rPr>
+                <w:rFonts w:ascii="Arial" w:hAnsi="Arial" w:eastAsia="Arial"/>
+                <w:sz w:val="18"/>
+              </w:rPr>
+            </w:r>
+            <w:r>
+              <w:rPr>
+                <w:rFonts w:ascii="Arial" w:hAnsi="Arial" w:eastAsia="Arial"/>
                 <w:sz w:val="18"/>
               </w:rPr>
               <w:t>01</w:t>
@@ -1344,11 +1480,15 @@
               <w:keepLines/>
               <w:spacing w:after="0"/>
             </w:pPr>
-            <w:r/>
-            <w:r>
-              <w:rPr>
-                <w:rFonts w:ascii="Arial" w:hAnsi="Arial" w:eastAsia="Arial"/>
-                <w:b w:val="0"/>
+            <w:r>
+              <w:rPr>
+                <w:rFonts w:ascii="Arial" w:hAnsi="Arial" w:eastAsia="Arial"/>
+                <w:sz w:val="18"/>
+              </w:rPr>
+            </w:r>
+            <w:r>
+              <w:rPr>
+                <w:rFonts w:ascii="Arial" w:hAnsi="Arial" w:eastAsia="Arial"/>
                 <w:sz w:val="18"/>
               </w:rPr>
               <w:t>01</w:t>
@@ -1365,11 +1505,15 @@
               <w:keepLines/>
               <w:spacing w:after="0"/>
             </w:pPr>
-            <w:r/>
-            <w:r>
-              <w:rPr>
-                <w:rFonts w:ascii="Arial" w:hAnsi="Arial" w:eastAsia="Arial"/>
-                <w:b w:val="0"/>
+            <w:r>
+              <w:rPr>
+                <w:rFonts w:ascii="Arial" w:hAnsi="Arial" w:eastAsia="Arial"/>
+                <w:sz w:val="18"/>
+              </w:rPr>
+            </w:r>
+            <w:r>
+              <w:rPr>
+                <w:rFonts w:ascii="Arial" w:hAnsi="Arial" w:eastAsia="Arial"/>
                 <w:sz w:val="18"/>
               </w:rPr>
               <w:t>close 08; open 01</w:t>
@@ -1391,11 +1535,15 @@
               <w:keepLines/>
               <w:spacing w:after="0"/>
             </w:pPr>
-            <w:r/>
-            <w:r>
-              <w:rPr>
-                <w:rFonts w:ascii="Arial" w:hAnsi="Arial" w:eastAsia="Arial"/>
-                <w:b w:val="0"/>
+            <w:r>
+              <w:rPr>
+                <w:rFonts w:ascii="Arial" w:hAnsi="Arial" w:eastAsia="Arial"/>
+                <w:sz w:val="18"/>
+              </w:rPr>
+            </w:r>
+            <w:r>
+              <w:rPr>
+                <w:rFonts w:ascii="Arial" w:hAnsi="Arial" w:eastAsia="Arial"/>
                 <w:sz w:val="18"/>
               </w:rPr>
               <w:t>01</w:t>
@@ -1412,11 +1560,15 @@
               <w:keepLines/>
               <w:spacing w:after="0"/>
             </w:pPr>
-            <w:r/>
-            <w:r>
-              <w:rPr>
-                <w:rFonts w:ascii="Arial" w:hAnsi="Arial" w:eastAsia="Arial"/>
-                <w:b w:val="0"/>
+            <w:r>
+              <w:rPr>
+                <w:rFonts w:ascii="Arial" w:hAnsi="Arial" w:eastAsia="Arial"/>
+                <w:sz w:val="18"/>
+              </w:rPr>
+            </w:r>
+            <w:r>
+              <w:rPr>
+                <w:rFonts w:ascii="Arial" w:hAnsi="Arial" w:eastAsia="Arial"/>
                 <w:sz w:val="18"/>
               </w:rPr>
               <w:t>เห็นควรชดเชย</w:t>
@@ -1433,11 +1585,15 @@
               <w:keepLines/>
               <w:spacing w:after="0"/>
             </w:pPr>
-            <w:r/>
-            <w:r>
-              <w:rPr>
-                <w:rFonts w:ascii="Arial" w:hAnsi="Arial" w:eastAsia="Arial"/>
-                <w:b w:val="0"/>
+            <w:r>
+              <w:rPr>
+                <w:rFonts w:ascii="Arial" w:hAnsi="Arial" w:eastAsia="Arial"/>
+                <w:sz w:val="18"/>
+              </w:rPr>
+            </w:r>
+            <w:r>
+              <w:rPr>
+                <w:rFonts w:ascii="Arial" w:hAnsi="Arial" w:eastAsia="Arial"/>
                 <w:sz w:val="18"/>
               </w:rPr>
               <w:t>02</w:t>
@@ -1454,11 +1610,15 @@
               <w:keepLines/>
               <w:spacing w:after="0"/>
             </w:pPr>
-            <w:r/>
-            <w:r>
-              <w:rPr>
-                <w:rFonts w:ascii="Arial" w:hAnsi="Arial" w:eastAsia="Arial"/>
-                <w:b w:val="0"/>
+            <w:r>
+              <w:rPr>
+                <w:rFonts w:ascii="Arial" w:hAnsi="Arial" w:eastAsia="Arial"/>
+                <w:sz w:val="18"/>
+              </w:rPr>
+            </w:r>
+            <w:r>
+              <w:rPr>
+                <w:rFonts w:ascii="Arial" w:hAnsi="Arial" w:eastAsia="Arial"/>
                 <w:sz w:val="18"/>
               </w:rPr>
               <w:t>02</w:t>
@@ -1475,11 +1635,15 @@
               <w:keepLines/>
               <w:spacing w:after="0"/>
             </w:pPr>
-            <w:r/>
-            <w:r>
-              <w:rPr>
-                <w:rFonts w:ascii="Arial" w:hAnsi="Arial" w:eastAsia="Arial"/>
-                <w:b w:val="0"/>
+            <w:r>
+              <w:rPr>
+                <w:rFonts w:ascii="Arial" w:hAnsi="Arial" w:eastAsia="Arial"/>
+                <w:sz w:val="18"/>
+              </w:rPr>
+            </w:r>
+            <w:r>
+              <w:rPr>
+                <w:rFonts w:ascii="Arial" w:hAnsi="Arial" w:eastAsia="Arial"/>
                 <w:sz w:val="18"/>
               </w:rPr>
               <w:t>close 01; open 02</w:t>
@@ -1501,11 +1665,15 @@
               <w:keepLines/>
               <w:spacing w:after="0"/>
             </w:pPr>
-            <w:r/>
-            <w:r>
-              <w:rPr>
-                <w:rFonts w:ascii="Arial" w:hAnsi="Arial" w:eastAsia="Arial"/>
-                <w:b w:val="0"/>
+            <w:r>
+              <w:rPr>
+                <w:rFonts w:ascii="Arial" w:hAnsi="Arial" w:eastAsia="Arial"/>
+                <w:sz w:val="18"/>
+              </w:rPr>
+            </w:r>
+            <w:r>
+              <w:rPr>
+                <w:rFonts w:ascii="Arial" w:hAnsi="Arial" w:eastAsia="Arial"/>
                 <w:sz w:val="18"/>
               </w:rPr>
               <w:t>02</w:t>
@@ -1522,14 +1690,18 @@
               <w:keepLines/>
               <w:spacing w:after="0"/>
             </w:pPr>
-            <w:r/>
-            <w:r>
-              <w:rPr>
-                <w:rFonts w:ascii="Arial" w:hAnsi="Arial" w:eastAsia="Arial"/>
-                <w:b w:val="0"/>
-                <w:sz w:val="18"/>
-              </w:rPr>
-              <w:t>เห็นควรชดเชย และ totalCompensationAmount &gt; 100000</w:t>
+            <w:r>
+              <w:rPr>
+                <w:rFonts w:ascii="Arial" w:hAnsi="Arial" w:eastAsia="Arial"/>
+                <w:sz w:val="18"/>
+              </w:rPr>
+            </w:r>
+            <w:r>
+              <w:rPr>
+                <w:rFonts w:ascii="Arial" w:hAnsi="Arial" w:eastAsia="Arial"/>
+                <w:sz w:val="18"/>
+              </w:rPr>
+              <w:t>เห็นควรชดเชย และ 50,000 &lt; totalCompensationAmount &lt;= 300,000 (SDD GI)</w:t>
             </w:r>
           </w:p>
         </w:tc>
@@ -1543,11 +1715,15 @@
               <w:keepLines/>
               <w:spacing w:after="0"/>
             </w:pPr>
-            <w:r/>
-            <w:r>
-              <w:rPr>
-                <w:rFonts w:ascii="Arial" w:hAnsi="Arial" w:eastAsia="Arial"/>
-                <w:b w:val="0"/>
+            <w:r>
+              <w:rPr>
+                <w:rFonts w:ascii="Arial" w:hAnsi="Arial" w:eastAsia="Arial"/>
+                <w:sz w:val="18"/>
+              </w:rPr>
+            </w:r>
+            <w:r>
+              <w:rPr>
+                <w:rFonts w:ascii="Arial" w:hAnsi="Arial" w:eastAsia="Arial"/>
                 <w:sz w:val="18"/>
               </w:rPr>
               <w:t>03</w:t>
@@ -1564,11 +1740,15 @@
               <w:keepLines/>
               <w:spacing w:after="0"/>
             </w:pPr>
-            <w:r/>
-            <w:r>
-              <w:rPr>
-                <w:rFonts w:ascii="Arial" w:hAnsi="Arial" w:eastAsia="Arial"/>
-                <w:b w:val="0"/>
+            <w:r>
+              <w:rPr>
+                <w:rFonts w:ascii="Arial" w:hAnsi="Arial" w:eastAsia="Arial"/>
+                <w:sz w:val="18"/>
+              </w:rPr>
+            </w:r>
+            <w:r>
+              <w:rPr>
+                <w:rFonts w:ascii="Arial" w:hAnsi="Arial" w:eastAsia="Arial"/>
                 <w:sz w:val="18"/>
               </w:rPr>
               <w:t>03</w:t>
@@ -1585,11 +1765,15 @@
               <w:keepLines/>
               <w:spacing w:after="0"/>
             </w:pPr>
-            <w:r/>
-            <w:r>
-              <w:rPr>
-                <w:rFonts w:ascii="Arial" w:hAnsi="Arial" w:eastAsia="Arial"/>
-                <w:b w:val="0"/>
+            <w:r>
+              <w:rPr>
+                <w:rFonts w:ascii="Arial" w:hAnsi="Arial" w:eastAsia="Arial"/>
+                <w:sz w:val="18"/>
+              </w:rPr>
+            </w:r>
+            <w:r>
+              <w:rPr>
+                <w:rFonts w:ascii="Arial" w:hAnsi="Arial" w:eastAsia="Arial"/>
                 <w:sz w:val="18"/>
               </w:rPr>
               <w:t>close 02; open 03</w:t>
@@ -1611,11 +1795,15 @@
               <w:keepLines/>
               <w:spacing w:after="0"/>
             </w:pPr>
-            <w:r/>
-            <w:r>
-              <w:rPr>
-                <w:rFonts w:ascii="Arial" w:hAnsi="Arial" w:eastAsia="Arial"/>
-                <w:b w:val="0"/>
+            <w:r>
+              <w:rPr>
+                <w:rFonts w:ascii="Arial" w:hAnsi="Arial" w:eastAsia="Arial"/>
+                <w:sz w:val="18"/>
+              </w:rPr>
+            </w:r>
+            <w:r>
+              <w:rPr>
+                <w:rFonts w:ascii="Arial" w:hAnsi="Arial" w:eastAsia="Arial"/>
                 <w:sz w:val="18"/>
               </w:rPr>
               <w:t>02</w:t>
@@ -1632,14 +1820,18 @@
               <w:keepLines/>
               <w:spacing w:after="0"/>
             </w:pPr>
-            <w:r/>
-            <w:r>
-              <w:rPr>
-                <w:rFonts w:ascii="Arial" w:hAnsi="Arial" w:eastAsia="Arial"/>
-                <w:b w:val="0"/>
-                <w:sz w:val="18"/>
-              </w:rPr>
-              <w:t>เห็นควรชดเชย และ totalCompensationAmount &lt;= 100000</w:t>
+            <w:r>
+              <w:rPr>
+                <w:rFonts w:ascii="Arial" w:hAnsi="Arial" w:eastAsia="Arial"/>
+                <w:sz w:val="18"/>
+              </w:rPr>
+            </w:r>
+            <w:r>
+              <w:rPr>
+                <w:rFonts w:ascii="Arial" w:hAnsi="Arial" w:eastAsia="Arial"/>
+                <w:sz w:val="18"/>
+              </w:rPr>
+              <w:t>เห็นควรชดเชย และ totalCompensationAmount &lt;= 50,000 (SDD GI)</w:t>
             </w:r>
           </w:p>
         </w:tc>
@@ -1653,11 +1845,15 @@
               <w:keepLines/>
               <w:spacing w:after="0"/>
             </w:pPr>
-            <w:r/>
-            <w:r>
-              <w:rPr>
-                <w:rFonts w:ascii="Arial" w:hAnsi="Arial" w:eastAsia="Arial"/>
-                <w:b w:val="0"/>
+            <w:r>
+              <w:rPr>
+                <w:rFonts w:ascii="Arial" w:hAnsi="Arial" w:eastAsia="Arial"/>
+                <w:sz w:val="18"/>
+              </w:rPr>
+            </w:r>
+            <w:r>
+              <w:rPr>
+                <w:rFonts w:ascii="Arial" w:hAnsi="Arial" w:eastAsia="Arial"/>
                 <w:sz w:val="18"/>
               </w:rPr>
               <w:t>99</w:t>
@@ -1674,11 +1870,15 @@
               <w:keepLines/>
               <w:spacing w:after="0"/>
             </w:pPr>
-            <w:r/>
-            <w:r>
-              <w:rPr>
-                <w:rFonts w:ascii="Arial" w:hAnsi="Arial" w:eastAsia="Arial"/>
-                <w:b w:val="0"/>
+            <w:r>
+              <w:rPr>
+                <w:rFonts w:ascii="Arial" w:hAnsi="Arial" w:eastAsia="Arial"/>
+                <w:sz w:val="18"/>
+              </w:rPr>
+            </w:r>
+            <w:r>
+              <w:rPr>
+                <w:rFonts w:ascii="Arial" w:hAnsi="Arial" w:eastAsia="Arial"/>
                 <w:sz w:val="18"/>
               </w:rPr>
               <w:t>null</w:t>
@@ -1695,11 +1895,15 @@
               <w:keepLines/>
               <w:spacing w:after="0"/>
             </w:pPr>
-            <w:r/>
-            <w:r>
-              <w:rPr>
-                <w:rFonts w:ascii="Arial" w:hAnsi="Arial" w:eastAsia="Arial"/>
-                <w:b w:val="0"/>
+            <w:r>
+              <w:rPr>
+                <w:rFonts w:ascii="Arial" w:hAnsi="Arial" w:eastAsia="Arial"/>
+                <w:sz w:val="18"/>
+              </w:rPr>
+            </w:r>
+            <w:r>
+              <w:rPr>
+                <w:rFonts w:ascii="Arial" w:hAnsi="Arial" w:eastAsia="Arial"/>
                 <w:sz w:val="18"/>
               </w:rPr>
               <w:t>close 02; complete instance</w:t>
@@ -1721,11 +1925,15 @@
               <w:keepLines/>
               <w:spacing w:after="0"/>
             </w:pPr>
-            <w:r/>
-            <w:r>
-              <w:rPr>
-                <w:rFonts w:ascii="Arial" w:hAnsi="Arial" w:eastAsia="Arial"/>
-                <w:b w:val="0"/>
+            <w:r>
+              <w:rPr>
+                <w:rFonts w:ascii="Arial" w:hAnsi="Arial" w:eastAsia="Arial"/>
+                <w:sz w:val="18"/>
+              </w:rPr>
+            </w:r>
+            <w:r>
+              <w:rPr>
+                <w:rFonts w:ascii="Arial" w:hAnsi="Arial" w:eastAsia="Arial"/>
                 <w:sz w:val="18"/>
               </w:rPr>
               <w:t>03</w:t>
@@ -1742,11 +1950,15 @@
               <w:keepLines/>
               <w:spacing w:after="0"/>
             </w:pPr>
-            <w:r/>
-            <w:r>
-              <w:rPr>
-                <w:rFonts w:ascii="Arial" w:hAnsi="Arial" w:eastAsia="Arial"/>
-                <w:b w:val="0"/>
+            <w:r>
+              <w:rPr>
+                <w:rFonts w:ascii="Arial" w:hAnsi="Arial" w:eastAsia="Arial"/>
+                <w:sz w:val="18"/>
+              </w:rPr>
+            </w:r>
+            <w:r>
+              <w:rPr>
+                <w:rFonts w:ascii="Arial" w:hAnsi="Arial" w:eastAsia="Arial"/>
                 <w:sz w:val="18"/>
               </w:rPr>
               <w:t>เห็นควรชดเชย</w:t>
@@ -1763,11 +1975,15 @@
               <w:keepLines/>
               <w:spacing w:after="0"/>
             </w:pPr>
-            <w:r/>
-            <w:r>
-              <w:rPr>
-                <w:rFonts w:ascii="Arial" w:hAnsi="Arial" w:eastAsia="Arial"/>
-                <w:b w:val="0"/>
+            <w:r>
+              <w:rPr>
+                <w:rFonts w:ascii="Arial" w:hAnsi="Arial" w:eastAsia="Arial"/>
+                <w:sz w:val="18"/>
+              </w:rPr>
+            </w:r>
+            <w:r>
+              <w:rPr>
+                <w:rFonts w:ascii="Arial" w:hAnsi="Arial" w:eastAsia="Arial"/>
                 <w:sz w:val="18"/>
               </w:rPr>
               <w:t>99</w:t>
@@ -1784,11 +2000,15 @@
               <w:keepLines/>
               <w:spacing w:after="0"/>
             </w:pPr>
-            <w:r/>
-            <w:r>
-              <w:rPr>
-                <w:rFonts w:ascii="Arial" w:hAnsi="Arial" w:eastAsia="Arial"/>
-                <w:b w:val="0"/>
+            <w:r>
+              <w:rPr>
+                <w:rFonts w:ascii="Arial" w:hAnsi="Arial" w:eastAsia="Arial"/>
+                <w:sz w:val="18"/>
+              </w:rPr>
+            </w:r>
+            <w:r>
+              <w:rPr>
+                <w:rFonts w:ascii="Arial" w:hAnsi="Arial" w:eastAsia="Arial"/>
                 <w:sz w:val="18"/>
               </w:rPr>
               <w:t>null</w:t>
@@ -1805,11 +2025,15 @@
               <w:keepLines/>
               <w:spacing w:after="0"/>
             </w:pPr>
-            <w:r/>
-            <w:r>
-              <w:rPr>
-                <w:rFonts w:ascii="Arial" w:hAnsi="Arial" w:eastAsia="Arial"/>
-                <w:b w:val="0"/>
+            <w:r>
+              <w:rPr>
+                <w:rFonts w:ascii="Arial" w:hAnsi="Arial" w:eastAsia="Arial"/>
+                <w:sz w:val="18"/>
+              </w:rPr>
+            </w:r>
+            <w:r>
+              <w:rPr>
+                <w:rFonts w:ascii="Arial" w:hAnsi="Arial" w:eastAsia="Arial"/>
                 <w:sz w:val="18"/>
               </w:rPr>
               <w:t>close 03; complete instance</w:t>
@@ -1831,11 +2055,15 @@
               <w:keepLines/>
               <w:spacing w:after="0"/>
             </w:pPr>
-            <w:r/>
-            <w:r>
-              <w:rPr>
-                <w:rFonts w:ascii="Arial" w:hAnsi="Arial" w:eastAsia="Arial"/>
-                <w:b w:val="0"/>
+            <w:r>
+              <w:rPr>
+                <w:rFonts w:ascii="Arial" w:hAnsi="Arial" w:eastAsia="Arial"/>
+                <w:sz w:val="18"/>
+              </w:rPr>
+            </w:r>
+            <w:r>
+              <w:rPr>
+                <w:rFonts w:ascii="Arial" w:hAnsi="Arial" w:eastAsia="Arial"/>
                 <w:sz w:val="18"/>
               </w:rPr>
               <w:t>ทุก section ที่รองรับ</w:t>
@@ -1852,11 +2080,15 @@
               <w:keepLines/>
               <w:spacing w:after="0"/>
             </w:pPr>
-            <w:r/>
-            <w:r>
-              <w:rPr>
-                <w:rFonts w:ascii="Arial" w:hAnsi="Arial" w:eastAsia="Arial"/>
-                <w:b w:val="0"/>
+            <w:r>
+              <w:rPr>
+                <w:rFonts w:ascii="Arial" w:hAnsi="Arial" w:eastAsia="Arial"/>
+                <w:sz w:val="18"/>
+              </w:rPr>
+            </w:r>
+            <w:r>
+              <w:rPr>
+                <w:rFonts w:ascii="Arial" w:hAnsi="Arial" w:eastAsia="Arial"/>
                 <w:sz w:val="18"/>
               </w:rPr>
               <w:t>ส่งกลับ</w:t>
@@ -1873,11 +2105,15 @@
               <w:keepLines/>
               <w:spacing w:after="0"/>
             </w:pPr>
-            <w:r/>
-            <w:r>
-              <w:rPr>
-                <w:rFonts w:ascii="Arial" w:hAnsi="Arial" w:eastAsia="Arial"/>
-                <w:b w:val="0"/>
+            <w:r>
+              <w:rPr>
+                <w:rFonts w:ascii="Arial" w:hAnsi="Arial" w:eastAsia="Arial"/>
+                <w:sz w:val="18"/>
+              </w:rPr>
+            </w:r>
+            <w:r>
+              <w:rPr>
+                <w:rFonts w:ascii="Arial" w:hAnsi="Arial" w:eastAsia="Arial"/>
                 <w:sz w:val="18"/>
               </w:rPr>
               <w:t>รหัส section ปลายทางตาม action option</w:t>
@@ -1894,11 +2130,15 @@
               <w:keepLines/>
               <w:spacing w:after="0"/>
             </w:pPr>
-            <w:r/>
-            <w:r>
-              <w:rPr>
-                <w:rFonts w:ascii="Arial" w:hAnsi="Arial" w:eastAsia="Arial"/>
-                <w:b w:val="0"/>
+            <w:r>
+              <w:rPr>
+                <w:rFonts w:ascii="Arial" w:hAnsi="Arial" w:eastAsia="Arial"/>
+                <w:sz w:val="18"/>
+              </w:rPr>
+            </w:r>
+            <w:r>
+              <w:rPr>
+                <w:rFonts w:ascii="Arial" w:hAnsi="Arial" w:eastAsia="Arial"/>
                 <w:sz w:val="18"/>
               </w:rPr>
               <w:t>section ปลายทาง</w:t>
@@ -1915,11 +2155,15 @@
               <w:keepLines/>
               <w:spacing w:after="0"/>
             </w:pPr>
-            <w:r/>
-            <w:r>
-              <w:rPr>
-                <w:rFonts w:ascii="Arial" w:hAnsi="Arial" w:eastAsia="Arial"/>
-                <w:b w:val="0"/>
+            <w:r>
+              <w:rPr>
+                <w:rFonts w:ascii="Arial" w:hAnsi="Arial" w:eastAsia="Arial"/>
+                <w:sz w:val="18"/>
+              </w:rPr>
+            </w:r>
+            <w:r>
+              <w:rPr>
+                <w:rFonts w:ascii="Arial" w:hAnsi="Arial" w:eastAsia="Arial"/>
                 <w:sz w:val="18"/>
               </w:rPr>
               <w:t>close current; reopen target with new task id</w:t>
@@ -1941,11 +2185,15 @@
               <w:keepLines/>
               <w:spacing w:after="0"/>
             </w:pPr>
-            <w:r/>
-            <w:r>
-              <w:rPr>
-                <w:rFonts w:ascii="Arial" w:hAnsi="Arial" w:eastAsia="Arial"/>
-                <w:b w:val="0"/>
+            <w:r>
+              <w:rPr>
+                <w:rFonts w:ascii="Arial" w:hAnsi="Arial" w:eastAsia="Arial"/>
+                <w:sz w:val="18"/>
+              </w:rPr>
+            </w:r>
+            <w:r>
+              <w:rPr>
+                <w:rFonts w:ascii="Arial" w:hAnsi="Arial" w:eastAsia="Arial"/>
                 <w:sz w:val="18"/>
               </w:rPr>
               <w:t>06</w:t>
@@ -1962,11 +2210,15 @@
               <w:keepLines/>
               <w:spacing w:after="0"/>
             </w:pPr>
-            <w:r/>
-            <w:r>
-              <w:rPr>
-                <w:rFonts w:ascii="Arial" w:hAnsi="Arial" w:eastAsia="Arial"/>
-                <w:b w:val="0"/>
+            <w:r>
+              <w:rPr>
+                <w:rFonts w:ascii="Arial" w:hAnsi="Arial" w:eastAsia="Arial"/>
+                <w:sz w:val="18"/>
+              </w:rPr>
+            </w:r>
+            <w:r>
+              <w:rPr>
+                <w:rFonts w:ascii="Arial" w:hAnsi="Arial" w:eastAsia="Arial"/>
                 <w:sz w:val="18"/>
               </w:rPr>
               <w:t>เห็นควรไม่ชดเชย หรือ หยุดชดเชยประกันรายได้</w:t>
@@ -1983,11 +2235,15 @@
               <w:keepLines/>
               <w:spacing w:after="0"/>
             </w:pPr>
-            <w:r/>
-            <w:r>
-              <w:rPr>
-                <w:rFonts w:ascii="Arial" w:hAnsi="Arial" w:eastAsia="Arial"/>
-                <w:b w:val="0"/>
+            <w:r>
+              <w:rPr>
+                <w:rFonts w:ascii="Arial" w:hAnsi="Arial" w:eastAsia="Arial"/>
+                <w:sz w:val="18"/>
+              </w:rPr>
+            </w:r>
+            <w:r>
+              <w:rPr>
+                <w:rFonts w:ascii="Arial" w:hAnsi="Arial" w:eastAsia="Arial"/>
                 <w:sz w:val="18"/>
               </w:rPr>
               <w:t>99</w:t>
@@ -2004,11 +2260,15 @@
               <w:keepLines/>
               <w:spacing w:after="0"/>
             </w:pPr>
-            <w:r/>
-            <w:r>
-              <w:rPr>
-                <w:rFonts w:ascii="Arial" w:hAnsi="Arial" w:eastAsia="Arial"/>
-                <w:b w:val="0"/>
+            <w:r>
+              <w:rPr>
+                <w:rFonts w:ascii="Arial" w:hAnsi="Arial" w:eastAsia="Arial"/>
+                <w:sz w:val="18"/>
+              </w:rPr>
+            </w:r>
+            <w:r>
+              <w:rPr>
+                <w:rFonts w:ascii="Arial" w:hAnsi="Arial" w:eastAsia="Arial"/>
                 <w:sz w:val="18"/>
               </w:rPr>
               <w:t>null</w:t>
@@ -2025,11 +2285,15 @@
               <w:keepLines/>
               <w:spacing w:after="0"/>
             </w:pPr>
-            <w:r/>
-            <w:r>
-              <w:rPr>
-                <w:rFonts w:ascii="Arial" w:hAnsi="Arial" w:eastAsia="Arial"/>
-                <w:b w:val="0"/>
+            <w:r>
+              <w:rPr>
+                <w:rFonts w:ascii="Arial" w:hAnsi="Arial" w:eastAsia="Arial"/>
+                <w:sz w:val="18"/>
+              </w:rPr>
+            </w:r>
+            <w:r>
+              <w:rPr>
+                <w:rFonts w:ascii="Arial" w:hAnsi="Arial" w:eastAsia="Arial"/>
                 <w:sz w:val="18"/>
               </w:rPr>
               <w:t>close 06; complete instance</w:t>
@@ -2170,11 +2434,15 @@
               <w:keepLines/>
               <w:spacing w:after="0"/>
             </w:pPr>
-            <w:r/>
-            <w:r>
-              <w:rPr>
-                <w:rFonts w:ascii="Arial" w:hAnsi="Arial" w:eastAsia="Arial"/>
-                <w:b w:val="0"/>
+            <w:r>
+              <w:rPr>
+                <w:rFonts w:ascii="Arial" w:hAnsi="Arial" w:eastAsia="Arial"/>
+                <w:sz w:val="18"/>
+              </w:rPr>
+            </w:r>
+            <w:r>
+              <w:rPr>
+                <w:rFonts w:ascii="Arial" w:hAnsi="Arial" w:eastAsia="Arial"/>
                 <w:sz w:val="18"/>
               </w:rPr>
               <w:t>statusCode</w:t>
@@ -2191,11 +2459,15 @@
               <w:keepLines/>
               <w:spacing w:after="0"/>
             </w:pPr>
-            <w:r/>
-            <w:r>
-              <w:rPr>
-                <w:rFonts w:ascii="Arial" w:hAnsi="Arial" w:eastAsia="Arial"/>
-                <w:b w:val="0"/>
+            <w:r>
+              <w:rPr>
+                <w:rFonts w:ascii="Arial" w:hAnsi="Arial" w:eastAsia="Arial"/>
+                <w:sz w:val="18"/>
+              </w:rPr>
+            </w:r>
+            <w:r>
+              <w:rPr>
+                <w:rFonts w:ascii="Arial" w:hAnsi="Arial" w:eastAsia="Arial"/>
                 <w:sz w:val="18"/>
               </w:rPr>
               <w:t>enum 06|08|01|02|03|99</w:t>
@@ -2212,11 +2484,15 @@
               <w:keepLines/>
               <w:spacing w:after="0"/>
             </w:pPr>
-            <w:r/>
-            <w:r>
-              <w:rPr>
-                <w:rFonts w:ascii="Arial" w:hAnsi="Arial" w:eastAsia="Arial"/>
-                <w:b w:val="0"/>
+            <w:r>
+              <w:rPr>
+                <w:rFonts w:ascii="Arial" w:hAnsi="Arial" w:eastAsia="Arial"/>
+                <w:sz w:val="18"/>
+              </w:rPr>
+            </w:r>
+            <w:r>
+              <w:rPr>
+                <w:rFonts w:ascii="Arial" w:hAnsi="Arial" w:eastAsia="Arial"/>
                 <w:sz w:val="18"/>
               </w:rPr>
               <w:t>Yes</w:t>
@@ -2233,11 +2509,15 @@
               <w:keepLines/>
               <w:spacing w:after="0"/>
             </w:pPr>
-            <w:r/>
-            <w:r>
-              <w:rPr>
-                <w:rFonts w:ascii="Arial" w:hAnsi="Arial" w:eastAsia="Arial"/>
-                <w:b w:val="0"/>
+            <w:r>
+              <w:rPr>
+                <w:rFonts w:ascii="Arial" w:hAnsi="Arial" w:eastAsia="Arial"/>
+                <w:sz w:val="18"/>
+              </w:rPr>
+            </w:r>
+            <w:r>
+              <w:rPr>
+                <w:rFonts w:ascii="Arial" w:hAnsi="Arial" w:eastAsia="Arial"/>
                 <w:sz w:val="18"/>
               </w:rPr>
               <w:t>ค่าหลัง commit; 99 = เสร็จสิ้น</w:t>
@@ -2259,11 +2539,15 @@
               <w:keepLines/>
               <w:spacing w:after="0"/>
             </w:pPr>
-            <w:r/>
-            <w:r>
-              <w:rPr>
-                <w:rFonts w:ascii="Arial" w:hAnsi="Arial" w:eastAsia="Arial"/>
-                <w:b w:val="0"/>
+            <w:r>
+              <w:rPr>
+                <w:rFonts w:ascii="Arial" w:hAnsi="Arial" w:eastAsia="Arial"/>
+                <w:sz w:val="18"/>
+              </w:rPr>
+            </w:r>
+            <w:r>
+              <w:rPr>
+                <w:rFonts w:ascii="Arial" w:hAnsi="Arial" w:eastAsia="Arial"/>
                 <w:sz w:val="18"/>
               </w:rPr>
               <w:t>nextSection</w:t>
@@ -2280,11 +2564,15 @@
               <w:keepLines/>
               <w:spacing w:after="0"/>
             </w:pPr>
-            <w:r/>
-            <w:r>
-              <w:rPr>
-                <w:rFonts w:ascii="Arial" w:hAnsi="Arial" w:eastAsia="Arial"/>
-                <w:b w:val="0"/>
+            <w:r>
+              <w:rPr>
+                <w:rFonts w:ascii="Arial" w:hAnsi="Arial" w:eastAsia="Arial"/>
+                <w:sz w:val="18"/>
+              </w:rPr>
+            </w:r>
+            <w:r>
+              <w:rPr>
+                <w:rFonts w:ascii="Arial" w:hAnsi="Arial" w:eastAsia="Arial"/>
                 <w:sz w:val="18"/>
               </w:rPr>
               <w:t>enum 06|08|01|02|03 | null</w:t>
@@ -2301,11 +2589,15 @@
               <w:keepLines/>
               <w:spacing w:after="0"/>
             </w:pPr>
-            <w:r/>
-            <w:r>
-              <w:rPr>
-                <w:rFonts w:ascii="Arial" w:hAnsi="Arial" w:eastAsia="Arial"/>
-                <w:b w:val="0"/>
+            <w:r>
+              <w:rPr>
+                <w:rFonts w:ascii="Arial" w:hAnsi="Arial" w:eastAsia="Arial"/>
+                <w:sz w:val="18"/>
+              </w:rPr>
+            </w:r>
+            <w:r>
+              <w:rPr>
+                <w:rFonts w:ascii="Arial" w:hAnsi="Arial" w:eastAsia="Arial"/>
                 <w:sz w:val="18"/>
               </w:rPr>
               <w:t>Yes</w:t>
@@ -2322,11 +2614,15 @@
               <w:keepLines/>
               <w:spacing w:after="0"/>
             </w:pPr>
-            <w:r/>
-            <w:r>
-              <w:rPr>
-                <w:rFonts w:ascii="Arial" w:hAnsi="Arial" w:eastAsia="Arial"/>
-                <w:b w:val="0"/>
+            <w:r>
+              <w:rPr>
+                <w:rFonts w:ascii="Arial" w:hAnsi="Arial" w:eastAsia="Arial"/>
+                <w:sz w:val="18"/>
+              </w:rPr>
+            </w:r>
+            <w:r>
+              <w:rPr>
+                <w:rFonts w:ascii="Arial" w:hAnsi="Arial" w:eastAsia="Arial"/>
                 <w:sz w:val="18"/>
               </w:rPr>
               <w:t>null เมื่อ workflow จบ</w:t>
@@ -2348,11 +2644,15 @@
               <w:keepLines/>
               <w:spacing w:after="0"/>
             </w:pPr>
-            <w:r/>
-            <w:r>
-              <w:rPr>
-                <w:rFonts w:ascii="Arial" w:hAnsi="Arial" w:eastAsia="Arial"/>
-                <w:b w:val="0"/>
+            <w:r>
+              <w:rPr>
+                <w:rFonts w:ascii="Arial" w:hAnsi="Arial" w:eastAsia="Arial"/>
+                <w:sz w:val="18"/>
+              </w:rPr>
+            </w:r>
+            <w:r>
+              <w:rPr>
+                <w:rFonts w:ascii="Arial" w:hAnsi="Arial" w:eastAsia="Arial"/>
                 <w:sz w:val="18"/>
               </w:rPr>
               <w:t>message</w:t>
@@ -2369,11 +2669,15 @@
               <w:keepLines/>
               <w:spacing w:after="0"/>
             </w:pPr>
-            <w:r/>
-            <w:r>
-              <w:rPr>
-                <w:rFonts w:ascii="Arial" w:hAnsi="Arial" w:eastAsia="Arial"/>
-                <w:b w:val="0"/>
+            <w:r>
+              <w:rPr>
+                <w:rFonts w:ascii="Arial" w:hAnsi="Arial" w:eastAsia="Arial"/>
+                <w:sz w:val="18"/>
+              </w:rPr>
+            </w:r>
+            <w:r>
+              <w:rPr>
+                <w:rFonts w:ascii="Arial" w:hAnsi="Arial" w:eastAsia="Arial"/>
                 <w:sz w:val="18"/>
               </w:rPr>
               <w:t>string</w:t>
@@ -2390,11 +2694,15 @@
               <w:keepLines/>
               <w:spacing w:after="0"/>
             </w:pPr>
-            <w:r/>
-            <w:r>
-              <w:rPr>
-                <w:rFonts w:ascii="Arial" w:hAnsi="Arial" w:eastAsia="Arial"/>
-                <w:b w:val="0"/>
+            <w:r>
+              <w:rPr>
+                <w:rFonts w:ascii="Arial" w:hAnsi="Arial" w:eastAsia="Arial"/>
+                <w:sz w:val="18"/>
+              </w:rPr>
+            </w:r>
+            <w:r>
+              <w:rPr>
+                <w:rFonts w:ascii="Arial" w:hAnsi="Arial" w:eastAsia="Arial"/>
                 <w:sz w:val="18"/>
               </w:rPr>
               <w:t>Yes</w:t>
@@ -2411,14 +2719,716 @@
               <w:keepLines/>
               <w:spacing w:after="0"/>
             </w:pPr>
+            <w:r>
+              <w:rPr>
+                <w:rFonts w:ascii="Arial" w:hAnsi="Arial" w:eastAsia="Arial"/>
+                <w:sz w:val="18"/>
+              </w:rPr>
+            </w:r>
+            <w:r>
+              <w:rPr>
+                <w:rFonts w:ascii="Arial" w:hAnsi="Arial" w:eastAsia="Arial"/>
+                <w:sz w:val="18"/>
+              </w:rPr>
+              <w:t>ข้อความผล mutation สำหรับแสดงผู้ใช้</w:t>
+            </w:r>
+          </w:p>
+        </w:tc>
+      </w:tr>
+    </w:tbl>
+    <w:p/>
+    <w:p>
+      <w:pPr>
+        <w:pStyle w:val="Heading2"/>
+        <w:keepNext/>
+        <w:keepLines/>
+        <w:pageBreakBefore w:val="0"/>
+      </w:pPr>
+      <w:r>
+        <w:t>5.3 ข้อค้างตัดสินใจที่กระทบ endpoint ของเอกสารนี้ (ยังไม่ตัดสิน)</w:t>
+      </w:r>
+    </w:p>
+    <w:p>
+      <w:pPr>
+        <w:keepNext w:val="0"/>
+      </w:pPr>
+      <w:r>
+        <w:t xml:space="preserve">รายการต่อไปนี้ </w:t>
+      </w:r>
+      <w:r>
+        <w:rPr>
+          <w:b/>
+        </w:rPr>
+        <w:t>ยังไม่ตัดสิน</w:t>
+      </w:r>
+      <w:r>
+        <w:t xml:space="preserve"> ทั้งหมด · ทางเลือกและผลกระทบเต็มอยู่ที่ </w:t>
+      </w:r>
+      <w:r>
+        <w:rPr>
+          <w:rFonts w:ascii="Courier New" w:hAnsi="Courier New"/>
+        </w:rPr>
+        <w:t>SBPGI vs existing system หัวข้อ 4</w:t>
+      </w:r>
+      <w:r>
+        <w:t xml:space="preserve"> การตัดสินใจขั้นสุดท้ายเป็นของเจ้าของโครงการ — เอกสาร LLDD ฉบับนี้บันทึกไว้เป็นข้อค้าง และห้าม dev เลือกทางใดทางหนึ่งเองระหว่าง implement</w:t>
+      </w:r>
+    </w:p>
+    <w:tbl>
+      <w:tblPr>
+        <w:tblStyle w:val="TableGrid"/>
+        <w:tblW w:type="auto" w:w="0"/>
+        <w:jc w:val="center"/>
+        <w:tblLook w:firstColumn="1" w:firstRow="1" w:lastColumn="0" w:lastRow="0" w:noHBand="0" w:noVBand="1" w:val="04A0"/>
+      </w:tblPr>
+      <w:tblGrid>
+        <w:gridCol w:w="2520"/>
+        <w:gridCol w:w="2520"/>
+        <w:gridCol w:w="2520"/>
+        <w:gridCol w:w="2520"/>
+      </w:tblGrid>
+      <w:tr>
+        <w:trPr>
+          <w:cantSplit/>
+        </w:trPr>
+        <w:tc>
+          <w:tcPr>
+            <w:tcW w:type="dxa" w:w="2520"/>
+            <w:vAlign w:val="center"/>
+            <w:shd w:fill="E8EEF5"/>
+          </w:tcPr>
+          <w:p>
+            <w:pPr>
+              <w:keepLines/>
+              <w:spacing w:after="0"/>
+            </w:pPr>
             <w:r/>
             <w:r>
               <w:rPr>
                 <w:rFonts w:ascii="Arial" w:hAnsi="Arial" w:eastAsia="Arial"/>
-                <w:b w:val="0"/>
-                <w:sz w:val="18"/>
-              </w:rPr>
-              <w:t>ข้อความผล mutation สำหรับแสดงผู้ใช้</w:t>
+                <w:b/>
+                <w:sz w:val="18"/>
+              </w:rPr>
+              <w:t>ข้อค้าง</w:t>
+            </w:r>
+          </w:p>
+        </w:tc>
+        <w:tc>
+          <w:tcPr>
+            <w:tcW w:type="dxa" w:w="2520"/>
+            <w:vAlign w:val="center"/>
+            <w:shd w:fill="E8EEF5"/>
+          </w:tcPr>
+          <w:p>
+            <w:pPr>
+              <w:keepLines/>
+              <w:spacing w:after="0"/>
+            </w:pPr>
+            <w:r/>
+            <w:r>
+              <w:rPr>
+                <w:rFonts w:ascii="Arial" w:hAnsi="Arial" w:eastAsia="Arial"/>
+                <w:b/>
+                <w:sz w:val="18"/>
+              </w:rPr>
+              <w:t>ทางเลือก A</w:t>
+            </w:r>
+          </w:p>
+        </w:tc>
+        <w:tc>
+          <w:tcPr>
+            <w:tcW w:type="dxa" w:w="2520"/>
+            <w:vAlign w:val="center"/>
+            <w:shd w:fill="E8EEF5"/>
+          </w:tcPr>
+          <w:p>
+            <w:pPr>
+              <w:keepLines/>
+              <w:spacing w:after="0"/>
+            </w:pPr>
+            <w:r/>
+            <w:r>
+              <w:rPr>
+                <w:rFonts w:ascii="Arial" w:hAnsi="Arial" w:eastAsia="Arial"/>
+                <w:b/>
+                <w:sz w:val="18"/>
+              </w:rPr>
+              <w:t>ทางเลือก B</w:t>
+            </w:r>
+          </w:p>
+        </w:tc>
+        <w:tc>
+          <w:tcPr>
+            <w:tcW w:type="dxa" w:w="2520"/>
+            <w:vAlign w:val="center"/>
+            <w:shd w:fill="E8EEF5"/>
+          </w:tcPr>
+          <w:p>
+            <w:pPr>
+              <w:keepLines/>
+              <w:spacing w:after="0"/>
+            </w:pPr>
+            <w:r/>
+            <w:r>
+              <w:rPr>
+                <w:rFonts w:ascii="Arial" w:hAnsi="Arial" w:eastAsia="Arial"/>
+                <w:b/>
+                <w:sz w:val="18"/>
+              </w:rPr>
+              <w:t>สถานะ</w:t>
+            </w:r>
+          </w:p>
+        </w:tc>
+      </w:tr>
+      <w:tr>
+        <w:trPr>
+          <w:cantSplit/>
+        </w:trPr>
+        <w:tc>
+          <w:tcPr>
+            <w:tcW w:type="dxa" w:w="2520"/>
+            <w:vAlign w:val="center"/>
+          </w:tcPr>
+          <w:p>
+            <w:pPr>
+              <w:keepLines/>
+              <w:spacing w:after="0"/>
+            </w:pPr>
+            <w:r>
+              <w:rPr>
+                <w:rFonts w:ascii="Arial" w:hAnsi="Arial" w:eastAsia="Arial"/>
+                <w:sz w:val="18"/>
+              </w:rPr>
+            </w:r>
+            <w:r>
+              <w:rPr>
+                <w:rFonts w:ascii="Arial" w:hAnsi="Arial" w:eastAsia="Arial"/>
+                <w:sz w:val="18"/>
+              </w:rPr>
+              <w:t xml:space="preserve">DP-7 · แหล่งข้อมูลของ </w:t>
+            </w:r>
+            <w:r>
+              <w:rPr>
+                <w:rFonts w:ascii="Courier New" w:hAnsi="Courier New" w:eastAsia="Arial"/>
+                <w:sz w:val="18"/>
+              </w:rPr>
+              <w:t>GET /documents/{docNo}/timeline</w:t>
+            </w:r>
+          </w:p>
+        </w:tc>
+        <w:tc>
+          <w:tcPr>
+            <w:tcW w:type="dxa" w:w="2520"/>
+            <w:vAlign w:val="center"/>
+          </w:tcPr>
+          <w:p>
+            <w:pPr>
+              <w:keepLines/>
+              <w:spacing w:after="0"/>
+            </w:pPr>
+            <w:r>
+              <w:rPr>
+                <w:rFonts w:ascii="Arial" w:hAnsi="Arial" w:eastAsia="Arial"/>
+                <w:sz w:val="18"/>
+              </w:rPr>
+            </w:r>
+            <w:r>
+              <w:rPr>
+                <w:rFonts w:ascii="Arial" w:hAnsi="Arial" w:eastAsia="Arial"/>
+                <w:sz w:val="18"/>
+              </w:rPr>
+              <w:t xml:space="preserve">อ่าน </w:t>
+            </w:r>
+            <w:r>
+              <w:rPr>
+                <w:rFonts w:ascii="Courier New" w:hAnsi="Courier New" w:eastAsia="Arial"/>
+                <w:sz w:val="18"/>
+              </w:rPr>
+              <w:t>consideration_logs</w:t>
+            </w:r>
+            <w:r>
+              <w:rPr>
+                <w:rFonts w:ascii="Arial" w:hAnsi="Arial" w:eastAsia="Arial"/>
+                <w:sz w:val="18"/>
+              </w:rPr>
+              <w:t xml:space="preserve"> ของ SBPGI เป็น timeline เต็ม (สถานะปัจจุบันของแบบ)</w:t>
+            </w:r>
+          </w:p>
+        </w:tc>
+        <w:tc>
+          <w:tcPr>
+            <w:tcW w:type="dxa" w:w="2520"/>
+            <w:vAlign w:val="center"/>
+          </w:tcPr>
+          <w:p>
+            <w:pPr>
+              <w:keepLines/>
+              <w:spacing w:after="0"/>
+            </w:pPr>
+            <w:r>
+              <w:rPr>
+                <w:rFonts w:ascii="Arial" w:hAnsi="Arial" w:eastAsia="Arial"/>
+                <w:sz w:val="18"/>
+              </w:rPr>
+            </w:r>
+            <w:r>
+              <w:rPr>
+                <w:rFonts w:ascii="Arial" w:hAnsi="Arial" w:eastAsia="Arial"/>
+                <w:sz w:val="18"/>
+              </w:rPr>
+              <w:t xml:space="preserve">อ่าน </w:t>
+            </w:r>
+            <w:r>
+              <w:rPr>
+                <w:rFonts w:ascii="Courier New" w:hAnsi="Courier New" w:eastAsia="Arial"/>
+                <w:sz w:val="18"/>
+              </w:rPr>
+              <w:t>getHistory()</w:t>
+            </w:r>
+            <w:r>
+              <w:rPr>
+                <w:rFonts w:ascii="Arial" w:hAnsi="Arial" w:eastAsia="Arial"/>
+                <w:sz w:val="18"/>
+              </w:rPr>
+              <w:t xml:space="preserve"> / </w:t>
+            </w:r>
+            <w:r>
+              <w:rPr>
+                <w:rFonts w:ascii="Courier New" w:hAnsi="Courier New" w:eastAsia="Arial"/>
+                <w:sz w:val="18"/>
+              </w:rPr>
+              <w:t>sps_store.workflow_history</w:t>
+            </w:r>
+            <w:r>
+              <w:rPr>
+                <w:rFonts w:ascii="Arial" w:hAnsi="Arial" w:eastAsia="Arial"/>
+                <w:sz w:val="18"/>
+              </w:rPr>
+              <w:t xml:space="preserve"> ของ engine แล้ว join </w:t>
+            </w:r>
+            <w:r>
+              <w:rPr>
+                <w:rFonts w:ascii="Courier New" w:hAnsi="Courier New" w:eastAsia="Arial"/>
+                <w:sz w:val="18"/>
+              </w:rPr>
+              <w:t>consideration_logs</w:t>
+            </w:r>
+            <w:r>
+              <w:rPr>
+                <w:rFonts w:ascii="Arial" w:hAnsi="Arial" w:eastAsia="Arial"/>
+                <w:sz w:val="18"/>
+              </w:rPr>
+              <w:t xml:space="preserve"> เป็นตารางส่วนขยาย (decision code · ไฟล์แนบ · ความเห็น ซึ่ง engine ไม่มี)</w:t>
+            </w:r>
+          </w:p>
+        </w:tc>
+        <w:tc>
+          <w:tcPr>
+            <w:tcW w:type="dxa" w:w="2520"/>
+            <w:vAlign w:val="center"/>
+          </w:tcPr>
+          <w:p>
+            <w:pPr>
+              <w:keepLines/>
+              <w:spacing w:after="0"/>
+            </w:pPr>
+            <w:r>
+              <w:rPr>
+                <w:rFonts w:ascii="Arial" w:hAnsi="Arial" w:eastAsia="Arial"/>
+                <w:sz w:val="18"/>
+              </w:rPr>
+            </w:r>
+            <w:r>
+              <w:rPr>
+                <w:rFonts w:ascii="Arial" w:hAnsi="Arial" w:eastAsia="Arial"/>
+                <w:sz w:val="18"/>
+              </w:rPr>
+              <w:t xml:space="preserve">ยังไม่ตัดสิน · กระทบทั้ง DDL ของ </w:t>
+            </w:r>
+            <w:r>
+              <w:rPr>
+                <w:rFonts w:ascii="Courier New" w:hAnsi="Courier New" w:eastAsia="Arial"/>
+                <w:sz w:val="18"/>
+              </w:rPr>
+              <w:t>consideration_logs</w:t>
+            </w:r>
+            <w:r>
+              <w:rPr>
+                <w:rFonts w:ascii="Arial" w:hAnsi="Arial" w:eastAsia="Arial"/>
+                <w:sz w:val="18"/>
+              </w:rPr>
+              <w:t xml:space="preserve"> และรูปแบบ response</w:t>
+            </w:r>
+          </w:p>
+        </w:tc>
+      </w:tr>
+      <w:tr>
+        <w:trPr>
+          <w:cantSplit/>
+        </w:trPr>
+        <w:tc>
+          <w:tcPr>
+            <w:tcW w:type="dxa" w:w="2520"/>
+            <w:vAlign w:val="center"/>
+          </w:tcPr>
+          <w:p>
+            <w:pPr>
+              <w:keepLines/>
+              <w:spacing w:after="0"/>
+            </w:pPr>
+            <w:r>
+              <w:rPr>
+                <w:rFonts w:ascii="Arial" w:hAnsi="Arial" w:eastAsia="Arial"/>
+                <w:sz w:val="18"/>
+              </w:rPr>
+            </w:r>
+            <w:r>
+              <w:rPr>
+                <w:rFonts w:ascii="Arial" w:hAnsi="Arial" w:eastAsia="Arial"/>
+                <w:sz w:val="18"/>
+              </w:rPr>
+              <w:t xml:space="preserve">DP-1 · </w:t>
+            </w:r>
+            <w:r>
+              <w:rPr>
+                <w:rFonts w:ascii="Courier New" w:hAnsi="Courier New" w:eastAsia="Arial"/>
+                <w:sz w:val="18"/>
+              </w:rPr>
+              <w:t>referenceId</w:t>
+            </w:r>
+            <w:r>
+              <w:rPr>
+                <w:rFonts w:ascii="Arial" w:hAnsi="Arial" w:eastAsia="Arial"/>
+                <w:sz w:val="18"/>
+              </w:rPr>
+              <w:t xml:space="preserve"> ที่ส่งเข้า engine</w:t>
+            </w:r>
+          </w:p>
+        </w:tc>
+        <w:tc>
+          <w:tcPr>
+            <w:tcW w:type="dxa" w:w="2520"/>
+            <w:vAlign w:val="center"/>
+          </w:tcPr>
+          <w:p>
+            <w:pPr>
+              <w:keepLines/>
+              <w:spacing w:after="0"/>
+            </w:pPr>
+            <w:r>
+              <w:rPr>
+                <w:rFonts w:ascii="Arial" w:hAnsi="Arial" w:eastAsia="Arial"/>
+                <w:sz w:val="18"/>
+              </w:rPr>
+            </w:r>
+            <w:r>
+              <w:rPr>
+                <w:rFonts w:ascii="Courier New" w:hAnsi="Courier New" w:eastAsia="Arial"/>
+                <w:sz w:val="18"/>
+              </w:rPr>
+              <w:t>doc_no</w:t>
+            </w:r>
+          </w:p>
+        </w:tc>
+        <w:tc>
+          <w:tcPr>
+            <w:tcW w:type="dxa" w:w="2520"/>
+            <w:vAlign w:val="center"/>
+          </w:tcPr>
+          <w:p>
+            <w:pPr>
+              <w:keepLines/>
+              <w:spacing w:after="0"/>
+            </w:pPr>
+            <w:r>
+              <w:rPr>
+                <w:rFonts w:ascii="Arial" w:hAnsi="Arial" w:eastAsia="Arial"/>
+                <w:sz w:val="18"/>
+              </w:rPr>
+            </w:r>
+            <w:r>
+              <w:rPr>
+                <w:rFonts w:ascii="Arial" w:hAnsi="Arial" w:eastAsia="Arial"/>
+                <w:sz w:val="18"/>
+              </w:rPr>
+              <w:t>surrogate id (แบบที่ cooperation-request / inform-evaluate ทำจริงทุกจุด)</w:t>
+            </w:r>
+          </w:p>
+        </w:tc>
+        <w:tc>
+          <w:tcPr>
+            <w:tcW w:type="dxa" w:w="2520"/>
+            <w:vAlign w:val="center"/>
+          </w:tcPr>
+          <w:p>
+            <w:pPr>
+              <w:keepLines/>
+              <w:spacing w:after="0"/>
+            </w:pPr>
+            <w:r>
+              <w:rPr>
+                <w:rFonts w:ascii="Arial" w:hAnsi="Arial" w:eastAsia="Arial"/>
+                <w:sz w:val="18"/>
+              </w:rPr>
+            </w:r>
+            <w:r>
+              <w:rPr>
+                <w:rFonts w:ascii="Arial" w:hAnsi="Arial" w:eastAsia="Arial"/>
+                <w:sz w:val="18"/>
+              </w:rPr>
+              <w:t>ยังไม่ตัดสิน 🔴</w:t>
+            </w:r>
+          </w:p>
+        </w:tc>
+      </w:tr>
+      <w:tr>
+        <w:trPr>
+          <w:cantSplit/>
+        </w:trPr>
+        <w:tc>
+          <w:tcPr>
+            <w:tcW w:type="dxa" w:w="2520"/>
+            <w:vAlign w:val="center"/>
+          </w:tcPr>
+          <w:p>
+            <w:pPr>
+              <w:keepLines/>
+              <w:spacing w:after="0"/>
+            </w:pPr>
+            <w:r>
+              <w:rPr>
+                <w:rFonts w:ascii="Arial" w:hAnsi="Arial" w:eastAsia="Arial"/>
+                <w:sz w:val="18"/>
+              </w:rPr>
+            </w:r>
+            <w:r>
+              <w:rPr>
+                <w:rFonts w:ascii="Arial" w:hAnsi="Arial" w:eastAsia="Arial"/>
+                <w:sz w:val="18"/>
+              </w:rPr>
+              <w:t xml:space="preserve">DP-2 · </w:t>
+            </w:r>
+            <w:r>
+              <w:rPr>
+                <w:rFonts w:ascii="Courier New" w:hAnsi="Courier New" w:eastAsia="Arial"/>
+                <w:sz w:val="18"/>
+              </w:rPr>
+              <w:t>sps_store.workflow_transaction</w:t>
+            </w:r>
+            <w:r>
+              <w:rPr>
+                <w:rFonts w:ascii="Arial" w:hAnsi="Arial" w:eastAsia="Arial"/>
+                <w:sz w:val="18"/>
+              </w:rPr>
+              <w:t xml:space="preserve"> ไม่มี PK/index</w:t>
+            </w:r>
+          </w:p>
+        </w:tc>
+        <w:tc>
+          <w:tcPr>
+            <w:tcW w:type="dxa" w:w="2520"/>
+            <w:vAlign w:val="center"/>
+          </w:tcPr>
+          <w:p>
+            <w:pPr>
+              <w:keepLines/>
+              <w:spacing w:after="0"/>
+            </w:pPr>
+            <w:r>
+              <w:rPr>
+                <w:rFonts w:ascii="Arial" w:hAnsi="Arial" w:eastAsia="Arial"/>
+                <w:sz w:val="18"/>
+              </w:rPr>
+            </w:r>
+            <w:r>
+              <w:rPr>
+                <w:rFonts w:ascii="Arial" w:hAnsi="Arial" w:eastAsia="Arial"/>
+                <w:sz w:val="18"/>
+              </w:rPr>
+              <w:t>ขอ sign-off ให้ทีมเจ้าของ library เพิ่ม PK + UNIQUE + index</w:t>
+            </w:r>
+          </w:p>
+        </w:tc>
+        <w:tc>
+          <w:tcPr>
+            <w:tcW w:type="dxa" w:w="2520"/>
+            <w:vAlign w:val="center"/>
+          </w:tcPr>
+          <w:p>
+            <w:pPr>
+              <w:keepLines/>
+              <w:spacing w:after="0"/>
+            </w:pPr>
+            <w:r>
+              <w:rPr>
+                <w:rFonts w:ascii="Arial" w:hAnsi="Arial" w:eastAsia="Arial"/>
+                <w:sz w:val="18"/>
+              </w:rPr>
+            </w:r>
+            <w:r>
+              <w:rPr>
+                <w:rFonts w:ascii="Arial" w:hAnsi="Arial" w:eastAsia="Arial"/>
+                <w:sz w:val="18"/>
+              </w:rPr>
+              <w:t>กันซ้ำและทำ index ที่ฝั่ง SBPGI</w:t>
+            </w:r>
+          </w:p>
+        </w:tc>
+        <w:tc>
+          <w:tcPr>
+            <w:tcW w:type="dxa" w:w="2520"/>
+            <w:vAlign w:val="center"/>
+          </w:tcPr>
+          <w:p>
+            <w:pPr>
+              <w:keepLines/>
+              <w:spacing w:after="0"/>
+            </w:pPr>
+            <w:r>
+              <w:rPr>
+                <w:rFonts w:ascii="Arial" w:hAnsi="Arial" w:eastAsia="Arial"/>
+                <w:sz w:val="18"/>
+              </w:rPr>
+            </w:r>
+            <w:r>
+              <w:rPr>
+                <w:rFonts w:ascii="Arial" w:hAnsi="Arial" w:eastAsia="Arial"/>
+                <w:sz w:val="18"/>
+              </w:rPr>
+              <w:t>ยังไม่ตัดสิน 🔴 · ทุก action ต้อง seq-scan 19,283 แถว</w:t>
+            </w:r>
+          </w:p>
+        </w:tc>
+      </w:tr>
+      <w:tr>
+        <w:trPr>
+          <w:cantSplit/>
+        </w:trPr>
+        <w:tc>
+          <w:tcPr>
+            <w:tcW w:type="dxa" w:w="2520"/>
+            <w:vAlign w:val="center"/>
+          </w:tcPr>
+          <w:p>
+            <w:pPr>
+              <w:keepLines/>
+              <w:spacing w:after="0"/>
+            </w:pPr>
+            <w:r>
+              <w:rPr>
+                <w:rFonts w:ascii="Arial" w:hAnsi="Arial" w:eastAsia="Arial"/>
+                <w:sz w:val="18"/>
+              </w:rPr>
+            </w:r>
+            <w:r>
+              <w:rPr>
+                <w:rFonts w:ascii="Arial" w:hAnsi="Arial" w:eastAsia="Arial"/>
+                <w:sz w:val="18"/>
+              </w:rPr>
+              <w:t>DP-5 · ใครส่งอีเมลหลัง action</w:t>
+            </w:r>
+          </w:p>
+        </w:tc>
+        <w:tc>
+          <w:tcPr>
+            <w:tcW w:type="dxa" w:w="2520"/>
+            <w:vAlign w:val="center"/>
+          </w:tcPr>
+          <w:p>
+            <w:pPr>
+              <w:keepLines/>
+              <w:spacing w:after="0"/>
+            </w:pPr>
+            <w:r>
+              <w:rPr>
+                <w:rFonts w:ascii="Arial" w:hAnsi="Arial" w:eastAsia="Arial"/>
+                <w:sz w:val="18"/>
+              </w:rPr>
+            </w:r>
+            <w:r>
+              <w:rPr>
+                <w:rFonts w:ascii="Arial" w:hAnsi="Arial" w:eastAsia="Arial"/>
+                <w:sz w:val="18"/>
+              </w:rPr>
+              <w:t xml:space="preserve">engine ส่งเองผ่าน </w:t>
+            </w:r>
+            <w:r>
+              <w:rPr>
+                <w:rFonts w:ascii="Courier New" w:hAnsi="Courier New" w:eastAsia="Arial"/>
+                <w:sz w:val="18"/>
+              </w:rPr>
+              <w:t>workflow_route.email_id</w:t>
+            </w:r>
+          </w:p>
+        </w:tc>
+        <w:tc>
+          <w:tcPr>
+            <w:tcW w:type="dxa" w:w="2520"/>
+            <w:vAlign w:val="center"/>
+          </w:tcPr>
+          <w:p>
+            <w:pPr>
+              <w:keepLines/>
+              <w:spacing w:after="0"/>
+            </w:pPr>
+            <w:r>
+              <w:rPr>
+                <w:rFonts w:ascii="Arial" w:hAnsi="Arial" w:eastAsia="Arial"/>
+                <w:sz w:val="18"/>
+              </w:rPr>
+            </w:r>
+            <w:r>
+              <w:rPr>
+                <w:rFonts w:ascii="Arial" w:hAnsi="Arial" w:eastAsia="Arial"/>
+                <w:sz w:val="18"/>
+              </w:rPr>
+              <w:t xml:space="preserve">SBPGI ส่งเองด้วย </w:t>
+            </w:r>
+            <w:r>
+              <w:rPr>
+                <w:rFonts w:ascii="Courier New" w:hAnsi="Courier New" w:eastAsia="Arial"/>
+                <w:sz w:val="18"/>
+              </w:rPr>
+              <w:t>@gosoft-sbp/email-lib</w:t>
+            </w:r>
+            <w:r>
+              <w:rPr>
+                <w:rFonts w:ascii="Arial" w:hAnsi="Arial" w:eastAsia="Arial"/>
+                <w:sz w:val="18"/>
+              </w:rPr>
+              <w:t xml:space="preserve"> ตาม </w:t>
+            </w:r>
+            <w:r>
+              <w:rPr>
+                <w:rFonts w:ascii="Courier New" w:hAnsi="Courier New" w:eastAsia="Arial"/>
+                <w:sz w:val="18"/>
+              </w:rPr>
+              <w:t>status_email_rules</w:t>
+            </w:r>
+          </w:p>
+        </w:tc>
+        <w:tc>
+          <w:tcPr>
+            <w:tcW w:type="dxa" w:w="2520"/>
+            <w:vAlign w:val="center"/>
+          </w:tcPr>
+          <w:p>
+            <w:pPr>
+              <w:keepLines/>
+              <w:spacing w:after="0"/>
+            </w:pPr>
+            <w:r>
+              <w:rPr>
+                <w:rFonts w:ascii="Arial" w:hAnsi="Arial" w:eastAsia="Arial"/>
+                <w:sz w:val="18"/>
+              </w:rPr>
+            </w:r>
+            <w:r>
+              <w:rPr>
+                <w:rFonts w:ascii="Arial" w:hAnsi="Arial" w:eastAsia="Arial"/>
+                <w:sz w:val="18"/>
+              </w:rPr>
+              <w:t>ยังไม่ตัดสิน · ยังไม่มีใครพิสูจน์ว่า engine ส่งจริง</w:t>
             </w:r>
           </w:p>
         </w:tc>
@@ -2510,11 +3520,15 @@
               <w:keepLines/>
               <w:spacing w:after="0"/>
             </w:pPr>
-            <w:r/>
-            <w:r>
-              <w:rPr>
-                <w:rFonts w:ascii="Arial" w:hAnsi="Arial" w:eastAsia="Arial"/>
-                <w:b w:val="0"/>
+            <w:r>
+              <w:rPr>
+                <w:rFonts w:ascii="Arial" w:hAnsi="Arial" w:eastAsia="Arial"/>
+                <w:sz w:val="18"/>
+              </w:rPr>
+            </w:r>
+            <w:r>
+              <w:rPr>
+                <w:rFonts w:ascii="Arial" w:hAnsi="Arial" w:eastAsia="Arial"/>
                 <w:sz w:val="18"/>
               </w:rPr>
               <w:t>Input</w:t>
@@ -2531,11 +3545,15 @@
               <w:keepLines/>
               <w:spacing w:after="0"/>
             </w:pPr>
-            <w:r/>
-            <w:r>
-              <w:rPr>
-                <w:rFonts w:ascii="Arial" w:hAnsi="Arial" w:eastAsia="Arial"/>
-                <w:b w:val="0"/>
+            <w:r>
+              <w:rPr>
+                <w:rFonts w:ascii="Arial" w:hAnsi="Arial" w:eastAsia="Arial"/>
+                <w:sz w:val="18"/>
+              </w:rPr>
+            </w:r>
+            <w:r>
+              <w:rPr>
+                <w:rFonts w:ascii="Arial" w:hAnsi="Arial" w:eastAsia="Arial"/>
                 <w:sz w:val="18"/>
               </w:rPr>
               <w:t>POST /api/v1/documents/{docNo}/actions; GET /api/v1/documents/{docNo}/timeline</w:t>
@@ -2557,11 +3575,15 @@
               <w:keepLines/>
               <w:spacing w:after="0"/>
             </w:pPr>
-            <w:r/>
-            <w:r>
-              <w:rPr>
-                <w:rFonts w:ascii="Arial" w:hAnsi="Arial" w:eastAsia="Arial"/>
-                <w:b w:val="0"/>
+            <w:r>
+              <w:rPr>
+                <w:rFonts w:ascii="Arial" w:hAnsi="Arial" w:eastAsia="Arial"/>
+                <w:sz w:val="18"/>
+              </w:rPr>
+            </w:r>
+            <w:r>
+              <w:rPr>
+                <w:rFonts w:ascii="Arial" w:hAnsi="Arial" w:eastAsia="Arial"/>
                 <w:sz w:val="18"/>
               </w:rPr>
               <w:t>Progress</w:t>
@@ -2578,11 +3600,15 @@
               <w:keepLines/>
               <w:spacing w:after="0"/>
             </w:pPr>
-            <w:r/>
-            <w:r>
-              <w:rPr>
-                <w:rFonts w:ascii="Arial" w:hAnsi="Arial" w:eastAsia="Arial"/>
-                <w:b w:val="0"/>
+            <w:r>
+              <w:rPr>
+                <w:rFonts w:ascii="Arial" w:hAnsi="Arial" w:eastAsia="Arial"/>
+                <w:sz w:val="18"/>
+              </w:rPr>
+            </w:r>
+            <w:r>
+              <w:rPr>
+                <w:rFonts w:ascii="Arial" w:hAnsi="Arial" w:eastAsia="Arial"/>
                 <w:sz w:val="18"/>
               </w:rPr>
               <w:t>Lock current action task; Validate owner and selected result against actionOptions; Apply server-side business rule; Update document/task</w:t>
@@ -2604,11 +3630,15 @@
               <w:keepLines/>
               <w:spacing w:after="0"/>
             </w:pPr>
-            <w:r/>
-            <w:r>
-              <w:rPr>
-                <w:rFonts w:ascii="Arial" w:hAnsi="Arial" w:eastAsia="Arial"/>
-                <w:b w:val="0"/>
+            <w:r>
+              <w:rPr>
+                <w:rFonts w:ascii="Arial" w:hAnsi="Arial" w:eastAsia="Arial"/>
+                <w:sz w:val="18"/>
+              </w:rPr>
+            </w:r>
+            <w:r>
+              <w:rPr>
+                <w:rFonts w:ascii="Arial" w:hAnsi="Arial" w:eastAsia="Arial"/>
                 <w:sz w:val="18"/>
               </w:rPr>
               <w:t>Output</w:t>
@@ -2625,11 +3655,15 @@
               <w:keepLines/>
               <w:spacing w:after="0"/>
             </w:pPr>
-            <w:r/>
-            <w:r>
-              <w:rPr>
-                <w:rFonts w:ascii="Arial" w:hAnsi="Arial" w:eastAsia="Arial"/>
-                <w:b w:val="0"/>
+            <w:r>
+              <w:rPr>
+                <w:rFonts w:ascii="Arial" w:hAnsi="Arial" w:eastAsia="Arial"/>
+                <w:sz w:val="18"/>
+              </w:rPr>
+            </w:r>
+            <w:r>
+              <w:rPr>
+                <w:rFonts w:ascii="Arial" w:hAnsi="Arial" w:eastAsia="Arial"/>
                 <w:sz w:val="18"/>
               </w:rPr>
               <w:t>workflow_transaction / workflow_history / workflow_approver (@srm/glb-workflow); compensation_documents; consideration_logs</w:t>
@@ -2770,11 +3804,15 @@
               <w:keepLines/>
               <w:spacing w:after="0"/>
             </w:pPr>
-            <w:r/>
-            <w:r>
-              <w:rPr>
-                <w:rFonts w:ascii="Arial" w:hAnsi="Arial" w:eastAsia="Arial"/>
-                <w:b w:val="0"/>
+            <w:r>
+              <w:rPr>
+                <w:rFonts w:ascii="Arial" w:hAnsi="Arial" w:eastAsia="Arial"/>
+                <w:sz w:val="18"/>
+              </w:rPr>
+            </w:r>
+            <w:r>
+              <w:rPr>
+                <w:rFonts w:ascii="Arial" w:hAnsi="Arial" w:eastAsia="Arial"/>
                 <w:sz w:val="18"/>
               </w:rPr>
               <w:t>POST /api/v1/documents/{docNo}/actions</w:t>
@@ -2791,11 +3829,15 @@
               <w:keepLines/>
               <w:spacing w:after="0"/>
             </w:pPr>
-            <w:r/>
-            <w:r>
-              <w:rPr>
-                <w:rFonts w:ascii="Arial" w:hAnsi="Arial" w:eastAsia="Arial"/>
-                <w:b w:val="0"/>
+            <w:r>
+              <w:rPr>
+                <w:rFonts w:ascii="Arial" w:hAnsi="Arial" w:eastAsia="Arial"/>
+                <w:sz w:val="18"/>
+              </w:rPr>
+            </w:r>
+            <w:r>
+              <w:rPr>
+                <w:rFonts w:ascii="Arial" w:hAnsi="Arial" w:eastAsia="Arial"/>
                 <w:sz w:val="18"/>
               </w:rPr>
               <w:t>Document action API ตัวอย่างเมื่อ currentSection=01 จึงเปลี่ยนไป 02</w:t>
@@ -2812,11 +3854,15 @@
               <w:keepLines/>
               <w:spacing w:after="0"/>
             </w:pPr>
-            <w:r/>
-            <w:r>
-              <w:rPr>
-                <w:rFonts w:ascii="Arial" w:hAnsi="Arial" w:eastAsia="Arial"/>
-                <w:b w:val="0"/>
+            <w:r>
+              <w:rPr>
+                <w:rFonts w:ascii="Arial" w:hAnsi="Arial" w:eastAsia="Arial"/>
+                <w:sz w:val="18"/>
+              </w:rPr>
+            </w:r>
+            <w:r>
+              <w:rPr>
+                <w:rFonts w:ascii="Arial" w:hAnsi="Arial" w:eastAsia="Arial"/>
                 <w:sz w:val="18"/>
               </w:rPr>
               <w:t>Lock current action task</w:t>
@@ -2833,11 +3879,15 @@
               <w:keepLines/>
               <w:spacing w:after="0"/>
             </w:pPr>
-            <w:r/>
-            <w:r>
-              <w:rPr>
-                <w:rFonts w:ascii="Arial" w:hAnsi="Arial" w:eastAsia="Arial"/>
-                <w:b w:val="0"/>
+            <w:r>
+              <w:rPr>
+                <w:rFonts w:ascii="Arial" w:hAnsi="Arial" w:eastAsia="Arial"/>
+                <w:sz w:val="18"/>
+              </w:rPr>
+            </w:r>
+            <w:r>
+              <w:rPr>
+                <w:rFonts w:ascii="Arial" w:hAnsi="Arial" w:eastAsia="Arial"/>
                 <w:sz w:val="18"/>
               </w:rPr>
               <w:t>non-owner returns 403</w:t>
@@ -2859,11 +3909,15 @@
               <w:keepLines/>
               <w:spacing w:after="0"/>
             </w:pPr>
-            <w:r/>
-            <w:r>
-              <w:rPr>
-                <w:rFonts w:ascii="Arial" w:hAnsi="Arial" w:eastAsia="Arial"/>
-                <w:b w:val="0"/>
+            <w:r>
+              <w:rPr>
+                <w:rFonts w:ascii="Arial" w:hAnsi="Arial" w:eastAsia="Arial"/>
+                <w:sz w:val="18"/>
+              </w:rPr>
+            </w:r>
+            <w:r>
+              <w:rPr>
+                <w:rFonts w:ascii="Arial" w:hAnsi="Arial" w:eastAsia="Arial"/>
                 <w:sz w:val="18"/>
               </w:rPr>
               <w:t>GET /api/v1/documents/{docNo}/timeline</w:t>
@@ -2880,11 +3934,15 @@
               <w:keepLines/>
               <w:spacing w:after="0"/>
             </w:pPr>
-            <w:r/>
-            <w:r>
-              <w:rPr>
-                <w:rFonts w:ascii="Arial" w:hAnsi="Arial" w:eastAsia="Arial"/>
-                <w:b w:val="0"/>
+            <w:r>
+              <w:rPr>
+                <w:rFonts w:ascii="Arial" w:hAnsi="Arial" w:eastAsia="Arial"/>
+                <w:sz w:val="18"/>
+              </w:rPr>
+            </w:r>
+            <w:r>
+              <w:rPr>
+                <w:rFonts w:ascii="Arial" w:hAnsi="Arial" w:eastAsia="Arial"/>
                 <w:sz w:val="18"/>
               </w:rPr>
               <w:t>Timeline API</w:t>
@@ -2901,11 +3959,15 @@
               <w:keepLines/>
               <w:spacing w:after="0"/>
             </w:pPr>
-            <w:r/>
-            <w:r>
-              <w:rPr>
-                <w:rFonts w:ascii="Arial" w:hAnsi="Arial" w:eastAsia="Arial"/>
-                <w:b w:val="0"/>
+            <w:r>
+              <w:rPr>
+                <w:rFonts w:ascii="Arial" w:hAnsi="Arial" w:eastAsia="Arial"/>
+                <w:sz w:val="18"/>
+              </w:rPr>
+            </w:r>
+            <w:r>
+              <w:rPr>
+                <w:rFonts w:ascii="Arial" w:hAnsi="Arial" w:eastAsia="Arial"/>
                 <w:sz w:val="18"/>
               </w:rPr>
               <w:t>Validate owner and selected result against actionOptions</w:t>
@@ -2922,11 +3984,15 @@
               <w:keepLines/>
               <w:spacing w:after="0"/>
             </w:pPr>
-            <w:r/>
-            <w:r>
-              <w:rPr>
-                <w:rFonts w:ascii="Arial" w:hAnsi="Arial" w:eastAsia="Arial"/>
-                <w:b w:val="0"/>
+            <w:r>
+              <w:rPr>
+                <w:rFonts w:ascii="Arial" w:hAnsi="Arial" w:eastAsia="Arial"/>
+                <w:sz w:val="18"/>
+              </w:rPr>
+            </w:r>
+            <w:r>
+              <w:rPr>
+                <w:rFonts w:ascii="Arial" w:hAnsi="Arial" w:eastAsia="Arial"/>
                 <w:sz w:val="18"/>
               </w:rPr>
               <w:t>missing result returns exact ข้อกำหนดทางธุรกิจ message</w:t>
@@ -3044,11 +4110,15 @@
               <w:keepLines/>
               <w:spacing w:after="0"/>
             </w:pPr>
-            <w:r/>
-            <w:r>
-              <w:rPr>
-                <w:rFonts w:ascii="Arial" w:hAnsi="Arial" w:eastAsia="Arial"/>
-                <w:b w:val="0"/>
+            <w:r>
+              <w:rPr>
+                <w:rFonts w:ascii="Arial" w:hAnsi="Arial" w:eastAsia="Arial"/>
+                <w:sz w:val="18"/>
+              </w:rPr>
+            </w:r>
+            <w:r>
+              <w:rPr>
+                <w:rFonts w:ascii="Arial" w:hAnsi="Arial" w:eastAsia="Arial"/>
                 <w:sz w:val="18"/>
               </w:rPr>
               <w:t>1</w:t>
@@ -3065,11 +4135,15 @@
               <w:keepLines/>
               <w:spacing w:after="0"/>
             </w:pPr>
-            <w:r/>
-            <w:r>
-              <w:rPr>
-                <w:rFonts w:ascii="Arial" w:hAnsi="Arial" w:eastAsia="Arial"/>
-                <w:b w:val="0"/>
+            <w:r>
+              <w:rPr>
+                <w:rFonts w:ascii="Arial" w:hAnsi="Arial" w:eastAsia="Arial"/>
+                <w:sz w:val="18"/>
+              </w:rPr>
+            </w:r>
+            <w:r>
+              <w:rPr>
+                <w:rFonts w:ascii="Arial" w:hAnsi="Arial" w:eastAsia="Arial"/>
                 <w:sz w:val="18"/>
               </w:rPr>
               <w:t>Lock current action task</w:t>
@@ -3086,11 +4160,15 @@
               <w:keepLines/>
               <w:spacing w:after="0"/>
             </w:pPr>
-            <w:r/>
-            <w:r>
-              <w:rPr>
-                <w:rFonts w:ascii="Arial" w:hAnsi="Arial" w:eastAsia="Arial"/>
-                <w:b w:val="0"/>
+            <w:r>
+              <w:rPr>
+                <w:rFonts w:ascii="Arial" w:hAnsi="Arial" w:eastAsia="Arial"/>
+                <w:sz w:val="18"/>
+              </w:rPr>
+            </w:r>
+            <w:r>
+              <w:rPr>
+                <w:rFonts w:ascii="Arial" w:hAnsi="Arial" w:eastAsia="Arial"/>
                 <w:sz w:val="18"/>
               </w:rPr>
               <w:t>submit compensate</w:t>
@@ -3112,11 +4190,15 @@
               <w:keepLines/>
               <w:spacing w:after="0"/>
             </w:pPr>
-            <w:r/>
-            <w:r>
-              <w:rPr>
-                <w:rFonts w:ascii="Arial" w:hAnsi="Arial" w:eastAsia="Arial"/>
-                <w:b w:val="0"/>
+            <w:r>
+              <w:rPr>
+                <w:rFonts w:ascii="Arial" w:hAnsi="Arial" w:eastAsia="Arial"/>
+                <w:sz w:val="18"/>
+              </w:rPr>
+            </w:r>
+            <w:r>
+              <w:rPr>
+                <w:rFonts w:ascii="Arial" w:hAnsi="Arial" w:eastAsia="Arial"/>
                 <w:sz w:val="18"/>
               </w:rPr>
               <w:t>2</w:t>
@@ -3133,11 +4215,15 @@
               <w:keepLines/>
               <w:spacing w:after="0"/>
             </w:pPr>
-            <w:r/>
-            <w:r>
-              <w:rPr>
-                <w:rFonts w:ascii="Arial" w:hAnsi="Arial" w:eastAsia="Arial"/>
-                <w:b w:val="0"/>
+            <w:r>
+              <w:rPr>
+                <w:rFonts w:ascii="Arial" w:hAnsi="Arial" w:eastAsia="Arial"/>
+                <w:sz w:val="18"/>
+              </w:rPr>
+            </w:r>
+            <w:r>
+              <w:rPr>
+                <w:rFonts w:ascii="Arial" w:hAnsi="Arial" w:eastAsia="Arial"/>
                 <w:sz w:val="18"/>
               </w:rPr>
               <w:t>Validate owner and selected result against actionOptions</w:t>
@@ -3154,11 +4240,15 @@
               <w:keepLines/>
               <w:spacing w:after="0"/>
             </w:pPr>
-            <w:r/>
-            <w:r>
-              <w:rPr>
-                <w:rFonts w:ascii="Arial" w:hAnsi="Arial" w:eastAsia="Arial"/>
-                <w:b w:val="0"/>
+            <w:r>
+              <w:rPr>
+                <w:rFonts w:ascii="Arial" w:hAnsi="Arial" w:eastAsia="Arial"/>
+                <w:sz w:val="18"/>
+              </w:rPr>
+            </w:r>
+            <w:r>
+              <w:rPr>
+                <w:rFonts w:ascii="Arial" w:hAnsi="Arial" w:eastAsia="Arial"/>
                 <w:sz w:val="18"/>
               </w:rPr>
               <w:t>submit not compensate</w:t>
@@ -3180,11 +4270,15 @@
               <w:keepLines/>
               <w:spacing w:after="0"/>
             </w:pPr>
-            <w:r/>
-            <w:r>
-              <w:rPr>
-                <w:rFonts w:ascii="Arial" w:hAnsi="Arial" w:eastAsia="Arial"/>
-                <w:b w:val="0"/>
+            <w:r>
+              <w:rPr>
+                <w:rFonts w:ascii="Arial" w:hAnsi="Arial" w:eastAsia="Arial"/>
+                <w:sz w:val="18"/>
+              </w:rPr>
+            </w:r>
+            <w:r>
+              <w:rPr>
+                <w:rFonts w:ascii="Arial" w:hAnsi="Arial" w:eastAsia="Arial"/>
                 <w:sz w:val="18"/>
               </w:rPr>
               <w:t>3</w:t>
@@ -3201,11 +4295,15 @@
               <w:keepLines/>
               <w:spacing w:after="0"/>
             </w:pPr>
-            <w:r/>
-            <w:r>
-              <w:rPr>
-                <w:rFonts w:ascii="Arial" w:hAnsi="Arial" w:eastAsia="Arial"/>
-                <w:b w:val="0"/>
+            <w:r>
+              <w:rPr>
+                <w:rFonts w:ascii="Arial" w:hAnsi="Arial" w:eastAsia="Arial"/>
+                <w:sz w:val="18"/>
+              </w:rPr>
+            </w:r>
+            <w:r>
+              <w:rPr>
+                <w:rFonts w:ascii="Arial" w:hAnsi="Arial" w:eastAsia="Arial"/>
                 <w:sz w:val="18"/>
               </w:rPr>
               <w:t>Apply server-side business rule</w:t>
@@ -3222,11 +4320,15 @@
               <w:keepLines/>
               <w:spacing w:after="0"/>
             </w:pPr>
-            <w:r/>
-            <w:r>
-              <w:rPr>
-                <w:rFonts w:ascii="Arial" w:hAnsi="Arial" w:eastAsia="Arial"/>
-                <w:b w:val="0"/>
+            <w:r>
+              <w:rPr>
+                <w:rFonts w:ascii="Arial" w:hAnsi="Arial" w:eastAsia="Arial"/>
+                <w:sz w:val="18"/>
+              </w:rPr>
+            </w:r>
+            <w:r>
+              <w:rPr>
+                <w:rFonts w:ascii="Arial" w:hAnsi="Arial" w:eastAsia="Arial"/>
                 <w:sz w:val="18"/>
               </w:rPr>
               <w:t>send back</w:t>
@@ -3248,11 +4350,15 @@
               <w:keepLines/>
               <w:spacing w:after="0"/>
             </w:pPr>
-            <w:r/>
-            <w:r>
-              <w:rPr>
-                <w:rFonts w:ascii="Arial" w:hAnsi="Arial" w:eastAsia="Arial"/>
-                <w:b w:val="0"/>
+            <w:r>
+              <w:rPr>
+                <w:rFonts w:ascii="Arial" w:hAnsi="Arial" w:eastAsia="Arial"/>
+                <w:sz w:val="18"/>
+              </w:rPr>
+            </w:r>
+            <w:r>
+              <w:rPr>
+                <w:rFonts w:ascii="Arial" w:hAnsi="Arial" w:eastAsia="Arial"/>
                 <w:sz w:val="18"/>
               </w:rPr>
               <w:t>4</w:t>
@@ -3269,11 +4375,15 @@
               <w:keepLines/>
               <w:spacing w:after="0"/>
             </w:pPr>
-            <w:r/>
-            <w:r>
-              <w:rPr>
-                <w:rFonts w:ascii="Arial" w:hAnsi="Arial" w:eastAsia="Arial"/>
-                <w:b w:val="0"/>
+            <w:r>
+              <w:rPr>
+                <w:rFonts w:ascii="Arial" w:hAnsi="Arial" w:eastAsia="Arial"/>
+                <w:sz w:val="18"/>
+              </w:rPr>
+            </w:r>
+            <w:r>
+              <w:rPr>
+                <w:rFonts w:ascii="Arial" w:hAnsi="Arial" w:eastAsia="Arial"/>
                 <w:sz w:val="18"/>
               </w:rPr>
               <w:t>Update document/task</w:t>
@@ -3290,11 +4400,15 @@
               <w:keepLines/>
               <w:spacing w:after="0"/>
             </w:pPr>
-            <w:r/>
-            <w:r>
-              <w:rPr>
-                <w:rFonts w:ascii="Arial" w:hAnsi="Arial" w:eastAsia="Arial"/>
-                <w:b w:val="0"/>
+            <w:r>
+              <w:rPr>
+                <w:rFonts w:ascii="Arial" w:hAnsi="Arial" w:eastAsia="Arial"/>
+                <w:sz w:val="18"/>
+              </w:rPr>
+            </w:r>
+            <w:r>
+              <w:rPr>
+                <w:rFonts w:ascii="Arial" w:hAnsi="Arial" w:eastAsia="Arial"/>
                 <w:sz w:val="18"/>
               </w:rPr>
               <w:t>invalid result</w:t>
@@ -3316,11 +4430,15 @@
               <w:keepLines/>
               <w:spacing w:after="0"/>
             </w:pPr>
-            <w:r/>
-            <w:r>
-              <w:rPr>
-                <w:rFonts w:ascii="Arial" w:hAnsi="Arial" w:eastAsia="Arial"/>
-                <w:b w:val="0"/>
+            <w:r>
+              <w:rPr>
+                <w:rFonts w:ascii="Arial" w:hAnsi="Arial" w:eastAsia="Arial"/>
+                <w:sz w:val="18"/>
+              </w:rPr>
+            </w:r>
+            <w:r>
+              <w:rPr>
+                <w:rFonts w:ascii="Arial" w:hAnsi="Arial" w:eastAsia="Arial"/>
                 <w:sz w:val="18"/>
               </w:rPr>
               <w:t>5</w:t>
@@ -3337,11 +4455,15 @@
               <w:keepLines/>
               <w:spacing w:after="0"/>
             </w:pPr>
-            <w:r/>
-            <w:r>
-              <w:rPr>
-                <w:rFonts w:ascii="Arial" w:hAnsi="Arial" w:eastAsia="Arial"/>
-                <w:b w:val="0"/>
+            <w:r>
+              <w:rPr>
+                <w:rFonts w:ascii="Arial" w:hAnsi="Arial" w:eastAsia="Arial"/>
+                <w:sz w:val="18"/>
+              </w:rPr>
+            </w:r>
+            <w:r>
+              <w:rPr>
+                <w:rFonts w:ascii="Arial" w:hAnsi="Arial" w:eastAsia="Arial"/>
                 <w:sz w:val="18"/>
               </w:rPr>
               <w:t>Insert consideration_logs</w:t>
@@ -3358,11 +4480,15 @@
               <w:keepLines/>
               <w:spacing w:after="0"/>
             </w:pPr>
-            <w:r/>
-            <w:r>
-              <w:rPr>
-                <w:rFonts w:ascii="Arial" w:hAnsi="Arial" w:eastAsia="Arial"/>
-                <w:b w:val="0"/>
+            <w:r>
+              <w:rPr>
+                <w:rFonts w:ascii="Arial" w:hAnsi="Arial" w:eastAsia="Arial"/>
+                <w:sz w:val="18"/>
+              </w:rPr>
+            </w:r>
+            <w:r>
+              <w:rPr>
+                <w:rFonts w:ascii="Arial" w:hAnsi="Arial" w:eastAsia="Arial"/>
                 <w:sz w:val="18"/>
               </w:rPr>
               <w:t>duplicate action</w:t>
@@ -3384,11 +4510,15 @@
               <w:keepLines/>
               <w:spacing w:after="0"/>
             </w:pPr>
-            <w:r/>
-            <w:r>
-              <w:rPr>
-                <w:rFonts w:ascii="Arial" w:hAnsi="Arial" w:eastAsia="Arial"/>
-                <w:b w:val="0"/>
+            <w:r>
+              <w:rPr>
+                <w:rFonts w:ascii="Arial" w:hAnsi="Arial" w:eastAsia="Arial"/>
+                <w:sz w:val="18"/>
+              </w:rPr>
+            </w:r>
+            <w:r>
+              <w:rPr>
+                <w:rFonts w:ascii="Arial" w:hAnsi="Arial" w:eastAsia="Arial"/>
                 <w:sz w:val="18"/>
               </w:rPr>
               <w:t>6</w:t>
@@ -3405,11 +4535,15 @@
               <w:keepLines/>
               <w:spacing w:after="0"/>
             </w:pPr>
-            <w:r/>
-            <w:r>
-              <w:rPr>
-                <w:rFonts w:ascii="Arial" w:hAnsi="Arial" w:eastAsia="Arial"/>
-                <w:b w:val="0"/>
+            <w:r>
+              <w:rPr>
+                <w:rFonts w:ascii="Arial" w:hAnsi="Arial" w:eastAsia="Arial"/>
+                <w:sz w:val="18"/>
+              </w:rPr>
+            </w:r>
+            <w:r>
+              <w:rPr>
+                <w:rFonts w:ascii="Arial" w:hAnsi="Arial" w:eastAsia="Arial"/>
                 <w:sz w:val="18"/>
               </w:rPr>
               <w:t>Trigger email</w:t>
@@ -3426,11 +4560,15 @@
               <w:keepLines/>
               <w:spacing w:after="0"/>
             </w:pPr>
-            <w:r/>
-            <w:r>
-              <w:rPr>
-                <w:rFonts w:ascii="Arial" w:hAnsi="Arial" w:eastAsia="Arial"/>
-                <w:b w:val="0"/>
+            <w:r>
+              <w:rPr>
+                <w:rFonts w:ascii="Arial" w:hAnsi="Arial" w:eastAsia="Arial"/>
+                <w:sz w:val="18"/>
+              </w:rPr>
+            </w:r>
+            <w:r>
+              <w:rPr>
+                <w:rFonts w:ascii="Arial" w:hAnsi="Arial" w:eastAsia="Arial"/>
                 <w:sz w:val="18"/>
               </w:rPr>
               <w:t>submit compensate</w:t>
@@ -3571,11 +4709,15 @@
               <w:keepLines/>
               <w:spacing w:after="0"/>
             </w:pPr>
-            <w:r/>
-            <w:r>
-              <w:rPr>
-                <w:rFonts w:ascii="Arial" w:hAnsi="Arial" w:eastAsia="Arial"/>
-                <w:b w:val="0"/>
+            <w:r>
+              <w:rPr>
+                <w:rFonts w:ascii="Arial" w:hAnsi="Arial" w:eastAsia="Arial"/>
+                <w:sz w:val="18"/>
+              </w:rPr>
+            </w:r>
+            <w:r>
+              <w:rPr>
+                <w:rFonts w:ascii="Arial" w:hAnsi="Arial" w:eastAsia="Arial"/>
                 <w:sz w:val="18"/>
               </w:rPr>
               <w:t>Submit action</w:t>
@@ -3592,11 +4734,15 @@
               <w:keepLines/>
               <w:spacing w:after="0"/>
             </w:pPr>
-            <w:r/>
-            <w:r>
-              <w:rPr>
-                <w:rFonts w:ascii="Arial" w:hAnsi="Arial" w:eastAsia="Arial"/>
-                <w:b w:val="0"/>
+            <w:r>
+              <w:rPr>
+                <w:rFonts w:ascii="Arial" w:hAnsi="Arial" w:eastAsia="Arial"/>
+                <w:sz w:val="18"/>
+              </w:rPr>
+            </w:r>
+            <w:r>
+              <w:rPr>
+                <w:rFonts w:ascii="Arial" w:hAnsi="Arial" w:eastAsia="Arial"/>
                 <w:sz w:val="18"/>
               </w:rPr>
               <w:t>POST</w:t>
@@ -3613,11 +4759,15 @@
               <w:keepLines/>
               <w:spacing w:after="0"/>
             </w:pPr>
-            <w:r/>
-            <w:r>
-              <w:rPr>
-                <w:rFonts w:ascii="Arial" w:hAnsi="Arial" w:eastAsia="Arial"/>
-                <w:b w:val="0"/>
+            <w:r>
+              <w:rPr>
+                <w:rFonts w:ascii="Arial" w:hAnsi="Arial" w:eastAsia="Arial"/>
+                <w:sz w:val="18"/>
+              </w:rPr>
+            </w:r>
+            <w:r>
+              <w:rPr>
+                <w:rFonts w:ascii="Arial" w:hAnsi="Arial" w:eastAsia="Arial"/>
                 <w:sz w:val="18"/>
               </w:rPr>
               <w:t>documentAction.service.submit</w:t>
@@ -3634,11 +4784,15 @@
               <w:keepLines/>
               <w:spacing w:after="0"/>
             </w:pPr>
-            <w:r/>
-            <w:r>
-              <w:rPr>
-                <w:rFonts w:ascii="Arial" w:hAnsi="Arial" w:eastAsia="Arial"/>
-                <w:b w:val="0"/>
+            <w:r>
+              <w:rPr>
+                <w:rFonts w:ascii="Arial" w:hAnsi="Arial" w:eastAsia="Arial"/>
+                <w:sz w:val="18"/>
+              </w:rPr>
+            </w:r>
+            <w:r>
+              <w:rPr>
+                <w:rFonts w:ascii="Arial" w:hAnsi="Arial" w:eastAsia="Arial"/>
                 <w:sz w:val="18"/>
               </w:rPr>
               <w:t>submit result and update status</w:t>
@@ -3660,11 +4814,15 @@
               <w:keepLines/>
               <w:spacing w:after="0"/>
             </w:pPr>
-            <w:r/>
-            <w:r>
-              <w:rPr>
-                <w:rFonts w:ascii="Arial" w:hAnsi="Arial" w:eastAsia="Arial"/>
-                <w:b w:val="0"/>
+            <w:r>
+              <w:rPr>
+                <w:rFonts w:ascii="Arial" w:hAnsi="Arial" w:eastAsia="Arial"/>
+                <w:sz w:val="18"/>
+              </w:rPr>
+            </w:r>
+            <w:r>
+              <w:rPr>
+                <w:rFonts w:ascii="Arial" w:hAnsi="Arial" w:eastAsia="Arial"/>
                 <w:sz w:val="18"/>
               </w:rPr>
               <w:t>Write audit</w:t>
@@ -3681,11 +4839,15 @@
               <w:keepLines/>
               <w:spacing w:after="0"/>
             </w:pPr>
-            <w:r/>
-            <w:r>
-              <w:rPr>
-                <w:rFonts w:ascii="Arial" w:hAnsi="Arial" w:eastAsia="Arial"/>
-                <w:b w:val="0"/>
+            <w:r>
+              <w:rPr>
+                <w:rFonts w:ascii="Arial" w:hAnsi="Arial" w:eastAsia="Arial"/>
+                <w:sz w:val="18"/>
+              </w:rPr>
+            </w:r>
+            <w:r>
+              <w:rPr>
+                <w:rFonts w:ascii="Arial" w:hAnsi="Arial" w:eastAsia="Arial"/>
                 <w:sz w:val="18"/>
               </w:rPr>
               <w:t>transaction</w:t>
@@ -3702,11 +4864,15 @@
               <w:keepLines/>
               <w:spacing w:after="0"/>
             </w:pPr>
-            <w:r/>
-            <w:r>
-              <w:rPr>
-                <w:rFonts w:ascii="Arial" w:hAnsi="Arial" w:eastAsia="Arial"/>
-                <w:b w:val="0"/>
+            <w:r>
+              <w:rPr>
+                <w:rFonts w:ascii="Arial" w:hAnsi="Arial" w:eastAsia="Arial"/>
+                <w:sz w:val="18"/>
+              </w:rPr>
+            </w:r>
+            <w:r>
+              <w:rPr>
+                <w:rFonts w:ascii="Arial" w:hAnsi="Arial" w:eastAsia="Arial"/>
                 <w:sz w:val="18"/>
               </w:rPr>
               <w:t>considerationLog.repository.insert</w:t>
@@ -3723,11 +4889,15 @@
               <w:keepLines/>
               <w:spacing w:after="0"/>
             </w:pPr>
-            <w:r/>
-            <w:r>
-              <w:rPr>
-                <w:rFonts w:ascii="Arial" w:hAnsi="Arial" w:eastAsia="Arial"/>
-                <w:b w:val="0"/>
+            <w:r>
+              <w:rPr>
+                <w:rFonts w:ascii="Arial" w:hAnsi="Arial" w:eastAsia="Arial"/>
+                <w:sz w:val="18"/>
+              </w:rPr>
+            </w:r>
+            <w:r>
+              <w:rPr>
+                <w:rFonts w:ascii="Arial" w:hAnsi="Arial" w:eastAsia="Arial"/>
                 <w:sz w:val="18"/>
               </w:rPr>
               <w:t>record action history</w:t>
@@ -3749,11 +4919,15 @@
               <w:keepLines/>
               <w:spacing w:after="0"/>
             </w:pPr>
-            <w:r/>
-            <w:r>
-              <w:rPr>
-                <w:rFonts w:ascii="Arial" w:hAnsi="Arial" w:eastAsia="Arial"/>
-                <w:b w:val="0"/>
+            <w:r>
+              <w:rPr>
+                <w:rFonts w:ascii="Arial" w:hAnsi="Arial" w:eastAsia="Arial"/>
+                <w:sz w:val="18"/>
+              </w:rPr>
+            </w:r>
+            <w:r>
+              <w:rPr>
+                <w:rFonts w:ascii="Arial" w:hAnsi="Arial" w:eastAsia="Arial"/>
                 <w:sz w:val="18"/>
               </w:rPr>
               <w:t>Send email</w:t>
@@ -3770,11 +4944,15 @@
               <w:keepLines/>
               <w:spacing w:after="0"/>
             </w:pPr>
-            <w:r/>
-            <w:r>
-              <w:rPr>
-                <w:rFonts w:ascii="Arial" w:hAnsi="Arial" w:eastAsia="Arial"/>
-                <w:b w:val="0"/>
+            <w:r>
+              <w:rPr>
+                <w:rFonts w:ascii="Arial" w:hAnsi="Arial" w:eastAsia="Arial"/>
+                <w:sz w:val="18"/>
+              </w:rPr>
+            </w:r>
+            <w:r>
+              <w:rPr>
+                <w:rFonts w:ascii="Arial" w:hAnsi="Arial" w:eastAsia="Arial"/>
                 <w:sz w:val="18"/>
               </w:rPr>
               <w:t>async</w:t>
@@ -3791,11 +4969,15 @@
               <w:keepLines/>
               <w:spacing w:after="0"/>
             </w:pPr>
-            <w:r/>
-            <w:r>
-              <w:rPr>
-                <w:rFonts w:ascii="Arial" w:hAnsi="Arial" w:eastAsia="Arial"/>
-                <w:b w:val="0"/>
+            <w:r>
+              <w:rPr>
+                <w:rFonts w:ascii="Arial" w:hAnsi="Arial" w:eastAsia="Arial"/>
+                <w:sz w:val="18"/>
+              </w:rPr>
+            </w:r>
+            <w:r>
+              <w:rPr>
+                <w:rFonts w:ascii="Arial" w:hAnsi="Arial" w:eastAsia="Arial"/>
                 <w:sz w:val="18"/>
               </w:rPr>
               <w:t>notification.service.sendByStatusRule</w:t>
@@ -3812,11 +4994,15 @@
               <w:keepLines/>
               <w:spacing w:after="0"/>
             </w:pPr>
-            <w:r/>
-            <w:r>
-              <w:rPr>
-                <w:rFonts w:ascii="Arial" w:hAnsi="Arial" w:eastAsia="Arial"/>
-                <w:b w:val="0"/>
+            <w:r>
+              <w:rPr>
+                <w:rFonts w:ascii="Arial" w:hAnsi="Arial" w:eastAsia="Arial"/>
+                <w:sz w:val="18"/>
+              </w:rPr>
+            </w:r>
+            <w:r>
+              <w:rPr>
+                <w:rFonts w:ascii="Arial" w:hAnsi="Arial" w:eastAsia="Arial"/>
                 <w:sz w:val="18"/>
               </w:rPr>
               <w:t>notify next owner</w:t>
@@ -4057,11 +5243,15 @@
               <w:keepLines/>
               <w:spacing w:after="0"/>
             </w:pPr>
-            <w:r/>
-            <w:r>
-              <w:rPr>
-                <w:rFonts w:ascii="Arial" w:hAnsi="Arial" w:eastAsia="Arial"/>
-                <w:b w:val="0"/>
+            <w:r>
+              <w:rPr>
+                <w:rFonts w:ascii="Arial" w:hAnsi="Arial" w:eastAsia="Arial"/>
+                <w:sz w:val="18"/>
+              </w:rPr>
+            </w:r>
+            <w:r>
+              <w:rPr>
+                <w:rFonts w:ascii="Arial" w:hAnsi="Arial" w:eastAsia="Arial"/>
                 <w:sz w:val="18"/>
               </w:rPr>
               <w:t>result</w:t>
@@ -4078,11 +5268,15 @@
               <w:keepLines/>
               <w:spacing w:after="0"/>
             </w:pPr>
-            <w:r/>
-            <w:r>
-              <w:rPr>
-                <w:rFonts w:ascii="Arial" w:hAnsi="Arial" w:eastAsia="Arial"/>
-                <w:b w:val="0"/>
+            <w:r>
+              <w:rPr>
+                <w:rFonts w:ascii="Arial" w:hAnsi="Arial" w:eastAsia="Arial"/>
+                <w:sz w:val="18"/>
+              </w:rPr>
+            </w:r>
+            <w:r>
+              <w:rPr>
+                <w:rFonts w:ascii="Arial" w:hAnsi="Arial" w:eastAsia="Arial"/>
                 <w:sz w:val="18"/>
               </w:rPr>
               <w:t>string</w:t>
@@ -4099,11 +5293,15 @@
               <w:keepLines/>
               <w:spacing w:after="0"/>
             </w:pPr>
-            <w:r/>
-            <w:r>
-              <w:rPr>
-                <w:rFonts w:ascii="Arial" w:hAnsi="Arial" w:eastAsia="Arial"/>
-                <w:b w:val="0"/>
+            <w:r>
+              <w:rPr>
+                <w:rFonts w:ascii="Arial" w:hAnsi="Arial" w:eastAsia="Arial"/>
+                <w:sz w:val="18"/>
+              </w:rPr>
+            </w:r>
+            <w:r>
+              <w:rPr>
+                <w:rFonts w:ascii="Arial" w:hAnsi="Arial" w:eastAsia="Arial"/>
                 <w:sz w:val="18"/>
               </w:rPr>
               <w:t>Yes</w:t>
@@ -4120,11 +5318,15 @@
               <w:keepLines/>
               <w:spacing w:after="0"/>
             </w:pPr>
-            <w:r/>
-            <w:r>
-              <w:rPr>
-                <w:rFonts w:ascii="Arial" w:hAnsi="Arial" w:eastAsia="Arial"/>
-                <w:b w:val="0"/>
+            <w:r>
+              <w:rPr>
+                <w:rFonts w:ascii="Arial" w:hAnsi="Arial" w:eastAsia="Arial"/>
+                <w:sz w:val="18"/>
+              </w:rPr>
+            </w:r>
+            <w:r>
+              <w:rPr>
+                <w:rFonts w:ascii="Arial" w:hAnsi="Arial" w:eastAsia="Arial"/>
                 <w:sz w:val="18"/>
               </w:rPr>
               <w:t>UTF-8; use value domain described by endpoint purpose</w:t>
@@ -4146,11 +5348,15 @@
               <w:keepLines/>
               <w:spacing w:after="0"/>
             </w:pPr>
-            <w:r/>
-            <w:r>
-              <w:rPr>
-                <w:rFonts w:ascii="Arial" w:hAnsi="Arial" w:eastAsia="Arial"/>
-                <w:b w:val="0"/>
+            <w:r>
+              <w:rPr>
+                <w:rFonts w:ascii="Arial" w:hAnsi="Arial" w:eastAsia="Arial"/>
+                <w:sz w:val="18"/>
+              </w:rPr>
+            </w:r>
+            <w:r>
+              <w:rPr>
+                <w:rFonts w:ascii="Arial" w:hAnsi="Arial" w:eastAsia="Arial"/>
                 <w:sz w:val="18"/>
               </w:rPr>
               <w:t>comment</w:t>
@@ -4167,11 +5373,15 @@
               <w:keepLines/>
               <w:spacing w:after="0"/>
             </w:pPr>
-            <w:r/>
-            <w:r>
-              <w:rPr>
-                <w:rFonts w:ascii="Arial" w:hAnsi="Arial" w:eastAsia="Arial"/>
-                <w:b w:val="0"/>
+            <w:r>
+              <w:rPr>
+                <w:rFonts w:ascii="Arial" w:hAnsi="Arial" w:eastAsia="Arial"/>
+                <w:sz w:val="18"/>
+              </w:rPr>
+            </w:r>
+            <w:r>
+              <w:rPr>
+                <w:rFonts w:ascii="Arial" w:hAnsi="Arial" w:eastAsia="Arial"/>
                 <w:sz w:val="18"/>
               </w:rPr>
               <w:t>string</w:t>
@@ -4188,11 +5398,15 @@
               <w:keepLines/>
               <w:spacing w:after="0"/>
             </w:pPr>
-            <w:r/>
-            <w:r>
-              <w:rPr>
-                <w:rFonts w:ascii="Arial" w:hAnsi="Arial" w:eastAsia="Arial"/>
-                <w:b w:val="0"/>
+            <w:r>
+              <w:rPr>
+                <w:rFonts w:ascii="Arial" w:hAnsi="Arial" w:eastAsia="Arial"/>
+                <w:sz w:val="18"/>
+              </w:rPr>
+            </w:r>
+            <w:r>
+              <w:rPr>
+                <w:rFonts w:ascii="Arial" w:hAnsi="Arial" w:eastAsia="Arial"/>
                 <w:sz w:val="18"/>
               </w:rPr>
               <w:t>Yes</w:t>
@@ -4209,11 +5423,15 @@
               <w:keepLines/>
               <w:spacing w:after="0"/>
             </w:pPr>
-            <w:r/>
-            <w:r>
-              <w:rPr>
-                <w:rFonts w:ascii="Arial" w:hAnsi="Arial" w:eastAsia="Arial"/>
-                <w:b w:val="0"/>
+            <w:r>
+              <w:rPr>
+                <w:rFonts w:ascii="Arial" w:hAnsi="Arial" w:eastAsia="Arial"/>
+                <w:sz w:val="18"/>
+              </w:rPr>
+            </w:r>
+            <w:r>
+              <w:rPr>
+                <w:rFonts w:ascii="Arial" w:hAnsi="Arial" w:eastAsia="Arial"/>
                 <w:sz w:val="18"/>
               </w:rPr>
               <w:t>trimmed UTF-8 Thai text; required by operation/business rule</w:t>
@@ -4426,11 +5644,15 @@
               <w:keepLines/>
               <w:spacing w:after="0"/>
             </w:pPr>
-            <w:r/>
-            <w:r>
-              <w:rPr>
-                <w:rFonts w:ascii="Arial" w:hAnsi="Arial" w:eastAsia="Arial"/>
-                <w:b w:val="0"/>
+            <w:r>
+              <w:rPr>
+                <w:rFonts w:ascii="Arial" w:hAnsi="Arial" w:eastAsia="Arial"/>
+                <w:sz w:val="18"/>
+              </w:rPr>
+            </w:r>
+            <w:r>
+              <w:rPr>
+                <w:rFonts w:ascii="Arial" w:hAnsi="Arial" w:eastAsia="Arial"/>
                 <w:sz w:val="18"/>
               </w:rPr>
               <w:t>statusCode</w:t>
@@ -4447,11 +5669,15 @@
               <w:keepLines/>
               <w:spacing w:after="0"/>
             </w:pPr>
-            <w:r/>
-            <w:r>
-              <w:rPr>
-                <w:rFonts w:ascii="Arial" w:hAnsi="Arial" w:eastAsia="Arial"/>
-                <w:b w:val="0"/>
+            <w:r>
+              <w:rPr>
+                <w:rFonts w:ascii="Arial" w:hAnsi="Arial" w:eastAsia="Arial"/>
+                <w:sz w:val="18"/>
+              </w:rPr>
+            </w:r>
+            <w:r>
+              <w:rPr>
+                <w:rFonts w:ascii="Arial" w:hAnsi="Arial" w:eastAsia="Arial"/>
                 <w:sz w:val="18"/>
               </w:rPr>
               <w:t>string</w:t>
@@ -4468,11 +5694,15 @@
               <w:keepLines/>
               <w:spacing w:after="0"/>
             </w:pPr>
-            <w:r/>
-            <w:r>
-              <w:rPr>
-                <w:rFonts w:ascii="Arial" w:hAnsi="Arial" w:eastAsia="Arial"/>
-                <w:b w:val="0"/>
+            <w:r>
+              <w:rPr>
+                <w:rFonts w:ascii="Arial" w:hAnsi="Arial" w:eastAsia="Arial"/>
+                <w:sz w:val="18"/>
+              </w:rPr>
+            </w:r>
+            <w:r>
+              <w:rPr>
+                <w:rFonts w:ascii="Arial" w:hAnsi="Arial" w:eastAsia="Arial"/>
                 <w:sz w:val="18"/>
               </w:rPr>
               <w:t>Yes</w:t>
@@ -4489,11 +5719,15 @@
               <w:keepLines/>
               <w:spacing w:after="0"/>
             </w:pPr>
-            <w:r/>
-            <w:r>
-              <w:rPr>
-                <w:rFonts w:ascii="Arial" w:hAnsi="Arial" w:eastAsia="Arial"/>
-                <w:b w:val="0"/>
+            <w:r>
+              <w:rPr>
+                <w:rFonts w:ascii="Arial" w:hAnsi="Arial" w:eastAsia="Arial"/>
+                <w:sz w:val="18"/>
+              </w:rPr>
+            </w:r>
+            <w:r>
+              <w:rPr>
+                <w:rFonts w:ascii="Arial" w:hAnsi="Arial" w:eastAsia="Arial"/>
                 <w:sz w:val="18"/>
               </w:rPr>
               <w:t>canonical code; do not replace with display label</w:t>
@@ -4515,11 +5749,15 @@
               <w:keepLines/>
               <w:spacing w:after="0"/>
             </w:pPr>
-            <w:r/>
-            <w:r>
-              <w:rPr>
-                <w:rFonts w:ascii="Arial" w:hAnsi="Arial" w:eastAsia="Arial"/>
-                <w:b w:val="0"/>
+            <w:r>
+              <w:rPr>
+                <w:rFonts w:ascii="Arial" w:hAnsi="Arial" w:eastAsia="Arial"/>
+                <w:sz w:val="18"/>
+              </w:rPr>
+            </w:r>
+            <w:r>
+              <w:rPr>
+                <w:rFonts w:ascii="Arial" w:hAnsi="Arial" w:eastAsia="Arial"/>
                 <w:sz w:val="18"/>
               </w:rPr>
               <w:t>nextSection</w:t>
@@ -4536,11 +5774,15 @@
               <w:keepLines/>
               <w:spacing w:after="0"/>
             </w:pPr>
-            <w:r/>
-            <w:r>
-              <w:rPr>
-                <w:rFonts w:ascii="Arial" w:hAnsi="Arial" w:eastAsia="Arial"/>
-                <w:b w:val="0"/>
+            <w:r>
+              <w:rPr>
+                <w:rFonts w:ascii="Arial" w:hAnsi="Arial" w:eastAsia="Arial"/>
+                <w:sz w:val="18"/>
+              </w:rPr>
+            </w:r>
+            <w:r>
+              <w:rPr>
+                <w:rFonts w:ascii="Arial" w:hAnsi="Arial" w:eastAsia="Arial"/>
                 <w:sz w:val="18"/>
               </w:rPr>
               <w:t>string</w:t>
@@ -4557,11 +5799,15 @@
               <w:keepLines/>
               <w:spacing w:after="0"/>
             </w:pPr>
-            <w:r/>
-            <w:r>
-              <w:rPr>
-                <w:rFonts w:ascii="Arial" w:hAnsi="Arial" w:eastAsia="Arial"/>
-                <w:b w:val="0"/>
+            <w:r>
+              <w:rPr>
+                <w:rFonts w:ascii="Arial" w:hAnsi="Arial" w:eastAsia="Arial"/>
+                <w:sz w:val="18"/>
+              </w:rPr>
+            </w:r>
+            <w:r>
+              <w:rPr>
+                <w:rFonts w:ascii="Arial" w:hAnsi="Arial" w:eastAsia="Arial"/>
                 <w:sz w:val="18"/>
               </w:rPr>
               <w:t>Yes</w:t>
@@ -4578,11 +5824,15 @@
               <w:keepLines/>
               <w:spacing w:after="0"/>
             </w:pPr>
-            <w:r/>
-            <w:r>
-              <w:rPr>
-                <w:rFonts w:ascii="Arial" w:hAnsi="Arial" w:eastAsia="Arial"/>
-                <w:b w:val="0"/>
+            <w:r>
+              <w:rPr>
+                <w:rFonts w:ascii="Arial" w:hAnsi="Arial" w:eastAsia="Arial"/>
+                <w:sz w:val="18"/>
+              </w:rPr>
+            </w:r>
+            <w:r>
+              <w:rPr>
+                <w:rFonts w:ascii="Arial" w:hAnsi="Arial" w:eastAsia="Arial"/>
                 <w:sz w:val="18"/>
               </w:rPr>
               <w:t>canonical code; do not replace with display label</w:t>
@@ -4604,11 +5854,15 @@
               <w:keepLines/>
               <w:spacing w:after="0"/>
             </w:pPr>
-            <w:r/>
-            <w:r>
-              <w:rPr>
-                <w:rFonts w:ascii="Arial" w:hAnsi="Arial" w:eastAsia="Arial"/>
-                <w:b w:val="0"/>
+            <w:r>
+              <w:rPr>
+                <w:rFonts w:ascii="Arial" w:hAnsi="Arial" w:eastAsia="Arial"/>
+                <w:sz w:val="18"/>
+              </w:rPr>
+            </w:r>
+            <w:r>
+              <w:rPr>
+                <w:rFonts w:ascii="Arial" w:hAnsi="Arial" w:eastAsia="Arial"/>
                 <w:sz w:val="18"/>
               </w:rPr>
               <w:t>message</w:t>
@@ -4625,11 +5879,15 @@
               <w:keepLines/>
               <w:spacing w:after="0"/>
             </w:pPr>
-            <w:r/>
-            <w:r>
-              <w:rPr>
-                <w:rFonts w:ascii="Arial" w:hAnsi="Arial" w:eastAsia="Arial"/>
-                <w:b w:val="0"/>
+            <w:r>
+              <w:rPr>
+                <w:rFonts w:ascii="Arial" w:hAnsi="Arial" w:eastAsia="Arial"/>
+                <w:sz w:val="18"/>
+              </w:rPr>
+            </w:r>
+            <w:r>
+              <w:rPr>
+                <w:rFonts w:ascii="Arial" w:hAnsi="Arial" w:eastAsia="Arial"/>
                 <w:sz w:val="18"/>
               </w:rPr>
               <w:t>string</w:t>
@@ -4646,11 +5904,15 @@
               <w:keepLines/>
               <w:spacing w:after="0"/>
             </w:pPr>
-            <w:r/>
-            <w:r>
-              <w:rPr>
-                <w:rFonts w:ascii="Arial" w:hAnsi="Arial" w:eastAsia="Arial"/>
-                <w:b w:val="0"/>
+            <w:r>
+              <w:rPr>
+                <w:rFonts w:ascii="Arial" w:hAnsi="Arial" w:eastAsia="Arial"/>
+                <w:sz w:val="18"/>
+              </w:rPr>
+            </w:r>
+            <w:r>
+              <w:rPr>
+                <w:rFonts w:ascii="Arial" w:hAnsi="Arial" w:eastAsia="Arial"/>
                 <w:sz w:val="18"/>
               </w:rPr>
               <w:t>Yes</w:t>
@@ -4667,11 +5929,15 @@
               <w:keepLines/>
               <w:spacing w:after="0"/>
             </w:pPr>
-            <w:r/>
-            <w:r>
-              <w:rPr>
-                <w:rFonts w:ascii="Arial" w:hAnsi="Arial" w:eastAsia="Arial"/>
-                <w:b w:val="0"/>
+            <w:r>
+              <w:rPr>
+                <w:rFonts w:ascii="Arial" w:hAnsi="Arial" w:eastAsia="Arial"/>
+                <w:sz w:val="18"/>
+              </w:rPr>
+            </w:r>
+            <w:r>
+              <w:rPr>
+                <w:rFonts w:ascii="Arial" w:hAnsi="Arial" w:eastAsia="Arial"/>
                 <w:sz w:val="18"/>
               </w:rPr>
               <w:t>UTF-8; use value domain described by endpoint purpose</w:t>
@@ -4899,11 +6165,15 @@
               <w:keepLines/>
               <w:spacing w:after="0"/>
             </w:pPr>
-            <w:r/>
-            <w:r>
-              <w:rPr>
-                <w:rFonts w:ascii="Arial" w:hAnsi="Arial" w:eastAsia="Arial"/>
-                <w:b w:val="0"/>
+            <w:r>
+              <w:rPr>
+                <w:rFonts w:ascii="Arial" w:hAnsi="Arial" w:eastAsia="Arial"/>
+                <w:sz w:val="18"/>
+              </w:rPr>
+            </w:r>
+            <w:r>
+              <w:rPr>
+                <w:rFonts w:ascii="Arial" w:hAnsi="Arial" w:eastAsia="Arial"/>
                 <w:sz w:val="18"/>
               </w:rPr>
               <w:t>docNo</w:t>
@@ -4920,11 +6190,15 @@
               <w:keepLines/>
               <w:spacing w:after="0"/>
             </w:pPr>
-            <w:r/>
-            <w:r>
-              <w:rPr>
-                <w:rFonts w:ascii="Arial" w:hAnsi="Arial" w:eastAsia="Arial"/>
-                <w:b w:val="0"/>
+            <w:r>
+              <w:rPr>
+                <w:rFonts w:ascii="Arial" w:hAnsi="Arial" w:eastAsia="Arial"/>
+                <w:sz w:val="18"/>
+              </w:rPr>
+            </w:r>
+            <w:r>
+              <w:rPr>
+                <w:rFonts w:ascii="Arial" w:hAnsi="Arial" w:eastAsia="Arial"/>
                 <w:sz w:val="18"/>
               </w:rPr>
               <w:t>string</w:t>
@@ -4941,11 +6215,15 @@
               <w:keepLines/>
               <w:spacing w:after="0"/>
             </w:pPr>
-            <w:r/>
-            <w:r>
-              <w:rPr>
-                <w:rFonts w:ascii="Arial" w:hAnsi="Arial" w:eastAsia="Arial"/>
-                <w:b w:val="0"/>
+            <w:r>
+              <w:rPr>
+                <w:rFonts w:ascii="Arial" w:hAnsi="Arial" w:eastAsia="Arial"/>
+                <w:sz w:val="18"/>
+              </w:rPr>
+            </w:r>
+            <w:r>
+              <w:rPr>
+                <w:rFonts w:ascii="Arial" w:hAnsi="Arial" w:eastAsia="Arial"/>
                 <w:sz w:val="18"/>
               </w:rPr>
               <w:t>No</w:t>
@@ -4962,11 +6240,15 @@
               <w:keepLines/>
               <w:spacing w:after="0"/>
             </w:pPr>
-            <w:r/>
-            <w:r>
-              <w:rPr>
-                <w:rFonts w:ascii="Arial" w:hAnsi="Arial" w:eastAsia="Arial"/>
-                <w:b w:val="0"/>
+            <w:r>
+              <w:rPr>
+                <w:rFonts w:ascii="Arial" w:hAnsi="Arial" w:eastAsia="Arial"/>
+                <w:sz w:val="18"/>
+              </w:rPr>
+            </w:r>
+            <w:r>
+              <w:rPr>
+                <w:rFonts w:ascii="Arial" w:hAnsi="Arial" w:eastAsia="Arial"/>
                 <w:sz w:val="18"/>
               </w:rPr>
               <w:t>พ.ศ. YYYY/xxxxx</w:t>
@@ -5185,11 +6467,15 @@
               <w:keepLines/>
               <w:spacing w:after="0"/>
             </w:pPr>
-            <w:r/>
-            <w:r>
-              <w:rPr>
-                <w:rFonts w:ascii="Arial" w:hAnsi="Arial" w:eastAsia="Arial"/>
-                <w:b w:val="0"/>
+            <w:r>
+              <w:rPr>
+                <w:rFonts w:ascii="Arial" w:hAnsi="Arial" w:eastAsia="Arial"/>
+                <w:sz w:val="18"/>
+              </w:rPr>
+            </w:r>
+            <w:r>
+              <w:rPr>
+                <w:rFonts w:ascii="Arial" w:hAnsi="Arial" w:eastAsia="Arial"/>
                 <w:sz w:val="18"/>
               </w:rPr>
               <w:t>items</w:t>
@@ -5206,11 +6492,15 @@
               <w:keepLines/>
               <w:spacing w:after="0"/>
             </w:pPr>
-            <w:r/>
-            <w:r>
-              <w:rPr>
-                <w:rFonts w:ascii="Arial" w:hAnsi="Arial" w:eastAsia="Arial"/>
-                <w:b w:val="0"/>
+            <w:r>
+              <w:rPr>
+                <w:rFonts w:ascii="Arial" w:hAnsi="Arial" w:eastAsia="Arial"/>
+                <w:sz w:val="18"/>
+              </w:rPr>
+            </w:r>
+            <w:r>
+              <w:rPr>
+                <w:rFonts w:ascii="Arial" w:hAnsi="Arial" w:eastAsia="Arial"/>
                 <w:sz w:val="18"/>
               </w:rPr>
               <w:t>array&lt;object&gt;</w:t>
@@ -5227,11 +6517,15 @@
               <w:keepLines/>
               <w:spacing w:after="0"/>
             </w:pPr>
-            <w:r/>
-            <w:r>
-              <w:rPr>
-                <w:rFonts w:ascii="Arial" w:hAnsi="Arial" w:eastAsia="Arial"/>
-                <w:b w:val="0"/>
+            <w:r>
+              <w:rPr>
+                <w:rFonts w:ascii="Arial" w:hAnsi="Arial" w:eastAsia="Arial"/>
+                <w:sz w:val="18"/>
+              </w:rPr>
+            </w:r>
+            <w:r>
+              <w:rPr>
+                <w:rFonts w:ascii="Arial" w:hAnsi="Arial" w:eastAsia="Arial"/>
                 <w:sz w:val="18"/>
               </w:rPr>
               <w:t>Yes</w:t>
@@ -5248,11 +6542,15 @@
               <w:keepLines/>
               <w:spacing w:after="0"/>
             </w:pPr>
-            <w:r/>
-            <w:r>
-              <w:rPr>
-                <w:rFonts w:ascii="Arial" w:hAnsi="Arial" w:eastAsia="Arial"/>
-                <w:b w:val="0"/>
+            <w:r>
+              <w:rPr>
+                <w:rFonts w:ascii="Arial" w:hAnsi="Arial" w:eastAsia="Arial"/>
+                <w:sz w:val="18"/>
+              </w:rPr>
+            </w:r>
+            <w:r>
+              <w:rPr>
+                <w:rFonts w:ascii="Arial" w:hAnsi="Arial" w:eastAsia="Arial"/>
                 <w:sz w:val="18"/>
               </w:rPr>
               <w:t>JSON array; element type shown in Type column</w:t>
@@ -5274,11 +6572,15 @@
               <w:keepLines/>
               <w:spacing w:after="0"/>
             </w:pPr>
-            <w:r/>
-            <w:r>
-              <w:rPr>
-                <w:rFonts w:ascii="Arial" w:hAnsi="Arial" w:eastAsia="Arial"/>
-                <w:b w:val="0"/>
+            <w:r>
+              <w:rPr>
+                <w:rFonts w:ascii="Arial" w:hAnsi="Arial" w:eastAsia="Arial"/>
+                <w:sz w:val="18"/>
+              </w:rPr>
+            </w:r>
+            <w:r>
+              <w:rPr>
+                <w:rFonts w:ascii="Arial" w:hAnsi="Arial" w:eastAsia="Arial"/>
                 <w:sz w:val="18"/>
               </w:rPr>
               <w:t>items[].section</w:t>
@@ -5295,11 +6597,15 @@
               <w:keepLines/>
               <w:spacing w:after="0"/>
             </w:pPr>
-            <w:r/>
-            <w:r>
-              <w:rPr>
-                <w:rFonts w:ascii="Arial" w:hAnsi="Arial" w:eastAsia="Arial"/>
-                <w:b w:val="0"/>
+            <w:r>
+              <w:rPr>
+                <w:rFonts w:ascii="Arial" w:hAnsi="Arial" w:eastAsia="Arial"/>
+                <w:sz w:val="18"/>
+              </w:rPr>
+            </w:r>
+            <w:r>
+              <w:rPr>
+                <w:rFonts w:ascii="Arial" w:hAnsi="Arial" w:eastAsia="Arial"/>
                 <w:sz w:val="18"/>
               </w:rPr>
               <w:t>string</w:t>
@@ -5316,11 +6622,15 @@
               <w:keepLines/>
               <w:spacing w:after="0"/>
             </w:pPr>
-            <w:r/>
-            <w:r>
-              <w:rPr>
-                <w:rFonts w:ascii="Arial" w:hAnsi="Arial" w:eastAsia="Arial"/>
-                <w:b w:val="0"/>
+            <w:r>
+              <w:rPr>
+                <w:rFonts w:ascii="Arial" w:hAnsi="Arial" w:eastAsia="Arial"/>
+                <w:sz w:val="18"/>
+              </w:rPr>
+            </w:r>
+            <w:r>
+              <w:rPr>
+                <w:rFonts w:ascii="Arial" w:hAnsi="Arial" w:eastAsia="Arial"/>
                 <w:sz w:val="18"/>
               </w:rPr>
               <w:t>Yes</w:t>
@@ -5337,11 +6647,15 @@
               <w:keepLines/>
               <w:spacing w:after="0"/>
             </w:pPr>
-            <w:r/>
-            <w:r>
-              <w:rPr>
-                <w:rFonts w:ascii="Arial" w:hAnsi="Arial" w:eastAsia="Arial"/>
-                <w:b w:val="0"/>
+            <w:r>
+              <w:rPr>
+                <w:rFonts w:ascii="Arial" w:hAnsi="Arial" w:eastAsia="Arial"/>
+                <w:sz w:val="18"/>
+              </w:rPr>
+            </w:r>
+            <w:r>
+              <w:rPr>
+                <w:rFonts w:ascii="Arial" w:hAnsi="Arial" w:eastAsia="Arial"/>
                 <w:sz w:val="18"/>
               </w:rPr>
               <w:t>UTF-8; use value domain described by endpoint purpose</w:t>
@@ -5363,11 +6677,15 @@
               <w:keepLines/>
               <w:spacing w:after="0"/>
             </w:pPr>
-            <w:r/>
-            <w:r>
-              <w:rPr>
-                <w:rFonts w:ascii="Arial" w:hAnsi="Arial" w:eastAsia="Arial"/>
-                <w:b w:val="0"/>
+            <w:r>
+              <w:rPr>
+                <w:rFonts w:ascii="Arial" w:hAnsi="Arial" w:eastAsia="Arial"/>
+                <w:sz w:val="18"/>
+              </w:rPr>
+            </w:r>
+            <w:r>
+              <w:rPr>
+                <w:rFonts w:ascii="Arial" w:hAnsi="Arial" w:eastAsia="Arial"/>
                 <w:sz w:val="18"/>
               </w:rPr>
               <w:t>items[].result</w:t>
@@ -5384,11 +6702,15 @@
               <w:keepLines/>
               <w:spacing w:after="0"/>
             </w:pPr>
-            <w:r/>
-            <w:r>
-              <w:rPr>
-                <w:rFonts w:ascii="Arial" w:hAnsi="Arial" w:eastAsia="Arial"/>
-                <w:b w:val="0"/>
+            <w:r>
+              <w:rPr>
+                <w:rFonts w:ascii="Arial" w:hAnsi="Arial" w:eastAsia="Arial"/>
+                <w:sz w:val="18"/>
+              </w:rPr>
+            </w:r>
+            <w:r>
+              <w:rPr>
+                <w:rFonts w:ascii="Arial" w:hAnsi="Arial" w:eastAsia="Arial"/>
                 <w:sz w:val="18"/>
               </w:rPr>
               <w:t>string</w:t>
@@ -5405,11 +6727,15 @@
               <w:keepLines/>
               <w:spacing w:after="0"/>
             </w:pPr>
-            <w:r/>
-            <w:r>
-              <w:rPr>
-                <w:rFonts w:ascii="Arial" w:hAnsi="Arial" w:eastAsia="Arial"/>
-                <w:b w:val="0"/>
+            <w:r>
+              <w:rPr>
+                <w:rFonts w:ascii="Arial" w:hAnsi="Arial" w:eastAsia="Arial"/>
+                <w:sz w:val="18"/>
+              </w:rPr>
+            </w:r>
+            <w:r>
+              <w:rPr>
+                <w:rFonts w:ascii="Arial" w:hAnsi="Arial" w:eastAsia="Arial"/>
                 <w:sz w:val="18"/>
               </w:rPr>
               <w:t>Yes</w:t>
@@ -5426,11 +6752,15 @@
               <w:keepLines/>
               <w:spacing w:after="0"/>
             </w:pPr>
-            <w:r/>
-            <w:r>
-              <w:rPr>
-                <w:rFonts w:ascii="Arial" w:hAnsi="Arial" w:eastAsia="Arial"/>
-                <w:b w:val="0"/>
+            <w:r>
+              <w:rPr>
+                <w:rFonts w:ascii="Arial" w:hAnsi="Arial" w:eastAsia="Arial"/>
+                <w:sz w:val="18"/>
+              </w:rPr>
+            </w:r>
+            <w:r>
+              <w:rPr>
+                <w:rFonts w:ascii="Arial" w:hAnsi="Arial" w:eastAsia="Arial"/>
                 <w:sz w:val="18"/>
               </w:rPr>
               <w:t>UTF-8; use value domain described by endpoint purpose</w:t>
@@ -5556,11 +6886,15 @@
               <w:keepLines/>
               <w:spacing w:after="0"/>
             </w:pPr>
-            <w:r/>
-            <w:r>
-              <w:rPr>
-                <w:rFonts w:ascii="Arial" w:hAnsi="Arial" w:eastAsia="Arial"/>
-                <w:b w:val="0"/>
+            <w:r>
+              <w:rPr>
+                <w:rFonts w:ascii="Arial" w:hAnsi="Arial" w:eastAsia="Arial"/>
+                <w:sz w:val="18"/>
+              </w:rPr>
+            </w:r>
+            <w:r>
+              <w:rPr>
+                <w:rFonts w:ascii="Arial" w:hAnsi="Arial" w:eastAsia="Arial"/>
                 <w:sz w:val="18"/>
               </w:rPr>
               <w:t>workflow_transaction / workflow_history / workflow_approver (@srm/glb-workflow)</w:t>
@@ -5577,11 +6911,15 @@
               <w:keepLines/>
               <w:spacing w:after="0"/>
             </w:pPr>
-            <w:r/>
-            <w:r>
-              <w:rPr>
-                <w:rFonts w:ascii="Arial" w:hAnsi="Arial" w:eastAsia="Arial"/>
-                <w:b w:val="0"/>
+            <w:r>
+              <w:rPr>
+                <w:rFonts w:ascii="Arial" w:hAnsi="Arial" w:eastAsia="Arial"/>
+                <w:sz w:val="18"/>
+              </w:rPr>
+            </w:r>
+            <w:r>
+              <w:rPr>
+                <w:rFonts w:ascii="Arial" w:hAnsi="Arial" w:eastAsia="Arial"/>
                 <w:sz w:val="18"/>
               </w:rPr>
               <w:t>R/W</w:t>
@@ -5598,11 +6936,15 @@
               <w:keepLines/>
               <w:spacing w:after="0"/>
             </w:pPr>
-            <w:r/>
-            <w:r>
-              <w:rPr>
-                <w:rFonts w:ascii="Arial" w:hAnsi="Arial" w:eastAsia="Arial"/>
-                <w:b w:val="0"/>
+            <w:r>
+              <w:rPr>
+                <w:rFonts w:ascii="Arial" w:hAnsi="Arial" w:eastAsia="Arial"/>
+                <w:sz w:val="18"/>
+              </w:rPr>
+            </w:r>
+            <w:r>
+              <w:rPr>
+                <w:rFonts w:ascii="Arial" w:hAnsi="Arial" w:eastAsia="Arial"/>
                 <w:sz w:val="18"/>
               </w:rPr>
               <w:t>triggerEvent() เดิน state + บันทึก history</w:t>
@@ -5624,11 +6966,15 @@
               <w:keepLines/>
               <w:spacing w:after="0"/>
             </w:pPr>
-            <w:r/>
-            <w:r>
-              <w:rPr>
-                <w:rFonts w:ascii="Arial" w:hAnsi="Arial" w:eastAsia="Arial"/>
-                <w:b w:val="0"/>
+            <w:r>
+              <w:rPr>
+                <w:rFonts w:ascii="Arial" w:hAnsi="Arial" w:eastAsia="Arial"/>
+                <w:sz w:val="18"/>
+              </w:rPr>
+            </w:r>
+            <w:r>
+              <w:rPr>
+                <w:rFonts w:ascii="Arial" w:hAnsi="Arial" w:eastAsia="Arial"/>
                 <w:sz w:val="18"/>
               </w:rPr>
               <w:t>compensation_documents</w:t>
@@ -5645,11 +6991,15 @@
               <w:keepLines/>
               <w:spacing w:after="0"/>
             </w:pPr>
-            <w:r/>
-            <w:r>
-              <w:rPr>
-                <w:rFonts w:ascii="Arial" w:hAnsi="Arial" w:eastAsia="Arial"/>
-                <w:b w:val="0"/>
+            <w:r>
+              <w:rPr>
+                <w:rFonts w:ascii="Arial" w:hAnsi="Arial" w:eastAsia="Arial"/>
+                <w:sz w:val="18"/>
+              </w:rPr>
+            </w:r>
+            <w:r>
+              <w:rPr>
+                <w:rFonts w:ascii="Arial" w:hAnsi="Arial" w:eastAsia="Arial"/>
                 <w:sz w:val="18"/>
               </w:rPr>
               <w:t>W</w:t>
@@ -5666,11 +7016,15 @@
               <w:keepLines/>
               <w:spacing w:after="0"/>
             </w:pPr>
-            <w:r/>
-            <w:r>
-              <w:rPr>
-                <w:rFonts w:ascii="Arial" w:hAnsi="Arial" w:eastAsia="Arial"/>
-                <w:b w:val="0"/>
+            <w:r>
+              <w:rPr>
+                <w:rFonts w:ascii="Arial" w:hAnsi="Arial" w:eastAsia="Arial"/>
+                <w:sz w:val="18"/>
+              </w:rPr>
+            </w:r>
+            <w:r>
+              <w:rPr>
+                <w:rFonts w:ascii="Arial" w:hAnsi="Arial" w:eastAsia="Arial"/>
                 <w:sz w:val="18"/>
               </w:rPr>
               <w:t>อัปเดต status/current_section/result</w:t>
@@ -5692,11 +7046,15 @@
               <w:keepLines/>
               <w:spacing w:after="0"/>
             </w:pPr>
-            <w:r/>
-            <w:r>
-              <w:rPr>
-                <w:rFonts w:ascii="Arial" w:hAnsi="Arial" w:eastAsia="Arial"/>
-                <w:b w:val="0"/>
+            <w:r>
+              <w:rPr>
+                <w:rFonts w:ascii="Arial" w:hAnsi="Arial" w:eastAsia="Arial"/>
+                <w:sz w:val="18"/>
+              </w:rPr>
+            </w:r>
+            <w:r>
+              <w:rPr>
+                <w:rFonts w:ascii="Arial" w:hAnsi="Arial" w:eastAsia="Arial"/>
                 <w:sz w:val="18"/>
               </w:rPr>
               <w:t>consideration_logs</w:t>
@@ -5713,11 +7071,15 @@
               <w:keepLines/>
               <w:spacing w:after="0"/>
             </w:pPr>
-            <w:r/>
-            <w:r>
-              <w:rPr>
-                <w:rFonts w:ascii="Arial" w:hAnsi="Arial" w:eastAsia="Arial"/>
-                <w:b w:val="0"/>
+            <w:r>
+              <w:rPr>
+                <w:rFonts w:ascii="Arial" w:hAnsi="Arial" w:eastAsia="Arial"/>
+                <w:sz w:val="18"/>
+              </w:rPr>
+            </w:r>
+            <w:r>
+              <w:rPr>
+                <w:rFonts w:ascii="Arial" w:hAnsi="Arial" w:eastAsia="Arial"/>
                 <w:sz w:val="18"/>
               </w:rPr>
               <w:t>W</w:t>
@@ -5734,11 +7096,15 @@
               <w:keepLines/>
               <w:spacing w:after="0"/>
             </w:pPr>
-            <w:r/>
-            <w:r>
-              <w:rPr>
-                <w:rFonts w:ascii="Arial" w:hAnsi="Arial" w:eastAsia="Arial"/>
-                <w:b w:val="0"/>
+            <w:r>
+              <w:rPr>
+                <w:rFonts w:ascii="Arial" w:hAnsi="Arial" w:eastAsia="Arial"/>
+                <w:sz w:val="18"/>
+              </w:rPr>
+            </w:r>
+            <w:r>
+              <w:rPr>
+                <w:rFonts w:ascii="Arial" w:hAnsi="Arial" w:eastAsia="Arial"/>
                 <w:sz w:val="18"/>
               </w:rPr>
               <w:t>บันทึกผลพิจารณาและ comment</w:t>
@@ -5760,11 +7126,15 @@
               <w:keepLines/>
               <w:spacing w:after="0"/>
             </w:pPr>
-            <w:r/>
-            <w:r>
-              <w:rPr>
-                <w:rFonts w:ascii="Arial" w:hAnsi="Arial" w:eastAsia="Arial"/>
-                <w:b w:val="0"/>
+            <w:r>
+              <w:rPr>
+                <w:rFonts w:ascii="Arial" w:hAnsi="Arial" w:eastAsia="Arial"/>
+                <w:sz w:val="18"/>
+              </w:rPr>
+            </w:r>
+            <w:r>
+              <w:rPr>
+                <w:rFonts w:ascii="Arial" w:hAnsi="Arial" w:eastAsia="Arial"/>
                 <w:sz w:val="18"/>
               </w:rPr>
               <w:t>status_email_rules</w:t>
@@ -5781,11 +7151,15 @@
               <w:keepLines/>
               <w:spacing w:after="0"/>
             </w:pPr>
-            <w:r/>
-            <w:r>
-              <w:rPr>
-                <w:rFonts w:ascii="Arial" w:hAnsi="Arial" w:eastAsia="Arial"/>
-                <w:b w:val="0"/>
+            <w:r>
+              <w:rPr>
+                <w:rFonts w:ascii="Arial" w:hAnsi="Arial" w:eastAsia="Arial"/>
+                <w:sz w:val="18"/>
+              </w:rPr>
+            </w:r>
+            <w:r>
+              <w:rPr>
+                <w:rFonts w:ascii="Arial" w:hAnsi="Arial" w:eastAsia="Arial"/>
                 <w:sz w:val="18"/>
               </w:rPr>
               <w:t>R</w:t>
@@ -5802,11 +7176,15 @@
               <w:keepLines/>
               <w:spacing w:after="0"/>
             </w:pPr>
-            <w:r/>
-            <w:r>
-              <w:rPr>
-                <w:rFonts w:ascii="Arial" w:hAnsi="Arial" w:eastAsia="Arial"/>
-                <w:b w:val="0"/>
+            <w:r>
+              <w:rPr>
+                <w:rFonts w:ascii="Arial" w:hAnsi="Arial" w:eastAsia="Arial"/>
+                <w:sz w:val="18"/>
+              </w:rPr>
+            </w:r>
+            <w:r>
+              <w:rPr>
+                <w:rFonts w:ascii="Arial" w:hAnsi="Arial" w:eastAsia="Arial"/>
                 <w:sz w:val="18"/>
               </w:rPr>
               <w:t>ผู้รับอีเมลตาม status</w:t>
@@ -5828,11 +7206,15 @@
               <w:keepLines/>
               <w:spacing w:after="0"/>
             </w:pPr>
-            <w:r/>
-            <w:r>
-              <w:rPr>
-                <w:rFonts w:ascii="Arial" w:hAnsi="Arial" w:eastAsia="Arial"/>
-                <w:b w:val="0"/>
+            <w:r>
+              <w:rPr>
+                <w:rFonts w:ascii="Arial" w:hAnsi="Arial" w:eastAsia="Arial"/>
+                <w:sz w:val="18"/>
+              </w:rPr>
+            </w:r>
+            <w:r>
+              <w:rPr>
+                <w:rFonts w:ascii="Arial" w:hAnsi="Arial" w:eastAsia="Arial"/>
                 <w:sz w:val="18"/>
               </w:rPr>
               <w:t>workflow_transaction (@srm/glb-workflow)</w:t>
@@ -5849,11 +7231,15 @@
               <w:keepLines/>
               <w:spacing w:after="0"/>
             </w:pPr>
-            <w:r/>
-            <w:r>
-              <w:rPr>
-                <w:rFonts w:ascii="Arial" w:hAnsi="Arial" w:eastAsia="Arial"/>
-                <w:b w:val="0"/>
+            <w:r>
+              <w:rPr>
+                <w:rFonts w:ascii="Arial" w:hAnsi="Arial" w:eastAsia="Arial"/>
+                <w:sz w:val="18"/>
+              </w:rPr>
+            </w:r>
+            <w:r>
+              <w:rPr>
+                <w:rFonts w:ascii="Arial" w:hAnsi="Arial" w:eastAsia="Arial"/>
                 <w:sz w:val="18"/>
               </w:rPr>
               <w:t>R/W</w:t>
@@ -5870,11 +7256,15 @@
               <w:keepLines/>
               <w:spacing w:after="0"/>
             </w:pPr>
-            <w:r/>
-            <w:r>
-              <w:rPr>
-                <w:rFonts w:ascii="Arial" w:hAnsi="Arial" w:eastAsia="Arial"/>
-                <w:b w:val="0"/>
+            <w:r>
+              <w:rPr>
+                <w:rFonts w:ascii="Arial" w:hAnsi="Arial" w:eastAsia="Arial"/>
+                <w:sz w:val="18"/>
+              </w:rPr>
+            </w:r>
+            <w:r>
+              <w:rPr>
+                <w:rFonts w:ascii="Arial" w:hAnsi="Arial" w:eastAsia="Arial"/>
                 <w:sz w:val="18"/>
               </w:rPr>
               <w:t>กัน action ซ้ำด้วย getTransaction/getPermissionEvents ก่อน triggerEvent</w:t>
@@ -5892,7 +7282,80 @@
         <w:pageBreakBefore w:val="0"/>
       </w:pPr>
       <w:r>
-        <w:t>9. Processing Flow</w:t>
+        <w:t>9. Skeleton Code (store-backend + BFF)</w:t>
+      </w:r>
+    </w:p>
+    <w:p>
+      <w:pPr>
+        <w:keepNext w:val="0"/>
+      </w:pPr>
+      <w:r>
+        <w:t xml:space="preserve">โครงโค้ดตั้งต้นของเอกสารฉบับนี้ ยึด convention จริงของ </w:t>
+      </w:r>
+      <w:r>
+        <w:rPr>
+          <w:rFonts w:ascii="Courier New" w:hAnsi="Courier New"/>
+        </w:rPr>
+        <w:t>srm-sps-spsap-store-backend</w:t>
+      </w:r>
+      <w:r>
+        <w:t xml:space="preserve"> (NestJS 11 + TypeORM, schema </w:t>
+      </w:r>
+      <w:r>
+        <w:rPr>
+          <w:rFonts w:ascii="Courier New" w:hAnsi="Courier New"/>
+        </w:rPr>
+        <w:t>sps_store</w:t>
+      </w:r>
+      <w:r>
+        <w:t xml:space="preserve">, custom provider </w:t>
+      </w:r>
+      <w:r>
+        <w:rPr>
+          <w:rFonts w:ascii="Courier New" w:hAnsi="Courier New"/>
+        </w:rPr>
+        <w:t>DATA_SOURCE</w:t>
+      </w:r>
+      <w:r>
+        <w:t xml:space="preserve"> ที่ route SELECT ไป slave pool) และ </w:t>
+      </w:r>
+      <w:r>
+        <w:rPr>
+          <w:rFonts w:ascii="Courier New" w:hAnsi="Courier New"/>
+        </w:rPr>
+        <w:t>srm-sps-spsap-sbp-bff</w:t>
+      </w:r>
+      <w:r>
+        <w:t xml:space="preserve"> (ไม่มี DB, forward ผ่าน client service). ทุกจุดที่ต้องเติมกำกับด้วย </w:t>
+      </w:r>
+      <w:r>
+        <w:rPr>
+          <w:rFonts w:ascii="Courier New" w:hAnsi="Courier New"/>
+        </w:rPr>
+        <w:t>// TODO:</w:t>
+      </w:r>
+      <w:r>
+        <w:t xml:space="preserve"> และ response ทุกเส้นถูกห่อเป็น </w:t>
+      </w:r>
+      <w:r>
+        <w:rPr>
+          <w:rFonts w:ascii="Courier New" w:hAnsi="Courier New"/>
+        </w:rPr>
+        <w:t>{success, data}</w:t>
+      </w:r>
+      <w:r>
+        <w:t xml:space="preserve"> โดย ResponseInterceptor อยู่แล้ว จึงห้าม service ห่อซ้ำ</w:t>
+      </w:r>
+    </w:p>
+    <w:p>
+      <w:pPr>
+        <w:pStyle w:val="Heading3"/>
+        <w:keepNext/>
+        <w:keepLines/>
+        <w:pageBreakBefore w:val="0"/>
+      </w:pPr>
+      <w:r>
+        <w:t>9.1 ผังไฟล์ที่ต้องสร้าง</w:t>
       </w:r>
     </w:p>
     <w:tbl>
@@ -5928,7 +7391,7 @@
                 <w:b/>
                 <w:sz w:val="18"/>
               </w:rPr>
-              <w:t>Step</w:t>
+              <w:t>Path</w:t>
             </w:r>
           </w:p>
         </w:tc>
@@ -5950,7 +7413,7 @@
                 <w:b/>
                 <w:sz w:val="18"/>
               </w:rPr>
-              <w:t>Description</w:t>
+              <w:t>หน้าที่</w:t>
             </w:r>
           </w:p>
         </w:tc>
@@ -5969,14 +7432,18 @@
               <w:keepLines/>
               <w:spacing w:after="0"/>
             </w:pPr>
-            <w:r/>
-            <w:r>
-              <w:rPr>
-                <w:rFonts w:ascii="Arial" w:hAnsi="Arial" w:eastAsia="Arial"/>
-                <w:b w:val="0"/>
-                <w:sz w:val="18"/>
-              </w:rPr>
-              <w:t>1</w:t>
+            <w:r>
+              <w:rPr>
+                <w:rFonts w:ascii="Arial" w:hAnsi="Arial" w:eastAsia="Arial"/>
+                <w:sz w:val="18"/>
+              </w:rPr>
+            </w:r>
+            <w:r>
+              <w:rPr>
+                <w:rFonts w:ascii="Arial" w:hAnsi="Arial" w:eastAsia="Arial"/>
+                <w:sz w:val="18"/>
+              </w:rPr>
+              <w:t>store-backend · src/modules/sbpgi-document-workflow-actions/sbpgi-document-workflow-actions.controller.ts</w:t>
             </w:r>
           </w:p>
         </w:tc>
@@ -5990,14 +7457,39 @@
               <w:keepLines/>
               <w:spacing w:after="0"/>
             </w:pPr>
-            <w:r/>
-            <w:r>
-              <w:rPr>
-                <w:rFonts w:ascii="Arial" w:hAnsi="Arial" w:eastAsia="Arial"/>
-                <w:b w:val="0"/>
-                <w:sz w:val="18"/>
-              </w:rPr>
-              <w:t>Lock current action task</w:t>
+            <w:r>
+              <w:rPr>
+                <w:rFonts w:ascii="Arial" w:hAnsi="Arial" w:eastAsia="Arial"/>
+                <w:sz w:val="18"/>
+              </w:rPr>
+            </w:r>
+            <w:r>
+              <w:rPr>
+                <w:rFonts w:ascii="Arial" w:hAnsi="Arial" w:eastAsia="Arial"/>
+                <w:sz w:val="18"/>
+              </w:rPr>
+              <w:t xml:space="preserve">route ทั้งหมดของเอกสารนี้ (2 เส้น) + </w:t>
+            </w:r>
+            <w:r>
+              <w:rPr>
+                <w:rFonts w:ascii="Courier New" w:hAnsi="Courier New" w:eastAsia="Arial"/>
+                <w:sz w:val="18"/>
+              </w:rPr>
+              <w:t>@UseGuards(HttpHeaderGuard)</w:t>
+            </w:r>
+            <w:r>
+              <w:rPr>
+                <w:rFonts w:ascii="Arial" w:hAnsi="Arial" w:eastAsia="Arial"/>
+                <w:sz w:val="18"/>
+              </w:rPr>
+              <w:t xml:space="preserve"> + </w:t>
+            </w:r>
+            <w:r>
+              <w:rPr>
+                <w:rFonts w:ascii="Courier New" w:hAnsi="Courier New" w:eastAsia="Arial"/>
+                <w:sz w:val="18"/>
+              </w:rPr>
+              <w:t>@UserId()</w:t>
             </w:r>
           </w:p>
         </w:tc>
@@ -6016,14 +7508,18 @@
               <w:keepLines/>
               <w:spacing w:after="0"/>
             </w:pPr>
-            <w:r/>
-            <w:r>
-              <w:rPr>
-                <w:rFonts w:ascii="Arial" w:hAnsi="Arial" w:eastAsia="Arial"/>
-                <w:b w:val="0"/>
-                <w:sz w:val="18"/>
-              </w:rPr>
-              <w:t>2</w:t>
+            <w:r>
+              <w:rPr>
+                <w:rFonts w:ascii="Arial" w:hAnsi="Arial" w:eastAsia="Arial"/>
+                <w:sz w:val="18"/>
+              </w:rPr>
+            </w:r>
+            <w:r>
+              <w:rPr>
+                <w:rFonts w:ascii="Arial" w:hAnsi="Arial" w:eastAsia="Arial"/>
+                <w:sz w:val="18"/>
+              </w:rPr>
+              <w:t>store-backend · src/modules/sbpgi-document-workflow-actions/sbpgi-document-workflow-actions.service.ts</w:t>
             </w:r>
           </w:p>
         </w:tc>
@@ -6037,14 +7533,32 @@
               <w:keepLines/>
               <w:spacing w:after="0"/>
             </w:pPr>
-            <w:r/>
-            <w:r>
-              <w:rPr>
-                <w:rFonts w:ascii="Arial" w:hAnsi="Arial" w:eastAsia="Arial"/>
-                <w:b w:val="0"/>
-                <w:sz w:val="18"/>
-              </w:rPr>
-              <w:t>Validate owner and selected result against actionOptions</w:t>
+            <w:r>
+              <w:rPr>
+                <w:rFonts w:ascii="Arial" w:hAnsi="Arial" w:eastAsia="Arial"/>
+                <w:sz w:val="18"/>
+              </w:rPr>
+            </w:r>
+            <w:r>
+              <w:rPr>
+                <w:rFonts w:ascii="Arial" w:hAnsi="Arial" w:eastAsia="Arial"/>
+                <w:sz w:val="18"/>
+              </w:rPr>
+              <w:t xml:space="preserve">business logic — inject </w:t>
+            </w:r>
+            <w:r>
+              <w:rPr>
+                <w:rFonts w:ascii="Courier New" w:hAnsi="Courier New" w:eastAsia="Arial"/>
+                <w:sz w:val="18"/>
+              </w:rPr>
+              <w:t>'DATA_SOURCE'</w:t>
+            </w:r>
+            <w:r>
+              <w:rPr>
+                <w:rFonts w:ascii="Arial" w:hAnsi="Arial" w:eastAsia="Arial"/>
+                <w:sz w:val="18"/>
+              </w:rPr>
+              <w:t xml:space="preserve"> แล้วยิง raw SQL, mutation ใช้ QueryRunner transaction</w:t>
             </w:r>
           </w:p>
         </w:tc>
@@ -6063,14 +7577,18 @@
               <w:keepLines/>
               <w:spacing w:after="0"/>
             </w:pPr>
-            <w:r/>
-            <w:r>
-              <w:rPr>
-                <w:rFonts w:ascii="Arial" w:hAnsi="Arial" w:eastAsia="Arial"/>
-                <w:b w:val="0"/>
-                <w:sz w:val="18"/>
-              </w:rPr>
-              <w:t>3</w:t>
+            <w:r>
+              <w:rPr>
+                <w:rFonts w:ascii="Arial" w:hAnsi="Arial" w:eastAsia="Arial"/>
+                <w:sz w:val="18"/>
+              </w:rPr>
+            </w:r>
+            <w:r>
+              <w:rPr>
+                <w:rFonts w:ascii="Arial" w:hAnsi="Arial" w:eastAsia="Arial"/>
+                <w:sz w:val="18"/>
+              </w:rPr>
+              <w:t>store-backend · src/modules/sbpgi-document-workflow-actions/sbpgi-document-workflow-actions.sql.ts</w:t>
             </w:r>
           </w:p>
         </w:tc>
@@ -6084,14 +7602,18 @@
               <w:keepLines/>
               <w:spacing w:after="0"/>
             </w:pPr>
-            <w:r/>
-            <w:r>
-              <w:rPr>
-                <w:rFonts w:ascii="Arial" w:hAnsi="Arial" w:eastAsia="Arial"/>
-                <w:b w:val="0"/>
-                <w:sz w:val="18"/>
-              </w:rPr>
-              <w:t>Apply server-side business rule</w:t>
+            <w:r>
+              <w:rPr>
+                <w:rFonts w:ascii="Arial" w:hAnsi="Arial" w:eastAsia="Arial"/>
+                <w:sz w:val="18"/>
+              </w:rPr>
+            </w:r>
+            <w:r>
+              <w:rPr>
+                <w:rFonts w:ascii="Arial" w:hAnsi="Arial" w:eastAsia="Arial"/>
+                <w:sz w:val="18"/>
+              </w:rPr>
+              <w:t>เก็บ SQL ต่อ endpoint (คัดจากหัวข้อ 10) แยกออกจาก service ให้ทดสอบ/รีวิวง่าย</w:t>
             </w:r>
           </w:p>
         </w:tc>
@@ -6110,14 +7632,18 @@
               <w:keepLines/>
               <w:spacing w:after="0"/>
             </w:pPr>
-            <w:r/>
-            <w:r>
-              <w:rPr>
-                <w:rFonts w:ascii="Arial" w:hAnsi="Arial" w:eastAsia="Arial"/>
-                <w:b w:val="0"/>
-                <w:sz w:val="18"/>
-              </w:rPr>
-              <w:t>4</w:t>
+            <w:r>
+              <w:rPr>
+                <w:rFonts w:ascii="Arial" w:hAnsi="Arial" w:eastAsia="Arial"/>
+                <w:sz w:val="18"/>
+              </w:rPr>
+            </w:r>
+            <w:r>
+              <w:rPr>
+                <w:rFonts w:ascii="Arial" w:hAnsi="Arial" w:eastAsia="Arial"/>
+                <w:sz w:val="18"/>
+              </w:rPr>
+              <w:t>store-backend · src/modules/sbpgi-document-workflow-actions/dto/sbpgi-document-workflow-actions.dto.ts</w:t>
             </w:r>
           </w:p>
         </w:tc>
@@ -6131,14 +7657,18 @@
               <w:keepLines/>
               <w:spacing w:after="0"/>
             </w:pPr>
-            <w:r/>
-            <w:r>
-              <w:rPr>
-                <w:rFonts w:ascii="Arial" w:hAnsi="Arial" w:eastAsia="Arial"/>
-                <w:b w:val="0"/>
-                <w:sz w:val="18"/>
-              </w:rPr>
-              <w:t>Update document/task</w:t>
+            <w:r>
+              <w:rPr>
+                <w:rFonts w:ascii="Arial" w:hAnsi="Arial" w:eastAsia="Arial"/>
+                <w:sz w:val="18"/>
+              </w:rPr>
+            </w:r>
+            <w:r>
+              <w:rPr>
+                <w:rFonts w:ascii="Arial" w:hAnsi="Arial" w:eastAsia="Arial"/>
+                <w:sz w:val="18"/>
+              </w:rPr>
+              <w:t>DTO + class-validator ตาม validation ในหัวข้อฟิลด์ของเอกสารนี้</w:t>
             </w:r>
           </w:p>
         </w:tc>
@@ -6157,14 +7687,18 @@
               <w:keepLines/>
               <w:spacing w:after="0"/>
             </w:pPr>
-            <w:r/>
-            <w:r>
-              <w:rPr>
-                <w:rFonts w:ascii="Arial" w:hAnsi="Arial" w:eastAsia="Arial"/>
-                <w:b w:val="0"/>
-                <w:sz w:val="18"/>
-              </w:rPr>
-              <w:t>5</w:t>
+            <w:r>
+              <w:rPr>
+                <w:rFonts w:ascii="Arial" w:hAnsi="Arial" w:eastAsia="Arial"/>
+                <w:sz w:val="18"/>
+              </w:rPr>
+            </w:r>
+            <w:r>
+              <w:rPr>
+                <w:rFonts w:ascii="Arial" w:hAnsi="Arial" w:eastAsia="Arial"/>
+                <w:sz w:val="18"/>
+              </w:rPr>
+              <w:t>store-backend · src/modules/sbpgi-document-workflow-actions/sbpgi-document-workflow-actions.module.ts</w:t>
             </w:r>
           </w:p>
         </w:tc>
@@ -6178,14 +7712,25 @@
               <w:keepLines/>
               <w:spacing w:after="0"/>
             </w:pPr>
-            <w:r/>
-            <w:r>
-              <w:rPr>
-                <w:rFonts w:ascii="Arial" w:hAnsi="Arial" w:eastAsia="Arial"/>
-                <w:b w:val="0"/>
-                <w:sz w:val="18"/>
-              </w:rPr>
-              <w:t>Insert consideration_logs</w:t>
+            <w:r>
+              <w:rPr>
+                <w:rFonts w:ascii="Arial" w:hAnsi="Arial" w:eastAsia="Arial"/>
+                <w:sz w:val="18"/>
+              </w:rPr>
+            </w:r>
+            <w:r>
+              <w:rPr>
+                <w:rFonts w:ascii="Arial" w:hAnsi="Arial" w:eastAsia="Arial"/>
+                <w:sz w:val="18"/>
+              </w:rPr>
+              <w:t xml:space="preserve">ประกอบ controller/service/providers แล้ว register ที่ </w:t>
+            </w:r>
+            <w:r>
+              <w:rPr>
+                <w:rFonts w:ascii="Courier New" w:hAnsi="Courier New" w:eastAsia="Arial"/>
+                <w:sz w:val="18"/>
+              </w:rPr>
+              <w:t>app.module.ts</w:t>
             </w:r>
           </w:p>
         </w:tc>
@@ -6204,14 +7749,18 @@
               <w:keepLines/>
               <w:spacing w:after="0"/>
             </w:pPr>
-            <w:r/>
-            <w:r>
-              <w:rPr>
-                <w:rFonts w:ascii="Arial" w:hAnsi="Arial" w:eastAsia="Arial"/>
-                <w:b w:val="0"/>
-                <w:sz w:val="18"/>
-              </w:rPr>
-              <w:t>6</w:t>
+            <w:r>
+              <w:rPr>
+                <w:rFonts w:ascii="Arial" w:hAnsi="Arial" w:eastAsia="Arial"/>
+                <w:sz w:val="18"/>
+              </w:rPr>
+            </w:r>
+            <w:r>
+              <w:rPr>
+                <w:rFonts w:ascii="Arial" w:hAnsi="Arial" w:eastAsia="Arial"/>
+                <w:sz w:val="18"/>
+              </w:rPr>
+              <w:t>store-backend · src/entitys/compensation-documents.entity.ts</w:t>
             </w:r>
           </w:p>
         </w:tc>
@@ -6225,11 +7774,3660 @@
               <w:keepLines/>
               <w:spacing w:after="0"/>
             </w:pPr>
+            <w:r>
+              <w:rPr>
+                <w:rFonts w:ascii="Arial" w:hAnsi="Arial" w:eastAsia="Arial"/>
+                <w:sz w:val="18"/>
+              </w:rPr>
+            </w:r>
+            <w:r>
+              <w:rPr>
+                <w:rFonts w:ascii="Arial" w:hAnsi="Arial" w:eastAsia="Arial"/>
+                <w:sz w:val="18"/>
+              </w:rPr>
+              <w:t xml:space="preserve">entity ของ </w:t>
+            </w:r>
+            <w:r>
+              <w:rPr>
+                <w:rFonts w:ascii="Courier New" w:hAnsi="Courier New" w:eastAsia="Arial"/>
+                <w:sz w:val="18"/>
+              </w:rPr>
+              <w:t>compensation_documents</w:t>
+            </w:r>
+            <w:r>
+              <w:rPr>
+                <w:rFonts w:ascii="Arial" w:hAnsi="Arial" w:eastAsia="Arial"/>
+                <w:sz w:val="18"/>
+              </w:rPr>
+              <w:t xml:space="preserve"> (</w:t>
+            </w:r>
+            <w:r>
+              <w:rPr>
+                <w:rFonts w:ascii="Courier New" w:hAnsi="Courier New" w:eastAsia="Arial"/>
+                <w:sz w:val="18"/>
+              </w:rPr>
+              <w:t>@Entity({schema: process.env.DB_SCHEMA})</w:t>
+            </w:r>
+            <w:r>
+              <w:rPr>
+                <w:rFonts w:ascii="Arial" w:hAnsi="Arial" w:eastAsia="Arial"/>
+                <w:sz w:val="18"/>
+              </w:rPr>
+              <w:t xml:space="preserve">, ไม่ประกาศ relation) — </w:t>
+            </w:r>
+            <w:r>
+              <w:rPr>
+                <w:rFonts w:ascii="Arial" w:hAnsi="Arial" w:eastAsia="Arial"/>
+                <w:b/>
+                <w:sz w:val="18"/>
+              </w:rPr>
+              <w:t>entity ร่วมหลายเอกสาร: ประกาศครั้งเดียวแล้วอ้างอิง อย่าสร้างซ้ำ</w:t>
+            </w:r>
+          </w:p>
+        </w:tc>
+      </w:tr>
+      <w:tr>
+        <w:trPr>
+          <w:cantSplit/>
+        </w:trPr>
+        <w:tc>
+          <w:tcPr>
+            <w:tcW w:type="dxa" w:w="5040"/>
+            <w:vAlign w:val="center"/>
+          </w:tcPr>
+          <w:p>
+            <w:pPr>
+              <w:keepLines/>
+              <w:spacing w:after="0"/>
+            </w:pPr>
+            <w:r>
+              <w:rPr>
+                <w:rFonts w:ascii="Arial" w:hAnsi="Arial" w:eastAsia="Arial"/>
+                <w:sz w:val="18"/>
+              </w:rPr>
+            </w:r>
+            <w:r>
+              <w:rPr>
+                <w:rFonts w:ascii="Arial" w:hAnsi="Arial" w:eastAsia="Arial"/>
+                <w:sz w:val="18"/>
+              </w:rPr>
+              <w:t>store-backend · src/entitys/consideration-logs.entity.ts</w:t>
+            </w:r>
+          </w:p>
+        </w:tc>
+        <w:tc>
+          <w:tcPr>
+            <w:tcW w:type="dxa" w:w="5040"/>
+            <w:vAlign w:val="center"/>
+          </w:tcPr>
+          <w:p>
+            <w:pPr>
+              <w:keepLines/>
+              <w:spacing w:after="0"/>
+            </w:pPr>
+            <w:r>
+              <w:rPr>
+                <w:rFonts w:ascii="Arial" w:hAnsi="Arial" w:eastAsia="Arial"/>
+                <w:sz w:val="18"/>
+              </w:rPr>
+            </w:r>
+            <w:r>
+              <w:rPr>
+                <w:rFonts w:ascii="Arial" w:hAnsi="Arial" w:eastAsia="Arial"/>
+                <w:sz w:val="18"/>
+              </w:rPr>
+              <w:t xml:space="preserve">entity ของ </w:t>
+            </w:r>
+            <w:r>
+              <w:rPr>
+                <w:rFonts w:ascii="Courier New" w:hAnsi="Courier New" w:eastAsia="Arial"/>
+                <w:sz w:val="18"/>
+              </w:rPr>
+              <w:t>consideration_logs</w:t>
+            </w:r>
+            <w:r>
+              <w:rPr>
+                <w:rFonts w:ascii="Arial" w:hAnsi="Arial" w:eastAsia="Arial"/>
+                <w:sz w:val="18"/>
+              </w:rPr>
+              <w:t xml:space="preserve"> (</w:t>
+            </w:r>
+            <w:r>
+              <w:rPr>
+                <w:rFonts w:ascii="Courier New" w:hAnsi="Courier New" w:eastAsia="Arial"/>
+                <w:sz w:val="18"/>
+              </w:rPr>
+              <w:t>@Entity({schema: process.env.DB_SCHEMA})</w:t>
+            </w:r>
+            <w:r>
+              <w:rPr>
+                <w:rFonts w:ascii="Arial" w:hAnsi="Arial" w:eastAsia="Arial"/>
+                <w:sz w:val="18"/>
+              </w:rPr>
+              <w:t xml:space="preserve">, ไม่ประกาศ relation) — </w:t>
+            </w:r>
+            <w:r>
+              <w:rPr>
+                <w:rFonts w:ascii="Arial" w:hAnsi="Arial" w:eastAsia="Arial"/>
+                <w:b/>
+                <w:sz w:val="18"/>
+              </w:rPr>
+              <w:t>entity ร่วมหลายเอกสาร: ประกาศครั้งเดียวแล้วอ้างอิง อย่าสร้างซ้ำ</w:t>
+            </w:r>
+          </w:p>
+        </w:tc>
+      </w:tr>
+      <w:tr>
+        <w:trPr>
+          <w:cantSplit/>
+        </w:trPr>
+        <w:tc>
+          <w:tcPr>
+            <w:tcW w:type="dxa" w:w="5040"/>
+            <w:vAlign w:val="center"/>
+          </w:tcPr>
+          <w:p>
+            <w:pPr>
+              <w:keepLines/>
+              <w:spacing w:after="0"/>
+            </w:pPr>
+            <w:r>
+              <w:rPr>
+                <w:rFonts w:ascii="Arial" w:hAnsi="Arial" w:eastAsia="Arial"/>
+                <w:sz w:val="18"/>
+              </w:rPr>
+            </w:r>
+            <w:r>
+              <w:rPr>
+                <w:rFonts w:ascii="Arial" w:hAnsi="Arial" w:eastAsia="Arial"/>
+                <w:sz w:val="18"/>
+              </w:rPr>
+              <w:t>store-backend · src/entitys/status-email-rules.entity.ts</w:t>
+            </w:r>
+          </w:p>
+        </w:tc>
+        <w:tc>
+          <w:tcPr>
+            <w:tcW w:type="dxa" w:w="5040"/>
+            <w:vAlign w:val="center"/>
+          </w:tcPr>
+          <w:p>
+            <w:pPr>
+              <w:keepLines/>
+              <w:spacing w:after="0"/>
+            </w:pPr>
+            <w:r>
+              <w:rPr>
+                <w:rFonts w:ascii="Arial" w:hAnsi="Arial" w:eastAsia="Arial"/>
+                <w:sz w:val="18"/>
+              </w:rPr>
+            </w:r>
+            <w:r>
+              <w:rPr>
+                <w:rFonts w:ascii="Arial" w:hAnsi="Arial" w:eastAsia="Arial"/>
+                <w:sz w:val="18"/>
+              </w:rPr>
+              <w:t xml:space="preserve">entity ของ </w:t>
+            </w:r>
+            <w:r>
+              <w:rPr>
+                <w:rFonts w:ascii="Courier New" w:hAnsi="Courier New" w:eastAsia="Arial"/>
+                <w:sz w:val="18"/>
+              </w:rPr>
+              <w:t>status_email_rules</w:t>
+            </w:r>
+            <w:r>
+              <w:rPr>
+                <w:rFonts w:ascii="Arial" w:hAnsi="Arial" w:eastAsia="Arial"/>
+                <w:sz w:val="18"/>
+              </w:rPr>
+              <w:t xml:space="preserve"> (</w:t>
+            </w:r>
+            <w:r>
+              <w:rPr>
+                <w:rFonts w:ascii="Courier New" w:hAnsi="Courier New" w:eastAsia="Arial"/>
+                <w:sz w:val="18"/>
+              </w:rPr>
+              <w:t>@Entity({schema: process.env.DB_SCHEMA})</w:t>
+            </w:r>
+            <w:r>
+              <w:rPr>
+                <w:rFonts w:ascii="Arial" w:hAnsi="Arial" w:eastAsia="Arial"/>
+                <w:sz w:val="18"/>
+              </w:rPr>
+              <w:t>, ไม่ประกาศ relation)</w:t>
+            </w:r>
+          </w:p>
+        </w:tc>
+      </w:tr>
+      <w:tr>
+        <w:trPr>
+          <w:cantSplit/>
+        </w:trPr>
+        <w:tc>
+          <w:tcPr>
+            <w:tcW w:type="dxa" w:w="5040"/>
+            <w:vAlign w:val="center"/>
+          </w:tcPr>
+          <w:p>
+            <w:pPr>
+              <w:keepLines/>
+              <w:spacing w:after="0"/>
+            </w:pPr>
+            <w:r>
+              <w:rPr>
+                <w:rFonts w:ascii="Arial" w:hAnsi="Arial" w:eastAsia="Arial"/>
+                <w:sz w:val="18"/>
+              </w:rPr>
+            </w:r>
+            <w:r>
+              <w:rPr>
+                <w:rFonts w:ascii="Arial" w:hAnsi="Arial" w:eastAsia="Arial"/>
+                <w:sz w:val="18"/>
+              </w:rPr>
+              <w:t>store-backend · src/providers/sbpgi/sbpgi.ts</w:t>
+            </w:r>
+          </w:p>
+        </w:tc>
+        <w:tc>
+          <w:tcPr>
+            <w:tcW w:type="dxa" w:w="5040"/>
+            <w:vAlign w:val="center"/>
+          </w:tcPr>
+          <w:p>
+            <w:pPr>
+              <w:keepLines/>
+              <w:spacing w:after="0"/>
+            </w:pPr>
+            <w:r>
+              <w:rPr>
+                <w:rFonts w:ascii="Arial" w:hAnsi="Arial" w:eastAsia="Arial"/>
+                <w:sz w:val="18"/>
+              </w:rPr>
+            </w:r>
+            <w:r>
+              <w:rPr>
+                <w:rFonts w:ascii="Arial" w:hAnsi="Arial" w:eastAsia="Arial"/>
+                <w:sz w:val="18"/>
+              </w:rPr>
+              <w:t xml:space="preserve">repository provider แบบ factory ผูก token string กับ </w:t>
+            </w:r>
+            <w:r>
+              <w:rPr>
+                <w:rFonts w:ascii="Courier New" w:hAnsi="Courier New" w:eastAsia="Arial"/>
+                <w:sz w:val="18"/>
+              </w:rPr>
+              <w:t>DATA_SOURCE</w:t>
+            </w:r>
+            <w:r>
+              <w:rPr>
+                <w:rFonts w:ascii="Arial" w:hAnsi="Arial" w:eastAsia="Arial"/>
+                <w:sz w:val="18"/>
+              </w:rPr>
+              <w:t xml:space="preserve"> — </w:t>
+            </w:r>
+            <w:r>
+              <w:rPr>
+                <w:rFonts w:ascii="Arial" w:hAnsi="Arial" w:eastAsia="Arial"/>
+                <w:b/>
+                <w:sz w:val="18"/>
+              </w:rPr>
+              <w:t>ไฟล์ร่วมของทุกเอกสาร BE ให้ merge array เพิ่ม ห้ามเขียนทับ</w:t>
+            </w:r>
+          </w:p>
+        </w:tc>
+      </w:tr>
+      <w:tr>
+        <w:trPr>
+          <w:cantSplit/>
+        </w:trPr>
+        <w:tc>
+          <w:tcPr>
+            <w:tcW w:type="dxa" w:w="5040"/>
+            <w:vAlign w:val="center"/>
+          </w:tcPr>
+          <w:p>
+            <w:pPr>
+              <w:keepLines/>
+              <w:spacing w:after="0"/>
+            </w:pPr>
+            <w:r>
+              <w:rPr>
+                <w:rFonts w:ascii="Arial" w:hAnsi="Arial" w:eastAsia="Arial"/>
+                <w:sz w:val="18"/>
+              </w:rPr>
+            </w:r>
+            <w:r>
+              <w:rPr>
+                <w:rFonts w:ascii="Arial" w:hAnsi="Arial" w:eastAsia="Arial"/>
+                <w:sz w:val="18"/>
+              </w:rPr>
+              <w:t>store-backend · sql/deploy-sbpgi-document-workflow-actions.sql</w:t>
+            </w:r>
+          </w:p>
+        </w:tc>
+        <w:tc>
+          <w:tcPr>
+            <w:tcW w:type="dxa" w:w="5040"/>
+            <w:vAlign w:val="center"/>
+          </w:tcPr>
+          <w:p>
+            <w:pPr>
+              <w:keepLines/>
+              <w:spacing w:after="0"/>
+            </w:pPr>
+            <w:r>
+              <w:rPr>
+                <w:rFonts w:ascii="Arial" w:hAnsi="Arial" w:eastAsia="Arial"/>
+                <w:sz w:val="18"/>
+              </w:rPr>
+            </w:r>
+            <w:r>
+              <w:rPr>
+                <w:rFonts w:ascii="Arial" w:hAnsi="Arial" w:eastAsia="Arial"/>
+                <w:sz w:val="18"/>
+              </w:rPr>
+              <w:t>DDL production แบบ idempotent (ทีมนี้ไม่ใช้ migration เป็นหลัก)</w:t>
+            </w:r>
+          </w:p>
+        </w:tc>
+      </w:tr>
+      <w:tr>
+        <w:trPr>
+          <w:cantSplit/>
+        </w:trPr>
+        <w:tc>
+          <w:tcPr>
+            <w:tcW w:type="dxa" w:w="5040"/>
+            <w:vAlign w:val="center"/>
+          </w:tcPr>
+          <w:p>
+            <w:pPr>
+              <w:keepLines/>
+              <w:spacing w:after="0"/>
+            </w:pPr>
+            <w:r>
+              <w:rPr>
+                <w:rFonts w:ascii="Arial" w:hAnsi="Arial" w:eastAsia="Arial"/>
+                <w:sz w:val="18"/>
+              </w:rPr>
+            </w:r>
+            <w:r>
+              <w:rPr>
+                <w:rFonts w:ascii="Arial" w:hAnsi="Arial" w:eastAsia="Arial"/>
+                <w:sz w:val="18"/>
+              </w:rPr>
+              <w:t>BFF · src/common/client-services/sbpgi-client.service.ts</w:t>
+            </w:r>
+          </w:p>
+        </w:tc>
+        <w:tc>
+          <w:tcPr>
+            <w:tcW w:type="dxa" w:w="5040"/>
+            <w:vAlign w:val="center"/>
+          </w:tcPr>
+          <w:p>
+            <w:pPr>
+              <w:keepLines/>
+              <w:spacing w:after="0"/>
+            </w:pPr>
+            <w:r>
+              <w:rPr>
+                <w:rFonts w:ascii="Arial" w:hAnsi="Arial" w:eastAsia="Arial"/>
+                <w:sz w:val="18"/>
+              </w:rPr>
+            </w:r>
+            <w:r>
+              <w:rPr>
+                <w:rFonts w:ascii="Arial" w:hAnsi="Arial" w:eastAsia="Arial"/>
+                <w:sz w:val="18"/>
+              </w:rPr>
+              <w:t xml:space="preserve">client ต่อจาก </w:t>
+            </w:r>
+            <w:r>
+              <w:rPr>
+                <w:rFonts w:ascii="Courier New" w:hAnsi="Courier New" w:eastAsia="Arial"/>
+                <w:sz w:val="18"/>
+              </w:rPr>
+              <w:t>BaseClientService</w:t>
+            </w:r>
+            <w:r>
+              <w:rPr>
+                <w:rFonts w:ascii="Arial" w:hAnsi="Arial" w:eastAsia="Arial"/>
+                <w:sz w:val="18"/>
+              </w:rPr>
+              <w:t xml:space="preserve"> ตั้ง baseUrl + </w:t>
+            </w:r>
+            <w:r>
+              <w:rPr>
+                <w:rFonts w:ascii="Courier New" w:hAnsi="Courier New" w:eastAsia="Arial"/>
+                <w:sz w:val="18"/>
+              </w:rPr>
+              <w:t>x-api-key</w:t>
+            </w:r>
+            <w:r>
+              <w:rPr>
+                <w:rFonts w:ascii="Arial" w:hAnsi="Arial" w:eastAsia="Arial"/>
+                <w:sz w:val="18"/>
+              </w:rPr>
+              <w:t xml:space="preserve"> ตอน </w:t>
+            </w:r>
+            <w:r>
+              <w:rPr>
+                <w:rFonts w:ascii="Courier New" w:hAnsi="Courier New" w:eastAsia="Arial"/>
+                <w:sz w:val="18"/>
+              </w:rPr>
+              <w:t>onModuleInit</w:t>
+            </w:r>
+          </w:p>
+        </w:tc>
+      </w:tr>
+      <w:tr>
+        <w:trPr>
+          <w:cantSplit/>
+        </w:trPr>
+        <w:tc>
+          <w:tcPr>
+            <w:tcW w:type="dxa" w:w="5040"/>
+            <w:vAlign w:val="center"/>
+          </w:tcPr>
+          <w:p>
+            <w:pPr>
+              <w:keepLines/>
+              <w:spacing w:after="0"/>
+            </w:pPr>
+            <w:r>
+              <w:rPr>
+                <w:rFonts w:ascii="Arial" w:hAnsi="Arial" w:eastAsia="Arial"/>
+                <w:sz w:val="18"/>
+              </w:rPr>
+            </w:r>
+            <w:r>
+              <w:rPr>
+                <w:rFonts w:ascii="Arial" w:hAnsi="Arial" w:eastAsia="Arial"/>
+                <w:sz w:val="18"/>
+              </w:rPr>
+              <w:t>BFF · src/modules/sbpgi-document-workflow-actions/sbpgi-document-workflow-actions.controller.ts</w:t>
+            </w:r>
+          </w:p>
+        </w:tc>
+        <w:tc>
+          <w:tcPr>
+            <w:tcW w:type="dxa" w:w="5040"/>
+            <w:vAlign w:val="center"/>
+          </w:tcPr>
+          <w:p>
+            <w:pPr>
+              <w:keepLines/>
+              <w:spacing w:after="0"/>
+            </w:pPr>
+            <w:r>
+              <w:rPr>
+                <w:rFonts w:ascii="Arial" w:hAnsi="Arial" w:eastAsia="Arial"/>
+                <w:sz w:val="18"/>
+              </w:rPr>
+            </w:r>
+            <w:r>
+              <w:rPr>
+                <w:rFonts w:ascii="Arial" w:hAnsi="Arial" w:eastAsia="Arial"/>
+                <w:sz w:val="18"/>
+              </w:rPr>
+              <w:t xml:space="preserve">route ฝั่ง BFF prefix </w:t>
+            </w:r>
+            <w:r>
+              <w:rPr>
+                <w:rFonts w:ascii="Courier New" w:hAnsi="Courier New" w:eastAsia="Arial"/>
+                <w:sz w:val="18"/>
+              </w:rPr>
+              <w:t>/bff/sbpgi/…</w:t>
+            </w:r>
+            <w:r>
+              <w:rPr>
+                <w:rFonts w:ascii="Arial" w:hAnsi="Arial" w:eastAsia="Arial"/>
+                <w:sz w:val="18"/>
+              </w:rPr>
+              <w:t xml:space="preserve"> + </w:t>
+            </w:r>
+            <w:r>
+              <w:rPr>
+                <w:rFonts w:ascii="Courier New" w:hAnsi="Courier New" w:eastAsia="Arial"/>
+                <w:sz w:val="18"/>
+              </w:rPr>
+              <w:t>@UseGuards(AuthGuard('jwt'))</w:t>
+            </w:r>
+          </w:p>
+        </w:tc>
+      </w:tr>
+      <w:tr>
+        <w:trPr>
+          <w:cantSplit/>
+        </w:trPr>
+        <w:tc>
+          <w:tcPr>
+            <w:tcW w:type="dxa" w:w="5040"/>
+            <w:vAlign w:val="center"/>
+          </w:tcPr>
+          <w:p>
+            <w:pPr>
+              <w:keepLines/>
+              <w:spacing w:after="0"/>
+            </w:pPr>
+            <w:r>
+              <w:rPr>
+                <w:rFonts w:ascii="Arial" w:hAnsi="Arial" w:eastAsia="Arial"/>
+                <w:sz w:val="18"/>
+              </w:rPr>
+            </w:r>
+            <w:r>
+              <w:rPr>
+                <w:rFonts w:ascii="Arial" w:hAnsi="Arial" w:eastAsia="Arial"/>
+                <w:sz w:val="18"/>
+              </w:rPr>
+              <w:t>BFF · src/modules/sbpgi-document-workflow-actions/sbpgi-document-workflow-actions.service.ts</w:t>
+            </w:r>
+          </w:p>
+        </w:tc>
+        <w:tc>
+          <w:tcPr>
+            <w:tcW w:type="dxa" w:w="5040"/>
+            <w:vAlign w:val="center"/>
+          </w:tcPr>
+          <w:p>
+            <w:pPr>
+              <w:keepLines/>
+              <w:spacing w:after="0"/>
+            </w:pPr>
+            <w:r>
+              <w:rPr>
+                <w:rFonts w:ascii="Arial" w:hAnsi="Arial" w:eastAsia="Arial"/>
+                <w:sz w:val="18"/>
+              </w:rPr>
+            </w:r>
+            <w:r>
+              <w:rPr>
+                <w:rFonts w:ascii="Arial" w:hAnsi="Arial" w:eastAsia="Arial"/>
+                <w:sz w:val="18"/>
+              </w:rPr>
+              <w:t xml:space="preserve">แนบ </w:t>
+            </w:r>
+            <w:r>
+              <w:rPr>
+                <w:rFonts w:ascii="Courier New" w:hAnsi="Courier New" w:eastAsia="Arial"/>
+                <w:sz w:val="18"/>
+              </w:rPr>
+              <w:t>x-user-id</w:t>
+            </w:r>
+            <w:r>
+              <w:rPr>
+                <w:rFonts w:ascii="Arial" w:hAnsi="Arial" w:eastAsia="Arial"/>
+                <w:sz w:val="18"/>
+              </w:rPr>
+              <w:t xml:space="preserve"> / </w:t>
+            </w:r>
+            <w:r>
+              <w:rPr>
+                <w:rFonts w:ascii="Courier New" w:hAnsi="Courier New" w:eastAsia="Arial"/>
+                <w:sz w:val="18"/>
+              </w:rPr>
+              <w:t>x-user-group-id</w:t>
+            </w:r>
+            <w:r>
+              <w:rPr>
+                <w:rFonts w:ascii="Arial" w:hAnsi="Arial" w:eastAsia="Arial"/>
+                <w:sz w:val="18"/>
+              </w:rPr>
+              <w:t xml:space="preserve"> / </w:t>
+            </w:r>
+            <w:r>
+              <w:rPr>
+                <w:rFonts w:ascii="Courier New" w:hAnsi="Courier New" w:eastAsia="Arial"/>
+                <w:sz w:val="18"/>
+              </w:rPr>
+              <w:t>x-user-permissions</w:t>
+            </w:r>
+            <w:r>
+              <w:rPr>
+                <w:rFonts w:ascii="Arial" w:hAnsi="Arial" w:eastAsia="Arial"/>
+                <w:sz w:val="18"/>
+              </w:rPr>
+              <w:t xml:space="preserve"> แล้ว forward ไป backend</w:t>
+            </w:r>
+          </w:p>
+        </w:tc>
+      </w:tr>
+    </w:tbl>
+    <w:p/>
+    <w:p>
+      <w:pPr>
+        <w:pStyle w:val="Heading3"/>
+        <w:keepNext/>
+        <w:keepLines/>
+        <w:pageBreakBefore w:val="0"/>
+      </w:pPr>
+      <w:r>
+        <w:t>9.2 Controller (store-backend)</w:t>
+      </w:r>
+    </w:p>
+    <w:p>
+      <w:pPr>
+        <w:keepLines w:val="0"/>
+        <w:ind w:left="288"/>
+      </w:pPr>
+      <w:r>
+        <w:rPr>
+          <w:rFonts w:ascii="Courier New" w:hAnsi="Courier New"/>
+          <w:sz w:val="16"/>
+        </w:rPr>
+        <w:t>// src/modules/sbpgi-document-workflow-actions/sbpgi-document-workflow-actions.controller.ts</w:t>
+        <w:br/>
+        <w:t>import { Body, Controller, Get, Param, Post, UseGuards } from '@nestjs/common';</w:t>
+        <w:br/>
+        <w:t>import { HttpHeaderGuard } from '../../guards/http-header.guard';</w:t>
+        <w:br/>
+        <w:t>import { UserId } from '../../common/decorators/user-id.decorator';</w:t>
+        <w:br/>
+        <w:t>import { SbpgiDocumentWorkflowActionsService } from './sbpgi-document-workflow-actions.service';</w:t>
+        <w:br/>
+        <w:t>import { SubmitActionBodyDto } from './dto/sbpgi-document-workflow-actions.dto';</w:t>
+        <w:br/>
+        <w:br/>
+        <w:t>// LLDD BE - API Document Workflow Actions</w:t>
+        <w:br/>
+        <w:t>// BFF เรียกด้วย x-api-key และแนบ x-user-id / x-user-group-id / x-user-permissions มาให้</w:t>
+        <w:br/>
+        <w:t>@Controller('sbpgi/documents')</w:t>
+        <w:br/>
+        <w:t>@UseGuards(HttpHeaderGuard)</w:t>
+        <w:br/>
+        <w:t>export class SbpgiDocumentWorkflowActionsController {</w:t>
+        <w:br/>
+        <w:t xml:space="preserve">  constructor(private readonly service: SbpgiDocumentWorkflowActionsService) {}</w:t>
+        <w:br/>
+        <w:br/>
+        <w:t xml:space="preserve">  // POST /api/v1/documents/{docNo}/actions — Document action API ตัวอย่างเมื่อ currentSection=01 จึงเปลี่ยนไป 02</w:t>
+        <w:br/>
+        <w:t xml:space="preserve">  @Post(':docNo/actions')</w:t>
+        <w:br/>
+        <w:t xml:space="preserve">  submitAction(</w:t>
+        <w:br/>
+        <w:t xml:space="preserve">    @Param('docNo') docNo: string,</w:t>
+        <w:br/>
+        <w:t xml:space="preserve">    @Body() body: SubmitActionBodyDto,</w:t>
+        <w:br/>
+        <w:t xml:space="preserve">    @UserId() userId: string,</w:t>
+        <w:br/>
+        <w:t xml:space="preserve">  ) {</w:t>
+        <w:br/>
+        <w:t xml:space="preserve">    // TODO: ตรวจ x-user-permissions ก่อนเรียก service ถ้า endpoint นี้จำกัดสิทธิ์เมนู</w:t>
+        <w:br/>
+        <w:t xml:space="preserve">    return this.service.submitAction(docNo, body, userId);</w:t>
+        <w:br/>
+        <w:t xml:space="preserve">  }</w:t>
+        <w:br/>
+        <w:br/>
+        <w:t xml:space="preserve">  // GET /api/v1/documents/{docNo}/timeline — Timeline API</w:t>
+        <w:br/>
+        <w:t xml:space="preserve">  @Get(':docNo/timeline')</w:t>
+        <w:br/>
+        <w:t xml:space="preserve">  getTimeline(@Param('docNo') docNo: string, @UserId() userId: string) {</w:t>
+        <w:br/>
+        <w:t xml:space="preserve">    // TODO: ตรวจ x-user-permissions ก่อนเรียก service ถ้า endpoint นี้จำกัดสิทธิ์เมนู</w:t>
+        <w:br/>
+        <w:t xml:space="preserve">    return this.service.getTimeline(docNo, userId);</w:t>
+        <w:br/>
+        <w:t xml:space="preserve">  }</w:t>
+        <w:br/>
+        <w:t>}</w:t>
+      </w:r>
+    </w:p>
+    <w:p>
+      <w:pPr>
+        <w:pStyle w:val="Heading3"/>
+        <w:keepNext/>
+        <w:keepLines/>
+        <w:pageBreakBefore w:val="0"/>
+      </w:pPr>
+      <w:r>
+        <w:t>9.3 DTO + Validation</w:t>
+      </w:r>
+    </w:p>
+    <w:p>
+      <w:pPr>
+        <w:keepLines w:val="0"/>
+        <w:ind w:left="288"/>
+      </w:pPr>
+      <w:r>
+        <w:rPr>
+          <w:rFonts w:ascii="Courier New" w:hAnsi="Courier New"/>
+          <w:sz w:val="16"/>
+        </w:rPr>
+        <w:t>// src/modules/sbpgi-document-workflow-actions/dto/sbpgi-document-workflow-actions.dto.ts</w:t>
+        <w:br/>
+        <w:t>import { Type } from 'class-transformer';</w:t>
+        <w:br/>
+        <w:t>import {</w:t>
+        <w:br/>
+        <w:t xml:space="preserve">  IsArray, IsBoolean, IsIn, IsInt, IsNotEmpty, IsNumber, IsObject, IsOptional,</w:t>
+        <w:br/>
+        <w:t xml:space="preserve">  IsString, Matches, Max, MaxLength, Min,</w:t>
+        <w:br/>
+        <w:t>} from 'class-validator';</w:t>
+        <w:br/>
+        <w:br/>
+        <w:t>// ValidationPipe ระดับ global ตั้ง whitelist + forbidNonWhitelisted + transform ไว้แล้ว (main.ts)</w:t>
+        <w:br/>
+        <w:t>// property ที่ไม่ประกาศที่นี่จะถูก reject เป็น 400 อัตโนมัติ</w:t>
+        <w:br/>
+        <w:br/>
+        <w:t>// body ของ POST /api/v1/documents/{docNo}/actions</w:t>
+        <w:br/>
+        <w:t>export class SubmitActionBodyDto {</w:t>
+        <w:br/>
+        <w:t xml:space="preserve">  /** ต้องเป็นค่าที่ API detail ส่งมาให้ผู้ใช้ในเอกสารนั้น */</w:t>
+        <w:br/>
+        <w:t xml:space="preserve">  @IsNotEmpty()</w:t>
+        <w:br/>
+        <w:t xml:space="preserve">  @IsString()</w:t>
+        <w:br/>
+        <w:t xml:space="preserve">  result: string;</w:t>
+        <w:br/>
+        <w:br/>
+        <w:t xml:space="preserve">  /** trim ก่อนบันทึก */</w:t>
+        <w:br/>
+        <w:t xml:space="preserve">  @IsNotEmpty()</w:t>
+        <w:br/>
+        <w:t xml:space="preserve">  @IsString()</w:t>
+        <w:br/>
+        <w:t xml:space="preserve">  comment: string;</w:t>
+        <w:br/>
+        <w:t>}</w:t>
+      </w:r>
+    </w:p>
+    <w:p>
+      <w:pPr>
+        <w:pStyle w:val="Heading3"/>
+        <w:keepNext/>
+        <w:keepLines/>
+        <w:pageBreakBefore w:val="0"/>
+      </w:pPr>
+      <w:r>
+        <w:t>9.4 Service (inject `DATA_SOURCE` + raw SQL)</w:t>
+      </w:r>
+    </w:p>
+    <w:p>
+      <w:pPr>
+        <w:keepNext w:val="0"/>
+      </w:pPr>
+      <w:r>
+        <w:t xml:space="preserve">service ประกาศ method ครบทุกเส้นที่ controller เรียก และ </w:t>
+      </w:r>
+      <w:r>
+        <w:rPr>
+          <w:b/>
+        </w:rPr>
+        <w:t>signature มาจากแหล่งเดียวกับ controller</w:t>
+      </w:r>
+      <w:r>
+        <w:t xml:space="preserve"> (จำนวน/ลำดับพารามิเตอร์จึงตรงกันเสมอ) — เส้นที่ยังไม่ได้ implement เป็น stub ที่ </w:t>
+      </w:r>
+      <w:r>
+        <w:rPr>
+          <w:rFonts w:ascii="Courier New" w:hAnsi="Courier New"/>
+        </w:rPr>
+        <w:t>throw new NotImplementedException(...)</w:t>
+      </w:r>
+      <w:r>
+        <w:t xml:space="preserve"> ให้ TypeScript compile ผ่านตั้งแต่วันแรก</w:t>
+      </w:r>
+    </w:p>
+    <w:p>
+      <w:pPr>
+        <w:keepLines w:val="0"/>
+        <w:ind w:left="288"/>
+      </w:pPr>
+      <w:r>
+        <w:rPr>
+          <w:rFonts w:ascii="Courier New" w:hAnsi="Courier New"/>
+          <w:sz w:val="16"/>
+        </w:rPr>
+        <w:t>// src/modules/sbpgi-document-workflow-actions/sbpgi-document-workflow-actions.service.ts</w:t>
+        <w:br/>
+        <w:t>import { Inject, Injectable, Logger, NotFoundException, NotImplementedException } from '@nestjs/common';</w:t>
+        <w:br/>
+        <w:t>import { DataSource } from 'typeorm';</w:t>
+        <w:br/>
+        <w:t>import { WorkflowService } from '../workflow/workflow.service';</w:t>
+        <w:br/>
+        <w:t>import { SBPGI_SQL } from './sbpgi-document-workflow-actions.sql';</w:t>
+        <w:br/>
+        <w:br/>
+        <w:t>@Injectable()</w:t>
+        <w:br/>
+        <w:t>export class SbpgiDocumentWorkflowActionsService {</w:t>
+        <w:br/>
+        <w:t xml:space="preserve">  private readonly logger = new Logger(SbpgiDocumentWorkflowActionsService.name);</w:t>
+        <w:br/>
+        <w:t xml:space="preserve">  // versionId ของ workflow ประกันรายได้ (ตั้งใน env เหมือน COOPERATION_WORKFLOW_VERSION_ID)</w:t>
+        <w:br/>
+        <w:t xml:space="preserve">  private readonly versionId = Number(process.env.SBPGI_WORKFLOW_VERSION_ID);</w:t>
+        <w:br/>
+        <w:br/>
+        <w:t xml:space="preserve">  constructor(</w:t>
+        <w:br/>
+        <w:t xml:space="preserve">    // DATA_SOURCE override query(): SELECT/WITH ไป slave pool, write ไป master</w:t>
+        <w:br/>
+        <w:t xml:space="preserve">    @Inject('DATA_SOURCE') private readonly dataSource: DataSource,</w:t>
+        <w:br/>
+        <w:t xml:space="preserve">    private readonly workflow: WorkflowService,</w:t>
+        <w:br/>
+        <w:t xml:space="preserve">  ) {}</w:t>
+        <w:br/>
+        <w:br/>
+        <w:t xml:space="preserve">  // POST /api/v1/documents/{docNo}/actions — Document action API ตัวอย่างเมื่อ currentSection=01 จึงเปลี่ยนไป 02</w:t>
+        <w:br/>
+        <w:t xml:space="preserve">  // mutation ต้องอยู่ใน transaction เดียว (ไม่มี audit ของ master แล้ว · 2026-08-07)</w:t>
+        <w:br/>
+        <w:t xml:space="preserve">  async submitAction(docNo: string, body: SubmitActionBodyDto, userId: string) {</w:t>
+        <w:br/>
+        <w:t xml:space="preserve">    const runner = this.dataSource.createQueryRunner();</w:t>
+        <w:br/>
+        <w:t xml:space="preserve">    await runner.connect();</w:t>
+        <w:br/>
+        <w:t xml:space="preserve">    await runner.startTransaction();</w:t>
+        <w:br/>
+        <w:t xml:space="preserve">    try {</w:t>
+        <w:br/>
+        <w:t xml:space="preserve">      // TODO: lock แถวเป้าหมายของ compensation_documents ด้วย SELECT ... FOR UPDATE ก่อนเขียน</w:t>
+        <w:br/>
+        <w:t xml:space="preserve">      const [current] = await runner.query(SBPGI_SQL.submitActionLock, [docNo]);</w:t>
+        <w:br/>
+        <w:t xml:space="preserve">      if (!current) {</w:t>
+        <w:br/>
+        <w:t xml:space="preserve">        throw new NotFoundException('ไม่พบข้อมูลที่ต้องการ');</w:t>
+        <w:br/>
+        <w:t xml:space="preserve">      }</w:t>
+        <w:br/>
+        <w:t xml:space="preserve">      await runner.query(SBPGI_SQL.submitAction, [/* TODO: ผูกค่าจาก body */]);</w:t>
+        <w:br/>
+        <w:t xml:space="preserve">      await runner.commitTransaction();</w:t>
+        <w:br/>
+        <w:t xml:space="preserve">      // ⚠️ workflow engine อยู่คนละ DataSource ('workflow-connection' ของ @srm/glb-workflow)</w:t>
+        <w:br/>
+        <w:t xml:space="preserve">      //    จึง **atomic ร่วมกับ transaction ข้างบนไม่ได้** — ต้อง commit ฝั่ง SBPGI ให้เสร็จก่อน</w:t>
+        <w:br/>
+        <w:t xml:space="preserve">      //    แล้วค่อย triggerEvent (idempotency key = referenceId = docNo)</w:t>
+        <w:br/>
+        <w:t xml:space="preserve">      // TODO: เรียก workflow use case ตามตารางหัวข้อ Workflow ด้านล่าง + retry</w:t>
+        <w:br/>
+        <w:t xml:space="preserve">      // TODO: ถ้า triggerEvent ล้มเหลว ต้องมี compensating action และบันทึกผลลง</w:t>
+        <w:br/>
+        <w:t xml:space="preserve">      //       consideration_logs เพื่อให้ job reconcile ตามเก็บได้</w:t>
+        <w:br/>
+        <w:t xml:space="preserve">      return { message: 'saved' };</w:t>
+        <w:br/>
+        <w:t xml:space="preserve">    } catch (error) {</w:t>
+        <w:br/>
+        <w:t xml:space="preserve">      await runner.rollbackTransaction();</w:t>
+        <w:br/>
+        <w:t xml:space="preserve">      this.logger.error(error);</w:t>
+        <w:br/>
+        <w:t xml:space="preserve">      throw error;</w:t>
+        <w:br/>
+        <w:t xml:space="preserve">    } finally {</w:t>
+        <w:br/>
+        <w:t xml:space="preserve">      await runner.release();</w:t>
+        <w:br/>
+        <w:t xml:space="preserve">    }</w:t>
+        <w:br/>
+        <w:t xml:space="preserve">  }</w:t>
+        <w:br/>
+        <w:br/>
+        <w:t xml:space="preserve">  // GET /api/v1/documents/{docNo}/timeline — Timeline API</w:t>
+        <w:br/>
+        <w:t xml:space="preserve">  async getTimeline(docNo: string, userId: string) {</w:t>
+        <w:br/>
+        <w:t xml:space="preserve">    const page = 1;</w:t>
+        <w:br/>
+        <w:t xml:space="preserve">    const size = 100; // endpoint นี้ไม่มี query param — ไม่แบ่งหน้า</w:t>
+        <w:br/>
+        <w:t xml:space="preserve">    // SQL เต็มอยู่ในหัวข้อ Database SQL ของเอกสารนี้ (คีย์ 'GET /api/v1/documents/{docNo}/timeline')</w:t>
+        <w:br/>
+        <w:t xml:space="preserve">    // ⚠️ SQL ตัวอย่างบางเส้นเขียนด้วย named parameter (:size/:offset) แต่ dataSource.query()</w:t>
+        <w:br/>
+        <w:t xml:space="preserve">    //    รับเฉพาะ positional $1..$n — ต้องแปลงชื่อเป็นลำดับก่อน หรือใช้ QueryBuilder แทน</w:t>
+        <w:br/>
+        <w:t xml:space="preserve">    const rows = await this.dataSource.query(SBPGI_SQL.getTimeline, [</w:t>
+        <w:br/>
+        <w:t xml:space="preserve">      // TODO: เรียงพารามิเตอร์ให้ตรงกับ $1..$n ของ SQL จริง</w:t>
+        <w:br/>
+        <w:t xml:space="preserve">      userId, (page - 1) * size, size,</w:t>
+        <w:br/>
+        <w:t xml:space="preserve">    ]);</w:t>
+        <w:br/>
+        <w:t xml:space="preserve">    // TODO: total ต้องมาจาก COUNT(*) แยก query หรือ window function ไม่ใช่ rows.length</w:t>
+        <w:br/>
+        <w:t xml:space="preserve">    return { page, size, total: rows.length, items: rows };</w:t>
+        <w:br/>
+        <w:t xml:space="preserve">  }</w:t>
+        <w:br/>
+        <w:t>}</w:t>
+      </w:r>
+    </w:p>
+    <w:p>
+      <w:pPr>
+        <w:pStyle w:val="Heading3"/>
+        <w:keepNext/>
+        <w:keepLines/>
+        <w:pageBreakBefore w:val="0"/>
+      </w:pPr>
+      <w:r>
+        <w:t>9.5 Workflow (`@srm/glb-workflow`)</w:t>
+      </w:r>
+    </w:p>
+    <w:p>
+      <w:pPr>
+        <w:keepNext w:val="0"/>
+      </w:pPr>
+      <w:r>
+        <w:t xml:space="preserve">⚠️ </w:t>
+      </w:r>
+      <w:r>
+        <w:rPr>
+          <w:b/>
+        </w:rPr>
+        <w:t>ชื่อ function ของ engine ยังไม่ยืนยัน (บันทึก 2026-08-07)</w:t>
+      </w:r>
+      <w:r>
+        <w:t xml:space="preserve"> — แหล่งอ้างอิง 3 แหล่งให้ชื่อไม่ตรงกัน ชุด A </w:t>
+      </w:r>
+      <w:r>
+        <w:rPr>
+          <w:rFonts w:ascii="Courier New" w:hAnsi="Courier New"/>
+        </w:rPr>
+        <w:t>TSM SRM LLDD SBP workflow ไฟล์1.2</w:t>
+      </w:r>
+      <w:r>
+        <w:t xml:space="preserve"> ชีต Detail = </w:t>
+      </w:r>
+      <w:r>
+        <w:rPr>
+          <w:rFonts w:ascii="Courier New" w:hAnsi="Courier New"/>
+        </w:rPr>
+        <w:t>eventWorkflow</w:t>
+      </w:r>
+      <w:r>
+        <w:t xml:space="preserve"> · </w:t>
+      </w:r>
+      <w:r>
+        <w:rPr>
+          <w:rFonts w:ascii="Courier New" w:hAnsi="Courier New"/>
+        </w:rPr>
+        <w:t>addPreApprover</w:t>
+      </w:r>
+      <w:r>
+        <w:t xml:space="preserve"> · </w:t>
+      </w:r>
+      <w:r>
+        <w:rPr>
+          <w:rFonts w:ascii="Courier New" w:hAnsi="Courier New"/>
+        </w:rPr>
+        <w:t>getPendingFlowByUser</w:t>
+      </w:r>
+      <w:r>
+        <w:t xml:space="preserve"> · ชุด B ชีต </w:t>
+      </w:r>
+      <w:r>
+        <w:rPr>
+          <w:rFonts w:ascii="Courier New" w:hAnsi="Courier New"/>
+        </w:rPr>
+        <w:t>Mermaid seq</w:t>
+      </w:r>
+      <w:r>
+        <w:t xml:space="preserve"> ของไฟล์เดียวกัน = </w:t>
+      </w:r>
+      <w:r>
+        <w:rPr>
+          <w:rFonts w:ascii="Courier New" w:hAnsi="Courier New"/>
+        </w:rPr>
+        <w:t>triggerEvent</w:t>
+      </w:r>
+      <w:r>
+        <w:t xml:space="preserve"> · ชุด C </w:t>
+      </w:r>
+      <w:r>
+        <w:rPr>
+          <w:rFonts w:ascii="Courier New" w:hAnsi="Courier New"/>
+        </w:rPr>
+        <w:t>srm sps spsap store backend</w:t>
+      </w:r>
+      <w:r>
+        <w:t xml:space="preserve"> §1.5 = </w:t>
+      </w:r>
+      <w:r>
+        <w:rPr>
+          <w:rFonts w:ascii="Courier New" w:hAnsi="Courier New"/>
+        </w:rPr>
+        <w:t>TriggerEventUseCase</w:t>
+      </w:r>
+      <w:r>
+        <w:t xml:space="preserve"> · </w:t>
+      </w:r>
+      <w:r>
+        <w:rPr>
+          <w:rFonts w:ascii="Courier New" w:hAnsi="Courier New"/>
+        </w:rPr>
+        <w:t>AddPreparedApproverUseCase</w:t>
+      </w:r>
+      <w:r>
+        <w:t xml:space="preserve"> · </w:t>
+      </w:r>
+      <w:r>
+        <w:rPr>
+          <w:rFonts w:ascii="Courier New" w:hAnsi="Courier New"/>
+        </w:rPr>
+        <w:t>GetPendingFlowUseCase</w:t>
+      </w:r>
+      <w:r>
+        <w:t xml:space="preserve"> · ชื่อที่ใช้ใน skeleton ด้านล่างเป็น </w:t>
+      </w:r>
+      <w:r>
+        <w:rPr>
+          <w:b/>
+        </w:rPr>
+        <w:t>ชื่อชั่วคราว</w:t>
+      </w:r>
+      <w:r>
+        <w:t xml:space="preserve"> ต้องยืนยันกับทีมเจ้าของ library ก่อนเขียนโค้ดจริง (ดู </w:t>
+      </w:r>
+      <w:r>
+        <w:rPr>
+          <w:rFonts w:ascii="Courier New" w:hAnsi="Courier New"/>
+        </w:rPr>
+        <w:t>LLDD-BE-Workflow-Engine-Definition.pdf</w:t>
+      </w:r>
+      <w:r>
+        <w:t xml:space="preserve"> หัวข้อ 5.3) · engine มี </w:t>
+      </w:r>
+      <w:r>
+        <w:rPr>
+          <w:b/>
+        </w:rPr>
+        <w:t>13 ตาราง</w:t>
+      </w:r>
+      <w:r>
+        <w:t xml:space="preserve"> อยู่ใน schema </w:t>
+      </w:r>
+      <w:r>
+        <w:rPr>
+          <w:b/>
+        </w:rPr>
+        <w:t>`sps_store`</w:t>
+      </w:r>
+      <w:r>
+        <w:t xml:space="preserve"> (ไม่ใช่ 10 ตาราง และไม่ใช่ </w:t>
+      </w:r>
+      <w:r>
+        <w:rPr>
+          <w:rFonts w:ascii="Courier New" w:hAnsi="Courier New"/>
+        </w:rPr>
+        <w:t>sps_auth</w:t>
+      </w:r>
+      <w:r>
+        <w:t>)</w:t>
+      </w:r>
+    </w:p>
+    <w:tbl>
+      <w:tblPr>
+        <w:tblStyle w:val="TableGrid"/>
+        <w:tblW w:type="auto" w:w="0"/>
+        <w:jc w:val="center"/>
+        <w:tblLook w:firstColumn="1" w:firstRow="1" w:lastColumn="0" w:lastRow="0" w:noHBand="0" w:noVBand="1" w:val="04A0"/>
+      </w:tblPr>
+      <w:tblGrid>
+        <w:gridCol w:w="3360"/>
+        <w:gridCol w:w="3360"/>
+        <w:gridCol w:w="3360"/>
+      </w:tblGrid>
+      <w:tr>
+        <w:trPr>
+          <w:cantSplit/>
+        </w:trPr>
+        <w:tc>
+          <w:tcPr>
+            <w:tcW w:type="dxa" w:w="3360"/>
+            <w:vAlign w:val="center"/>
+            <w:shd w:fill="E8EEF5"/>
+          </w:tcPr>
+          <w:p>
+            <w:pPr>
+              <w:keepLines/>
+              <w:spacing w:after="0"/>
+            </w:pPr>
             <w:r/>
             <w:r>
               <w:rPr>
                 <w:rFonts w:ascii="Arial" w:hAnsi="Arial" w:eastAsia="Arial"/>
-                <w:b w:val="0"/>
+                <w:b/>
+                <w:sz w:val="18"/>
+              </w:rPr>
+              <w:t>Endpoint</w:t>
+            </w:r>
+          </w:p>
+        </w:tc>
+        <w:tc>
+          <w:tcPr>
+            <w:tcW w:type="dxa" w:w="3360"/>
+            <w:vAlign w:val="center"/>
+            <w:shd w:fill="E8EEF5"/>
+          </w:tcPr>
+          <w:p>
+            <w:pPr>
+              <w:keepLines/>
+              <w:spacing w:after="0"/>
+            </w:pPr>
+            <w:r/>
+            <w:r>
+              <w:rPr>
+                <w:rFonts w:ascii="Arial" w:hAnsi="Arial" w:eastAsia="Arial"/>
+                <w:b/>
+                <w:sz w:val="18"/>
+              </w:rPr>
+              <w:t>Use case ที่ต้องเรียก</w:t>
+            </w:r>
+          </w:p>
+        </w:tc>
+        <w:tc>
+          <w:tcPr>
+            <w:tcW w:type="dxa" w:w="3360"/>
+            <w:vAlign w:val="center"/>
+            <w:shd w:fill="E8EEF5"/>
+          </w:tcPr>
+          <w:p>
+            <w:pPr>
+              <w:keepLines/>
+              <w:spacing w:after="0"/>
+            </w:pPr>
+            <w:r/>
+            <w:r>
+              <w:rPr>
+                <w:rFonts w:ascii="Arial" w:hAnsi="Arial" w:eastAsia="Arial"/>
+                <w:b/>
+                <w:sz w:val="18"/>
+              </w:rPr>
+              <w:t>เหตุผล</w:t>
+            </w:r>
+          </w:p>
+        </w:tc>
+      </w:tr>
+      <w:tr>
+        <w:trPr>
+          <w:cantSplit/>
+        </w:trPr>
+        <w:tc>
+          <w:tcPr>
+            <w:tcW w:type="dxa" w:w="3360"/>
+            <w:vAlign w:val="center"/>
+          </w:tcPr>
+          <w:p>
+            <w:pPr>
+              <w:keepLines/>
+              <w:spacing w:after="0"/>
+            </w:pPr>
+            <w:r>
+              <w:rPr>
+                <w:rFonts w:ascii="Arial" w:hAnsi="Arial" w:eastAsia="Arial"/>
+                <w:sz w:val="18"/>
+              </w:rPr>
+            </w:r>
+            <w:r>
+              <w:rPr>
+                <w:rFonts w:ascii="Arial" w:hAnsi="Arial" w:eastAsia="Arial"/>
+                <w:sz w:val="18"/>
+              </w:rPr>
+              <w:t>POST /api/v1/documents/{docNo}/actions</w:t>
+            </w:r>
+          </w:p>
+        </w:tc>
+        <w:tc>
+          <w:tcPr>
+            <w:tcW w:type="dxa" w:w="3360"/>
+            <w:vAlign w:val="center"/>
+          </w:tcPr>
+          <w:p>
+            <w:pPr>
+              <w:keepLines/>
+              <w:spacing w:after="0"/>
+            </w:pPr>
+            <w:r>
+              <w:rPr>
+                <w:rFonts w:ascii="Arial" w:hAnsi="Arial" w:eastAsia="Arial"/>
+                <w:sz w:val="18"/>
+              </w:rPr>
+            </w:r>
+            <w:r>
+              <w:rPr>
+                <w:rFonts w:ascii="Arial" w:hAnsi="Arial" w:eastAsia="Arial"/>
+                <w:sz w:val="18"/>
+              </w:rPr>
+              <w:t>getPermissionEvents() → triggerEvent()</w:t>
+            </w:r>
+          </w:p>
+        </w:tc>
+        <w:tc>
+          <w:tcPr>
+            <w:tcW w:type="dxa" w:w="3360"/>
+            <w:vAlign w:val="center"/>
+          </w:tcPr>
+          <w:p>
+            <w:pPr>
+              <w:keepLines/>
+              <w:spacing w:after="0"/>
+            </w:pPr>
+            <w:r>
+              <w:rPr>
+                <w:rFonts w:ascii="Arial" w:hAnsi="Arial" w:eastAsia="Arial"/>
+                <w:sz w:val="18"/>
+              </w:rPr>
+            </w:r>
+            <w:r>
+              <w:rPr>
+                <w:rFonts w:ascii="Arial" w:hAnsi="Arial" w:eastAsia="Arial"/>
+                <w:sz w:val="18"/>
+              </w:rPr>
+              <w:t>ตรวจสิทธิ์ event ของผู้ใช้ก่อนเดิน state และบันทึก history</w:t>
+            </w:r>
+          </w:p>
+        </w:tc>
+      </w:tr>
+      <w:tr>
+        <w:trPr>
+          <w:cantSplit/>
+        </w:trPr>
+        <w:tc>
+          <w:tcPr>
+            <w:tcW w:type="dxa" w:w="3360"/>
+            <w:vAlign w:val="center"/>
+          </w:tcPr>
+          <w:p>
+            <w:pPr>
+              <w:keepLines/>
+              <w:spacing w:after="0"/>
+            </w:pPr>
+            <w:r>
+              <w:rPr>
+                <w:rFonts w:ascii="Arial" w:hAnsi="Arial" w:eastAsia="Arial"/>
+                <w:sz w:val="18"/>
+              </w:rPr>
+            </w:r>
+            <w:r>
+              <w:rPr>
+                <w:rFonts w:ascii="Arial" w:hAnsi="Arial" w:eastAsia="Arial"/>
+                <w:sz w:val="18"/>
+              </w:rPr>
+              <w:t>GET /api/v1/documents/{docNo}/timeline</w:t>
+            </w:r>
+          </w:p>
+        </w:tc>
+        <w:tc>
+          <w:tcPr>
+            <w:tcW w:type="dxa" w:w="3360"/>
+            <w:vAlign w:val="center"/>
+          </w:tcPr>
+          <w:p>
+            <w:pPr>
+              <w:keepLines/>
+              <w:spacing w:after="0"/>
+            </w:pPr>
+            <w:r>
+              <w:rPr>
+                <w:rFonts w:ascii="Arial" w:hAnsi="Arial" w:eastAsia="Arial"/>
+                <w:sz w:val="18"/>
+              </w:rPr>
+            </w:r>
+            <w:r>
+              <w:rPr>
+                <w:rFonts w:ascii="Arial" w:hAnsi="Arial" w:eastAsia="Arial"/>
+                <w:sz w:val="18"/>
+              </w:rPr>
+              <w:t>getHistory()</w:t>
+            </w:r>
+          </w:p>
+        </w:tc>
+        <w:tc>
+          <w:tcPr>
+            <w:tcW w:type="dxa" w:w="3360"/>
+            <w:vAlign w:val="center"/>
+          </w:tcPr>
+          <w:p>
+            <w:pPr>
+              <w:keepLines/>
+              <w:spacing w:after="0"/>
+            </w:pPr>
+            <w:r>
+              <w:rPr>
+                <w:rFonts w:ascii="Arial" w:hAnsi="Arial" w:eastAsia="Arial"/>
+                <w:sz w:val="18"/>
+              </w:rPr>
+            </w:r>
+            <w:r>
+              <w:rPr>
+                <w:rFonts w:ascii="Arial" w:hAnsi="Arial" w:eastAsia="Arial"/>
+                <w:sz w:val="18"/>
+              </w:rPr>
+              <w:t>timeline การเปลี่ยน state (fromState/toState/event/remark)</w:t>
+            </w:r>
+          </w:p>
+        </w:tc>
+      </w:tr>
+    </w:tbl>
+    <w:p/>
+    <w:p>
+      <w:pPr>
+        <w:keepLines w:val="0"/>
+        <w:ind w:left="288"/>
+      </w:pPr>
+      <w:r>
+        <w:rPr>
+          <w:rFonts w:ascii="Courier New" w:hAnsi="Courier New"/>
+          <w:sz w:val="16"/>
+        </w:rPr>
+        <w:t>// src/modules/sbpgi-document-workflow-actions/sbpgi-document-workflow-actions.workflow.ts (หรือรวมไว้ใน service เดียวกัน)</w:t>
+        <w:br/>
+        <w:t>// WorkflowService = wrapper ของ @srm/glb-workflow ที่ store-backend มีอยู่แล้ว</w:t>
+        <w:br/>
+        <w:t>// (DataSource แยกชื่อ 'workflow-connection', ทุก use case ห่อด้วย TypeOrmUnitOfWork)</w:t>
+        <w:br/>
+        <w:br/>
+        <w:t xml:space="preserve">  // ตรวจก่อนว่า user มีสิทธิ์ยิง event นี้จริง (กันกดซ้ำ/กดข้ามคน)</w:t>
+        <w:br/>
+        <w:t xml:space="preserve">  const permitted = await this.workflow.getPermissionEvents({</w:t>
+        <w:br/>
+        <w:t xml:space="preserve">    versionId: this.versionId,</w:t>
+        <w:br/>
+        <w:t xml:space="preserve">    referenceId: docNo,</w:t>
+        <w:br/>
+        <w:t xml:space="preserve">    userData: { userId, userGroup: groupId },</w:t>
+        <w:br/>
+        <w:t xml:space="preserve">  });</w:t>
+        <w:br/>
+        <w:t xml:space="preserve">  // TODO: ตรวจว่า body.result map เป็น event ที่อยู่ใน permitted ก่อนเรียก triggerEvent</w:t>
+        <w:br/>
+        <w:t xml:space="preserve">  await this.workflow.triggerEvent({</w:t>
+        <w:br/>
+        <w:t xml:space="preserve">    versionId: this.versionId,</w:t>
+        <w:br/>
+        <w:t xml:space="preserve">    referenceId: docNo,</w:t>
+        <w:br/>
+        <w:t xml:space="preserve">    event, // TODO: map decision_code -&gt; event ของ workflow definition</w:t>
+        <w:br/>
+        <w:t xml:space="preserve">    remark: body.comment,</w:t>
+        <w:br/>
+        <w:t xml:space="preserve">    userId: Number(userId),</w:t>
+        <w:br/>
+        <w:t xml:space="preserve">    nextApproverId, // TODO: ผู้อนุมัติขั้นถัดไป (undefined ได้ถ้า definition กำหนดเอง)</w:t>
+        <w:br/>
+        <w:t xml:space="preserve">  });</w:t>
+        <w:br/>
+        <w:br/>
+        <w:t xml:space="preserve">  // timeline การเปลี่ยน state</w:t>
+        <w:br/>
+        <w:t xml:space="preserve">  const history = await this.workflow.getHistory({ versionId: this.versionId, referenceId: docNo });</w:t>
+        <w:br/>
+        <w:t xml:space="preserve">  // TODO: merge กับ consideration_logs (engine history ไม่มี decision_code/ไฟล์แนบ)</w:t>
+      </w:r>
+    </w:p>
+    <w:p>
+      <w:pPr>
+        <w:pStyle w:val="Heading3"/>
+        <w:keepNext/>
+        <w:keepLines/>
+        <w:pageBreakBefore w:val="0"/>
+      </w:pPr>
+      <w:r>
+        <w:t>9.6 Entity (TypeORM)</w:t>
+      </w:r>
+    </w:p>
+    <w:p>
+      <w:pPr>
+        <w:keepLines w:val="0"/>
+        <w:ind w:left="288"/>
+      </w:pPr>
+      <w:r>
+        <w:rPr>
+          <w:rFonts w:ascii="Courier New" w:hAnsi="Courier New"/>
+          <w:sz w:val="16"/>
+        </w:rPr>
+        <w:t>// src/entitys/compensation-documents.entity.ts</w:t>
+        <w:br/>
+        <w:t>import { Column, Entity, PrimaryColumn } from 'typeorm';</w:t>
+        <w:br/>
+        <w:br/>
+        <w:t>@Entity({ name: 'compensation_documents', schema: process.env.DB_SCHEMA })</w:t>
+        <w:br/>
+        <w:t>export class CompensationDocument {</w:t>
+        <w:br/>
+        <w:t xml:space="preserve">  @PrimaryColumn({ name: 'doc_no', type: 'varchar', length: 12 })</w:t>
+        <w:br/>
+        <w:t xml:space="preserve">  docNo: string;</w:t>
+        <w:br/>
+        <w:br/>
+        <w:t xml:space="preserve">  @Column({ name: 'impact_process_id', type: 'bigint', nullable: true })</w:t>
+        <w:br/>
+        <w:t xml:space="preserve">  impactProcessId?: number;</w:t>
+        <w:br/>
+        <w:br/>
+        <w:t xml:space="preserve">  @Column({ name: 'impacted_store_code', type: 'char', length: 5 })</w:t>
+        <w:br/>
+        <w:t xml:space="preserve">  impactedStoreCode: string;</w:t>
+        <w:br/>
+        <w:br/>
+        <w:t xml:space="preserve">  @Column({ name: 'status_code', type: 'varchar', length: 2 })</w:t>
+        <w:br/>
+        <w:t xml:space="preserve">  statusCode: string;</w:t>
+        <w:br/>
+        <w:br/>
+        <w:t xml:space="preserve">  @Column({ name: 'current_section_code', type: 'varchar', length: 2 })</w:t>
+        <w:br/>
+        <w:t xml:space="preserve">  currentSectionCode: string;</w:t>
+        <w:br/>
+        <w:br/>
+        <w:t xml:space="preserve">  @Column({ name: 'round_no', type: 'int', nullable: true })</w:t>
+        <w:br/>
+        <w:t xml:space="preserve">  roundNo?: number;</w:t>
+        <w:br/>
+        <w:br/>
+        <w:t xml:space="preserve">  @Column({ name: 'loop_no', type: 'int', nullable: true })</w:t>
+        <w:br/>
+        <w:t xml:space="preserve">  loopNo?: number;</w:t>
+        <w:br/>
+        <w:br/>
+        <w:t xml:space="preserve">  @Column({ name: 'statement_id', type: 'varchar', length: 30, nullable: true })</w:t>
+        <w:br/>
+        <w:t xml:space="preserve">  statementId?: string;</w:t>
+        <w:br/>
+        <w:br/>
+        <w:t xml:space="preserve">  @Column({ name: 'statement_date', type: 'date', nullable: true })</w:t>
+        <w:br/>
+        <w:t xml:space="preserve">  statementDate?: Date;</w:t>
+        <w:br/>
+        <w:br/>
+        <w:t xml:space="preserve">  @Column({ name: 'account_year', type: 'int', nullable: true })</w:t>
+        <w:br/>
+        <w:t xml:space="preserve">  accountYear?: number;</w:t>
+        <w:br/>
+        <w:br/>
+        <w:t xml:space="preserve">  @Column({ name: 'account_month', type: 'int', nullable: true })</w:t>
+        <w:br/>
+        <w:t xml:space="preserve">  accountMonth?: number;</w:t>
+        <w:br/>
+        <w:br/>
+        <w:t xml:space="preserve">  @Column({ name: 'compensate_amount', type: 'numeric', precision: 15, scale: 2, nullable: true })</w:t>
+        <w:br/>
+        <w:t xml:space="preserve">  compensateAmount?: string;</w:t>
+        <w:br/>
+        <w:br/>
+        <w:t xml:space="preserve">  @Column({ name: 'allmap_url', type: 'text', nullable: true })</w:t>
+        <w:br/>
+        <w:t xml:space="preserve">  allmapUrl?: string;</w:t>
+        <w:br/>
+        <w:br/>
+        <w:t xml:space="preserve">  @Column({ name: 'approver_snapshot', type: 'jsonb', nullable: true })</w:t>
+        <w:br/>
+        <w:t xml:space="preserve">  approverSnapshot?: Record&lt;string, unknown&gt;;</w:t>
+        <w:br/>
+        <w:br/>
+        <w:t xml:space="preserve">  @Column({ name: 'created_at', type: 'timestamptz', nullable: true })</w:t>
+        <w:br/>
+        <w:t xml:space="preserve">  createdAt?: Date;</w:t>
+        <w:br/>
+        <w:br/>
+        <w:t xml:space="preserve">  @Column({ name: 'updated_at', type: 'timestamptz', nullable: true })</w:t>
+        <w:br/>
+        <w:t xml:space="preserve">  updatedAt?: Date;</w:t>
+        <w:br/>
+        <w:br/>
+        <w:t xml:space="preserve">  // TODO: ตรวจความยาว/precision กับ DDL จริงใน sql/deploy-sbpgi-*.sql ก่อน merge</w:t>
+        <w:br/>
+        <w:t xml:space="preserve">  //       entity ชุดนี้ไม่ประกาศ relation ตาม convention (join ด้วย raw SQL)</w:t>
+        <w:br/>
+        <w:t>}</w:t>
+      </w:r>
+    </w:p>
+    <w:p>
+      <w:pPr>
+        <w:keepLines w:val="0"/>
+        <w:ind w:left="288"/>
+      </w:pPr>
+      <w:r>
+        <w:rPr>
+          <w:rFonts w:ascii="Courier New" w:hAnsi="Courier New"/>
+          <w:sz w:val="16"/>
+        </w:rPr>
+        <w:t>// src/entitys/consideration-logs.entity.ts</w:t>
+        <w:br/>
+        <w:t>import { Column, Entity, PrimaryColumn } from 'typeorm';</w:t>
+        <w:br/>
+        <w:br/>
+        <w:t>@Entity({ name: 'consideration_logs', schema: process.env.DB_SCHEMA })</w:t>
+        <w:br/>
+        <w:t>export class ConsiderationLog {</w:t>
+        <w:br/>
+        <w:t xml:space="preserve">  @PrimaryColumn({ name: 'id', type: 'bigint' })</w:t>
+        <w:br/>
+        <w:t xml:space="preserve">  id: number;</w:t>
+        <w:br/>
+        <w:br/>
+        <w:t xml:space="preserve">  @Column({ name: 'doc_no', type: 'varchar', length: 12 })</w:t>
+        <w:br/>
+        <w:t xml:space="preserve">  docNo: string;</w:t>
+        <w:br/>
+        <w:br/>
+        <w:t xml:space="preserve">  @Column({ name: 'section_code', type: 'varchar', length: 2 })</w:t>
+        <w:br/>
+        <w:t xml:space="preserve">  sectionCode: string;</w:t>
+        <w:br/>
+        <w:br/>
+        <w:t xml:space="preserve">  @Column({ name: 'decision_code', type: 'varchar', length: 10, nullable: true })</w:t>
+        <w:br/>
+        <w:t xml:space="preserve">  decisionCode?: string;</w:t>
+        <w:br/>
+        <w:br/>
+        <w:t xml:space="preserve">  @Column({ name: 'result', type: 'varchar', length: 200 })</w:t>
+        <w:br/>
+        <w:t xml:space="preserve">  result: string;</w:t>
+        <w:br/>
+        <w:br/>
+        <w:t xml:space="preserve">  @Column({ name: 'result_category', type: 'varchar', length: 10 })</w:t>
+        <w:br/>
+        <w:t xml:space="preserve">  resultCategory: string;</w:t>
+        <w:br/>
+        <w:br/>
+        <w:t xml:space="preserve">  @Column({ name: 'detail', type: 'text', nullable: true })</w:t>
+        <w:br/>
+        <w:t xml:space="preserve">  detail?: string;</w:t>
+        <w:br/>
+        <w:br/>
+        <w:t xml:space="preserve">  @Column({ name: 'consider_by', type: 'varchar', length: 50 })</w:t>
+        <w:br/>
+        <w:t xml:space="preserve">  considerBy: string;</w:t>
+        <w:br/>
+        <w:br/>
+        <w:t xml:space="preserve">  @Column({ name: 'action_datetime', type: 'timestamptz' })</w:t>
+        <w:br/>
+        <w:t xml:space="preserve">  actionDatetime: Date;</w:t>
+        <w:br/>
+        <w:br/>
+        <w:t xml:space="preserve">  // TODO: ตรวจความยาว/precision กับ DDL จริงใน sql/deploy-sbpgi-*.sql ก่อน merge</w:t>
+        <w:br/>
+        <w:t xml:space="preserve">  //       entity ชุดนี้ไม่ประกาศ relation ตาม convention (join ด้วย raw SQL)</w:t>
+        <w:br/>
+        <w:t>}</w:t>
+      </w:r>
+    </w:p>
+    <w:p>
+      <w:r>
+        <w:t>ตารางที่เหลือของเอกสารนี้ (</w:t>
+      </w:r>
+      <w:r>
+        <w:rPr>
+          <w:rFonts w:ascii="Courier New" w:hAnsi="Courier New"/>
+        </w:rPr>
+        <w:t>status_email_rules</w:t>
+      </w:r>
+      <w:r>
+        <w:t xml:space="preserve">) ใช้รูปแบบ entity เดียวกัน — คอลัมน์อ้างจาก </w:t>
+      </w:r>
+      <w:r>
+        <w:rPr>
+          <w:rFonts w:ascii="Courier New" w:hAnsi="Courier New"/>
+        </w:rPr>
+        <w:t>Database design</w:t>
+      </w:r>
+    </w:p>
+    <w:p>
+      <w:r>
+        <w:t xml:space="preserve">ตารางที่ </w:t>
+      </w:r>
+      <w:r>
+        <w:rPr>
+          <w:b/>
+        </w:rPr>
+        <w:t>ไม่ต้องสร้าง entity</w:t>
+      </w:r>
+      <w:r>
+        <w:t xml:space="preserve"> เพราะใช้ของระบบเดิม/workflow engine:</w:t>
+      </w:r>
+    </w:p>
+    <w:tbl>
+      <w:tblPr>
+        <w:tblStyle w:val="TableGrid"/>
+        <w:tblW w:type="auto" w:w="0"/>
+        <w:jc w:val="center"/>
+        <w:tblLook w:firstColumn="1" w:firstRow="1" w:lastColumn="0" w:lastRow="0" w:noHBand="0" w:noVBand="1" w:val="04A0"/>
+      </w:tblPr>
+      <w:tblGrid>
+        <w:gridCol w:w="3360"/>
+        <w:gridCol w:w="3360"/>
+        <w:gridCol w:w="3360"/>
+      </w:tblGrid>
+      <w:tr>
+        <w:trPr>
+          <w:cantSplit/>
+        </w:trPr>
+        <w:tc>
+          <w:tcPr>
+            <w:tcW w:type="dxa" w:w="3360"/>
+            <w:vAlign w:val="center"/>
+            <w:shd w:fill="E8EEF5"/>
+          </w:tcPr>
+          <w:p>
+            <w:pPr>
+              <w:keepLines/>
+              <w:spacing w:after="0"/>
+            </w:pPr>
+            <w:r/>
+            <w:r>
+              <w:rPr>
+                <w:rFonts w:ascii="Arial" w:hAnsi="Arial" w:eastAsia="Arial"/>
+                <w:b/>
+                <w:sz w:val="18"/>
+              </w:rPr>
+              <w:t>Object</w:t>
+            </w:r>
+          </w:p>
+        </w:tc>
+        <w:tc>
+          <w:tcPr>
+            <w:tcW w:type="dxa" w:w="3360"/>
+            <w:vAlign w:val="center"/>
+            <w:shd w:fill="E8EEF5"/>
+          </w:tcPr>
+          <w:p>
+            <w:pPr>
+              <w:keepLines/>
+              <w:spacing w:after="0"/>
+            </w:pPr>
+            <w:r/>
+            <w:r>
+              <w:rPr>
+                <w:rFonts w:ascii="Arial" w:hAnsi="Arial" w:eastAsia="Arial"/>
+                <w:b/>
+                <w:sz w:val="18"/>
+              </w:rPr>
+              <w:t>R/W</w:t>
+            </w:r>
+          </w:p>
+        </w:tc>
+        <w:tc>
+          <w:tcPr>
+            <w:tcW w:type="dxa" w:w="3360"/>
+            <w:vAlign w:val="center"/>
+            <w:shd w:fill="E8EEF5"/>
+          </w:tcPr>
+          <w:p>
+            <w:pPr>
+              <w:keepLines/>
+              <w:spacing w:after="0"/>
+            </w:pPr>
+            <w:r/>
+            <w:r>
+              <w:rPr>
+                <w:rFonts w:ascii="Arial" w:hAnsi="Arial" w:eastAsia="Arial"/>
+                <w:b/>
+                <w:sz w:val="18"/>
+              </w:rPr>
+              <w:t>ใช้ของระบบเดิมตัวไหน</w:t>
+            </w:r>
+          </w:p>
+        </w:tc>
+      </w:tr>
+      <w:tr>
+        <w:trPr>
+          <w:cantSplit/>
+        </w:trPr>
+        <w:tc>
+          <w:tcPr>
+            <w:tcW w:type="dxa" w:w="3360"/>
+            <w:vAlign w:val="center"/>
+          </w:tcPr>
+          <w:p>
+            <w:pPr>
+              <w:keepLines/>
+              <w:spacing w:after="0"/>
+            </w:pPr>
+            <w:r>
+              <w:rPr>
+                <w:rFonts w:ascii="Arial" w:hAnsi="Arial" w:eastAsia="Arial"/>
+                <w:sz w:val="18"/>
+              </w:rPr>
+            </w:r>
+            <w:r>
+              <w:rPr>
+                <w:rFonts w:ascii="Arial" w:hAnsi="Arial" w:eastAsia="Arial"/>
+                <w:sz w:val="18"/>
+              </w:rPr>
+              <w:t>workflow_transaction</w:t>
+            </w:r>
+          </w:p>
+        </w:tc>
+        <w:tc>
+          <w:tcPr>
+            <w:tcW w:type="dxa" w:w="3360"/>
+            <w:vAlign w:val="center"/>
+          </w:tcPr>
+          <w:p>
+            <w:pPr>
+              <w:keepLines/>
+              <w:spacing w:after="0"/>
+            </w:pPr>
+            <w:r>
+              <w:rPr>
+                <w:rFonts w:ascii="Arial" w:hAnsi="Arial" w:eastAsia="Arial"/>
+                <w:sz w:val="18"/>
+              </w:rPr>
+            </w:r>
+            <w:r>
+              <w:rPr>
+                <w:rFonts w:ascii="Arial" w:hAnsi="Arial" w:eastAsia="Arial"/>
+                <w:sz w:val="18"/>
+              </w:rPr>
+              <w:t>R/W</w:t>
+            </w:r>
+          </w:p>
+        </w:tc>
+        <w:tc>
+          <w:tcPr>
+            <w:tcW w:type="dxa" w:w="3360"/>
+            <w:vAlign w:val="center"/>
+          </w:tcPr>
+          <w:p>
+            <w:pPr>
+              <w:keepLines/>
+              <w:spacing w:after="0"/>
+            </w:pPr>
+            <w:r>
+              <w:rPr>
+                <w:rFonts w:ascii="Arial" w:hAnsi="Arial" w:eastAsia="Arial"/>
+                <w:sz w:val="18"/>
+              </w:rPr>
+            </w:r>
+            <w:r>
+              <w:rPr>
+                <w:rFonts w:ascii="Arial" w:hAnsi="Arial" w:eastAsia="Arial"/>
+                <w:sz w:val="18"/>
+              </w:rPr>
+              <w:t>workflow engine @srm/glb-workflow</w:t>
+            </w:r>
+          </w:p>
+        </w:tc>
+      </w:tr>
+      <w:tr>
+        <w:trPr>
+          <w:cantSplit/>
+        </w:trPr>
+        <w:tc>
+          <w:tcPr>
+            <w:tcW w:type="dxa" w:w="3360"/>
+            <w:vAlign w:val="center"/>
+          </w:tcPr>
+          <w:p>
+            <w:pPr>
+              <w:keepLines/>
+              <w:spacing w:after="0"/>
+            </w:pPr>
+            <w:r>
+              <w:rPr>
+                <w:rFonts w:ascii="Arial" w:hAnsi="Arial" w:eastAsia="Arial"/>
+                <w:sz w:val="18"/>
+              </w:rPr>
+            </w:r>
+            <w:r>
+              <w:rPr>
+                <w:rFonts w:ascii="Arial" w:hAnsi="Arial" w:eastAsia="Arial"/>
+                <w:sz w:val="18"/>
+              </w:rPr>
+              <w:t>workflow_history</w:t>
+            </w:r>
+          </w:p>
+        </w:tc>
+        <w:tc>
+          <w:tcPr>
+            <w:tcW w:type="dxa" w:w="3360"/>
+            <w:vAlign w:val="center"/>
+          </w:tcPr>
+          <w:p>
+            <w:pPr>
+              <w:keepLines/>
+              <w:spacing w:after="0"/>
+            </w:pPr>
+            <w:r>
+              <w:rPr>
+                <w:rFonts w:ascii="Arial" w:hAnsi="Arial" w:eastAsia="Arial"/>
+                <w:sz w:val="18"/>
+              </w:rPr>
+            </w:r>
+            <w:r>
+              <w:rPr>
+                <w:rFonts w:ascii="Arial" w:hAnsi="Arial" w:eastAsia="Arial"/>
+                <w:sz w:val="18"/>
+              </w:rPr>
+              <w:t>R/W</w:t>
+            </w:r>
+          </w:p>
+        </w:tc>
+        <w:tc>
+          <w:tcPr>
+            <w:tcW w:type="dxa" w:w="3360"/>
+            <w:vAlign w:val="center"/>
+          </w:tcPr>
+          <w:p>
+            <w:pPr>
+              <w:keepLines/>
+              <w:spacing w:after="0"/>
+            </w:pPr>
+            <w:r>
+              <w:rPr>
+                <w:rFonts w:ascii="Arial" w:hAnsi="Arial" w:eastAsia="Arial"/>
+                <w:sz w:val="18"/>
+              </w:rPr>
+            </w:r>
+            <w:r>
+              <w:rPr>
+                <w:rFonts w:ascii="Arial" w:hAnsi="Arial" w:eastAsia="Arial"/>
+                <w:sz w:val="18"/>
+              </w:rPr>
+              <w:t>workflow engine @srm/glb-workflow</w:t>
+            </w:r>
+          </w:p>
+        </w:tc>
+      </w:tr>
+      <w:tr>
+        <w:trPr>
+          <w:cantSplit/>
+        </w:trPr>
+        <w:tc>
+          <w:tcPr>
+            <w:tcW w:type="dxa" w:w="3360"/>
+            <w:vAlign w:val="center"/>
+          </w:tcPr>
+          <w:p>
+            <w:pPr>
+              <w:keepLines/>
+              <w:spacing w:after="0"/>
+            </w:pPr>
+            <w:r>
+              <w:rPr>
+                <w:rFonts w:ascii="Arial" w:hAnsi="Arial" w:eastAsia="Arial"/>
+                <w:sz w:val="18"/>
+              </w:rPr>
+            </w:r>
+            <w:r>
+              <w:rPr>
+                <w:rFonts w:ascii="Arial" w:hAnsi="Arial" w:eastAsia="Arial"/>
+                <w:sz w:val="18"/>
+              </w:rPr>
+              <w:t>workflow_approver</w:t>
+            </w:r>
+          </w:p>
+        </w:tc>
+        <w:tc>
+          <w:tcPr>
+            <w:tcW w:type="dxa" w:w="3360"/>
+            <w:vAlign w:val="center"/>
+          </w:tcPr>
+          <w:p>
+            <w:pPr>
+              <w:keepLines/>
+              <w:spacing w:after="0"/>
+            </w:pPr>
+            <w:r>
+              <w:rPr>
+                <w:rFonts w:ascii="Arial" w:hAnsi="Arial" w:eastAsia="Arial"/>
+                <w:sz w:val="18"/>
+              </w:rPr>
+            </w:r>
+            <w:r>
+              <w:rPr>
+                <w:rFonts w:ascii="Arial" w:hAnsi="Arial" w:eastAsia="Arial"/>
+                <w:sz w:val="18"/>
+              </w:rPr>
+              <w:t>R/W</w:t>
+            </w:r>
+          </w:p>
+        </w:tc>
+        <w:tc>
+          <w:tcPr>
+            <w:tcW w:type="dxa" w:w="3360"/>
+            <w:vAlign w:val="center"/>
+          </w:tcPr>
+          <w:p>
+            <w:pPr>
+              <w:keepLines/>
+              <w:spacing w:after="0"/>
+            </w:pPr>
+            <w:r>
+              <w:rPr>
+                <w:rFonts w:ascii="Arial" w:hAnsi="Arial" w:eastAsia="Arial"/>
+                <w:sz w:val="18"/>
+              </w:rPr>
+            </w:r>
+            <w:r>
+              <w:rPr>
+                <w:rFonts w:ascii="Arial" w:hAnsi="Arial" w:eastAsia="Arial"/>
+                <w:sz w:val="18"/>
+              </w:rPr>
+              <w:t>workflow engine @srm/glb-workflow</w:t>
+            </w:r>
+          </w:p>
+        </w:tc>
+      </w:tr>
+    </w:tbl>
+    <w:p/>
+    <w:p>
+      <w:pPr>
+        <w:pStyle w:val="Heading3"/>
+        <w:keepNext/>
+        <w:keepLines/>
+        <w:pageBreakBefore w:val="0"/>
+      </w:pPr>
+      <w:r>
+        <w:t>9.7 Repository Providers + Module wiring</w:t>
+      </w:r>
+    </w:p>
+    <w:p>
+      <w:pPr>
+        <w:keepLines w:val="0"/>
+        <w:ind w:left="288"/>
+      </w:pPr>
+      <w:r>
+        <w:rPr>
+          <w:rFonts w:ascii="Courier New" w:hAnsi="Courier New"/>
+          <w:sz w:val="16"/>
+        </w:rPr>
+        <w:t>// src/providers/sbpgi/sbpgi.ts — repository provider แบบ factory (ไม่ใช้ TypeOrmModule.forFeature)</w:t>
+        <w:br/>
+        <w:t>// convention ของโฟลเดอร์ providers คือ 1 ไฟล์ต่อโดเมน ตั้งชื่อตามโดเมน (business_user/business_user.ts,</w:t>
+        <w:br/>
+        <w:t>// common_code/common_code.ts …) ไม่ใช่ index.ts</w:t>
+        <w:br/>
+        <w:t>//</w:t>
+        <w:br/>
+        <w:t>// ⚠️ ไฟล์นี้ใช้ร่วมกันทุกเอกสาร BE ของ SBPGI — ให้ **merge array เพิ่ม** เข้าไฟล์เดิม ห้ามเขียนทับ</w:t>
+        <w:br/>
+        <w:t>//    (ชื่อ const แยกต่อเอกสารไว้แล้วเพื่อไม่ให้ชนกัน)</w:t>
+        <w:br/>
+        <w:t>import { DataSource } from 'typeorm';</w:t>
+        <w:br/>
+        <w:t>import { CompensationDocument } from '../../entitys/compensation-documents.entity';</w:t>
+        <w:br/>
+        <w:t>import { ConsiderationLog } from '../../entitys/consideration-logs.entity';</w:t>
+        <w:br/>
+        <w:t>import { StatusEmailRule } from '../../entitys/status-email-rules.entity';</w:t>
+        <w:br/>
+        <w:br/>
+        <w:t>export const sbpgiDocumentWorkflowActionsProviders = [</w:t>
+        <w:br/>
+        <w:t xml:space="preserve">  {</w:t>
+        <w:br/>
+        <w:t xml:space="preserve">    provide: 'COMPENSATION_DOCUMENT_REPOSITORY',</w:t>
+        <w:br/>
+        <w:t xml:space="preserve">    useFactory: (dataSource: DataSource) =&gt; dataSource.getRepository(CompensationDocument),</w:t>
+        <w:br/>
+        <w:t xml:space="preserve">    inject: ['DATA_SOURCE'],</w:t>
+        <w:br/>
+        <w:t xml:space="preserve">  },</w:t>
+        <w:br/>
+        <w:t xml:space="preserve">  {</w:t>
+        <w:br/>
+        <w:t xml:space="preserve">    provide: 'CONSIDERATION_LOG_REPOSITORY',</w:t>
+        <w:br/>
+        <w:t xml:space="preserve">    useFactory: (dataSource: DataSource) =&gt; dataSource.getRepository(ConsiderationLog),</w:t>
+        <w:br/>
+        <w:t xml:space="preserve">    inject: ['DATA_SOURCE'],</w:t>
+        <w:br/>
+        <w:t xml:space="preserve">  },</w:t>
+        <w:br/>
+        <w:t xml:space="preserve">  {</w:t>
+        <w:br/>
+        <w:t xml:space="preserve">    provide: 'STATUS_EMAIL_RULE_REPOSITORY',</w:t>
+        <w:br/>
+        <w:t xml:space="preserve">    useFactory: (dataSource: DataSource) =&gt; dataSource.getRepository(StatusEmailRule),</w:t>
+        <w:br/>
+        <w:t xml:space="preserve">    inject: ['DATA_SOURCE'],</w:t>
+        <w:br/>
+        <w:t xml:space="preserve">  },</w:t>
+        <w:br/>
+        <w:t>];</w:t>
+        <w:br/>
+        <w:br/>
+        <w:t>// src/modules/sbpgi-document-workflow-actions/sbpgi-document-workflow-actions.module.ts</w:t>
+        <w:br/>
+        <w:t>import { MiddlewareConsumer, Module, NestModule } from '@nestjs/common';</w:t>
+        <w:br/>
+        <w:t>import { DatabaseModule } from '../../database/database.module';</w:t>
+        <w:br/>
+        <w:t>// UserContextMiddleware อ่าน header x-user-id แล้วเซ็ต request.userId ที่ @UserId() ใช้</w:t>
+        <w:br/>
+        <w:t>// — app.module.ts **ไม่ได้** apply แบบ global (มีแค่ HttpContext/LoggerContext) แต่ละโมดูลต้อง apply เอง</w:t>
+        <w:br/>
+        <w:t>// (ดู evaluation-process.module.ts / inform-evaluate.module.ts / cooperation-request.module.ts)</w:t>
+        <w:br/>
+        <w:t>import { UserContextMiddleware } from '../../common/middleware/user-context.middleware';</w:t>
+        <w:br/>
+        <w:t>import { WorkflowModule } from '../workflow/workflow.module';</w:t>
+        <w:br/>
+        <w:t>import { sbpgiDocumentWorkflowActionsProviders } from '../../providers/sbpgi/sbpgi';</w:t>
+        <w:br/>
+        <w:t>import { SbpgiDocumentWorkflowActionsController } from './sbpgi-document-workflow-actions.controller';</w:t>
+        <w:br/>
+        <w:t>import { SbpgiDocumentWorkflowActionsService } from './sbpgi-document-workflow-actions.service';</w:t>
+        <w:br/>
+        <w:br/>
+        <w:t>@Module({</w:t>
+        <w:br/>
+        <w:t xml:space="preserve">  imports: [DatabaseModule, WorkflowModule],</w:t>
+        <w:br/>
+        <w:t xml:space="preserve">  controllers: [SbpgiDocumentWorkflowActionsController],</w:t>
+        <w:br/>
+        <w:t xml:space="preserve">  providers: [SbpgiDocumentWorkflowActionsService, ...sbpgiDocumentWorkflowActionsProviders],</w:t>
+        <w:br/>
+        <w:t xml:space="preserve">  exports: [SbpgiDocumentWorkflowActionsService],</w:t>
+        <w:br/>
+        <w:t>})</w:t>
+        <w:br/>
+        <w:t>export class SbpgiDocumentWorkflowActionsModule implements NestModule {</w:t>
+        <w:br/>
+        <w:t xml:space="preserve">  configure(consumer: MiddlewareConsumer) {</w:t>
+        <w:br/>
+        <w:t xml:space="preserve">    // ถ้าไม่ apply ตรงนี้ userId จะเป็น undefined เงียบ ๆ ทุก endpoint</w:t>
+        <w:br/>
+        <w:t xml:space="preserve">    consumer.apply(UserContextMiddleware).forRoutes(SbpgiDocumentWorkflowActionsController);</w:t>
+        <w:br/>
+        <w:t xml:space="preserve">  }</w:t>
+        <w:br/>
+        <w:t>}</w:t>
+        <w:br/>
+        <w:t>// TODO: register module นี้ใน app.module.ts (imports) พร้อมกับโมดูล SBPGI ตัวอื่น</w:t>
+      </w:r>
+    </w:p>
+    <w:p>
+      <w:pPr>
+        <w:pStyle w:val="Heading3"/>
+        <w:keepNext/>
+        <w:keepLines/>
+        <w:pageBreakBefore w:val="0"/>
+      </w:pPr>
+      <w:r>
+        <w:t>9.8 BFF Proxy (module + controller + client service)</w:t>
+      </w:r>
+    </w:p>
+    <w:p>
+      <w:pPr>
+        <w:keepNext w:val="0"/>
+      </w:pPr>
+      <w:r>
+        <w:t xml:space="preserve">BFF ยังไม่มีฟีเจอร์ประกันรายได้เลย จึงต้องสร้าง module ใหม่ + client service ใหม่ทั้งชุด และเลือก prefix แบบเดียวทั้งโมดูล (ที่นี่ใช้ </w:t>
+      </w:r>
+      <w:r>
+        <w:rPr>
+          <w:rFonts w:ascii="Courier New" w:hAnsi="Courier New"/>
+        </w:rPr>
+        <w:t>/bff/sbpgi/…</w:t>
+      </w:r>
+      <w:r>
+        <w:t xml:space="preserve">) เพื่อไม่ให้ปนแบบที่มี/ไม่มี </w:t>
+      </w:r>
+      <w:r>
+        <w:rPr>
+          <w:rFonts w:ascii="Courier New" w:hAnsi="Courier New"/>
+        </w:rPr>
+        <w:t>/bff</w:t>
+      </w:r>
+      <w:r>
+        <w:t xml:space="preserve"> เหมือนโมดูลเดิม</w:t>
+      </w:r>
+    </w:p>
+    <w:p>
+      <w:pPr>
+        <w:keepLines w:val="0"/>
+        <w:ind w:left="288"/>
+      </w:pPr>
+      <w:r>
+        <w:rPr>
+          <w:rFonts w:ascii="Courier New" w:hAnsi="Courier New"/>
+          <w:sz w:val="16"/>
+        </w:rPr>
+        <w:t>// src/common/client-services/sbpgi-client.service.ts</w:t>
+        <w:br/>
+        <w:t>import { Injectable, Logger, OnModuleInit } from '@nestjs/common';</w:t>
+        <w:br/>
+        <w:t>import { BaseClientService } from './base-client.service';</w:t>
+        <w:br/>
+        <w:br/>
+        <w:t>@Injectable()</w:t>
+        <w:br/>
+        <w:t>export class SbpgiClientService extends BaseClientService implements OnModuleInit {</w:t>
+        <w:br/>
+        <w:t xml:space="preserve">  protected logger: Logger = new Logger(SbpgiClientService.name);</w:t>
+        <w:br/>
+        <w:br/>
+        <w:t xml:space="preserve">  onModuleInit() {</w:t>
+        <w:br/>
+        <w:t xml:space="preserve">    // TODO: ถ้า deploy SBPGI แยก service ให้เพิ่ม API_SBPGI_BACKEND_* ใน AppConfigService</w:t>
+        <w:br/>
+        <w:t xml:space="preserve">    //       ตอนนี้ชี้ store backend ตัวเดียวกับ StoreClientService</w:t>
+        <w:br/>
+        <w:t xml:space="preserve">    this.defaultHeaders[this.config.api.store.key.name] = this.config.api.store.key.value;</w:t>
+        <w:br/>
+        <w:t xml:space="preserve">    this.baseUrl = this.config.api.store.url;</w:t>
+        <w:br/>
+        <w:t xml:space="preserve">  }</w:t>
+        <w:br/>
+        <w:t>}</w:t>
+        <w:br/>
+        <w:t>// BaseClientService แกะ { success, data } ให้แล้ว — service ฝั่ง BFF จึงได้ data ตรง ๆ</w:t>
+        <w:br/>
+        <w:t>// TODO: เพิ่ม SbpgiClientService ใน providers/exports ของ ClientServiceModule (@Global)</w:t>
+      </w:r>
+    </w:p>
+    <w:p>
+      <w:pPr>
+        <w:keepLines w:val="0"/>
+        <w:ind w:left="288"/>
+      </w:pPr>
+      <w:r>
+        <w:rPr>
+          <w:rFonts w:ascii="Courier New" w:hAnsi="Courier New"/>
+          <w:sz w:val="16"/>
+        </w:rPr>
+        <w:t>// src/modules/sbpgi-document-workflow-actions/sbpgi-document-workflow-actions.service.ts (BFF)</w:t>
+        <w:br/>
+        <w:t>import { Injectable } from '@nestjs/common';</w:t>
+        <w:br/>
+        <w:t>import { SbpgiClientService } from '@common/client-services/sbpgi-client.service';</w:t>
+        <w:br/>
+        <w:br/>
+        <w:t>@Injectable()</w:t>
+        <w:br/>
+        <w:t>export class SbpgiDocumentWorkflowActionsBffService {</w:t>
+        <w:br/>
+        <w:t xml:space="preserve">  constructor(private readonly client: SbpgiClientService) {}</w:t>
+        <w:br/>
+        <w:br/>
+        <w:t xml:space="preserve">  // BFF ไม่มี DB — หน้าที่เดียวคือแนบ user context แล้ว forward</w:t>
+        <w:br/>
+        <w:t xml:space="preserve">  private userHeaders(user: any) {</w:t>
+        <w:br/>
+        <w:t xml:space="preserve">    return {</w:t>
+        <w:br/>
+        <w:t xml:space="preserve">      'x-user-id': user?.userId,</w:t>
+        <w:br/>
+        <w:t xml:space="preserve">      'x-user-group-id': user?.groupId,</w:t>
+        <w:br/>
+        <w:t xml:space="preserve">      'x-user-permissions': (user?.permissions ?? []).join(','),</w:t>
+        <w:br/>
+        <w:t xml:space="preserve">    };</w:t>
+        <w:br/>
+        <w:t xml:space="preserve">  }</w:t>
+        <w:br/>
+        <w:br/>
+        <w:t xml:space="preserve">  submitAction(docNo: string, body: any, user: any) {</w:t>
+        <w:br/>
+        <w:t xml:space="preserve">    return this.client.post(`/api/v1/documents/${docNo}/actions`, body, { headers: this.userHeaders(user) });</w:t>
+        <w:br/>
+        <w:t xml:space="preserve">  }</w:t>
+        <w:br/>
+        <w:br/>
+        <w:t xml:space="preserve">  getTimeline(docNo: string, params: any, user: any) {</w:t>
+        <w:br/>
+        <w:t xml:space="preserve">    return this.client.get(`/api/v1/documents/${docNo}/timeline`, { params, headers: this.userHeaders(user) });</w:t>
+        <w:br/>
+        <w:t xml:space="preserve">  }</w:t>
+        <w:br/>
+        <w:t>}</w:t>
+        <w:br/>
+        <w:br/>
+        <w:t>// ---------- src/modules/sbpgi-document-workflow-actions/sbpgi-document-workflow-actions.controller.ts (BFF) ----------</w:t>
+        <w:br/>
+        <w:t>import { Body, Controller, Delete, Get, Param, Post, Put, Query, Req, UseGuards } from '@nestjs/common';</w:t>
+        <w:br/>
+        <w:t>import { AuthGuard } from '@nestjs/passport';</w:t>
+        <w:br/>
+        <w:br/>
+        <w:t>// เลือก prefix แบบเดียวทั้งโมดูล: ใช้ '/bff/sbpgi/...' (ห้ามปนกับแบบไม่มี /bff)</w:t>
+        <w:br/>
+        <w:t>@Controller('bff/sbpgi/document-workflow-actions')</w:t>
+        <w:br/>
+        <w:t>@UseGuards(AuthGuard('jwt'))</w:t>
+        <w:br/>
+        <w:t>export class SbpgiDocumentWorkflowActionsBffController {</w:t>
+        <w:br/>
+        <w:t xml:space="preserve">  constructor(private readonly service: SbpgiDocumentWorkflowActionsBffService) {}</w:t>
+        <w:br/>
+        <w:br/>
+        <w:t xml:space="preserve">  // proxy ของ POST /api/v1/documents/{docNo}/actions</w:t>
+        <w:br/>
+        <w:t xml:space="preserve">  @Post('documents/:docNo/actions')</w:t>
+        <w:br/>
+        <w:t xml:space="preserve">  submitAction(@Param('docNo') docNo: string, @Body() body: any, @Req() req: any) {</w:t>
+        <w:br/>
+        <w:t xml:space="preserve">    return this.service.submitAction(docNo, body, req.user);</w:t>
+        <w:br/>
+        <w:t xml:space="preserve">  }</w:t>
+        <w:br/>
+        <w:br/>
+        <w:t xml:space="preserve">  // proxy ของ GET /api/v1/documents/{docNo}/timeline</w:t>
+        <w:br/>
+        <w:t xml:space="preserve">  @Get('documents/:docNo/timeline')</w:t>
+        <w:br/>
+        <w:t xml:space="preserve">  getTimeline(@Param('docNo') docNo: string, @Query() query: any, @Req() req: any) {</w:t>
+        <w:br/>
+        <w:t xml:space="preserve">    return this.service.getTimeline(docNo, query, req.user);</w:t>
+        <w:br/>
+        <w:t xml:space="preserve">  }</w:t>
+        <w:br/>
+        <w:t>}</w:t>
+        <w:br/>
+        <w:t>// TODO: register module ใน app.module.ts ของ BFF และเพิ่ม SbpgiClientService ใน ClientServiceModule (@Global)</w:t>
+      </w:r>
+    </w:p>
+    <w:p>
+      <w:pPr>
+        <w:pStyle w:val="Heading1"/>
+        <w:keepNext/>
+        <w:keepLines/>
+        <w:pageBreakBefore w:val="0"/>
+      </w:pPr>
+      <w:r>
+        <w:t>10. Database SQL</w:t>
+      </w:r>
+    </w:p>
+    <w:p>
+      <w:pPr>
+        <w:pStyle w:val="Heading3"/>
+        <w:keepNext/>
+        <w:keepLines/>
+        <w:pageBreakBefore w:val="0"/>
+      </w:pPr>
+      <w:r>
+        <w:t>10.1 ตารางที่อ่าน/เขียน</w:t>
+      </w:r>
+    </w:p>
+    <w:tbl>
+      <w:tblPr>
+        <w:tblStyle w:val="TableGrid"/>
+        <w:tblW w:type="auto" w:w="0"/>
+        <w:jc w:val="center"/>
+        <w:tblLook w:firstColumn="1" w:firstRow="1" w:lastColumn="0" w:lastRow="0" w:noHBand="0" w:noVBand="1" w:val="04A0"/>
+      </w:tblPr>
+      <w:tblGrid>
+        <w:gridCol w:w="3360"/>
+        <w:gridCol w:w="3360"/>
+        <w:gridCol w:w="3360"/>
+      </w:tblGrid>
+      <w:tr>
+        <w:trPr>
+          <w:cantSplit/>
+        </w:trPr>
+        <w:tc>
+          <w:tcPr>
+            <w:tcW w:type="dxa" w:w="3360"/>
+            <w:vAlign w:val="center"/>
+            <w:shd w:fill="E8EEF5"/>
+          </w:tcPr>
+          <w:p>
+            <w:pPr>
+              <w:keepLines/>
+              <w:spacing w:after="0"/>
+            </w:pPr>
+            <w:r/>
+            <w:r>
+              <w:rPr>
+                <w:rFonts w:ascii="Arial" w:hAnsi="Arial" w:eastAsia="Arial"/>
+                <w:b/>
+                <w:sz w:val="18"/>
+              </w:rPr>
+              <w:t>Table / Object</w:t>
+            </w:r>
+          </w:p>
+        </w:tc>
+        <w:tc>
+          <w:tcPr>
+            <w:tcW w:type="dxa" w:w="3360"/>
+            <w:vAlign w:val="center"/>
+            <w:shd w:fill="E8EEF5"/>
+          </w:tcPr>
+          <w:p>
+            <w:pPr>
+              <w:keepLines/>
+              <w:spacing w:after="0"/>
+            </w:pPr>
+            <w:r/>
+            <w:r>
+              <w:rPr>
+                <w:rFonts w:ascii="Arial" w:hAnsi="Arial" w:eastAsia="Arial"/>
+                <w:b/>
+                <w:sz w:val="18"/>
+              </w:rPr>
+              <w:t>R/W</w:t>
+            </w:r>
+          </w:p>
+        </w:tc>
+        <w:tc>
+          <w:tcPr>
+            <w:tcW w:type="dxa" w:w="3360"/>
+            <w:vAlign w:val="center"/>
+            <w:shd w:fill="E8EEF5"/>
+          </w:tcPr>
+          <w:p>
+            <w:pPr>
+              <w:keepLines/>
+              <w:spacing w:after="0"/>
+            </w:pPr>
+            <w:r/>
+            <w:r>
+              <w:rPr>
+                <w:rFonts w:ascii="Arial" w:hAnsi="Arial" w:eastAsia="Arial"/>
+                <w:b/>
+                <w:sz w:val="18"/>
+              </w:rPr>
+              <w:t>Usage</w:t>
+            </w:r>
+          </w:p>
+        </w:tc>
+      </w:tr>
+      <w:tr>
+        <w:trPr>
+          <w:cantSplit/>
+        </w:trPr>
+        <w:tc>
+          <w:tcPr>
+            <w:tcW w:type="dxa" w:w="3360"/>
+            <w:vAlign w:val="center"/>
+          </w:tcPr>
+          <w:p>
+            <w:pPr>
+              <w:keepLines/>
+              <w:spacing w:after="0"/>
+            </w:pPr>
+            <w:r>
+              <w:rPr>
+                <w:rFonts w:ascii="Arial" w:hAnsi="Arial" w:eastAsia="Arial"/>
+                <w:sz w:val="18"/>
+              </w:rPr>
+            </w:r>
+            <w:r>
+              <w:rPr>
+                <w:rFonts w:ascii="Arial" w:hAnsi="Arial" w:eastAsia="Arial"/>
+                <w:sz w:val="18"/>
+              </w:rPr>
+              <w:t>compensation_documents</w:t>
+            </w:r>
+          </w:p>
+        </w:tc>
+        <w:tc>
+          <w:tcPr>
+            <w:tcW w:type="dxa" w:w="3360"/>
+            <w:vAlign w:val="center"/>
+          </w:tcPr>
+          <w:p>
+            <w:pPr>
+              <w:keepLines/>
+              <w:spacing w:after="0"/>
+            </w:pPr>
+            <w:r>
+              <w:rPr>
+                <w:rFonts w:ascii="Arial" w:hAnsi="Arial" w:eastAsia="Arial"/>
+                <w:sz w:val="18"/>
+              </w:rPr>
+            </w:r>
+            <w:r>
+              <w:rPr>
+                <w:rFonts w:ascii="Arial" w:hAnsi="Arial" w:eastAsia="Arial"/>
+                <w:sz w:val="18"/>
+              </w:rPr>
+              <w:t>W</w:t>
+            </w:r>
+          </w:p>
+        </w:tc>
+        <w:tc>
+          <w:tcPr>
+            <w:tcW w:type="dxa" w:w="3360"/>
+            <w:vAlign w:val="center"/>
+          </w:tcPr>
+          <w:p>
+            <w:pPr>
+              <w:keepLines/>
+              <w:spacing w:after="0"/>
+            </w:pPr>
+            <w:r>
+              <w:rPr>
+                <w:rFonts w:ascii="Arial" w:hAnsi="Arial" w:eastAsia="Arial"/>
+                <w:sz w:val="18"/>
+              </w:rPr>
+            </w:r>
+            <w:r>
+              <w:rPr>
+                <w:rFonts w:ascii="Arial" w:hAnsi="Arial" w:eastAsia="Arial"/>
+                <w:sz w:val="18"/>
+              </w:rPr>
+              <w:t>อัปเดต status/current_section/result</w:t>
+            </w:r>
+          </w:p>
+        </w:tc>
+      </w:tr>
+      <w:tr>
+        <w:trPr>
+          <w:cantSplit/>
+        </w:trPr>
+        <w:tc>
+          <w:tcPr>
+            <w:tcW w:type="dxa" w:w="3360"/>
+            <w:vAlign w:val="center"/>
+          </w:tcPr>
+          <w:p>
+            <w:pPr>
+              <w:keepLines/>
+              <w:spacing w:after="0"/>
+            </w:pPr>
+            <w:r>
+              <w:rPr>
+                <w:rFonts w:ascii="Arial" w:hAnsi="Arial" w:eastAsia="Arial"/>
+                <w:sz w:val="18"/>
+              </w:rPr>
+            </w:r>
+            <w:r>
+              <w:rPr>
+                <w:rFonts w:ascii="Arial" w:hAnsi="Arial" w:eastAsia="Arial"/>
+                <w:sz w:val="18"/>
+              </w:rPr>
+              <w:t>consideration_logs</w:t>
+            </w:r>
+          </w:p>
+        </w:tc>
+        <w:tc>
+          <w:tcPr>
+            <w:tcW w:type="dxa" w:w="3360"/>
+            <w:vAlign w:val="center"/>
+          </w:tcPr>
+          <w:p>
+            <w:pPr>
+              <w:keepLines/>
+              <w:spacing w:after="0"/>
+            </w:pPr>
+            <w:r>
+              <w:rPr>
+                <w:rFonts w:ascii="Arial" w:hAnsi="Arial" w:eastAsia="Arial"/>
+                <w:sz w:val="18"/>
+              </w:rPr>
+            </w:r>
+            <w:r>
+              <w:rPr>
+                <w:rFonts w:ascii="Arial" w:hAnsi="Arial" w:eastAsia="Arial"/>
+                <w:sz w:val="18"/>
+              </w:rPr>
+              <w:t>W</w:t>
+            </w:r>
+          </w:p>
+        </w:tc>
+        <w:tc>
+          <w:tcPr>
+            <w:tcW w:type="dxa" w:w="3360"/>
+            <w:vAlign w:val="center"/>
+          </w:tcPr>
+          <w:p>
+            <w:pPr>
+              <w:keepLines/>
+              <w:spacing w:after="0"/>
+            </w:pPr>
+            <w:r>
+              <w:rPr>
+                <w:rFonts w:ascii="Arial" w:hAnsi="Arial" w:eastAsia="Arial"/>
+                <w:sz w:val="18"/>
+              </w:rPr>
+            </w:r>
+            <w:r>
+              <w:rPr>
+                <w:rFonts w:ascii="Arial" w:hAnsi="Arial" w:eastAsia="Arial"/>
+                <w:sz w:val="18"/>
+              </w:rPr>
+              <w:t>บันทึกผลพิจารณาและ comment</w:t>
+            </w:r>
+          </w:p>
+        </w:tc>
+      </w:tr>
+      <w:tr>
+        <w:trPr>
+          <w:cantSplit/>
+        </w:trPr>
+        <w:tc>
+          <w:tcPr>
+            <w:tcW w:type="dxa" w:w="3360"/>
+            <w:vAlign w:val="center"/>
+          </w:tcPr>
+          <w:p>
+            <w:pPr>
+              <w:keepLines/>
+              <w:spacing w:after="0"/>
+            </w:pPr>
+            <w:r>
+              <w:rPr>
+                <w:rFonts w:ascii="Arial" w:hAnsi="Arial" w:eastAsia="Arial"/>
+                <w:sz w:val="18"/>
+              </w:rPr>
+            </w:r>
+            <w:r>
+              <w:rPr>
+                <w:rFonts w:ascii="Arial" w:hAnsi="Arial" w:eastAsia="Arial"/>
+                <w:sz w:val="18"/>
+              </w:rPr>
+              <w:t>status_email_rules</w:t>
+            </w:r>
+          </w:p>
+        </w:tc>
+        <w:tc>
+          <w:tcPr>
+            <w:tcW w:type="dxa" w:w="3360"/>
+            <w:vAlign w:val="center"/>
+          </w:tcPr>
+          <w:p>
+            <w:pPr>
+              <w:keepLines/>
+              <w:spacing w:after="0"/>
+            </w:pPr>
+            <w:r>
+              <w:rPr>
+                <w:rFonts w:ascii="Arial" w:hAnsi="Arial" w:eastAsia="Arial"/>
+                <w:sz w:val="18"/>
+              </w:rPr>
+            </w:r>
+            <w:r>
+              <w:rPr>
+                <w:rFonts w:ascii="Arial" w:hAnsi="Arial" w:eastAsia="Arial"/>
+                <w:sz w:val="18"/>
+              </w:rPr>
+              <w:t>R</w:t>
+            </w:r>
+          </w:p>
+        </w:tc>
+        <w:tc>
+          <w:tcPr>
+            <w:tcW w:type="dxa" w:w="3360"/>
+            <w:vAlign w:val="center"/>
+          </w:tcPr>
+          <w:p>
+            <w:pPr>
+              <w:keepLines/>
+              <w:spacing w:after="0"/>
+            </w:pPr>
+            <w:r>
+              <w:rPr>
+                <w:rFonts w:ascii="Arial" w:hAnsi="Arial" w:eastAsia="Arial"/>
+                <w:sz w:val="18"/>
+              </w:rPr>
+            </w:r>
+            <w:r>
+              <w:rPr>
+                <w:rFonts w:ascii="Arial" w:hAnsi="Arial" w:eastAsia="Arial"/>
+                <w:sz w:val="18"/>
+              </w:rPr>
+              <w:t>ผู้รับอีเมลตาม status</w:t>
+            </w:r>
+          </w:p>
+        </w:tc>
+      </w:tr>
+      <w:tr>
+        <w:trPr>
+          <w:cantSplit/>
+        </w:trPr>
+        <w:tc>
+          <w:tcPr>
+            <w:tcW w:type="dxa" w:w="3360"/>
+            <w:vAlign w:val="center"/>
+          </w:tcPr>
+          <w:p>
+            <w:pPr>
+              <w:keepLines/>
+              <w:spacing w:after="0"/>
+            </w:pPr>
+            <w:r>
+              <w:rPr>
+                <w:rFonts w:ascii="Arial" w:hAnsi="Arial" w:eastAsia="Arial"/>
+                <w:sz w:val="18"/>
+              </w:rPr>
+            </w:r>
+            <w:r>
+              <w:rPr>
+                <w:rFonts w:ascii="Arial" w:hAnsi="Arial" w:eastAsia="Arial"/>
+                <w:sz w:val="18"/>
+              </w:rPr>
+              <w:t>workflow_transaction</w:t>
+            </w:r>
+          </w:p>
+        </w:tc>
+        <w:tc>
+          <w:tcPr>
+            <w:tcW w:type="dxa" w:w="3360"/>
+            <w:vAlign w:val="center"/>
+          </w:tcPr>
+          <w:p>
+            <w:pPr>
+              <w:keepLines/>
+              <w:spacing w:after="0"/>
+            </w:pPr>
+            <w:r>
+              <w:rPr>
+                <w:rFonts w:ascii="Arial" w:hAnsi="Arial" w:eastAsia="Arial"/>
+                <w:sz w:val="18"/>
+              </w:rPr>
+            </w:r>
+            <w:r>
+              <w:rPr>
+                <w:rFonts w:ascii="Arial" w:hAnsi="Arial" w:eastAsia="Arial"/>
+                <w:sz w:val="18"/>
+              </w:rPr>
+              <w:t>R/W</w:t>
+            </w:r>
+          </w:p>
+        </w:tc>
+        <w:tc>
+          <w:tcPr>
+            <w:tcW w:type="dxa" w:w="3360"/>
+            <w:vAlign w:val="center"/>
+          </w:tcPr>
+          <w:p>
+            <w:pPr>
+              <w:keepLines/>
+              <w:spacing w:after="0"/>
+            </w:pPr>
+            <w:r>
+              <w:rPr>
+                <w:rFonts w:ascii="Arial" w:hAnsi="Arial" w:eastAsia="Arial"/>
+                <w:sz w:val="18"/>
+              </w:rPr>
+            </w:r>
+            <w:r>
+              <w:rPr>
+                <w:rFonts w:ascii="Arial" w:hAnsi="Arial" w:eastAsia="Arial"/>
+                <w:sz w:val="18"/>
+              </w:rPr>
+              <w:t>ใช้ของระบบเดิม: workflow engine @srm/glb-workflow</w:t>
+            </w:r>
+          </w:p>
+        </w:tc>
+      </w:tr>
+      <w:tr>
+        <w:trPr>
+          <w:cantSplit/>
+        </w:trPr>
+        <w:tc>
+          <w:tcPr>
+            <w:tcW w:type="dxa" w:w="3360"/>
+            <w:vAlign w:val="center"/>
+          </w:tcPr>
+          <w:p>
+            <w:pPr>
+              <w:keepLines/>
+              <w:spacing w:after="0"/>
+            </w:pPr>
+            <w:r>
+              <w:rPr>
+                <w:rFonts w:ascii="Arial" w:hAnsi="Arial" w:eastAsia="Arial"/>
+                <w:sz w:val="18"/>
+              </w:rPr>
+            </w:r>
+            <w:r>
+              <w:rPr>
+                <w:rFonts w:ascii="Arial" w:hAnsi="Arial" w:eastAsia="Arial"/>
+                <w:sz w:val="18"/>
+              </w:rPr>
+              <w:t>workflow_history</w:t>
+            </w:r>
+          </w:p>
+        </w:tc>
+        <w:tc>
+          <w:tcPr>
+            <w:tcW w:type="dxa" w:w="3360"/>
+            <w:vAlign w:val="center"/>
+          </w:tcPr>
+          <w:p>
+            <w:pPr>
+              <w:keepLines/>
+              <w:spacing w:after="0"/>
+            </w:pPr>
+            <w:r>
+              <w:rPr>
+                <w:rFonts w:ascii="Arial" w:hAnsi="Arial" w:eastAsia="Arial"/>
+                <w:sz w:val="18"/>
+              </w:rPr>
+            </w:r>
+            <w:r>
+              <w:rPr>
+                <w:rFonts w:ascii="Arial" w:hAnsi="Arial" w:eastAsia="Arial"/>
+                <w:sz w:val="18"/>
+              </w:rPr>
+              <w:t>R/W</w:t>
+            </w:r>
+          </w:p>
+        </w:tc>
+        <w:tc>
+          <w:tcPr>
+            <w:tcW w:type="dxa" w:w="3360"/>
+            <w:vAlign w:val="center"/>
+          </w:tcPr>
+          <w:p>
+            <w:pPr>
+              <w:keepLines/>
+              <w:spacing w:after="0"/>
+            </w:pPr>
+            <w:r>
+              <w:rPr>
+                <w:rFonts w:ascii="Arial" w:hAnsi="Arial" w:eastAsia="Arial"/>
+                <w:sz w:val="18"/>
+              </w:rPr>
+            </w:r>
+            <w:r>
+              <w:rPr>
+                <w:rFonts w:ascii="Arial" w:hAnsi="Arial" w:eastAsia="Arial"/>
+                <w:sz w:val="18"/>
+              </w:rPr>
+              <w:t>ใช้ของระบบเดิม: workflow engine @srm/glb-workflow</w:t>
+            </w:r>
+          </w:p>
+        </w:tc>
+      </w:tr>
+      <w:tr>
+        <w:trPr>
+          <w:cantSplit/>
+        </w:trPr>
+        <w:tc>
+          <w:tcPr>
+            <w:tcW w:type="dxa" w:w="3360"/>
+            <w:vAlign w:val="center"/>
+          </w:tcPr>
+          <w:p>
+            <w:pPr>
+              <w:keepLines/>
+              <w:spacing w:after="0"/>
+            </w:pPr>
+            <w:r>
+              <w:rPr>
+                <w:rFonts w:ascii="Arial" w:hAnsi="Arial" w:eastAsia="Arial"/>
+                <w:sz w:val="18"/>
+              </w:rPr>
+            </w:r>
+            <w:r>
+              <w:rPr>
+                <w:rFonts w:ascii="Arial" w:hAnsi="Arial" w:eastAsia="Arial"/>
+                <w:sz w:val="18"/>
+              </w:rPr>
+              <w:t>workflow_approver</w:t>
+            </w:r>
+          </w:p>
+        </w:tc>
+        <w:tc>
+          <w:tcPr>
+            <w:tcW w:type="dxa" w:w="3360"/>
+            <w:vAlign w:val="center"/>
+          </w:tcPr>
+          <w:p>
+            <w:pPr>
+              <w:keepLines/>
+              <w:spacing w:after="0"/>
+            </w:pPr>
+            <w:r>
+              <w:rPr>
+                <w:rFonts w:ascii="Arial" w:hAnsi="Arial" w:eastAsia="Arial"/>
+                <w:sz w:val="18"/>
+              </w:rPr>
+            </w:r>
+            <w:r>
+              <w:rPr>
+                <w:rFonts w:ascii="Arial" w:hAnsi="Arial" w:eastAsia="Arial"/>
+                <w:sz w:val="18"/>
+              </w:rPr>
+              <w:t>R/W</w:t>
+            </w:r>
+          </w:p>
+        </w:tc>
+        <w:tc>
+          <w:tcPr>
+            <w:tcW w:type="dxa" w:w="3360"/>
+            <w:vAlign w:val="center"/>
+          </w:tcPr>
+          <w:p>
+            <w:pPr>
+              <w:keepLines/>
+              <w:spacing w:after="0"/>
+            </w:pPr>
+            <w:r>
+              <w:rPr>
+                <w:rFonts w:ascii="Arial" w:hAnsi="Arial" w:eastAsia="Arial"/>
+                <w:sz w:val="18"/>
+              </w:rPr>
+            </w:r>
+            <w:r>
+              <w:rPr>
+                <w:rFonts w:ascii="Arial" w:hAnsi="Arial" w:eastAsia="Arial"/>
+                <w:sz w:val="18"/>
+              </w:rPr>
+              <w:t>ใช้ของระบบเดิม: workflow engine @srm/glb-workflow</w:t>
+            </w:r>
+          </w:p>
+        </w:tc>
+      </w:tr>
+    </w:tbl>
+    <w:p/>
+    <w:p>
+      <w:pPr>
+        <w:pStyle w:val="Heading3"/>
+        <w:keepNext/>
+        <w:keepLines/>
+        <w:pageBreakBefore w:val="0"/>
+      </w:pPr>
+      <w:r>
+        <w:t>10.2 SQL จริงต่อ Endpoint</w:t>
+      </w:r>
+    </w:p>
+    <w:p>
+      <w:pPr>
+        <w:keepNext w:val="0"/>
+      </w:pPr>
+      <w:r>
+        <w:rPr>
+          <w:b/>
+        </w:rPr>
+        <w:t>POST /api/v1/documents/{docNo}/actions</w:t>
+      </w:r>
+      <w:r>
+        <w:t xml:space="preserve"> — Document action API ตัวอย่างเมื่อ currentSection=01 จึงเปลี่ยนไป 02</w:t>
+      </w:r>
+    </w:p>
+    <w:p>
+      <w:pPr>
+        <w:keepLines w:val="0"/>
+        <w:ind w:left="288"/>
+      </w:pPr>
+      <w:r>
+        <w:rPr>
+          <w:rFonts w:ascii="Courier New" w:hAnsi="Courier New"/>
+          <w:sz w:val="16"/>
+        </w:rPr>
+        <w:t>-- ⚠️ SQL นี้ใช้ named parameter (:name) แต่ `dataSource.query()` ของ store-backend</w:t>
+        <w:br/>
+        <w:t>--    รับเฉพาะ positional $1..$n — ต้องแปลงเป็นลำดับ หรือรันผ่าน QueryBuilder</w:t>
+        <w:br/>
+        <w:t>-- ตรวจเป็นเจ้าของงานขั้นปัจจุบัน + ต้องเลือก result แล้ว (ไม่งั้น 422)</w:t>
+        <w:br/>
+        <w:t>-- result รับ 6-enum verbatim เท่านั้น: เห็นควรชดเชย / เห็นควรไม่ชดเชย / หยุดชดเชยประกันรายได้ / ส่งหน่วยงานส่งเสริมธุรกิจ SBP (SDD GI) / ส่งเจ้าหน้าที่ SBP DSA / ส่งกลับ</w:t>
+        <w:br/>
+        <w:t>-- ⚠️ ไม่ UPDATE ตาราง workflow เอง — เดิน state ผ่าน @srm/glb-workflow (schema sps_store)</w:t>
+        <w:br/>
+        <w:t>--    triggerEvent({versionId, referenceId, event, eventParam:{amount}, remark, userId})</w:t>
+        <w:br/>
+        <w:t>--    library ปิดงานขั้นเดิม เขียน sps_store.workflow_history และเปิด approver ขั้นถัดไปให้เอง</w:t>
+        <w:br/>
+        <w:t>-- ⚠️ ชื่อ function ยังไม่ยืนยัน (3 ชุดขัดกัน) · referenceId ยังไม่ตัดสิน (DP-1) — SBPGI vs existing system หัวข้อ 4</w:t>
+        <w:br/>
+        <w:br/>
+        <w:t>INSERT INTO consideration_logs (doc_no, section_code, consider_by, result, detail, action_datetime)</w:t>
+        <w:br/>
+        <w:t>VALUES (:docNo, :curSection, :empId, :result, :comment, :now);</w:t>
+        <w:br/>
+        <w:br/>
+        <w:t>-- คำนวณขั้นถัดไป (วงเงิน GM 50,000 / AVP 300,000 · SDD GI) → เปิดงานใหม่ + อัปเดตสถานะเอกสารแบบ optimistic lock</w:t>
+        <w:br/>
+        <w:t>UPDATE compensation_documents SET status_code = :nextStatus, current_section_code = :nextSection, version_no = version_no + 1, updated_at = :now, updated_by = :empId</w:t>
+        <w:br/>
+        <w:t>WHERE doc_no = :docNo AND version_no = :versionNo;</w:t>
+        <w:br/>
+        <w:t>-- งานขั้นถัดไปเปิดโดย engine (addPreparedApprover) ไม่ใช่ INSERT ของ SBPGI</w:t>
+        <w:br/>
+        <w:br/>
+        <w:t>-- ผู้รับอีเมล · ชื่อสถานะมาจาก sps_store.workflow_status ของ engine (ตาราง document_statuses ถูกตัดแล้ว)</w:t>
+        <w:br/>
+        <w:t>-- ⚠️ DP-5 ยังไม่ตัดสิน: engine อาจส่งอีเมลเองผ่าน sps_store.workflow_route.email_id ทำให้ status_email_rules ไม่ต้องมี</w:t>
+        <w:br/>
+        <w:t>SELECT r.status_code, ws.status_name, r.to_section_code, r.cc_section_code</w:t>
+        <w:br/>
+        <w:t>FROM status_email_rules r</w:t>
+        <w:br/>
+        <w:t>JOIN sps_store.workflow_status ws ON ws.status_id = r.status_code AND ws.version_id = :sbpgiVersionId</w:t>
+        <w:br/>
+        <w:t>WHERE r.status_code = :nextStatus;</w:t>
+      </w:r>
+    </w:p>
+    <w:p>
+      <w:r>
+        <w:rPr>
+          <w:b/>
+        </w:rPr>
+        <w:t>GET /api/v1/documents/{docNo}/timeline</w:t>
+      </w:r>
+      <w:r>
+        <w:t xml:space="preserve"> — Timeline API</w:t>
+      </w:r>
+    </w:p>
+    <w:p>
+      <w:pPr>
+        <w:keepLines w:val="0"/>
+        <w:ind w:left="288"/>
+      </w:pPr>
+      <w:r>
+        <w:rPr>
+          <w:rFonts w:ascii="Courier New" w:hAnsi="Courier New"/>
+          <w:sz w:val="16"/>
+        </w:rPr>
+        <w:t>-- ⚠️ SQL นี้ใช้ named parameter (:name) แต่ `dataSource.query()` ของ store-backend</w:t>
+        <w:br/>
+        <w:t>--    รับเฉพาะ positional $1..$n — ต้องแปลงเป็นลำดับ หรือรันผ่าน QueryBuilder</w:t>
+        <w:br/>
+        <w:t>-- ⚠️ DP-7 ยังไม่ตัดสิน: consideration_logs เป็น timeline เต็ม หรือเป็นตารางส่วนขยายบน sps_store.workflow_history</w:t>
+        <w:br/>
+        <w:t>--    ถ้าเลือกทางเลือก B ต้อง join getHistory() ของ engine เข้ามาด้วย (DP-1 กำหนดคีย์ที่ใช้ค้น)</w:t>
+        <w:br/>
+        <w:t>--    ดู SBPGI vs existing system หัวข้อ 4</w:t>
+        <w:br/>
+        <w:t>SELECT section_code, consider_by, result, detail, action_datetime</w:t>
+        <w:br/>
+        <w:t>FROM consideration_logs</w:t>
+        <w:br/>
+        <w:t>WHERE doc_no = :docNo</w:t>
+        <w:br/>
+        <w:t>ORDER BY action_datetime;</w:t>
+      </w:r>
+    </w:p>
+    <w:p>
+      <w:pPr>
+        <w:pStyle w:val="Heading3"/>
+        <w:keepNext/>
+        <w:keepLines/>
+        <w:pageBreakBefore w:val="0"/>
+      </w:pPr>
+      <w:r>
+        <w:t>10.3 Index / Constraint ที่ควรมี (ข้อเสนอ)</w:t>
+      </w:r>
+    </w:p>
+    <w:tbl>
+      <w:tblPr>
+        <w:tblStyle w:val="TableGrid"/>
+        <w:tblW w:type="auto" w:w="0"/>
+        <w:jc w:val="center"/>
+        <w:tblLook w:firstColumn="1" w:firstRow="1" w:lastColumn="0" w:lastRow="0" w:noHBand="0" w:noVBand="1" w:val="04A0"/>
+      </w:tblPr>
+      <w:tblGrid>
+        <w:gridCol w:w="3360"/>
+        <w:gridCol w:w="3360"/>
+        <w:gridCol w:w="3360"/>
+      </w:tblGrid>
+      <w:tr>
+        <w:trPr>
+          <w:cantSplit/>
+        </w:trPr>
+        <w:tc>
+          <w:tcPr>
+            <w:tcW w:type="dxa" w:w="3360"/>
+            <w:vAlign w:val="center"/>
+            <w:shd w:fill="E8EEF5"/>
+          </w:tcPr>
+          <w:p>
+            <w:pPr>
+              <w:keepLines/>
+              <w:spacing w:after="0"/>
+            </w:pPr>
+            <w:r/>
+            <w:r>
+              <w:rPr>
+                <w:rFonts w:ascii="Arial" w:hAnsi="Arial" w:eastAsia="Arial"/>
+                <w:b/>
+                <w:sz w:val="18"/>
+              </w:rPr>
+              <w:t>Table</w:t>
+            </w:r>
+          </w:p>
+        </w:tc>
+        <w:tc>
+          <w:tcPr>
+            <w:tcW w:type="dxa" w:w="3360"/>
+            <w:vAlign w:val="center"/>
+            <w:shd w:fill="E8EEF5"/>
+          </w:tcPr>
+          <w:p>
+            <w:pPr>
+              <w:keepLines/>
+              <w:spacing w:after="0"/>
+            </w:pPr>
+            <w:r/>
+            <w:r>
+              <w:rPr>
+                <w:rFonts w:ascii="Arial" w:hAnsi="Arial" w:eastAsia="Arial"/>
+                <w:b/>
+                <w:sz w:val="18"/>
+              </w:rPr>
+              <w:t>DDL ที่เสนอ</w:t>
+            </w:r>
+          </w:p>
+        </w:tc>
+        <w:tc>
+          <w:tcPr>
+            <w:tcW w:type="dxa" w:w="3360"/>
+            <w:vAlign w:val="center"/>
+            <w:shd w:fill="E8EEF5"/>
+          </w:tcPr>
+          <w:p>
+            <w:pPr>
+              <w:keepLines/>
+              <w:spacing w:after="0"/>
+            </w:pPr>
+            <w:r/>
+            <w:r>
+              <w:rPr>
+                <w:rFonts w:ascii="Arial" w:hAnsi="Arial" w:eastAsia="Arial"/>
+                <w:b/>
+                <w:sz w:val="18"/>
+              </w:rPr>
+              <w:t>ที่มา / หมายเหตุ</w:t>
+            </w:r>
+          </w:p>
+        </w:tc>
+      </w:tr>
+      <w:tr>
+        <w:trPr>
+          <w:cantSplit/>
+        </w:trPr>
+        <w:tc>
+          <w:tcPr>
+            <w:tcW w:type="dxa" w:w="3360"/>
+            <w:vAlign w:val="center"/>
+          </w:tcPr>
+          <w:p>
+            <w:pPr>
+              <w:keepLines/>
+              <w:spacing w:after="0"/>
+            </w:pPr>
+            <w:r>
+              <w:rPr>
+                <w:rFonts w:ascii="Arial" w:hAnsi="Arial" w:eastAsia="Arial"/>
+                <w:sz w:val="18"/>
+              </w:rPr>
+            </w:r>
+            <w:r>
+              <w:rPr>
+                <w:rFonts w:ascii="Arial" w:hAnsi="Arial" w:eastAsia="Arial"/>
+                <w:sz w:val="18"/>
+              </w:rPr>
+              <w:t>compensation_documents</w:t>
+            </w:r>
+          </w:p>
+        </w:tc>
+        <w:tc>
+          <w:tcPr>
+            <w:tcW w:type="dxa" w:w="3360"/>
+            <w:vAlign w:val="center"/>
+          </w:tcPr>
+          <w:p>
+            <w:pPr>
+              <w:keepLines/>
+              <w:spacing w:after="0"/>
+            </w:pPr>
+            <w:r>
+              <w:rPr>
+                <w:rFonts w:ascii="Arial" w:hAnsi="Arial" w:eastAsia="Arial"/>
+                <w:sz w:val="18"/>
+              </w:rPr>
+            </w:r>
+            <w:r>
+              <w:rPr>
+                <w:rFonts w:ascii="Arial" w:hAnsi="Arial" w:eastAsia="Arial"/>
+                <w:sz w:val="18"/>
+              </w:rPr>
+              <w:t>CREATE UNIQUE INDEX uk_compensation_documents_business ON compensation_documents (impacted_store_code, account_year, account_month, round_no);</w:t>
+            </w:r>
+          </w:p>
+        </w:tc>
+        <w:tc>
+          <w:tcPr>
+            <w:tcW w:type="dxa" w:w="3360"/>
+            <w:vAlign w:val="center"/>
+          </w:tcPr>
+          <w:p>
+            <w:pPr>
+              <w:keepLines/>
+              <w:spacing w:after="0"/>
+            </w:pPr>
+            <w:r>
+              <w:rPr>
+                <w:rFonts w:ascii="Arial" w:hAnsi="Arial" w:eastAsia="Arial"/>
+                <w:sz w:val="18"/>
+              </w:rPr>
+            </w:r>
+            <w:r>
+              <w:rPr>
+                <w:rFonts w:ascii="Arial" w:hAnsi="Arial" w:eastAsia="Arial"/>
+                <w:sz w:val="18"/>
+              </w:rPr>
+              <w:t>ข้อเสนอ — อนุมานจากเงื่อนไข query ที่เอกสารนี้ระบุ ต้องยืนยันกับ DBA ก่อนใช้จริง</w:t>
+            </w:r>
+          </w:p>
+        </w:tc>
+      </w:tr>
+      <w:tr>
+        <w:trPr>
+          <w:cantSplit/>
+        </w:trPr>
+        <w:tc>
+          <w:tcPr>
+            <w:tcW w:type="dxa" w:w="3360"/>
+            <w:vAlign w:val="center"/>
+          </w:tcPr>
+          <w:p>
+            <w:pPr>
+              <w:keepLines/>
+              <w:spacing w:after="0"/>
+            </w:pPr>
+            <w:r>
+              <w:rPr>
+                <w:rFonts w:ascii="Arial" w:hAnsi="Arial" w:eastAsia="Arial"/>
+                <w:sz w:val="18"/>
+              </w:rPr>
+            </w:r>
+            <w:r>
+              <w:rPr>
+                <w:rFonts w:ascii="Arial" w:hAnsi="Arial" w:eastAsia="Arial"/>
+                <w:sz w:val="18"/>
+              </w:rPr>
+              <w:t>consideration_logs</w:t>
+            </w:r>
+          </w:p>
+        </w:tc>
+        <w:tc>
+          <w:tcPr>
+            <w:tcW w:type="dxa" w:w="3360"/>
+            <w:vAlign w:val="center"/>
+          </w:tcPr>
+          <w:p>
+            <w:pPr>
+              <w:keepLines/>
+              <w:spacing w:after="0"/>
+            </w:pPr>
+            <w:r>
+              <w:rPr>
+                <w:rFonts w:ascii="Arial" w:hAnsi="Arial" w:eastAsia="Arial"/>
+                <w:sz w:val="18"/>
+              </w:rPr>
+            </w:r>
+            <w:r>
+              <w:rPr>
+                <w:rFonts w:ascii="Arial" w:hAnsi="Arial" w:eastAsia="Arial"/>
+                <w:sz w:val="18"/>
+              </w:rPr>
+              <w:t>CREATE INDEX idx_consideration_logs_doc_no ON consideration_logs (doc_no, action_datetime DESC);</w:t>
+            </w:r>
+          </w:p>
+        </w:tc>
+        <w:tc>
+          <w:tcPr>
+            <w:tcW w:type="dxa" w:w="3360"/>
+            <w:vAlign w:val="center"/>
+          </w:tcPr>
+          <w:p>
+            <w:pPr>
+              <w:keepLines/>
+              <w:spacing w:after="0"/>
+            </w:pPr>
+            <w:r>
+              <w:rPr>
+                <w:rFonts w:ascii="Arial" w:hAnsi="Arial" w:eastAsia="Arial"/>
+                <w:sz w:val="18"/>
+              </w:rPr>
+            </w:r>
+            <w:r>
+              <w:rPr>
+                <w:rFonts w:ascii="Arial" w:hAnsi="Arial" w:eastAsia="Arial"/>
+                <w:sz w:val="18"/>
+              </w:rPr>
+              <w:t>ข้อเสนอ — อนุมานจากเงื่อนไข query ที่เอกสารนี้ระบุ ต้องยืนยันกับ DBA ก่อนใช้จริง</w:t>
+            </w:r>
+          </w:p>
+        </w:tc>
+      </w:tr>
+    </w:tbl>
+    <w:p/>
+    <w:p>
+      <w:r>
+        <w:t xml:space="preserve">ทั้งหมดเป็น </w:t>
+      </w:r>
+      <w:r>
+        <w:rPr>
+          <w:b/>
+        </w:rPr>
+        <w:t>ข้อเสนอ</w:t>
+      </w:r>
+      <w:r>
+        <w:t xml:space="preserve"> ไม่ใช่ข้อกำหนดจาก ข้อกำหนดทางธุรกิจ — ให้ตรวจกับ </w:t>
+      </w:r>
+      <w:r>
+        <w:rPr>
+          <w:rFonts w:ascii="Courier New" w:hAnsi="Courier New"/>
+        </w:rPr>
+        <w:t>EXPLAIN ANALYZE</w:t>
+      </w:r>
+      <w:r>
+        <w:t xml:space="preserve"> บนข้อมูลจริง และรวมเข้าไฟล์ </w:t>
+      </w:r>
+      <w:r>
+        <w:rPr>
+          <w:rFonts w:ascii="Courier New" w:hAnsi="Courier New"/>
+        </w:rPr>
+        <w:t>sql/deploy-sbpgi-*.sql</w:t>
+      </w:r>
+      <w:r>
+        <w:t xml:space="preserve"> แบบ idempotent (</w:t>
+      </w:r>
+      <w:r>
+        <w:rPr>
+          <w:rFonts w:ascii="Courier New" w:hAnsi="Courier New"/>
+        </w:rPr>
+        <w:t>CREATE INDEX IF NOT EXISTS</w:t>
+      </w:r>
+      <w:r>
+        <w:t>) ตาม pattern ที่ทีมใช้อยู่</w:t>
+      </w:r>
+    </w:p>
+    <w:p>
+      <w:pPr>
+        <w:pStyle w:val="Heading1"/>
+        <w:keepNext/>
+        <w:keepLines/>
+        <w:pageBreakBefore w:val="0"/>
+      </w:pPr>
+      <w:r>
+        <w:t>11. Processing Flow</w:t>
+      </w:r>
+    </w:p>
+    <w:tbl>
+      <w:tblPr>
+        <w:tblStyle w:val="TableGrid"/>
+        <w:tblW w:type="auto" w:w="0"/>
+        <w:jc w:val="center"/>
+        <w:tblLook w:firstColumn="1" w:firstRow="1" w:lastColumn="0" w:lastRow="0" w:noHBand="0" w:noVBand="1" w:val="04A0"/>
+      </w:tblPr>
+      <w:tblGrid>
+        <w:gridCol w:w="5040"/>
+        <w:gridCol w:w="5040"/>
+      </w:tblGrid>
+      <w:tr>
+        <w:trPr>
+          <w:cantSplit/>
+        </w:trPr>
+        <w:tc>
+          <w:tcPr>
+            <w:tcW w:type="dxa" w:w="5040"/>
+            <w:vAlign w:val="center"/>
+            <w:shd w:fill="E8EEF5"/>
+          </w:tcPr>
+          <w:p>
+            <w:pPr>
+              <w:keepLines/>
+              <w:spacing w:after="0"/>
+            </w:pPr>
+            <w:r/>
+            <w:r>
+              <w:rPr>
+                <w:rFonts w:ascii="Arial" w:hAnsi="Arial" w:eastAsia="Arial"/>
+                <w:b/>
+                <w:sz w:val="18"/>
+              </w:rPr>
+              <w:t>Step</w:t>
+            </w:r>
+          </w:p>
+        </w:tc>
+        <w:tc>
+          <w:tcPr>
+            <w:tcW w:type="dxa" w:w="5040"/>
+            <w:vAlign w:val="center"/>
+            <w:shd w:fill="E8EEF5"/>
+          </w:tcPr>
+          <w:p>
+            <w:pPr>
+              <w:keepLines/>
+              <w:spacing w:after="0"/>
+            </w:pPr>
+            <w:r/>
+            <w:r>
+              <w:rPr>
+                <w:rFonts w:ascii="Arial" w:hAnsi="Arial" w:eastAsia="Arial"/>
+                <w:b/>
+                <w:sz w:val="18"/>
+              </w:rPr>
+              <w:t>Description</w:t>
+            </w:r>
+          </w:p>
+        </w:tc>
+      </w:tr>
+      <w:tr>
+        <w:trPr>
+          <w:cantSplit/>
+        </w:trPr>
+        <w:tc>
+          <w:tcPr>
+            <w:tcW w:type="dxa" w:w="5040"/>
+            <w:vAlign w:val="center"/>
+          </w:tcPr>
+          <w:p>
+            <w:pPr>
+              <w:keepLines/>
+              <w:spacing w:after="0"/>
+            </w:pPr>
+            <w:r>
+              <w:rPr>
+                <w:rFonts w:ascii="Arial" w:hAnsi="Arial" w:eastAsia="Arial"/>
+                <w:sz w:val="18"/>
+              </w:rPr>
+            </w:r>
+            <w:r>
+              <w:rPr>
+                <w:rFonts w:ascii="Arial" w:hAnsi="Arial" w:eastAsia="Arial"/>
+                <w:sz w:val="18"/>
+              </w:rPr>
+              <w:t>1</w:t>
+            </w:r>
+          </w:p>
+        </w:tc>
+        <w:tc>
+          <w:tcPr>
+            <w:tcW w:type="dxa" w:w="5040"/>
+            <w:vAlign w:val="center"/>
+          </w:tcPr>
+          <w:p>
+            <w:pPr>
+              <w:keepLines/>
+              <w:spacing w:after="0"/>
+            </w:pPr>
+            <w:r>
+              <w:rPr>
+                <w:rFonts w:ascii="Arial" w:hAnsi="Arial" w:eastAsia="Arial"/>
+                <w:sz w:val="18"/>
+              </w:rPr>
+            </w:r>
+            <w:r>
+              <w:rPr>
+                <w:rFonts w:ascii="Arial" w:hAnsi="Arial" w:eastAsia="Arial"/>
+                <w:sz w:val="18"/>
+              </w:rPr>
+              <w:t>Lock current action task</w:t>
+            </w:r>
+          </w:p>
+        </w:tc>
+      </w:tr>
+      <w:tr>
+        <w:trPr>
+          <w:cantSplit/>
+        </w:trPr>
+        <w:tc>
+          <w:tcPr>
+            <w:tcW w:type="dxa" w:w="5040"/>
+            <w:vAlign w:val="center"/>
+          </w:tcPr>
+          <w:p>
+            <w:pPr>
+              <w:keepLines/>
+              <w:spacing w:after="0"/>
+            </w:pPr>
+            <w:r>
+              <w:rPr>
+                <w:rFonts w:ascii="Arial" w:hAnsi="Arial" w:eastAsia="Arial"/>
+                <w:sz w:val="18"/>
+              </w:rPr>
+            </w:r>
+            <w:r>
+              <w:rPr>
+                <w:rFonts w:ascii="Arial" w:hAnsi="Arial" w:eastAsia="Arial"/>
+                <w:sz w:val="18"/>
+              </w:rPr>
+              <w:t>2</w:t>
+            </w:r>
+          </w:p>
+        </w:tc>
+        <w:tc>
+          <w:tcPr>
+            <w:tcW w:type="dxa" w:w="5040"/>
+            <w:vAlign w:val="center"/>
+          </w:tcPr>
+          <w:p>
+            <w:pPr>
+              <w:keepLines/>
+              <w:spacing w:after="0"/>
+            </w:pPr>
+            <w:r>
+              <w:rPr>
+                <w:rFonts w:ascii="Arial" w:hAnsi="Arial" w:eastAsia="Arial"/>
+                <w:sz w:val="18"/>
+              </w:rPr>
+            </w:r>
+            <w:r>
+              <w:rPr>
+                <w:rFonts w:ascii="Arial" w:hAnsi="Arial" w:eastAsia="Arial"/>
+                <w:sz w:val="18"/>
+              </w:rPr>
+              <w:t>Validate owner and selected result against actionOptions</w:t>
+            </w:r>
+          </w:p>
+        </w:tc>
+      </w:tr>
+      <w:tr>
+        <w:trPr>
+          <w:cantSplit/>
+        </w:trPr>
+        <w:tc>
+          <w:tcPr>
+            <w:tcW w:type="dxa" w:w="5040"/>
+            <w:vAlign w:val="center"/>
+          </w:tcPr>
+          <w:p>
+            <w:pPr>
+              <w:keepLines/>
+              <w:spacing w:after="0"/>
+            </w:pPr>
+            <w:r>
+              <w:rPr>
+                <w:rFonts w:ascii="Arial" w:hAnsi="Arial" w:eastAsia="Arial"/>
+                <w:sz w:val="18"/>
+              </w:rPr>
+            </w:r>
+            <w:r>
+              <w:rPr>
+                <w:rFonts w:ascii="Arial" w:hAnsi="Arial" w:eastAsia="Arial"/>
+                <w:sz w:val="18"/>
+              </w:rPr>
+              <w:t>3</w:t>
+            </w:r>
+          </w:p>
+        </w:tc>
+        <w:tc>
+          <w:tcPr>
+            <w:tcW w:type="dxa" w:w="5040"/>
+            <w:vAlign w:val="center"/>
+          </w:tcPr>
+          <w:p>
+            <w:pPr>
+              <w:keepLines/>
+              <w:spacing w:after="0"/>
+            </w:pPr>
+            <w:r>
+              <w:rPr>
+                <w:rFonts w:ascii="Arial" w:hAnsi="Arial" w:eastAsia="Arial"/>
+                <w:sz w:val="18"/>
+              </w:rPr>
+            </w:r>
+            <w:r>
+              <w:rPr>
+                <w:rFonts w:ascii="Arial" w:hAnsi="Arial" w:eastAsia="Arial"/>
+                <w:sz w:val="18"/>
+              </w:rPr>
+              <w:t>Apply server-side business rule</w:t>
+            </w:r>
+          </w:p>
+        </w:tc>
+      </w:tr>
+      <w:tr>
+        <w:trPr>
+          <w:cantSplit/>
+        </w:trPr>
+        <w:tc>
+          <w:tcPr>
+            <w:tcW w:type="dxa" w:w="5040"/>
+            <w:vAlign w:val="center"/>
+          </w:tcPr>
+          <w:p>
+            <w:pPr>
+              <w:keepLines/>
+              <w:spacing w:after="0"/>
+            </w:pPr>
+            <w:r>
+              <w:rPr>
+                <w:rFonts w:ascii="Arial" w:hAnsi="Arial" w:eastAsia="Arial"/>
+                <w:sz w:val="18"/>
+              </w:rPr>
+            </w:r>
+            <w:r>
+              <w:rPr>
+                <w:rFonts w:ascii="Arial" w:hAnsi="Arial" w:eastAsia="Arial"/>
+                <w:sz w:val="18"/>
+              </w:rPr>
+              <w:t>4</w:t>
+            </w:r>
+          </w:p>
+        </w:tc>
+        <w:tc>
+          <w:tcPr>
+            <w:tcW w:type="dxa" w:w="5040"/>
+            <w:vAlign w:val="center"/>
+          </w:tcPr>
+          <w:p>
+            <w:pPr>
+              <w:keepLines/>
+              <w:spacing w:after="0"/>
+            </w:pPr>
+            <w:r>
+              <w:rPr>
+                <w:rFonts w:ascii="Arial" w:hAnsi="Arial" w:eastAsia="Arial"/>
+                <w:sz w:val="18"/>
+              </w:rPr>
+            </w:r>
+            <w:r>
+              <w:rPr>
+                <w:rFonts w:ascii="Arial" w:hAnsi="Arial" w:eastAsia="Arial"/>
+                <w:sz w:val="18"/>
+              </w:rPr>
+              <w:t>Update document/task</w:t>
+            </w:r>
+          </w:p>
+        </w:tc>
+      </w:tr>
+      <w:tr>
+        <w:trPr>
+          <w:cantSplit/>
+        </w:trPr>
+        <w:tc>
+          <w:tcPr>
+            <w:tcW w:type="dxa" w:w="5040"/>
+            <w:vAlign w:val="center"/>
+          </w:tcPr>
+          <w:p>
+            <w:pPr>
+              <w:keepLines/>
+              <w:spacing w:after="0"/>
+            </w:pPr>
+            <w:r>
+              <w:rPr>
+                <w:rFonts w:ascii="Arial" w:hAnsi="Arial" w:eastAsia="Arial"/>
+                <w:sz w:val="18"/>
+              </w:rPr>
+            </w:r>
+            <w:r>
+              <w:rPr>
+                <w:rFonts w:ascii="Arial" w:hAnsi="Arial" w:eastAsia="Arial"/>
+                <w:sz w:val="18"/>
+              </w:rPr>
+              <w:t>5</w:t>
+            </w:r>
+          </w:p>
+        </w:tc>
+        <w:tc>
+          <w:tcPr>
+            <w:tcW w:type="dxa" w:w="5040"/>
+            <w:vAlign w:val="center"/>
+          </w:tcPr>
+          <w:p>
+            <w:pPr>
+              <w:keepLines/>
+              <w:spacing w:after="0"/>
+            </w:pPr>
+            <w:r>
+              <w:rPr>
+                <w:rFonts w:ascii="Arial" w:hAnsi="Arial" w:eastAsia="Arial"/>
+                <w:sz w:val="18"/>
+              </w:rPr>
+            </w:r>
+            <w:r>
+              <w:rPr>
+                <w:rFonts w:ascii="Arial" w:hAnsi="Arial" w:eastAsia="Arial"/>
+                <w:sz w:val="18"/>
+              </w:rPr>
+              <w:t>Insert consideration_logs</w:t>
+            </w:r>
+          </w:p>
+        </w:tc>
+      </w:tr>
+      <w:tr>
+        <w:trPr>
+          <w:cantSplit/>
+        </w:trPr>
+        <w:tc>
+          <w:tcPr>
+            <w:tcW w:type="dxa" w:w="5040"/>
+            <w:vAlign w:val="center"/>
+          </w:tcPr>
+          <w:p>
+            <w:pPr>
+              <w:keepLines/>
+              <w:spacing w:after="0"/>
+            </w:pPr>
+            <w:r>
+              <w:rPr>
+                <w:rFonts w:ascii="Arial" w:hAnsi="Arial" w:eastAsia="Arial"/>
+                <w:sz w:val="18"/>
+              </w:rPr>
+            </w:r>
+            <w:r>
+              <w:rPr>
+                <w:rFonts w:ascii="Arial" w:hAnsi="Arial" w:eastAsia="Arial"/>
+                <w:sz w:val="18"/>
+              </w:rPr>
+              <w:t>6</w:t>
+            </w:r>
+          </w:p>
+        </w:tc>
+        <w:tc>
+          <w:tcPr>
+            <w:tcW w:type="dxa" w:w="5040"/>
+            <w:vAlign w:val="center"/>
+          </w:tcPr>
+          <w:p>
+            <w:pPr>
+              <w:keepLines/>
+              <w:spacing w:after="0"/>
+            </w:pPr>
+            <w:r>
+              <w:rPr>
+                <w:rFonts w:ascii="Arial" w:hAnsi="Arial" w:eastAsia="Arial"/>
+                <w:sz w:val="18"/>
+              </w:rPr>
+            </w:r>
+            <w:r>
+              <w:rPr>
+                <w:rFonts w:ascii="Arial" w:hAnsi="Arial" w:eastAsia="Arial"/>
                 <w:sz w:val="18"/>
               </w:rPr>
               <w:t>Trigger email</w:t>
@@ -6247,7 +11445,7 @@
         <w:pageBreakBefore w:val="0"/>
       </w:pPr>
       <w:r>
-        <w:t>10. Acceptance Criteria</w:t>
+        <w:t>12. Acceptance Criteria</w:t>
       </w:r>
     </w:p>
     <w:p>
@@ -6303,7 +11501,7 @@
         <w:pageBreakBefore w:val="0"/>
       </w:pPr>
       <w:r>
-        <w:t>11. Developer Test Checklist</w:t>
+        <w:t>13. Developer Test Checklist</w:t>
       </w:r>
     </w:p>
     <w:tbl>
@@ -6380,11 +11578,15 @@
               <w:keepLines/>
               <w:spacing w:after="0"/>
             </w:pPr>
-            <w:r/>
-            <w:r>
-              <w:rPr>
-                <w:rFonts w:ascii="Arial" w:hAnsi="Arial" w:eastAsia="Arial"/>
-                <w:b w:val="0"/>
+            <w:r>
+              <w:rPr>
+                <w:rFonts w:ascii="Arial" w:hAnsi="Arial" w:eastAsia="Arial"/>
+                <w:sz w:val="18"/>
+              </w:rPr>
+            </w:r>
+            <w:r>
+              <w:rPr>
+                <w:rFonts w:ascii="Arial" w:hAnsi="Arial" w:eastAsia="Arial"/>
                 <w:sz w:val="18"/>
               </w:rPr>
               <w:t>1</w:t>
@@ -6401,11 +11603,15 @@
               <w:keepLines/>
               <w:spacing w:after="0"/>
             </w:pPr>
-            <w:r/>
-            <w:r>
-              <w:rPr>
-                <w:rFonts w:ascii="Arial" w:hAnsi="Arial" w:eastAsia="Arial"/>
-                <w:b w:val="0"/>
+            <w:r>
+              <w:rPr>
+                <w:rFonts w:ascii="Arial" w:hAnsi="Arial" w:eastAsia="Arial"/>
+                <w:sz w:val="18"/>
+              </w:rPr>
+            </w:r>
+            <w:r>
+              <w:rPr>
+                <w:rFonts w:ascii="Arial" w:hAnsi="Arial" w:eastAsia="Arial"/>
                 <w:sz w:val="18"/>
               </w:rPr>
               <w:t>submit compensate</w:t>
@@ -6427,11 +11633,15 @@
               <w:keepLines/>
               <w:spacing w:after="0"/>
             </w:pPr>
-            <w:r/>
-            <w:r>
-              <w:rPr>
-                <w:rFonts w:ascii="Arial" w:hAnsi="Arial" w:eastAsia="Arial"/>
-                <w:b w:val="0"/>
+            <w:r>
+              <w:rPr>
+                <w:rFonts w:ascii="Arial" w:hAnsi="Arial" w:eastAsia="Arial"/>
+                <w:sz w:val="18"/>
+              </w:rPr>
+            </w:r>
+            <w:r>
+              <w:rPr>
+                <w:rFonts w:ascii="Arial" w:hAnsi="Arial" w:eastAsia="Arial"/>
                 <w:sz w:val="18"/>
               </w:rPr>
               <w:t>2</w:t>
@@ -6448,11 +11658,15 @@
               <w:keepLines/>
               <w:spacing w:after="0"/>
             </w:pPr>
-            <w:r/>
-            <w:r>
-              <w:rPr>
-                <w:rFonts w:ascii="Arial" w:hAnsi="Arial" w:eastAsia="Arial"/>
-                <w:b w:val="0"/>
+            <w:r>
+              <w:rPr>
+                <w:rFonts w:ascii="Arial" w:hAnsi="Arial" w:eastAsia="Arial"/>
+                <w:sz w:val="18"/>
+              </w:rPr>
+            </w:r>
+            <w:r>
+              <w:rPr>
+                <w:rFonts w:ascii="Arial" w:hAnsi="Arial" w:eastAsia="Arial"/>
                 <w:sz w:val="18"/>
               </w:rPr>
               <w:t>submit not compensate</w:t>
@@ -6474,11 +11688,15 @@
               <w:keepLines/>
               <w:spacing w:after="0"/>
             </w:pPr>
-            <w:r/>
-            <w:r>
-              <w:rPr>
-                <w:rFonts w:ascii="Arial" w:hAnsi="Arial" w:eastAsia="Arial"/>
-                <w:b w:val="0"/>
+            <w:r>
+              <w:rPr>
+                <w:rFonts w:ascii="Arial" w:hAnsi="Arial" w:eastAsia="Arial"/>
+                <w:sz w:val="18"/>
+              </w:rPr>
+            </w:r>
+            <w:r>
+              <w:rPr>
+                <w:rFonts w:ascii="Arial" w:hAnsi="Arial" w:eastAsia="Arial"/>
                 <w:sz w:val="18"/>
               </w:rPr>
               <w:t>3</w:t>
@@ -6495,11 +11713,15 @@
               <w:keepLines/>
               <w:spacing w:after="0"/>
             </w:pPr>
-            <w:r/>
-            <w:r>
-              <w:rPr>
-                <w:rFonts w:ascii="Arial" w:hAnsi="Arial" w:eastAsia="Arial"/>
-                <w:b w:val="0"/>
+            <w:r>
+              <w:rPr>
+                <w:rFonts w:ascii="Arial" w:hAnsi="Arial" w:eastAsia="Arial"/>
+                <w:sz w:val="18"/>
+              </w:rPr>
+            </w:r>
+            <w:r>
+              <w:rPr>
+                <w:rFonts w:ascii="Arial" w:hAnsi="Arial" w:eastAsia="Arial"/>
                 <w:sz w:val="18"/>
               </w:rPr>
               <w:t>send back</w:t>
@@ -6521,11 +11743,15 @@
               <w:keepLines/>
               <w:spacing w:after="0"/>
             </w:pPr>
-            <w:r/>
-            <w:r>
-              <w:rPr>
-                <w:rFonts w:ascii="Arial" w:hAnsi="Arial" w:eastAsia="Arial"/>
-                <w:b w:val="0"/>
+            <w:r>
+              <w:rPr>
+                <w:rFonts w:ascii="Arial" w:hAnsi="Arial" w:eastAsia="Arial"/>
+                <w:sz w:val="18"/>
+              </w:rPr>
+            </w:r>
+            <w:r>
+              <w:rPr>
+                <w:rFonts w:ascii="Arial" w:hAnsi="Arial" w:eastAsia="Arial"/>
                 <w:sz w:val="18"/>
               </w:rPr>
               <w:t>4</w:t>
@@ -6542,11 +11768,15 @@
               <w:keepLines/>
               <w:spacing w:after="0"/>
             </w:pPr>
-            <w:r/>
-            <w:r>
-              <w:rPr>
-                <w:rFonts w:ascii="Arial" w:hAnsi="Arial" w:eastAsia="Arial"/>
-                <w:b w:val="0"/>
+            <w:r>
+              <w:rPr>
+                <w:rFonts w:ascii="Arial" w:hAnsi="Arial" w:eastAsia="Arial"/>
+                <w:sz w:val="18"/>
+              </w:rPr>
+            </w:r>
+            <w:r>
+              <w:rPr>
+                <w:rFonts w:ascii="Arial" w:hAnsi="Arial" w:eastAsia="Arial"/>
                 <w:sz w:val="18"/>
               </w:rPr>
               <w:t>invalid result</w:t>
@@ -6568,11 +11798,15 @@
               <w:keepLines/>
               <w:spacing w:after="0"/>
             </w:pPr>
-            <w:r/>
-            <w:r>
-              <w:rPr>
-                <w:rFonts w:ascii="Arial" w:hAnsi="Arial" w:eastAsia="Arial"/>
-                <w:b w:val="0"/>
+            <w:r>
+              <w:rPr>
+                <w:rFonts w:ascii="Arial" w:hAnsi="Arial" w:eastAsia="Arial"/>
+                <w:sz w:val="18"/>
+              </w:rPr>
+            </w:r>
+            <w:r>
+              <w:rPr>
+                <w:rFonts w:ascii="Arial" w:hAnsi="Arial" w:eastAsia="Arial"/>
                 <w:sz w:val="18"/>
               </w:rPr>
               <w:t>5</w:t>
@@ -6589,11 +11823,15 @@
               <w:keepLines/>
               <w:spacing w:after="0"/>
             </w:pPr>
-            <w:r/>
-            <w:r>
-              <w:rPr>
-                <w:rFonts w:ascii="Arial" w:hAnsi="Arial" w:eastAsia="Arial"/>
-                <w:b w:val="0"/>
+            <w:r>
+              <w:rPr>
+                <w:rFonts w:ascii="Arial" w:hAnsi="Arial" w:eastAsia="Arial"/>
+                <w:sz w:val="18"/>
+              </w:rPr>
+            </w:r>
+            <w:r>
+              <w:rPr>
+                <w:rFonts w:ascii="Arial" w:hAnsi="Arial" w:eastAsia="Arial"/>
                 <w:sz w:val="18"/>
               </w:rPr>
               <w:t>duplicate action</w:t>
@@ -7151,12 +12389,13 @@
       <w:outlineLvl w:val="3"/>
     </w:pPr>
     <w:rPr>
-      <w:rFonts w:asciiTheme="majorHAnsi" w:eastAsiaTheme="majorEastAsia" w:hAnsiTheme="majorHAnsi" w:cstheme="majorBidi"/>
+      <w:rFonts w:asciiTheme="majorHAnsi" w:eastAsiaTheme="majorEastAsia" w:hAnsiTheme="majorHAnsi" w:cstheme="majorBidi" w:ascii="Arial" w:hAnsi="Arial" w:eastAsia="Arial"/>
       <w:b/>
       <w:bCs/>
       <w:i/>
       <w:iCs/>
-      <w:color w:val="4F81BD" w:themeColor="accent1"/>
+      <w:color w:val="2E74B5"/>
+      <w:sz w:val="20"/>
     </w:rPr>
   </w:style>
   <w:style w:type="paragraph" w:styleId="Heading5">

--- a/LLDD/word/BE/LLDD-BE-API-Document-Workflow-Actions.docx
+++ b/LLDD/word/BE/LLDD-BE-API-Document-Workflow-Actions.docx
@@ -437,7 +437,7 @@
                 <w:rFonts w:ascii="Arial" w:hAnsi="Arial" w:eastAsia="Arial"/>
                 <w:sz w:val="18"/>
               </w:rPr>
-              <w:t>27 ชั่วโมง</w:t>
+              <w:t>28 ชั่วโมง</w:t>
             </w:r>
           </w:p>
         </w:tc>
@@ -3325,7 +3325,29 @@
                 <w:rFonts w:ascii="Arial" w:hAnsi="Arial" w:eastAsia="Arial"/>
                 <w:sz w:val="18"/>
               </w:rPr>
-              <w:t>DP-5 · ใครส่งอีเมลหลัง action</w:t>
+              <w:t xml:space="preserve">DP-5 ✅ ปิดแล้ว 2026-08-11 — </w:t>
+            </w:r>
+            <w:r>
+              <w:rPr>
+                <w:rFonts w:ascii="Arial" w:hAnsi="Arial" w:eastAsia="Arial"/>
+                <w:b/>
+                <w:sz w:val="18"/>
+              </w:rPr>
+              <w:t>engine ส่งเอง</w:t>
+            </w:r>
+            <w:r>
+              <w:rPr>
+                <w:rFonts w:ascii="Arial" w:hAnsi="Arial" w:eastAsia="Arial"/>
+                <w:sz w:val="18"/>
+              </w:rPr>
+              <w:t xml:space="preserve"> ผ่าน </w:t>
+            </w:r>
+            <w:r>
+              <w:rPr>
+                <w:rFonts w:ascii="Courier New" w:hAnsi="Courier New" w:eastAsia="Arial"/>
+                <w:sz w:val="18"/>
+              </w:rPr>
+              <w:t>workflow_route.email_id</w:t>
             </w:r>
           </w:p>
         </w:tc>
@@ -3350,14 +3372,7 @@
                 <w:rFonts w:ascii="Arial" w:hAnsi="Arial" w:eastAsia="Arial"/>
                 <w:sz w:val="18"/>
               </w:rPr>
-              <w:t xml:space="preserve">engine ส่งเองผ่าน </w:t>
-            </w:r>
-            <w:r>
-              <w:rPr>
-                <w:rFonts w:ascii="Courier New" w:hAnsi="Courier New" w:eastAsia="Arial"/>
-                <w:sz w:val="18"/>
-              </w:rPr>
-              <w:t>workflow_route.email_id</w:t>
+              <w:t>LLDD ของ engine ชีต 2 ระบุว่าเรียก function ส่งเมลจาก lib · ระบบเดิมมี email_template 85 แถว + email_sent 5,214 แถวครบวงจร</w:t>
             </w:r>
           </w:p>
         </w:tc>
@@ -3382,28 +3397,7 @@
                 <w:rFonts w:ascii="Arial" w:hAnsi="Arial" w:eastAsia="Arial"/>
                 <w:sz w:val="18"/>
               </w:rPr>
-              <w:t xml:space="preserve">SBPGI ส่งเองด้วย </w:t>
-            </w:r>
-            <w:r>
-              <w:rPr>
-                <w:rFonts w:ascii="Courier New" w:hAnsi="Courier New" w:eastAsia="Arial"/>
-                <w:sz w:val="18"/>
-              </w:rPr>
-              <w:t>@gosoft-sbp/email-lib</w:t>
-            </w:r>
-            <w:r>
-              <w:rPr>
-                <w:rFonts w:ascii="Arial" w:hAnsi="Arial" w:eastAsia="Arial"/>
-                <w:sz w:val="18"/>
-              </w:rPr>
-              <w:t xml:space="preserve"> ตาม </w:t>
-            </w:r>
-            <w:r>
-              <w:rPr>
-                <w:rFonts w:ascii="Courier New" w:hAnsi="Courier New" w:eastAsia="Arial"/>
-                <w:sz w:val="18"/>
-              </w:rPr>
-              <w:t>status_email_rules</w:t>
+              <w:t>SBPGI ไม่ส่งเอง · ไม่มี Notification Service · ตัดตาราง status_email_rules</w:t>
             </w:r>
           </w:p>
         </w:tc>
@@ -3428,7 +3422,7 @@
                 <w:rFonts w:ascii="Arial" w:hAnsi="Arial" w:eastAsia="Arial"/>
                 <w:sz w:val="18"/>
               </w:rPr>
-              <w:t>ยังไม่ตัดสิน · ยังไม่มีใครพิสูจน์ว่า engine ส่งจริง</w:t>
+              <w:t>ปิดแล้ว</w:t>
             </w:r>
           </w:p>
         </w:tc>
@@ -3943,9 +3937,17 @@
             <w:r>
               <w:rPr>
                 <w:rFonts w:ascii="Arial" w:hAnsi="Arial" w:eastAsia="Arial"/>
-                <w:sz w:val="18"/>
-              </w:rPr>
-              <w:t>Timeline API</w:t>
+                <w:b/>
+                <w:sz w:val="18"/>
+              </w:rPr>
+              <w:t>อ้างอิงเท่านั้น — เจ้าของ endpoint นี้คือ LLDD-BE-API-Attachment-Sales-Timeline.pdf (Peerakorn)</w:t>
+            </w:r>
+            <w:r>
+              <w:rPr>
+                <w:rFonts w:ascii="Arial" w:hAnsi="Arial" w:eastAsia="Arial"/>
+                <w:sz w:val="18"/>
+              </w:rPr>
+              <w:t xml:space="preserve"> · เอกสารนี้อ้างเพราะ action ที่ส่งผลพิจารณาเป็นตัวเขียน consideration_logs ที่ timeline อ่าน</w:t>
             </w:r>
           </w:p>
         </w:tc>
@@ -5963,7 +5965,13 @@
         <w:keepNext w:val="0"/>
       </w:pPr>
       <w:r>
-        <w:t>Timeline API</w:t>
+        <w:rPr>
+          <w:b/>
+        </w:rPr>
+        <w:t>อ้างอิงเท่านั้น — เจ้าของ endpoint นี้คือ LLDD-BE-API-Attachment-Sales-Timeline.pdf (Peerakorn)</w:t>
+      </w:r>
+      <w:r>
+        <w:t xml:space="preserve"> · เอกสารนี้อ้างเพราะ action ที่ส่งผลพิจารณาเป็นตัวเขียน consideration_logs ที่ timeline อ่าน</w:t>
       </w:r>
     </w:p>
     <w:tbl>
@@ -6251,7 +6259,7 @@
                 <w:rFonts w:ascii="Arial" w:hAnsi="Arial" w:eastAsia="Arial"/>
                 <w:sz w:val="18"/>
               </w:rPr>
-              <w:t>พ.ศ. YYYY/xxxxx</w:t>
+              <w:t>ค.ศ. YYYY/xxxxx</w:t>
             </w:r>
           </w:p>
         </w:tc>
@@ -7108,86 +7116,6 @@
                 <w:sz w:val="18"/>
               </w:rPr>
               <w:t>บันทึกผลพิจารณาและ comment</w:t>
-            </w:r>
-          </w:p>
-        </w:tc>
-      </w:tr>
-      <w:tr>
-        <w:trPr>
-          <w:cantSplit/>
-        </w:trPr>
-        <w:tc>
-          <w:tcPr>
-            <w:tcW w:type="dxa" w:w="3360"/>
-            <w:vAlign w:val="center"/>
-          </w:tcPr>
-          <w:p>
-            <w:pPr>
-              <w:keepLines/>
-              <w:spacing w:after="0"/>
-            </w:pPr>
-            <w:r>
-              <w:rPr>
-                <w:rFonts w:ascii="Arial" w:hAnsi="Arial" w:eastAsia="Arial"/>
-                <w:sz w:val="18"/>
-              </w:rPr>
-            </w:r>
-            <w:r>
-              <w:rPr>
-                <w:rFonts w:ascii="Arial" w:hAnsi="Arial" w:eastAsia="Arial"/>
-                <w:sz w:val="18"/>
-              </w:rPr>
-              <w:t>status_email_rules</w:t>
-            </w:r>
-          </w:p>
-        </w:tc>
-        <w:tc>
-          <w:tcPr>
-            <w:tcW w:type="dxa" w:w="3360"/>
-            <w:vAlign w:val="center"/>
-          </w:tcPr>
-          <w:p>
-            <w:pPr>
-              <w:keepLines/>
-              <w:spacing w:after="0"/>
-            </w:pPr>
-            <w:r>
-              <w:rPr>
-                <w:rFonts w:ascii="Arial" w:hAnsi="Arial" w:eastAsia="Arial"/>
-                <w:sz w:val="18"/>
-              </w:rPr>
-            </w:r>
-            <w:r>
-              <w:rPr>
-                <w:rFonts w:ascii="Arial" w:hAnsi="Arial" w:eastAsia="Arial"/>
-                <w:sz w:val="18"/>
-              </w:rPr>
-              <w:t>R</w:t>
-            </w:r>
-          </w:p>
-        </w:tc>
-        <w:tc>
-          <w:tcPr>
-            <w:tcW w:type="dxa" w:w="3360"/>
-            <w:vAlign w:val="center"/>
-          </w:tcPr>
-          <w:p>
-            <w:pPr>
-              <w:keepLines/>
-              <w:spacing w:after="0"/>
-            </w:pPr>
-            <w:r>
-              <w:rPr>
-                <w:rFonts w:ascii="Arial" w:hAnsi="Arial" w:eastAsia="Arial"/>
-                <w:sz w:val="18"/>
-              </w:rPr>
-            </w:r>
-            <w:r>
-              <w:rPr>
-                <w:rFonts w:ascii="Arial" w:hAnsi="Arial" w:eastAsia="Arial"/>
-                <w:sz w:val="18"/>
-              </w:rPr>
-              <w:t>ผู้รับอีเมลตาม status</w:t>
             </w:r>
           </w:p>
         </w:tc>
@@ -7942,89 +7870,6 @@
                 <w:rFonts w:ascii="Arial" w:hAnsi="Arial" w:eastAsia="Arial"/>
                 <w:sz w:val="18"/>
               </w:rPr>
-              <w:t>store-backend · src/entitys/status-email-rules.entity.ts</w:t>
-            </w:r>
-          </w:p>
-        </w:tc>
-        <w:tc>
-          <w:tcPr>
-            <w:tcW w:type="dxa" w:w="5040"/>
-            <w:vAlign w:val="center"/>
-          </w:tcPr>
-          <w:p>
-            <w:pPr>
-              <w:keepLines/>
-              <w:spacing w:after="0"/>
-            </w:pPr>
-            <w:r>
-              <w:rPr>
-                <w:rFonts w:ascii="Arial" w:hAnsi="Arial" w:eastAsia="Arial"/>
-                <w:sz w:val="18"/>
-              </w:rPr>
-            </w:r>
-            <w:r>
-              <w:rPr>
-                <w:rFonts w:ascii="Arial" w:hAnsi="Arial" w:eastAsia="Arial"/>
-                <w:sz w:val="18"/>
-              </w:rPr>
-              <w:t xml:space="preserve">entity ของ </w:t>
-            </w:r>
-            <w:r>
-              <w:rPr>
-                <w:rFonts w:ascii="Courier New" w:hAnsi="Courier New" w:eastAsia="Arial"/>
-                <w:sz w:val="18"/>
-              </w:rPr>
-              <w:t>status_email_rules</w:t>
-            </w:r>
-            <w:r>
-              <w:rPr>
-                <w:rFonts w:ascii="Arial" w:hAnsi="Arial" w:eastAsia="Arial"/>
-                <w:sz w:val="18"/>
-              </w:rPr>
-              <w:t xml:space="preserve"> (</w:t>
-            </w:r>
-            <w:r>
-              <w:rPr>
-                <w:rFonts w:ascii="Courier New" w:hAnsi="Courier New" w:eastAsia="Arial"/>
-                <w:sz w:val="18"/>
-              </w:rPr>
-              <w:t>@Entity({schema: process.env.DB_SCHEMA})</w:t>
-            </w:r>
-            <w:r>
-              <w:rPr>
-                <w:rFonts w:ascii="Arial" w:hAnsi="Arial" w:eastAsia="Arial"/>
-                <w:sz w:val="18"/>
-              </w:rPr>
-              <w:t>, ไม่ประกาศ relation)</w:t>
-            </w:r>
-          </w:p>
-        </w:tc>
-      </w:tr>
-      <w:tr>
-        <w:trPr>
-          <w:cantSplit/>
-        </w:trPr>
-        <w:tc>
-          <w:tcPr>
-            <w:tcW w:type="dxa" w:w="5040"/>
-            <w:vAlign w:val="center"/>
-          </w:tcPr>
-          <w:p>
-            <w:pPr>
-              <w:keepLines/>
-              <w:spacing w:after="0"/>
-            </w:pPr>
-            <w:r>
-              <w:rPr>
-                <w:rFonts w:ascii="Arial" w:hAnsi="Arial" w:eastAsia="Arial"/>
-                <w:sz w:val="18"/>
-              </w:rPr>
-            </w:r>
-            <w:r>
-              <w:rPr>
-                <w:rFonts w:ascii="Arial" w:hAnsi="Arial" w:eastAsia="Arial"/>
-                <w:sz w:val="18"/>
-              </w:rPr>
               <w:t>store-backend · src/providers/sbpgi/sbpgi.ts</w:t>
             </w:r>
           </w:p>
@@ -8465,7 +8310,7 @@
         <w:t xml:space="preserve">  }</w:t>
         <w:br/>
         <w:br/>
-        <w:t xml:space="preserve">  // GET /api/v1/documents/{docNo}/timeline — Timeline API</w:t>
+        <w:t xml:space="preserve">  // GET /api/v1/documents/{docNo}/timeline — **อ้างอิงเท่านั้น — เจ้าของ endpoint นี้คือ LLDD-BE-API-Attachment-Sa.pdf…</w:t>
         <w:br/>
         <w:t xml:space="preserve">  @Get(':docNo/timeline')</w:t>
         <w:br/>
@@ -8682,7 +8527,7 @@
         <w:t xml:space="preserve">  }</w:t>
         <w:br/>
         <w:br/>
-        <w:t xml:space="preserve">  // GET /api/v1/documents/{docNo}/timeline — Timeline API</w:t>
+        <w:t xml:space="preserve">  // GET /api/v1/documents/{docNo}/timeline — **อ้างอิงเท่านั้น — เจ้าของ endpoint นี้คือ LLDD-BE-API-Attachment-Sa.pdf…</w:t>
         <w:br/>
         <w:t xml:space="preserve">  async getTimeline(docNo: string, userId: string) {</w:t>
         <w:br/>
@@ -9366,26 +9211,6 @@
     </w:p>
     <w:p>
       <w:r>
-        <w:t>ตารางที่เหลือของเอกสารนี้ (</w:t>
-      </w:r>
-      <w:r>
-        <w:rPr>
-          <w:rFonts w:ascii="Courier New" w:hAnsi="Courier New"/>
-        </w:rPr>
-        <w:t>status_email_rules</w:t>
-      </w:r>
-      <w:r>
-        <w:t xml:space="preserve">) ใช้รูปแบบ entity เดียวกัน — คอลัมน์อ้างจาก </w:t>
-      </w:r>
-      <w:r>
-        <w:rPr>
-          <w:rFonts w:ascii="Courier New" w:hAnsi="Courier New"/>
-        </w:rPr>
-        <w:t>Database design</w:t>
-      </w:r>
-    </w:p>
-    <w:p>
-      <w:r>
         <w:t xml:space="preserve">ตารางที่ </w:t>
       </w:r>
       <w:r>
@@ -9762,8 +9587,6 @@
         <w:br/>
         <w:t>import { ConsiderationLog } from '../../entitys/consideration-logs.entity';</w:t>
         <w:br/>
-        <w:t>import { StatusEmailRule } from '../../entitys/status-email-rules.entity';</w:t>
-        <w:br/>
         <w:br/>
         <w:t>export const sbpgiDocumentWorkflowActionsProviders = [</w:t>
         <w:br/>
@@ -9782,16 +9605,6 @@
         <w:t xml:space="preserve">    provide: 'CONSIDERATION_LOG_REPOSITORY',</w:t>
         <w:br/>
         <w:t xml:space="preserve">    useFactory: (dataSource: DataSource) =&gt; dataSource.getRepository(ConsiderationLog),</w:t>
-        <w:br/>
-        <w:t xml:space="preserve">    inject: ['DATA_SOURCE'],</w:t>
-        <w:br/>
-        <w:t xml:space="preserve">  },</w:t>
-        <w:br/>
-        <w:t xml:space="preserve">  {</w:t>
-        <w:br/>
-        <w:t xml:space="preserve">    provide: 'STATUS_EMAIL_RULE_REPOSITORY',</w:t>
-        <w:br/>
-        <w:t xml:space="preserve">    useFactory: (dataSource: DataSource) =&gt; dataSource.getRepository(StatusEmailRule),</w:t>
         <w:br/>
         <w:t xml:space="preserve">    inject: ['DATA_SOURCE'],</w:t>
         <w:br/>
@@ -10321,86 +10134,6 @@
                 <w:rFonts w:ascii="Arial" w:hAnsi="Arial" w:eastAsia="Arial"/>
                 <w:sz w:val="18"/>
               </w:rPr>
-              <w:t>status_email_rules</w:t>
-            </w:r>
-          </w:p>
-        </w:tc>
-        <w:tc>
-          <w:tcPr>
-            <w:tcW w:type="dxa" w:w="3360"/>
-            <w:vAlign w:val="center"/>
-          </w:tcPr>
-          <w:p>
-            <w:pPr>
-              <w:keepLines/>
-              <w:spacing w:after="0"/>
-            </w:pPr>
-            <w:r>
-              <w:rPr>
-                <w:rFonts w:ascii="Arial" w:hAnsi="Arial" w:eastAsia="Arial"/>
-                <w:sz w:val="18"/>
-              </w:rPr>
-            </w:r>
-            <w:r>
-              <w:rPr>
-                <w:rFonts w:ascii="Arial" w:hAnsi="Arial" w:eastAsia="Arial"/>
-                <w:sz w:val="18"/>
-              </w:rPr>
-              <w:t>R</w:t>
-            </w:r>
-          </w:p>
-        </w:tc>
-        <w:tc>
-          <w:tcPr>
-            <w:tcW w:type="dxa" w:w="3360"/>
-            <w:vAlign w:val="center"/>
-          </w:tcPr>
-          <w:p>
-            <w:pPr>
-              <w:keepLines/>
-              <w:spacing w:after="0"/>
-            </w:pPr>
-            <w:r>
-              <w:rPr>
-                <w:rFonts w:ascii="Arial" w:hAnsi="Arial" w:eastAsia="Arial"/>
-                <w:sz w:val="18"/>
-              </w:rPr>
-            </w:r>
-            <w:r>
-              <w:rPr>
-                <w:rFonts w:ascii="Arial" w:hAnsi="Arial" w:eastAsia="Arial"/>
-                <w:sz w:val="18"/>
-              </w:rPr>
-              <w:t>ผู้รับอีเมลตาม status</w:t>
-            </w:r>
-          </w:p>
-        </w:tc>
-      </w:tr>
-      <w:tr>
-        <w:trPr>
-          <w:cantSplit/>
-        </w:trPr>
-        <w:tc>
-          <w:tcPr>
-            <w:tcW w:type="dxa" w:w="3360"/>
-            <w:vAlign w:val="center"/>
-          </w:tcPr>
-          <w:p>
-            <w:pPr>
-              <w:keepLines/>
-              <w:spacing w:after="0"/>
-            </w:pPr>
-            <w:r>
-              <w:rPr>
-                <w:rFonts w:ascii="Arial" w:hAnsi="Arial" w:eastAsia="Arial"/>
-                <w:sz w:val="18"/>
-              </w:rPr>
-            </w:r>
-            <w:r>
-              <w:rPr>
-                <w:rFonts w:ascii="Arial" w:hAnsi="Arial" w:eastAsia="Arial"/>
-                <w:sz w:val="18"/>
-              </w:rPr>
               <w:t>workflow_transaction</w:t>
             </w:r>
           </w:p>
@@ -10684,17 +10417,19 @@
         <w:t>-- งานขั้นถัดไปเปิดโดย engine (addPreparedApprover) ไม่ใช่ INSERT ของ SBPGI</w:t>
         <w:br/>
         <w:br/>
-        <w:t>-- ผู้รับอีเมล · ชื่อสถานะมาจาก sps_store.workflow_status ของ engine (ตาราง document_statuses ถูกตัดแล้ว)</w:t>
-        <w:br/>
-        <w:t>-- ⚠️ DP-5 ยังไม่ตัดสิน: engine อาจส่งอีเมลเองผ่าน sps_store.workflow_route.email_id ทำให้ status_email_rules ไม่ต้องมี</w:t>
-        <w:br/>
-        <w:t>SELECT r.status_code, ws.status_name, r.to_section_code, r.cc_section_code</w:t>
-        <w:br/>
-        <w:t>FROM status_email_rules r</w:t>
-        <w:br/>
-        <w:t>JOIN sps_store.workflow_status ws ON ws.status_id = r.status_code AND ws.version_id = :sbpgiVersionId</w:t>
-        <w:br/>
-        <w:t>WHERE r.status_code = :nextStatus;</w:t>
+        <w:t>-- ✅ ปิด DP-5 (2026-08-11): engine ส่งอีเมลเอง — SBPGI ไม่ query ผู้รับและไม่มีตาราง status_email_rules</w:t>
+        <w:br/>
+        <w:t>--    ผูก email_id ที่ workflow_route ตอนลงทะเบียน version · template อยู่ที่ email_template · log ที่ email_sent</w:t>
+        <w:br/>
+        <w:t>-- ตรวจว่าส่งสำเร็จ (อ่านอย่างเดียว ไม่ใช่หน้าที่ SBPGI ส่ง):</w:t>
+        <w:br/>
+        <w:t>SELECT email_sent_id, mail_to, mail_cc, is_sent, error, sent_date</w:t>
+        <w:br/>
+        <w:t>FROM email_sent</w:t>
+        <w:br/>
+        <w:t>WHERE email_id = :routeEmailId</w:t>
+        <w:br/>
+        <w:t>ORDER BY sent_date DESC LIMIT 5;</w:t>
       </w:r>
     </w:p>
     <w:p>
@@ -10705,7 +10440,16 @@
         <w:t>GET /api/v1/documents/{docNo}/timeline</w:t>
       </w:r>
       <w:r>
-        <w:t xml:space="preserve"> — Timeline API</w:t>
+        <w:t xml:space="preserve"> — </w:t>
+      </w:r>
+      <w:r>
+        <w:rPr>
+          <w:b/>
+        </w:rPr>
+        <w:t>อ้างอิงเท่านั้น — เจ้าของ endpoint นี้คือ LLDD-BE-API-Attachment-Sales-Timeline.pdf (Peerakorn)</w:t>
+      </w:r>
+      <w:r>
+        <w:t xml:space="preserve"> · เอกสารนี้อ้…</w:t>
       </w:r>
     </w:p>
     <w:p>

--- a/LLDD/word/BE/LLDD-BE-API-Document-Workflow-Actions.docx
+++ b/LLDD/word/BE/LLDD-BE-API-Document-Workflow-Actions.docx
@@ -5,7 +5,7 @@
     <w:p>
       <w:r>
         <w:rPr>
-          <w:rFonts w:ascii="Arial" w:hAnsi="Arial" w:eastAsia="Arial"/>
+          <w:rFonts w:ascii="Arial" w:hAnsi="Arial" w:eastAsia="Arial" w:cs="Tahoma"/>
           <w:b/>
           <w:color w:val="0B2545"/>
           <w:sz w:val="40"/>
@@ -58,7 +58,7 @@
             <w:r/>
             <w:r>
               <w:rPr>
-                <w:rFonts w:ascii="Arial" w:hAnsi="Arial" w:eastAsia="Arial"/>
+                <w:rFonts w:ascii="Arial" w:hAnsi="Arial" w:eastAsia="Arial" w:cs="Tahoma"/>
                 <w:b/>
                 <w:sz w:val="18"/>
               </w:rPr>
@@ -80,7 +80,7 @@
             <w:r/>
             <w:r>
               <w:rPr>
-                <w:rFonts w:ascii="Arial" w:hAnsi="Arial" w:eastAsia="Arial"/>
+                <w:rFonts w:ascii="Arial" w:hAnsi="Arial" w:eastAsia="Arial" w:cs="Tahoma"/>
                 <w:b/>
                 <w:sz w:val="18"/>
               </w:rPr>
@@ -105,13 +105,13 @@
             </w:pPr>
             <w:r>
               <w:rPr>
-                <w:rFonts w:ascii="Arial" w:hAnsi="Arial" w:eastAsia="Arial"/>
-                <w:sz w:val="18"/>
-              </w:rPr>
-            </w:r>
-            <w:r>
-              <w:rPr>
-                <w:rFonts w:ascii="Arial" w:hAnsi="Arial" w:eastAsia="Arial"/>
+                <w:rFonts w:ascii="Arial" w:hAnsi="Arial" w:eastAsia="Arial" w:cs="Tahoma"/>
+                <w:sz w:val="18"/>
+              </w:rPr>
+            </w:r>
+            <w:r>
+              <w:rPr>
+                <w:rFonts w:ascii="Arial" w:hAnsi="Arial" w:eastAsia="Arial" w:cs="Tahoma"/>
                 <w:sz w:val="18"/>
               </w:rPr>
               <w:t>วัตถุประสงค์</w:t>
@@ -130,13 +130,13 @@
             </w:pPr>
             <w:r>
               <w:rPr>
-                <w:rFonts w:ascii="Arial" w:hAnsi="Arial" w:eastAsia="Arial"/>
-                <w:sz w:val="18"/>
-              </w:rPr>
-            </w:r>
-            <w:r>
-              <w:rPr>
-                <w:rFonts w:ascii="Arial" w:hAnsi="Arial" w:eastAsia="Arial"/>
+                <w:rFonts w:ascii="Arial" w:hAnsi="Arial" w:eastAsia="Arial" w:cs="Tahoma"/>
+                <w:sz w:val="18"/>
+              </w:rPr>
+            </w:r>
+            <w:r>
+              <w:rPr>
+                <w:rFonts w:ascii="Arial" w:hAnsi="Arial" w:eastAsia="Arial" w:cs="Tahoma"/>
                 <w:sz w:val="18"/>
               </w:rPr>
               <w:t>ใช้เป็นรายละเอียดระดับพัฒนาสำหรับออกแบบ ลงมือพัฒนา ตรวจทาน และทดสอบขอบเขตที่ระบุในฉบับนี้</w:t>
@@ -160,13 +160,13 @@
             </w:pPr>
             <w:r>
               <w:rPr>
-                <w:rFonts w:ascii="Arial" w:hAnsi="Arial" w:eastAsia="Arial"/>
-                <w:sz w:val="18"/>
-              </w:rPr>
-            </w:r>
-            <w:r>
-              <w:rPr>
-                <w:rFonts w:ascii="Arial" w:hAnsi="Arial" w:eastAsia="Arial"/>
+                <w:rFonts w:ascii="Arial" w:hAnsi="Arial" w:eastAsia="Arial" w:cs="Tahoma"/>
+                <w:sz w:val="18"/>
+              </w:rPr>
+            </w:r>
+            <w:r>
+              <w:rPr>
+                <w:rFonts w:ascii="Arial" w:hAnsi="Arial" w:eastAsia="Arial" w:cs="Tahoma"/>
                 <w:sz w:val="18"/>
               </w:rPr>
               <w:t>ลำดับการอ่าน</w:t>
@@ -185,13 +185,13 @@
             </w:pPr>
             <w:r>
               <w:rPr>
-                <w:rFonts w:ascii="Arial" w:hAnsi="Arial" w:eastAsia="Arial"/>
-                <w:sz w:val="18"/>
-              </w:rPr>
-            </w:r>
-            <w:r>
-              <w:rPr>
-                <w:rFonts w:ascii="Arial" w:hAnsi="Arial" w:eastAsia="Arial"/>
+                <w:rFonts w:ascii="Arial" w:hAnsi="Arial" w:eastAsia="Arial" w:cs="Tahoma"/>
+                <w:sz w:val="18"/>
+              </w:rPr>
+            </w:r>
+            <w:r>
+              <w:rPr>
+                <w:rFonts w:ascii="Arial" w:hAnsi="Arial" w:eastAsia="Arial" w:cs="Tahoma"/>
                 <w:sz w:val="18"/>
               </w:rPr>
               <w:t>เริ่มจาก Overview และ Scope จากนั้นตรวจ Field/Validation, Implementation, Contract, Processing Flow, Acceptance Criteria และ Test Checklist ตามลำดับ</w:t>
@@ -215,13 +215,13 @@
             </w:pPr>
             <w:r>
               <w:rPr>
-                <w:rFonts w:ascii="Arial" w:hAnsi="Arial" w:eastAsia="Arial"/>
-                <w:sz w:val="18"/>
-              </w:rPr>
-            </w:r>
-            <w:r>
-              <w:rPr>
-                <w:rFonts w:ascii="Arial" w:hAnsi="Arial" w:eastAsia="Arial"/>
+                <w:rFonts w:ascii="Arial" w:hAnsi="Arial" w:eastAsia="Arial" w:cs="Tahoma"/>
+                <w:sz w:val="18"/>
+              </w:rPr>
+            </w:r>
+            <w:r>
+              <w:rPr>
+                <w:rFonts w:ascii="Arial" w:hAnsi="Arial" w:eastAsia="Arial" w:cs="Tahoma"/>
                 <w:sz w:val="18"/>
               </w:rPr>
               <w:t>ผลลัพธ์ที่คาดหวัง</w:t>
@@ -240,13 +240,13 @@
             </w:pPr>
             <w:r>
               <w:rPr>
-                <w:rFonts w:ascii="Arial" w:hAnsi="Arial" w:eastAsia="Arial"/>
-                <w:sz w:val="18"/>
-              </w:rPr>
-            </w:r>
-            <w:r>
-              <w:rPr>
-                <w:rFonts w:ascii="Arial" w:hAnsi="Arial" w:eastAsia="Arial"/>
+                <w:rFonts w:ascii="Arial" w:hAnsi="Arial" w:eastAsia="Arial" w:cs="Tahoma"/>
+                <w:sz w:val="18"/>
+              </w:rPr>
+            </w:r>
+            <w:r>
+              <w:rPr>
+                <w:rFonts w:ascii="Arial" w:hAnsi="Arial" w:eastAsia="Arial" w:cs="Tahoma"/>
                 <w:sz w:val="18"/>
               </w:rPr>
               <w:t>ผู้อ่านสามารถระบุ input, ขั้นตอนประมวลผล, output, เงื่อนไขผิดพลาด และหลักฐานการทดสอบได้จากเนื้อหาในฉบับเดียว</w:t>
@@ -301,7 +301,7 @@
             <w:r/>
             <w:r>
               <w:rPr>
-                <w:rFonts w:ascii="Arial" w:hAnsi="Arial" w:eastAsia="Arial"/>
+                <w:rFonts w:ascii="Arial" w:hAnsi="Arial" w:eastAsia="Arial" w:cs="Tahoma"/>
                 <w:b/>
                 <w:sz w:val="18"/>
               </w:rPr>
@@ -323,7 +323,7 @@
             <w:r/>
             <w:r>
               <w:rPr>
-                <w:rFonts w:ascii="Arial" w:hAnsi="Arial" w:eastAsia="Arial"/>
+                <w:rFonts w:ascii="Arial" w:hAnsi="Arial" w:eastAsia="Arial" w:cs="Tahoma"/>
                 <w:b/>
                 <w:sz w:val="18"/>
               </w:rPr>
@@ -348,13 +348,13 @@
             </w:pPr>
             <w:r>
               <w:rPr>
-                <w:rFonts w:ascii="Arial" w:hAnsi="Arial" w:eastAsia="Arial"/>
-                <w:sz w:val="18"/>
-              </w:rPr>
-            </w:r>
-            <w:r>
-              <w:rPr>
-                <w:rFonts w:ascii="Arial" w:hAnsi="Arial" w:eastAsia="Arial"/>
+                <w:rFonts w:ascii="Arial" w:hAnsi="Arial" w:eastAsia="Arial" w:cs="Tahoma"/>
+                <w:sz w:val="18"/>
+              </w:rPr>
+            </w:r>
+            <w:r>
+              <w:rPr>
+                <w:rFonts w:ascii="Arial" w:hAnsi="Arial" w:eastAsia="Arial" w:cs="Tahoma"/>
                 <w:sz w:val="18"/>
               </w:rPr>
               <w:t>Track</w:t>
@@ -373,13 +373,13 @@
             </w:pPr>
             <w:r>
               <w:rPr>
-                <w:rFonts w:ascii="Arial" w:hAnsi="Arial" w:eastAsia="Arial"/>
-                <w:sz w:val="18"/>
-              </w:rPr>
-            </w:r>
-            <w:r>
-              <w:rPr>
-                <w:rFonts w:ascii="Arial" w:hAnsi="Arial" w:eastAsia="Arial"/>
+                <w:rFonts w:ascii="Arial" w:hAnsi="Arial" w:eastAsia="Arial" w:cs="Tahoma"/>
+                <w:sz w:val="18"/>
+              </w:rPr>
+            </w:r>
+            <w:r>
+              <w:rPr>
+                <w:rFonts w:ascii="Arial" w:hAnsi="Arial" w:eastAsia="Arial" w:cs="Tahoma"/>
                 <w:sz w:val="18"/>
               </w:rPr>
               <w:t>BE</w:t>
@@ -403,13 +403,13 @@
             </w:pPr>
             <w:r>
               <w:rPr>
-                <w:rFonts w:ascii="Arial" w:hAnsi="Arial" w:eastAsia="Arial"/>
-                <w:sz w:val="18"/>
-              </w:rPr>
-            </w:r>
-            <w:r>
-              <w:rPr>
-                <w:rFonts w:ascii="Arial" w:hAnsi="Arial" w:eastAsia="Arial"/>
+                <w:rFonts w:ascii="Arial" w:hAnsi="Arial" w:eastAsia="Arial" w:cs="Tahoma"/>
+                <w:sz w:val="18"/>
+              </w:rPr>
+            </w:r>
+            <w:r>
+              <w:rPr>
+                <w:rFonts w:ascii="Arial" w:hAnsi="Arial" w:eastAsia="Arial" w:cs="Tahoma"/>
                 <w:sz w:val="18"/>
               </w:rPr>
               <w:t>Estimate</w:t>
@@ -428,16 +428,24 @@
             </w:pPr>
             <w:r>
               <w:rPr>
-                <w:rFonts w:ascii="Arial" w:hAnsi="Arial" w:eastAsia="Arial"/>
-                <w:sz w:val="18"/>
-              </w:rPr>
-            </w:r>
-            <w:r>
-              <w:rPr>
-                <w:rFonts w:ascii="Arial" w:hAnsi="Arial" w:eastAsia="Arial"/>
-                <w:sz w:val="18"/>
-              </w:rPr>
-              <w:t>28 ชั่วโมง</w:t>
+                <w:rFonts w:ascii="Arial" w:hAnsi="Arial" w:eastAsia="Arial" w:cs="Tahoma"/>
+                <w:sz w:val="18"/>
+              </w:rPr>
+            </w:r>
+            <w:r>
+              <w:rPr>
+                <w:rFonts w:ascii="Arial" w:hAnsi="Arial" w:eastAsia="Arial" w:cs="Tahoma"/>
+                <w:b/>
+                <w:sz w:val="18"/>
+              </w:rPr>
+              <w:t>37 ชั่วโมง</w:t>
+            </w:r>
+            <w:r>
+              <w:rPr>
+                <w:rFonts w:ascii="Arial" w:hAnsi="Arial" w:eastAsia="Arial" w:cs="Tahoma"/>
+                <w:sz w:val="18"/>
+              </w:rPr>
+              <w:t xml:space="preserve"> = implementation 28 + unit test 9 (30%)</w:t>
             </w:r>
           </w:p>
         </w:tc>
@@ -458,13 +466,13 @@
             </w:pPr>
             <w:r>
               <w:rPr>
-                <w:rFonts w:ascii="Arial" w:hAnsi="Arial" w:eastAsia="Arial"/>
-                <w:sz w:val="18"/>
-              </w:rPr>
-            </w:r>
-            <w:r>
-              <w:rPr>
-                <w:rFonts w:ascii="Arial" w:hAnsi="Arial" w:eastAsia="Arial"/>
+                <w:rFonts w:ascii="Arial" w:hAnsi="Arial" w:eastAsia="Arial" w:cs="Tahoma"/>
+                <w:sz w:val="18"/>
+              </w:rPr>
+            </w:r>
+            <w:r>
+              <w:rPr>
+                <w:rFonts w:ascii="Arial" w:hAnsi="Arial" w:eastAsia="Arial" w:cs="Tahoma"/>
                 <w:sz w:val="18"/>
               </w:rPr>
               <w:t>Owner</w:t>
@@ -483,13 +491,13 @@
             </w:pPr>
             <w:r>
               <w:rPr>
-                <w:rFonts w:ascii="Arial" w:hAnsi="Arial" w:eastAsia="Arial"/>
-                <w:sz w:val="18"/>
-              </w:rPr>
-            </w:r>
-            <w:r>
-              <w:rPr>
-                <w:rFonts w:ascii="Arial" w:hAnsi="Arial" w:eastAsia="Arial"/>
+                <w:rFonts w:ascii="Arial" w:hAnsi="Arial" w:eastAsia="Arial" w:cs="Tahoma"/>
+                <w:sz w:val="18"/>
+              </w:rPr>
+            </w:r>
+            <w:r>
+              <w:rPr>
+                <w:rFonts w:ascii="Arial" w:hAnsi="Arial" w:eastAsia="Arial" w:cs="Tahoma"/>
                 <w:sz w:val="18"/>
               </w:rPr>
               <w:t>Tunyatorn &lt;Vava&gt; Kiatkongphongsa</w:t>
@@ -513,13 +521,103 @@
             </w:pPr>
             <w:r>
               <w:rPr>
-                <w:rFonts w:ascii="Arial" w:hAnsi="Arial" w:eastAsia="Arial"/>
-                <w:sz w:val="18"/>
-              </w:rPr>
-            </w:r>
-            <w:r>
-              <w:rPr>
-                <w:rFonts w:ascii="Arial" w:hAnsi="Arial" w:eastAsia="Arial"/>
+                <w:rFonts w:ascii="Arial" w:hAnsi="Arial" w:eastAsia="Arial" w:cs="Tahoma"/>
+                <w:sz w:val="18"/>
+              </w:rPr>
+            </w:r>
+            <w:r>
+              <w:rPr>
+                <w:rFonts w:ascii="Arial" w:hAnsi="Arial" w:eastAsia="Arial" w:cs="Tahoma"/>
+                <w:sz w:val="18"/>
+              </w:rPr>
+              <w:t>Target repository</w:t>
+            </w:r>
+          </w:p>
+        </w:tc>
+        <w:tc>
+          <w:tcPr>
+            <w:tcW w:type="dxa" w:w="5040"/>
+            <w:vAlign w:val="center"/>
+          </w:tcPr>
+          <w:p>
+            <w:pPr>
+              <w:keepLines/>
+              <w:spacing w:after="0"/>
+            </w:pPr>
+            <w:r>
+              <w:rPr>
+                <w:rFonts w:ascii="Arial" w:hAnsi="Arial" w:eastAsia="Arial" w:cs="Tahoma"/>
+                <w:sz w:val="18"/>
+              </w:rPr>
+            </w:r>
+            <w:r>
+              <w:rPr>
+                <w:rFonts w:ascii="Courier New" w:hAnsi="Courier New" w:eastAsia="Courier New" w:cs="Tahoma"/>
+                <w:sz w:val="18"/>
+              </w:rPr>
+              <w:t>SBP/srm-sps-spsap-store-backend</w:t>
+            </w:r>
+            <w:r>
+              <w:rPr>
+                <w:rFonts w:ascii="Arial" w:hAnsi="Arial" w:eastAsia="Arial" w:cs="Tahoma"/>
+                <w:sz w:val="18"/>
+              </w:rPr>
+              <w:t xml:space="preserve"> (NestJS + TypeORM · schema </w:t>
+            </w:r>
+            <w:r>
+              <w:rPr>
+                <w:rFonts w:ascii="Courier New" w:hAnsi="Courier New" w:eastAsia="Courier New" w:cs="Tahoma"/>
+                <w:sz w:val="18"/>
+              </w:rPr>
+              <w:t>sps_store</w:t>
+            </w:r>
+            <w:r>
+              <w:rPr>
+                <w:rFonts w:ascii="Arial" w:hAnsi="Arial" w:eastAsia="Arial" w:cs="Tahoma"/>
+                <w:sz w:val="18"/>
+              </w:rPr>
+              <w:t xml:space="preserve">) + </w:t>
+            </w:r>
+            <w:r>
+              <w:rPr>
+                <w:rFonts w:ascii="Courier New" w:hAnsi="Courier New" w:eastAsia="Courier New" w:cs="Tahoma"/>
+                <w:sz w:val="18"/>
+              </w:rPr>
+              <w:t>SBP/srm-sps-spsap-sbp-bff</w:t>
+            </w:r>
+            <w:r>
+              <w:rPr>
+                <w:rFonts w:ascii="Arial" w:hAnsi="Arial" w:eastAsia="Arial" w:cs="Tahoma"/>
+                <w:sz w:val="18"/>
+              </w:rPr>
+              <w:t xml:space="preserve"> (forward ผ่าน client service · ไม่มี DB) สำหรับเส้นที่ FE เรียก</w:t>
+            </w:r>
+          </w:p>
+        </w:tc>
+      </w:tr>
+      <w:tr>
+        <w:trPr>
+          <w:cantSplit/>
+        </w:trPr>
+        <w:tc>
+          <w:tcPr>
+            <w:tcW w:type="dxa" w:w="5040"/>
+            <w:vAlign w:val="center"/>
+          </w:tcPr>
+          <w:p>
+            <w:pPr>
+              <w:keepLines/>
+              <w:spacing w:after="0"/>
+            </w:pPr>
+            <w:r>
+              <w:rPr>
+                <w:rFonts w:ascii="Arial" w:hAnsi="Arial" w:eastAsia="Arial" w:cs="Tahoma"/>
+                <w:sz w:val="18"/>
+              </w:rPr>
+            </w:r>
+            <w:r>
+              <w:rPr>
+                <w:rFonts w:ascii="Arial" w:hAnsi="Arial" w:eastAsia="Arial" w:cs="Tahoma"/>
                 <w:sz w:val="18"/>
               </w:rPr>
               <w:t>Objective</w:t>
@@ -538,13 +636,13 @@
             </w:pPr>
             <w:r>
               <w:rPr>
-                <w:rFonts w:ascii="Arial" w:hAnsi="Arial" w:eastAsia="Arial"/>
-                <w:sz w:val="18"/>
-              </w:rPr>
-            </w:r>
-            <w:r>
-              <w:rPr>
-                <w:rFonts w:ascii="Arial" w:hAnsi="Arial" w:eastAsia="Arial"/>
+                <w:rFonts w:ascii="Arial" w:hAnsi="Arial" w:eastAsia="Arial" w:cs="Tahoma"/>
+                <w:sz w:val="18"/>
+              </w:rPr>
+            </w:r>
+            <w:r>
+              <w:rPr>
+                <w:rFonts w:ascii="Arial" w:hAnsi="Arial" w:eastAsia="Arial" w:cs="Tahoma"/>
                 <w:sz w:val="18"/>
               </w:rPr>
               <w:t>ออกแบบ APIs สำหรับรับผลพิจารณา ตรวจสิทธิ์ action และบันทึก audit/consideration log</w:t>
@@ -613,6 +711,25 @@
       </w:pPr>
       <w:r>
         <w:t>Audit and email rule</w:t>
+      </w:r>
+    </w:p>
+    <w:p>
+      <w:pPr>
+        <w:pStyle w:val="Heading1"/>
+        <w:keepNext/>
+        <w:keepLines/>
+        <w:pageBreakBefore w:val="0"/>
+      </w:pPr>
+      <w:r>
+        <w:t>3. Screenshot Reference</w:t>
+      </w:r>
+    </w:p>
+    <w:p>
+      <w:pPr>
+        <w:keepNext w:val="0"/>
+      </w:pPr>
+      <w:r>
+        <w:t>ไม่มีภาพหน้าจอสำหรับหัวข้อนี้ — เป็นเอกสารฝั่ง Backend/Batch ที่ไม่มี UI (ภาพหน้าจอทั้งหมดอยู่ในเอกสารชุด FE)</w:t>
       </w:r>
     </w:p>
     <w:p>
@@ -721,7 +838,7 @@
             <w:r/>
             <w:r>
               <w:rPr>
-                <w:rFonts w:ascii="Arial" w:hAnsi="Arial" w:eastAsia="Arial"/>
+                <w:rFonts w:ascii="Arial" w:hAnsi="Arial" w:eastAsia="Arial" w:cs="Tahoma"/>
                 <w:b/>
                 <w:sz w:val="18"/>
               </w:rPr>
@@ -743,7 +860,7 @@
             <w:r/>
             <w:r>
               <w:rPr>
-                <w:rFonts w:ascii="Arial" w:hAnsi="Arial" w:eastAsia="Arial"/>
+                <w:rFonts w:ascii="Arial" w:hAnsi="Arial" w:eastAsia="Arial" w:cs="Tahoma"/>
                 <w:b/>
                 <w:sz w:val="18"/>
               </w:rPr>
@@ -765,7 +882,7 @@
             <w:r/>
             <w:r>
               <w:rPr>
-                <w:rFonts w:ascii="Arial" w:hAnsi="Arial" w:eastAsia="Arial"/>
+                <w:rFonts w:ascii="Arial" w:hAnsi="Arial" w:eastAsia="Arial" w:cs="Tahoma"/>
                 <w:b/>
                 <w:sz w:val="18"/>
               </w:rPr>
@@ -787,7 +904,7 @@
             <w:r/>
             <w:r>
               <w:rPr>
-                <w:rFonts w:ascii="Arial" w:hAnsi="Arial" w:eastAsia="Arial"/>
+                <w:rFonts w:ascii="Arial" w:hAnsi="Arial" w:eastAsia="Arial" w:cs="Tahoma"/>
                 <w:b/>
                 <w:sz w:val="18"/>
               </w:rPr>
@@ -812,13 +929,13 @@
             </w:pPr>
             <w:r>
               <w:rPr>
-                <w:rFonts w:ascii="Arial" w:hAnsi="Arial" w:eastAsia="Arial"/>
-                <w:sz w:val="18"/>
-              </w:rPr>
-            </w:r>
-            <w:r>
-              <w:rPr>
-                <w:rFonts w:ascii="Arial" w:hAnsi="Arial" w:eastAsia="Arial"/>
+                <w:rFonts w:ascii="Arial" w:hAnsi="Arial" w:eastAsia="Arial" w:cs="Tahoma"/>
+                <w:sz w:val="18"/>
+              </w:rPr>
+            </w:r>
+            <w:r>
+              <w:rPr>
+                <w:rFonts w:ascii="Arial" w:hAnsi="Arial" w:eastAsia="Arial" w:cs="Tahoma"/>
                 <w:sz w:val="18"/>
               </w:rPr>
               <w:t>docNo</w:t>
@@ -837,13 +954,13 @@
             </w:pPr>
             <w:r>
               <w:rPr>
-                <w:rFonts w:ascii="Arial" w:hAnsi="Arial" w:eastAsia="Arial"/>
-                <w:sz w:val="18"/>
-              </w:rPr>
-            </w:r>
-            <w:r>
-              <w:rPr>
-                <w:rFonts w:ascii="Arial" w:hAnsi="Arial" w:eastAsia="Arial"/>
+                <w:rFonts w:ascii="Arial" w:hAnsi="Arial" w:eastAsia="Arial" w:cs="Tahoma"/>
+                <w:sz w:val="18"/>
+              </w:rPr>
+            </w:r>
+            <w:r>
+              <w:rPr>
+                <w:rFonts w:ascii="Arial" w:hAnsi="Arial" w:eastAsia="Arial" w:cs="Tahoma"/>
                 <w:sz w:val="18"/>
               </w:rPr>
               <w:t>YYYY/xxxxx</w:t>
@@ -862,13 +979,13 @@
             </w:pPr>
             <w:r>
               <w:rPr>
-                <w:rFonts w:ascii="Arial" w:hAnsi="Arial" w:eastAsia="Arial"/>
-                <w:sz w:val="18"/>
-              </w:rPr>
-            </w:r>
-            <w:r>
-              <w:rPr>
-                <w:rFonts w:ascii="Arial" w:hAnsi="Arial" w:eastAsia="Arial"/>
+                <w:rFonts w:ascii="Arial" w:hAnsi="Arial" w:eastAsia="Arial" w:cs="Tahoma"/>
+                <w:sz w:val="18"/>
+              </w:rPr>
+            </w:r>
+            <w:r>
+              <w:rPr>
+                <w:rFonts w:ascii="Arial" w:hAnsi="Arial" w:eastAsia="Arial" w:cs="Tahoma"/>
                 <w:sz w:val="18"/>
               </w:rPr>
               <w:t>required</w:t>
@@ -887,13 +1004,13 @@
             </w:pPr>
             <w:r>
               <w:rPr>
-                <w:rFonts w:ascii="Arial" w:hAnsi="Arial" w:eastAsia="Arial"/>
-                <w:sz w:val="18"/>
-              </w:rPr>
-            </w:r>
-            <w:r>
-              <w:rPr>
-                <w:rFonts w:ascii="Arial" w:hAnsi="Arial" w:eastAsia="Arial"/>
+                <w:rFonts w:ascii="Arial" w:hAnsi="Arial" w:eastAsia="Arial" w:cs="Tahoma"/>
+                <w:sz w:val="18"/>
+              </w:rPr>
+            </w:r>
+            <w:r>
+              <w:rPr>
+                <w:rFonts w:ascii="Arial" w:hAnsi="Arial" w:eastAsia="Arial" w:cs="Tahoma"/>
                 <w:sz w:val="18"/>
               </w:rPr>
               <w:t>path param</w:t>
@@ -917,13 +1034,13 @@
             </w:pPr>
             <w:r>
               <w:rPr>
-                <w:rFonts w:ascii="Arial" w:hAnsi="Arial" w:eastAsia="Arial"/>
-                <w:sz w:val="18"/>
-              </w:rPr>
-            </w:r>
-            <w:r>
-              <w:rPr>
-                <w:rFonts w:ascii="Arial" w:hAnsi="Arial" w:eastAsia="Arial"/>
+                <w:rFonts w:ascii="Arial" w:hAnsi="Arial" w:eastAsia="Arial" w:cs="Tahoma"/>
+                <w:sz w:val="18"/>
+              </w:rPr>
+            </w:r>
+            <w:r>
+              <w:rPr>
+                <w:rFonts w:ascii="Arial" w:hAnsi="Arial" w:eastAsia="Arial" w:cs="Tahoma"/>
                 <w:sz w:val="18"/>
               </w:rPr>
               <w:t>result</w:t>
@@ -942,13 +1059,13 @@
             </w:pPr>
             <w:r>
               <w:rPr>
-                <w:rFonts w:ascii="Arial" w:hAnsi="Arial" w:eastAsia="Arial"/>
-                <w:sz w:val="18"/>
-              </w:rPr>
-            </w:r>
-            <w:r>
-              <w:rPr>
-                <w:rFonts w:ascii="Arial" w:hAnsi="Arial" w:eastAsia="Arial"/>
+                <w:rFonts w:ascii="Arial" w:hAnsi="Arial" w:eastAsia="Arial" w:cs="Tahoma"/>
+                <w:sz w:val="18"/>
+              </w:rPr>
+            </w:r>
+            <w:r>
+              <w:rPr>
+                <w:rFonts w:ascii="Arial" w:hAnsi="Arial" w:eastAsia="Arial" w:cs="Tahoma"/>
                 <w:sz w:val="18"/>
               </w:rPr>
               <w:t>verbatim from actionOptions</w:t>
@@ -967,13 +1084,13 @@
             </w:pPr>
             <w:r>
               <w:rPr>
-                <w:rFonts w:ascii="Arial" w:hAnsi="Arial" w:eastAsia="Arial"/>
-                <w:sz w:val="18"/>
-              </w:rPr>
-            </w:r>
-            <w:r>
-              <w:rPr>
-                <w:rFonts w:ascii="Arial" w:hAnsi="Arial" w:eastAsia="Arial"/>
+                <w:rFonts w:ascii="Arial" w:hAnsi="Arial" w:eastAsia="Arial" w:cs="Tahoma"/>
+                <w:sz w:val="18"/>
+              </w:rPr>
+            </w:r>
+            <w:r>
+              <w:rPr>
+                <w:rFonts w:ascii="Arial" w:hAnsi="Arial" w:eastAsia="Arial" w:cs="Tahoma"/>
                 <w:sz w:val="18"/>
               </w:rPr>
               <w:t>required</w:t>
@@ -992,13 +1109,13 @@
             </w:pPr>
             <w:r>
               <w:rPr>
-                <w:rFonts w:ascii="Arial" w:hAnsi="Arial" w:eastAsia="Arial"/>
-                <w:sz w:val="18"/>
-              </w:rPr>
-            </w:r>
-            <w:r>
-              <w:rPr>
-                <w:rFonts w:ascii="Arial" w:hAnsi="Arial" w:eastAsia="Arial"/>
+                <w:rFonts w:ascii="Arial" w:hAnsi="Arial" w:eastAsia="Arial" w:cs="Tahoma"/>
+                <w:sz w:val="18"/>
+              </w:rPr>
+            </w:r>
+            <w:r>
+              <w:rPr>
+                <w:rFonts w:ascii="Arial" w:hAnsi="Arial" w:eastAsia="Arial" w:cs="Tahoma"/>
                 <w:sz w:val="18"/>
               </w:rPr>
               <w:t>ต้องเป็นค่าที่ API detail ส่งมาให้ผู้ใช้ในเอกสารนั้น</w:t>
@@ -1022,13 +1139,13 @@
             </w:pPr>
             <w:r>
               <w:rPr>
-                <w:rFonts w:ascii="Arial" w:hAnsi="Arial" w:eastAsia="Arial"/>
-                <w:sz w:val="18"/>
-              </w:rPr>
-            </w:r>
-            <w:r>
-              <w:rPr>
-                <w:rFonts w:ascii="Arial" w:hAnsi="Arial" w:eastAsia="Arial"/>
+                <w:rFonts w:ascii="Arial" w:hAnsi="Arial" w:eastAsia="Arial" w:cs="Tahoma"/>
+                <w:sz w:val="18"/>
+              </w:rPr>
+            </w:r>
+            <w:r>
+              <w:rPr>
+                <w:rFonts w:ascii="Arial" w:hAnsi="Arial" w:eastAsia="Arial" w:cs="Tahoma"/>
                 <w:sz w:val="18"/>
               </w:rPr>
               <w:t>comment</w:t>
@@ -1047,13 +1164,13 @@
             </w:pPr>
             <w:r>
               <w:rPr>
-                <w:rFonts w:ascii="Arial" w:hAnsi="Arial" w:eastAsia="Arial"/>
-                <w:sz w:val="18"/>
-              </w:rPr>
-            </w:r>
-            <w:r>
-              <w:rPr>
-                <w:rFonts w:ascii="Arial" w:hAnsi="Arial" w:eastAsia="Arial"/>
+                <w:rFonts w:ascii="Arial" w:hAnsi="Arial" w:eastAsia="Arial" w:cs="Tahoma"/>
+                <w:sz w:val="18"/>
+              </w:rPr>
+            </w:r>
+            <w:r>
+              <w:rPr>
+                <w:rFonts w:ascii="Arial" w:hAnsi="Arial" w:eastAsia="Arial" w:cs="Tahoma"/>
                 <w:sz w:val="18"/>
               </w:rPr>
               <w:t>text</w:t>
@@ -1072,13 +1189,13 @@
             </w:pPr>
             <w:r>
               <w:rPr>
-                <w:rFonts w:ascii="Arial" w:hAnsi="Arial" w:eastAsia="Arial"/>
-                <w:sz w:val="18"/>
-              </w:rPr>
-            </w:r>
-            <w:r>
-              <w:rPr>
-                <w:rFonts w:ascii="Arial" w:hAnsi="Arial" w:eastAsia="Arial"/>
+                <w:rFonts w:ascii="Arial" w:hAnsi="Arial" w:eastAsia="Arial" w:cs="Tahoma"/>
+                <w:sz w:val="18"/>
+              </w:rPr>
+            </w:r>
+            <w:r>
+              <w:rPr>
+                <w:rFonts w:ascii="Arial" w:hAnsi="Arial" w:eastAsia="Arial" w:cs="Tahoma"/>
                 <w:sz w:val="18"/>
               </w:rPr>
               <w:t>required for return/reject</w:t>
@@ -1097,13 +1214,13 @@
             </w:pPr>
             <w:r>
               <w:rPr>
-                <w:rFonts w:ascii="Arial" w:hAnsi="Arial" w:eastAsia="Arial"/>
-                <w:sz w:val="18"/>
-              </w:rPr>
-            </w:r>
-            <w:r>
-              <w:rPr>
-                <w:rFonts w:ascii="Arial" w:hAnsi="Arial" w:eastAsia="Arial"/>
+                <w:rFonts w:ascii="Arial" w:hAnsi="Arial" w:eastAsia="Arial" w:cs="Tahoma"/>
+                <w:sz w:val="18"/>
+              </w:rPr>
+            </w:r>
+            <w:r>
+              <w:rPr>
+                <w:rFonts w:ascii="Arial" w:hAnsi="Arial" w:eastAsia="Arial" w:cs="Tahoma"/>
                 <w:sz w:val="18"/>
               </w:rPr>
               <w:t>trim ก่อนบันทึก</w:t>
@@ -1164,7 +1281,7 @@
             <w:r/>
             <w:r>
               <w:rPr>
-                <w:rFonts w:ascii="Arial" w:hAnsi="Arial" w:eastAsia="Arial"/>
+                <w:rFonts w:ascii="Arial" w:hAnsi="Arial" w:eastAsia="Arial" w:cs="Tahoma"/>
                 <w:b/>
                 <w:sz w:val="18"/>
               </w:rPr>
@@ -1186,7 +1303,7 @@
             <w:r/>
             <w:r>
               <w:rPr>
-                <w:rFonts w:ascii="Arial" w:hAnsi="Arial" w:eastAsia="Arial"/>
+                <w:rFonts w:ascii="Arial" w:hAnsi="Arial" w:eastAsia="Arial" w:cs="Tahoma"/>
                 <w:b/>
                 <w:sz w:val="18"/>
               </w:rPr>
@@ -1208,7 +1325,7 @@
             <w:r/>
             <w:r>
               <w:rPr>
-                <w:rFonts w:ascii="Arial" w:hAnsi="Arial" w:eastAsia="Arial"/>
+                <w:rFonts w:ascii="Arial" w:hAnsi="Arial" w:eastAsia="Arial" w:cs="Tahoma"/>
                 <w:b/>
                 <w:sz w:val="18"/>
               </w:rPr>
@@ -1230,7 +1347,7 @@
             <w:r/>
             <w:r>
               <w:rPr>
-                <w:rFonts w:ascii="Arial" w:hAnsi="Arial" w:eastAsia="Arial"/>
+                <w:rFonts w:ascii="Arial" w:hAnsi="Arial" w:eastAsia="Arial" w:cs="Tahoma"/>
                 <w:b/>
                 <w:sz w:val="18"/>
               </w:rPr>
@@ -1252,7 +1369,7 @@
             <w:r/>
             <w:r>
               <w:rPr>
-                <w:rFonts w:ascii="Arial" w:hAnsi="Arial" w:eastAsia="Arial"/>
+                <w:rFonts w:ascii="Arial" w:hAnsi="Arial" w:eastAsia="Arial" w:cs="Tahoma"/>
                 <w:b/>
                 <w:sz w:val="18"/>
               </w:rPr>
@@ -1277,13 +1394,13 @@
             </w:pPr>
             <w:r>
               <w:rPr>
-                <w:rFonts w:ascii="Arial" w:hAnsi="Arial" w:eastAsia="Arial"/>
-                <w:sz w:val="18"/>
-              </w:rPr>
-            </w:r>
-            <w:r>
-              <w:rPr>
-                <w:rFonts w:ascii="Arial" w:hAnsi="Arial" w:eastAsia="Arial"/>
+                <w:rFonts w:ascii="Arial" w:hAnsi="Arial" w:eastAsia="Arial" w:cs="Tahoma"/>
+                <w:sz w:val="18"/>
+              </w:rPr>
+            </w:r>
+            <w:r>
+              <w:rPr>
+                <w:rFonts w:ascii="Arial" w:hAnsi="Arial" w:eastAsia="Arial" w:cs="Tahoma"/>
                 <w:sz w:val="18"/>
               </w:rPr>
               <w:t>06</w:t>
@@ -1302,13 +1419,13 @@
             </w:pPr>
             <w:r>
               <w:rPr>
-                <w:rFonts w:ascii="Arial" w:hAnsi="Arial" w:eastAsia="Arial"/>
-                <w:sz w:val="18"/>
-              </w:rPr>
-            </w:r>
-            <w:r>
-              <w:rPr>
-                <w:rFonts w:ascii="Arial" w:hAnsi="Arial" w:eastAsia="Arial"/>
+                <w:rFonts w:ascii="Arial" w:hAnsi="Arial" w:eastAsia="Arial" w:cs="Tahoma"/>
+                <w:sz w:val="18"/>
+              </w:rPr>
+            </w:r>
+            <w:r>
+              <w:rPr>
+                <w:rFonts w:ascii="Arial" w:hAnsi="Arial" w:eastAsia="Arial" w:cs="Tahoma"/>
                 <w:sz w:val="18"/>
               </w:rPr>
               <w:t>ส่งเจ้าหน้าที่ SBP DSA ดำเนินการ</w:t>
@@ -1327,13 +1444,13 @@
             </w:pPr>
             <w:r>
               <w:rPr>
-                <w:rFonts w:ascii="Arial" w:hAnsi="Arial" w:eastAsia="Arial"/>
-                <w:sz w:val="18"/>
-              </w:rPr>
-            </w:r>
-            <w:r>
-              <w:rPr>
-                <w:rFonts w:ascii="Arial" w:hAnsi="Arial" w:eastAsia="Arial"/>
+                <w:rFonts w:ascii="Arial" w:hAnsi="Arial" w:eastAsia="Arial" w:cs="Tahoma"/>
+                <w:sz w:val="18"/>
+              </w:rPr>
+            </w:r>
+            <w:r>
+              <w:rPr>
+                <w:rFonts w:ascii="Arial" w:hAnsi="Arial" w:eastAsia="Arial" w:cs="Tahoma"/>
                 <w:sz w:val="18"/>
               </w:rPr>
               <w:t>08</w:t>
@@ -1352,13 +1469,13 @@
             </w:pPr>
             <w:r>
               <w:rPr>
-                <w:rFonts w:ascii="Arial" w:hAnsi="Arial" w:eastAsia="Arial"/>
-                <w:sz w:val="18"/>
-              </w:rPr>
-            </w:r>
-            <w:r>
-              <w:rPr>
-                <w:rFonts w:ascii="Arial" w:hAnsi="Arial" w:eastAsia="Arial"/>
+                <w:rFonts w:ascii="Arial" w:hAnsi="Arial" w:eastAsia="Arial" w:cs="Tahoma"/>
+                <w:sz w:val="18"/>
+              </w:rPr>
+            </w:r>
+            <w:r>
+              <w:rPr>
+                <w:rFonts w:ascii="Arial" w:hAnsi="Arial" w:eastAsia="Arial" w:cs="Tahoma"/>
                 <w:sz w:val="18"/>
               </w:rPr>
               <w:t>08</w:t>
@@ -1377,13 +1494,13 @@
             </w:pPr>
             <w:r>
               <w:rPr>
-                <w:rFonts w:ascii="Arial" w:hAnsi="Arial" w:eastAsia="Arial"/>
-                <w:sz w:val="18"/>
-              </w:rPr>
-            </w:r>
-            <w:r>
-              <w:rPr>
-                <w:rFonts w:ascii="Arial" w:hAnsi="Arial" w:eastAsia="Arial"/>
+                <w:rFonts w:ascii="Arial" w:hAnsi="Arial" w:eastAsia="Arial" w:cs="Tahoma"/>
+                <w:sz w:val="18"/>
+              </w:rPr>
+            </w:r>
+            <w:r>
+              <w:rPr>
+                <w:rFonts w:ascii="Arial" w:hAnsi="Arial" w:eastAsia="Arial" w:cs="Tahoma"/>
                 <w:sz w:val="18"/>
               </w:rPr>
               <w:t>close 06; open 08</w:t>
@@ -1407,13 +1524,13 @@
             </w:pPr>
             <w:r>
               <w:rPr>
-                <w:rFonts w:ascii="Arial" w:hAnsi="Arial" w:eastAsia="Arial"/>
-                <w:sz w:val="18"/>
-              </w:rPr>
-            </w:r>
-            <w:r>
-              <w:rPr>
-                <w:rFonts w:ascii="Arial" w:hAnsi="Arial" w:eastAsia="Arial"/>
+                <w:rFonts w:ascii="Arial" w:hAnsi="Arial" w:eastAsia="Arial" w:cs="Tahoma"/>
+                <w:sz w:val="18"/>
+              </w:rPr>
+            </w:r>
+            <w:r>
+              <w:rPr>
+                <w:rFonts w:ascii="Arial" w:hAnsi="Arial" w:eastAsia="Arial" w:cs="Tahoma"/>
                 <w:sz w:val="18"/>
               </w:rPr>
               <w:t>08</w:t>
@@ -1432,13 +1549,13 @@
             </w:pPr>
             <w:r>
               <w:rPr>
-                <w:rFonts w:ascii="Arial" w:hAnsi="Arial" w:eastAsia="Arial"/>
-                <w:sz w:val="18"/>
-              </w:rPr>
-            </w:r>
-            <w:r>
-              <w:rPr>
-                <w:rFonts w:ascii="Arial" w:hAnsi="Arial" w:eastAsia="Arial"/>
+                <w:rFonts w:ascii="Arial" w:hAnsi="Arial" w:eastAsia="Arial" w:cs="Tahoma"/>
+                <w:sz w:val="18"/>
+              </w:rPr>
+            </w:r>
+            <w:r>
+              <w:rPr>
+                <w:rFonts w:ascii="Arial" w:hAnsi="Arial" w:eastAsia="Arial" w:cs="Tahoma"/>
                 <w:sz w:val="18"/>
               </w:rPr>
               <w:t>คำนวณเงินชดเชยเรียบร้อย</w:t>
@@ -1457,13 +1574,13 @@
             </w:pPr>
             <w:r>
               <w:rPr>
-                <w:rFonts w:ascii="Arial" w:hAnsi="Arial" w:eastAsia="Arial"/>
-                <w:sz w:val="18"/>
-              </w:rPr>
-            </w:r>
-            <w:r>
-              <w:rPr>
-                <w:rFonts w:ascii="Arial" w:hAnsi="Arial" w:eastAsia="Arial"/>
+                <w:rFonts w:ascii="Arial" w:hAnsi="Arial" w:eastAsia="Arial" w:cs="Tahoma"/>
+                <w:sz w:val="18"/>
+              </w:rPr>
+            </w:r>
+            <w:r>
+              <w:rPr>
+                <w:rFonts w:ascii="Arial" w:hAnsi="Arial" w:eastAsia="Arial" w:cs="Tahoma"/>
                 <w:sz w:val="18"/>
               </w:rPr>
               <w:t>01</w:t>
@@ -1482,13 +1599,13 @@
             </w:pPr>
             <w:r>
               <w:rPr>
-                <w:rFonts w:ascii="Arial" w:hAnsi="Arial" w:eastAsia="Arial"/>
-                <w:sz w:val="18"/>
-              </w:rPr>
-            </w:r>
-            <w:r>
-              <w:rPr>
-                <w:rFonts w:ascii="Arial" w:hAnsi="Arial" w:eastAsia="Arial"/>
+                <w:rFonts w:ascii="Arial" w:hAnsi="Arial" w:eastAsia="Arial" w:cs="Tahoma"/>
+                <w:sz w:val="18"/>
+              </w:rPr>
+            </w:r>
+            <w:r>
+              <w:rPr>
+                <w:rFonts w:ascii="Arial" w:hAnsi="Arial" w:eastAsia="Arial" w:cs="Tahoma"/>
                 <w:sz w:val="18"/>
               </w:rPr>
               <w:t>01</w:t>
@@ -1507,13 +1624,13 @@
             </w:pPr>
             <w:r>
               <w:rPr>
-                <w:rFonts w:ascii="Arial" w:hAnsi="Arial" w:eastAsia="Arial"/>
-                <w:sz w:val="18"/>
-              </w:rPr>
-            </w:r>
-            <w:r>
-              <w:rPr>
-                <w:rFonts w:ascii="Arial" w:hAnsi="Arial" w:eastAsia="Arial"/>
+                <w:rFonts w:ascii="Arial" w:hAnsi="Arial" w:eastAsia="Arial" w:cs="Tahoma"/>
+                <w:sz w:val="18"/>
+              </w:rPr>
+            </w:r>
+            <w:r>
+              <w:rPr>
+                <w:rFonts w:ascii="Arial" w:hAnsi="Arial" w:eastAsia="Arial" w:cs="Tahoma"/>
                 <w:sz w:val="18"/>
               </w:rPr>
               <w:t>close 08; open 01</w:t>
@@ -1537,13 +1654,13 @@
             </w:pPr>
             <w:r>
               <w:rPr>
-                <w:rFonts w:ascii="Arial" w:hAnsi="Arial" w:eastAsia="Arial"/>
-                <w:sz w:val="18"/>
-              </w:rPr>
-            </w:r>
-            <w:r>
-              <w:rPr>
-                <w:rFonts w:ascii="Arial" w:hAnsi="Arial" w:eastAsia="Arial"/>
+                <w:rFonts w:ascii="Arial" w:hAnsi="Arial" w:eastAsia="Arial" w:cs="Tahoma"/>
+                <w:sz w:val="18"/>
+              </w:rPr>
+            </w:r>
+            <w:r>
+              <w:rPr>
+                <w:rFonts w:ascii="Arial" w:hAnsi="Arial" w:eastAsia="Arial" w:cs="Tahoma"/>
                 <w:sz w:val="18"/>
               </w:rPr>
               <w:t>01</w:t>
@@ -1562,13 +1679,13 @@
             </w:pPr>
             <w:r>
               <w:rPr>
-                <w:rFonts w:ascii="Arial" w:hAnsi="Arial" w:eastAsia="Arial"/>
-                <w:sz w:val="18"/>
-              </w:rPr>
-            </w:r>
-            <w:r>
-              <w:rPr>
-                <w:rFonts w:ascii="Arial" w:hAnsi="Arial" w:eastAsia="Arial"/>
+                <w:rFonts w:ascii="Arial" w:hAnsi="Arial" w:eastAsia="Arial" w:cs="Tahoma"/>
+                <w:sz w:val="18"/>
+              </w:rPr>
+            </w:r>
+            <w:r>
+              <w:rPr>
+                <w:rFonts w:ascii="Arial" w:hAnsi="Arial" w:eastAsia="Arial" w:cs="Tahoma"/>
                 <w:sz w:val="18"/>
               </w:rPr>
               <w:t>เห็นควรชดเชย</w:t>
@@ -1587,13 +1704,13 @@
             </w:pPr>
             <w:r>
               <w:rPr>
-                <w:rFonts w:ascii="Arial" w:hAnsi="Arial" w:eastAsia="Arial"/>
-                <w:sz w:val="18"/>
-              </w:rPr>
-            </w:r>
-            <w:r>
-              <w:rPr>
-                <w:rFonts w:ascii="Arial" w:hAnsi="Arial" w:eastAsia="Arial"/>
+                <w:rFonts w:ascii="Arial" w:hAnsi="Arial" w:eastAsia="Arial" w:cs="Tahoma"/>
+                <w:sz w:val="18"/>
+              </w:rPr>
+            </w:r>
+            <w:r>
+              <w:rPr>
+                <w:rFonts w:ascii="Arial" w:hAnsi="Arial" w:eastAsia="Arial" w:cs="Tahoma"/>
                 <w:sz w:val="18"/>
               </w:rPr>
               <w:t>02</w:t>
@@ -1612,13 +1729,13 @@
             </w:pPr>
             <w:r>
               <w:rPr>
-                <w:rFonts w:ascii="Arial" w:hAnsi="Arial" w:eastAsia="Arial"/>
-                <w:sz w:val="18"/>
-              </w:rPr>
-            </w:r>
-            <w:r>
-              <w:rPr>
-                <w:rFonts w:ascii="Arial" w:hAnsi="Arial" w:eastAsia="Arial"/>
+                <w:rFonts w:ascii="Arial" w:hAnsi="Arial" w:eastAsia="Arial" w:cs="Tahoma"/>
+                <w:sz w:val="18"/>
+              </w:rPr>
+            </w:r>
+            <w:r>
+              <w:rPr>
+                <w:rFonts w:ascii="Arial" w:hAnsi="Arial" w:eastAsia="Arial" w:cs="Tahoma"/>
                 <w:sz w:val="18"/>
               </w:rPr>
               <w:t>02</w:t>
@@ -1637,13 +1754,13 @@
             </w:pPr>
             <w:r>
               <w:rPr>
-                <w:rFonts w:ascii="Arial" w:hAnsi="Arial" w:eastAsia="Arial"/>
-                <w:sz w:val="18"/>
-              </w:rPr>
-            </w:r>
-            <w:r>
-              <w:rPr>
-                <w:rFonts w:ascii="Arial" w:hAnsi="Arial" w:eastAsia="Arial"/>
+                <w:rFonts w:ascii="Arial" w:hAnsi="Arial" w:eastAsia="Arial" w:cs="Tahoma"/>
+                <w:sz w:val="18"/>
+              </w:rPr>
+            </w:r>
+            <w:r>
+              <w:rPr>
+                <w:rFonts w:ascii="Arial" w:hAnsi="Arial" w:eastAsia="Arial" w:cs="Tahoma"/>
                 <w:sz w:val="18"/>
               </w:rPr>
               <w:t>close 01; open 02</w:t>
@@ -1667,13 +1784,13 @@
             </w:pPr>
             <w:r>
               <w:rPr>
-                <w:rFonts w:ascii="Arial" w:hAnsi="Arial" w:eastAsia="Arial"/>
-                <w:sz w:val="18"/>
-              </w:rPr>
-            </w:r>
-            <w:r>
-              <w:rPr>
-                <w:rFonts w:ascii="Arial" w:hAnsi="Arial" w:eastAsia="Arial"/>
+                <w:rFonts w:ascii="Arial" w:hAnsi="Arial" w:eastAsia="Arial" w:cs="Tahoma"/>
+                <w:sz w:val="18"/>
+              </w:rPr>
+            </w:r>
+            <w:r>
+              <w:rPr>
+                <w:rFonts w:ascii="Arial" w:hAnsi="Arial" w:eastAsia="Arial" w:cs="Tahoma"/>
                 <w:sz w:val="18"/>
               </w:rPr>
               <w:t>02</w:t>
@@ -1692,16 +1809,16 @@
             </w:pPr>
             <w:r>
               <w:rPr>
-                <w:rFonts w:ascii="Arial" w:hAnsi="Arial" w:eastAsia="Arial"/>
-                <w:sz w:val="18"/>
-              </w:rPr>
-            </w:r>
-            <w:r>
-              <w:rPr>
-                <w:rFonts w:ascii="Arial" w:hAnsi="Arial" w:eastAsia="Arial"/>
-                <w:sz w:val="18"/>
-              </w:rPr>
-              <w:t>เห็นควรชดเชย และ 50,000 &lt; totalCompensationAmount &lt;= 300,000 (SDD GI)</w:t>
+                <w:rFonts w:ascii="Arial" w:hAnsi="Arial" w:eastAsia="Arial" w:cs="Tahoma"/>
+                <w:sz w:val="18"/>
+              </w:rPr>
+            </w:r>
+            <w:r>
+              <w:rPr>
+                <w:rFonts w:ascii="Arial" w:hAnsi="Arial" w:eastAsia="Arial" w:cs="Tahoma"/>
+                <w:sz w:val="18"/>
+              </w:rPr>
+              <w:t>เห็นควรชดเชย และ totalCompensationAmount &gt;= 100,000 (มติ 2026-08-18)</w:t>
             </w:r>
           </w:p>
         </w:tc>
@@ -1717,13 +1834,13 @@
             </w:pPr>
             <w:r>
               <w:rPr>
-                <w:rFonts w:ascii="Arial" w:hAnsi="Arial" w:eastAsia="Arial"/>
-                <w:sz w:val="18"/>
-              </w:rPr>
-            </w:r>
-            <w:r>
-              <w:rPr>
-                <w:rFonts w:ascii="Arial" w:hAnsi="Arial" w:eastAsia="Arial"/>
+                <w:rFonts w:ascii="Arial" w:hAnsi="Arial" w:eastAsia="Arial" w:cs="Tahoma"/>
+                <w:sz w:val="18"/>
+              </w:rPr>
+            </w:r>
+            <w:r>
+              <w:rPr>
+                <w:rFonts w:ascii="Arial" w:hAnsi="Arial" w:eastAsia="Arial" w:cs="Tahoma"/>
                 <w:sz w:val="18"/>
               </w:rPr>
               <w:t>03</w:t>
@@ -1742,13 +1859,13 @@
             </w:pPr>
             <w:r>
               <w:rPr>
-                <w:rFonts w:ascii="Arial" w:hAnsi="Arial" w:eastAsia="Arial"/>
-                <w:sz w:val="18"/>
-              </w:rPr>
-            </w:r>
-            <w:r>
-              <w:rPr>
-                <w:rFonts w:ascii="Arial" w:hAnsi="Arial" w:eastAsia="Arial"/>
+                <w:rFonts w:ascii="Arial" w:hAnsi="Arial" w:eastAsia="Arial" w:cs="Tahoma"/>
+                <w:sz w:val="18"/>
+              </w:rPr>
+            </w:r>
+            <w:r>
+              <w:rPr>
+                <w:rFonts w:ascii="Arial" w:hAnsi="Arial" w:eastAsia="Arial" w:cs="Tahoma"/>
                 <w:sz w:val="18"/>
               </w:rPr>
               <w:t>03</w:t>
@@ -1767,13 +1884,13 @@
             </w:pPr>
             <w:r>
               <w:rPr>
-                <w:rFonts w:ascii="Arial" w:hAnsi="Arial" w:eastAsia="Arial"/>
-                <w:sz w:val="18"/>
-              </w:rPr>
-            </w:r>
-            <w:r>
-              <w:rPr>
-                <w:rFonts w:ascii="Arial" w:hAnsi="Arial" w:eastAsia="Arial"/>
+                <w:rFonts w:ascii="Arial" w:hAnsi="Arial" w:eastAsia="Arial" w:cs="Tahoma"/>
+                <w:sz w:val="18"/>
+              </w:rPr>
+            </w:r>
+            <w:r>
+              <w:rPr>
+                <w:rFonts w:ascii="Arial" w:hAnsi="Arial" w:eastAsia="Arial" w:cs="Tahoma"/>
                 <w:sz w:val="18"/>
               </w:rPr>
               <w:t>close 02; open 03</w:t>
@@ -1797,13 +1914,13 @@
             </w:pPr>
             <w:r>
               <w:rPr>
-                <w:rFonts w:ascii="Arial" w:hAnsi="Arial" w:eastAsia="Arial"/>
-                <w:sz w:val="18"/>
-              </w:rPr>
-            </w:r>
-            <w:r>
-              <w:rPr>
-                <w:rFonts w:ascii="Arial" w:hAnsi="Arial" w:eastAsia="Arial"/>
+                <w:rFonts w:ascii="Arial" w:hAnsi="Arial" w:eastAsia="Arial" w:cs="Tahoma"/>
+                <w:sz w:val="18"/>
+              </w:rPr>
+            </w:r>
+            <w:r>
+              <w:rPr>
+                <w:rFonts w:ascii="Arial" w:hAnsi="Arial" w:eastAsia="Arial" w:cs="Tahoma"/>
                 <w:sz w:val="18"/>
               </w:rPr>
               <w:t>02</w:t>
@@ -1822,16 +1939,16 @@
             </w:pPr>
             <w:r>
               <w:rPr>
-                <w:rFonts w:ascii="Arial" w:hAnsi="Arial" w:eastAsia="Arial"/>
-                <w:sz w:val="18"/>
-              </w:rPr>
-            </w:r>
-            <w:r>
-              <w:rPr>
-                <w:rFonts w:ascii="Arial" w:hAnsi="Arial" w:eastAsia="Arial"/>
-                <w:sz w:val="18"/>
-              </w:rPr>
-              <w:t>เห็นควรชดเชย และ totalCompensationAmount &lt;= 50,000 (SDD GI)</w:t>
+                <w:rFonts w:ascii="Arial" w:hAnsi="Arial" w:eastAsia="Arial" w:cs="Tahoma"/>
+                <w:sz w:val="18"/>
+              </w:rPr>
+            </w:r>
+            <w:r>
+              <w:rPr>
+                <w:rFonts w:ascii="Arial" w:hAnsi="Arial" w:eastAsia="Arial" w:cs="Tahoma"/>
+                <w:sz w:val="18"/>
+              </w:rPr>
+              <w:t>เห็นควรชดเชย และ totalCompensationAmount &lt; 100,000 (มติ 2026-08-18)</w:t>
             </w:r>
           </w:p>
         </w:tc>
@@ -1847,13 +1964,13 @@
             </w:pPr>
             <w:r>
               <w:rPr>
-                <w:rFonts w:ascii="Arial" w:hAnsi="Arial" w:eastAsia="Arial"/>
-                <w:sz w:val="18"/>
-              </w:rPr>
-            </w:r>
-            <w:r>
-              <w:rPr>
-                <w:rFonts w:ascii="Arial" w:hAnsi="Arial" w:eastAsia="Arial"/>
+                <w:rFonts w:ascii="Arial" w:hAnsi="Arial" w:eastAsia="Arial" w:cs="Tahoma"/>
+                <w:sz w:val="18"/>
+              </w:rPr>
+            </w:r>
+            <w:r>
+              <w:rPr>
+                <w:rFonts w:ascii="Arial" w:hAnsi="Arial" w:eastAsia="Arial" w:cs="Tahoma"/>
                 <w:sz w:val="18"/>
               </w:rPr>
               <w:t>99</w:t>
@@ -1872,13 +1989,13 @@
             </w:pPr>
             <w:r>
               <w:rPr>
-                <w:rFonts w:ascii="Arial" w:hAnsi="Arial" w:eastAsia="Arial"/>
-                <w:sz w:val="18"/>
-              </w:rPr>
-            </w:r>
-            <w:r>
-              <w:rPr>
-                <w:rFonts w:ascii="Arial" w:hAnsi="Arial" w:eastAsia="Arial"/>
+                <w:rFonts w:ascii="Arial" w:hAnsi="Arial" w:eastAsia="Arial" w:cs="Tahoma"/>
+                <w:sz w:val="18"/>
+              </w:rPr>
+            </w:r>
+            <w:r>
+              <w:rPr>
+                <w:rFonts w:ascii="Arial" w:hAnsi="Arial" w:eastAsia="Arial" w:cs="Tahoma"/>
                 <w:sz w:val="18"/>
               </w:rPr>
               <w:t>null</w:t>
@@ -1897,13 +2014,13 @@
             </w:pPr>
             <w:r>
               <w:rPr>
-                <w:rFonts w:ascii="Arial" w:hAnsi="Arial" w:eastAsia="Arial"/>
-                <w:sz w:val="18"/>
-              </w:rPr>
-            </w:r>
-            <w:r>
-              <w:rPr>
-                <w:rFonts w:ascii="Arial" w:hAnsi="Arial" w:eastAsia="Arial"/>
+                <w:rFonts w:ascii="Arial" w:hAnsi="Arial" w:eastAsia="Arial" w:cs="Tahoma"/>
+                <w:sz w:val="18"/>
+              </w:rPr>
+            </w:r>
+            <w:r>
+              <w:rPr>
+                <w:rFonts w:ascii="Arial" w:hAnsi="Arial" w:eastAsia="Arial" w:cs="Tahoma"/>
                 <w:sz w:val="18"/>
               </w:rPr>
               <w:t>close 02; complete instance</w:t>
@@ -1927,13 +2044,13 @@
             </w:pPr>
             <w:r>
               <w:rPr>
-                <w:rFonts w:ascii="Arial" w:hAnsi="Arial" w:eastAsia="Arial"/>
-                <w:sz w:val="18"/>
-              </w:rPr>
-            </w:r>
-            <w:r>
-              <w:rPr>
-                <w:rFonts w:ascii="Arial" w:hAnsi="Arial" w:eastAsia="Arial"/>
+                <w:rFonts w:ascii="Arial" w:hAnsi="Arial" w:eastAsia="Arial" w:cs="Tahoma"/>
+                <w:sz w:val="18"/>
+              </w:rPr>
+            </w:r>
+            <w:r>
+              <w:rPr>
+                <w:rFonts w:ascii="Arial" w:hAnsi="Arial" w:eastAsia="Arial" w:cs="Tahoma"/>
                 <w:sz w:val="18"/>
               </w:rPr>
               <w:t>03</w:t>
@@ -1952,13 +2069,13 @@
             </w:pPr>
             <w:r>
               <w:rPr>
-                <w:rFonts w:ascii="Arial" w:hAnsi="Arial" w:eastAsia="Arial"/>
-                <w:sz w:val="18"/>
-              </w:rPr>
-            </w:r>
-            <w:r>
-              <w:rPr>
-                <w:rFonts w:ascii="Arial" w:hAnsi="Arial" w:eastAsia="Arial"/>
+                <w:rFonts w:ascii="Arial" w:hAnsi="Arial" w:eastAsia="Arial" w:cs="Tahoma"/>
+                <w:sz w:val="18"/>
+              </w:rPr>
+            </w:r>
+            <w:r>
+              <w:rPr>
+                <w:rFonts w:ascii="Arial" w:hAnsi="Arial" w:eastAsia="Arial" w:cs="Tahoma"/>
                 <w:sz w:val="18"/>
               </w:rPr>
               <w:t>เห็นควรชดเชย</w:t>
@@ -1977,13 +2094,13 @@
             </w:pPr>
             <w:r>
               <w:rPr>
-                <w:rFonts w:ascii="Arial" w:hAnsi="Arial" w:eastAsia="Arial"/>
-                <w:sz w:val="18"/>
-              </w:rPr>
-            </w:r>
-            <w:r>
-              <w:rPr>
-                <w:rFonts w:ascii="Arial" w:hAnsi="Arial" w:eastAsia="Arial"/>
+                <w:rFonts w:ascii="Arial" w:hAnsi="Arial" w:eastAsia="Arial" w:cs="Tahoma"/>
+                <w:sz w:val="18"/>
+              </w:rPr>
+            </w:r>
+            <w:r>
+              <w:rPr>
+                <w:rFonts w:ascii="Arial" w:hAnsi="Arial" w:eastAsia="Arial" w:cs="Tahoma"/>
                 <w:sz w:val="18"/>
               </w:rPr>
               <w:t>99</w:t>
@@ -2002,13 +2119,13 @@
             </w:pPr>
             <w:r>
               <w:rPr>
-                <w:rFonts w:ascii="Arial" w:hAnsi="Arial" w:eastAsia="Arial"/>
-                <w:sz w:val="18"/>
-              </w:rPr>
-            </w:r>
-            <w:r>
-              <w:rPr>
-                <w:rFonts w:ascii="Arial" w:hAnsi="Arial" w:eastAsia="Arial"/>
+                <w:rFonts w:ascii="Arial" w:hAnsi="Arial" w:eastAsia="Arial" w:cs="Tahoma"/>
+                <w:sz w:val="18"/>
+              </w:rPr>
+            </w:r>
+            <w:r>
+              <w:rPr>
+                <w:rFonts w:ascii="Arial" w:hAnsi="Arial" w:eastAsia="Arial" w:cs="Tahoma"/>
                 <w:sz w:val="18"/>
               </w:rPr>
               <w:t>null</w:t>
@@ -2027,13 +2144,13 @@
             </w:pPr>
             <w:r>
               <w:rPr>
-                <w:rFonts w:ascii="Arial" w:hAnsi="Arial" w:eastAsia="Arial"/>
-                <w:sz w:val="18"/>
-              </w:rPr>
-            </w:r>
-            <w:r>
-              <w:rPr>
-                <w:rFonts w:ascii="Arial" w:hAnsi="Arial" w:eastAsia="Arial"/>
+                <w:rFonts w:ascii="Arial" w:hAnsi="Arial" w:eastAsia="Arial" w:cs="Tahoma"/>
+                <w:sz w:val="18"/>
+              </w:rPr>
+            </w:r>
+            <w:r>
+              <w:rPr>
+                <w:rFonts w:ascii="Arial" w:hAnsi="Arial" w:eastAsia="Arial" w:cs="Tahoma"/>
                 <w:sz w:val="18"/>
               </w:rPr>
               <w:t>close 03; complete instance</w:t>
@@ -2057,13 +2174,13 @@
             </w:pPr>
             <w:r>
               <w:rPr>
-                <w:rFonts w:ascii="Arial" w:hAnsi="Arial" w:eastAsia="Arial"/>
-                <w:sz w:val="18"/>
-              </w:rPr>
-            </w:r>
-            <w:r>
-              <w:rPr>
-                <w:rFonts w:ascii="Arial" w:hAnsi="Arial" w:eastAsia="Arial"/>
+                <w:rFonts w:ascii="Arial" w:hAnsi="Arial" w:eastAsia="Arial" w:cs="Tahoma"/>
+                <w:sz w:val="18"/>
+              </w:rPr>
+            </w:r>
+            <w:r>
+              <w:rPr>
+                <w:rFonts w:ascii="Arial" w:hAnsi="Arial" w:eastAsia="Arial" w:cs="Tahoma"/>
                 <w:sz w:val="18"/>
               </w:rPr>
               <w:t>ทุก section ที่รองรับ</w:t>
@@ -2082,13 +2199,13 @@
             </w:pPr>
             <w:r>
               <w:rPr>
-                <w:rFonts w:ascii="Arial" w:hAnsi="Arial" w:eastAsia="Arial"/>
-                <w:sz w:val="18"/>
-              </w:rPr>
-            </w:r>
-            <w:r>
-              <w:rPr>
-                <w:rFonts w:ascii="Arial" w:hAnsi="Arial" w:eastAsia="Arial"/>
+                <w:rFonts w:ascii="Arial" w:hAnsi="Arial" w:eastAsia="Arial" w:cs="Tahoma"/>
+                <w:sz w:val="18"/>
+              </w:rPr>
+            </w:r>
+            <w:r>
+              <w:rPr>
+                <w:rFonts w:ascii="Arial" w:hAnsi="Arial" w:eastAsia="Arial" w:cs="Tahoma"/>
                 <w:sz w:val="18"/>
               </w:rPr>
               <w:t>ส่งกลับ</w:t>
@@ -2107,13 +2224,13 @@
             </w:pPr>
             <w:r>
               <w:rPr>
-                <w:rFonts w:ascii="Arial" w:hAnsi="Arial" w:eastAsia="Arial"/>
-                <w:sz w:val="18"/>
-              </w:rPr>
-            </w:r>
-            <w:r>
-              <w:rPr>
-                <w:rFonts w:ascii="Arial" w:hAnsi="Arial" w:eastAsia="Arial"/>
+                <w:rFonts w:ascii="Arial" w:hAnsi="Arial" w:eastAsia="Arial" w:cs="Tahoma"/>
+                <w:sz w:val="18"/>
+              </w:rPr>
+            </w:r>
+            <w:r>
+              <w:rPr>
+                <w:rFonts w:ascii="Arial" w:hAnsi="Arial" w:eastAsia="Arial" w:cs="Tahoma"/>
                 <w:sz w:val="18"/>
               </w:rPr>
               <w:t>รหัส section ปลายทางตาม action option</w:t>
@@ -2132,13 +2249,13 @@
             </w:pPr>
             <w:r>
               <w:rPr>
-                <w:rFonts w:ascii="Arial" w:hAnsi="Arial" w:eastAsia="Arial"/>
-                <w:sz w:val="18"/>
-              </w:rPr>
-            </w:r>
-            <w:r>
-              <w:rPr>
-                <w:rFonts w:ascii="Arial" w:hAnsi="Arial" w:eastAsia="Arial"/>
+                <w:rFonts w:ascii="Arial" w:hAnsi="Arial" w:eastAsia="Arial" w:cs="Tahoma"/>
+                <w:sz w:val="18"/>
+              </w:rPr>
+            </w:r>
+            <w:r>
+              <w:rPr>
+                <w:rFonts w:ascii="Arial" w:hAnsi="Arial" w:eastAsia="Arial" w:cs="Tahoma"/>
                 <w:sz w:val="18"/>
               </w:rPr>
               <w:t>section ปลายทาง</w:t>
@@ -2157,13 +2274,13 @@
             </w:pPr>
             <w:r>
               <w:rPr>
-                <w:rFonts w:ascii="Arial" w:hAnsi="Arial" w:eastAsia="Arial"/>
-                <w:sz w:val="18"/>
-              </w:rPr>
-            </w:r>
-            <w:r>
-              <w:rPr>
-                <w:rFonts w:ascii="Arial" w:hAnsi="Arial" w:eastAsia="Arial"/>
+                <w:rFonts w:ascii="Arial" w:hAnsi="Arial" w:eastAsia="Arial" w:cs="Tahoma"/>
+                <w:sz w:val="18"/>
+              </w:rPr>
+            </w:r>
+            <w:r>
+              <w:rPr>
+                <w:rFonts w:ascii="Arial" w:hAnsi="Arial" w:eastAsia="Arial" w:cs="Tahoma"/>
                 <w:sz w:val="18"/>
               </w:rPr>
               <w:t>close current; reopen target with new task id</w:t>
@@ -2187,13 +2304,13 @@
             </w:pPr>
             <w:r>
               <w:rPr>
-                <w:rFonts w:ascii="Arial" w:hAnsi="Arial" w:eastAsia="Arial"/>
-                <w:sz w:val="18"/>
-              </w:rPr>
-            </w:r>
-            <w:r>
-              <w:rPr>
-                <w:rFonts w:ascii="Arial" w:hAnsi="Arial" w:eastAsia="Arial"/>
+                <w:rFonts w:ascii="Arial" w:hAnsi="Arial" w:eastAsia="Arial" w:cs="Tahoma"/>
+                <w:sz w:val="18"/>
+              </w:rPr>
+            </w:r>
+            <w:r>
+              <w:rPr>
+                <w:rFonts w:ascii="Arial" w:hAnsi="Arial" w:eastAsia="Arial" w:cs="Tahoma"/>
                 <w:sz w:val="18"/>
               </w:rPr>
               <w:t>06</w:t>
@@ -2212,13 +2329,13 @@
             </w:pPr>
             <w:r>
               <w:rPr>
-                <w:rFonts w:ascii="Arial" w:hAnsi="Arial" w:eastAsia="Arial"/>
-                <w:sz w:val="18"/>
-              </w:rPr>
-            </w:r>
-            <w:r>
-              <w:rPr>
-                <w:rFonts w:ascii="Arial" w:hAnsi="Arial" w:eastAsia="Arial"/>
+                <w:rFonts w:ascii="Arial" w:hAnsi="Arial" w:eastAsia="Arial" w:cs="Tahoma"/>
+                <w:sz w:val="18"/>
+              </w:rPr>
+            </w:r>
+            <w:r>
+              <w:rPr>
+                <w:rFonts w:ascii="Arial" w:hAnsi="Arial" w:eastAsia="Arial" w:cs="Tahoma"/>
                 <w:sz w:val="18"/>
               </w:rPr>
               <w:t>เห็นควรไม่ชดเชย หรือ หยุดชดเชยประกันรายได้</w:t>
@@ -2237,13 +2354,13 @@
             </w:pPr>
             <w:r>
               <w:rPr>
-                <w:rFonts w:ascii="Arial" w:hAnsi="Arial" w:eastAsia="Arial"/>
-                <w:sz w:val="18"/>
-              </w:rPr>
-            </w:r>
-            <w:r>
-              <w:rPr>
-                <w:rFonts w:ascii="Arial" w:hAnsi="Arial" w:eastAsia="Arial"/>
+                <w:rFonts w:ascii="Arial" w:hAnsi="Arial" w:eastAsia="Arial" w:cs="Tahoma"/>
+                <w:sz w:val="18"/>
+              </w:rPr>
+            </w:r>
+            <w:r>
+              <w:rPr>
+                <w:rFonts w:ascii="Arial" w:hAnsi="Arial" w:eastAsia="Arial" w:cs="Tahoma"/>
                 <w:sz w:val="18"/>
               </w:rPr>
               <w:t>99</w:t>
@@ -2262,13 +2379,13 @@
             </w:pPr>
             <w:r>
               <w:rPr>
-                <w:rFonts w:ascii="Arial" w:hAnsi="Arial" w:eastAsia="Arial"/>
-                <w:sz w:val="18"/>
-              </w:rPr>
-            </w:r>
-            <w:r>
-              <w:rPr>
-                <w:rFonts w:ascii="Arial" w:hAnsi="Arial" w:eastAsia="Arial"/>
+                <w:rFonts w:ascii="Arial" w:hAnsi="Arial" w:eastAsia="Arial" w:cs="Tahoma"/>
+                <w:sz w:val="18"/>
+              </w:rPr>
+            </w:r>
+            <w:r>
+              <w:rPr>
+                <w:rFonts w:ascii="Arial" w:hAnsi="Arial" w:eastAsia="Arial" w:cs="Tahoma"/>
                 <w:sz w:val="18"/>
               </w:rPr>
               <w:t>null</w:t>
@@ -2287,13 +2404,13 @@
             </w:pPr>
             <w:r>
               <w:rPr>
-                <w:rFonts w:ascii="Arial" w:hAnsi="Arial" w:eastAsia="Arial"/>
-                <w:sz w:val="18"/>
-              </w:rPr>
-            </w:r>
-            <w:r>
-              <w:rPr>
-                <w:rFonts w:ascii="Arial" w:hAnsi="Arial" w:eastAsia="Arial"/>
+                <w:rFonts w:ascii="Arial" w:hAnsi="Arial" w:eastAsia="Arial" w:cs="Tahoma"/>
+                <w:sz w:val="18"/>
+              </w:rPr>
+            </w:r>
+            <w:r>
+              <w:rPr>
+                <w:rFonts w:ascii="Arial" w:hAnsi="Arial" w:eastAsia="Arial" w:cs="Tahoma"/>
                 <w:sz w:val="18"/>
               </w:rPr>
               <w:t>close 06; complete instance</w:t>
@@ -2345,7 +2462,7 @@
             <w:r/>
             <w:r>
               <w:rPr>
-                <w:rFonts w:ascii="Arial" w:hAnsi="Arial" w:eastAsia="Arial"/>
+                <w:rFonts w:ascii="Arial" w:hAnsi="Arial" w:eastAsia="Arial" w:cs="Tahoma"/>
                 <w:b/>
                 <w:sz w:val="18"/>
               </w:rPr>
@@ -2367,7 +2484,7 @@
             <w:r/>
             <w:r>
               <w:rPr>
-                <w:rFonts w:ascii="Arial" w:hAnsi="Arial" w:eastAsia="Arial"/>
+                <w:rFonts w:ascii="Arial" w:hAnsi="Arial" w:eastAsia="Arial" w:cs="Tahoma"/>
                 <w:b/>
                 <w:sz w:val="18"/>
               </w:rPr>
@@ -2389,7 +2506,7 @@
             <w:r/>
             <w:r>
               <w:rPr>
-                <w:rFonts w:ascii="Arial" w:hAnsi="Arial" w:eastAsia="Arial"/>
+                <w:rFonts w:ascii="Arial" w:hAnsi="Arial" w:eastAsia="Arial" w:cs="Tahoma"/>
                 <w:b/>
                 <w:sz w:val="18"/>
               </w:rPr>
@@ -2411,7 +2528,7 @@
             <w:r/>
             <w:r>
               <w:rPr>
-                <w:rFonts w:ascii="Arial" w:hAnsi="Arial" w:eastAsia="Arial"/>
+                <w:rFonts w:ascii="Arial" w:hAnsi="Arial" w:eastAsia="Arial" w:cs="Tahoma"/>
                 <w:b/>
                 <w:sz w:val="18"/>
               </w:rPr>
@@ -2436,13 +2553,13 @@
             </w:pPr>
             <w:r>
               <w:rPr>
-                <w:rFonts w:ascii="Arial" w:hAnsi="Arial" w:eastAsia="Arial"/>
-                <w:sz w:val="18"/>
-              </w:rPr>
-            </w:r>
-            <w:r>
-              <w:rPr>
-                <w:rFonts w:ascii="Arial" w:hAnsi="Arial" w:eastAsia="Arial"/>
+                <w:rFonts w:ascii="Arial" w:hAnsi="Arial" w:eastAsia="Arial" w:cs="Tahoma"/>
+                <w:sz w:val="18"/>
+              </w:rPr>
+            </w:r>
+            <w:r>
+              <w:rPr>
+                <w:rFonts w:ascii="Arial" w:hAnsi="Arial" w:eastAsia="Arial" w:cs="Tahoma"/>
                 <w:sz w:val="18"/>
               </w:rPr>
               <w:t>statusCode</w:t>
@@ -2461,13 +2578,13 @@
             </w:pPr>
             <w:r>
               <w:rPr>
-                <w:rFonts w:ascii="Arial" w:hAnsi="Arial" w:eastAsia="Arial"/>
-                <w:sz w:val="18"/>
-              </w:rPr>
-            </w:r>
-            <w:r>
-              <w:rPr>
-                <w:rFonts w:ascii="Arial" w:hAnsi="Arial" w:eastAsia="Arial"/>
+                <w:rFonts w:ascii="Arial" w:hAnsi="Arial" w:eastAsia="Arial" w:cs="Tahoma"/>
+                <w:sz w:val="18"/>
+              </w:rPr>
+            </w:r>
+            <w:r>
+              <w:rPr>
+                <w:rFonts w:ascii="Arial" w:hAnsi="Arial" w:eastAsia="Arial" w:cs="Tahoma"/>
                 <w:sz w:val="18"/>
               </w:rPr>
               <w:t>enum 06|08|01|02|03|99</w:t>
@@ -2486,13 +2603,13 @@
             </w:pPr>
             <w:r>
               <w:rPr>
-                <w:rFonts w:ascii="Arial" w:hAnsi="Arial" w:eastAsia="Arial"/>
-                <w:sz w:val="18"/>
-              </w:rPr>
-            </w:r>
-            <w:r>
-              <w:rPr>
-                <w:rFonts w:ascii="Arial" w:hAnsi="Arial" w:eastAsia="Arial"/>
+                <w:rFonts w:ascii="Arial" w:hAnsi="Arial" w:eastAsia="Arial" w:cs="Tahoma"/>
+                <w:sz w:val="18"/>
+              </w:rPr>
+            </w:r>
+            <w:r>
+              <w:rPr>
+                <w:rFonts w:ascii="Arial" w:hAnsi="Arial" w:eastAsia="Arial" w:cs="Tahoma"/>
                 <w:sz w:val="18"/>
               </w:rPr>
               <w:t>Yes</w:t>
@@ -2511,13 +2628,13 @@
             </w:pPr>
             <w:r>
               <w:rPr>
-                <w:rFonts w:ascii="Arial" w:hAnsi="Arial" w:eastAsia="Arial"/>
-                <w:sz w:val="18"/>
-              </w:rPr>
-            </w:r>
-            <w:r>
-              <w:rPr>
-                <w:rFonts w:ascii="Arial" w:hAnsi="Arial" w:eastAsia="Arial"/>
+                <w:rFonts w:ascii="Arial" w:hAnsi="Arial" w:eastAsia="Arial" w:cs="Tahoma"/>
+                <w:sz w:val="18"/>
+              </w:rPr>
+            </w:r>
+            <w:r>
+              <w:rPr>
+                <w:rFonts w:ascii="Arial" w:hAnsi="Arial" w:eastAsia="Arial" w:cs="Tahoma"/>
                 <w:sz w:val="18"/>
               </w:rPr>
               <w:t>ค่าหลัง commit; 99 = เสร็จสิ้น</w:t>
@@ -2541,13 +2658,13 @@
             </w:pPr>
             <w:r>
               <w:rPr>
-                <w:rFonts w:ascii="Arial" w:hAnsi="Arial" w:eastAsia="Arial"/>
-                <w:sz w:val="18"/>
-              </w:rPr>
-            </w:r>
-            <w:r>
-              <w:rPr>
-                <w:rFonts w:ascii="Arial" w:hAnsi="Arial" w:eastAsia="Arial"/>
+                <w:rFonts w:ascii="Arial" w:hAnsi="Arial" w:eastAsia="Arial" w:cs="Tahoma"/>
+                <w:sz w:val="18"/>
+              </w:rPr>
+            </w:r>
+            <w:r>
+              <w:rPr>
+                <w:rFonts w:ascii="Arial" w:hAnsi="Arial" w:eastAsia="Arial" w:cs="Tahoma"/>
                 <w:sz w:val="18"/>
               </w:rPr>
               <w:t>nextSection</w:t>
@@ -2566,13 +2683,13 @@
             </w:pPr>
             <w:r>
               <w:rPr>
-                <w:rFonts w:ascii="Arial" w:hAnsi="Arial" w:eastAsia="Arial"/>
-                <w:sz w:val="18"/>
-              </w:rPr>
-            </w:r>
-            <w:r>
-              <w:rPr>
-                <w:rFonts w:ascii="Arial" w:hAnsi="Arial" w:eastAsia="Arial"/>
+                <w:rFonts w:ascii="Arial" w:hAnsi="Arial" w:eastAsia="Arial" w:cs="Tahoma"/>
+                <w:sz w:val="18"/>
+              </w:rPr>
+            </w:r>
+            <w:r>
+              <w:rPr>
+                <w:rFonts w:ascii="Arial" w:hAnsi="Arial" w:eastAsia="Arial" w:cs="Tahoma"/>
                 <w:sz w:val="18"/>
               </w:rPr>
               <w:t>enum 06|08|01|02|03 | null</w:t>
@@ -2591,13 +2708,13 @@
             </w:pPr>
             <w:r>
               <w:rPr>
-                <w:rFonts w:ascii="Arial" w:hAnsi="Arial" w:eastAsia="Arial"/>
-                <w:sz w:val="18"/>
-              </w:rPr>
-            </w:r>
-            <w:r>
-              <w:rPr>
-                <w:rFonts w:ascii="Arial" w:hAnsi="Arial" w:eastAsia="Arial"/>
+                <w:rFonts w:ascii="Arial" w:hAnsi="Arial" w:eastAsia="Arial" w:cs="Tahoma"/>
+                <w:sz w:val="18"/>
+              </w:rPr>
+            </w:r>
+            <w:r>
+              <w:rPr>
+                <w:rFonts w:ascii="Arial" w:hAnsi="Arial" w:eastAsia="Arial" w:cs="Tahoma"/>
                 <w:sz w:val="18"/>
               </w:rPr>
               <w:t>Yes</w:t>
@@ -2616,13 +2733,13 @@
             </w:pPr>
             <w:r>
               <w:rPr>
-                <w:rFonts w:ascii="Arial" w:hAnsi="Arial" w:eastAsia="Arial"/>
-                <w:sz w:val="18"/>
-              </w:rPr>
-            </w:r>
-            <w:r>
-              <w:rPr>
-                <w:rFonts w:ascii="Arial" w:hAnsi="Arial" w:eastAsia="Arial"/>
+                <w:rFonts w:ascii="Arial" w:hAnsi="Arial" w:eastAsia="Arial" w:cs="Tahoma"/>
+                <w:sz w:val="18"/>
+              </w:rPr>
+            </w:r>
+            <w:r>
+              <w:rPr>
+                <w:rFonts w:ascii="Arial" w:hAnsi="Arial" w:eastAsia="Arial" w:cs="Tahoma"/>
                 <w:sz w:val="18"/>
               </w:rPr>
               <w:t>null เมื่อ workflow จบ</w:t>
@@ -2646,13 +2763,13 @@
             </w:pPr>
             <w:r>
               <w:rPr>
-                <w:rFonts w:ascii="Arial" w:hAnsi="Arial" w:eastAsia="Arial"/>
-                <w:sz w:val="18"/>
-              </w:rPr>
-            </w:r>
-            <w:r>
-              <w:rPr>
-                <w:rFonts w:ascii="Arial" w:hAnsi="Arial" w:eastAsia="Arial"/>
+                <w:rFonts w:ascii="Arial" w:hAnsi="Arial" w:eastAsia="Arial" w:cs="Tahoma"/>
+                <w:sz w:val="18"/>
+              </w:rPr>
+            </w:r>
+            <w:r>
+              <w:rPr>
+                <w:rFonts w:ascii="Arial" w:hAnsi="Arial" w:eastAsia="Arial" w:cs="Tahoma"/>
                 <w:sz w:val="18"/>
               </w:rPr>
               <w:t>message</w:t>
@@ -2671,13 +2788,13 @@
             </w:pPr>
             <w:r>
               <w:rPr>
-                <w:rFonts w:ascii="Arial" w:hAnsi="Arial" w:eastAsia="Arial"/>
-                <w:sz w:val="18"/>
-              </w:rPr>
-            </w:r>
-            <w:r>
-              <w:rPr>
-                <w:rFonts w:ascii="Arial" w:hAnsi="Arial" w:eastAsia="Arial"/>
+                <w:rFonts w:ascii="Arial" w:hAnsi="Arial" w:eastAsia="Arial" w:cs="Tahoma"/>
+                <w:sz w:val="18"/>
+              </w:rPr>
+            </w:r>
+            <w:r>
+              <w:rPr>
+                <w:rFonts w:ascii="Arial" w:hAnsi="Arial" w:eastAsia="Arial" w:cs="Tahoma"/>
                 <w:sz w:val="18"/>
               </w:rPr>
               <w:t>string</w:t>
@@ -2696,13 +2813,13 @@
             </w:pPr>
             <w:r>
               <w:rPr>
-                <w:rFonts w:ascii="Arial" w:hAnsi="Arial" w:eastAsia="Arial"/>
-                <w:sz w:val="18"/>
-              </w:rPr>
-            </w:r>
-            <w:r>
-              <w:rPr>
-                <w:rFonts w:ascii="Arial" w:hAnsi="Arial" w:eastAsia="Arial"/>
+                <w:rFonts w:ascii="Arial" w:hAnsi="Arial" w:eastAsia="Arial" w:cs="Tahoma"/>
+                <w:sz w:val="18"/>
+              </w:rPr>
+            </w:r>
+            <w:r>
+              <w:rPr>
+                <w:rFonts w:ascii="Arial" w:hAnsi="Arial" w:eastAsia="Arial" w:cs="Tahoma"/>
                 <w:sz w:val="18"/>
               </w:rPr>
               <w:t>Yes</w:t>
@@ -2721,13 +2838,13 @@
             </w:pPr>
             <w:r>
               <w:rPr>
-                <w:rFonts w:ascii="Arial" w:hAnsi="Arial" w:eastAsia="Arial"/>
-                <w:sz w:val="18"/>
-              </w:rPr>
-            </w:r>
-            <w:r>
-              <w:rPr>
-                <w:rFonts w:ascii="Arial" w:hAnsi="Arial" w:eastAsia="Arial"/>
+                <w:rFonts w:ascii="Arial" w:hAnsi="Arial" w:eastAsia="Arial" w:cs="Tahoma"/>
+                <w:sz w:val="18"/>
+              </w:rPr>
+            </w:r>
+            <w:r>
+              <w:rPr>
+                <w:rFonts w:ascii="Arial" w:hAnsi="Arial" w:eastAsia="Arial" w:cs="Tahoma"/>
                 <w:sz w:val="18"/>
               </w:rPr>
               <w:t>ข้อความผล mutation สำหรับแสดงผู้ใช้</w:t>
@@ -2766,7 +2883,7 @@
       </w:r>
       <w:r>
         <w:rPr>
-          <w:rFonts w:ascii="Courier New" w:hAnsi="Courier New"/>
+          <w:color w:val="8A3324"/>
         </w:rPr>
         <w:t>SBPGI vs existing system หัวข้อ 4</w:t>
       </w:r>
@@ -2805,7 +2922,7 @@
             <w:r/>
             <w:r>
               <w:rPr>
-                <w:rFonts w:ascii="Arial" w:hAnsi="Arial" w:eastAsia="Arial"/>
+                <w:rFonts w:ascii="Arial" w:hAnsi="Arial" w:eastAsia="Arial" w:cs="Tahoma"/>
                 <w:b/>
                 <w:sz w:val="18"/>
               </w:rPr>
@@ -2827,7 +2944,7 @@
             <w:r/>
             <w:r>
               <w:rPr>
-                <w:rFonts w:ascii="Arial" w:hAnsi="Arial" w:eastAsia="Arial"/>
+                <w:rFonts w:ascii="Arial" w:hAnsi="Arial" w:eastAsia="Arial" w:cs="Tahoma"/>
                 <w:b/>
                 <w:sz w:val="18"/>
               </w:rPr>
@@ -2849,7 +2966,7 @@
             <w:r/>
             <w:r>
               <w:rPr>
-                <w:rFonts w:ascii="Arial" w:hAnsi="Arial" w:eastAsia="Arial"/>
+                <w:rFonts w:ascii="Arial" w:hAnsi="Arial" w:eastAsia="Arial" w:cs="Tahoma"/>
                 <w:b/>
                 <w:sz w:val="18"/>
               </w:rPr>
@@ -2871,7 +2988,7 @@
             <w:r/>
             <w:r>
               <w:rPr>
-                <w:rFonts w:ascii="Arial" w:hAnsi="Arial" w:eastAsia="Arial"/>
+                <w:rFonts w:ascii="Arial" w:hAnsi="Arial" w:eastAsia="Arial" w:cs="Tahoma"/>
                 <w:b/>
                 <w:sz w:val="18"/>
               </w:rPr>
@@ -2896,20 +3013,20 @@
             </w:pPr>
             <w:r>
               <w:rPr>
-                <w:rFonts w:ascii="Arial" w:hAnsi="Arial" w:eastAsia="Arial"/>
-                <w:sz w:val="18"/>
-              </w:rPr>
-            </w:r>
-            <w:r>
-              <w:rPr>
-                <w:rFonts w:ascii="Arial" w:hAnsi="Arial" w:eastAsia="Arial"/>
+                <w:rFonts w:ascii="Arial" w:hAnsi="Arial" w:eastAsia="Arial" w:cs="Tahoma"/>
+                <w:sz w:val="18"/>
+              </w:rPr>
+            </w:r>
+            <w:r>
+              <w:rPr>
+                <w:rFonts w:ascii="Arial" w:hAnsi="Arial" w:eastAsia="Arial" w:cs="Tahoma"/>
                 <w:sz w:val="18"/>
               </w:rPr>
               <w:t xml:space="preserve">DP-7 · แหล่งข้อมูลของ </w:t>
             </w:r>
             <w:r>
               <w:rPr>
-                <w:rFonts w:ascii="Courier New" w:hAnsi="Courier New" w:eastAsia="Arial"/>
+                <w:rFonts w:ascii="Courier New" w:hAnsi="Courier New" w:eastAsia="Courier New" w:cs="Tahoma"/>
                 <w:sz w:val="18"/>
               </w:rPr>
               <w:t>GET /documents/{docNo}/timeline</w:t>
@@ -2928,27 +3045,27 @@
             </w:pPr>
             <w:r>
               <w:rPr>
-                <w:rFonts w:ascii="Arial" w:hAnsi="Arial" w:eastAsia="Arial"/>
-                <w:sz w:val="18"/>
-              </w:rPr>
-            </w:r>
-            <w:r>
-              <w:rPr>
-                <w:rFonts w:ascii="Arial" w:hAnsi="Arial" w:eastAsia="Arial"/>
+                <w:rFonts w:ascii="Arial" w:hAnsi="Arial" w:eastAsia="Arial" w:cs="Tahoma"/>
+                <w:sz w:val="18"/>
+              </w:rPr>
+            </w:r>
+            <w:r>
+              <w:rPr>
+                <w:rFonts w:ascii="Arial" w:hAnsi="Arial" w:eastAsia="Arial" w:cs="Tahoma"/>
                 <w:sz w:val="18"/>
               </w:rPr>
               <w:t xml:space="preserve">อ่าน </w:t>
             </w:r>
             <w:r>
               <w:rPr>
-                <w:rFonts w:ascii="Courier New" w:hAnsi="Courier New" w:eastAsia="Arial"/>
+                <w:rFonts w:ascii="Courier New" w:hAnsi="Courier New" w:eastAsia="Courier New" w:cs="Tahoma"/>
                 <w:sz w:val="18"/>
               </w:rPr>
               <w:t>consideration_logs</w:t>
             </w:r>
             <w:r>
               <w:rPr>
-                <w:rFonts w:ascii="Arial" w:hAnsi="Arial" w:eastAsia="Arial"/>
+                <w:rFonts w:ascii="Arial" w:hAnsi="Arial" w:eastAsia="Arial" w:cs="Tahoma"/>
                 <w:sz w:val="18"/>
               </w:rPr>
               <w:t xml:space="preserve"> ของ SBPGI เป็น timeline เต็ม (สถานะปัจจุบันของแบบ)</w:t>
@@ -2967,55 +3084,55 @@
             </w:pPr>
             <w:r>
               <w:rPr>
-                <w:rFonts w:ascii="Arial" w:hAnsi="Arial" w:eastAsia="Arial"/>
-                <w:sz w:val="18"/>
-              </w:rPr>
-            </w:r>
-            <w:r>
-              <w:rPr>
-                <w:rFonts w:ascii="Arial" w:hAnsi="Arial" w:eastAsia="Arial"/>
+                <w:rFonts w:ascii="Arial" w:hAnsi="Arial" w:eastAsia="Arial" w:cs="Tahoma"/>
+                <w:sz w:val="18"/>
+              </w:rPr>
+            </w:r>
+            <w:r>
+              <w:rPr>
+                <w:rFonts w:ascii="Arial" w:hAnsi="Arial" w:eastAsia="Arial" w:cs="Tahoma"/>
                 <w:sz w:val="18"/>
               </w:rPr>
               <w:t xml:space="preserve">อ่าน </w:t>
             </w:r>
             <w:r>
               <w:rPr>
-                <w:rFonts w:ascii="Courier New" w:hAnsi="Courier New" w:eastAsia="Arial"/>
+                <w:rFonts w:ascii="Courier New" w:hAnsi="Courier New" w:eastAsia="Courier New" w:cs="Tahoma"/>
                 <w:sz w:val="18"/>
               </w:rPr>
               <w:t>getHistory()</w:t>
             </w:r>
             <w:r>
               <w:rPr>
-                <w:rFonts w:ascii="Arial" w:hAnsi="Arial" w:eastAsia="Arial"/>
+                <w:rFonts w:ascii="Arial" w:hAnsi="Arial" w:eastAsia="Arial" w:cs="Tahoma"/>
                 <w:sz w:val="18"/>
               </w:rPr>
               <w:t xml:space="preserve"> / </w:t>
             </w:r>
             <w:r>
               <w:rPr>
-                <w:rFonts w:ascii="Courier New" w:hAnsi="Courier New" w:eastAsia="Arial"/>
+                <w:rFonts w:ascii="Courier New" w:hAnsi="Courier New" w:eastAsia="Courier New" w:cs="Tahoma"/>
                 <w:sz w:val="18"/>
               </w:rPr>
               <w:t>sps_store.workflow_history</w:t>
             </w:r>
             <w:r>
               <w:rPr>
-                <w:rFonts w:ascii="Arial" w:hAnsi="Arial" w:eastAsia="Arial"/>
+                <w:rFonts w:ascii="Arial" w:hAnsi="Arial" w:eastAsia="Arial" w:cs="Tahoma"/>
                 <w:sz w:val="18"/>
               </w:rPr>
               <w:t xml:space="preserve"> ของ engine แล้ว join </w:t>
             </w:r>
             <w:r>
               <w:rPr>
-                <w:rFonts w:ascii="Courier New" w:hAnsi="Courier New" w:eastAsia="Arial"/>
+                <w:rFonts w:ascii="Courier New" w:hAnsi="Courier New" w:eastAsia="Courier New" w:cs="Tahoma"/>
                 <w:sz w:val="18"/>
               </w:rPr>
               <w:t>consideration_logs</w:t>
             </w:r>
             <w:r>
               <w:rPr>
-                <w:rFonts w:ascii="Arial" w:hAnsi="Arial" w:eastAsia="Arial"/>
+                <w:rFonts w:ascii="Arial" w:hAnsi="Arial" w:eastAsia="Arial" w:cs="Tahoma"/>
                 <w:sz w:val="18"/>
               </w:rPr>
               <w:t xml:space="preserve"> เป็นตารางส่วนขยาย (decision code · ไฟล์แนบ · ความเห็น ซึ่ง engine ไม่มี)</w:t>
@@ -3034,27 +3151,27 @@
             </w:pPr>
             <w:r>
               <w:rPr>
-                <w:rFonts w:ascii="Arial" w:hAnsi="Arial" w:eastAsia="Arial"/>
-                <w:sz w:val="18"/>
-              </w:rPr>
-            </w:r>
-            <w:r>
-              <w:rPr>
-                <w:rFonts w:ascii="Arial" w:hAnsi="Arial" w:eastAsia="Arial"/>
+                <w:rFonts w:ascii="Arial" w:hAnsi="Arial" w:eastAsia="Arial" w:cs="Tahoma"/>
+                <w:sz w:val="18"/>
+              </w:rPr>
+            </w:r>
+            <w:r>
+              <w:rPr>
+                <w:rFonts w:ascii="Arial" w:hAnsi="Arial" w:eastAsia="Arial" w:cs="Tahoma"/>
                 <w:sz w:val="18"/>
               </w:rPr>
               <w:t xml:space="preserve">ยังไม่ตัดสิน · กระทบทั้ง DDL ของ </w:t>
             </w:r>
             <w:r>
               <w:rPr>
-                <w:rFonts w:ascii="Courier New" w:hAnsi="Courier New" w:eastAsia="Arial"/>
+                <w:rFonts w:ascii="Courier New" w:hAnsi="Courier New" w:eastAsia="Courier New" w:cs="Tahoma"/>
                 <w:sz w:val="18"/>
               </w:rPr>
               <w:t>consideration_logs</w:t>
             </w:r>
             <w:r>
               <w:rPr>
-                <w:rFonts w:ascii="Arial" w:hAnsi="Arial" w:eastAsia="Arial"/>
+                <w:rFonts w:ascii="Arial" w:hAnsi="Arial" w:eastAsia="Arial" w:cs="Tahoma"/>
                 <w:sz w:val="18"/>
               </w:rPr>
               <w:t xml:space="preserve"> และรูปแบบ response</w:t>
@@ -3078,27 +3195,27 @@
             </w:pPr>
             <w:r>
               <w:rPr>
-                <w:rFonts w:ascii="Arial" w:hAnsi="Arial" w:eastAsia="Arial"/>
-                <w:sz w:val="18"/>
-              </w:rPr>
-            </w:r>
-            <w:r>
-              <w:rPr>
-                <w:rFonts w:ascii="Arial" w:hAnsi="Arial" w:eastAsia="Arial"/>
+                <w:rFonts w:ascii="Arial" w:hAnsi="Arial" w:eastAsia="Arial" w:cs="Tahoma"/>
+                <w:sz w:val="18"/>
+              </w:rPr>
+            </w:r>
+            <w:r>
+              <w:rPr>
+                <w:rFonts w:ascii="Arial" w:hAnsi="Arial" w:eastAsia="Arial" w:cs="Tahoma"/>
                 <w:sz w:val="18"/>
               </w:rPr>
               <w:t xml:space="preserve">DP-1 · </w:t>
             </w:r>
             <w:r>
               <w:rPr>
-                <w:rFonts w:ascii="Courier New" w:hAnsi="Courier New" w:eastAsia="Arial"/>
+                <w:rFonts w:ascii="Courier New" w:hAnsi="Courier New" w:eastAsia="Courier New" w:cs="Tahoma"/>
                 <w:sz w:val="18"/>
               </w:rPr>
               <w:t>referenceId</w:t>
             </w:r>
             <w:r>
               <w:rPr>
-                <w:rFonts w:ascii="Arial" w:hAnsi="Arial" w:eastAsia="Arial"/>
+                <w:rFonts w:ascii="Arial" w:hAnsi="Arial" w:eastAsia="Arial" w:cs="Tahoma"/>
                 <w:sz w:val="18"/>
               </w:rPr>
               <w:t xml:space="preserve"> ที่ส่งเข้า engine</w:t>
@@ -3117,17 +3234,24 @@
             </w:pPr>
             <w:r>
               <w:rPr>
-                <w:rFonts w:ascii="Arial" w:hAnsi="Arial" w:eastAsia="Arial"/>
-                <w:sz w:val="18"/>
-              </w:rPr>
-            </w:r>
-            <w:r>
-              <w:rPr>
-                <w:rFonts w:ascii="Courier New" w:hAnsi="Courier New" w:eastAsia="Arial"/>
+                <w:rFonts w:ascii="Arial" w:hAnsi="Arial" w:eastAsia="Arial" w:cs="Tahoma"/>
+                <w:sz w:val="18"/>
+              </w:rPr>
+            </w:r>
+            <w:r>
+              <w:rPr>
+                <w:rFonts w:ascii="Courier New" w:hAnsi="Courier New" w:eastAsia="Courier New" w:cs="Tahoma"/>
                 <w:sz w:val="18"/>
               </w:rPr>
               <w:t>doc_no</w:t>
             </w:r>
+            <w:r>
+              <w:rPr>
+                <w:rFonts w:ascii="Arial" w:hAnsi="Arial" w:eastAsia="Arial" w:cs="Tahoma"/>
+                <w:sz w:val="18"/>
+              </w:rPr>
+              <w:t xml:space="preserve"> — ตกไป</w:t>
+            </w:r>
           </w:p>
         </w:tc>
         <w:tc>
@@ -3142,16 +3266,52 @@
             </w:pPr>
             <w:r>
               <w:rPr>
-                <w:rFonts w:ascii="Arial" w:hAnsi="Arial" w:eastAsia="Arial"/>
-                <w:sz w:val="18"/>
-              </w:rPr>
-            </w:r>
-            <w:r>
-              <w:rPr>
-                <w:rFonts w:ascii="Arial" w:hAnsi="Arial" w:eastAsia="Arial"/>
-                <w:sz w:val="18"/>
-              </w:rPr>
-              <w:t>surrogate id (แบบที่ cooperation-request / inform-evaluate ทำจริงทุกจุด)</w:t>
+                <w:rFonts w:ascii="Arial" w:hAnsi="Arial" w:eastAsia="Arial" w:cs="Tahoma"/>
+                <w:sz w:val="18"/>
+              </w:rPr>
+            </w:r>
+            <w:r>
+              <w:rPr>
+                <w:rFonts w:ascii="Arial" w:hAnsi="Arial" w:eastAsia="Arial" w:cs="Tahoma"/>
+                <w:b/>
+                <w:sz w:val="18"/>
+              </w:rPr>
+              <w:t>เลือก surrogate id</w:t>
+            </w:r>
+            <w:r>
+              <w:rPr>
+                <w:rFonts w:ascii="Arial" w:hAnsi="Arial" w:eastAsia="Arial" w:cs="Tahoma"/>
+                <w:sz w:val="18"/>
+              </w:rPr>
+              <w:t xml:space="preserve"> (</w:t>
+            </w:r>
+            <w:r>
+              <w:rPr>
+                <w:rFonts w:ascii="Courier New" w:hAnsi="Courier New" w:eastAsia="Courier New" w:cs="Tahoma"/>
+                <w:sz w:val="18"/>
+              </w:rPr>
+              <w:t>compensation_documents.id</w:t>
+            </w:r>
+            <w:r>
+              <w:rPr>
+                <w:rFonts w:ascii="Arial" w:hAnsi="Arial" w:eastAsia="Arial" w:cs="Tahoma"/>
+                <w:sz w:val="18"/>
+              </w:rPr>
+              <w:t xml:space="preserve"> · ส่งเป็น string เพราะ </w:t>
+            </w:r>
+            <w:r>
+              <w:rPr>
+                <w:rFonts w:ascii="Courier New" w:hAnsi="Courier New" w:eastAsia="Courier New" w:cs="Tahoma"/>
+                <w:sz w:val="18"/>
+              </w:rPr>
+              <w:t>reference_id</w:t>
+            </w:r>
+            <w:r>
+              <w:rPr>
+                <w:rFonts w:ascii="Arial" w:hAnsi="Arial" w:eastAsia="Arial" w:cs="Tahoma"/>
+                <w:sz w:val="18"/>
+              </w:rPr>
+              <w:t xml:space="preserve"> เป็น varchar(255)) แบบที่ cooperation-request / inform-evaluate ทำจริงทุกจุด</w:t>
             </w:r>
           </w:p>
         </w:tc>
@@ -3167,16 +3327,16 @@
             </w:pPr>
             <w:r>
               <w:rPr>
-                <w:rFonts w:ascii="Arial" w:hAnsi="Arial" w:eastAsia="Arial"/>
-                <w:sz w:val="18"/>
-              </w:rPr>
-            </w:r>
-            <w:r>
-              <w:rPr>
-                <w:rFonts w:ascii="Arial" w:hAnsi="Arial" w:eastAsia="Arial"/>
-                <w:sz w:val="18"/>
-              </w:rPr>
-              <w:t>ยังไม่ตัดสิน 🔴</w:t>
+                <w:rFonts w:ascii="Arial" w:hAnsi="Arial" w:eastAsia="Arial" w:cs="Tahoma"/>
+                <w:sz w:val="18"/>
+              </w:rPr>
+            </w:r>
+            <w:r>
+              <w:rPr>
+                <w:rFonts w:ascii="Arial" w:hAnsi="Arial" w:eastAsia="Arial" w:cs="Tahoma"/>
+                <w:sz w:val="18"/>
+              </w:rPr>
+              <w:t>✅ ปิดแล้ว 2026-08-17 — ยืนยันตามระบบเดิม</w:t>
             </w:r>
           </w:p>
         </w:tc>
@@ -3197,27 +3357,27 @@
             </w:pPr>
             <w:r>
               <w:rPr>
-                <w:rFonts w:ascii="Arial" w:hAnsi="Arial" w:eastAsia="Arial"/>
-                <w:sz w:val="18"/>
-              </w:rPr>
-            </w:r>
-            <w:r>
-              <w:rPr>
-                <w:rFonts w:ascii="Arial" w:hAnsi="Arial" w:eastAsia="Arial"/>
+                <w:rFonts w:ascii="Arial" w:hAnsi="Arial" w:eastAsia="Arial" w:cs="Tahoma"/>
+                <w:sz w:val="18"/>
+              </w:rPr>
+            </w:r>
+            <w:r>
+              <w:rPr>
+                <w:rFonts w:ascii="Arial" w:hAnsi="Arial" w:eastAsia="Arial" w:cs="Tahoma"/>
                 <w:sz w:val="18"/>
               </w:rPr>
               <w:t xml:space="preserve">DP-2 · </w:t>
             </w:r>
             <w:r>
               <w:rPr>
-                <w:rFonts w:ascii="Courier New" w:hAnsi="Courier New" w:eastAsia="Arial"/>
+                <w:rFonts w:ascii="Courier New" w:hAnsi="Courier New" w:eastAsia="Courier New" w:cs="Tahoma"/>
                 <w:sz w:val="18"/>
               </w:rPr>
               <w:t>sps_store.workflow_transaction</w:t>
             </w:r>
             <w:r>
               <w:rPr>
-                <w:rFonts w:ascii="Arial" w:hAnsi="Arial" w:eastAsia="Arial"/>
+                <w:rFonts w:ascii="Arial" w:hAnsi="Arial" w:eastAsia="Arial" w:cs="Tahoma"/>
                 <w:sz w:val="18"/>
               </w:rPr>
               <w:t xml:space="preserve"> ไม่มี PK/index</w:t>
@@ -3236,13 +3396,13 @@
             </w:pPr>
             <w:r>
               <w:rPr>
-                <w:rFonts w:ascii="Arial" w:hAnsi="Arial" w:eastAsia="Arial"/>
-                <w:sz w:val="18"/>
-              </w:rPr>
-            </w:r>
-            <w:r>
-              <w:rPr>
-                <w:rFonts w:ascii="Arial" w:hAnsi="Arial" w:eastAsia="Arial"/>
+                <w:rFonts w:ascii="Arial" w:hAnsi="Arial" w:eastAsia="Arial" w:cs="Tahoma"/>
+                <w:sz w:val="18"/>
+              </w:rPr>
+            </w:r>
+            <w:r>
+              <w:rPr>
+                <w:rFonts w:ascii="Arial" w:hAnsi="Arial" w:eastAsia="Arial" w:cs="Tahoma"/>
                 <w:sz w:val="18"/>
               </w:rPr>
               <w:t>ขอ sign-off ให้ทีมเจ้าของ library เพิ่ม PK + UNIQUE + index</w:t>
@@ -3261,13 +3421,13 @@
             </w:pPr>
             <w:r>
               <w:rPr>
-                <w:rFonts w:ascii="Arial" w:hAnsi="Arial" w:eastAsia="Arial"/>
-                <w:sz w:val="18"/>
-              </w:rPr>
-            </w:r>
-            <w:r>
-              <w:rPr>
-                <w:rFonts w:ascii="Arial" w:hAnsi="Arial" w:eastAsia="Arial"/>
+                <w:rFonts w:ascii="Arial" w:hAnsi="Arial" w:eastAsia="Arial" w:cs="Tahoma"/>
+                <w:sz w:val="18"/>
+              </w:rPr>
+            </w:r>
+            <w:r>
+              <w:rPr>
+                <w:rFonts w:ascii="Arial" w:hAnsi="Arial" w:eastAsia="Arial" w:cs="Tahoma"/>
                 <w:sz w:val="18"/>
               </w:rPr>
               <w:t>กันซ้ำและทำ index ที่ฝั่ง SBPGI</w:t>
@@ -3286,13 +3446,13 @@
             </w:pPr>
             <w:r>
               <w:rPr>
-                <w:rFonts w:ascii="Arial" w:hAnsi="Arial" w:eastAsia="Arial"/>
-                <w:sz w:val="18"/>
-              </w:rPr>
-            </w:r>
-            <w:r>
-              <w:rPr>
-                <w:rFonts w:ascii="Arial" w:hAnsi="Arial" w:eastAsia="Arial"/>
+                <w:rFonts w:ascii="Arial" w:hAnsi="Arial" w:eastAsia="Arial" w:cs="Tahoma"/>
+                <w:sz w:val="18"/>
+              </w:rPr>
+            </w:r>
+            <w:r>
+              <w:rPr>
+                <w:rFonts w:ascii="Arial" w:hAnsi="Arial" w:eastAsia="Arial" w:cs="Tahoma"/>
                 <w:sz w:val="18"/>
               </w:rPr>
               <w:t>ยังไม่ตัดสิน 🔴 · ทุก action ต้อง seq-scan 19,283 แถว</w:t>
@@ -3316,39 +3476,188 @@
             </w:pPr>
             <w:r>
               <w:rPr>
-                <w:rFonts w:ascii="Arial" w:hAnsi="Arial" w:eastAsia="Arial"/>
-                <w:sz w:val="18"/>
-              </w:rPr>
-            </w:r>
-            <w:r>
-              <w:rPr>
-                <w:rFonts w:ascii="Arial" w:hAnsi="Arial" w:eastAsia="Arial"/>
-                <w:sz w:val="18"/>
-              </w:rPr>
-              <w:t xml:space="preserve">DP-5 ✅ ปิดแล้ว 2026-08-11 — </w:t>
-            </w:r>
-            <w:r>
-              <w:rPr>
-                <w:rFonts w:ascii="Arial" w:hAnsi="Arial" w:eastAsia="Arial"/>
+                <w:rFonts w:ascii="Arial" w:hAnsi="Arial" w:eastAsia="Arial" w:cs="Tahoma"/>
+                <w:sz w:val="18"/>
+              </w:rPr>
+            </w:r>
+            <w:r>
+              <w:rPr>
+                <w:rFonts w:ascii="Arial" w:hAnsi="Arial" w:eastAsia="Arial" w:cs="Tahoma"/>
+                <w:sz w:val="18"/>
+              </w:rPr>
+              <w:t xml:space="preserve">DP-5 ✅ ปิดแล้ว (แก้มติ 2026-08-14) — </w:t>
+            </w:r>
+            <w:r>
+              <w:rPr>
+                <w:rFonts w:ascii="Arial" w:hAnsi="Arial" w:eastAsia="Arial" w:cs="Tahoma"/>
                 <w:b/>
                 <w:sz w:val="18"/>
               </w:rPr>
-              <w:t>engine ส่งเอง</w:t>
-            </w:r>
-            <w:r>
-              <w:rPr>
-                <w:rFonts w:ascii="Arial" w:hAnsi="Arial" w:eastAsia="Arial"/>
-                <w:sz w:val="18"/>
-              </w:rPr>
-              <w:t xml:space="preserve"> ผ่าน </w:t>
-            </w:r>
-            <w:r>
-              <w:rPr>
-                <w:rFonts w:ascii="Courier New" w:hAnsi="Courier New" w:eastAsia="Arial"/>
+              <w:t>workflow ให้เลข template · SBPGI เรียก lib ส่งเอง</w:t>
+            </w:r>
+          </w:p>
+        </w:tc>
+        <w:tc>
+          <w:tcPr>
+            <w:tcW w:type="dxa" w:w="2520"/>
+            <w:vAlign w:val="center"/>
+          </w:tcPr>
+          <w:p>
+            <w:pPr>
+              <w:keepLines/>
+              <w:spacing w:after="0"/>
+            </w:pPr>
+            <w:r>
+              <w:rPr>
+                <w:rFonts w:ascii="Arial" w:hAnsi="Arial" w:eastAsia="Arial" w:cs="Tahoma"/>
+                <w:sz w:val="18"/>
+              </w:rPr>
+            </w:r>
+            <w:r>
+              <w:rPr>
+                <w:rFonts w:ascii="Courier New" w:hAnsi="Courier New" w:eastAsia="Courier New" w:cs="Tahoma"/>
+                <w:sz w:val="18"/>
+              </w:rPr>
+              <w:t>SBP/TSM-SRM-LLDD SBP EMAIL1.0.xlsx</w:t>
+            </w:r>
+            <w:r>
+              <w:rPr>
+                <w:rFonts w:ascii="Arial" w:hAnsi="Arial" w:eastAsia="Arial" w:cs="Tahoma"/>
+                <w:sz w:val="18"/>
+              </w:rPr>
+              <w:t xml:space="preserve"> — lib เสร็จแล้ว รับ </w:t>
+            </w:r>
+            <w:r>
+              <w:rPr>
+                <w:rFonts w:ascii="Courier New" w:hAnsi="Courier New" w:eastAsia="Courier New" w:cs="Tahoma"/>
+                <w:sz w:val="18"/>
+              </w:rPr>
+              <w:t>{emailId, mailTo, mailCc, param, fileAttach, userId}</w:t>
+            </w:r>
+            <w:r>
+              <w:rPr>
+                <w:rFonts w:ascii="Arial" w:hAnsi="Arial" w:eastAsia="Arial" w:cs="Tahoma"/>
+                <w:sz w:val="18"/>
+              </w:rPr>
+              <w:t xml:space="preserve"> · input ของ </w:t>
+            </w:r>
+            <w:r>
+              <w:rPr>
+                <w:rFonts w:ascii="Courier New" w:hAnsi="Courier New" w:eastAsia="Courier New" w:cs="Tahoma"/>
+                <w:sz w:val="18"/>
+              </w:rPr>
+              <w:t>triggerEvent</w:t>
+            </w:r>
+            <w:r>
+              <w:rPr>
+                <w:rFonts w:ascii="Arial" w:hAnsi="Arial" w:eastAsia="Arial" w:cs="Tahoma"/>
+                <w:sz w:val="18"/>
+              </w:rPr>
+              <w:t xml:space="preserve"> ไม่มี </w:t>
+            </w:r>
+            <w:r>
+              <w:rPr>
+                <w:rFonts w:ascii="Courier New" w:hAnsi="Courier New" w:eastAsia="Courier New" w:cs="Tahoma"/>
+                <w:sz w:val="18"/>
+              </w:rPr>
+              <w:t>mailTo</w:t>
+            </w:r>
+            <w:r>
+              <w:rPr>
+                <w:rFonts w:ascii="Arial" w:hAnsi="Arial" w:eastAsia="Arial" w:cs="Tahoma"/>
+                <w:sz w:val="18"/>
+              </w:rPr>
+              <w:t>/</w:t>
+            </w:r>
+            <w:r>
+              <w:rPr>
+                <w:rFonts w:ascii="Courier New" w:hAnsi="Courier New" w:eastAsia="Courier New" w:cs="Tahoma"/>
+                <w:sz w:val="18"/>
+              </w:rPr>
+              <w:t>param</w:t>
+            </w:r>
+            <w:r>
+              <w:rPr>
+                <w:rFonts w:ascii="Arial" w:hAnsi="Arial" w:eastAsia="Arial" w:cs="Tahoma"/>
+                <w:sz w:val="18"/>
+              </w:rPr>
+              <w:t xml:space="preserve"> engine จึงเรียกแทนไม่ได้ · บรรทัด 'เรียก function ส่งเมล์จาก lib .....' ยังเป็น placeholder</w:t>
+            </w:r>
+          </w:p>
+        </w:tc>
+        <w:tc>
+          <w:tcPr>
+            <w:tcW w:type="dxa" w:w="2520"/>
+            <w:vAlign w:val="center"/>
+          </w:tcPr>
+          <w:p>
+            <w:pPr>
+              <w:keepLines/>
+              <w:spacing w:after="0"/>
+            </w:pPr>
+            <w:r>
+              <w:rPr>
+                <w:rFonts w:ascii="Arial" w:hAnsi="Arial" w:eastAsia="Arial" w:cs="Tahoma"/>
+                <w:sz w:val="18"/>
+              </w:rPr>
+            </w:r>
+            <w:r>
+              <w:rPr>
+                <w:rFonts w:ascii="Arial" w:hAnsi="Arial" w:eastAsia="Arial" w:cs="Tahoma"/>
+                <w:sz w:val="18"/>
+              </w:rPr>
+              <w:t xml:space="preserve">SBPGI อ่าน </w:t>
+            </w:r>
+            <w:r>
+              <w:rPr>
+                <w:rFonts w:ascii="Courier New" w:hAnsi="Courier New" w:eastAsia="Courier New" w:cs="Tahoma"/>
                 <w:sz w:val="18"/>
               </w:rPr>
               <w:t>workflow_route.email_id</w:t>
             </w:r>
+            <w:r>
+              <w:rPr>
+                <w:rFonts w:ascii="Arial" w:hAnsi="Arial" w:eastAsia="Arial" w:cs="Tahoma"/>
+                <w:sz w:val="18"/>
+              </w:rPr>
+              <w:t xml:space="preserve"> → เรียก </w:t>
+            </w:r>
+            <w:r>
+              <w:rPr>
+                <w:rFonts w:ascii="Courier New" w:hAnsi="Courier New" w:eastAsia="Courier New" w:cs="Tahoma"/>
+                <w:sz w:val="18"/>
+              </w:rPr>
+              <w:t>sendEmail()</w:t>
+            </w:r>
+            <w:r>
+              <w:rPr>
+                <w:rFonts w:ascii="Arial" w:hAnsi="Arial" w:eastAsia="Arial" w:cs="Tahoma"/>
+                <w:sz w:val="18"/>
+              </w:rPr>
+              <w:t xml:space="preserve"> </w:t>
+            </w:r>
+            <w:r>
+              <w:rPr>
+                <w:rFonts w:ascii="Arial" w:hAnsi="Arial" w:eastAsia="Arial" w:cs="Tahoma"/>
+                <w:b/>
+                <w:sz w:val="18"/>
+              </w:rPr>
+              <w:t>นอก transaction</w:t>
+            </w:r>
+            <w:r>
+              <w:rPr>
+                <w:rFonts w:ascii="Arial" w:hAnsi="Arial" w:eastAsia="Arial" w:cs="Tahoma"/>
+                <w:sz w:val="18"/>
+              </w:rPr>
+              <w:t xml:space="preserve"> · ไม่มีตาราง </w:t>
+            </w:r>
+            <w:r>
+              <w:rPr>
+                <w:rFonts w:ascii="Courier New" w:hAnsi="Courier New" w:eastAsia="Courier New" w:cs="Tahoma"/>
+                <w:sz w:val="18"/>
+              </w:rPr>
+              <w:t>status_email_rules</w:t>
+            </w:r>
           </w:p>
         </w:tc>
         <w:tc>
@@ -3363,63 +3672,13 @@
             </w:pPr>
             <w:r>
               <w:rPr>
-                <w:rFonts w:ascii="Arial" w:hAnsi="Arial" w:eastAsia="Arial"/>
-                <w:sz w:val="18"/>
-              </w:rPr>
-            </w:r>
-            <w:r>
-              <w:rPr>
-                <w:rFonts w:ascii="Arial" w:hAnsi="Arial" w:eastAsia="Arial"/>
-                <w:sz w:val="18"/>
-              </w:rPr>
-              <w:t>LLDD ของ engine ชีต 2 ระบุว่าเรียก function ส่งเมลจาก lib · ระบบเดิมมี email_template 85 แถว + email_sent 5,214 แถวครบวงจร</w:t>
-            </w:r>
-          </w:p>
-        </w:tc>
-        <w:tc>
-          <w:tcPr>
-            <w:tcW w:type="dxa" w:w="2520"/>
-            <w:vAlign w:val="center"/>
-          </w:tcPr>
-          <w:p>
-            <w:pPr>
-              <w:keepLines/>
-              <w:spacing w:after="0"/>
-            </w:pPr>
-            <w:r>
-              <w:rPr>
-                <w:rFonts w:ascii="Arial" w:hAnsi="Arial" w:eastAsia="Arial"/>
-                <w:sz w:val="18"/>
-              </w:rPr>
-            </w:r>
-            <w:r>
-              <w:rPr>
-                <w:rFonts w:ascii="Arial" w:hAnsi="Arial" w:eastAsia="Arial"/>
-                <w:sz w:val="18"/>
-              </w:rPr>
-              <w:t>SBPGI ไม่ส่งเอง · ไม่มี Notification Service · ตัดตาราง status_email_rules</w:t>
-            </w:r>
-          </w:p>
-        </w:tc>
-        <w:tc>
-          <w:tcPr>
-            <w:tcW w:type="dxa" w:w="2520"/>
-            <w:vAlign w:val="center"/>
-          </w:tcPr>
-          <w:p>
-            <w:pPr>
-              <w:keepLines/>
-              <w:spacing w:after="0"/>
-            </w:pPr>
-            <w:r>
-              <w:rPr>
-                <w:rFonts w:ascii="Arial" w:hAnsi="Arial" w:eastAsia="Arial"/>
-                <w:sz w:val="18"/>
-              </w:rPr>
-            </w:r>
-            <w:r>
-              <w:rPr>
-                <w:rFonts w:ascii="Arial" w:hAnsi="Arial" w:eastAsia="Arial"/>
+                <w:rFonts w:ascii="Arial" w:hAnsi="Arial" w:eastAsia="Arial" w:cs="Tahoma"/>
+                <w:sz w:val="18"/>
+              </w:rPr>
+            </w:r>
+            <w:r>
+              <w:rPr>
+                <w:rFonts w:ascii="Arial" w:hAnsi="Arial" w:eastAsia="Arial" w:cs="Tahoma"/>
                 <w:sz w:val="18"/>
               </w:rPr>
               <w:t>ปิดแล้ว</w:t>
@@ -3431,13 +3690,13 @@
     <w:p/>
     <w:p>
       <w:pPr>
-        <w:pStyle w:val="Heading1"/>
+        <w:pStyle w:val="Heading2"/>
         <w:keepNext/>
         <w:keepLines/>
         <w:pageBreakBefore w:val="0"/>
       </w:pPr>
       <w:r>
-        <w:t>5.1 Input / Progress / Output Contract</w:t>
+        <w:t>5.9 Input / Progress / Output Contract</w:t>
       </w:r>
     </w:p>
     <w:tbl>
@@ -3469,7 +3728,7 @@
             <w:r/>
             <w:r>
               <w:rPr>
-                <w:rFonts w:ascii="Arial" w:hAnsi="Arial" w:eastAsia="Arial"/>
+                <w:rFonts w:ascii="Arial" w:hAnsi="Arial" w:eastAsia="Arial" w:cs="Tahoma"/>
                 <w:b/>
                 <w:sz w:val="18"/>
               </w:rPr>
@@ -3491,7 +3750,7 @@
             <w:r/>
             <w:r>
               <w:rPr>
-                <w:rFonts w:ascii="Arial" w:hAnsi="Arial" w:eastAsia="Arial"/>
+                <w:rFonts w:ascii="Arial" w:hAnsi="Arial" w:eastAsia="Arial" w:cs="Tahoma"/>
                 <w:b/>
                 <w:sz w:val="18"/>
               </w:rPr>
@@ -3516,13 +3775,13 @@
             </w:pPr>
             <w:r>
               <w:rPr>
-                <w:rFonts w:ascii="Arial" w:hAnsi="Arial" w:eastAsia="Arial"/>
-                <w:sz w:val="18"/>
-              </w:rPr>
-            </w:r>
-            <w:r>
-              <w:rPr>
-                <w:rFonts w:ascii="Arial" w:hAnsi="Arial" w:eastAsia="Arial"/>
+                <w:rFonts w:ascii="Arial" w:hAnsi="Arial" w:eastAsia="Arial" w:cs="Tahoma"/>
+                <w:sz w:val="18"/>
+              </w:rPr>
+            </w:r>
+            <w:r>
+              <w:rPr>
+                <w:rFonts w:ascii="Arial" w:hAnsi="Arial" w:eastAsia="Arial" w:cs="Tahoma"/>
                 <w:sz w:val="18"/>
               </w:rPr>
               <w:t>Input</w:t>
@@ -3541,13 +3800,13 @@
             </w:pPr>
             <w:r>
               <w:rPr>
-                <w:rFonts w:ascii="Arial" w:hAnsi="Arial" w:eastAsia="Arial"/>
-                <w:sz w:val="18"/>
-              </w:rPr>
-            </w:r>
-            <w:r>
-              <w:rPr>
-                <w:rFonts w:ascii="Arial" w:hAnsi="Arial" w:eastAsia="Arial"/>
+                <w:rFonts w:ascii="Arial" w:hAnsi="Arial" w:eastAsia="Arial" w:cs="Tahoma"/>
+                <w:sz w:val="18"/>
+              </w:rPr>
+            </w:r>
+            <w:r>
+              <w:rPr>
+                <w:rFonts w:ascii="Arial" w:hAnsi="Arial" w:eastAsia="Arial" w:cs="Tahoma"/>
                 <w:sz w:val="18"/>
               </w:rPr>
               <w:t>POST /api/v1/documents/{docNo}/actions; GET /api/v1/documents/{docNo}/timeline</w:t>
@@ -3571,13 +3830,13 @@
             </w:pPr>
             <w:r>
               <w:rPr>
-                <w:rFonts w:ascii="Arial" w:hAnsi="Arial" w:eastAsia="Arial"/>
-                <w:sz w:val="18"/>
-              </w:rPr>
-            </w:r>
-            <w:r>
-              <w:rPr>
-                <w:rFonts w:ascii="Arial" w:hAnsi="Arial" w:eastAsia="Arial"/>
+                <w:rFonts w:ascii="Arial" w:hAnsi="Arial" w:eastAsia="Arial" w:cs="Tahoma"/>
+                <w:sz w:val="18"/>
+              </w:rPr>
+            </w:r>
+            <w:r>
+              <w:rPr>
+                <w:rFonts w:ascii="Arial" w:hAnsi="Arial" w:eastAsia="Arial" w:cs="Tahoma"/>
                 <w:sz w:val="18"/>
               </w:rPr>
               <w:t>Progress</w:t>
@@ -3596,13 +3855,13 @@
             </w:pPr>
             <w:r>
               <w:rPr>
-                <w:rFonts w:ascii="Arial" w:hAnsi="Arial" w:eastAsia="Arial"/>
-                <w:sz w:val="18"/>
-              </w:rPr>
-            </w:r>
-            <w:r>
-              <w:rPr>
-                <w:rFonts w:ascii="Arial" w:hAnsi="Arial" w:eastAsia="Arial"/>
+                <w:rFonts w:ascii="Arial" w:hAnsi="Arial" w:eastAsia="Arial" w:cs="Tahoma"/>
+                <w:sz w:val="18"/>
+              </w:rPr>
+            </w:r>
+            <w:r>
+              <w:rPr>
+                <w:rFonts w:ascii="Arial" w:hAnsi="Arial" w:eastAsia="Arial" w:cs="Tahoma"/>
                 <w:sz w:val="18"/>
               </w:rPr>
               <w:t>Lock current action task; Validate owner and selected result against actionOptions; Apply server-side business rule; Update document/task</w:t>
@@ -3626,13 +3885,13 @@
             </w:pPr>
             <w:r>
               <w:rPr>
-                <w:rFonts w:ascii="Arial" w:hAnsi="Arial" w:eastAsia="Arial"/>
-                <w:sz w:val="18"/>
-              </w:rPr>
-            </w:r>
-            <w:r>
-              <w:rPr>
-                <w:rFonts w:ascii="Arial" w:hAnsi="Arial" w:eastAsia="Arial"/>
+                <w:rFonts w:ascii="Arial" w:hAnsi="Arial" w:eastAsia="Arial" w:cs="Tahoma"/>
+                <w:sz w:val="18"/>
+              </w:rPr>
+            </w:r>
+            <w:r>
+              <w:rPr>
+                <w:rFonts w:ascii="Arial" w:hAnsi="Arial" w:eastAsia="Arial" w:cs="Tahoma"/>
                 <w:sz w:val="18"/>
               </w:rPr>
               <w:t>Output</w:t>
@@ -3651,16 +3910,16 @@
             </w:pPr>
             <w:r>
               <w:rPr>
-                <w:rFonts w:ascii="Arial" w:hAnsi="Arial" w:eastAsia="Arial"/>
-                <w:sz w:val="18"/>
-              </w:rPr>
-            </w:r>
-            <w:r>
-              <w:rPr>
-                <w:rFonts w:ascii="Arial" w:hAnsi="Arial" w:eastAsia="Arial"/>
-                <w:sz w:val="18"/>
-              </w:rPr>
-              <w:t>workflow_transaction / workflow_history / workflow_approver (@srm/glb-workflow); compensation_documents; consideration_logs</w:t>
+                <w:rFonts w:ascii="Arial" w:hAnsi="Arial" w:eastAsia="Arial" w:cs="Tahoma"/>
+                <w:sz w:val="18"/>
+              </w:rPr>
+            </w:r>
+            <w:r>
+              <w:rPr>
+                <w:rFonts w:ascii="Arial" w:hAnsi="Arial" w:eastAsia="Arial" w:cs="Tahoma"/>
+                <w:sz w:val="18"/>
+              </w:rPr>
+              <w:t>compensation_documents; consideration_logs</w:t>
             </w:r>
           </w:p>
         </w:tc>
@@ -3709,7 +3968,7 @@
             <w:r/>
             <w:r>
               <w:rPr>
-                <w:rFonts w:ascii="Arial" w:hAnsi="Arial" w:eastAsia="Arial"/>
+                <w:rFonts w:ascii="Arial" w:hAnsi="Arial" w:eastAsia="Arial" w:cs="Tahoma"/>
                 <w:b/>
                 <w:sz w:val="18"/>
               </w:rPr>
@@ -3731,7 +3990,7 @@
             <w:r/>
             <w:r>
               <w:rPr>
-                <w:rFonts w:ascii="Arial" w:hAnsi="Arial" w:eastAsia="Arial"/>
+                <w:rFonts w:ascii="Arial" w:hAnsi="Arial" w:eastAsia="Arial" w:cs="Tahoma"/>
                 <w:b/>
                 <w:sz w:val="18"/>
               </w:rPr>
@@ -3753,7 +4012,7 @@
             <w:r/>
             <w:r>
               <w:rPr>
-                <w:rFonts w:ascii="Arial" w:hAnsi="Arial" w:eastAsia="Arial"/>
+                <w:rFonts w:ascii="Arial" w:hAnsi="Arial" w:eastAsia="Arial" w:cs="Tahoma"/>
                 <w:b/>
                 <w:sz w:val="18"/>
               </w:rPr>
@@ -3775,7 +4034,7 @@
             <w:r/>
             <w:r>
               <w:rPr>
-                <w:rFonts w:ascii="Arial" w:hAnsi="Arial" w:eastAsia="Arial"/>
+                <w:rFonts w:ascii="Arial" w:hAnsi="Arial" w:eastAsia="Arial" w:cs="Tahoma"/>
                 <w:b/>
                 <w:sz w:val="18"/>
               </w:rPr>
@@ -3800,13 +4059,13 @@
             </w:pPr>
             <w:r>
               <w:rPr>
-                <w:rFonts w:ascii="Arial" w:hAnsi="Arial" w:eastAsia="Arial"/>
-                <w:sz w:val="18"/>
-              </w:rPr>
-            </w:r>
-            <w:r>
-              <w:rPr>
-                <w:rFonts w:ascii="Arial" w:hAnsi="Arial" w:eastAsia="Arial"/>
+                <w:rFonts w:ascii="Arial" w:hAnsi="Arial" w:eastAsia="Arial" w:cs="Tahoma"/>
+                <w:sz w:val="18"/>
+              </w:rPr>
+            </w:r>
+            <w:r>
+              <w:rPr>
+                <w:rFonts w:ascii="Arial" w:hAnsi="Arial" w:eastAsia="Arial" w:cs="Tahoma"/>
                 <w:sz w:val="18"/>
               </w:rPr>
               <w:t>POST /api/v1/documents/{docNo}/actions</w:t>
@@ -3825,13 +4084,13 @@
             </w:pPr>
             <w:r>
               <w:rPr>
-                <w:rFonts w:ascii="Arial" w:hAnsi="Arial" w:eastAsia="Arial"/>
-                <w:sz w:val="18"/>
-              </w:rPr>
-            </w:r>
-            <w:r>
-              <w:rPr>
-                <w:rFonts w:ascii="Arial" w:hAnsi="Arial" w:eastAsia="Arial"/>
+                <w:rFonts w:ascii="Arial" w:hAnsi="Arial" w:eastAsia="Arial" w:cs="Tahoma"/>
+                <w:sz w:val="18"/>
+              </w:rPr>
+            </w:r>
+            <w:r>
+              <w:rPr>
+                <w:rFonts w:ascii="Arial" w:hAnsi="Arial" w:eastAsia="Arial" w:cs="Tahoma"/>
                 <w:sz w:val="18"/>
               </w:rPr>
               <w:t>Document action API ตัวอย่างเมื่อ currentSection=01 จึงเปลี่ยนไป 02</w:t>
@@ -3850,13 +4109,13 @@
             </w:pPr>
             <w:r>
               <w:rPr>
-                <w:rFonts w:ascii="Arial" w:hAnsi="Arial" w:eastAsia="Arial"/>
-                <w:sz w:val="18"/>
-              </w:rPr>
-            </w:r>
-            <w:r>
-              <w:rPr>
-                <w:rFonts w:ascii="Arial" w:hAnsi="Arial" w:eastAsia="Arial"/>
+                <w:rFonts w:ascii="Arial" w:hAnsi="Arial" w:eastAsia="Arial" w:cs="Tahoma"/>
+                <w:sz w:val="18"/>
+              </w:rPr>
+            </w:r>
+            <w:r>
+              <w:rPr>
+                <w:rFonts w:ascii="Arial" w:hAnsi="Arial" w:eastAsia="Arial" w:cs="Tahoma"/>
                 <w:sz w:val="18"/>
               </w:rPr>
               <w:t>Lock current action task</w:t>
@@ -3875,13 +4134,13 @@
             </w:pPr>
             <w:r>
               <w:rPr>
-                <w:rFonts w:ascii="Arial" w:hAnsi="Arial" w:eastAsia="Arial"/>
-                <w:sz w:val="18"/>
-              </w:rPr>
-            </w:r>
-            <w:r>
-              <w:rPr>
-                <w:rFonts w:ascii="Arial" w:hAnsi="Arial" w:eastAsia="Arial"/>
+                <w:rFonts w:ascii="Arial" w:hAnsi="Arial" w:eastAsia="Arial" w:cs="Tahoma"/>
+                <w:sz w:val="18"/>
+              </w:rPr>
+            </w:r>
+            <w:r>
+              <w:rPr>
+                <w:rFonts w:ascii="Arial" w:hAnsi="Arial" w:eastAsia="Arial" w:cs="Tahoma"/>
                 <w:sz w:val="18"/>
               </w:rPr>
               <w:t>non-owner returns 403</w:t>
@@ -3905,13 +4164,13 @@
             </w:pPr>
             <w:r>
               <w:rPr>
-                <w:rFonts w:ascii="Arial" w:hAnsi="Arial" w:eastAsia="Arial"/>
-                <w:sz w:val="18"/>
-              </w:rPr>
-            </w:r>
-            <w:r>
-              <w:rPr>
-                <w:rFonts w:ascii="Arial" w:hAnsi="Arial" w:eastAsia="Arial"/>
+                <w:rFonts w:ascii="Arial" w:hAnsi="Arial" w:eastAsia="Arial" w:cs="Tahoma"/>
+                <w:sz w:val="18"/>
+              </w:rPr>
+            </w:r>
+            <w:r>
+              <w:rPr>
+                <w:rFonts w:ascii="Arial" w:hAnsi="Arial" w:eastAsia="Arial" w:cs="Tahoma"/>
                 <w:sz w:val="18"/>
               </w:rPr>
               <w:t>GET /api/v1/documents/{docNo}/timeline</w:t>
@@ -3930,13 +4189,13 @@
             </w:pPr>
             <w:r>
               <w:rPr>
-                <w:rFonts w:ascii="Arial" w:hAnsi="Arial" w:eastAsia="Arial"/>
-                <w:sz w:val="18"/>
-              </w:rPr>
-            </w:r>
-            <w:r>
-              <w:rPr>
-                <w:rFonts w:ascii="Arial" w:hAnsi="Arial" w:eastAsia="Arial"/>
+                <w:rFonts w:ascii="Arial" w:hAnsi="Arial" w:eastAsia="Arial" w:cs="Tahoma"/>
+                <w:sz w:val="18"/>
+              </w:rPr>
+            </w:r>
+            <w:r>
+              <w:rPr>
+                <w:rFonts w:ascii="Arial" w:hAnsi="Arial" w:eastAsia="Arial" w:cs="Tahoma"/>
                 <w:b/>
                 <w:sz w:val="18"/>
               </w:rPr>
@@ -3944,7 +4203,7 @@
             </w:r>
             <w:r>
               <w:rPr>
-                <w:rFonts w:ascii="Arial" w:hAnsi="Arial" w:eastAsia="Arial"/>
+                <w:rFonts w:ascii="Arial" w:hAnsi="Arial" w:eastAsia="Arial" w:cs="Tahoma"/>
                 <w:sz w:val="18"/>
               </w:rPr>
               <w:t xml:space="preserve"> · เอกสารนี้อ้างเพราะ action ที่ส่งผลพิจารณาเป็นตัวเขียน consideration_logs ที่ timeline อ่าน</w:t>
@@ -3963,13 +4222,13 @@
             </w:pPr>
             <w:r>
               <w:rPr>
-                <w:rFonts w:ascii="Arial" w:hAnsi="Arial" w:eastAsia="Arial"/>
-                <w:sz w:val="18"/>
-              </w:rPr>
-            </w:r>
-            <w:r>
-              <w:rPr>
-                <w:rFonts w:ascii="Arial" w:hAnsi="Arial" w:eastAsia="Arial"/>
+                <w:rFonts w:ascii="Arial" w:hAnsi="Arial" w:eastAsia="Arial" w:cs="Tahoma"/>
+                <w:sz w:val="18"/>
+              </w:rPr>
+            </w:r>
+            <w:r>
+              <w:rPr>
+                <w:rFonts w:ascii="Arial" w:hAnsi="Arial" w:eastAsia="Arial" w:cs="Tahoma"/>
                 <w:sz w:val="18"/>
               </w:rPr>
               <w:t>Validate owner and selected result against actionOptions</w:t>
@@ -3988,13 +4247,13 @@
             </w:pPr>
             <w:r>
               <w:rPr>
-                <w:rFonts w:ascii="Arial" w:hAnsi="Arial" w:eastAsia="Arial"/>
-                <w:sz w:val="18"/>
-              </w:rPr>
-            </w:r>
-            <w:r>
-              <w:rPr>
-                <w:rFonts w:ascii="Arial" w:hAnsi="Arial" w:eastAsia="Arial"/>
+                <w:rFonts w:ascii="Arial" w:hAnsi="Arial" w:eastAsia="Arial" w:cs="Tahoma"/>
+                <w:sz w:val="18"/>
+              </w:rPr>
+            </w:r>
+            <w:r>
+              <w:rPr>
+                <w:rFonts w:ascii="Arial" w:hAnsi="Arial" w:eastAsia="Arial" w:cs="Tahoma"/>
                 <w:sz w:val="18"/>
               </w:rPr>
               <w:t>missing result returns exact ข้อกำหนดทางธุรกิจ message</w:t>
@@ -4045,7 +4304,7 @@
             <w:r/>
             <w:r>
               <w:rPr>
-                <w:rFonts w:ascii="Arial" w:hAnsi="Arial" w:eastAsia="Arial"/>
+                <w:rFonts w:ascii="Arial" w:hAnsi="Arial" w:eastAsia="Arial" w:cs="Tahoma"/>
                 <w:b/>
                 <w:sz w:val="18"/>
               </w:rPr>
@@ -4067,7 +4326,7 @@
             <w:r/>
             <w:r>
               <w:rPr>
-                <w:rFonts w:ascii="Arial" w:hAnsi="Arial" w:eastAsia="Arial"/>
+                <w:rFonts w:ascii="Arial" w:hAnsi="Arial" w:eastAsia="Arial" w:cs="Tahoma"/>
                 <w:b/>
                 <w:sz w:val="18"/>
               </w:rPr>
@@ -4089,7 +4348,7 @@
             <w:r/>
             <w:r>
               <w:rPr>
-                <w:rFonts w:ascii="Arial" w:hAnsi="Arial" w:eastAsia="Arial"/>
+                <w:rFonts w:ascii="Arial" w:hAnsi="Arial" w:eastAsia="Arial" w:cs="Tahoma"/>
                 <w:b/>
                 <w:sz w:val="18"/>
               </w:rPr>
@@ -4114,13 +4373,13 @@
             </w:pPr>
             <w:r>
               <w:rPr>
-                <w:rFonts w:ascii="Arial" w:hAnsi="Arial" w:eastAsia="Arial"/>
-                <w:sz w:val="18"/>
-              </w:rPr>
-            </w:r>
-            <w:r>
-              <w:rPr>
-                <w:rFonts w:ascii="Arial" w:hAnsi="Arial" w:eastAsia="Arial"/>
+                <w:rFonts w:ascii="Arial" w:hAnsi="Arial" w:eastAsia="Arial" w:cs="Tahoma"/>
+                <w:sz w:val="18"/>
+              </w:rPr>
+            </w:r>
+            <w:r>
+              <w:rPr>
+                <w:rFonts w:ascii="Arial" w:hAnsi="Arial" w:eastAsia="Arial" w:cs="Tahoma"/>
                 <w:sz w:val="18"/>
               </w:rPr>
               <w:t>1</w:t>
@@ -4139,13 +4398,13 @@
             </w:pPr>
             <w:r>
               <w:rPr>
-                <w:rFonts w:ascii="Arial" w:hAnsi="Arial" w:eastAsia="Arial"/>
-                <w:sz w:val="18"/>
-              </w:rPr>
-            </w:r>
-            <w:r>
-              <w:rPr>
-                <w:rFonts w:ascii="Arial" w:hAnsi="Arial" w:eastAsia="Arial"/>
+                <w:rFonts w:ascii="Arial" w:hAnsi="Arial" w:eastAsia="Arial" w:cs="Tahoma"/>
+                <w:sz w:val="18"/>
+              </w:rPr>
+            </w:r>
+            <w:r>
+              <w:rPr>
+                <w:rFonts w:ascii="Arial" w:hAnsi="Arial" w:eastAsia="Arial" w:cs="Tahoma"/>
                 <w:sz w:val="18"/>
               </w:rPr>
               <w:t>Lock current action task</w:t>
@@ -4164,13 +4423,13 @@
             </w:pPr>
             <w:r>
               <w:rPr>
-                <w:rFonts w:ascii="Arial" w:hAnsi="Arial" w:eastAsia="Arial"/>
-                <w:sz w:val="18"/>
-              </w:rPr>
-            </w:r>
-            <w:r>
-              <w:rPr>
-                <w:rFonts w:ascii="Arial" w:hAnsi="Arial" w:eastAsia="Arial"/>
+                <w:rFonts w:ascii="Arial" w:hAnsi="Arial" w:eastAsia="Arial" w:cs="Tahoma"/>
+                <w:sz w:val="18"/>
+              </w:rPr>
+            </w:r>
+            <w:r>
+              <w:rPr>
+                <w:rFonts w:ascii="Arial" w:hAnsi="Arial" w:eastAsia="Arial" w:cs="Tahoma"/>
                 <w:sz w:val="18"/>
               </w:rPr>
               <w:t>submit compensate</w:t>
@@ -4194,13 +4453,13 @@
             </w:pPr>
             <w:r>
               <w:rPr>
-                <w:rFonts w:ascii="Arial" w:hAnsi="Arial" w:eastAsia="Arial"/>
-                <w:sz w:val="18"/>
-              </w:rPr>
-            </w:r>
-            <w:r>
-              <w:rPr>
-                <w:rFonts w:ascii="Arial" w:hAnsi="Arial" w:eastAsia="Arial"/>
+                <w:rFonts w:ascii="Arial" w:hAnsi="Arial" w:eastAsia="Arial" w:cs="Tahoma"/>
+                <w:sz w:val="18"/>
+              </w:rPr>
+            </w:r>
+            <w:r>
+              <w:rPr>
+                <w:rFonts w:ascii="Arial" w:hAnsi="Arial" w:eastAsia="Arial" w:cs="Tahoma"/>
                 <w:sz w:val="18"/>
               </w:rPr>
               <w:t>2</w:t>
@@ -4219,13 +4478,13 @@
             </w:pPr>
             <w:r>
               <w:rPr>
-                <w:rFonts w:ascii="Arial" w:hAnsi="Arial" w:eastAsia="Arial"/>
-                <w:sz w:val="18"/>
-              </w:rPr>
-            </w:r>
-            <w:r>
-              <w:rPr>
-                <w:rFonts w:ascii="Arial" w:hAnsi="Arial" w:eastAsia="Arial"/>
+                <w:rFonts w:ascii="Arial" w:hAnsi="Arial" w:eastAsia="Arial" w:cs="Tahoma"/>
+                <w:sz w:val="18"/>
+              </w:rPr>
+            </w:r>
+            <w:r>
+              <w:rPr>
+                <w:rFonts w:ascii="Arial" w:hAnsi="Arial" w:eastAsia="Arial" w:cs="Tahoma"/>
                 <w:sz w:val="18"/>
               </w:rPr>
               <w:t>Validate owner and selected result against actionOptions</w:t>
@@ -4244,13 +4503,13 @@
             </w:pPr>
             <w:r>
               <w:rPr>
-                <w:rFonts w:ascii="Arial" w:hAnsi="Arial" w:eastAsia="Arial"/>
-                <w:sz w:val="18"/>
-              </w:rPr>
-            </w:r>
-            <w:r>
-              <w:rPr>
-                <w:rFonts w:ascii="Arial" w:hAnsi="Arial" w:eastAsia="Arial"/>
+                <w:rFonts w:ascii="Arial" w:hAnsi="Arial" w:eastAsia="Arial" w:cs="Tahoma"/>
+                <w:sz w:val="18"/>
+              </w:rPr>
+            </w:r>
+            <w:r>
+              <w:rPr>
+                <w:rFonts w:ascii="Arial" w:hAnsi="Arial" w:eastAsia="Arial" w:cs="Tahoma"/>
                 <w:sz w:val="18"/>
               </w:rPr>
               <w:t>submit not compensate</w:t>
@@ -4274,13 +4533,13 @@
             </w:pPr>
             <w:r>
               <w:rPr>
-                <w:rFonts w:ascii="Arial" w:hAnsi="Arial" w:eastAsia="Arial"/>
-                <w:sz w:val="18"/>
-              </w:rPr>
-            </w:r>
-            <w:r>
-              <w:rPr>
-                <w:rFonts w:ascii="Arial" w:hAnsi="Arial" w:eastAsia="Arial"/>
+                <w:rFonts w:ascii="Arial" w:hAnsi="Arial" w:eastAsia="Arial" w:cs="Tahoma"/>
+                <w:sz w:val="18"/>
+              </w:rPr>
+            </w:r>
+            <w:r>
+              <w:rPr>
+                <w:rFonts w:ascii="Arial" w:hAnsi="Arial" w:eastAsia="Arial" w:cs="Tahoma"/>
                 <w:sz w:val="18"/>
               </w:rPr>
               <w:t>3</w:t>
@@ -4299,13 +4558,13 @@
             </w:pPr>
             <w:r>
               <w:rPr>
-                <w:rFonts w:ascii="Arial" w:hAnsi="Arial" w:eastAsia="Arial"/>
-                <w:sz w:val="18"/>
-              </w:rPr>
-            </w:r>
-            <w:r>
-              <w:rPr>
-                <w:rFonts w:ascii="Arial" w:hAnsi="Arial" w:eastAsia="Arial"/>
+                <w:rFonts w:ascii="Arial" w:hAnsi="Arial" w:eastAsia="Arial" w:cs="Tahoma"/>
+                <w:sz w:val="18"/>
+              </w:rPr>
+            </w:r>
+            <w:r>
+              <w:rPr>
+                <w:rFonts w:ascii="Arial" w:hAnsi="Arial" w:eastAsia="Arial" w:cs="Tahoma"/>
                 <w:sz w:val="18"/>
               </w:rPr>
               <w:t>Apply server-side business rule</w:t>
@@ -4324,13 +4583,13 @@
             </w:pPr>
             <w:r>
               <w:rPr>
-                <w:rFonts w:ascii="Arial" w:hAnsi="Arial" w:eastAsia="Arial"/>
-                <w:sz w:val="18"/>
-              </w:rPr>
-            </w:r>
-            <w:r>
-              <w:rPr>
-                <w:rFonts w:ascii="Arial" w:hAnsi="Arial" w:eastAsia="Arial"/>
+                <w:rFonts w:ascii="Arial" w:hAnsi="Arial" w:eastAsia="Arial" w:cs="Tahoma"/>
+                <w:sz w:val="18"/>
+              </w:rPr>
+            </w:r>
+            <w:r>
+              <w:rPr>
+                <w:rFonts w:ascii="Arial" w:hAnsi="Arial" w:eastAsia="Arial" w:cs="Tahoma"/>
                 <w:sz w:val="18"/>
               </w:rPr>
               <w:t>send back</w:t>
@@ -4354,13 +4613,13 @@
             </w:pPr>
             <w:r>
               <w:rPr>
-                <w:rFonts w:ascii="Arial" w:hAnsi="Arial" w:eastAsia="Arial"/>
-                <w:sz w:val="18"/>
-              </w:rPr>
-            </w:r>
-            <w:r>
-              <w:rPr>
-                <w:rFonts w:ascii="Arial" w:hAnsi="Arial" w:eastAsia="Arial"/>
+                <w:rFonts w:ascii="Arial" w:hAnsi="Arial" w:eastAsia="Arial" w:cs="Tahoma"/>
+                <w:sz w:val="18"/>
+              </w:rPr>
+            </w:r>
+            <w:r>
+              <w:rPr>
+                <w:rFonts w:ascii="Arial" w:hAnsi="Arial" w:eastAsia="Arial" w:cs="Tahoma"/>
                 <w:sz w:val="18"/>
               </w:rPr>
               <w:t>4</w:t>
@@ -4379,13 +4638,13 @@
             </w:pPr>
             <w:r>
               <w:rPr>
-                <w:rFonts w:ascii="Arial" w:hAnsi="Arial" w:eastAsia="Arial"/>
-                <w:sz w:val="18"/>
-              </w:rPr>
-            </w:r>
-            <w:r>
-              <w:rPr>
-                <w:rFonts w:ascii="Arial" w:hAnsi="Arial" w:eastAsia="Arial"/>
+                <w:rFonts w:ascii="Arial" w:hAnsi="Arial" w:eastAsia="Arial" w:cs="Tahoma"/>
+                <w:sz w:val="18"/>
+              </w:rPr>
+            </w:r>
+            <w:r>
+              <w:rPr>
+                <w:rFonts w:ascii="Arial" w:hAnsi="Arial" w:eastAsia="Arial" w:cs="Tahoma"/>
                 <w:sz w:val="18"/>
               </w:rPr>
               <w:t>Update document/task</w:t>
@@ -4404,13 +4663,13 @@
             </w:pPr>
             <w:r>
               <w:rPr>
-                <w:rFonts w:ascii="Arial" w:hAnsi="Arial" w:eastAsia="Arial"/>
-                <w:sz w:val="18"/>
-              </w:rPr>
-            </w:r>
-            <w:r>
-              <w:rPr>
-                <w:rFonts w:ascii="Arial" w:hAnsi="Arial" w:eastAsia="Arial"/>
+                <w:rFonts w:ascii="Arial" w:hAnsi="Arial" w:eastAsia="Arial" w:cs="Tahoma"/>
+                <w:sz w:val="18"/>
+              </w:rPr>
+            </w:r>
+            <w:r>
+              <w:rPr>
+                <w:rFonts w:ascii="Arial" w:hAnsi="Arial" w:eastAsia="Arial" w:cs="Tahoma"/>
                 <w:sz w:val="18"/>
               </w:rPr>
               <w:t>invalid result</w:t>
@@ -4434,13 +4693,13 @@
             </w:pPr>
             <w:r>
               <w:rPr>
-                <w:rFonts w:ascii="Arial" w:hAnsi="Arial" w:eastAsia="Arial"/>
-                <w:sz w:val="18"/>
-              </w:rPr>
-            </w:r>
-            <w:r>
-              <w:rPr>
-                <w:rFonts w:ascii="Arial" w:hAnsi="Arial" w:eastAsia="Arial"/>
+                <w:rFonts w:ascii="Arial" w:hAnsi="Arial" w:eastAsia="Arial" w:cs="Tahoma"/>
+                <w:sz w:val="18"/>
+              </w:rPr>
+            </w:r>
+            <w:r>
+              <w:rPr>
+                <w:rFonts w:ascii="Arial" w:hAnsi="Arial" w:eastAsia="Arial" w:cs="Tahoma"/>
                 <w:sz w:val="18"/>
               </w:rPr>
               <w:t>5</w:t>
@@ -4459,13 +4718,13 @@
             </w:pPr>
             <w:r>
               <w:rPr>
-                <w:rFonts w:ascii="Arial" w:hAnsi="Arial" w:eastAsia="Arial"/>
-                <w:sz w:val="18"/>
-              </w:rPr>
-            </w:r>
-            <w:r>
-              <w:rPr>
-                <w:rFonts w:ascii="Arial" w:hAnsi="Arial" w:eastAsia="Arial"/>
+                <w:rFonts w:ascii="Arial" w:hAnsi="Arial" w:eastAsia="Arial" w:cs="Tahoma"/>
+                <w:sz w:val="18"/>
+              </w:rPr>
+            </w:r>
+            <w:r>
+              <w:rPr>
+                <w:rFonts w:ascii="Arial" w:hAnsi="Arial" w:eastAsia="Arial" w:cs="Tahoma"/>
                 <w:sz w:val="18"/>
               </w:rPr>
               <w:t>Insert consideration_logs</w:t>
@@ -4484,13 +4743,13 @@
             </w:pPr>
             <w:r>
               <w:rPr>
-                <w:rFonts w:ascii="Arial" w:hAnsi="Arial" w:eastAsia="Arial"/>
-                <w:sz w:val="18"/>
-              </w:rPr>
-            </w:r>
-            <w:r>
-              <w:rPr>
-                <w:rFonts w:ascii="Arial" w:hAnsi="Arial" w:eastAsia="Arial"/>
+                <w:rFonts w:ascii="Arial" w:hAnsi="Arial" w:eastAsia="Arial" w:cs="Tahoma"/>
+                <w:sz w:val="18"/>
+              </w:rPr>
+            </w:r>
+            <w:r>
+              <w:rPr>
+                <w:rFonts w:ascii="Arial" w:hAnsi="Arial" w:eastAsia="Arial" w:cs="Tahoma"/>
                 <w:sz w:val="18"/>
               </w:rPr>
               <w:t>duplicate action</w:t>
@@ -4514,13 +4773,13 @@
             </w:pPr>
             <w:r>
               <w:rPr>
-                <w:rFonts w:ascii="Arial" w:hAnsi="Arial" w:eastAsia="Arial"/>
-                <w:sz w:val="18"/>
-              </w:rPr>
-            </w:r>
-            <w:r>
-              <w:rPr>
-                <w:rFonts w:ascii="Arial" w:hAnsi="Arial" w:eastAsia="Arial"/>
+                <w:rFonts w:ascii="Arial" w:hAnsi="Arial" w:eastAsia="Arial" w:cs="Tahoma"/>
+                <w:sz w:val="18"/>
+              </w:rPr>
+            </w:r>
+            <w:r>
+              <w:rPr>
+                <w:rFonts w:ascii="Arial" w:hAnsi="Arial" w:eastAsia="Arial" w:cs="Tahoma"/>
                 <w:sz w:val="18"/>
               </w:rPr>
               <w:t>6</w:t>
@@ -4539,13 +4798,13 @@
             </w:pPr>
             <w:r>
               <w:rPr>
-                <w:rFonts w:ascii="Arial" w:hAnsi="Arial" w:eastAsia="Arial"/>
-                <w:sz w:val="18"/>
-              </w:rPr>
-            </w:r>
-            <w:r>
-              <w:rPr>
-                <w:rFonts w:ascii="Arial" w:hAnsi="Arial" w:eastAsia="Arial"/>
+                <w:rFonts w:ascii="Arial" w:hAnsi="Arial" w:eastAsia="Arial" w:cs="Tahoma"/>
+                <w:sz w:val="18"/>
+              </w:rPr>
+            </w:r>
+            <w:r>
+              <w:rPr>
+                <w:rFonts w:ascii="Arial" w:hAnsi="Arial" w:eastAsia="Arial" w:cs="Tahoma"/>
                 <w:sz w:val="18"/>
               </w:rPr>
               <w:t>Trigger email</w:t>
@@ -4564,13 +4823,13 @@
             </w:pPr>
             <w:r>
               <w:rPr>
-                <w:rFonts w:ascii="Arial" w:hAnsi="Arial" w:eastAsia="Arial"/>
-                <w:sz w:val="18"/>
-              </w:rPr>
-            </w:r>
-            <w:r>
-              <w:rPr>
-                <w:rFonts w:ascii="Arial" w:hAnsi="Arial" w:eastAsia="Arial"/>
+                <w:rFonts w:ascii="Arial" w:hAnsi="Arial" w:eastAsia="Arial" w:cs="Tahoma"/>
+                <w:sz w:val="18"/>
+              </w:rPr>
+            </w:r>
+            <w:r>
+              <w:rPr>
+                <w:rFonts w:ascii="Arial" w:hAnsi="Arial" w:eastAsia="Arial" w:cs="Tahoma"/>
                 <w:sz w:val="18"/>
               </w:rPr>
               <w:t>submit compensate</w:t>
@@ -4622,7 +4881,7 @@
             <w:r/>
             <w:r>
               <w:rPr>
-                <w:rFonts w:ascii="Arial" w:hAnsi="Arial" w:eastAsia="Arial"/>
+                <w:rFonts w:ascii="Arial" w:hAnsi="Arial" w:eastAsia="Arial" w:cs="Tahoma"/>
                 <w:b/>
                 <w:sz w:val="18"/>
               </w:rPr>
@@ -4644,7 +4903,7 @@
             <w:r/>
             <w:r>
               <w:rPr>
-                <w:rFonts w:ascii="Arial" w:hAnsi="Arial" w:eastAsia="Arial"/>
+                <w:rFonts w:ascii="Arial" w:hAnsi="Arial" w:eastAsia="Arial" w:cs="Tahoma"/>
                 <w:b/>
                 <w:sz w:val="18"/>
               </w:rPr>
@@ -4666,7 +4925,7 @@
             <w:r/>
             <w:r>
               <w:rPr>
-                <w:rFonts w:ascii="Arial" w:hAnsi="Arial" w:eastAsia="Arial"/>
+                <w:rFonts w:ascii="Arial" w:hAnsi="Arial" w:eastAsia="Arial" w:cs="Tahoma"/>
                 <w:b/>
                 <w:sz w:val="18"/>
               </w:rPr>
@@ -4688,7 +4947,7 @@
             <w:r/>
             <w:r>
               <w:rPr>
-                <w:rFonts w:ascii="Arial" w:hAnsi="Arial" w:eastAsia="Arial"/>
+                <w:rFonts w:ascii="Arial" w:hAnsi="Arial" w:eastAsia="Arial" w:cs="Tahoma"/>
                 <w:b/>
                 <w:sz w:val="18"/>
               </w:rPr>
@@ -4713,13 +4972,13 @@
             </w:pPr>
             <w:r>
               <w:rPr>
-                <w:rFonts w:ascii="Arial" w:hAnsi="Arial" w:eastAsia="Arial"/>
-                <w:sz w:val="18"/>
-              </w:rPr>
-            </w:r>
-            <w:r>
-              <w:rPr>
-                <w:rFonts w:ascii="Arial" w:hAnsi="Arial" w:eastAsia="Arial"/>
+                <w:rFonts w:ascii="Arial" w:hAnsi="Arial" w:eastAsia="Arial" w:cs="Tahoma"/>
+                <w:sz w:val="18"/>
+              </w:rPr>
+            </w:r>
+            <w:r>
+              <w:rPr>
+                <w:rFonts w:ascii="Arial" w:hAnsi="Arial" w:eastAsia="Arial" w:cs="Tahoma"/>
                 <w:sz w:val="18"/>
               </w:rPr>
               <w:t>Submit action</w:t>
@@ -4738,13 +4997,13 @@
             </w:pPr>
             <w:r>
               <w:rPr>
-                <w:rFonts w:ascii="Arial" w:hAnsi="Arial" w:eastAsia="Arial"/>
-                <w:sz w:val="18"/>
-              </w:rPr>
-            </w:r>
-            <w:r>
-              <w:rPr>
-                <w:rFonts w:ascii="Arial" w:hAnsi="Arial" w:eastAsia="Arial"/>
+                <w:rFonts w:ascii="Arial" w:hAnsi="Arial" w:eastAsia="Arial" w:cs="Tahoma"/>
+                <w:sz w:val="18"/>
+              </w:rPr>
+            </w:r>
+            <w:r>
+              <w:rPr>
+                <w:rFonts w:ascii="Arial" w:hAnsi="Arial" w:eastAsia="Arial" w:cs="Tahoma"/>
                 <w:sz w:val="18"/>
               </w:rPr>
               <w:t>POST</w:t>
@@ -4763,13 +5022,13 @@
             </w:pPr>
             <w:r>
               <w:rPr>
-                <w:rFonts w:ascii="Arial" w:hAnsi="Arial" w:eastAsia="Arial"/>
-                <w:sz w:val="18"/>
-              </w:rPr>
-            </w:r>
-            <w:r>
-              <w:rPr>
-                <w:rFonts w:ascii="Arial" w:hAnsi="Arial" w:eastAsia="Arial"/>
+                <w:rFonts w:ascii="Arial" w:hAnsi="Arial" w:eastAsia="Arial" w:cs="Tahoma"/>
+                <w:sz w:val="18"/>
+              </w:rPr>
+            </w:r>
+            <w:r>
+              <w:rPr>
+                <w:rFonts w:ascii="Arial" w:hAnsi="Arial" w:eastAsia="Arial" w:cs="Tahoma"/>
                 <w:sz w:val="18"/>
               </w:rPr>
               <w:t>documentAction.service.submit</w:t>
@@ -4788,13 +5047,13 @@
             </w:pPr>
             <w:r>
               <w:rPr>
-                <w:rFonts w:ascii="Arial" w:hAnsi="Arial" w:eastAsia="Arial"/>
-                <w:sz w:val="18"/>
-              </w:rPr>
-            </w:r>
-            <w:r>
-              <w:rPr>
-                <w:rFonts w:ascii="Arial" w:hAnsi="Arial" w:eastAsia="Arial"/>
+                <w:rFonts w:ascii="Arial" w:hAnsi="Arial" w:eastAsia="Arial" w:cs="Tahoma"/>
+                <w:sz w:val="18"/>
+              </w:rPr>
+            </w:r>
+            <w:r>
+              <w:rPr>
+                <w:rFonts w:ascii="Arial" w:hAnsi="Arial" w:eastAsia="Arial" w:cs="Tahoma"/>
                 <w:sz w:val="18"/>
               </w:rPr>
               <w:t>submit result and update status</w:t>
@@ -4818,13 +5077,13 @@
             </w:pPr>
             <w:r>
               <w:rPr>
-                <w:rFonts w:ascii="Arial" w:hAnsi="Arial" w:eastAsia="Arial"/>
-                <w:sz w:val="18"/>
-              </w:rPr>
-            </w:r>
-            <w:r>
-              <w:rPr>
-                <w:rFonts w:ascii="Arial" w:hAnsi="Arial" w:eastAsia="Arial"/>
+                <w:rFonts w:ascii="Arial" w:hAnsi="Arial" w:eastAsia="Arial" w:cs="Tahoma"/>
+                <w:sz w:val="18"/>
+              </w:rPr>
+            </w:r>
+            <w:r>
+              <w:rPr>
+                <w:rFonts w:ascii="Arial" w:hAnsi="Arial" w:eastAsia="Arial" w:cs="Tahoma"/>
                 <w:sz w:val="18"/>
               </w:rPr>
               <w:t>Write audit</w:t>
@@ -4843,13 +5102,13 @@
             </w:pPr>
             <w:r>
               <w:rPr>
-                <w:rFonts w:ascii="Arial" w:hAnsi="Arial" w:eastAsia="Arial"/>
-                <w:sz w:val="18"/>
-              </w:rPr>
-            </w:r>
-            <w:r>
-              <w:rPr>
-                <w:rFonts w:ascii="Arial" w:hAnsi="Arial" w:eastAsia="Arial"/>
+                <w:rFonts w:ascii="Arial" w:hAnsi="Arial" w:eastAsia="Arial" w:cs="Tahoma"/>
+                <w:sz w:val="18"/>
+              </w:rPr>
+            </w:r>
+            <w:r>
+              <w:rPr>
+                <w:rFonts w:ascii="Arial" w:hAnsi="Arial" w:eastAsia="Arial" w:cs="Tahoma"/>
                 <w:sz w:val="18"/>
               </w:rPr>
               <w:t>transaction</w:t>
@@ -4868,13 +5127,13 @@
             </w:pPr>
             <w:r>
               <w:rPr>
-                <w:rFonts w:ascii="Arial" w:hAnsi="Arial" w:eastAsia="Arial"/>
-                <w:sz w:val="18"/>
-              </w:rPr>
-            </w:r>
-            <w:r>
-              <w:rPr>
-                <w:rFonts w:ascii="Arial" w:hAnsi="Arial" w:eastAsia="Arial"/>
+                <w:rFonts w:ascii="Arial" w:hAnsi="Arial" w:eastAsia="Arial" w:cs="Tahoma"/>
+                <w:sz w:val="18"/>
+              </w:rPr>
+            </w:r>
+            <w:r>
+              <w:rPr>
+                <w:rFonts w:ascii="Arial" w:hAnsi="Arial" w:eastAsia="Arial" w:cs="Tahoma"/>
                 <w:sz w:val="18"/>
               </w:rPr>
               <w:t>considerationLog.repository.insert</w:t>
@@ -4893,13 +5152,13 @@
             </w:pPr>
             <w:r>
               <w:rPr>
-                <w:rFonts w:ascii="Arial" w:hAnsi="Arial" w:eastAsia="Arial"/>
-                <w:sz w:val="18"/>
-              </w:rPr>
-            </w:r>
-            <w:r>
-              <w:rPr>
-                <w:rFonts w:ascii="Arial" w:hAnsi="Arial" w:eastAsia="Arial"/>
+                <w:rFonts w:ascii="Arial" w:hAnsi="Arial" w:eastAsia="Arial" w:cs="Tahoma"/>
+                <w:sz w:val="18"/>
+              </w:rPr>
+            </w:r>
+            <w:r>
+              <w:rPr>
+                <w:rFonts w:ascii="Arial" w:hAnsi="Arial" w:eastAsia="Arial" w:cs="Tahoma"/>
                 <w:sz w:val="18"/>
               </w:rPr>
               <w:t>record action history</w:t>
@@ -4923,13 +5182,13 @@
             </w:pPr>
             <w:r>
               <w:rPr>
-                <w:rFonts w:ascii="Arial" w:hAnsi="Arial" w:eastAsia="Arial"/>
-                <w:sz w:val="18"/>
-              </w:rPr>
-            </w:r>
-            <w:r>
-              <w:rPr>
-                <w:rFonts w:ascii="Arial" w:hAnsi="Arial" w:eastAsia="Arial"/>
+                <w:rFonts w:ascii="Arial" w:hAnsi="Arial" w:eastAsia="Arial" w:cs="Tahoma"/>
+                <w:sz w:val="18"/>
+              </w:rPr>
+            </w:r>
+            <w:r>
+              <w:rPr>
+                <w:rFonts w:ascii="Arial" w:hAnsi="Arial" w:eastAsia="Arial" w:cs="Tahoma"/>
                 <w:sz w:val="18"/>
               </w:rPr>
               <w:t>Send email</w:t>
@@ -4948,13 +5207,13 @@
             </w:pPr>
             <w:r>
               <w:rPr>
-                <w:rFonts w:ascii="Arial" w:hAnsi="Arial" w:eastAsia="Arial"/>
-                <w:sz w:val="18"/>
-              </w:rPr>
-            </w:r>
-            <w:r>
-              <w:rPr>
-                <w:rFonts w:ascii="Arial" w:hAnsi="Arial" w:eastAsia="Arial"/>
+                <w:rFonts w:ascii="Arial" w:hAnsi="Arial" w:eastAsia="Arial" w:cs="Tahoma"/>
+                <w:sz w:val="18"/>
+              </w:rPr>
+            </w:r>
+            <w:r>
+              <w:rPr>
+                <w:rFonts w:ascii="Arial" w:hAnsi="Arial" w:eastAsia="Arial" w:cs="Tahoma"/>
                 <w:sz w:val="18"/>
               </w:rPr>
               <w:t>async</w:t>
@@ -4973,13 +5232,13 @@
             </w:pPr>
             <w:r>
               <w:rPr>
-                <w:rFonts w:ascii="Arial" w:hAnsi="Arial" w:eastAsia="Arial"/>
-                <w:sz w:val="18"/>
-              </w:rPr>
-            </w:r>
-            <w:r>
-              <w:rPr>
-                <w:rFonts w:ascii="Arial" w:hAnsi="Arial" w:eastAsia="Arial"/>
+                <w:rFonts w:ascii="Arial" w:hAnsi="Arial" w:eastAsia="Arial" w:cs="Tahoma"/>
+                <w:sz w:val="18"/>
+              </w:rPr>
+            </w:r>
+            <w:r>
+              <w:rPr>
+                <w:rFonts w:ascii="Arial" w:hAnsi="Arial" w:eastAsia="Arial" w:cs="Tahoma"/>
                 <w:sz w:val="18"/>
               </w:rPr>
               <w:t>notification.service.sendByStatusRule</w:t>
@@ -4998,13 +5257,13 @@
             </w:pPr>
             <w:r>
               <w:rPr>
-                <w:rFonts w:ascii="Arial" w:hAnsi="Arial" w:eastAsia="Arial"/>
-                <w:sz w:val="18"/>
-              </w:rPr>
-            </w:r>
-            <w:r>
-              <w:rPr>
-                <w:rFonts w:ascii="Arial" w:hAnsi="Arial" w:eastAsia="Arial"/>
+                <w:rFonts w:ascii="Arial" w:hAnsi="Arial" w:eastAsia="Arial" w:cs="Tahoma"/>
+                <w:sz w:val="18"/>
+              </w:rPr>
+            </w:r>
+            <w:r>
+              <w:rPr>
+                <w:rFonts w:ascii="Arial" w:hAnsi="Arial" w:eastAsia="Arial" w:cs="Tahoma"/>
                 <w:sz w:val="18"/>
               </w:rPr>
               <w:t>notify next owner</w:t>
@@ -5072,7 +5331,7 @@
             <w:r/>
             <w:r>
               <w:rPr>
-                <w:rFonts w:ascii="Arial" w:hAnsi="Arial" w:eastAsia="Arial"/>
+                <w:rFonts w:ascii="Arial" w:hAnsi="Arial" w:eastAsia="Arial" w:cs="Tahoma"/>
                 <w:b/>
                 <w:sz w:val="18"/>
               </w:rPr>
@@ -5098,7 +5357,7 @@
             <w:r/>
             <w:r>
               <w:rPr>
-                <w:rFonts w:ascii="Courier New" w:hAnsi="Courier New" w:eastAsia="Courier New"/>
+                <w:rFonts w:ascii="Courier New" w:hAnsi="Courier New" w:eastAsia="Courier New" w:cs="Tahoma"/>
                 <w:sz w:val="16"/>
               </w:rPr>
               <w:t>{</w:t>
@@ -5156,7 +5415,7 @@
             <w:r/>
             <w:r>
               <w:rPr>
-                <w:rFonts w:ascii="Arial" w:hAnsi="Arial" w:eastAsia="Arial"/>
+                <w:rFonts w:ascii="Arial" w:hAnsi="Arial" w:eastAsia="Arial" w:cs="Tahoma"/>
                 <w:b/>
                 <w:sz w:val="18"/>
               </w:rPr>
@@ -5178,7 +5437,7 @@
             <w:r/>
             <w:r>
               <w:rPr>
-                <w:rFonts w:ascii="Arial" w:hAnsi="Arial" w:eastAsia="Arial"/>
+                <w:rFonts w:ascii="Arial" w:hAnsi="Arial" w:eastAsia="Arial" w:cs="Tahoma"/>
                 <w:b/>
                 <w:sz w:val="18"/>
               </w:rPr>
@@ -5200,7 +5459,7 @@
             <w:r/>
             <w:r>
               <w:rPr>
-                <w:rFonts w:ascii="Arial" w:hAnsi="Arial" w:eastAsia="Arial"/>
+                <w:rFonts w:ascii="Arial" w:hAnsi="Arial" w:eastAsia="Arial" w:cs="Tahoma"/>
                 <w:b/>
                 <w:sz w:val="18"/>
               </w:rPr>
@@ -5222,7 +5481,7 @@
             <w:r/>
             <w:r>
               <w:rPr>
-                <w:rFonts w:ascii="Arial" w:hAnsi="Arial" w:eastAsia="Arial"/>
+                <w:rFonts w:ascii="Arial" w:hAnsi="Arial" w:eastAsia="Arial" w:cs="Tahoma"/>
                 <w:b/>
                 <w:sz w:val="18"/>
               </w:rPr>
@@ -5247,13 +5506,13 @@
             </w:pPr>
             <w:r>
               <w:rPr>
-                <w:rFonts w:ascii="Arial" w:hAnsi="Arial" w:eastAsia="Arial"/>
-                <w:sz w:val="18"/>
-              </w:rPr>
-            </w:r>
-            <w:r>
-              <w:rPr>
-                <w:rFonts w:ascii="Arial" w:hAnsi="Arial" w:eastAsia="Arial"/>
+                <w:rFonts w:ascii="Arial" w:hAnsi="Arial" w:eastAsia="Arial" w:cs="Tahoma"/>
+                <w:sz w:val="18"/>
+              </w:rPr>
+            </w:r>
+            <w:r>
+              <w:rPr>
+                <w:rFonts w:ascii="Arial" w:hAnsi="Arial" w:eastAsia="Arial" w:cs="Tahoma"/>
                 <w:sz w:val="18"/>
               </w:rPr>
               <w:t>result</w:t>
@@ -5272,13 +5531,13 @@
             </w:pPr>
             <w:r>
               <w:rPr>
-                <w:rFonts w:ascii="Arial" w:hAnsi="Arial" w:eastAsia="Arial"/>
-                <w:sz w:val="18"/>
-              </w:rPr>
-            </w:r>
-            <w:r>
-              <w:rPr>
-                <w:rFonts w:ascii="Arial" w:hAnsi="Arial" w:eastAsia="Arial"/>
+                <w:rFonts w:ascii="Arial" w:hAnsi="Arial" w:eastAsia="Arial" w:cs="Tahoma"/>
+                <w:sz w:val="18"/>
+              </w:rPr>
+            </w:r>
+            <w:r>
+              <w:rPr>
+                <w:rFonts w:ascii="Arial" w:hAnsi="Arial" w:eastAsia="Arial" w:cs="Tahoma"/>
                 <w:sz w:val="18"/>
               </w:rPr>
               <w:t>string</w:t>
@@ -5297,13 +5556,13 @@
             </w:pPr>
             <w:r>
               <w:rPr>
-                <w:rFonts w:ascii="Arial" w:hAnsi="Arial" w:eastAsia="Arial"/>
-                <w:sz w:val="18"/>
-              </w:rPr>
-            </w:r>
-            <w:r>
-              <w:rPr>
-                <w:rFonts w:ascii="Arial" w:hAnsi="Arial" w:eastAsia="Arial"/>
+                <w:rFonts w:ascii="Arial" w:hAnsi="Arial" w:eastAsia="Arial" w:cs="Tahoma"/>
+                <w:sz w:val="18"/>
+              </w:rPr>
+            </w:r>
+            <w:r>
+              <w:rPr>
+                <w:rFonts w:ascii="Arial" w:hAnsi="Arial" w:eastAsia="Arial" w:cs="Tahoma"/>
                 <w:sz w:val="18"/>
               </w:rPr>
               <w:t>Yes</w:t>
@@ -5322,13 +5581,13 @@
             </w:pPr>
             <w:r>
               <w:rPr>
-                <w:rFonts w:ascii="Arial" w:hAnsi="Arial" w:eastAsia="Arial"/>
-                <w:sz w:val="18"/>
-              </w:rPr>
-            </w:r>
-            <w:r>
-              <w:rPr>
-                <w:rFonts w:ascii="Arial" w:hAnsi="Arial" w:eastAsia="Arial"/>
+                <w:rFonts w:ascii="Arial" w:hAnsi="Arial" w:eastAsia="Arial" w:cs="Tahoma"/>
+                <w:sz w:val="18"/>
+              </w:rPr>
+            </w:r>
+            <w:r>
+              <w:rPr>
+                <w:rFonts w:ascii="Arial" w:hAnsi="Arial" w:eastAsia="Arial" w:cs="Tahoma"/>
                 <w:sz w:val="18"/>
               </w:rPr>
               <w:t>UTF-8; use value domain described by endpoint purpose</w:t>
@@ -5352,13 +5611,13 @@
             </w:pPr>
             <w:r>
               <w:rPr>
-                <w:rFonts w:ascii="Arial" w:hAnsi="Arial" w:eastAsia="Arial"/>
-                <w:sz w:val="18"/>
-              </w:rPr>
-            </w:r>
-            <w:r>
-              <w:rPr>
-                <w:rFonts w:ascii="Arial" w:hAnsi="Arial" w:eastAsia="Arial"/>
+                <w:rFonts w:ascii="Arial" w:hAnsi="Arial" w:eastAsia="Arial" w:cs="Tahoma"/>
+                <w:sz w:val="18"/>
+              </w:rPr>
+            </w:r>
+            <w:r>
+              <w:rPr>
+                <w:rFonts w:ascii="Arial" w:hAnsi="Arial" w:eastAsia="Arial" w:cs="Tahoma"/>
                 <w:sz w:val="18"/>
               </w:rPr>
               <w:t>comment</w:t>
@@ -5377,13 +5636,13 @@
             </w:pPr>
             <w:r>
               <w:rPr>
-                <w:rFonts w:ascii="Arial" w:hAnsi="Arial" w:eastAsia="Arial"/>
-                <w:sz w:val="18"/>
-              </w:rPr>
-            </w:r>
-            <w:r>
-              <w:rPr>
-                <w:rFonts w:ascii="Arial" w:hAnsi="Arial" w:eastAsia="Arial"/>
+                <w:rFonts w:ascii="Arial" w:hAnsi="Arial" w:eastAsia="Arial" w:cs="Tahoma"/>
+                <w:sz w:val="18"/>
+              </w:rPr>
+            </w:r>
+            <w:r>
+              <w:rPr>
+                <w:rFonts w:ascii="Arial" w:hAnsi="Arial" w:eastAsia="Arial" w:cs="Tahoma"/>
                 <w:sz w:val="18"/>
               </w:rPr>
               <w:t>string</w:t>
@@ -5402,13 +5661,13 @@
             </w:pPr>
             <w:r>
               <w:rPr>
-                <w:rFonts w:ascii="Arial" w:hAnsi="Arial" w:eastAsia="Arial"/>
-                <w:sz w:val="18"/>
-              </w:rPr>
-            </w:r>
-            <w:r>
-              <w:rPr>
-                <w:rFonts w:ascii="Arial" w:hAnsi="Arial" w:eastAsia="Arial"/>
+                <w:rFonts w:ascii="Arial" w:hAnsi="Arial" w:eastAsia="Arial" w:cs="Tahoma"/>
+                <w:sz w:val="18"/>
+              </w:rPr>
+            </w:r>
+            <w:r>
+              <w:rPr>
+                <w:rFonts w:ascii="Arial" w:hAnsi="Arial" w:eastAsia="Arial" w:cs="Tahoma"/>
                 <w:sz w:val="18"/>
               </w:rPr>
               <w:t>Yes</w:t>
@@ -5427,13 +5686,13 @@
             </w:pPr>
             <w:r>
               <w:rPr>
-                <w:rFonts w:ascii="Arial" w:hAnsi="Arial" w:eastAsia="Arial"/>
-                <w:sz w:val="18"/>
-              </w:rPr>
-            </w:r>
-            <w:r>
-              <w:rPr>
-                <w:rFonts w:ascii="Arial" w:hAnsi="Arial" w:eastAsia="Arial"/>
+                <w:rFonts w:ascii="Arial" w:hAnsi="Arial" w:eastAsia="Arial" w:cs="Tahoma"/>
+                <w:sz w:val="18"/>
+              </w:rPr>
+            </w:r>
+            <w:r>
+              <w:rPr>
+                <w:rFonts w:ascii="Arial" w:hAnsi="Arial" w:eastAsia="Arial" w:cs="Tahoma"/>
                 <w:sz w:val="18"/>
               </w:rPr>
               <w:t>trimmed UTF-8 Thai text; required by operation/business rule</w:t>
@@ -5471,7 +5730,7 @@
             <w:r/>
             <w:r>
               <w:rPr>
-                <w:rFonts w:ascii="Arial" w:hAnsi="Arial" w:eastAsia="Arial"/>
+                <w:rFonts w:ascii="Arial" w:hAnsi="Arial" w:eastAsia="Arial" w:cs="Tahoma"/>
                 <w:b/>
                 <w:sz w:val="18"/>
               </w:rPr>
@@ -5497,7 +5756,7 @@
             <w:r/>
             <w:r>
               <w:rPr>
-                <w:rFonts w:ascii="Courier New" w:hAnsi="Courier New" w:eastAsia="Courier New"/>
+                <w:rFonts w:ascii="Courier New" w:hAnsi="Courier New" w:eastAsia="Courier New" w:cs="Tahoma"/>
                 <w:sz w:val="16"/>
               </w:rPr>
               <w:t>{</w:t>
@@ -5557,7 +5816,7 @@
             <w:r/>
             <w:r>
               <w:rPr>
-                <w:rFonts w:ascii="Arial" w:hAnsi="Arial" w:eastAsia="Arial"/>
+                <w:rFonts w:ascii="Arial" w:hAnsi="Arial" w:eastAsia="Arial" w:cs="Tahoma"/>
                 <w:b/>
                 <w:sz w:val="18"/>
               </w:rPr>
@@ -5579,7 +5838,7 @@
             <w:r/>
             <w:r>
               <w:rPr>
-                <w:rFonts w:ascii="Arial" w:hAnsi="Arial" w:eastAsia="Arial"/>
+                <w:rFonts w:ascii="Arial" w:hAnsi="Arial" w:eastAsia="Arial" w:cs="Tahoma"/>
                 <w:b/>
                 <w:sz w:val="18"/>
               </w:rPr>
@@ -5601,7 +5860,7 @@
             <w:r/>
             <w:r>
               <w:rPr>
-                <w:rFonts w:ascii="Arial" w:hAnsi="Arial" w:eastAsia="Arial"/>
+                <w:rFonts w:ascii="Arial" w:hAnsi="Arial" w:eastAsia="Arial" w:cs="Tahoma"/>
                 <w:b/>
                 <w:sz w:val="18"/>
               </w:rPr>
@@ -5623,7 +5882,7 @@
             <w:r/>
             <w:r>
               <w:rPr>
-                <w:rFonts w:ascii="Arial" w:hAnsi="Arial" w:eastAsia="Arial"/>
+                <w:rFonts w:ascii="Arial" w:hAnsi="Arial" w:eastAsia="Arial" w:cs="Tahoma"/>
                 <w:b/>
                 <w:sz w:val="18"/>
               </w:rPr>
@@ -5648,13 +5907,13 @@
             </w:pPr>
             <w:r>
               <w:rPr>
-                <w:rFonts w:ascii="Arial" w:hAnsi="Arial" w:eastAsia="Arial"/>
-                <w:sz w:val="18"/>
-              </w:rPr>
-            </w:r>
-            <w:r>
-              <w:rPr>
-                <w:rFonts w:ascii="Arial" w:hAnsi="Arial" w:eastAsia="Arial"/>
+                <w:rFonts w:ascii="Arial" w:hAnsi="Arial" w:eastAsia="Arial" w:cs="Tahoma"/>
+                <w:sz w:val="18"/>
+              </w:rPr>
+            </w:r>
+            <w:r>
+              <w:rPr>
+                <w:rFonts w:ascii="Arial" w:hAnsi="Arial" w:eastAsia="Arial" w:cs="Tahoma"/>
                 <w:sz w:val="18"/>
               </w:rPr>
               <w:t>statusCode</w:t>
@@ -5673,13 +5932,13 @@
             </w:pPr>
             <w:r>
               <w:rPr>
-                <w:rFonts w:ascii="Arial" w:hAnsi="Arial" w:eastAsia="Arial"/>
-                <w:sz w:val="18"/>
-              </w:rPr>
-            </w:r>
-            <w:r>
-              <w:rPr>
-                <w:rFonts w:ascii="Arial" w:hAnsi="Arial" w:eastAsia="Arial"/>
+                <w:rFonts w:ascii="Arial" w:hAnsi="Arial" w:eastAsia="Arial" w:cs="Tahoma"/>
+                <w:sz w:val="18"/>
+              </w:rPr>
+            </w:r>
+            <w:r>
+              <w:rPr>
+                <w:rFonts w:ascii="Arial" w:hAnsi="Arial" w:eastAsia="Arial" w:cs="Tahoma"/>
                 <w:sz w:val="18"/>
               </w:rPr>
               <w:t>string</w:t>
@@ -5698,13 +5957,13 @@
             </w:pPr>
             <w:r>
               <w:rPr>
-                <w:rFonts w:ascii="Arial" w:hAnsi="Arial" w:eastAsia="Arial"/>
-                <w:sz w:val="18"/>
-              </w:rPr>
-            </w:r>
-            <w:r>
-              <w:rPr>
-                <w:rFonts w:ascii="Arial" w:hAnsi="Arial" w:eastAsia="Arial"/>
+                <w:rFonts w:ascii="Arial" w:hAnsi="Arial" w:eastAsia="Arial" w:cs="Tahoma"/>
+                <w:sz w:val="18"/>
+              </w:rPr>
+            </w:r>
+            <w:r>
+              <w:rPr>
+                <w:rFonts w:ascii="Arial" w:hAnsi="Arial" w:eastAsia="Arial" w:cs="Tahoma"/>
                 <w:sz w:val="18"/>
               </w:rPr>
               <w:t>Yes</w:t>
@@ -5723,13 +5982,13 @@
             </w:pPr>
             <w:r>
               <w:rPr>
-                <w:rFonts w:ascii="Arial" w:hAnsi="Arial" w:eastAsia="Arial"/>
-                <w:sz w:val="18"/>
-              </w:rPr>
-            </w:r>
-            <w:r>
-              <w:rPr>
-                <w:rFonts w:ascii="Arial" w:hAnsi="Arial" w:eastAsia="Arial"/>
+                <w:rFonts w:ascii="Arial" w:hAnsi="Arial" w:eastAsia="Arial" w:cs="Tahoma"/>
+                <w:sz w:val="18"/>
+              </w:rPr>
+            </w:r>
+            <w:r>
+              <w:rPr>
+                <w:rFonts w:ascii="Arial" w:hAnsi="Arial" w:eastAsia="Arial" w:cs="Tahoma"/>
                 <w:sz w:val="18"/>
               </w:rPr>
               <w:t>canonical code; do not replace with display label</w:t>
@@ -5753,13 +6012,13 @@
             </w:pPr>
             <w:r>
               <w:rPr>
-                <w:rFonts w:ascii="Arial" w:hAnsi="Arial" w:eastAsia="Arial"/>
-                <w:sz w:val="18"/>
-              </w:rPr>
-            </w:r>
-            <w:r>
-              <w:rPr>
-                <w:rFonts w:ascii="Arial" w:hAnsi="Arial" w:eastAsia="Arial"/>
+                <w:rFonts w:ascii="Arial" w:hAnsi="Arial" w:eastAsia="Arial" w:cs="Tahoma"/>
+                <w:sz w:val="18"/>
+              </w:rPr>
+            </w:r>
+            <w:r>
+              <w:rPr>
+                <w:rFonts w:ascii="Arial" w:hAnsi="Arial" w:eastAsia="Arial" w:cs="Tahoma"/>
                 <w:sz w:val="18"/>
               </w:rPr>
               <w:t>nextSection</w:t>
@@ -5778,13 +6037,13 @@
             </w:pPr>
             <w:r>
               <w:rPr>
-                <w:rFonts w:ascii="Arial" w:hAnsi="Arial" w:eastAsia="Arial"/>
-                <w:sz w:val="18"/>
-              </w:rPr>
-            </w:r>
-            <w:r>
-              <w:rPr>
-                <w:rFonts w:ascii="Arial" w:hAnsi="Arial" w:eastAsia="Arial"/>
+                <w:rFonts w:ascii="Arial" w:hAnsi="Arial" w:eastAsia="Arial" w:cs="Tahoma"/>
+                <w:sz w:val="18"/>
+              </w:rPr>
+            </w:r>
+            <w:r>
+              <w:rPr>
+                <w:rFonts w:ascii="Arial" w:hAnsi="Arial" w:eastAsia="Arial" w:cs="Tahoma"/>
                 <w:sz w:val="18"/>
               </w:rPr>
               <w:t>string</w:t>
@@ -5803,13 +6062,13 @@
             </w:pPr>
             <w:r>
               <w:rPr>
-                <w:rFonts w:ascii="Arial" w:hAnsi="Arial" w:eastAsia="Arial"/>
-                <w:sz w:val="18"/>
-              </w:rPr>
-            </w:r>
-            <w:r>
-              <w:rPr>
-                <w:rFonts w:ascii="Arial" w:hAnsi="Arial" w:eastAsia="Arial"/>
+                <w:rFonts w:ascii="Arial" w:hAnsi="Arial" w:eastAsia="Arial" w:cs="Tahoma"/>
+                <w:sz w:val="18"/>
+              </w:rPr>
+            </w:r>
+            <w:r>
+              <w:rPr>
+                <w:rFonts w:ascii="Arial" w:hAnsi="Arial" w:eastAsia="Arial" w:cs="Tahoma"/>
                 <w:sz w:val="18"/>
               </w:rPr>
               <w:t>Yes</w:t>
@@ -5828,13 +6087,13 @@
             </w:pPr>
             <w:r>
               <w:rPr>
-                <w:rFonts w:ascii="Arial" w:hAnsi="Arial" w:eastAsia="Arial"/>
-                <w:sz w:val="18"/>
-              </w:rPr>
-            </w:r>
-            <w:r>
-              <w:rPr>
-                <w:rFonts w:ascii="Arial" w:hAnsi="Arial" w:eastAsia="Arial"/>
+                <w:rFonts w:ascii="Arial" w:hAnsi="Arial" w:eastAsia="Arial" w:cs="Tahoma"/>
+                <w:sz w:val="18"/>
+              </w:rPr>
+            </w:r>
+            <w:r>
+              <w:rPr>
+                <w:rFonts w:ascii="Arial" w:hAnsi="Arial" w:eastAsia="Arial" w:cs="Tahoma"/>
                 <w:sz w:val="18"/>
               </w:rPr>
               <w:t>canonical code; do not replace with display label</w:t>
@@ -5858,13 +6117,13 @@
             </w:pPr>
             <w:r>
               <w:rPr>
-                <w:rFonts w:ascii="Arial" w:hAnsi="Arial" w:eastAsia="Arial"/>
-                <w:sz w:val="18"/>
-              </w:rPr>
-            </w:r>
-            <w:r>
-              <w:rPr>
-                <w:rFonts w:ascii="Arial" w:hAnsi="Arial" w:eastAsia="Arial"/>
+                <w:rFonts w:ascii="Arial" w:hAnsi="Arial" w:eastAsia="Arial" w:cs="Tahoma"/>
+                <w:sz w:val="18"/>
+              </w:rPr>
+            </w:r>
+            <w:r>
+              <w:rPr>
+                <w:rFonts w:ascii="Arial" w:hAnsi="Arial" w:eastAsia="Arial" w:cs="Tahoma"/>
                 <w:sz w:val="18"/>
               </w:rPr>
               <w:t>message</w:t>
@@ -5883,13 +6142,13 @@
             </w:pPr>
             <w:r>
               <w:rPr>
-                <w:rFonts w:ascii="Arial" w:hAnsi="Arial" w:eastAsia="Arial"/>
-                <w:sz w:val="18"/>
-              </w:rPr>
-            </w:r>
-            <w:r>
-              <w:rPr>
-                <w:rFonts w:ascii="Arial" w:hAnsi="Arial" w:eastAsia="Arial"/>
+                <w:rFonts w:ascii="Arial" w:hAnsi="Arial" w:eastAsia="Arial" w:cs="Tahoma"/>
+                <w:sz w:val="18"/>
+              </w:rPr>
+            </w:r>
+            <w:r>
+              <w:rPr>
+                <w:rFonts w:ascii="Arial" w:hAnsi="Arial" w:eastAsia="Arial" w:cs="Tahoma"/>
                 <w:sz w:val="18"/>
               </w:rPr>
               <w:t>string</w:t>
@@ -5908,13 +6167,13 @@
             </w:pPr>
             <w:r>
               <w:rPr>
-                <w:rFonts w:ascii="Arial" w:hAnsi="Arial" w:eastAsia="Arial"/>
-                <w:sz w:val="18"/>
-              </w:rPr>
-            </w:r>
-            <w:r>
-              <w:rPr>
-                <w:rFonts w:ascii="Arial" w:hAnsi="Arial" w:eastAsia="Arial"/>
+                <w:rFonts w:ascii="Arial" w:hAnsi="Arial" w:eastAsia="Arial" w:cs="Tahoma"/>
+                <w:sz w:val="18"/>
+              </w:rPr>
+            </w:r>
+            <w:r>
+              <w:rPr>
+                <w:rFonts w:ascii="Arial" w:hAnsi="Arial" w:eastAsia="Arial" w:cs="Tahoma"/>
                 <w:sz w:val="18"/>
               </w:rPr>
               <w:t>Yes</w:t>
@@ -5933,13 +6192,13 @@
             </w:pPr>
             <w:r>
               <w:rPr>
-                <w:rFonts w:ascii="Arial" w:hAnsi="Arial" w:eastAsia="Arial"/>
-                <w:sz w:val="18"/>
-              </w:rPr>
-            </w:r>
-            <w:r>
-              <w:rPr>
-                <w:rFonts w:ascii="Arial" w:hAnsi="Arial" w:eastAsia="Arial"/>
+                <w:rFonts w:ascii="Arial" w:hAnsi="Arial" w:eastAsia="Arial" w:cs="Tahoma"/>
+                <w:sz w:val="18"/>
+              </w:rPr>
+            </w:r>
+            <w:r>
+              <w:rPr>
+                <w:rFonts w:ascii="Arial" w:hAnsi="Arial" w:eastAsia="Arial" w:cs="Tahoma"/>
                 <w:sz w:val="18"/>
               </w:rPr>
               <w:t>UTF-8; use value domain described by endpoint purpose</w:t>
@@ -6002,7 +6261,7 @@
             <w:r/>
             <w:r>
               <w:rPr>
-                <w:rFonts w:ascii="Arial" w:hAnsi="Arial" w:eastAsia="Arial"/>
+                <w:rFonts w:ascii="Arial" w:hAnsi="Arial" w:eastAsia="Arial" w:cs="Tahoma"/>
                 <w:b/>
                 <w:sz w:val="18"/>
               </w:rPr>
@@ -6028,7 +6287,7 @@
             <w:r/>
             <w:r>
               <w:rPr>
-                <w:rFonts w:ascii="Courier New" w:hAnsi="Courier New" w:eastAsia="Courier New"/>
+                <w:rFonts w:ascii="Courier New" w:hAnsi="Courier New" w:eastAsia="Courier New" w:cs="Tahoma"/>
                 <w:sz w:val="16"/>
               </w:rPr>
               <w:t>{</w:t>
@@ -6084,7 +6343,7 @@
             <w:r/>
             <w:r>
               <w:rPr>
-                <w:rFonts w:ascii="Arial" w:hAnsi="Arial" w:eastAsia="Arial"/>
+                <w:rFonts w:ascii="Arial" w:hAnsi="Arial" w:eastAsia="Arial" w:cs="Tahoma"/>
                 <w:b/>
                 <w:sz w:val="18"/>
               </w:rPr>
@@ -6106,7 +6365,7 @@
             <w:r/>
             <w:r>
               <w:rPr>
-                <w:rFonts w:ascii="Arial" w:hAnsi="Arial" w:eastAsia="Arial"/>
+                <w:rFonts w:ascii="Arial" w:hAnsi="Arial" w:eastAsia="Arial" w:cs="Tahoma"/>
                 <w:b/>
                 <w:sz w:val="18"/>
               </w:rPr>
@@ -6128,7 +6387,7 @@
             <w:r/>
             <w:r>
               <w:rPr>
-                <w:rFonts w:ascii="Arial" w:hAnsi="Arial" w:eastAsia="Arial"/>
+                <w:rFonts w:ascii="Arial" w:hAnsi="Arial" w:eastAsia="Arial" w:cs="Tahoma"/>
                 <w:b/>
                 <w:sz w:val="18"/>
               </w:rPr>
@@ -6150,7 +6409,7 @@
             <w:r/>
             <w:r>
               <w:rPr>
-                <w:rFonts w:ascii="Arial" w:hAnsi="Arial" w:eastAsia="Arial"/>
+                <w:rFonts w:ascii="Arial" w:hAnsi="Arial" w:eastAsia="Arial" w:cs="Tahoma"/>
                 <w:b/>
                 <w:sz w:val="18"/>
               </w:rPr>
@@ -6175,13 +6434,13 @@
             </w:pPr>
             <w:r>
               <w:rPr>
-                <w:rFonts w:ascii="Arial" w:hAnsi="Arial" w:eastAsia="Arial"/>
-                <w:sz w:val="18"/>
-              </w:rPr>
-            </w:r>
-            <w:r>
-              <w:rPr>
-                <w:rFonts w:ascii="Arial" w:hAnsi="Arial" w:eastAsia="Arial"/>
+                <w:rFonts w:ascii="Arial" w:hAnsi="Arial" w:eastAsia="Arial" w:cs="Tahoma"/>
+                <w:sz w:val="18"/>
+              </w:rPr>
+            </w:r>
+            <w:r>
+              <w:rPr>
+                <w:rFonts w:ascii="Arial" w:hAnsi="Arial" w:eastAsia="Arial" w:cs="Tahoma"/>
                 <w:sz w:val="18"/>
               </w:rPr>
               <w:t>docNo</w:t>
@@ -6200,13 +6459,13 @@
             </w:pPr>
             <w:r>
               <w:rPr>
-                <w:rFonts w:ascii="Arial" w:hAnsi="Arial" w:eastAsia="Arial"/>
-                <w:sz w:val="18"/>
-              </w:rPr>
-            </w:r>
-            <w:r>
-              <w:rPr>
-                <w:rFonts w:ascii="Arial" w:hAnsi="Arial" w:eastAsia="Arial"/>
+                <w:rFonts w:ascii="Arial" w:hAnsi="Arial" w:eastAsia="Arial" w:cs="Tahoma"/>
+                <w:sz w:val="18"/>
+              </w:rPr>
+            </w:r>
+            <w:r>
+              <w:rPr>
+                <w:rFonts w:ascii="Arial" w:hAnsi="Arial" w:eastAsia="Arial" w:cs="Tahoma"/>
                 <w:sz w:val="18"/>
               </w:rPr>
               <w:t>string</w:t>
@@ -6225,13 +6484,13 @@
             </w:pPr>
             <w:r>
               <w:rPr>
-                <w:rFonts w:ascii="Arial" w:hAnsi="Arial" w:eastAsia="Arial"/>
-                <w:sz w:val="18"/>
-              </w:rPr>
-            </w:r>
-            <w:r>
-              <w:rPr>
-                <w:rFonts w:ascii="Arial" w:hAnsi="Arial" w:eastAsia="Arial"/>
+                <w:rFonts w:ascii="Arial" w:hAnsi="Arial" w:eastAsia="Arial" w:cs="Tahoma"/>
+                <w:sz w:val="18"/>
+              </w:rPr>
+            </w:r>
+            <w:r>
+              <w:rPr>
+                <w:rFonts w:ascii="Arial" w:hAnsi="Arial" w:eastAsia="Arial" w:cs="Tahoma"/>
                 <w:sz w:val="18"/>
               </w:rPr>
               <w:t>No</w:t>
@@ -6250,13 +6509,13 @@
             </w:pPr>
             <w:r>
               <w:rPr>
-                <w:rFonts w:ascii="Arial" w:hAnsi="Arial" w:eastAsia="Arial"/>
-                <w:sz w:val="18"/>
-              </w:rPr>
-            </w:r>
-            <w:r>
-              <w:rPr>
-                <w:rFonts w:ascii="Arial" w:hAnsi="Arial" w:eastAsia="Arial"/>
+                <w:rFonts w:ascii="Arial" w:hAnsi="Arial" w:eastAsia="Arial" w:cs="Tahoma"/>
+                <w:sz w:val="18"/>
+              </w:rPr>
+            </w:r>
+            <w:r>
+              <w:rPr>
+                <w:rFonts w:ascii="Arial" w:hAnsi="Arial" w:eastAsia="Arial" w:cs="Tahoma"/>
                 <w:sz w:val="18"/>
               </w:rPr>
               <w:t>ค.ศ. YYYY/xxxxx</w:t>
@@ -6294,7 +6553,7 @@
             <w:r/>
             <w:r>
               <w:rPr>
-                <w:rFonts w:ascii="Arial" w:hAnsi="Arial" w:eastAsia="Arial"/>
+                <w:rFonts w:ascii="Arial" w:hAnsi="Arial" w:eastAsia="Arial" w:cs="Tahoma"/>
                 <w:b/>
                 <w:sz w:val="18"/>
               </w:rPr>
@@ -6320,7 +6579,7 @@
             <w:r/>
             <w:r>
               <w:rPr>
-                <w:rFonts w:ascii="Courier New" w:hAnsi="Courier New" w:eastAsia="Courier New"/>
+                <w:rFonts w:ascii="Courier New" w:hAnsi="Courier New" w:eastAsia="Courier New" w:cs="Tahoma"/>
                 <w:sz w:val="16"/>
               </w:rPr>
               <w:t>{</w:t>
@@ -6386,7 +6645,7 @@
             <w:r/>
             <w:r>
               <w:rPr>
-                <w:rFonts w:ascii="Arial" w:hAnsi="Arial" w:eastAsia="Arial"/>
+                <w:rFonts w:ascii="Arial" w:hAnsi="Arial" w:eastAsia="Arial" w:cs="Tahoma"/>
                 <w:b/>
                 <w:sz w:val="18"/>
               </w:rPr>
@@ -6408,7 +6667,7 @@
             <w:r/>
             <w:r>
               <w:rPr>
-                <w:rFonts w:ascii="Arial" w:hAnsi="Arial" w:eastAsia="Arial"/>
+                <w:rFonts w:ascii="Arial" w:hAnsi="Arial" w:eastAsia="Arial" w:cs="Tahoma"/>
                 <w:b/>
                 <w:sz w:val="18"/>
               </w:rPr>
@@ -6430,7 +6689,7 @@
             <w:r/>
             <w:r>
               <w:rPr>
-                <w:rFonts w:ascii="Arial" w:hAnsi="Arial" w:eastAsia="Arial"/>
+                <w:rFonts w:ascii="Arial" w:hAnsi="Arial" w:eastAsia="Arial" w:cs="Tahoma"/>
                 <w:b/>
                 <w:sz w:val="18"/>
               </w:rPr>
@@ -6452,7 +6711,7 @@
             <w:r/>
             <w:r>
               <w:rPr>
-                <w:rFonts w:ascii="Arial" w:hAnsi="Arial" w:eastAsia="Arial"/>
+                <w:rFonts w:ascii="Arial" w:hAnsi="Arial" w:eastAsia="Arial" w:cs="Tahoma"/>
                 <w:b/>
                 <w:sz w:val="18"/>
               </w:rPr>
@@ -6477,13 +6736,13 @@
             </w:pPr>
             <w:r>
               <w:rPr>
-                <w:rFonts w:ascii="Arial" w:hAnsi="Arial" w:eastAsia="Arial"/>
-                <w:sz w:val="18"/>
-              </w:rPr>
-            </w:r>
-            <w:r>
-              <w:rPr>
-                <w:rFonts w:ascii="Arial" w:hAnsi="Arial" w:eastAsia="Arial"/>
+                <w:rFonts w:ascii="Arial" w:hAnsi="Arial" w:eastAsia="Arial" w:cs="Tahoma"/>
+                <w:sz w:val="18"/>
+              </w:rPr>
+            </w:r>
+            <w:r>
+              <w:rPr>
+                <w:rFonts w:ascii="Arial" w:hAnsi="Arial" w:eastAsia="Arial" w:cs="Tahoma"/>
                 <w:sz w:val="18"/>
               </w:rPr>
               <w:t>items</w:t>
@@ -6502,13 +6761,13 @@
             </w:pPr>
             <w:r>
               <w:rPr>
-                <w:rFonts w:ascii="Arial" w:hAnsi="Arial" w:eastAsia="Arial"/>
-                <w:sz w:val="18"/>
-              </w:rPr>
-            </w:r>
-            <w:r>
-              <w:rPr>
-                <w:rFonts w:ascii="Arial" w:hAnsi="Arial" w:eastAsia="Arial"/>
+                <w:rFonts w:ascii="Arial" w:hAnsi="Arial" w:eastAsia="Arial" w:cs="Tahoma"/>
+                <w:sz w:val="18"/>
+              </w:rPr>
+            </w:r>
+            <w:r>
+              <w:rPr>
+                <w:rFonts w:ascii="Arial" w:hAnsi="Arial" w:eastAsia="Arial" w:cs="Tahoma"/>
                 <w:sz w:val="18"/>
               </w:rPr>
               <w:t>array&lt;object&gt;</w:t>
@@ -6527,13 +6786,13 @@
             </w:pPr>
             <w:r>
               <w:rPr>
-                <w:rFonts w:ascii="Arial" w:hAnsi="Arial" w:eastAsia="Arial"/>
-                <w:sz w:val="18"/>
-              </w:rPr>
-            </w:r>
-            <w:r>
-              <w:rPr>
-                <w:rFonts w:ascii="Arial" w:hAnsi="Arial" w:eastAsia="Arial"/>
+                <w:rFonts w:ascii="Arial" w:hAnsi="Arial" w:eastAsia="Arial" w:cs="Tahoma"/>
+                <w:sz w:val="18"/>
+              </w:rPr>
+            </w:r>
+            <w:r>
+              <w:rPr>
+                <w:rFonts w:ascii="Arial" w:hAnsi="Arial" w:eastAsia="Arial" w:cs="Tahoma"/>
                 <w:sz w:val="18"/>
               </w:rPr>
               <w:t>Yes</w:t>
@@ -6552,13 +6811,13 @@
             </w:pPr>
             <w:r>
               <w:rPr>
-                <w:rFonts w:ascii="Arial" w:hAnsi="Arial" w:eastAsia="Arial"/>
-                <w:sz w:val="18"/>
-              </w:rPr>
-            </w:r>
-            <w:r>
-              <w:rPr>
-                <w:rFonts w:ascii="Arial" w:hAnsi="Arial" w:eastAsia="Arial"/>
+                <w:rFonts w:ascii="Arial" w:hAnsi="Arial" w:eastAsia="Arial" w:cs="Tahoma"/>
+                <w:sz w:val="18"/>
+              </w:rPr>
+            </w:r>
+            <w:r>
+              <w:rPr>
+                <w:rFonts w:ascii="Arial" w:hAnsi="Arial" w:eastAsia="Arial" w:cs="Tahoma"/>
                 <w:sz w:val="18"/>
               </w:rPr>
               <w:t>JSON array; element type shown in Type column</w:t>
@@ -6582,13 +6841,13 @@
             </w:pPr>
             <w:r>
               <w:rPr>
-                <w:rFonts w:ascii="Arial" w:hAnsi="Arial" w:eastAsia="Arial"/>
-                <w:sz w:val="18"/>
-              </w:rPr>
-            </w:r>
-            <w:r>
-              <w:rPr>
-                <w:rFonts w:ascii="Arial" w:hAnsi="Arial" w:eastAsia="Arial"/>
+                <w:rFonts w:ascii="Arial" w:hAnsi="Arial" w:eastAsia="Arial" w:cs="Tahoma"/>
+                <w:sz w:val="18"/>
+              </w:rPr>
+            </w:r>
+            <w:r>
+              <w:rPr>
+                <w:rFonts w:ascii="Arial" w:hAnsi="Arial" w:eastAsia="Arial" w:cs="Tahoma"/>
                 <w:sz w:val="18"/>
               </w:rPr>
               <w:t>items[].section</w:t>
@@ -6607,13 +6866,13 @@
             </w:pPr>
             <w:r>
               <w:rPr>
-                <w:rFonts w:ascii="Arial" w:hAnsi="Arial" w:eastAsia="Arial"/>
-                <w:sz w:val="18"/>
-              </w:rPr>
-            </w:r>
-            <w:r>
-              <w:rPr>
-                <w:rFonts w:ascii="Arial" w:hAnsi="Arial" w:eastAsia="Arial"/>
+                <w:rFonts w:ascii="Arial" w:hAnsi="Arial" w:eastAsia="Arial" w:cs="Tahoma"/>
+                <w:sz w:val="18"/>
+              </w:rPr>
+            </w:r>
+            <w:r>
+              <w:rPr>
+                <w:rFonts w:ascii="Arial" w:hAnsi="Arial" w:eastAsia="Arial" w:cs="Tahoma"/>
                 <w:sz w:val="18"/>
               </w:rPr>
               <w:t>string</w:t>
@@ -6632,13 +6891,13 @@
             </w:pPr>
             <w:r>
               <w:rPr>
-                <w:rFonts w:ascii="Arial" w:hAnsi="Arial" w:eastAsia="Arial"/>
-                <w:sz w:val="18"/>
-              </w:rPr>
-            </w:r>
-            <w:r>
-              <w:rPr>
-                <w:rFonts w:ascii="Arial" w:hAnsi="Arial" w:eastAsia="Arial"/>
+                <w:rFonts w:ascii="Arial" w:hAnsi="Arial" w:eastAsia="Arial" w:cs="Tahoma"/>
+                <w:sz w:val="18"/>
+              </w:rPr>
+            </w:r>
+            <w:r>
+              <w:rPr>
+                <w:rFonts w:ascii="Arial" w:hAnsi="Arial" w:eastAsia="Arial" w:cs="Tahoma"/>
                 <w:sz w:val="18"/>
               </w:rPr>
               <w:t>Yes</w:t>
@@ -6657,13 +6916,13 @@
             </w:pPr>
             <w:r>
               <w:rPr>
-                <w:rFonts w:ascii="Arial" w:hAnsi="Arial" w:eastAsia="Arial"/>
-                <w:sz w:val="18"/>
-              </w:rPr>
-            </w:r>
-            <w:r>
-              <w:rPr>
-                <w:rFonts w:ascii="Arial" w:hAnsi="Arial" w:eastAsia="Arial"/>
+                <w:rFonts w:ascii="Arial" w:hAnsi="Arial" w:eastAsia="Arial" w:cs="Tahoma"/>
+                <w:sz w:val="18"/>
+              </w:rPr>
+            </w:r>
+            <w:r>
+              <w:rPr>
+                <w:rFonts w:ascii="Arial" w:hAnsi="Arial" w:eastAsia="Arial" w:cs="Tahoma"/>
                 <w:sz w:val="18"/>
               </w:rPr>
               <w:t>UTF-8; use value domain described by endpoint purpose</w:t>
@@ -6687,13 +6946,13 @@
             </w:pPr>
             <w:r>
               <w:rPr>
-                <w:rFonts w:ascii="Arial" w:hAnsi="Arial" w:eastAsia="Arial"/>
-                <w:sz w:val="18"/>
-              </w:rPr>
-            </w:r>
-            <w:r>
-              <w:rPr>
-                <w:rFonts w:ascii="Arial" w:hAnsi="Arial" w:eastAsia="Arial"/>
+                <w:rFonts w:ascii="Arial" w:hAnsi="Arial" w:eastAsia="Arial" w:cs="Tahoma"/>
+                <w:sz w:val="18"/>
+              </w:rPr>
+            </w:r>
+            <w:r>
+              <w:rPr>
+                <w:rFonts w:ascii="Arial" w:hAnsi="Arial" w:eastAsia="Arial" w:cs="Tahoma"/>
                 <w:sz w:val="18"/>
               </w:rPr>
               <w:t>items[].result</w:t>
@@ -6712,13 +6971,13 @@
             </w:pPr>
             <w:r>
               <w:rPr>
-                <w:rFonts w:ascii="Arial" w:hAnsi="Arial" w:eastAsia="Arial"/>
-                <w:sz w:val="18"/>
-              </w:rPr>
-            </w:r>
-            <w:r>
-              <w:rPr>
-                <w:rFonts w:ascii="Arial" w:hAnsi="Arial" w:eastAsia="Arial"/>
+                <w:rFonts w:ascii="Arial" w:hAnsi="Arial" w:eastAsia="Arial" w:cs="Tahoma"/>
+                <w:sz w:val="18"/>
+              </w:rPr>
+            </w:r>
+            <w:r>
+              <w:rPr>
+                <w:rFonts w:ascii="Arial" w:hAnsi="Arial" w:eastAsia="Arial" w:cs="Tahoma"/>
                 <w:sz w:val="18"/>
               </w:rPr>
               <w:t>string</w:t>
@@ -6737,13 +6996,13 @@
             </w:pPr>
             <w:r>
               <w:rPr>
-                <w:rFonts w:ascii="Arial" w:hAnsi="Arial" w:eastAsia="Arial"/>
-                <w:sz w:val="18"/>
-              </w:rPr>
-            </w:r>
-            <w:r>
-              <w:rPr>
-                <w:rFonts w:ascii="Arial" w:hAnsi="Arial" w:eastAsia="Arial"/>
+                <w:rFonts w:ascii="Arial" w:hAnsi="Arial" w:eastAsia="Arial" w:cs="Tahoma"/>
+                <w:sz w:val="18"/>
+              </w:rPr>
+            </w:r>
+            <w:r>
+              <w:rPr>
+                <w:rFonts w:ascii="Arial" w:hAnsi="Arial" w:eastAsia="Arial" w:cs="Tahoma"/>
                 <w:sz w:val="18"/>
               </w:rPr>
               <w:t>Yes</w:t>
@@ -6762,13 +7021,13 @@
             </w:pPr>
             <w:r>
               <w:rPr>
-                <w:rFonts w:ascii="Arial" w:hAnsi="Arial" w:eastAsia="Arial"/>
-                <w:sz w:val="18"/>
-              </w:rPr>
-            </w:r>
-            <w:r>
-              <w:rPr>
-                <w:rFonts w:ascii="Arial" w:hAnsi="Arial" w:eastAsia="Arial"/>
+                <w:rFonts w:ascii="Arial" w:hAnsi="Arial" w:eastAsia="Arial" w:cs="Tahoma"/>
+                <w:sz w:val="18"/>
+              </w:rPr>
+            </w:r>
+            <w:r>
+              <w:rPr>
+                <w:rFonts w:ascii="Arial" w:hAnsi="Arial" w:eastAsia="Arial" w:cs="Tahoma"/>
                 <w:sz w:val="18"/>
               </w:rPr>
               <w:t>UTF-8; use value domain described by endpoint purpose</w:t>
@@ -6827,7 +7086,7 @@
             <w:r/>
             <w:r>
               <w:rPr>
-                <w:rFonts w:ascii="Arial" w:hAnsi="Arial" w:eastAsia="Arial"/>
+                <w:rFonts w:ascii="Arial" w:hAnsi="Arial" w:eastAsia="Arial" w:cs="Tahoma"/>
                 <w:b/>
                 <w:sz w:val="18"/>
               </w:rPr>
@@ -6849,7 +7108,7 @@
             <w:r/>
             <w:r>
               <w:rPr>
-                <w:rFonts w:ascii="Arial" w:hAnsi="Arial" w:eastAsia="Arial"/>
+                <w:rFonts w:ascii="Arial" w:hAnsi="Arial" w:eastAsia="Arial" w:cs="Tahoma"/>
                 <w:b/>
                 <w:sz w:val="18"/>
               </w:rPr>
@@ -6871,7 +7130,7 @@
             <w:r/>
             <w:r>
               <w:rPr>
-                <w:rFonts w:ascii="Arial" w:hAnsi="Arial" w:eastAsia="Arial"/>
+                <w:rFonts w:ascii="Arial" w:hAnsi="Arial" w:eastAsia="Arial" w:cs="Tahoma"/>
                 <w:b/>
                 <w:sz w:val="18"/>
               </w:rPr>
@@ -6896,13 +7155,13 @@
             </w:pPr>
             <w:r>
               <w:rPr>
-                <w:rFonts w:ascii="Arial" w:hAnsi="Arial" w:eastAsia="Arial"/>
-                <w:sz w:val="18"/>
-              </w:rPr>
-            </w:r>
-            <w:r>
-              <w:rPr>
-                <w:rFonts w:ascii="Arial" w:hAnsi="Arial" w:eastAsia="Arial"/>
+                <w:rFonts w:ascii="Arial" w:hAnsi="Arial" w:eastAsia="Arial" w:cs="Tahoma"/>
+                <w:sz w:val="18"/>
+              </w:rPr>
+            </w:r>
+            <w:r>
+              <w:rPr>
+                <w:rFonts w:ascii="Arial" w:hAnsi="Arial" w:eastAsia="Arial" w:cs="Tahoma"/>
                 <w:sz w:val="18"/>
               </w:rPr>
               <w:t>workflow_transaction / workflow_history / workflow_approver (@srm/glb-workflow)</w:t>
@@ -6921,16 +7180,16 @@
             </w:pPr>
             <w:r>
               <w:rPr>
-                <w:rFonts w:ascii="Arial" w:hAnsi="Arial" w:eastAsia="Arial"/>
-                <w:sz w:val="18"/>
-              </w:rPr>
-            </w:r>
-            <w:r>
-              <w:rPr>
-                <w:rFonts w:ascii="Arial" w:hAnsi="Arial" w:eastAsia="Arial"/>
-                <w:sz w:val="18"/>
-              </w:rPr>
-              <w:t>R/W</w:t>
+                <w:rFonts w:ascii="Arial" w:hAnsi="Arial" w:eastAsia="Arial" w:cs="Tahoma"/>
+                <w:sz w:val="18"/>
+              </w:rPr>
+            </w:r>
+            <w:r>
+              <w:rPr>
+                <w:rFonts w:ascii="Arial" w:hAnsi="Arial" w:eastAsia="Arial" w:cs="Tahoma"/>
+                <w:sz w:val="18"/>
+              </w:rPr>
+              <w:t>R (เขียนผ่าน lib)</w:t>
             </w:r>
           </w:p>
         </w:tc>
@@ -6946,16 +7205,16 @@
             </w:pPr>
             <w:r>
               <w:rPr>
-                <w:rFonts w:ascii="Arial" w:hAnsi="Arial" w:eastAsia="Arial"/>
-                <w:sz w:val="18"/>
-              </w:rPr>
-            </w:r>
-            <w:r>
-              <w:rPr>
-                <w:rFonts w:ascii="Arial" w:hAnsi="Arial" w:eastAsia="Arial"/>
-                <w:sz w:val="18"/>
-              </w:rPr>
-              <w:t>triggerEvent() เดิน state + บันทึก history</w:t>
+                <w:rFonts w:ascii="Arial" w:hAnsi="Arial" w:eastAsia="Arial" w:cs="Tahoma"/>
+                <w:sz w:val="18"/>
+              </w:rPr>
+            </w:r>
+            <w:r>
+              <w:rPr>
+                <w:rFonts w:ascii="Arial" w:hAnsi="Arial" w:eastAsia="Arial" w:cs="Tahoma"/>
+                <w:sz w:val="18"/>
+              </w:rPr>
+              <w:t>eventWorkflow() เดิน state + บันทึก history</w:t>
             </w:r>
           </w:p>
         </w:tc>
@@ -6976,13 +7235,13 @@
             </w:pPr>
             <w:r>
               <w:rPr>
-                <w:rFonts w:ascii="Arial" w:hAnsi="Arial" w:eastAsia="Arial"/>
-                <w:sz w:val="18"/>
-              </w:rPr>
-            </w:r>
-            <w:r>
-              <w:rPr>
-                <w:rFonts w:ascii="Arial" w:hAnsi="Arial" w:eastAsia="Arial"/>
+                <w:rFonts w:ascii="Arial" w:hAnsi="Arial" w:eastAsia="Arial" w:cs="Tahoma"/>
+                <w:sz w:val="18"/>
+              </w:rPr>
+            </w:r>
+            <w:r>
+              <w:rPr>
+                <w:rFonts w:ascii="Arial" w:hAnsi="Arial" w:eastAsia="Arial" w:cs="Tahoma"/>
                 <w:sz w:val="18"/>
               </w:rPr>
               <w:t>compensation_documents</w:t>
@@ -7001,13 +7260,13 @@
             </w:pPr>
             <w:r>
               <w:rPr>
-                <w:rFonts w:ascii="Arial" w:hAnsi="Arial" w:eastAsia="Arial"/>
-                <w:sz w:val="18"/>
-              </w:rPr>
-            </w:r>
-            <w:r>
-              <w:rPr>
-                <w:rFonts w:ascii="Arial" w:hAnsi="Arial" w:eastAsia="Arial"/>
+                <w:rFonts w:ascii="Arial" w:hAnsi="Arial" w:eastAsia="Arial" w:cs="Tahoma"/>
+                <w:sz w:val="18"/>
+              </w:rPr>
+            </w:r>
+            <w:r>
+              <w:rPr>
+                <w:rFonts w:ascii="Arial" w:hAnsi="Arial" w:eastAsia="Arial" w:cs="Tahoma"/>
                 <w:sz w:val="18"/>
               </w:rPr>
               <w:t>W</w:t>
@@ -7026,13 +7285,13 @@
             </w:pPr>
             <w:r>
               <w:rPr>
-                <w:rFonts w:ascii="Arial" w:hAnsi="Arial" w:eastAsia="Arial"/>
-                <w:sz w:val="18"/>
-              </w:rPr>
-            </w:r>
-            <w:r>
-              <w:rPr>
-                <w:rFonts w:ascii="Arial" w:hAnsi="Arial" w:eastAsia="Arial"/>
+                <w:rFonts w:ascii="Arial" w:hAnsi="Arial" w:eastAsia="Arial" w:cs="Tahoma"/>
+                <w:sz w:val="18"/>
+              </w:rPr>
+            </w:r>
+            <w:r>
+              <w:rPr>
+                <w:rFonts w:ascii="Arial" w:hAnsi="Arial" w:eastAsia="Arial" w:cs="Tahoma"/>
                 <w:sz w:val="18"/>
               </w:rPr>
               <w:t>อัปเดต status/current_section/result</w:t>
@@ -7056,13 +7315,13 @@
             </w:pPr>
             <w:r>
               <w:rPr>
-                <w:rFonts w:ascii="Arial" w:hAnsi="Arial" w:eastAsia="Arial"/>
-                <w:sz w:val="18"/>
-              </w:rPr>
-            </w:r>
-            <w:r>
-              <w:rPr>
-                <w:rFonts w:ascii="Arial" w:hAnsi="Arial" w:eastAsia="Arial"/>
+                <w:rFonts w:ascii="Arial" w:hAnsi="Arial" w:eastAsia="Arial" w:cs="Tahoma"/>
+                <w:sz w:val="18"/>
+              </w:rPr>
+            </w:r>
+            <w:r>
+              <w:rPr>
+                <w:rFonts w:ascii="Arial" w:hAnsi="Arial" w:eastAsia="Arial" w:cs="Tahoma"/>
                 <w:sz w:val="18"/>
               </w:rPr>
               <w:t>consideration_logs</w:t>
@@ -7081,13 +7340,13 @@
             </w:pPr>
             <w:r>
               <w:rPr>
-                <w:rFonts w:ascii="Arial" w:hAnsi="Arial" w:eastAsia="Arial"/>
-                <w:sz w:val="18"/>
-              </w:rPr>
-            </w:r>
-            <w:r>
-              <w:rPr>
-                <w:rFonts w:ascii="Arial" w:hAnsi="Arial" w:eastAsia="Arial"/>
+                <w:rFonts w:ascii="Arial" w:hAnsi="Arial" w:eastAsia="Arial" w:cs="Tahoma"/>
+                <w:sz w:val="18"/>
+              </w:rPr>
+            </w:r>
+            <w:r>
+              <w:rPr>
+                <w:rFonts w:ascii="Arial" w:hAnsi="Arial" w:eastAsia="Arial" w:cs="Tahoma"/>
                 <w:sz w:val="18"/>
               </w:rPr>
               <w:t>W</w:t>
@@ -7106,13 +7365,13 @@
             </w:pPr>
             <w:r>
               <w:rPr>
-                <w:rFonts w:ascii="Arial" w:hAnsi="Arial" w:eastAsia="Arial"/>
-                <w:sz w:val="18"/>
-              </w:rPr>
-            </w:r>
-            <w:r>
-              <w:rPr>
-                <w:rFonts w:ascii="Arial" w:hAnsi="Arial" w:eastAsia="Arial"/>
+                <w:rFonts w:ascii="Arial" w:hAnsi="Arial" w:eastAsia="Arial" w:cs="Tahoma"/>
+                <w:sz w:val="18"/>
+              </w:rPr>
+            </w:r>
+            <w:r>
+              <w:rPr>
+                <w:rFonts w:ascii="Arial" w:hAnsi="Arial" w:eastAsia="Arial" w:cs="Tahoma"/>
                 <w:sz w:val="18"/>
               </w:rPr>
               <w:t>บันทึกผลพิจารณาและ comment</w:t>
@@ -7136,13 +7395,13 @@
             </w:pPr>
             <w:r>
               <w:rPr>
-                <w:rFonts w:ascii="Arial" w:hAnsi="Arial" w:eastAsia="Arial"/>
-                <w:sz w:val="18"/>
-              </w:rPr>
-            </w:r>
-            <w:r>
-              <w:rPr>
-                <w:rFonts w:ascii="Arial" w:hAnsi="Arial" w:eastAsia="Arial"/>
+                <w:rFonts w:ascii="Arial" w:hAnsi="Arial" w:eastAsia="Arial" w:cs="Tahoma"/>
+                <w:sz w:val="18"/>
+              </w:rPr>
+            </w:r>
+            <w:r>
+              <w:rPr>
+                <w:rFonts w:ascii="Arial" w:hAnsi="Arial" w:eastAsia="Arial" w:cs="Tahoma"/>
                 <w:sz w:val="18"/>
               </w:rPr>
               <w:t>workflow_transaction (@srm/glb-workflow)</w:t>
@@ -7161,16 +7420,16 @@
             </w:pPr>
             <w:r>
               <w:rPr>
-                <w:rFonts w:ascii="Arial" w:hAnsi="Arial" w:eastAsia="Arial"/>
-                <w:sz w:val="18"/>
-              </w:rPr>
-            </w:r>
-            <w:r>
-              <w:rPr>
-                <w:rFonts w:ascii="Arial" w:hAnsi="Arial" w:eastAsia="Arial"/>
-                <w:sz w:val="18"/>
-              </w:rPr>
-              <w:t>R/W</w:t>
+                <w:rFonts w:ascii="Arial" w:hAnsi="Arial" w:eastAsia="Arial" w:cs="Tahoma"/>
+                <w:sz w:val="18"/>
+              </w:rPr>
+            </w:r>
+            <w:r>
+              <w:rPr>
+                <w:rFonts w:ascii="Arial" w:hAnsi="Arial" w:eastAsia="Arial" w:cs="Tahoma"/>
+                <w:sz w:val="18"/>
+              </w:rPr>
+              <w:t>R (เขียนผ่าน lib)</w:t>
             </w:r>
           </w:p>
         </w:tc>
@@ -7186,16 +7445,16 @@
             </w:pPr>
             <w:r>
               <w:rPr>
-                <w:rFonts w:ascii="Arial" w:hAnsi="Arial" w:eastAsia="Arial"/>
-                <w:sz w:val="18"/>
-              </w:rPr>
-            </w:r>
-            <w:r>
-              <w:rPr>
-                <w:rFonts w:ascii="Arial" w:hAnsi="Arial" w:eastAsia="Arial"/>
-                <w:sz w:val="18"/>
-              </w:rPr>
-              <w:t>กัน action ซ้ำด้วย getTransaction/getPermissionEvents ก่อน triggerEvent</w:t>
+                <w:rFonts w:ascii="Arial" w:hAnsi="Arial" w:eastAsia="Arial" w:cs="Tahoma"/>
+                <w:sz w:val="18"/>
+              </w:rPr>
+            </w:r>
+            <w:r>
+              <w:rPr>
+                <w:rFonts w:ascii="Arial" w:hAnsi="Arial" w:eastAsia="Arial" w:cs="Tahoma"/>
+                <w:sz w:val="18"/>
+              </w:rPr>
+              <w:t>กัน action ซ้ำด้วย getTransaction/getPermissionEvents ก่อน eventWorkflow — ห้าม UPDATE ตรง</w:t>
             </w:r>
           </w:p>
         </w:tc>
@@ -7222,7 +7481,7 @@
       </w:r>
       <w:r>
         <w:rPr>
-          <w:rFonts w:ascii="Courier New" w:hAnsi="Courier New"/>
+          <w:rFonts w:ascii="Courier New" w:hAnsi="Courier New" w:eastAsia="Courier New" w:cs="Tahoma"/>
         </w:rPr>
         <w:t>srm-sps-spsap-store-backend</w:t>
       </w:r>
@@ -7231,7 +7490,7 @@
       </w:r>
       <w:r>
         <w:rPr>
-          <w:rFonts w:ascii="Courier New" w:hAnsi="Courier New"/>
+          <w:rFonts w:ascii="Courier New" w:hAnsi="Courier New" w:eastAsia="Courier New" w:cs="Tahoma"/>
         </w:rPr>
         <w:t>sps_store</w:t>
       </w:r>
@@ -7240,7 +7499,7 @@
       </w:r>
       <w:r>
         <w:rPr>
-          <w:rFonts w:ascii="Courier New" w:hAnsi="Courier New"/>
+          <w:rFonts w:ascii="Courier New" w:hAnsi="Courier New" w:eastAsia="Courier New" w:cs="Tahoma"/>
         </w:rPr>
         <w:t>DATA_SOURCE</w:t>
       </w:r>
@@ -7249,7 +7508,7 @@
       </w:r>
       <w:r>
         <w:rPr>
-          <w:rFonts w:ascii="Courier New" w:hAnsi="Courier New"/>
+          <w:rFonts w:ascii="Courier New" w:hAnsi="Courier New" w:eastAsia="Courier New" w:cs="Tahoma"/>
         </w:rPr>
         <w:t>srm-sps-spsap-sbp-bff</w:t>
       </w:r>
@@ -7258,7 +7517,7 @@
       </w:r>
       <w:r>
         <w:rPr>
-          <w:rFonts w:ascii="Courier New" w:hAnsi="Courier New"/>
+          <w:rFonts w:ascii="Courier New" w:hAnsi="Courier New" w:eastAsia="Courier New" w:cs="Tahoma"/>
         </w:rPr>
         <w:t>// TODO:</w:t>
       </w:r>
@@ -7267,7 +7526,7 @@
       </w:r>
       <w:r>
         <w:rPr>
-          <w:rFonts w:ascii="Courier New" w:hAnsi="Courier New"/>
+          <w:rFonts w:ascii="Courier New" w:hAnsi="Courier New" w:eastAsia="Courier New" w:cs="Tahoma"/>
         </w:rPr>
         <w:t>{success, data}</w:t>
       </w:r>
@@ -7315,7 +7574,7 @@
             <w:r/>
             <w:r>
               <w:rPr>
-                <w:rFonts w:ascii="Arial" w:hAnsi="Arial" w:eastAsia="Arial"/>
+                <w:rFonts w:ascii="Arial" w:hAnsi="Arial" w:eastAsia="Arial" w:cs="Tahoma"/>
                 <w:b/>
                 <w:sz w:val="18"/>
               </w:rPr>
@@ -7337,7 +7596,7 @@
             <w:r/>
             <w:r>
               <w:rPr>
-                <w:rFonts w:ascii="Arial" w:hAnsi="Arial" w:eastAsia="Arial"/>
+                <w:rFonts w:ascii="Arial" w:hAnsi="Arial" w:eastAsia="Arial" w:cs="Tahoma"/>
                 <w:b/>
                 <w:sz w:val="18"/>
               </w:rPr>
@@ -7362,13 +7621,13 @@
             </w:pPr>
             <w:r>
               <w:rPr>
-                <w:rFonts w:ascii="Arial" w:hAnsi="Arial" w:eastAsia="Arial"/>
-                <w:sz w:val="18"/>
-              </w:rPr>
-            </w:r>
-            <w:r>
-              <w:rPr>
-                <w:rFonts w:ascii="Arial" w:hAnsi="Arial" w:eastAsia="Arial"/>
+                <w:rFonts w:ascii="Arial" w:hAnsi="Arial" w:eastAsia="Arial" w:cs="Tahoma"/>
+                <w:sz w:val="18"/>
+              </w:rPr>
+            </w:r>
+            <w:r>
+              <w:rPr>
+                <w:rFonts w:ascii="Arial" w:hAnsi="Arial" w:eastAsia="Arial" w:cs="Tahoma"/>
                 <w:sz w:val="18"/>
               </w:rPr>
               <w:t>store-backend · src/modules/sbpgi-document-workflow-actions/sbpgi-document-workflow-actions.controller.ts</w:t>
@@ -7387,34 +7646,34 @@
             </w:pPr>
             <w:r>
               <w:rPr>
-                <w:rFonts w:ascii="Arial" w:hAnsi="Arial" w:eastAsia="Arial"/>
-                <w:sz w:val="18"/>
-              </w:rPr>
-            </w:r>
-            <w:r>
-              <w:rPr>
-                <w:rFonts w:ascii="Arial" w:hAnsi="Arial" w:eastAsia="Arial"/>
+                <w:rFonts w:ascii="Arial" w:hAnsi="Arial" w:eastAsia="Arial" w:cs="Tahoma"/>
+                <w:sz w:val="18"/>
+              </w:rPr>
+            </w:r>
+            <w:r>
+              <w:rPr>
+                <w:rFonts w:ascii="Arial" w:hAnsi="Arial" w:eastAsia="Arial" w:cs="Tahoma"/>
                 <w:sz w:val="18"/>
               </w:rPr>
               <w:t xml:space="preserve">route ทั้งหมดของเอกสารนี้ (2 เส้น) + </w:t>
             </w:r>
             <w:r>
               <w:rPr>
-                <w:rFonts w:ascii="Courier New" w:hAnsi="Courier New" w:eastAsia="Arial"/>
+                <w:rFonts w:ascii="Courier New" w:hAnsi="Courier New" w:eastAsia="Courier New" w:cs="Tahoma"/>
                 <w:sz w:val="18"/>
               </w:rPr>
               <w:t>@UseGuards(HttpHeaderGuard)</w:t>
             </w:r>
             <w:r>
               <w:rPr>
-                <w:rFonts w:ascii="Arial" w:hAnsi="Arial" w:eastAsia="Arial"/>
+                <w:rFonts w:ascii="Arial" w:hAnsi="Arial" w:eastAsia="Arial" w:cs="Tahoma"/>
                 <w:sz w:val="18"/>
               </w:rPr>
               <w:t xml:space="preserve"> + </w:t>
             </w:r>
             <w:r>
               <w:rPr>
-                <w:rFonts w:ascii="Courier New" w:hAnsi="Courier New" w:eastAsia="Arial"/>
+                <w:rFonts w:ascii="Courier New" w:hAnsi="Courier New" w:eastAsia="Courier New" w:cs="Tahoma"/>
                 <w:sz w:val="18"/>
               </w:rPr>
               <w:t>@UserId()</w:t>
@@ -7438,13 +7697,13 @@
             </w:pPr>
             <w:r>
               <w:rPr>
-                <w:rFonts w:ascii="Arial" w:hAnsi="Arial" w:eastAsia="Arial"/>
-                <w:sz w:val="18"/>
-              </w:rPr>
-            </w:r>
-            <w:r>
-              <w:rPr>
-                <w:rFonts w:ascii="Arial" w:hAnsi="Arial" w:eastAsia="Arial"/>
+                <w:rFonts w:ascii="Arial" w:hAnsi="Arial" w:eastAsia="Arial" w:cs="Tahoma"/>
+                <w:sz w:val="18"/>
+              </w:rPr>
+            </w:r>
+            <w:r>
+              <w:rPr>
+                <w:rFonts w:ascii="Arial" w:hAnsi="Arial" w:eastAsia="Arial" w:cs="Tahoma"/>
                 <w:sz w:val="18"/>
               </w:rPr>
               <w:t>store-backend · src/modules/sbpgi-document-workflow-actions/sbpgi-document-workflow-actions.service.ts</w:t>
@@ -7463,27 +7722,27 @@
             </w:pPr>
             <w:r>
               <w:rPr>
-                <w:rFonts w:ascii="Arial" w:hAnsi="Arial" w:eastAsia="Arial"/>
-                <w:sz w:val="18"/>
-              </w:rPr>
-            </w:r>
-            <w:r>
-              <w:rPr>
-                <w:rFonts w:ascii="Arial" w:hAnsi="Arial" w:eastAsia="Arial"/>
+                <w:rFonts w:ascii="Arial" w:hAnsi="Arial" w:eastAsia="Arial" w:cs="Tahoma"/>
+                <w:sz w:val="18"/>
+              </w:rPr>
+            </w:r>
+            <w:r>
+              <w:rPr>
+                <w:rFonts w:ascii="Arial" w:hAnsi="Arial" w:eastAsia="Arial" w:cs="Tahoma"/>
                 <w:sz w:val="18"/>
               </w:rPr>
               <w:t xml:space="preserve">business logic — inject </w:t>
             </w:r>
             <w:r>
               <w:rPr>
-                <w:rFonts w:ascii="Courier New" w:hAnsi="Courier New" w:eastAsia="Arial"/>
+                <w:rFonts w:ascii="Courier New" w:hAnsi="Courier New" w:eastAsia="Courier New" w:cs="Tahoma"/>
                 <w:sz w:val="18"/>
               </w:rPr>
               <w:t>'DATA_SOURCE'</w:t>
             </w:r>
             <w:r>
               <w:rPr>
-                <w:rFonts w:ascii="Arial" w:hAnsi="Arial" w:eastAsia="Arial"/>
+                <w:rFonts w:ascii="Arial" w:hAnsi="Arial" w:eastAsia="Arial" w:cs="Tahoma"/>
                 <w:sz w:val="18"/>
               </w:rPr>
               <w:t xml:space="preserve"> แล้วยิง raw SQL, mutation ใช้ QueryRunner transaction</w:t>
@@ -7507,13 +7766,13 @@
             </w:pPr>
             <w:r>
               <w:rPr>
-                <w:rFonts w:ascii="Arial" w:hAnsi="Arial" w:eastAsia="Arial"/>
-                <w:sz w:val="18"/>
-              </w:rPr>
-            </w:r>
-            <w:r>
-              <w:rPr>
-                <w:rFonts w:ascii="Arial" w:hAnsi="Arial" w:eastAsia="Arial"/>
+                <w:rFonts w:ascii="Arial" w:hAnsi="Arial" w:eastAsia="Arial" w:cs="Tahoma"/>
+                <w:sz w:val="18"/>
+              </w:rPr>
+            </w:r>
+            <w:r>
+              <w:rPr>
+                <w:rFonts w:ascii="Arial" w:hAnsi="Arial" w:eastAsia="Arial" w:cs="Tahoma"/>
                 <w:sz w:val="18"/>
               </w:rPr>
               <w:t>store-backend · src/modules/sbpgi-document-workflow-actions/sbpgi-document-workflow-actions.sql.ts</w:t>
@@ -7532,13 +7791,13 @@
             </w:pPr>
             <w:r>
               <w:rPr>
-                <w:rFonts w:ascii="Arial" w:hAnsi="Arial" w:eastAsia="Arial"/>
-                <w:sz w:val="18"/>
-              </w:rPr>
-            </w:r>
-            <w:r>
-              <w:rPr>
-                <w:rFonts w:ascii="Arial" w:hAnsi="Arial" w:eastAsia="Arial"/>
+                <w:rFonts w:ascii="Arial" w:hAnsi="Arial" w:eastAsia="Arial" w:cs="Tahoma"/>
+                <w:sz w:val="18"/>
+              </w:rPr>
+            </w:r>
+            <w:r>
+              <w:rPr>
+                <w:rFonts w:ascii="Arial" w:hAnsi="Arial" w:eastAsia="Arial" w:cs="Tahoma"/>
                 <w:sz w:val="18"/>
               </w:rPr>
               <w:t>เก็บ SQL ต่อ endpoint (คัดจากหัวข้อ 10) แยกออกจาก service ให้ทดสอบ/รีวิวง่าย</w:t>
@@ -7562,13 +7821,13 @@
             </w:pPr>
             <w:r>
               <w:rPr>
-                <w:rFonts w:ascii="Arial" w:hAnsi="Arial" w:eastAsia="Arial"/>
-                <w:sz w:val="18"/>
-              </w:rPr>
-            </w:r>
-            <w:r>
-              <w:rPr>
-                <w:rFonts w:ascii="Arial" w:hAnsi="Arial" w:eastAsia="Arial"/>
+                <w:rFonts w:ascii="Arial" w:hAnsi="Arial" w:eastAsia="Arial" w:cs="Tahoma"/>
+                <w:sz w:val="18"/>
+              </w:rPr>
+            </w:r>
+            <w:r>
+              <w:rPr>
+                <w:rFonts w:ascii="Arial" w:hAnsi="Arial" w:eastAsia="Arial" w:cs="Tahoma"/>
                 <w:sz w:val="18"/>
               </w:rPr>
               <w:t>store-backend · src/modules/sbpgi-document-workflow-actions/dto/sbpgi-document-workflow-actions.dto.ts</w:t>
@@ -7587,13 +7846,13 @@
             </w:pPr>
             <w:r>
               <w:rPr>
-                <w:rFonts w:ascii="Arial" w:hAnsi="Arial" w:eastAsia="Arial"/>
-                <w:sz w:val="18"/>
-              </w:rPr>
-            </w:r>
-            <w:r>
-              <w:rPr>
-                <w:rFonts w:ascii="Arial" w:hAnsi="Arial" w:eastAsia="Arial"/>
+                <w:rFonts w:ascii="Arial" w:hAnsi="Arial" w:eastAsia="Arial" w:cs="Tahoma"/>
+                <w:sz w:val="18"/>
+              </w:rPr>
+            </w:r>
+            <w:r>
+              <w:rPr>
+                <w:rFonts w:ascii="Arial" w:hAnsi="Arial" w:eastAsia="Arial" w:cs="Tahoma"/>
                 <w:sz w:val="18"/>
               </w:rPr>
               <w:t>DTO + class-validator ตาม validation ในหัวข้อฟิลด์ของเอกสารนี้</w:t>
@@ -7617,13 +7876,13 @@
             </w:pPr>
             <w:r>
               <w:rPr>
-                <w:rFonts w:ascii="Arial" w:hAnsi="Arial" w:eastAsia="Arial"/>
-                <w:sz w:val="18"/>
-              </w:rPr>
-            </w:r>
-            <w:r>
-              <w:rPr>
-                <w:rFonts w:ascii="Arial" w:hAnsi="Arial" w:eastAsia="Arial"/>
+                <w:rFonts w:ascii="Arial" w:hAnsi="Arial" w:eastAsia="Arial" w:cs="Tahoma"/>
+                <w:sz w:val="18"/>
+              </w:rPr>
+            </w:r>
+            <w:r>
+              <w:rPr>
+                <w:rFonts w:ascii="Arial" w:hAnsi="Arial" w:eastAsia="Arial" w:cs="Tahoma"/>
                 <w:sz w:val="18"/>
               </w:rPr>
               <w:t>store-backend · src/modules/sbpgi-document-workflow-actions/sbpgi-document-workflow-actions.module.ts</w:t>
@@ -7642,20 +7901,20 @@
             </w:pPr>
             <w:r>
               <w:rPr>
-                <w:rFonts w:ascii="Arial" w:hAnsi="Arial" w:eastAsia="Arial"/>
-                <w:sz w:val="18"/>
-              </w:rPr>
-            </w:r>
-            <w:r>
-              <w:rPr>
-                <w:rFonts w:ascii="Arial" w:hAnsi="Arial" w:eastAsia="Arial"/>
+                <w:rFonts w:ascii="Arial" w:hAnsi="Arial" w:eastAsia="Arial" w:cs="Tahoma"/>
+                <w:sz w:val="18"/>
+              </w:rPr>
+            </w:r>
+            <w:r>
+              <w:rPr>
+                <w:rFonts w:ascii="Arial" w:hAnsi="Arial" w:eastAsia="Arial" w:cs="Tahoma"/>
                 <w:sz w:val="18"/>
               </w:rPr>
               <w:t xml:space="preserve">ประกอบ controller/service/providers แล้ว register ที่ </w:t>
             </w:r>
             <w:r>
               <w:rPr>
-                <w:rFonts w:ascii="Courier New" w:hAnsi="Courier New" w:eastAsia="Arial"/>
+                <w:rFonts w:ascii="Courier New" w:hAnsi="Courier New" w:eastAsia="Courier New" w:cs="Tahoma"/>
                 <w:sz w:val="18"/>
               </w:rPr>
               <w:t>app.module.ts</w:t>
@@ -7679,13 +7938,13 @@
             </w:pPr>
             <w:r>
               <w:rPr>
-                <w:rFonts w:ascii="Arial" w:hAnsi="Arial" w:eastAsia="Arial"/>
-                <w:sz w:val="18"/>
-              </w:rPr>
-            </w:r>
-            <w:r>
-              <w:rPr>
-                <w:rFonts w:ascii="Arial" w:hAnsi="Arial" w:eastAsia="Arial"/>
+                <w:rFonts w:ascii="Arial" w:hAnsi="Arial" w:eastAsia="Arial" w:cs="Tahoma"/>
+                <w:sz w:val="18"/>
+              </w:rPr>
+            </w:r>
+            <w:r>
+              <w:rPr>
+                <w:rFonts w:ascii="Arial" w:hAnsi="Arial" w:eastAsia="Arial" w:cs="Tahoma"/>
                 <w:sz w:val="18"/>
               </w:rPr>
               <w:t>store-backend · src/entitys/compensation-documents.entity.ts</w:t>
@@ -7704,48 +7963,48 @@
             </w:pPr>
             <w:r>
               <w:rPr>
-                <w:rFonts w:ascii="Arial" w:hAnsi="Arial" w:eastAsia="Arial"/>
-                <w:sz w:val="18"/>
-              </w:rPr>
-            </w:r>
-            <w:r>
-              <w:rPr>
-                <w:rFonts w:ascii="Arial" w:hAnsi="Arial" w:eastAsia="Arial"/>
+                <w:rFonts w:ascii="Arial" w:hAnsi="Arial" w:eastAsia="Arial" w:cs="Tahoma"/>
+                <w:sz w:val="18"/>
+              </w:rPr>
+            </w:r>
+            <w:r>
+              <w:rPr>
+                <w:rFonts w:ascii="Arial" w:hAnsi="Arial" w:eastAsia="Arial" w:cs="Tahoma"/>
                 <w:sz w:val="18"/>
               </w:rPr>
               <w:t xml:space="preserve">entity ของ </w:t>
             </w:r>
             <w:r>
               <w:rPr>
-                <w:rFonts w:ascii="Courier New" w:hAnsi="Courier New" w:eastAsia="Arial"/>
+                <w:rFonts w:ascii="Courier New" w:hAnsi="Courier New" w:eastAsia="Courier New" w:cs="Tahoma"/>
                 <w:sz w:val="18"/>
               </w:rPr>
               <w:t>compensation_documents</w:t>
             </w:r>
             <w:r>
               <w:rPr>
-                <w:rFonts w:ascii="Arial" w:hAnsi="Arial" w:eastAsia="Arial"/>
+                <w:rFonts w:ascii="Arial" w:hAnsi="Arial" w:eastAsia="Arial" w:cs="Tahoma"/>
                 <w:sz w:val="18"/>
               </w:rPr>
               <w:t xml:space="preserve"> (</w:t>
             </w:r>
             <w:r>
               <w:rPr>
-                <w:rFonts w:ascii="Courier New" w:hAnsi="Courier New" w:eastAsia="Arial"/>
+                <w:rFonts w:ascii="Courier New" w:hAnsi="Courier New" w:eastAsia="Courier New" w:cs="Tahoma"/>
                 <w:sz w:val="18"/>
               </w:rPr>
               <w:t>@Entity({schema: process.env.DB_SCHEMA})</w:t>
             </w:r>
             <w:r>
               <w:rPr>
-                <w:rFonts w:ascii="Arial" w:hAnsi="Arial" w:eastAsia="Arial"/>
+                <w:rFonts w:ascii="Arial" w:hAnsi="Arial" w:eastAsia="Arial" w:cs="Tahoma"/>
                 <w:sz w:val="18"/>
               </w:rPr>
               <w:t xml:space="preserve">, ไม่ประกาศ relation) — </w:t>
             </w:r>
             <w:r>
               <w:rPr>
-                <w:rFonts w:ascii="Arial" w:hAnsi="Arial" w:eastAsia="Arial"/>
+                <w:rFonts w:ascii="Arial" w:hAnsi="Arial" w:eastAsia="Arial" w:cs="Tahoma"/>
                 <w:b/>
                 <w:sz w:val="18"/>
               </w:rPr>
@@ -7770,13 +8029,13 @@
             </w:pPr>
             <w:r>
               <w:rPr>
-                <w:rFonts w:ascii="Arial" w:hAnsi="Arial" w:eastAsia="Arial"/>
-                <w:sz w:val="18"/>
-              </w:rPr>
-            </w:r>
-            <w:r>
-              <w:rPr>
-                <w:rFonts w:ascii="Arial" w:hAnsi="Arial" w:eastAsia="Arial"/>
+                <w:rFonts w:ascii="Arial" w:hAnsi="Arial" w:eastAsia="Arial" w:cs="Tahoma"/>
+                <w:sz w:val="18"/>
+              </w:rPr>
+            </w:r>
+            <w:r>
+              <w:rPr>
+                <w:rFonts w:ascii="Arial" w:hAnsi="Arial" w:eastAsia="Arial" w:cs="Tahoma"/>
                 <w:sz w:val="18"/>
               </w:rPr>
               <w:t>store-backend · src/entitys/consideration-logs.entity.ts</w:t>
@@ -7795,48 +8054,48 @@
             </w:pPr>
             <w:r>
               <w:rPr>
-                <w:rFonts w:ascii="Arial" w:hAnsi="Arial" w:eastAsia="Arial"/>
-                <w:sz w:val="18"/>
-              </w:rPr>
-            </w:r>
-            <w:r>
-              <w:rPr>
-                <w:rFonts w:ascii="Arial" w:hAnsi="Arial" w:eastAsia="Arial"/>
+                <w:rFonts w:ascii="Arial" w:hAnsi="Arial" w:eastAsia="Arial" w:cs="Tahoma"/>
+                <w:sz w:val="18"/>
+              </w:rPr>
+            </w:r>
+            <w:r>
+              <w:rPr>
+                <w:rFonts w:ascii="Arial" w:hAnsi="Arial" w:eastAsia="Arial" w:cs="Tahoma"/>
                 <w:sz w:val="18"/>
               </w:rPr>
               <w:t xml:space="preserve">entity ของ </w:t>
             </w:r>
             <w:r>
               <w:rPr>
-                <w:rFonts w:ascii="Courier New" w:hAnsi="Courier New" w:eastAsia="Arial"/>
+                <w:rFonts w:ascii="Courier New" w:hAnsi="Courier New" w:eastAsia="Courier New" w:cs="Tahoma"/>
                 <w:sz w:val="18"/>
               </w:rPr>
               <w:t>consideration_logs</w:t>
             </w:r>
             <w:r>
               <w:rPr>
-                <w:rFonts w:ascii="Arial" w:hAnsi="Arial" w:eastAsia="Arial"/>
+                <w:rFonts w:ascii="Arial" w:hAnsi="Arial" w:eastAsia="Arial" w:cs="Tahoma"/>
                 <w:sz w:val="18"/>
               </w:rPr>
               <w:t xml:space="preserve"> (</w:t>
             </w:r>
             <w:r>
               <w:rPr>
-                <w:rFonts w:ascii="Courier New" w:hAnsi="Courier New" w:eastAsia="Arial"/>
+                <w:rFonts w:ascii="Courier New" w:hAnsi="Courier New" w:eastAsia="Courier New" w:cs="Tahoma"/>
                 <w:sz w:val="18"/>
               </w:rPr>
               <w:t>@Entity({schema: process.env.DB_SCHEMA})</w:t>
             </w:r>
             <w:r>
               <w:rPr>
-                <w:rFonts w:ascii="Arial" w:hAnsi="Arial" w:eastAsia="Arial"/>
+                <w:rFonts w:ascii="Arial" w:hAnsi="Arial" w:eastAsia="Arial" w:cs="Tahoma"/>
                 <w:sz w:val="18"/>
               </w:rPr>
               <w:t xml:space="preserve">, ไม่ประกาศ relation) — </w:t>
             </w:r>
             <w:r>
               <w:rPr>
-                <w:rFonts w:ascii="Arial" w:hAnsi="Arial" w:eastAsia="Arial"/>
+                <w:rFonts w:ascii="Arial" w:hAnsi="Arial" w:eastAsia="Arial" w:cs="Tahoma"/>
                 <w:b/>
                 <w:sz w:val="18"/>
               </w:rPr>
@@ -7861,13 +8120,13 @@
             </w:pPr>
             <w:r>
               <w:rPr>
-                <w:rFonts w:ascii="Arial" w:hAnsi="Arial" w:eastAsia="Arial"/>
-                <w:sz w:val="18"/>
-              </w:rPr>
-            </w:r>
-            <w:r>
-              <w:rPr>
-                <w:rFonts w:ascii="Arial" w:hAnsi="Arial" w:eastAsia="Arial"/>
+                <w:rFonts w:ascii="Arial" w:hAnsi="Arial" w:eastAsia="Arial" w:cs="Tahoma"/>
+                <w:sz w:val="18"/>
+              </w:rPr>
+            </w:r>
+            <w:r>
+              <w:rPr>
+                <w:rFonts w:ascii="Arial" w:hAnsi="Arial" w:eastAsia="Arial" w:cs="Tahoma"/>
                 <w:sz w:val="18"/>
               </w:rPr>
               <w:t>store-backend · src/providers/sbpgi/sbpgi.ts</w:t>
@@ -7886,34 +8145,34 @@
             </w:pPr>
             <w:r>
               <w:rPr>
-                <w:rFonts w:ascii="Arial" w:hAnsi="Arial" w:eastAsia="Arial"/>
-                <w:sz w:val="18"/>
-              </w:rPr>
-            </w:r>
-            <w:r>
-              <w:rPr>
-                <w:rFonts w:ascii="Arial" w:hAnsi="Arial" w:eastAsia="Arial"/>
+                <w:rFonts w:ascii="Arial" w:hAnsi="Arial" w:eastAsia="Arial" w:cs="Tahoma"/>
+                <w:sz w:val="18"/>
+              </w:rPr>
+            </w:r>
+            <w:r>
+              <w:rPr>
+                <w:rFonts w:ascii="Arial" w:hAnsi="Arial" w:eastAsia="Arial" w:cs="Tahoma"/>
                 <w:sz w:val="18"/>
               </w:rPr>
               <w:t xml:space="preserve">repository provider แบบ factory ผูก token string กับ </w:t>
             </w:r>
             <w:r>
               <w:rPr>
-                <w:rFonts w:ascii="Courier New" w:hAnsi="Courier New" w:eastAsia="Arial"/>
+                <w:rFonts w:ascii="Courier New" w:hAnsi="Courier New" w:eastAsia="Courier New" w:cs="Tahoma"/>
                 <w:sz w:val="18"/>
               </w:rPr>
               <w:t>DATA_SOURCE</w:t>
             </w:r>
             <w:r>
               <w:rPr>
-                <w:rFonts w:ascii="Arial" w:hAnsi="Arial" w:eastAsia="Arial"/>
+                <w:rFonts w:ascii="Arial" w:hAnsi="Arial" w:eastAsia="Arial" w:cs="Tahoma"/>
                 <w:sz w:val="18"/>
               </w:rPr>
               <w:t xml:space="preserve"> — </w:t>
             </w:r>
             <w:r>
               <w:rPr>
-                <w:rFonts w:ascii="Arial" w:hAnsi="Arial" w:eastAsia="Arial"/>
+                <w:rFonts w:ascii="Arial" w:hAnsi="Arial" w:eastAsia="Arial" w:cs="Tahoma"/>
                 <w:b/>
                 <w:sz w:val="18"/>
               </w:rPr>
@@ -7938,13 +8197,13 @@
             </w:pPr>
             <w:r>
               <w:rPr>
-                <w:rFonts w:ascii="Arial" w:hAnsi="Arial" w:eastAsia="Arial"/>
-                <w:sz w:val="18"/>
-              </w:rPr>
-            </w:r>
-            <w:r>
-              <w:rPr>
-                <w:rFonts w:ascii="Arial" w:hAnsi="Arial" w:eastAsia="Arial"/>
+                <w:rFonts w:ascii="Arial" w:hAnsi="Arial" w:eastAsia="Arial" w:cs="Tahoma"/>
+                <w:sz w:val="18"/>
+              </w:rPr>
+            </w:r>
+            <w:r>
+              <w:rPr>
+                <w:rFonts w:ascii="Arial" w:hAnsi="Arial" w:eastAsia="Arial" w:cs="Tahoma"/>
                 <w:sz w:val="18"/>
               </w:rPr>
               <w:t>store-backend · sql/deploy-sbpgi-document-workflow-actions.sql</w:t>
@@ -7963,13 +8222,13 @@
             </w:pPr>
             <w:r>
               <w:rPr>
-                <w:rFonts w:ascii="Arial" w:hAnsi="Arial" w:eastAsia="Arial"/>
-                <w:sz w:val="18"/>
-              </w:rPr>
-            </w:r>
-            <w:r>
-              <w:rPr>
-                <w:rFonts w:ascii="Arial" w:hAnsi="Arial" w:eastAsia="Arial"/>
+                <w:rFonts w:ascii="Arial" w:hAnsi="Arial" w:eastAsia="Arial" w:cs="Tahoma"/>
+                <w:sz w:val="18"/>
+              </w:rPr>
+            </w:r>
+            <w:r>
+              <w:rPr>
+                <w:rFonts w:ascii="Arial" w:hAnsi="Arial" w:eastAsia="Arial" w:cs="Tahoma"/>
                 <w:sz w:val="18"/>
               </w:rPr>
               <w:t>DDL production แบบ idempotent (ทีมนี้ไม่ใช้ migration เป็นหลัก)</w:t>
@@ -7993,13 +8252,13 @@
             </w:pPr>
             <w:r>
               <w:rPr>
-                <w:rFonts w:ascii="Arial" w:hAnsi="Arial" w:eastAsia="Arial"/>
-                <w:sz w:val="18"/>
-              </w:rPr>
-            </w:r>
-            <w:r>
-              <w:rPr>
-                <w:rFonts w:ascii="Arial" w:hAnsi="Arial" w:eastAsia="Arial"/>
+                <w:rFonts w:ascii="Arial" w:hAnsi="Arial" w:eastAsia="Arial" w:cs="Tahoma"/>
+                <w:sz w:val="18"/>
+              </w:rPr>
+            </w:r>
+            <w:r>
+              <w:rPr>
+                <w:rFonts w:ascii="Arial" w:hAnsi="Arial" w:eastAsia="Arial" w:cs="Tahoma"/>
                 <w:sz w:val="18"/>
               </w:rPr>
               <w:t>BFF · src/common/client-services/sbpgi-client.service.ts</w:t>
@@ -8018,48 +8277,48 @@
             </w:pPr>
             <w:r>
               <w:rPr>
-                <w:rFonts w:ascii="Arial" w:hAnsi="Arial" w:eastAsia="Arial"/>
-                <w:sz w:val="18"/>
-              </w:rPr>
-            </w:r>
-            <w:r>
-              <w:rPr>
-                <w:rFonts w:ascii="Arial" w:hAnsi="Arial" w:eastAsia="Arial"/>
+                <w:rFonts w:ascii="Arial" w:hAnsi="Arial" w:eastAsia="Arial" w:cs="Tahoma"/>
+                <w:sz w:val="18"/>
+              </w:rPr>
+            </w:r>
+            <w:r>
+              <w:rPr>
+                <w:rFonts w:ascii="Arial" w:hAnsi="Arial" w:eastAsia="Arial" w:cs="Tahoma"/>
                 <w:sz w:val="18"/>
               </w:rPr>
               <w:t xml:space="preserve">client ต่อจาก </w:t>
             </w:r>
             <w:r>
               <w:rPr>
-                <w:rFonts w:ascii="Courier New" w:hAnsi="Courier New" w:eastAsia="Arial"/>
+                <w:rFonts w:ascii="Courier New" w:hAnsi="Courier New" w:eastAsia="Courier New" w:cs="Tahoma"/>
                 <w:sz w:val="18"/>
               </w:rPr>
               <w:t>BaseClientService</w:t>
             </w:r>
             <w:r>
               <w:rPr>
-                <w:rFonts w:ascii="Arial" w:hAnsi="Arial" w:eastAsia="Arial"/>
+                <w:rFonts w:ascii="Arial" w:hAnsi="Arial" w:eastAsia="Arial" w:cs="Tahoma"/>
                 <w:sz w:val="18"/>
               </w:rPr>
               <w:t xml:space="preserve"> ตั้ง baseUrl + </w:t>
             </w:r>
             <w:r>
               <w:rPr>
-                <w:rFonts w:ascii="Courier New" w:hAnsi="Courier New" w:eastAsia="Arial"/>
+                <w:rFonts w:ascii="Courier New" w:hAnsi="Courier New" w:eastAsia="Courier New" w:cs="Tahoma"/>
                 <w:sz w:val="18"/>
               </w:rPr>
               <w:t>x-api-key</w:t>
             </w:r>
             <w:r>
               <w:rPr>
-                <w:rFonts w:ascii="Arial" w:hAnsi="Arial" w:eastAsia="Arial"/>
+                <w:rFonts w:ascii="Arial" w:hAnsi="Arial" w:eastAsia="Arial" w:cs="Tahoma"/>
                 <w:sz w:val="18"/>
               </w:rPr>
               <w:t xml:space="preserve"> ตอน </w:t>
             </w:r>
             <w:r>
               <w:rPr>
-                <w:rFonts w:ascii="Courier New" w:hAnsi="Courier New" w:eastAsia="Arial"/>
+                <w:rFonts w:ascii="Courier New" w:hAnsi="Courier New" w:eastAsia="Courier New" w:cs="Tahoma"/>
                 <w:sz w:val="18"/>
               </w:rPr>
               <w:t>onModuleInit</w:t>
@@ -8083,13 +8342,13 @@
             </w:pPr>
             <w:r>
               <w:rPr>
-                <w:rFonts w:ascii="Arial" w:hAnsi="Arial" w:eastAsia="Arial"/>
-                <w:sz w:val="18"/>
-              </w:rPr>
-            </w:r>
-            <w:r>
-              <w:rPr>
-                <w:rFonts w:ascii="Arial" w:hAnsi="Arial" w:eastAsia="Arial"/>
+                <w:rFonts w:ascii="Arial" w:hAnsi="Arial" w:eastAsia="Arial" w:cs="Tahoma"/>
+                <w:sz w:val="18"/>
+              </w:rPr>
+            </w:r>
+            <w:r>
+              <w:rPr>
+                <w:rFonts w:ascii="Arial" w:hAnsi="Arial" w:eastAsia="Arial" w:cs="Tahoma"/>
                 <w:sz w:val="18"/>
               </w:rPr>
               <w:t>BFF · src/modules/sbpgi-document-workflow-actions/sbpgi-document-workflow-actions.controller.ts</w:t>
@@ -8108,34 +8367,35 @@
             </w:pPr>
             <w:r>
               <w:rPr>
-                <w:rFonts w:ascii="Arial" w:hAnsi="Arial" w:eastAsia="Arial"/>
-                <w:sz w:val="18"/>
-              </w:rPr>
-            </w:r>
-            <w:r>
-              <w:rPr>
-                <w:rFonts w:ascii="Arial" w:hAnsi="Arial" w:eastAsia="Arial"/>
+                <w:rFonts w:ascii="Arial" w:hAnsi="Arial" w:eastAsia="Arial" w:cs="Tahoma"/>
+                <w:sz w:val="18"/>
+              </w:rPr>
+            </w:r>
+            <w:r>
+              <w:rPr>
+                <w:rFonts w:ascii="Arial" w:hAnsi="Arial" w:eastAsia="Arial" w:cs="Tahoma"/>
                 <w:sz w:val="18"/>
               </w:rPr>
               <w:t xml:space="preserve">route ฝั่ง BFF prefix </w:t>
             </w:r>
             <w:r>
               <w:rPr>
-                <w:rFonts w:ascii="Courier New" w:hAnsi="Courier New" w:eastAsia="Arial"/>
+                <w:rFonts w:ascii="Arial" w:hAnsi="Arial" w:eastAsia="Arial" w:cs="Tahoma"/>
+                <w:color w:val="8A3324"/>
                 <w:sz w:val="18"/>
               </w:rPr>
               <w:t>/bff/sbpgi/…</w:t>
             </w:r>
             <w:r>
               <w:rPr>
-                <w:rFonts w:ascii="Arial" w:hAnsi="Arial" w:eastAsia="Arial"/>
+                <w:rFonts w:ascii="Arial" w:hAnsi="Arial" w:eastAsia="Arial" w:cs="Tahoma"/>
                 <w:sz w:val="18"/>
               </w:rPr>
               <w:t xml:space="preserve"> + </w:t>
             </w:r>
             <w:r>
               <w:rPr>
-                <w:rFonts w:ascii="Courier New" w:hAnsi="Courier New" w:eastAsia="Arial"/>
+                <w:rFonts w:ascii="Courier New" w:hAnsi="Courier New" w:eastAsia="Courier New" w:cs="Tahoma"/>
                 <w:sz w:val="18"/>
               </w:rPr>
               <w:t>@UseGuards(AuthGuard('jwt'))</w:t>
@@ -8159,13 +8419,13 @@
             </w:pPr>
             <w:r>
               <w:rPr>
-                <w:rFonts w:ascii="Arial" w:hAnsi="Arial" w:eastAsia="Arial"/>
-                <w:sz w:val="18"/>
-              </w:rPr>
-            </w:r>
-            <w:r>
-              <w:rPr>
-                <w:rFonts w:ascii="Arial" w:hAnsi="Arial" w:eastAsia="Arial"/>
+                <w:rFonts w:ascii="Arial" w:hAnsi="Arial" w:eastAsia="Arial" w:cs="Tahoma"/>
+                <w:sz w:val="18"/>
+              </w:rPr>
+            </w:r>
+            <w:r>
+              <w:rPr>
+                <w:rFonts w:ascii="Arial" w:hAnsi="Arial" w:eastAsia="Arial" w:cs="Tahoma"/>
                 <w:sz w:val="18"/>
               </w:rPr>
               <w:t>BFF · src/modules/sbpgi-document-workflow-actions/sbpgi-document-workflow-actions.service.ts</w:t>
@@ -8184,55 +8444,55 @@
             </w:pPr>
             <w:r>
               <w:rPr>
-                <w:rFonts w:ascii="Arial" w:hAnsi="Arial" w:eastAsia="Arial"/>
-                <w:sz w:val="18"/>
-              </w:rPr>
-            </w:r>
-            <w:r>
-              <w:rPr>
-                <w:rFonts w:ascii="Arial" w:hAnsi="Arial" w:eastAsia="Arial"/>
+                <w:rFonts w:ascii="Arial" w:hAnsi="Arial" w:eastAsia="Arial" w:cs="Tahoma"/>
+                <w:sz w:val="18"/>
+              </w:rPr>
+            </w:r>
+            <w:r>
+              <w:rPr>
+                <w:rFonts w:ascii="Arial" w:hAnsi="Arial" w:eastAsia="Arial" w:cs="Tahoma"/>
                 <w:sz w:val="18"/>
               </w:rPr>
               <w:t xml:space="preserve">แนบ </w:t>
             </w:r>
             <w:r>
               <w:rPr>
-                <w:rFonts w:ascii="Courier New" w:hAnsi="Courier New" w:eastAsia="Arial"/>
+                <w:rFonts w:ascii="Courier New" w:hAnsi="Courier New" w:eastAsia="Courier New" w:cs="Tahoma"/>
                 <w:sz w:val="18"/>
               </w:rPr>
               <w:t>x-user-id</w:t>
             </w:r>
             <w:r>
               <w:rPr>
-                <w:rFonts w:ascii="Arial" w:hAnsi="Arial" w:eastAsia="Arial"/>
+                <w:rFonts w:ascii="Arial" w:hAnsi="Arial" w:eastAsia="Arial" w:cs="Tahoma"/>
                 <w:sz w:val="18"/>
               </w:rPr>
               <w:t xml:space="preserve"> / </w:t>
             </w:r>
             <w:r>
               <w:rPr>
-                <w:rFonts w:ascii="Courier New" w:hAnsi="Courier New" w:eastAsia="Arial"/>
+                <w:rFonts w:ascii="Courier New" w:hAnsi="Courier New" w:eastAsia="Courier New" w:cs="Tahoma"/>
                 <w:sz w:val="18"/>
               </w:rPr>
               <w:t>x-user-group-id</w:t>
             </w:r>
             <w:r>
               <w:rPr>
-                <w:rFonts w:ascii="Arial" w:hAnsi="Arial" w:eastAsia="Arial"/>
+                <w:rFonts w:ascii="Arial" w:hAnsi="Arial" w:eastAsia="Arial" w:cs="Tahoma"/>
                 <w:sz w:val="18"/>
               </w:rPr>
               <w:t xml:space="preserve"> / </w:t>
             </w:r>
             <w:r>
               <w:rPr>
-                <w:rFonts w:ascii="Courier New" w:hAnsi="Courier New" w:eastAsia="Arial"/>
+                <w:rFonts w:ascii="Courier New" w:hAnsi="Courier New" w:eastAsia="Courier New" w:cs="Tahoma"/>
                 <w:sz w:val="18"/>
               </w:rPr>
               <w:t>x-user-permissions</w:t>
             </w:r>
             <w:r>
               <w:rPr>
-                <w:rFonts w:ascii="Arial" w:hAnsi="Arial" w:eastAsia="Arial"/>
+                <w:rFonts w:ascii="Arial" w:hAnsi="Arial" w:eastAsia="Arial" w:cs="Tahoma"/>
                 <w:sz w:val="18"/>
               </w:rPr>
               <w:t xml:space="preserve"> แล้ว forward ไป backend</w:t>
@@ -8260,7 +8520,7 @@
       </w:pPr>
       <w:r>
         <w:rPr>
-          <w:rFonts w:ascii="Courier New" w:hAnsi="Courier New"/>
+          <w:rFonts w:ascii="Courier New" w:hAnsi="Courier New" w:eastAsia="Courier New" w:cs="Tahoma"/>
           <w:sz w:val="16"/>
         </w:rPr>
         <w:t>// src/modules/sbpgi-document-workflow-actions/sbpgi-document-workflow-actions.controller.ts</w:t>
@@ -8343,7 +8603,7 @@
       </w:pPr>
       <w:r>
         <w:rPr>
-          <w:rFonts w:ascii="Courier New" w:hAnsi="Courier New"/>
+          <w:rFonts w:ascii="Courier New" w:hAnsi="Courier New" w:eastAsia="Courier New" w:cs="Tahoma"/>
           <w:sz w:val="16"/>
         </w:rPr>
         <w:t>// src/modules/sbpgi-document-workflow-actions/dto/sbpgi-document-workflow-actions.dto.ts</w:t>
@@ -8417,7 +8677,7 @@
       </w:r>
       <w:r>
         <w:rPr>
-          <w:rFonts w:ascii="Courier New" w:hAnsi="Courier New"/>
+          <w:rFonts w:ascii="Courier New" w:hAnsi="Courier New" w:eastAsia="Courier New" w:cs="Tahoma"/>
         </w:rPr>
         <w:t>throw new NotImplementedException(...)</w:t>
       </w:r>
@@ -8432,7 +8692,7 @@
       </w:pPr>
       <w:r>
         <w:rPr>
-          <w:rFonts w:ascii="Courier New" w:hAnsi="Courier New"/>
+          <w:rFonts w:ascii="Courier New" w:hAnsi="Courier New" w:eastAsia="Courier New" w:cs="Tahoma"/>
           <w:sz w:val="16"/>
         </w:rPr>
         <w:t>// src/modules/sbpgi-document-workflow-actions/sbpgi-document-workflow-actions.service.ts</w:t>
@@ -8500,11 +8760,11 @@
         <w:br/>
         <w:t xml:space="preserve">      //    จึง **atomic ร่วมกับ transaction ข้างบนไม่ได้** — ต้อง commit ฝั่ง SBPGI ให้เสร็จก่อน</w:t>
         <w:br/>
-        <w:t xml:space="preserve">      //    แล้วค่อย triggerEvent (idempotency key = referenceId = docNo)</w:t>
+        <w:t xml:space="preserve">      //    แล้วค่อย eventWorkflow (idempotency key = referenceId = docNo)</w:t>
         <w:br/>
         <w:t xml:space="preserve">      // TODO: เรียก workflow use case ตามตารางหัวข้อ Workflow ด้านล่าง + retry</w:t>
         <w:br/>
-        <w:t xml:space="preserve">      // TODO: ถ้า triggerEvent ล้มเหลว ต้องมี compensating action และบันทึกผลลง</w:t>
+        <w:t xml:space="preserve">      // TODO: ถ้า eventWorkflow ล้มเหลว ต้องมี compensating action และบันทึกผลลง</w:t>
         <w:br/>
         <w:t xml:space="preserve">      //       consideration_logs เพื่อให้ job reconcile ตามเก็บได้</w:t>
         <w:br/>
@@ -8574,29 +8834,47 @@
         <w:keepNext w:val="0"/>
       </w:pPr>
       <w:r>
-        <w:t xml:space="preserve">⚠️ </w:t>
+        <w:t xml:space="preserve">✅ </w:t>
       </w:r>
       <w:r>
         <w:rPr>
           <w:b/>
         </w:rPr>
-        <w:t>ชื่อ function ของ engine ยังไม่ยืนยัน (บันทึก 2026-08-07)</w:t>
+        <w:t>ชื่อ function ของ engine — ยึด LLDD ของ lib (ปิดข้อค้าง 2026-08-14)</w:t>
       </w:r>
       <w:r>
-        <w:t xml:space="preserve"> — แหล่งอ้างอิง 3 แหล่งให้ชื่อไม่ตรงกัน ชุด A </w:t>
+        <w:t xml:space="preserve"> · API จริงคือ 8 ตัวตามชีต </w:t>
       </w:r>
       <w:r>
         <w:rPr>
-          <w:rFonts w:ascii="Courier New" w:hAnsi="Courier New"/>
+          <w:rFonts w:ascii="Courier New" w:hAnsi="Courier New" w:eastAsia="Courier New" w:cs="Tahoma"/>
         </w:rPr>
-        <w:t>TSM SRM LLDD SBP workflow ไฟล์1.2</w:t>
+        <w:t>Detail</w:t>
       </w:r>
       <w:r>
-        <w:t xml:space="preserve"> ชีต Detail = </w:t>
+        <w:t xml:space="preserve"> ของ </w:t>
       </w:r>
       <w:r>
         <w:rPr>
-          <w:rFonts w:ascii="Courier New" w:hAnsi="Courier New"/>
+          <w:rFonts w:ascii="Courier New" w:hAnsi="Courier New" w:eastAsia="Courier New" w:cs="Tahoma"/>
+        </w:rPr>
+        <w:t>SBP/TSM-SRM-LLDD SBP workflow 1.2.xlsx</w:t>
+      </w:r>
+      <w:r>
+        <w:t xml:space="preserve"> (เอกสารของ lib เอง): </w:t>
+      </w:r>
+      <w:r>
+        <w:rPr>
+          <w:rFonts w:ascii="Courier New" w:hAnsi="Courier New" w:eastAsia="Courier New" w:cs="Tahoma"/>
+        </w:rPr>
+        <w:t>initializeWorkflow</w:t>
+      </w:r>
+      <w:r>
+        <w:t xml:space="preserve"> · </w:t>
+      </w:r>
+      <w:r>
+        <w:rPr>
+          <w:rFonts w:ascii="Courier New" w:hAnsi="Courier New" w:eastAsia="Courier New" w:cs="Tahoma"/>
         </w:rPr>
         <w:t>eventWorkflow</w:t>
       </w:r>
@@ -8605,120 +8883,84 @@
       </w:r>
       <w:r>
         <w:rPr>
-          <w:rFonts w:ascii="Courier New" w:hAnsi="Courier New"/>
+          <w:rFonts w:ascii="Courier New" w:hAnsi="Courier New" w:eastAsia="Courier New" w:cs="Tahoma"/>
         </w:rPr>
-        <w:t>addPreApprover</w:t>
+        <w:t>getPermissionEvents</w:t>
       </w:r>
       <w:r>
         <w:t xml:space="preserve"> · </w:t>
       </w:r>
       <w:r>
         <w:rPr>
-          <w:rFonts w:ascii="Courier New" w:hAnsi="Courier New"/>
+          <w:rFonts w:ascii="Courier New" w:hAnsi="Courier New" w:eastAsia="Courier New" w:cs="Tahoma"/>
         </w:rPr>
-        <w:t>getPendingFlowByUser</w:t>
-      </w:r>
-      <w:r>
-        <w:t xml:space="preserve"> · ชุด B ชีต </w:t>
-      </w:r>
-      <w:r>
-        <w:rPr>
-          <w:rFonts w:ascii="Courier New" w:hAnsi="Courier New"/>
-        </w:rPr>
-        <w:t>Mermaid seq</w:t>
-      </w:r>
-      <w:r>
-        <w:t xml:space="preserve"> ของไฟล์เดียวกัน = </w:t>
-      </w:r>
-      <w:r>
-        <w:rPr>
-          <w:rFonts w:ascii="Courier New" w:hAnsi="Courier New"/>
-        </w:rPr>
-        <w:t>triggerEvent</w:t>
-      </w:r>
-      <w:r>
-        <w:t xml:space="preserve"> · ชุด C </w:t>
-      </w:r>
-      <w:r>
-        <w:rPr>
-          <w:rFonts w:ascii="Courier New" w:hAnsi="Courier New"/>
-        </w:rPr>
-        <w:t>srm sps spsap store backend</w:t>
-      </w:r>
-      <w:r>
-        <w:t xml:space="preserve"> §1.5 = </w:t>
-      </w:r>
-      <w:r>
-        <w:rPr>
-          <w:rFonts w:ascii="Courier New" w:hAnsi="Courier New"/>
-        </w:rPr>
-        <w:t>TriggerEventUseCase</w:t>
+        <w:t>getHistory</w:t>
       </w:r>
       <w:r>
         <w:t xml:space="preserve"> · </w:t>
       </w:r>
       <w:r>
         <w:rPr>
-          <w:rFonts w:ascii="Courier New" w:hAnsi="Courier New"/>
+          <w:rFonts w:ascii="Courier New" w:hAnsi="Courier New" w:eastAsia="Courier New" w:cs="Tahoma"/>
         </w:rPr>
-        <w:t>AddPreparedApproverUseCase</w:t>
+        <w:t>getTransaction</w:t>
       </w:r>
       <w:r>
         <w:t xml:space="preserve"> · </w:t>
       </w:r>
       <w:r>
         <w:rPr>
-          <w:rFonts w:ascii="Courier New" w:hAnsi="Courier New"/>
+          <w:rFonts w:ascii="Courier New" w:hAnsi="Courier New" w:eastAsia="Courier New" w:cs="Tahoma"/>
         </w:rPr>
-        <w:t>GetPendingFlowUseCase</w:t>
+        <w:t>getPendingFlowByUser</w:t>
       </w:r>
       <w:r>
-        <w:t xml:space="preserve"> · ชื่อที่ใช้ใน skeleton ด้านล่างเป็น </w:t>
+        <w:t xml:space="preserve"> · </w:t>
       </w:r>
       <w:r>
         <w:rPr>
-          <w:b/>
+          <w:rFonts w:ascii="Courier New" w:hAnsi="Courier New" w:eastAsia="Courier New" w:cs="Tahoma"/>
         </w:rPr>
-        <w:t>ชื่อชั่วคราว</w:t>
+        <w:t>getWorkflowsByUser</w:t>
       </w:r>
       <w:r>
-        <w:t xml:space="preserve"> ต้องยืนยันกับทีมเจ้าของ library ก่อนเขียนโค้ดจริง (ดู </w:t>
+        <w:t xml:space="preserve"> · </w:t>
       </w:r>
       <w:r>
         <w:rPr>
-          <w:rFonts w:ascii="Courier New" w:hAnsi="Courier New"/>
+          <w:rFonts w:ascii="Courier New" w:hAnsi="Courier New" w:eastAsia="Courier New" w:cs="Tahoma"/>
+        </w:rPr>
+        <w:t>addPreApprover</w:t>
+      </w:r>
+      <w:r>
+        <w:t xml:space="preserve"> · ชื่อที่เคยขัดกันไม่ใช่ชื่อ API — *Trigger Event* เป็นชื่อหัวข้อขั้นตอนภายใน </w:t>
+      </w:r>
+      <w:r>
+        <w:rPr>
+          <w:rFonts w:ascii="Courier New" w:hAnsi="Courier New" w:eastAsia="Courier New" w:cs="Tahoma"/>
+        </w:rPr>
+        <w:t>eventWorkflow</w:t>
+      </w:r>
+      <w:r>
+        <w:t xml:space="preserve"> และ </w:t>
+      </w:r>
+      <w:r>
+        <w:rPr>
+          <w:rFonts w:ascii="Courier New" w:hAnsi="Courier New" w:eastAsia="Courier New" w:cs="Tahoma"/>
+        </w:rPr>
+        <w:t>*UseCase</w:t>
+      </w:r>
+      <w:r>
+        <w:t xml:space="preserve"> เป็น class ที่ store-backend ห่อไว้ใช้เอง (ดู </w:t>
+      </w:r>
+      <w:r>
+        <w:rPr>
+          <w:rFonts w:ascii="Courier New" w:hAnsi="Courier New" w:eastAsia="Courier New" w:cs="Tahoma"/>
         </w:rPr>
         <w:t>LLDD-BE-Workflow-Engine-Definition.pdf</w:t>
       </w:r>
       <w:r>
-        <w:t xml:space="preserve"> หัวข้อ 5.3) · engine มี </w:t>
-      </w:r>
-      <w:r>
-        <w:rPr>
-          <w:b/>
-        </w:rPr>
-        <w:t>13 ตาราง</w:t>
-      </w:r>
-      <w:r>
-        <w:t xml:space="preserve"> อยู่ใน schema </w:t>
-      </w:r>
-      <w:r>
-        <w:rPr>
-          <w:b/>
-        </w:rPr>
-        <w:t>`sps_store`</w:t>
-      </w:r>
-      <w:r>
-        <w:t xml:space="preserve"> (ไม่ใช่ 10 ตาราง และไม่ใช่ </w:t>
-      </w:r>
-      <w:r>
-        <w:rPr>
-          <w:rFonts w:ascii="Courier New" w:hAnsi="Courier New"/>
-        </w:rPr>
-        <w:t>sps_auth</w:t>
-      </w:r>
-      <w:r>
-        <w:t>)</w:t>
+        <w:t xml:space="preserve"> หัวข้อ 5.3)</w:t>
       </w:r>
     </w:p>
     <w:tbl>
@@ -8751,7 +8993,7 @@
             <w:r/>
             <w:r>
               <w:rPr>
-                <w:rFonts w:ascii="Arial" w:hAnsi="Arial" w:eastAsia="Arial"/>
+                <w:rFonts w:ascii="Arial" w:hAnsi="Arial" w:eastAsia="Arial" w:cs="Tahoma"/>
                 <w:b/>
                 <w:sz w:val="18"/>
               </w:rPr>
@@ -8773,7 +9015,7 @@
             <w:r/>
             <w:r>
               <w:rPr>
-                <w:rFonts w:ascii="Arial" w:hAnsi="Arial" w:eastAsia="Arial"/>
+                <w:rFonts w:ascii="Arial" w:hAnsi="Arial" w:eastAsia="Arial" w:cs="Tahoma"/>
                 <w:b/>
                 <w:sz w:val="18"/>
               </w:rPr>
@@ -8795,7 +9037,7 @@
             <w:r/>
             <w:r>
               <w:rPr>
-                <w:rFonts w:ascii="Arial" w:hAnsi="Arial" w:eastAsia="Arial"/>
+                <w:rFonts w:ascii="Arial" w:hAnsi="Arial" w:eastAsia="Arial" w:cs="Tahoma"/>
                 <w:b/>
                 <w:sz w:val="18"/>
               </w:rPr>
@@ -8820,13 +9062,13 @@
             </w:pPr>
             <w:r>
               <w:rPr>
-                <w:rFonts w:ascii="Arial" w:hAnsi="Arial" w:eastAsia="Arial"/>
-                <w:sz w:val="18"/>
-              </w:rPr>
-            </w:r>
-            <w:r>
-              <w:rPr>
-                <w:rFonts w:ascii="Arial" w:hAnsi="Arial" w:eastAsia="Arial"/>
+                <w:rFonts w:ascii="Arial" w:hAnsi="Arial" w:eastAsia="Arial" w:cs="Tahoma"/>
+                <w:sz w:val="18"/>
+              </w:rPr>
+            </w:r>
+            <w:r>
+              <w:rPr>
+                <w:rFonts w:ascii="Arial" w:hAnsi="Arial" w:eastAsia="Arial" w:cs="Tahoma"/>
                 <w:sz w:val="18"/>
               </w:rPr>
               <w:t>POST /api/v1/documents/{docNo}/actions</w:t>
@@ -8845,16 +9087,16 @@
             </w:pPr>
             <w:r>
               <w:rPr>
-                <w:rFonts w:ascii="Arial" w:hAnsi="Arial" w:eastAsia="Arial"/>
-                <w:sz w:val="18"/>
-              </w:rPr>
-            </w:r>
-            <w:r>
-              <w:rPr>
-                <w:rFonts w:ascii="Arial" w:hAnsi="Arial" w:eastAsia="Arial"/>
-                <w:sz w:val="18"/>
-              </w:rPr>
-              <w:t>getPermissionEvents() → triggerEvent()</w:t>
+                <w:rFonts w:ascii="Arial" w:hAnsi="Arial" w:eastAsia="Arial" w:cs="Tahoma"/>
+                <w:sz w:val="18"/>
+              </w:rPr>
+            </w:r>
+            <w:r>
+              <w:rPr>
+                <w:rFonts w:ascii="Arial" w:hAnsi="Arial" w:eastAsia="Arial" w:cs="Tahoma"/>
+                <w:sz w:val="18"/>
+              </w:rPr>
+              <w:t>getPermissionEvents() → eventWorkflow()</w:t>
             </w:r>
           </w:p>
         </w:tc>
@@ -8870,13 +9112,13 @@
             </w:pPr>
             <w:r>
               <w:rPr>
-                <w:rFonts w:ascii="Arial" w:hAnsi="Arial" w:eastAsia="Arial"/>
-                <w:sz w:val="18"/>
-              </w:rPr>
-            </w:r>
-            <w:r>
-              <w:rPr>
-                <w:rFonts w:ascii="Arial" w:hAnsi="Arial" w:eastAsia="Arial"/>
+                <w:rFonts w:ascii="Arial" w:hAnsi="Arial" w:eastAsia="Arial" w:cs="Tahoma"/>
+                <w:sz w:val="18"/>
+              </w:rPr>
+            </w:r>
+            <w:r>
+              <w:rPr>
+                <w:rFonts w:ascii="Arial" w:hAnsi="Arial" w:eastAsia="Arial" w:cs="Tahoma"/>
                 <w:sz w:val="18"/>
               </w:rPr>
               <w:t>ตรวจสิทธิ์ event ของผู้ใช้ก่อนเดิน state และบันทึก history</w:t>
@@ -8900,13 +9142,13 @@
             </w:pPr>
             <w:r>
               <w:rPr>
-                <w:rFonts w:ascii="Arial" w:hAnsi="Arial" w:eastAsia="Arial"/>
-                <w:sz w:val="18"/>
-              </w:rPr>
-            </w:r>
-            <w:r>
-              <w:rPr>
-                <w:rFonts w:ascii="Arial" w:hAnsi="Arial" w:eastAsia="Arial"/>
+                <w:rFonts w:ascii="Arial" w:hAnsi="Arial" w:eastAsia="Arial" w:cs="Tahoma"/>
+                <w:sz w:val="18"/>
+              </w:rPr>
+            </w:r>
+            <w:r>
+              <w:rPr>
+                <w:rFonts w:ascii="Arial" w:hAnsi="Arial" w:eastAsia="Arial" w:cs="Tahoma"/>
                 <w:sz w:val="18"/>
               </w:rPr>
               <w:t>GET /api/v1/documents/{docNo}/timeline</w:t>
@@ -8925,13 +9167,13 @@
             </w:pPr>
             <w:r>
               <w:rPr>
-                <w:rFonts w:ascii="Arial" w:hAnsi="Arial" w:eastAsia="Arial"/>
-                <w:sz w:val="18"/>
-              </w:rPr>
-            </w:r>
-            <w:r>
-              <w:rPr>
-                <w:rFonts w:ascii="Arial" w:hAnsi="Arial" w:eastAsia="Arial"/>
+                <w:rFonts w:ascii="Arial" w:hAnsi="Arial" w:eastAsia="Arial" w:cs="Tahoma"/>
+                <w:sz w:val="18"/>
+              </w:rPr>
+            </w:r>
+            <w:r>
+              <w:rPr>
+                <w:rFonts w:ascii="Arial" w:hAnsi="Arial" w:eastAsia="Arial" w:cs="Tahoma"/>
                 <w:sz w:val="18"/>
               </w:rPr>
               <w:t>getHistory()</w:t>
@@ -8950,13 +9192,13 @@
             </w:pPr>
             <w:r>
               <w:rPr>
-                <w:rFonts w:ascii="Arial" w:hAnsi="Arial" w:eastAsia="Arial"/>
-                <w:sz w:val="18"/>
-              </w:rPr>
-            </w:r>
-            <w:r>
-              <w:rPr>
-                <w:rFonts w:ascii="Arial" w:hAnsi="Arial" w:eastAsia="Arial"/>
+                <w:rFonts w:ascii="Arial" w:hAnsi="Arial" w:eastAsia="Arial" w:cs="Tahoma"/>
+                <w:sz w:val="18"/>
+              </w:rPr>
+            </w:r>
+            <w:r>
+              <w:rPr>
+                <w:rFonts w:ascii="Arial" w:hAnsi="Arial" w:eastAsia="Arial" w:cs="Tahoma"/>
                 <w:sz w:val="18"/>
               </w:rPr>
               <w:t>timeline การเปลี่ยน state (fromState/toState/event/remark)</w:t>
@@ -8973,7 +9215,7 @@
       </w:pPr>
       <w:r>
         <w:rPr>
-          <w:rFonts w:ascii="Courier New" w:hAnsi="Courier New"/>
+          <w:rFonts w:ascii="Courier New" w:hAnsi="Courier New" w:eastAsia="Courier New" w:cs="Tahoma"/>
           <w:sz w:val="16"/>
         </w:rPr>
         <w:t>// src/modules/sbpgi-document-workflow-actions/sbpgi-document-workflow-actions.workflow.ts (หรือรวมไว้ใน service เดียวกัน)</w:t>
@@ -8995,9 +9237,9 @@
         <w:br/>
         <w:t xml:space="preserve">  });</w:t>
         <w:br/>
-        <w:t xml:space="preserve">  // TODO: ตรวจว่า body.result map เป็น event ที่อยู่ใน permitted ก่อนเรียก triggerEvent</w:t>
-        <w:br/>
-        <w:t xml:space="preserve">  await this.workflow.triggerEvent({</w:t>
+        <w:t xml:space="preserve">  // TODO: ตรวจว่า body.result map เป็น event ที่อยู่ใน permitted ก่อนเรียก eventWorkflow</w:t>
+        <w:br/>
+        <w:t xml:space="preserve">  await this.workflow.eventWorkflow({</w:t>
         <w:br/>
         <w:t xml:space="preserve">    versionId: this.versionId,</w:t>
         <w:br/>
@@ -9039,7 +9281,7 @@
       </w:pPr>
       <w:r>
         <w:rPr>
-          <w:rFonts w:ascii="Courier New" w:hAnsi="Courier New"/>
+          <w:rFonts w:ascii="Courier New" w:hAnsi="Courier New" w:eastAsia="Courier New" w:cs="Tahoma"/>
           <w:sz w:val="16"/>
         </w:rPr>
         <w:t>// src/entitys/compensation-documents.entity.ts</w:t>
@@ -9145,7 +9387,7 @@
       </w:pPr>
       <w:r>
         <w:rPr>
-          <w:rFonts w:ascii="Courier New" w:hAnsi="Courier New"/>
+          <w:rFonts w:ascii="Courier New" w:hAnsi="Courier New" w:eastAsia="Courier New" w:cs="Tahoma"/>
           <w:sz w:val="16"/>
         </w:rPr>
         <w:t>// src/entitys/consideration-logs.entity.ts</w:t>
@@ -9253,7 +9495,7 @@
             <w:r/>
             <w:r>
               <w:rPr>
-                <w:rFonts w:ascii="Arial" w:hAnsi="Arial" w:eastAsia="Arial"/>
+                <w:rFonts w:ascii="Arial" w:hAnsi="Arial" w:eastAsia="Arial" w:cs="Tahoma"/>
                 <w:b/>
                 <w:sz w:val="18"/>
               </w:rPr>
@@ -9275,7 +9517,7 @@
             <w:r/>
             <w:r>
               <w:rPr>
-                <w:rFonts w:ascii="Arial" w:hAnsi="Arial" w:eastAsia="Arial"/>
+                <w:rFonts w:ascii="Arial" w:hAnsi="Arial" w:eastAsia="Arial" w:cs="Tahoma"/>
                 <w:b/>
                 <w:sz w:val="18"/>
               </w:rPr>
@@ -9297,7 +9539,7 @@
             <w:r/>
             <w:r>
               <w:rPr>
-                <w:rFonts w:ascii="Arial" w:hAnsi="Arial" w:eastAsia="Arial"/>
+                <w:rFonts w:ascii="Arial" w:hAnsi="Arial" w:eastAsia="Arial" w:cs="Tahoma"/>
                 <w:b/>
                 <w:sz w:val="18"/>
               </w:rPr>
@@ -9322,13 +9564,13 @@
             </w:pPr>
             <w:r>
               <w:rPr>
-                <w:rFonts w:ascii="Arial" w:hAnsi="Arial" w:eastAsia="Arial"/>
-                <w:sz w:val="18"/>
-              </w:rPr>
-            </w:r>
-            <w:r>
-              <w:rPr>
-                <w:rFonts w:ascii="Arial" w:hAnsi="Arial" w:eastAsia="Arial"/>
+                <w:rFonts w:ascii="Arial" w:hAnsi="Arial" w:eastAsia="Arial" w:cs="Tahoma"/>
+                <w:sz w:val="18"/>
+              </w:rPr>
+            </w:r>
+            <w:r>
+              <w:rPr>
+                <w:rFonts w:ascii="Arial" w:hAnsi="Arial" w:eastAsia="Arial" w:cs="Tahoma"/>
                 <w:sz w:val="18"/>
               </w:rPr>
               <w:t>workflow_transaction</w:t>
@@ -9347,16 +9589,16 @@
             </w:pPr>
             <w:r>
               <w:rPr>
-                <w:rFonts w:ascii="Arial" w:hAnsi="Arial" w:eastAsia="Arial"/>
-                <w:sz w:val="18"/>
-              </w:rPr>
-            </w:r>
-            <w:r>
-              <w:rPr>
-                <w:rFonts w:ascii="Arial" w:hAnsi="Arial" w:eastAsia="Arial"/>
-                <w:sz w:val="18"/>
-              </w:rPr>
-              <w:t>R/W</w:t>
+                <w:rFonts w:ascii="Arial" w:hAnsi="Arial" w:eastAsia="Arial" w:cs="Tahoma"/>
+                <w:sz w:val="18"/>
+              </w:rPr>
+            </w:r>
+            <w:r>
+              <w:rPr>
+                <w:rFonts w:ascii="Arial" w:hAnsi="Arial" w:eastAsia="Arial" w:cs="Tahoma"/>
+                <w:sz w:val="18"/>
+              </w:rPr>
+              <w:t>R (เขียนผ่าน lib)</w:t>
             </w:r>
           </w:p>
         </w:tc>
@@ -9372,13 +9614,13 @@
             </w:pPr>
             <w:r>
               <w:rPr>
-                <w:rFonts w:ascii="Arial" w:hAnsi="Arial" w:eastAsia="Arial"/>
-                <w:sz w:val="18"/>
-              </w:rPr>
-            </w:r>
-            <w:r>
-              <w:rPr>
-                <w:rFonts w:ascii="Arial" w:hAnsi="Arial" w:eastAsia="Arial"/>
+                <w:rFonts w:ascii="Arial" w:hAnsi="Arial" w:eastAsia="Arial" w:cs="Tahoma"/>
+                <w:sz w:val="18"/>
+              </w:rPr>
+            </w:r>
+            <w:r>
+              <w:rPr>
+                <w:rFonts w:ascii="Arial" w:hAnsi="Arial" w:eastAsia="Arial" w:cs="Tahoma"/>
                 <w:sz w:val="18"/>
               </w:rPr>
               <w:t>workflow engine @srm/glb-workflow</w:t>
@@ -9402,13 +9644,13 @@
             </w:pPr>
             <w:r>
               <w:rPr>
-                <w:rFonts w:ascii="Arial" w:hAnsi="Arial" w:eastAsia="Arial"/>
-                <w:sz w:val="18"/>
-              </w:rPr>
-            </w:r>
-            <w:r>
-              <w:rPr>
-                <w:rFonts w:ascii="Arial" w:hAnsi="Arial" w:eastAsia="Arial"/>
+                <w:rFonts w:ascii="Arial" w:hAnsi="Arial" w:eastAsia="Arial" w:cs="Tahoma"/>
+                <w:sz w:val="18"/>
+              </w:rPr>
+            </w:r>
+            <w:r>
+              <w:rPr>
+                <w:rFonts w:ascii="Arial" w:hAnsi="Arial" w:eastAsia="Arial" w:cs="Tahoma"/>
                 <w:sz w:val="18"/>
               </w:rPr>
               <w:t>workflow_history</w:t>
@@ -9427,16 +9669,16 @@
             </w:pPr>
             <w:r>
               <w:rPr>
-                <w:rFonts w:ascii="Arial" w:hAnsi="Arial" w:eastAsia="Arial"/>
-                <w:sz w:val="18"/>
-              </w:rPr>
-            </w:r>
-            <w:r>
-              <w:rPr>
-                <w:rFonts w:ascii="Arial" w:hAnsi="Arial" w:eastAsia="Arial"/>
-                <w:sz w:val="18"/>
-              </w:rPr>
-              <w:t>R/W</w:t>
+                <w:rFonts w:ascii="Arial" w:hAnsi="Arial" w:eastAsia="Arial" w:cs="Tahoma"/>
+                <w:sz w:val="18"/>
+              </w:rPr>
+            </w:r>
+            <w:r>
+              <w:rPr>
+                <w:rFonts w:ascii="Arial" w:hAnsi="Arial" w:eastAsia="Arial" w:cs="Tahoma"/>
+                <w:sz w:val="18"/>
+              </w:rPr>
+              <w:t>R (เขียนผ่าน lib)</w:t>
             </w:r>
           </w:p>
         </w:tc>
@@ -9452,13 +9694,13 @@
             </w:pPr>
             <w:r>
               <w:rPr>
-                <w:rFonts w:ascii="Arial" w:hAnsi="Arial" w:eastAsia="Arial"/>
-                <w:sz w:val="18"/>
-              </w:rPr>
-            </w:r>
-            <w:r>
-              <w:rPr>
-                <w:rFonts w:ascii="Arial" w:hAnsi="Arial" w:eastAsia="Arial"/>
+                <w:rFonts w:ascii="Arial" w:hAnsi="Arial" w:eastAsia="Arial" w:cs="Tahoma"/>
+                <w:sz w:val="18"/>
+              </w:rPr>
+            </w:r>
+            <w:r>
+              <w:rPr>
+                <w:rFonts w:ascii="Arial" w:hAnsi="Arial" w:eastAsia="Arial" w:cs="Tahoma"/>
                 <w:sz w:val="18"/>
               </w:rPr>
               <w:t>workflow engine @srm/glb-workflow</w:t>
@@ -9482,13 +9724,13 @@
             </w:pPr>
             <w:r>
               <w:rPr>
-                <w:rFonts w:ascii="Arial" w:hAnsi="Arial" w:eastAsia="Arial"/>
-                <w:sz w:val="18"/>
-              </w:rPr>
-            </w:r>
-            <w:r>
-              <w:rPr>
-                <w:rFonts w:ascii="Arial" w:hAnsi="Arial" w:eastAsia="Arial"/>
+                <w:rFonts w:ascii="Arial" w:hAnsi="Arial" w:eastAsia="Arial" w:cs="Tahoma"/>
+                <w:sz w:val="18"/>
+              </w:rPr>
+            </w:r>
+            <w:r>
+              <w:rPr>
+                <w:rFonts w:ascii="Arial" w:hAnsi="Arial" w:eastAsia="Arial" w:cs="Tahoma"/>
                 <w:sz w:val="18"/>
               </w:rPr>
               <w:t>workflow_approver</w:t>
@@ -9507,16 +9749,16 @@
             </w:pPr>
             <w:r>
               <w:rPr>
-                <w:rFonts w:ascii="Arial" w:hAnsi="Arial" w:eastAsia="Arial"/>
-                <w:sz w:val="18"/>
-              </w:rPr>
-            </w:r>
-            <w:r>
-              <w:rPr>
-                <w:rFonts w:ascii="Arial" w:hAnsi="Arial" w:eastAsia="Arial"/>
-                <w:sz w:val="18"/>
-              </w:rPr>
-              <w:t>R/W</w:t>
+                <w:rFonts w:ascii="Arial" w:hAnsi="Arial" w:eastAsia="Arial" w:cs="Tahoma"/>
+                <w:sz w:val="18"/>
+              </w:rPr>
+            </w:r>
+            <w:r>
+              <w:rPr>
+                <w:rFonts w:ascii="Arial" w:hAnsi="Arial" w:eastAsia="Arial" w:cs="Tahoma"/>
+                <w:sz w:val="18"/>
+              </w:rPr>
+              <w:t>R (เขียนผ่าน lib)</w:t>
             </w:r>
           </w:p>
         </w:tc>
@@ -9532,13 +9774,13 @@
             </w:pPr>
             <w:r>
               <w:rPr>
-                <w:rFonts w:ascii="Arial" w:hAnsi="Arial" w:eastAsia="Arial"/>
-                <w:sz w:val="18"/>
-              </w:rPr>
-            </w:r>
-            <w:r>
-              <w:rPr>
-                <w:rFonts w:ascii="Arial" w:hAnsi="Arial" w:eastAsia="Arial"/>
+                <w:rFonts w:ascii="Arial" w:hAnsi="Arial" w:eastAsia="Arial" w:cs="Tahoma"/>
+                <w:sz w:val="18"/>
+              </w:rPr>
+            </w:r>
+            <w:r>
+              <w:rPr>
+                <w:rFonts w:ascii="Arial" w:hAnsi="Arial" w:eastAsia="Arial" w:cs="Tahoma"/>
                 <w:sz w:val="18"/>
               </w:rPr>
               <w:t>workflow engine @srm/glb-workflow</w:t>
@@ -9566,7 +9808,7 @@
       </w:pPr>
       <w:r>
         <w:rPr>
-          <w:rFonts w:ascii="Courier New" w:hAnsi="Courier New"/>
+          <w:rFonts w:ascii="Courier New" w:hAnsi="Courier New" w:eastAsia="Courier New" w:cs="Tahoma"/>
           <w:sz w:val="16"/>
         </w:rPr>
         <w:t>// src/providers/sbpgi/sbpgi.ts — repository provider แบบ factory (ไม่ใช้ TypeOrmModule.forFeature)</w:t>
@@ -9683,7 +9925,7 @@
       </w:r>
       <w:r>
         <w:rPr>
-          <w:rFonts w:ascii="Courier New" w:hAnsi="Courier New"/>
+          <w:color w:val="8A3324"/>
         </w:rPr>
         <w:t>/bff/sbpgi/…</w:t>
       </w:r>
@@ -9692,7 +9934,7 @@
       </w:r>
       <w:r>
         <w:rPr>
-          <w:rFonts w:ascii="Courier New" w:hAnsi="Courier New"/>
+          <w:rFonts w:ascii="Courier New" w:hAnsi="Courier New" w:eastAsia="Courier New" w:cs="Tahoma"/>
         </w:rPr>
         <w:t>/bff</w:t>
       </w:r>
@@ -9707,7 +9949,7 @@
       </w:pPr>
       <w:r>
         <w:rPr>
-          <w:rFonts w:ascii="Courier New" w:hAnsi="Courier New"/>
+          <w:rFonts w:ascii="Courier New" w:hAnsi="Courier New" w:eastAsia="Courier New" w:cs="Tahoma"/>
           <w:sz w:val="16"/>
         </w:rPr>
         <w:t>// src/common/client-services/sbpgi-client.service.ts</w:t>
@@ -9750,7 +9992,7 @@
       </w:pPr>
       <w:r>
         <w:rPr>
-          <w:rFonts w:ascii="Courier New" w:hAnsi="Courier New"/>
+          <w:rFonts w:ascii="Courier New" w:hAnsi="Courier New" w:eastAsia="Courier New" w:cs="Tahoma"/>
           <w:sz w:val="16"/>
         </w:rPr>
         <w:t>// src/modules/sbpgi-document-workflow-actions/sbpgi-document-workflow-actions.service.ts (BFF)</w:t>
@@ -9896,7 +10138,7 @@
             <w:r/>
             <w:r>
               <w:rPr>
-                <w:rFonts w:ascii="Arial" w:hAnsi="Arial" w:eastAsia="Arial"/>
+                <w:rFonts w:ascii="Arial" w:hAnsi="Arial" w:eastAsia="Arial" w:cs="Tahoma"/>
                 <w:b/>
                 <w:sz w:val="18"/>
               </w:rPr>
@@ -9918,7 +10160,7 @@
             <w:r/>
             <w:r>
               <w:rPr>
-                <w:rFonts w:ascii="Arial" w:hAnsi="Arial" w:eastAsia="Arial"/>
+                <w:rFonts w:ascii="Arial" w:hAnsi="Arial" w:eastAsia="Arial" w:cs="Tahoma"/>
                 <w:b/>
                 <w:sz w:val="18"/>
               </w:rPr>
@@ -9940,7 +10182,7 @@
             <w:r/>
             <w:r>
               <w:rPr>
-                <w:rFonts w:ascii="Arial" w:hAnsi="Arial" w:eastAsia="Arial"/>
+                <w:rFonts w:ascii="Arial" w:hAnsi="Arial" w:eastAsia="Arial" w:cs="Tahoma"/>
                 <w:b/>
                 <w:sz w:val="18"/>
               </w:rPr>
@@ -9965,13 +10207,13 @@
             </w:pPr>
             <w:r>
               <w:rPr>
-                <w:rFonts w:ascii="Arial" w:hAnsi="Arial" w:eastAsia="Arial"/>
-                <w:sz w:val="18"/>
-              </w:rPr>
-            </w:r>
-            <w:r>
-              <w:rPr>
-                <w:rFonts w:ascii="Arial" w:hAnsi="Arial" w:eastAsia="Arial"/>
+                <w:rFonts w:ascii="Arial" w:hAnsi="Arial" w:eastAsia="Arial" w:cs="Tahoma"/>
+                <w:sz w:val="18"/>
+              </w:rPr>
+            </w:r>
+            <w:r>
+              <w:rPr>
+                <w:rFonts w:ascii="Arial" w:hAnsi="Arial" w:eastAsia="Arial" w:cs="Tahoma"/>
                 <w:sz w:val="18"/>
               </w:rPr>
               <w:t>compensation_documents</w:t>
@@ -9990,13 +10232,13 @@
             </w:pPr>
             <w:r>
               <w:rPr>
-                <w:rFonts w:ascii="Arial" w:hAnsi="Arial" w:eastAsia="Arial"/>
-                <w:sz w:val="18"/>
-              </w:rPr>
-            </w:r>
-            <w:r>
-              <w:rPr>
-                <w:rFonts w:ascii="Arial" w:hAnsi="Arial" w:eastAsia="Arial"/>
+                <w:rFonts w:ascii="Arial" w:hAnsi="Arial" w:eastAsia="Arial" w:cs="Tahoma"/>
+                <w:sz w:val="18"/>
+              </w:rPr>
+            </w:r>
+            <w:r>
+              <w:rPr>
+                <w:rFonts w:ascii="Arial" w:hAnsi="Arial" w:eastAsia="Arial" w:cs="Tahoma"/>
                 <w:sz w:val="18"/>
               </w:rPr>
               <w:t>W</w:t>
@@ -10015,13 +10257,13 @@
             </w:pPr>
             <w:r>
               <w:rPr>
-                <w:rFonts w:ascii="Arial" w:hAnsi="Arial" w:eastAsia="Arial"/>
-                <w:sz w:val="18"/>
-              </w:rPr>
-            </w:r>
-            <w:r>
-              <w:rPr>
-                <w:rFonts w:ascii="Arial" w:hAnsi="Arial" w:eastAsia="Arial"/>
+                <w:rFonts w:ascii="Arial" w:hAnsi="Arial" w:eastAsia="Arial" w:cs="Tahoma"/>
+                <w:sz w:val="18"/>
+              </w:rPr>
+            </w:r>
+            <w:r>
+              <w:rPr>
+                <w:rFonts w:ascii="Arial" w:hAnsi="Arial" w:eastAsia="Arial" w:cs="Tahoma"/>
                 <w:sz w:val="18"/>
               </w:rPr>
               <w:t>อัปเดต status/current_section/result</w:t>
@@ -10045,13 +10287,13 @@
             </w:pPr>
             <w:r>
               <w:rPr>
-                <w:rFonts w:ascii="Arial" w:hAnsi="Arial" w:eastAsia="Arial"/>
-                <w:sz w:val="18"/>
-              </w:rPr>
-            </w:r>
-            <w:r>
-              <w:rPr>
-                <w:rFonts w:ascii="Arial" w:hAnsi="Arial" w:eastAsia="Arial"/>
+                <w:rFonts w:ascii="Arial" w:hAnsi="Arial" w:eastAsia="Arial" w:cs="Tahoma"/>
+                <w:sz w:val="18"/>
+              </w:rPr>
+            </w:r>
+            <w:r>
+              <w:rPr>
+                <w:rFonts w:ascii="Arial" w:hAnsi="Arial" w:eastAsia="Arial" w:cs="Tahoma"/>
                 <w:sz w:val="18"/>
               </w:rPr>
               <w:t>consideration_logs</w:t>
@@ -10070,13 +10312,13 @@
             </w:pPr>
             <w:r>
               <w:rPr>
-                <w:rFonts w:ascii="Arial" w:hAnsi="Arial" w:eastAsia="Arial"/>
-                <w:sz w:val="18"/>
-              </w:rPr>
-            </w:r>
-            <w:r>
-              <w:rPr>
-                <w:rFonts w:ascii="Arial" w:hAnsi="Arial" w:eastAsia="Arial"/>
+                <w:rFonts w:ascii="Arial" w:hAnsi="Arial" w:eastAsia="Arial" w:cs="Tahoma"/>
+                <w:sz w:val="18"/>
+              </w:rPr>
+            </w:r>
+            <w:r>
+              <w:rPr>
+                <w:rFonts w:ascii="Arial" w:hAnsi="Arial" w:eastAsia="Arial" w:cs="Tahoma"/>
                 <w:sz w:val="18"/>
               </w:rPr>
               <w:t>W</w:t>
@@ -10095,13 +10337,13 @@
             </w:pPr>
             <w:r>
               <w:rPr>
-                <w:rFonts w:ascii="Arial" w:hAnsi="Arial" w:eastAsia="Arial"/>
-                <w:sz w:val="18"/>
-              </w:rPr>
-            </w:r>
-            <w:r>
-              <w:rPr>
-                <w:rFonts w:ascii="Arial" w:hAnsi="Arial" w:eastAsia="Arial"/>
+                <w:rFonts w:ascii="Arial" w:hAnsi="Arial" w:eastAsia="Arial" w:cs="Tahoma"/>
+                <w:sz w:val="18"/>
+              </w:rPr>
+            </w:r>
+            <w:r>
+              <w:rPr>
+                <w:rFonts w:ascii="Arial" w:hAnsi="Arial" w:eastAsia="Arial" w:cs="Tahoma"/>
                 <w:sz w:val="18"/>
               </w:rPr>
               <w:t>บันทึกผลพิจารณาและ comment</w:t>
@@ -10125,13 +10367,13 @@
             </w:pPr>
             <w:r>
               <w:rPr>
-                <w:rFonts w:ascii="Arial" w:hAnsi="Arial" w:eastAsia="Arial"/>
-                <w:sz w:val="18"/>
-              </w:rPr>
-            </w:r>
-            <w:r>
-              <w:rPr>
-                <w:rFonts w:ascii="Arial" w:hAnsi="Arial" w:eastAsia="Arial"/>
+                <w:rFonts w:ascii="Arial" w:hAnsi="Arial" w:eastAsia="Arial" w:cs="Tahoma"/>
+                <w:sz w:val="18"/>
+              </w:rPr>
+            </w:r>
+            <w:r>
+              <w:rPr>
+                <w:rFonts w:ascii="Arial" w:hAnsi="Arial" w:eastAsia="Arial" w:cs="Tahoma"/>
                 <w:sz w:val="18"/>
               </w:rPr>
               <w:t>workflow_transaction</w:t>
@@ -10150,16 +10392,16 @@
             </w:pPr>
             <w:r>
               <w:rPr>
-                <w:rFonts w:ascii="Arial" w:hAnsi="Arial" w:eastAsia="Arial"/>
-                <w:sz w:val="18"/>
-              </w:rPr>
-            </w:r>
-            <w:r>
-              <w:rPr>
-                <w:rFonts w:ascii="Arial" w:hAnsi="Arial" w:eastAsia="Arial"/>
-                <w:sz w:val="18"/>
-              </w:rPr>
-              <w:t>R/W</w:t>
+                <w:rFonts w:ascii="Arial" w:hAnsi="Arial" w:eastAsia="Arial" w:cs="Tahoma"/>
+                <w:sz w:val="18"/>
+              </w:rPr>
+            </w:r>
+            <w:r>
+              <w:rPr>
+                <w:rFonts w:ascii="Arial" w:hAnsi="Arial" w:eastAsia="Arial" w:cs="Tahoma"/>
+                <w:sz w:val="18"/>
+              </w:rPr>
+              <w:t>R (เขียนผ่าน lib)</w:t>
             </w:r>
           </w:p>
         </w:tc>
@@ -10175,13 +10417,13 @@
             </w:pPr>
             <w:r>
               <w:rPr>
-                <w:rFonts w:ascii="Arial" w:hAnsi="Arial" w:eastAsia="Arial"/>
-                <w:sz w:val="18"/>
-              </w:rPr>
-            </w:r>
-            <w:r>
-              <w:rPr>
-                <w:rFonts w:ascii="Arial" w:hAnsi="Arial" w:eastAsia="Arial"/>
+                <w:rFonts w:ascii="Arial" w:hAnsi="Arial" w:eastAsia="Arial" w:cs="Tahoma"/>
+                <w:sz w:val="18"/>
+              </w:rPr>
+            </w:r>
+            <w:r>
+              <w:rPr>
+                <w:rFonts w:ascii="Arial" w:hAnsi="Arial" w:eastAsia="Arial" w:cs="Tahoma"/>
                 <w:sz w:val="18"/>
               </w:rPr>
               <w:t>ใช้ของระบบเดิม: workflow engine @srm/glb-workflow</w:t>
@@ -10205,13 +10447,13 @@
             </w:pPr>
             <w:r>
               <w:rPr>
-                <w:rFonts w:ascii="Arial" w:hAnsi="Arial" w:eastAsia="Arial"/>
-                <w:sz w:val="18"/>
-              </w:rPr>
-            </w:r>
-            <w:r>
-              <w:rPr>
-                <w:rFonts w:ascii="Arial" w:hAnsi="Arial" w:eastAsia="Arial"/>
+                <w:rFonts w:ascii="Arial" w:hAnsi="Arial" w:eastAsia="Arial" w:cs="Tahoma"/>
+                <w:sz w:val="18"/>
+              </w:rPr>
+            </w:r>
+            <w:r>
+              <w:rPr>
+                <w:rFonts w:ascii="Arial" w:hAnsi="Arial" w:eastAsia="Arial" w:cs="Tahoma"/>
                 <w:sz w:val="18"/>
               </w:rPr>
               <w:t>workflow_history</w:t>
@@ -10230,16 +10472,16 @@
             </w:pPr>
             <w:r>
               <w:rPr>
-                <w:rFonts w:ascii="Arial" w:hAnsi="Arial" w:eastAsia="Arial"/>
-                <w:sz w:val="18"/>
-              </w:rPr>
-            </w:r>
-            <w:r>
-              <w:rPr>
-                <w:rFonts w:ascii="Arial" w:hAnsi="Arial" w:eastAsia="Arial"/>
-                <w:sz w:val="18"/>
-              </w:rPr>
-              <w:t>R/W</w:t>
+                <w:rFonts w:ascii="Arial" w:hAnsi="Arial" w:eastAsia="Arial" w:cs="Tahoma"/>
+                <w:sz w:val="18"/>
+              </w:rPr>
+            </w:r>
+            <w:r>
+              <w:rPr>
+                <w:rFonts w:ascii="Arial" w:hAnsi="Arial" w:eastAsia="Arial" w:cs="Tahoma"/>
+                <w:sz w:val="18"/>
+              </w:rPr>
+              <w:t>R (เขียนผ่าน lib)</w:t>
             </w:r>
           </w:p>
         </w:tc>
@@ -10255,13 +10497,13 @@
             </w:pPr>
             <w:r>
               <w:rPr>
-                <w:rFonts w:ascii="Arial" w:hAnsi="Arial" w:eastAsia="Arial"/>
-                <w:sz w:val="18"/>
-              </w:rPr>
-            </w:r>
-            <w:r>
-              <w:rPr>
-                <w:rFonts w:ascii="Arial" w:hAnsi="Arial" w:eastAsia="Arial"/>
+                <w:rFonts w:ascii="Arial" w:hAnsi="Arial" w:eastAsia="Arial" w:cs="Tahoma"/>
+                <w:sz w:val="18"/>
+              </w:rPr>
+            </w:r>
+            <w:r>
+              <w:rPr>
+                <w:rFonts w:ascii="Arial" w:hAnsi="Arial" w:eastAsia="Arial" w:cs="Tahoma"/>
                 <w:sz w:val="18"/>
               </w:rPr>
               <w:t>ใช้ของระบบเดิม: workflow engine @srm/glb-workflow</w:t>
@@ -10285,13 +10527,13 @@
             </w:pPr>
             <w:r>
               <w:rPr>
-                <w:rFonts w:ascii="Arial" w:hAnsi="Arial" w:eastAsia="Arial"/>
-                <w:sz w:val="18"/>
-              </w:rPr>
-            </w:r>
-            <w:r>
-              <w:rPr>
-                <w:rFonts w:ascii="Arial" w:hAnsi="Arial" w:eastAsia="Arial"/>
+                <w:rFonts w:ascii="Arial" w:hAnsi="Arial" w:eastAsia="Arial" w:cs="Tahoma"/>
+                <w:sz w:val="18"/>
+              </w:rPr>
+            </w:r>
+            <w:r>
+              <w:rPr>
+                <w:rFonts w:ascii="Arial" w:hAnsi="Arial" w:eastAsia="Arial" w:cs="Tahoma"/>
                 <w:sz w:val="18"/>
               </w:rPr>
               <w:t>workflow_approver</w:t>
@@ -10310,16 +10552,16 @@
             </w:pPr>
             <w:r>
               <w:rPr>
-                <w:rFonts w:ascii="Arial" w:hAnsi="Arial" w:eastAsia="Arial"/>
-                <w:sz w:val="18"/>
-              </w:rPr>
-            </w:r>
-            <w:r>
-              <w:rPr>
-                <w:rFonts w:ascii="Arial" w:hAnsi="Arial" w:eastAsia="Arial"/>
-                <w:sz w:val="18"/>
-              </w:rPr>
-              <w:t>R/W</w:t>
+                <w:rFonts w:ascii="Arial" w:hAnsi="Arial" w:eastAsia="Arial" w:cs="Tahoma"/>
+                <w:sz w:val="18"/>
+              </w:rPr>
+            </w:r>
+            <w:r>
+              <w:rPr>
+                <w:rFonts w:ascii="Arial" w:hAnsi="Arial" w:eastAsia="Arial" w:cs="Tahoma"/>
+                <w:sz w:val="18"/>
+              </w:rPr>
+              <w:t>R (เขียนผ่าน lib)</w:t>
             </w:r>
           </w:p>
         </w:tc>
@@ -10335,13 +10577,13 @@
             </w:pPr>
             <w:r>
               <w:rPr>
-                <w:rFonts w:ascii="Arial" w:hAnsi="Arial" w:eastAsia="Arial"/>
-                <w:sz w:val="18"/>
-              </w:rPr>
-            </w:r>
-            <w:r>
-              <w:rPr>
-                <w:rFonts w:ascii="Arial" w:hAnsi="Arial" w:eastAsia="Arial"/>
+                <w:rFonts w:ascii="Arial" w:hAnsi="Arial" w:eastAsia="Arial" w:cs="Tahoma"/>
+                <w:sz w:val="18"/>
+              </w:rPr>
+            </w:r>
+            <w:r>
+              <w:rPr>
+                <w:rFonts w:ascii="Arial" w:hAnsi="Arial" w:eastAsia="Arial" w:cs="Tahoma"/>
                 <w:sz w:val="18"/>
               </w:rPr>
               <w:t>ใช้ของระบบเดิม: workflow engine @srm/glb-workflow</w:t>
@@ -10383,7 +10625,7 @@
       </w:pPr>
       <w:r>
         <w:rPr>
-          <w:rFonts w:ascii="Courier New" w:hAnsi="Courier New"/>
+          <w:rFonts w:ascii="Courier New" w:hAnsi="Courier New" w:eastAsia="Courier New" w:cs="Tahoma"/>
           <w:sz w:val="16"/>
         </w:rPr>
         <w:t>-- ⚠️ SQL นี้ใช้ named parameter (:name) แต่ `dataSource.query()` ของ store-backend</w:t>
@@ -10396,11 +10638,11 @@
         <w:br/>
         <w:t>-- ⚠️ ไม่ UPDATE ตาราง workflow เอง — เดิน state ผ่าน @srm/glb-workflow (schema sps_store)</w:t>
         <w:br/>
-        <w:t>--    triggerEvent({versionId, referenceId, event, eventParam:{amount}, remark, userId})</w:t>
+        <w:t>--    eventWorkflow({versionId, referenceId, event, eventParam:{amount}, remark, userId})</w:t>
         <w:br/>
         <w:t>--    library ปิดงานขั้นเดิม เขียน sps_store.workflow_history และเปิด approver ขั้นถัดไปให้เอง</w:t>
         <w:br/>
-        <w:t>-- ⚠️ ชื่อ function ยังไม่ยืนยัน (3 ชุดขัดกัน) · referenceId ยังไม่ตัดสิน (DP-1) — SBPGI vs existing system หัวข้อ 4</w:t>
+        <w:t>-- referenceId = compensation_documents.id (surrogate · DP-1 ปิดแล้ว 2026-08-17)</w:t>
         <w:br/>
         <w:br/>
         <w:t>INSERT INTO consideration_logs (doc_no, section_code, consider_by, result, detail, action_datetime)</w:t>
@@ -10408,28 +10650,74 @@
         <w:t>VALUES (:docNo, :curSection, :empId, :result, :comment, :now);</w:t>
         <w:br/>
         <w:br/>
-        <w:t>-- คำนวณขั้นถัดไป (วงเงิน GM 50,000 / AVP 300,000 · SDD GI) → เปิดงานใหม่ + อัปเดตสถานะเอกสารแบบ optimistic lock</w:t>
+        <w:t>-- คำนวณขั้นถัดไป (วงเงิน เกณฑ์เดียว 100,000 · SDD GI) → เปิดงานใหม่ + อัปเดตสถานะเอกสารแบบ optimistic lock</w:t>
         <w:br/>
         <w:t>UPDATE compensation_documents SET status_code = :nextStatus, current_section_code = :nextSection, version_no = version_no + 1, updated_at = :now, updated_by = :empId</w:t>
         <w:br/>
         <w:t>WHERE doc_no = :docNo AND version_no = :versionNo;</w:t>
         <w:br/>
-        <w:t>-- งานขั้นถัดไปเปิดโดย engine (addPreparedApprover) ไม่ใช่ INSERT ของ SBPGI</w:t>
-        <w:br/>
-        <w:br/>
-        <w:t>-- ✅ ปิด DP-5 (2026-08-11): engine ส่งอีเมลเอง — SBPGI ไม่ query ผู้รับและไม่มีตาราง status_email_rules</w:t>
-        <w:br/>
-        <w:t>--    ผูก email_id ที่ workflow_route ตอนลงทะเบียน version · template อยู่ที่ email_template · log ที่ email_sent</w:t>
-        <w:br/>
-        <w:t>-- ตรวจว่าส่งสำเร็จ (อ่านอย่างเดียว ไม่ใช่หน้าที่ SBPGI ส่ง):</w:t>
-        <w:br/>
-        <w:t>SELECT email_sent_id, mail_to, mail_cc, is_sent, error, sent_date</w:t>
+        <w:t>-- งานขั้นถัดไปเปิดโดย engine (addPreApprover) ไม่ใช่ INSERT ของ SBPGI</w:t>
+        <w:br/>
+        <w:br/>
+        <w:t>-- ✅ ปิด DP-5 (แก้มติ 2026-08-14): workflow ให้ "เลข template" · SBPGI เรียก lib ส่งเอง (ไม่มีตาราง status_email_rules)</w:t>
+        <w:br/>
+        <w:t>-- 1) เอาเลข template ของ route ที่เพิ่งเดิน (ถ้า NULL = ไม่ต้องส่งเมล)</w:t>
+        <w:br/>
+        <w:t>-- ⚠️ ต้องระบุ to_state_id ด้วย! state 02 มี 2 route ตามวงเงิน (&lt; 100,000 จบ · ≥ 100,000 ไป 03)</w:t>
+        <w:br/>
+        <w:t>--    ถ้าใช้แค่ (from_state_id, event) แล้ว ORDER BY seq LIMIT 1 จะได้ template ผิดเสมอเมื่อเข้าเงื่อนไขที่สอง</w:t>
+        <w:br/>
+        <w:t>--    :prevStateId เก็บจาก getTransaction() "ก่อน" เรียก eventWorkflow · :nextStateId อ่านจาก getTransaction() "หลัง" สำเร็จ</w:t>
+        <w:br/>
+        <w:t>SELECT r.email_id</w:t>
+        <w:br/>
+        <w:t>FROM sps_store.workflow_route r</w:t>
+        <w:br/>
+        <w:t>WHERE r.version_id = :versionId</w:t>
+        <w:br/>
+        <w:t xml:space="preserve">  AND r.from_state_id = :prevStateId</w:t>
+        <w:br/>
+        <w:t xml:space="preserve">  AND r.event = :event</w:t>
+        <w:br/>
+        <w:t xml:space="preserve">  AND r.to_state_id = :nextStateId;</w:t>
+        <w:br/>
+        <w:br/>
+        <w:t>-- 2) หาอีเมลผู้อนุมัติลำดับถัดไปที่ engine resolve ให้แล้ว</w:t>
+        <w:br/>
+        <w:t>SELECT string_agg(DISTINCT u.email, ',') AS mail_to</w:t>
+        <w:br/>
+        <w:t>FROM sps_store.workflow_approver a</w:t>
+        <w:br/>
+        <w:t>JOIN sps_store.business_user u ON u.user_id = a.current_approver</w:t>
+        <w:br/>
+        <w:t>WHERE a.transaction_id = :transactionId AND a.state_id = :nextStateId AND u.email IS NOT NULL;</w:t>
+        <w:br/>
+        <w:br/>
+        <w:t>-- 2b) ผู้รับ CC — ระบบเดิมมีกลไกอยู่แล้ว (fml_email_account.template_id)</w:t>
+        <w:br/>
+        <w:t>SELECT string_agg(email, ',') AS mail_cc</w:t>
+        <w:br/>
+        <w:t>FROM fml_email_account</w:t>
+        <w:br/>
+        <w:t>WHERE template_id = :emailId;</w:t>
+        <w:br/>
+        <w:br/>
+        <w:t>-- 3) เรียก lib "นอก transaction" (อีเมลล้มต้องไม่ rollback การอนุมัติ · lib ไม่ retry ให้)</w:t>
+        <w:br/>
+        <w:t>--    emailService.sendEmail({ emailId, mailTo, mailCc, param:{docNo, storeName, amount}, userId })</w:t>
+        <w:br/>
+        <w:t>--    lib อ่าน email_template แล้ว INSERT email_sent (is_sent 'Y'/'N' + error) ให้เอง — return แค่ Success/Fail</w:t>
+        <w:br/>
+        <w:br/>
+        <w:t>-- 4) รายงานตามเก็บเมลที่ส่งไม่สำเร็จ (⚠️ คอลัมน์จริงคือ send_by ไม่ใช่ sent_by)</w:t>
+        <w:br/>
+        <w:t>SELECT email_sent_id, email_id, mail_to, mail_cc, is_sent, error, sent_date, send_by</w:t>
         <w:br/>
         <w:t>FROM email_sent</w:t>
         <w:br/>
-        <w:t>WHERE email_id = :routeEmailId</w:t>
-        <w:br/>
-        <w:t>ORDER BY sent_date DESC LIMIT 5;</w:t>
+        <w:t>WHERE is_sent = 'N' AND sent_date &gt;= :since</w:t>
+        <w:br/>
+        <w:t>ORDER BY sent_date DESC;</w:t>
       </w:r>
     </w:p>
     <w:p>
@@ -10459,7 +10747,7 @@
       </w:pPr>
       <w:r>
         <w:rPr>
-          <w:rFonts w:ascii="Courier New" w:hAnsi="Courier New"/>
+          <w:rFonts w:ascii="Courier New" w:hAnsi="Courier New" w:eastAsia="Courier New" w:cs="Tahoma"/>
           <w:sz w:val="16"/>
         </w:rPr>
         <w:t>-- ⚠️ SQL นี้ใช้ named parameter (:name) แต่ `dataSource.query()` ของ store-backend</w:t>
@@ -10522,7 +10810,7 @@
             <w:r/>
             <w:r>
               <w:rPr>
-                <w:rFonts w:ascii="Arial" w:hAnsi="Arial" w:eastAsia="Arial"/>
+                <w:rFonts w:ascii="Arial" w:hAnsi="Arial" w:eastAsia="Arial" w:cs="Tahoma"/>
                 <w:b/>
                 <w:sz w:val="18"/>
               </w:rPr>
@@ -10544,7 +10832,7 @@
             <w:r/>
             <w:r>
               <w:rPr>
-                <w:rFonts w:ascii="Arial" w:hAnsi="Arial" w:eastAsia="Arial"/>
+                <w:rFonts w:ascii="Arial" w:hAnsi="Arial" w:eastAsia="Arial" w:cs="Tahoma"/>
                 <w:b/>
                 <w:sz w:val="18"/>
               </w:rPr>
@@ -10566,7 +10854,7 @@
             <w:r/>
             <w:r>
               <w:rPr>
-                <w:rFonts w:ascii="Arial" w:hAnsi="Arial" w:eastAsia="Arial"/>
+                <w:rFonts w:ascii="Arial" w:hAnsi="Arial" w:eastAsia="Arial" w:cs="Tahoma"/>
                 <w:b/>
                 <w:sz w:val="18"/>
               </w:rPr>
@@ -10591,13 +10879,13 @@
             </w:pPr>
             <w:r>
               <w:rPr>
-                <w:rFonts w:ascii="Arial" w:hAnsi="Arial" w:eastAsia="Arial"/>
-                <w:sz w:val="18"/>
-              </w:rPr>
-            </w:r>
-            <w:r>
-              <w:rPr>
-                <w:rFonts w:ascii="Arial" w:hAnsi="Arial" w:eastAsia="Arial"/>
+                <w:rFonts w:ascii="Arial" w:hAnsi="Arial" w:eastAsia="Arial" w:cs="Tahoma"/>
+                <w:sz w:val="18"/>
+              </w:rPr>
+            </w:r>
+            <w:r>
+              <w:rPr>
+                <w:rFonts w:ascii="Arial" w:hAnsi="Arial" w:eastAsia="Arial" w:cs="Tahoma"/>
                 <w:sz w:val="18"/>
               </w:rPr>
               <w:t>compensation_documents</w:t>
@@ -10616,13 +10904,13 @@
             </w:pPr>
             <w:r>
               <w:rPr>
-                <w:rFonts w:ascii="Arial" w:hAnsi="Arial" w:eastAsia="Arial"/>
-                <w:sz w:val="18"/>
-              </w:rPr>
-            </w:r>
-            <w:r>
-              <w:rPr>
-                <w:rFonts w:ascii="Arial" w:hAnsi="Arial" w:eastAsia="Arial"/>
+                <w:rFonts w:ascii="Arial" w:hAnsi="Arial" w:eastAsia="Arial" w:cs="Tahoma"/>
+                <w:sz w:val="18"/>
+              </w:rPr>
+            </w:r>
+            <w:r>
+              <w:rPr>
+                <w:rFonts w:ascii="Arial" w:hAnsi="Arial" w:eastAsia="Arial" w:cs="Tahoma"/>
                 <w:sz w:val="18"/>
               </w:rPr>
               <w:t>CREATE UNIQUE INDEX uk_compensation_documents_business ON compensation_documents (impacted_store_code, account_year, account_month, round_no);</w:t>
@@ -10641,13 +10929,13 @@
             </w:pPr>
             <w:r>
               <w:rPr>
-                <w:rFonts w:ascii="Arial" w:hAnsi="Arial" w:eastAsia="Arial"/>
-                <w:sz w:val="18"/>
-              </w:rPr>
-            </w:r>
-            <w:r>
-              <w:rPr>
-                <w:rFonts w:ascii="Arial" w:hAnsi="Arial" w:eastAsia="Arial"/>
+                <w:rFonts w:ascii="Arial" w:hAnsi="Arial" w:eastAsia="Arial" w:cs="Tahoma"/>
+                <w:sz w:val="18"/>
+              </w:rPr>
+            </w:r>
+            <w:r>
+              <w:rPr>
+                <w:rFonts w:ascii="Arial" w:hAnsi="Arial" w:eastAsia="Arial" w:cs="Tahoma"/>
                 <w:sz w:val="18"/>
               </w:rPr>
               <w:t>ข้อเสนอ — อนุมานจากเงื่อนไข query ที่เอกสารนี้ระบุ ต้องยืนยันกับ DBA ก่อนใช้จริง</w:t>
@@ -10671,13 +10959,13 @@
             </w:pPr>
             <w:r>
               <w:rPr>
-                <w:rFonts w:ascii="Arial" w:hAnsi="Arial" w:eastAsia="Arial"/>
-                <w:sz w:val="18"/>
-              </w:rPr>
-            </w:r>
-            <w:r>
-              <w:rPr>
-                <w:rFonts w:ascii="Arial" w:hAnsi="Arial" w:eastAsia="Arial"/>
+                <w:rFonts w:ascii="Arial" w:hAnsi="Arial" w:eastAsia="Arial" w:cs="Tahoma"/>
+                <w:sz w:val="18"/>
+              </w:rPr>
+            </w:r>
+            <w:r>
+              <w:rPr>
+                <w:rFonts w:ascii="Arial" w:hAnsi="Arial" w:eastAsia="Arial" w:cs="Tahoma"/>
                 <w:sz w:val="18"/>
               </w:rPr>
               <w:t>consideration_logs</w:t>
@@ -10696,13 +10984,13 @@
             </w:pPr>
             <w:r>
               <w:rPr>
-                <w:rFonts w:ascii="Arial" w:hAnsi="Arial" w:eastAsia="Arial"/>
-                <w:sz w:val="18"/>
-              </w:rPr>
-            </w:r>
-            <w:r>
-              <w:rPr>
-                <w:rFonts w:ascii="Arial" w:hAnsi="Arial" w:eastAsia="Arial"/>
+                <w:rFonts w:ascii="Arial" w:hAnsi="Arial" w:eastAsia="Arial" w:cs="Tahoma"/>
+                <w:sz w:val="18"/>
+              </w:rPr>
+            </w:r>
+            <w:r>
+              <w:rPr>
+                <w:rFonts w:ascii="Arial" w:hAnsi="Arial" w:eastAsia="Arial" w:cs="Tahoma"/>
                 <w:sz w:val="18"/>
               </w:rPr>
               <w:t>CREATE INDEX idx_consideration_logs_doc_no ON consideration_logs (doc_no, action_datetime DESC);</w:t>
@@ -10721,13 +11009,13 @@
             </w:pPr>
             <w:r>
               <w:rPr>
-                <w:rFonts w:ascii="Arial" w:hAnsi="Arial" w:eastAsia="Arial"/>
-                <w:sz w:val="18"/>
-              </w:rPr>
-            </w:r>
-            <w:r>
-              <w:rPr>
-                <w:rFonts w:ascii="Arial" w:hAnsi="Arial" w:eastAsia="Arial"/>
+                <w:rFonts w:ascii="Arial" w:hAnsi="Arial" w:eastAsia="Arial" w:cs="Tahoma"/>
+                <w:sz w:val="18"/>
+              </w:rPr>
+            </w:r>
+            <w:r>
+              <w:rPr>
+                <w:rFonts w:ascii="Arial" w:hAnsi="Arial" w:eastAsia="Arial" w:cs="Tahoma"/>
                 <w:sz w:val="18"/>
               </w:rPr>
               <w:t>ข้อเสนอ — อนุมานจากเงื่อนไข query ที่เอกสารนี้ระบุ ต้องยืนยันกับ DBA ก่อนใช้จริง</w:t>
@@ -10752,7 +11040,7 @@
       </w:r>
       <w:r>
         <w:rPr>
-          <w:rFonts w:ascii="Courier New" w:hAnsi="Courier New"/>
+          <w:rFonts w:ascii="Courier New" w:hAnsi="Courier New" w:eastAsia="Courier New" w:cs="Tahoma"/>
         </w:rPr>
         <w:t>EXPLAIN ANALYZE</w:t>
       </w:r>
@@ -10761,7 +11049,7 @@
       </w:r>
       <w:r>
         <w:rPr>
-          <w:rFonts w:ascii="Courier New" w:hAnsi="Courier New"/>
+          <w:rFonts w:ascii="Courier New" w:hAnsi="Courier New" w:eastAsia="Courier New" w:cs="Tahoma"/>
         </w:rPr>
         <w:t>sql/deploy-sbpgi-*.sql</w:t>
       </w:r>
@@ -10770,7 +11058,7 @@
       </w:r>
       <w:r>
         <w:rPr>
-          <w:rFonts w:ascii="Courier New" w:hAnsi="Courier New"/>
+          <w:rFonts w:ascii="Courier New" w:hAnsi="Courier New" w:eastAsia="Courier New" w:cs="Tahoma"/>
         </w:rPr>
         <w:t>CREATE INDEX IF NOT EXISTS</w:t>
       </w:r>
@@ -10818,7 +11106,7 @@
             <w:r/>
             <w:r>
               <w:rPr>
-                <w:rFonts w:ascii="Arial" w:hAnsi="Arial" w:eastAsia="Arial"/>
+                <w:rFonts w:ascii="Arial" w:hAnsi="Arial" w:eastAsia="Arial" w:cs="Tahoma"/>
                 <w:b/>
                 <w:sz w:val="18"/>
               </w:rPr>
@@ -10840,7 +11128,7 @@
             <w:r/>
             <w:r>
               <w:rPr>
-                <w:rFonts w:ascii="Arial" w:hAnsi="Arial" w:eastAsia="Arial"/>
+                <w:rFonts w:ascii="Arial" w:hAnsi="Arial" w:eastAsia="Arial" w:cs="Tahoma"/>
                 <w:b/>
                 <w:sz w:val="18"/>
               </w:rPr>
@@ -10865,13 +11153,13 @@
             </w:pPr>
             <w:r>
               <w:rPr>
-                <w:rFonts w:ascii="Arial" w:hAnsi="Arial" w:eastAsia="Arial"/>
-                <w:sz w:val="18"/>
-              </w:rPr>
-            </w:r>
-            <w:r>
-              <w:rPr>
-                <w:rFonts w:ascii="Arial" w:hAnsi="Arial" w:eastAsia="Arial"/>
+                <w:rFonts w:ascii="Arial" w:hAnsi="Arial" w:eastAsia="Arial" w:cs="Tahoma"/>
+                <w:sz w:val="18"/>
+              </w:rPr>
+            </w:r>
+            <w:r>
+              <w:rPr>
+                <w:rFonts w:ascii="Arial" w:hAnsi="Arial" w:eastAsia="Arial" w:cs="Tahoma"/>
                 <w:sz w:val="18"/>
               </w:rPr>
               <w:t>1</w:t>
@@ -10890,13 +11178,13 @@
             </w:pPr>
             <w:r>
               <w:rPr>
-                <w:rFonts w:ascii="Arial" w:hAnsi="Arial" w:eastAsia="Arial"/>
-                <w:sz w:val="18"/>
-              </w:rPr>
-            </w:r>
-            <w:r>
-              <w:rPr>
-                <w:rFonts w:ascii="Arial" w:hAnsi="Arial" w:eastAsia="Arial"/>
+                <w:rFonts w:ascii="Arial" w:hAnsi="Arial" w:eastAsia="Arial" w:cs="Tahoma"/>
+                <w:sz w:val="18"/>
+              </w:rPr>
+            </w:r>
+            <w:r>
+              <w:rPr>
+                <w:rFonts w:ascii="Arial" w:hAnsi="Arial" w:eastAsia="Arial" w:cs="Tahoma"/>
                 <w:sz w:val="18"/>
               </w:rPr>
               <w:t>Lock current action task</w:t>
@@ -10920,13 +11208,13 @@
             </w:pPr>
             <w:r>
               <w:rPr>
-                <w:rFonts w:ascii="Arial" w:hAnsi="Arial" w:eastAsia="Arial"/>
-                <w:sz w:val="18"/>
-              </w:rPr>
-            </w:r>
-            <w:r>
-              <w:rPr>
-                <w:rFonts w:ascii="Arial" w:hAnsi="Arial" w:eastAsia="Arial"/>
+                <w:rFonts w:ascii="Arial" w:hAnsi="Arial" w:eastAsia="Arial" w:cs="Tahoma"/>
+                <w:sz w:val="18"/>
+              </w:rPr>
+            </w:r>
+            <w:r>
+              <w:rPr>
+                <w:rFonts w:ascii="Arial" w:hAnsi="Arial" w:eastAsia="Arial" w:cs="Tahoma"/>
                 <w:sz w:val="18"/>
               </w:rPr>
               <w:t>2</w:t>
@@ -10945,13 +11233,13 @@
             </w:pPr>
             <w:r>
               <w:rPr>
-                <w:rFonts w:ascii="Arial" w:hAnsi="Arial" w:eastAsia="Arial"/>
-                <w:sz w:val="18"/>
-              </w:rPr>
-            </w:r>
-            <w:r>
-              <w:rPr>
-                <w:rFonts w:ascii="Arial" w:hAnsi="Arial" w:eastAsia="Arial"/>
+                <w:rFonts w:ascii="Arial" w:hAnsi="Arial" w:eastAsia="Arial" w:cs="Tahoma"/>
+                <w:sz w:val="18"/>
+              </w:rPr>
+            </w:r>
+            <w:r>
+              <w:rPr>
+                <w:rFonts w:ascii="Arial" w:hAnsi="Arial" w:eastAsia="Arial" w:cs="Tahoma"/>
                 <w:sz w:val="18"/>
               </w:rPr>
               <w:t>Validate owner and selected result against actionOptions</w:t>
@@ -10975,13 +11263,13 @@
             </w:pPr>
             <w:r>
               <w:rPr>
-                <w:rFonts w:ascii="Arial" w:hAnsi="Arial" w:eastAsia="Arial"/>
-                <w:sz w:val="18"/>
-              </w:rPr>
-            </w:r>
-            <w:r>
-              <w:rPr>
-                <w:rFonts w:ascii="Arial" w:hAnsi="Arial" w:eastAsia="Arial"/>
+                <w:rFonts w:ascii="Arial" w:hAnsi="Arial" w:eastAsia="Arial" w:cs="Tahoma"/>
+                <w:sz w:val="18"/>
+              </w:rPr>
+            </w:r>
+            <w:r>
+              <w:rPr>
+                <w:rFonts w:ascii="Arial" w:hAnsi="Arial" w:eastAsia="Arial" w:cs="Tahoma"/>
                 <w:sz w:val="18"/>
               </w:rPr>
               <w:t>3</w:t>
@@ -11000,13 +11288,13 @@
             </w:pPr>
             <w:r>
               <w:rPr>
-                <w:rFonts w:ascii="Arial" w:hAnsi="Arial" w:eastAsia="Arial"/>
-                <w:sz w:val="18"/>
-              </w:rPr>
-            </w:r>
-            <w:r>
-              <w:rPr>
-                <w:rFonts w:ascii="Arial" w:hAnsi="Arial" w:eastAsia="Arial"/>
+                <w:rFonts w:ascii="Arial" w:hAnsi="Arial" w:eastAsia="Arial" w:cs="Tahoma"/>
+                <w:sz w:val="18"/>
+              </w:rPr>
+            </w:r>
+            <w:r>
+              <w:rPr>
+                <w:rFonts w:ascii="Arial" w:hAnsi="Arial" w:eastAsia="Arial" w:cs="Tahoma"/>
                 <w:sz w:val="18"/>
               </w:rPr>
               <w:t>Apply server-side business rule</w:t>
@@ -11030,13 +11318,13 @@
             </w:pPr>
             <w:r>
               <w:rPr>
-                <w:rFonts w:ascii="Arial" w:hAnsi="Arial" w:eastAsia="Arial"/>
-                <w:sz w:val="18"/>
-              </w:rPr>
-            </w:r>
-            <w:r>
-              <w:rPr>
-                <w:rFonts w:ascii="Arial" w:hAnsi="Arial" w:eastAsia="Arial"/>
+                <w:rFonts w:ascii="Arial" w:hAnsi="Arial" w:eastAsia="Arial" w:cs="Tahoma"/>
+                <w:sz w:val="18"/>
+              </w:rPr>
+            </w:r>
+            <w:r>
+              <w:rPr>
+                <w:rFonts w:ascii="Arial" w:hAnsi="Arial" w:eastAsia="Arial" w:cs="Tahoma"/>
                 <w:sz w:val="18"/>
               </w:rPr>
               <w:t>4</w:t>
@@ -11055,13 +11343,13 @@
             </w:pPr>
             <w:r>
               <w:rPr>
-                <w:rFonts w:ascii="Arial" w:hAnsi="Arial" w:eastAsia="Arial"/>
-                <w:sz w:val="18"/>
-              </w:rPr>
-            </w:r>
-            <w:r>
-              <w:rPr>
-                <w:rFonts w:ascii="Arial" w:hAnsi="Arial" w:eastAsia="Arial"/>
+                <w:rFonts w:ascii="Arial" w:hAnsi="Arial" w:eastAsia="Arial" w:cs="Tahoma"/>
+                <w:sz w:val="18"/>
+              </w:rPr>
+            </w:r>
+            <w:r>
+              <w:rPr>
+                <w:rFonts w:ascii="Arial" w:hAnsi="Arial" w:eastAsia="Arial" w:cs="Tahoma"/>
                 <w:sz w:val="18"/>
               </w:rPr>
               <w:t>Update document/task</w:t>
@@ -11085,13 +11373,13 @@
             </w:pPr>
             <w:r>
               <w:rPr>
-                <w:rFonts w:ascii="Arial" w:hAnsi="Arial" w:eastAsia="Arial"/>
-                <w:sz w:val="18"/>
-              </w:rPr>
-            </w:r>
-            <w:r>
-              <w:rPr>
-                <w:rFonts w:ascii="Arial" w:hAnsi="Arial" w:eastAsia="Arial"/>
+                <w:rFonts w:ascii="Arial" w:hAnsi="Arial" w:eastAsia="Arial" w:cs="Tahoma"/>
+                <w:sz w:val="18"/>
+              </w:rPr>
+            </w:r>
+            <w:r>
+              <w:rPr>
+                <w:rFonts w:ascii="Arial" w:hAnsi="Arial" w:eastAsia="Arial" w:cs="Tahoma"/>
                 <w:sz w:val="18"/>
               </w:rPr>
               <w:t>5</w:t>
@@ -11110,13 +11398,13 @@
             </w:pPr>
             <w:r>
               <w:rPr>
-                <w:rFonts w:ascii="Arial" w:hAnsi="Arial" w:eastAsia="Arial"/>
-                <w:sz w:val="18"/>
-              </w:rPr>
-            </w:r>
-            <w:r>
-              <w:rPr>
-                <w:rFonts w:ascii="Arial" w:hAnsi="Arial" w:eastAsia="Arial"/>
+                <w:rFonts w:ascii="Arial" w:hAnsi="Arial" w:eastAsia="Arial" w:cs="Tahoma"/>
+                <w:sz w:val="18"/>
+              </w:rPr>
+            </w:r>
+            <w:r>
+              <w:rPr>
+                <w:rFonts w:ascii="Arial" w:hAnsi="Arial" w:eastAsia="Arial" w:cs="Tahoma"/>
                 <w:sz w:val="18"/>
               </w:rPr>
               <w:t>Insert consideration_logs</w:t>
@@ -11140,13 +11428,13 @@
             </w:pPr>
             <w:r>
               <w:rPr>
-                <w:rFonts w:ascii="Arial" w:hAnsi="Arial" w:eastAsia="Arial"/>
-                <w:sz w:val="18"/>
-              </w:rPr>
-            </w:r>
-            <w:r>
-              <w:rPr>
-                <w:rFonts w:ascii="Arial" w:hAnsi="Arial" w:eastAsia="Arial"/>
+                <w:rFonts w:ascii="Arial" w:hAnsi="Arial" w:eastAsia="Arial" w:cs="Tahoma"/>
+                <w:sz w:val="18"/>
+              </w:rPr>
+            </w:r>
+            <w:r>
+              <w:rPr>
+                <w:rFonts w:ascii="Arial" w:hAnsi="Arial" w:eastAsia="Arial" w:cs="Tahoma"/>
                 <w:sz w:val="18"/>
               </w:rPr>
               <w:t>6</w:t>
@@ -11165,13 +11453,13 @@
             </w:pPr>
             <w:r>
               <w:rPr>
-                <w:rFonts w:ascii="Arial" w:hAnsi="Arial" w:eastAsia="Arial"/>
-                <w:sz w:val="18"/>
-              </w:rPr>
-            </w:r>
-            <w:r>
-              <w:rPr>
-                <w:rFonts w:ascii="Arial" w:hAnsi="Arial" w:eastAsia="Arial"/>
+                <w:rFonts w:ascii="Arial" w:hAnsi="Arial" w:eastAsia="Arial" w:cs="Tahoma"/>
+                <w:sz w:val="18"/>
+              </w:rPr>
+            </w:r>
+            <w:r>
+              <w:rPr>
+                <w:rFonts w:ascii="Arial" w:hAnsi="Arial" w:eastAsia="Arial" w:cs="Tahoma"/>
                 <w:sz w:val="18"/>
               </w:rPr>
               <w:t>Trigger email</w:t>
@@ -11277,7 +11565,7 @@
             <w:r/>
             <w:r>
               <w:rPr>
-                <w:rFonts w:ascii="Arial" w:hAnsi="Arial" w:eastAsia="Arial"/>
+                <w:rFonts w:ascii="Arial" w:hAnsi="Arial" w:eastAsia="Arial" w:cs="Tahoma"/>
                 <w:b/>
                 <w:sz w:val="18"/>
               </w:rPr>
@@ -11299,7 +11587,7 @@
             <w:r/>
             <w:r>
               <w:rPr>
-                <w:rFonts w:ascii="Arial" w:hAnsi="Arial" w:eastAsia="Arial"/>
+                <w:rFonts w:ascii="Arial" w:hAnsi="Arial" w:eastAsia="Arial" w:cs="Tahoma"/>
                 <w:b/>
                 <w:sz w:val="18"/>
               </w:rPr>
@@ -11324,13 +11612,13 @@
             </w:pPr>
             <w:r>
               <w:rPr>
-                <w:rFonts w:ascii="Arial" w:hAnsi="Arial" w:eastAsia="Arial"/>
-                <w:sz w:val="18"/>
-              </w:rPr>
-            </w:r>
-            <w:r>
-              <w:rPr>
-                <w:rFonts w:ascii="Arial" w:hAnsi="Arial" w:eastAsia="Arial"/>
+                <w:rFonts w:ascii="Arial" w:hAnsi="Arial" w:eastAsia="Arial" w:cs="Tahoma"/>
+                <w:sz w:val="18"/>
+              </w:rPr>
+            </w:r>
+            <w:r>
+              <w:rPr>
+                <w:rFonts w:ascii="Arial" w:hAnsi="Arial" w:eastAsia="Arial" w:cs="Tahoma"/>
                 <w:sz w:val="18"/>
               </w:rPr>
               <w:t>1</w:t>
@@ -11349,13 +11637,13 @@
             </w:pPr>
             <w:r>
               <w:rPr>
-                <w:rFonts w:ascii="Arial" w:hAnsi="Arial" w:eastAsia="Arial"/>
-                <w:sz w:val="18"/>
-              </w:rPr>
-            </w:r>
-            <w:r>
-              <w:rPr>
-                <w:rFonts w:ascii="Arial" w:hAnsi="Arial" w:eastAsia="Arial"/>
+                <w:rFonts w:ascii="Arial" w:hAnsi="Arial" w:eastAsia="Arial" w:cs="Tahoma"/>
+                <w:sz w:val="18"/>
+              </w:rPr>
+            </w:r>
+            <w:r>
+              <w:rPr>
+                <w:rFonts w:ascii="Arial" w:hAnsi="Arial" w:eastAsia="Arial" w:cs="Tahoma"/>
                 <w:sz w:val="18"/>
               </w:rPr>
               <w:t>submit compensate</w:t>
@@ -11379,13 +11667,13 @@
             </w:pPr>
             <w:r>
               <w:rPr>
-                <w:rFonts w:ascii="Arial" w:hAnsi="Arial" w:eastAsia="Arial"/>
-                <w:sz w:val="18"/>
-              </w:rPr>
-            </w:r>
-            <w:r>
-              <w:rPr>
-                <w:rFonts w:ascii="Arial" w:hAnsi="Arial" w:eastAsia="Arial"/>
+                <w:rFonts w:ascii="Arial" w:hAnsi="Arial" w:eastAsia="Arial" w:cs="Tahoma"/>
+                <w:sz w:val="18"/>
+              </w:rPr>
+            </w:r>
+            <w:r>
+              <w:rPr>
+                <w:rFonts w:ascii="Arial" w:hAnsi="Arial" w:eastAsia="Arial" w:cs="Tahoma"/>
                 <w:sz w:val="18"/>
               </w:rPr>
               <w:t>2</w:t>
@@ -11404,13 +11692,13 @@
             </w:pPr>
             <w:r>
               <w:rPr>
-                <w:rFonts w:ascii="Arial" w:hAnsi="Arial" w:eastAsia="Arial"/>
-                <w:sz w:val="18"/>
-              </w:rPr>
-            </w:r>
-            <w:r>
-              <w:rPr>
-                <w:rFonts w:ascii="Arial" w:hAnsi="Arial" w:eastAsia="Arial"/>
+                <w:rFonts w:ascii="Arial" w:hAnsi="Arial" w:eastAsia="Arial" w:cs="Tahoma"/>
+                <w:sz w:val="18"/>
+              </w:rPr>
+            </w:r>
+            <w:r>
+              <w:rPr>
+                <w:rFonts w:ascii="Arial" w:hAnsi="Arial" w:eastAsia="Arial" w:cs="Tahoma"/>
                 <w:sz w:val="18"/>
               </w:rPr>
               <w:t>submit not compensate</w:t>
@@ -11434,13 +11722,13 @@
             </w:pPr>
             <w:r>
               <w:rPr>
-                <w:rFonts w:ascii="Arial" w:hAnsi="Arial" w:eastAsia="Arial"/>
-                <w:sz w:val="18"/>
-              </w:rPr>
-            </w:r>
-            <w:r>
-              <w:rPr>
-                <w:rFonts w:ascii="Arial" w:hAnsi="Arial" w:eastAsia="Arial"/>
+                <w:rFonts w:ascii="Arial" w:hAnsi="Arial" w:eastAsia="Arial" w:cs="Tahoma"/>
+                <w:sz w:val="18"/>
+              </w:rPr>
+            </w:r>
+            <w:r>
+              <w:rPr>
+                <w:rFonts w:ascii="Arial" w:hAnsi="Arial" w:eastAsia="Arial" w:cs="Tahoma"/>
                 <w:sz w:val="18"/>
               </w:rPr>
               <w:t>3</w:t>
@@ -11459,13 +11747,13 @@
             </w:pPr>
             <w:r>
               <w:rPr>
-                <w:rFonts w:ascii="Arial" w:hAnsi="Arial" w:eastAsia="Arial"/>
-                <w:sz w:val="18"/>
-              </w:rPr>
-            </w:r>
-            <w:r>
-              <w:rPr>
-                <w:rFonts w:ascii="Arial" w:hAnsi="Arial" w:eastAsia="Arial"/>
+                <w:rFonts w:ascii="Arial" w:hAnsi="Arial" w:eastAsia="Arial" w:cs="Tahoma"/>
+                <w:sz w:val="18"/>
+              </w:rPr>
+            </w:r>
+            <w:r>
+              <w:rPr>
+                <w:rFonts w:ascii="Arial" w:hAnsi="Arial" w:eastAsia="Arial" w:cs="Tahoma"/>
                 <w:sz w:val="18"/>
               </w:rPr>
               <w:t>send back</w:t>
@@ -11489,13 +11777,13 @@
             </w:pPr>
             <w:r>
               <w:rPr>
-                <w:rFonts w:ascii="Arial" w:hAnsi="Arial" w:eastAsia="Arial"/>
-                <w:sz w:val="18"/>
-              </w:rPr>
-            </w:r>
-            <w:r>
-              <w:rPr>
-                <w:rFonts w:ascii="Arial" w:hAnsi="Arial" w:eastAsia="Arial"/>
+                <w:rFonts w:ascii="Arial" w:hAnsi="Arial" w:eastAsia="Arial" w:cs="Tahoma"/>
+                <w:sz w:val="18"/>
+              </w:rPr>
+            </w:r>
+            <w:r>
+              <w:rPr>
+                <w:rFonts w:ascii="Arial" w:hAnsi="Arial" w:eastAsia="Arial" w:cs="Tahoma"/>
                 <w:sz w:val="18"/>
               </w:rPr>
               <w:t>4</w:t>
@@ -11514,13 +11802,13 @@
             </w:pPr>
             <w:r>
               <w:rPr>
-                <w:rFonts w:ascii="Arial" w:hAnsi="Arial" w:eastAsia="Arial"/>
-                <w:sz w:val="18"/>
-              </w:rPr>
-            </w:r>
-            <w:r>
-              <w:rPr>
-                <w:rFonts w:ascii="Arial" w:hAnsi="Arial" w:eastAsia="Arial"/>
+                <w:rFonts w:ascii="Arial" w:hAnsi="Arial" w:eastAsia="Arial" w:cs="Tahoma"/>
+                <w:sz w:val="18"/>
+              </w:rPr>
+            </w:r>
+            <w:r>
+              <w:rPr>
+                <w:rFonts w:ascii="Arial" w:hAnsi="Arial" w:eastAsia="Arial" w:cs="Tahoma"/>
                 <w:sz w:val="18"/>
               </w:rPr>
               <w:t>invalid result</w:t>
@@ -11544,13 +11832,13 @@
             </w:pPr>
             <w:r>
               <w:rPr>
-                <w:rFonts w:ascii="Arial" w:hAnsi="Arial" w:eastAsia="Arial"/>
-                <w:sz w:val="18"/>
-              </w:rPr>
-            </w:r>
-            <w:r>
-              <w:rPr>
-                <w:rFonts w:ascii="Arial" w:hAnsi="Arial" w:eastAsia="Arial"/>
+                <w:rFonts w:ascii="Arial" w:hAnsi="Arial" w:eastAsia="Arial" w:cs="Tahoma"/>
+                <w:sz w:val="18"/>
+              </w:rPr>
+            </w:r>
+            <w:r>
+              <w:rPr>
+                <w:rFonts w:ascii="Arial" w:hAnsi="Arial" w:eastAsia="Arial" w:cs="Tahoma"/>
                 <w:sz w:val="18"/>
               </w:rPr>
               <w:t>5</w:t>
@@ -11569,13 +11857,13 @@
             </w:pPr>
             <w:r>
               <w:rPr>
-                <w:rFonts w:ascii="Arial" w:hAnsi="Arial" w:eastAsia="Arial"/>
-                <w:sz w:val="18"/>
-              </w:rPr>
-            </w:r>
-            <w:r>
-              <w:rPr>
-                <w:rFonts w:ascii="Arial" w:hAnsi="Arial" w:eastAsia="Arial"/>
+                <w:rFonts w:ascii="Arial" w:hAnsi="Arial" w:eastAsia="Arial" w:cs="Tahoma"/>
+                <w:sz w:val="18"/>
+              </w:rPr>
+            </w:r>
+            <w:r>
+              <w:rPr>
+                <w:rFonts w:ascii="Arial" w:hAnsi="Arial" w:eastAsia="Arial" w:cs="Tahoma"/>
                 <w:sz w:val="18"/>
               </w:rPr>
               <w:t>duplicate action</w:t>
@@ -11584,6 +11872,1132 @@
         </w:tc>
       </w:tr>
     </w:tbl>
+    <w:p/>
+    <w:p>
+      <w:pPr>
+        <w:pStyle w:val="Heading1"/>
+        <w:keepNext/>
+        <w:keepLines/>
+        <w:pageBreakBefore w:val="0"/>
+      </w:pPr>
+      <w:r>
+        <w:t>14. Unit Test Scope</w:t>
+      </w:r>
+    </w:p>
+    <w:p>
+      <w:pPr>
+        <w:keepNext w:val="0"/>
+      </w:pPr>
+      <w:r>
+        <w:rPr>
+          <w:b/>
+        </w:rPr>
+        <w:t>9 ชั่วโมง</w:t>
+      </w:r>
+      <w:r>
+        <w:t xml:space="preserve"> (30% ของ implementation 28 ชั่วโมง) · เครื่องมือ: Jest + mock repository/DataSource (ไม่ต่อ DB จริง)</w:t>
+      </w:r>
+    </w:p>
+    <w:p>
+      <w:r>
+        <w:t xml:space="preserve">หัวข้อนี้คือ </w:t>
+      </w:r>
+      <w:r>
+        <w:rPr>
+          <w:b/>
+        </w:rPr>
+        <w:t>unit test</w:t>
+      </w:r>
+      <w:r>
+        <w:t xml:space="preserve"> ที่ต้องเขียนคู่กับโค้ด — ต่างจาก *Developer Test Checklist* ซึ่งเป็น scenario ระดับ end-to-end/manual ที่ใช้ตอนตรวจรับ · รายการด้านล่าง derive จาก field/validation, acceptance criteria, endpoint และตารางที่เอกสารนี้เขียน</w:t>
+      </w:r>
+    </w:p>
+    <w:tbl>
+      <w:tblPr>
+        <w:tblStyle w:val="TableGrid"/>
+        <w:tblW w:type="auto" w:w="0"/>
+        <w:jc w:val="center"/>
+        <w:tblLook w:firstColumn="1" w:firstRow="1" w:lastColumn="0" w:lastRow="0" w:noHBand="0" w:noVBand="1" w:val="04A0"/>
+      </w:tblPr>
+      <w:tblGrid>
+        <w:gridCol w:w="3360"/>
+        <w:gridCol w:w="3360"/>
+        <w:gridCol w:w="3360"/>
+      </w:tblGrid>
+      <w:tr>
+        <w:trPr>
+          <w:cantSplit/>
+        </w:trPr>
+        <w:tc>
+          <w:tcPr>
+            <w:tcW w:type="dxa" w:w="3360"/>
+            <w:vAlign w:val="center"/>
+            <w:shd w:fill="E8EEF5"/>
+          </w:tcPr>
+          <w:p>
+            <w:pPr>
+              <w:keepLines/>
+              <w:spacing w:after="0"/>
+            </w:pPr>
+            <w:r/>
+            <w:r>
+              <w:rPr>
+                <w:rFonts w:ascii="Arial" w:hAnsi="Arial" w:eastAsia="Arial" w:cs="Tahoma"/>
+                <w:b/>
+                <w:sz w:val="18"/>
+              </w:rPr>
+              <w:t>สิ่งที่ทดสอบ</w:t>
+            </w:r>
+          </w:p>
+        </w:tc>
+        <w:tc>
+          <w:tcPr>
+            <w:tcW w:type="dxa" w:w="3360"/>
+            <w:vAlign w:val="center"/>
+            <w:shd w:fill="E8EEF5"/>
+          </w:tcPr>
+          <w:p>
+            <w:pPr>
+              <w:keepLines/>
+              <w:spacing w:after="0"/>
+            </w:pPr>
+            <w:r/>
+            <w:r>
+              <w:rPr>
+                <w:rFonts w:ascii="Arial" w:hAnsi="Arial" w:eastAsia="Arial" w:cs="Tahoma"/>
+                <w:b/>
+                <w:sz w:val="18"/>
+              </w:rPr>
+              <w:t>ประเภท</w:t>
+            </w:r>
+          </w:p>
+        </w:tc>
+        <w:tc>
+          <w:tcPr>
+            <w:tcW w:type="dxa" w:w="3360"/>
+            <w:vAlign w:val="center"/>
+            <w:shd w:fill="E8EEF5"/>
+          </w:tcPr>
+          <w:p>
+            <w:pPr>
+              <w:keepLines/>
+              <w:spacing w:after="0"/>
+            </w:pPr>
+            <w:r/>
+            <w:r>
+              <w:rPr>
+                <w:rFonts w:ascii="Arial" w:hAnsi="Arial" w:eastAsia="Arial" w:cs="Tahoma"/>
+                <w:b/>
+                <w:sz w:val="18"/>
+              </w:rPr>
+              <w:t>เกณฑ์ผ่าน</w:t>
+            </w:r>
+          </w:p>
+        </w:tc>
+      </w:tr>
+      <w:tr>
+        <w:trPr>
+          <w:cantSplit/>
+        </w:trPr>
+        <w:tc>
+          <w:tcPr>
+            <w:tcW w:type="dxa" w:w="3360"/>
+            <w:vAlign w:val="center"/>
+          </w:tcPr>
+          <w:p>
+            <w:pPr>
+              <w:keepLines/>
+              <w:spacing w:after="0"/>
+            </w:pPr>
+            <w:r>
+              <w:rPr>
+                <w:rFonts w:ascii="Arial" w:hAnsi="Arial" w:eastAsia="Arial" w:cs="Tahoma"/>
+                <w:sz w:val="18"/>
+              </w:rPr>
+            </w:r>
+            <w:r>
+              <w:rPr>
+                <w:rFonts w:ascii="Courier New" w:hAnsi="Courier New" w:eastAsia="Courier New" w:cs="Tahoma"/>
+                <w:sz w:val="18"/>
+              </w:rPr>
+              <w:t>docNo</w:t>
+            </w:r>
+          </w:p>
+        </w:tc>
+        <w:tc>
+          <w:tcPr>
+            <w:tcW w:type="dxa" w:w="3360"/>
+            <w:vAlign w:val="center"/>
+          </w:tcPr>
+          <w:p>
+            <w:pPr>
+              <w:keepLines/>
+              <w:spacing w:after="0"/>
+            </w:pPr>
+            <w:r>
+              <w:rPr>
+                <w:rFonts w:ascii="Arial" w:hAnsi="Arial" w:eastAsia="Arial" w:cs="Tahoma"/>
+                <w:sz w:val="18"/>
+              </w:rPr>
+            </w:r>
+            <w:r>
+              <w:rPr>
+                <w:rFonts w:ascii="Arial" w:hAnsi="Arial" w:eastAsia="Arial" w:cs="Tahoma"/>
+                <w:sz w:val="18"/>
+              </w:rPr>
+              <w:t>validation</w:t>
+            </w:r>
+          </w:p>
+        </w:tc>
+        <w:tc>
+          <w:tcPr>
+            <w:tcW w:type="dxa" w:w="3360"/>
+            <w:vAlign w:val="center"/>
+          </w:tcPr>
+          <w:p>
+            <w:pPr>
+              <w:keepLines/>
+              <w:spacing w:after="0"/>
+            </w:pPr>
+            <w:r>
+              <w:rPr>
+                <w:rFonts w:ascii="Arial" w:hAnsi="Arial" w:eastAsia="Arial" w:cs="Tahoma"/>
+                <w:sz w:val="18"/>
+              </w:rPr>
+            </w:r>
+            <w:r>
+              <w:rPr>
+                <w:rFonts w:ascii="Arial" w:hAnsi="Arial" w:eastAsia="Arial" w:cs="Tahoma"/>
+                <w:sz w:val="18"/>
+              </w:rPr>
+              <w:t>ผ่านเมื่อถูกกฎ / โยน error เมื่อผิด — กฎ: required · รูปแบบ: YYYY/xxxxx</w:t>
+            </w:r>
+          </w:p>
+        </w:tc>
+      </w:tr>
+      <w:tr>
+        <w:trPr>
+          <w:cantSplit/>
+        </w:trPr>
+        <w:tc>
+          <w:tcPr>
+            <w:tcW w:type="dxa" w:w="3360"/>
+            <w:vAlign w:val="center"/>
+          </w:tcPr>
+          <w:p>
+            <w:pPr>
+              <w:keepLines/>
+              <w:spacing w:after="0"/>
+            </w:pPr>
+            <w:r>
+              <w:rPr>
+                <w:rFonts w:ascii="Arial" w:hAnsi="Arial" w:eastAsia="Arial" w:cs="Tahoma"/>
+                <w:sz w:val="18"/>
+              </w:rPr>
+            </w:r>
+            <w:r>
+              <w:rPr>
+                <w:rFonts w:ascii="Courier New" w:hAnsi="Courier New" w:eastAsia="Courier New" w:cs="Tahoma"/>
+                <w:sz w:val="18"/>
+              </w:rPr>
+              <w:t>result</w:t>
+            </w:r>
+          </w:p>
+        </w:tc>
+        <w:tc>
+          <w:tcPr>
+            <w:tcW w:type="dxa" w:w="3360"/>
+            <w:vAlign w:val="center"/>
+          </w:tcPr>
+          <w:p>
+            <w:pPr>
+              <w:keepLines/>
+              <w:spacing w:after="0"/>
+            </w:pPr>
+            <w:r>
+              <w:rPr>
+                <w:rFonts w:ascii="Arial" w:hAnsi="Arial" w:eastAsia="Arial" w:cs="Tahoma"/>
+                <w:sz w:val="18"/>
+              </w:rPr>
+            </w:r>
+            <w:r>
+              <w:rPr>
+                <w:rFonts w:ascii="Arial" w:hAnsi="Arial" w:eastAsia="Arial" w:cs="Tahoma"/>
+                <w:sz w:val="18"/>
+              </w:rPr>
+              <w:t>validation</w:t>
+            </w:r>
+          </w:p>
+        </w:tc>
+        <w:tc>
+          <w:tcPr>
+            <w:tcW w:type="dxa" w:w="3360"/>
+            <w:vAlign w:val="center"/>
+          </w:tcPr>
+          <w:p>
+            <w:pPr>
+              <w:keepLines/>
+              <w:spacing w:after="0"/>
+            </w:pPr>
+            <w:r>
+              <w:rPr>
+                <w:rFonts w:ascii="Arial" w:hAnsi="Arial" w:eastAsia="Arial" w:cs="Tahoma"/>
+                <w:sz w:val="18"/>
+              </w:rPr>
+            </w:r>
+            <w:r>
+              <w:rPr>
+                <w:rFonts w:ascii="Arial" w:hAnsi="Arial" w:eastAsia="Arial" w:cs="Tahoma"/>
+                <w:sz w:val="18"/>
+              </w:rPr>
+              <w:t>ผ่านเมื่อถูกกฎ / โยน error เมื่อผิด — กฎ: required · รูปแบบ: verbatim from actionOptions</w:t>
+            </w:r>
+          </w:p>
+        </w:tc>
+      </w:tr>
+      <w:tr>
+        <w:trPr>
+          <w:cantSplit/>
+        </w:trPr>
+        <w:tc>
+          <w:tcPr>
+            <w:tcW w:type="dxa" w:w="3360"/>
+            <w:vAlign w:val="center"/>
+          </w:tcPr>
+          <w:p>
+            <w:pPr>
+              <w:keepLines/>
+              <w:spacing w:after="0"/>
+            </w:pPr>
+            <w:r>
+              <w:rPr>
+                <w:rFonts w:ascii="Arial" w:hAnsi="Arial" w:eastAsia="Arial" w:cs="Tahoma"/>
+                <w:sz w:val="18"/>
+              </w:rPr>
+            </w:r>
+            <w:r>
+              <w:rPr>
+                <w:rFonts w:ascii="Courier New" w:hAnsi="Courier New" w:eastAsia="Courier New" w:cs="Tahoma"/>
+                <w:sz w:val="18"/>
+              </w:rPr>
+              <w:t>comment</w:t>
+            </w:r>
+          </w:p>
+        </w:tc>
+        <w:tc>
+          <w:tcPr>
+            <w:tcW w:type="dxa" w:w="3360"/>
+            <w:vAlign w:val="center"/>
+          </w:tcPr>
+          <w:p>
+            <w:pPr>
+              <w:keepLines/>
+              <w:spacing w:after="0"/>
+            </w:pPr>
+            <w:r>
+              <w:rPr>
+                <w:rFonts w:ascii="Arial" w:hAnsi="Arial" w:eastAsia="Arial" w:cs="Tahoma"/>
+                <w:sz w:val="18"/>
+              </w:rPr>
+            </w:r>
+            <w:r>
+              <w:rPr>
+                <w:rFonts w:ascii="Arial" w:hAnsi="Arial" w:eastAsia="Arial" w:cs="Tahoma"/>
+                <w:sz w:val="18"/>
+              </w:rPr>
+              <w:t>validation</w:t>
+            </w:r>
+          </w:p>
+        </w:tc>
+        <w:tc>
+          <w:tcPr>
+            <w:tcW w:type="dxa" w:w="3360"/>
+            <w:vAlign w:val="center"/>
+          </w:tcPr>
+          <w:p>
+            <w:pPr>
+              <w:keepLines/>
+              <w:spacing w:after="0"/>
+            </w:pPr>
+            <w:r>
+              <w:rPr>
+                <w:rFonts w:ascii="Arial" w:hAnsi="Arial" w:eastAsia="Arial" w:cs="Tahoma"/>
+                <w:sz w:val="18"/>
+              </w:rPr>
+            </w:r>
+            <w:r>
+              <w:rPr>
+                <w:rFonts w:ascii="Arial" w:hAnsi="Arial" w:eastAsia="Arial" w:cs="Tahoma"/>
+                <w:sz w:val="18"/>
+              </w:rPr>
+              <w:t>ผ่านเมื่อถูกกฎ / โยน error เมื่อผิด — กฎ: required for return/reject · รูปแบบ: text</w:t>
+            </w:r>
+          </w:p>
+        </w:tc>
+      </w:tr>
+      <w:tr>
+        <w:trPr>
+          <w:cantSplit/>
+        </w:trPr>
+        <w:tc>
+          <w:tcPr>
+            <w:tcW w:type="dxa" w:w="3360"/>
+            <w:vAlign w:val="center"/>
+          </w:tcPr>
+          <w:p>
+            <w:pPr>
+              <w:keepLines/>
+              <w:spacing w:after="0"/>
+            </w:pPr>
+            <w:r>
+              <w:rPr>
+                <w:rFonts w:ascii="Arial" w:hAnsi="Arial" w:eastAsia="Arial" w:cs="Tahoma"/>
+                <w:sz w:val="18"/>
+              </w:rPr>
+            </w:r>
+            <w:r>
+              <w:rPr>
+                <w:rFonts w:ascii="Arial" w:hAnsi="Arial" w:eastAsia="Arial" w:cs="Tahoma"/>
+                <w:sz w:val="18"/>
+              </w:rPr>
+              <w:t>business rule</w:t>
+            </w:r>
+          </w:p>
+        </w:tc>
+        <w:tc>
+          <w:tcPr>
+            <w:tcW w:type="dxa" w:w="3360"/>
+            <w:vAlign w:val="center"/>
+          </w:tcPr>
+          <w:p>
+            <w:pPr>
+              <w:keepLines/>
+              <w:spacing w:after="0"/>
+            </w:pPr>
+            <w:r>
+              <w:rPr>
+                <w:rFonts w:ascii="Arial" w:hAnsi="Arial" w:eastAsia="Arial" w:cs="Tahoma"/>
+                <w:sz w:val="18"/>
+              </w:rPr>
+            </w:r>
+            <w:r>
+              <w:rPr>
+                <w:rFonts w:ascii="Arial" w:hAnsi="Arial" w:eastAsia="Arial" w:cs="Tahoma"/>
+                <w:sz w:val="18"/>
+              </w:rPr>
+              <w:t>logic</w:t>
+            </w:r>
+          </w:p>
+        </w:tc>
+        <w:tc>
+          <w:tcPr>
+            <w:tcW w:type="dxa" w:w="3360"/>
+            <w:vAlign w:val="center"/>
+          </w:tcPr>
+          <w:p>
+            <w:pPr>
+              <w:keepLines/>
+              <w:spacing w:after="0"/>
+            </w:pPr>
+            <w:r>
+              <w:rPr>
+                <w:rFonts w:ascii="Arial" w:hAnsi="Arial" w:eastAsia="Arial" w:cs="Tahoma"/>
+                <w:sz w:val="18"/>
+              </w:rPr>
+            </w:r>
+            <w:r>
+              <w:rPr>
+                <w:rFonts w:ascii="Arial" w:hAnsi="Arial" w:eastAsia="Arial" w:cs="Tahoma"/>
+                <w:sz w:val="18"/>
+              </w:rPr>
+              <w:t>non-owner returns 403</w:t>
+            </w:r>
+          </w:p>
+        </w:tc>
+      </w:tr>
+      <w:tr>
+        <w:trPr>
+          <w:cantSplit/>
+        </w:trPr>
+        <w:tc>
+          <w:tcPr>
+            <w:tcW w:type="dxa" w:w="3360"/>
+            <w:vAlign w:val="center"/>
+          </w:tcPr>
+          <w:p>
+            <w:pPr>
+              <w:keepLines/>
+              <w:spacing w:after="0"/>
+            </w:pPr>
+            <w:r>
+              <w:rPr>
+                <w:rFonts w:ascii="Arial" w:hAnsi="Arial" w:eastAsia="Arial" w:cs="Tahoma"/>
+                <w:sz w:val="18"/>
+              </w:rPr>
+            </w:r>
+            <w:r>
+              <w:rPr>
+                <w:rFonts w:ascii="Arial" w:hAnsi="Arial" w:eastAsia="Arial" w:cs="Tahoma"/>
+                <w:sz w:val="18"/>
+              </w:rPr>
+              <w:t>business rule</w:t>
+            </w:r>
+          </w:p>
+        </w:tc>
+        <w:tc>
+          <w:tcPr>
+            <w:tcW w:type="dxa" w:w="3360"/>
+            <w:vAlign w:val="center"/>
+          </w:tcPr>
+          <w:p>
+            <w:pPr>
+              <w:keepLines/>
+              <w:spacing w:after="0"/>
+            </w:pPr>
+            <w:r>
+              <w:rPr>
+                <w:rFonts w:ascii="Arial" w:hAnsi="Arial" w:eastAsia="Arial" w:cs="Tahoma"/>
+                <w:sz w:val="18"/>
+              </w:rPr>
+            </w:r>
+            <w:r>
+              <w:rPr>
+                <w:rFonts w:ascii="Arial" w:hAnsi="Arial" w:eastAsia="Arial" w:cs="Tahoma"/>
+                <w:sz w:val="18"/>
+              </w:rPr>
+              <w:t>logic</w:t>
+            </w:r>
+          </w:p>
+        </w:tc>
+        <w:tc>
+          <w:tcPr>
+            <w:tcW w:type="dxa" w:w="3360"/>
+            <w:vAlign w:val="center"/>
+          </w:tcPr>
+          <w:p>
+            <w:pPr>
+              <w:keepLines/>
+              <w:spacing w:after="0"/>
+            </w:pPr>
+            <w:r>
+              <w:rPr>
+                <w:rFonts w:ascii="Arial" w:hAnsi="Arial" w:eastAsia="Arial" w:cs="Tahoma"/>
+                <w:sz w:val="18"/>
+              </w:rPr>
+            </w:r>
+            <w:r>
+              <w:rPr>
+                <w:rFonts w:ascii="Arial" w:hAnsi="Arial" w:eastAsia="Arial" w:cs="Tahoma"/>
+                <w:sz w:val="18"/>
+              </w:rPr>
+              <w:t>missing result returns exact ข้อกำหนดทางธุรกิจ message</w:t>
+            </w:r>
+          </w:p>
+        </w:tc>
+      </w:tr>
+      <w:tr>
+        <w:trPr>
+          <w:cantSplit/>
+        </w:trPr>
+        <w:tc>
+          <w:tcPr>
+            <w:tcW w:type="dxa" w:w="3360"/>
+            <w:vAlign w:val="center"/>
+          </w:tcPr>
+          <w:p>
+            <w:pPr>
+              <w:keepLines/>
+              <w:spacing w:after="0"/>
+            </w:pPr>
+            <w:r>
+              <w:rPr>
+                <w:rFonts w:ascii="Arial" w:hAnsi="Arial" w:eastAsia="Arial" w:cs="Tahoma"/>
+                <w:sz w:val="18"/>
+              </w:rPr>
+            </w:r>
+            <w:r>
+              <w:rPr>
+                <w:rFonts w:ascii="Arial" w:hAnsi="Arial" w:eastAsia="Arial" w:cs="Tahoma"/>
+                <w:sz w:val="18"/>
+              </w:rPr>
+              <w:t>business rule</w:t>
+            </w:r>
+          </w:p>
+        </w:tc>
+        <w:tc>
+          <w:tcPr>
+            <w:tcW w:type="dxa" w:w="3360"/>
+            <w:vAlign w:val="center"/>
+          </w:tcPr>
+          <w:p>
+            <w:pPr>
+              <w:keepLines/>
+              <w:spacing w:after="0"/>
+            </w:pPr>
+            <w:r>
+              <w:rPr>
+                <w:rFonts w:ascii="Arial" w:hAnsi="Arial" w:eastAsia="Arial" w:cs="Tahoma"/>
+                <w:sz w:val="18"/>
+              </w:rPr>
+            </w:r>
+            <w:r>
+              <w:rPr>
+                <w:rFonts w:ascii="Arial" w:hAnsi="Arial" w:eastAsia="Arial" w:cs="Tahoma"/>
+                <w:sz w:val="18"/>
+              </w:rPr>
+              <w:t>logic</w:t>
+            </w:r>
+          </w:p>
+        </w:tc>
+        <w:tc>
+          <w:tcPr>
+            <w:tcW w:type="dxa" w:w="3360"/>
+            <w:vAlign w:val="center"/>
+          </w:tcPr>
+          <w:p>
+            <w:pPr>
+              <w:keepLines/>
+              <w:spacing w:after="0"/>
+            </w:pPr>
+            <w:r>
+              <w:rPr>
+                <w:rFonts w:ascii="Arial" w:hAnsi="Arial" w:eastAsia="Arial" w:cs="Tahoma"/>
+                <w:sz w:val="18"/>
+              </w:rPr>
+            </w:r>
+            <w:r>
+              <w:rPr>
+                <w:rFonts w:ascii="Arial" w:hAnsi="Arial" w:eastAsia="Arial" w:cs="Tahoma"/>
+                <w:sz w:val="18"/>
+              </w:rPr>
+              <w:t>invalid result for this role profile returns 422</w:t>
+            </w:r>
+          </w:p>
+        </w:tc>
+      </w:tr>
+      <w:tr>
+        <w:trPr>
+          <w:cantSplit/>
+        </w:trPr>
+        <w:tc>
+          <w:tcPr>
+            <w:tcW w:type="dxa" w:w="3360"/>
+            <w:vAlign w:val="center"/>
+          </w:tcPr>
+          <w:p>
+            <w:pPr>
+              <w:keepLines/>
+              <w:spacing w:after="0"/>
+            </w:pPr>
+            <w:r>
+              <w:rPr>
+                <w:rFonts w:ascii="Arial" w:hAnsi="Arial" w:eastAsia="Arial" w:cs="Tahoma"/>
+                <w:sz w:val="18"/>
+              </w:rPr>
+            </w:r>
+            <w:r>
+              <w:rPr>
+                <w:rFonts w:ascii="Arial" w:hAnsi="Arial" w:eastAsia="Arial" w:cs="Tahoma"/>
+                <w:sz w:val="18"/>
+              </w:rPr>
+              <w:t>business rule</w:t>
+            </w:r>
+          </w:p>
+        </w:tc>
+        <w:tc>
+          <w:tcPr>
+            <w:tcW w:type="dxa" w:w="3360"/>
+            <w:vAlign w:val="center"/>
+          </w:tcPr>
+          <w:p>
+            <w:pPr>
+              <w:keepLines/>
+              <w:spacing w:after="0"/>
+            </w:pPr>
+            <w:r>
+              <w:rPr>
+                <w:rFonts w:ascii="Arial" w:hAnsi="Arial" w:eastAsia="Arial" w:cs="Tahoma"/>
+                <w:sz w:val="18"/>
+              </w:rPr>
+            </w:r>
+            <w:r>
+              <w:rPr>
+                <w:rFonts w:ascii="Arial" w:hAnsi="Arial" w:eastAsia="Arial" w:cs="Tahoma"/>
+                <w:sz w:val="18"/>
+              </w:rPr>
+              <w:t>logic</w:t>
+            </w:r>
+          </w:p>
+        </w:tc>
+        <w:tc>
+          <w:tcPr>
+            <w:tcW w:type="dxa" w:w="3360"/>
+            <w:vAlign w:val="center"/>
+          </w:tcPr>
+          <w:p>
+            <w:pPr>
+              <w:keepLines/>
+              <w:spacing w:after="0"/>
+            </w:pPr>
+            <w:r>
+              <w:rPr>
+                <w:rFonts w:ascii="Arial" w:hAnsi="Arial" w:eastAsia="Arial" w:cs="Tahoma"/>
+                <w:sz w:val="18"/>
+              </w:rPr>
+            </w:r>
+            <w:r>
+              <w:rPr>
+                <w:rFonts w:ascii="Arial" w:hAnsi="Arial" w:eastAsia="Arial" w:cs="Tahoma"/>
+                <w:sz w:val="18"/>
+              </w:rPr>
+              <w:t>duplicate submit blocked by current open task lock</w:t>
+            </w:r>
+          </w:p>
+        </w:tc>
+      </w:tr>
+      <w:tr>
+        <w:trPr>
+          <w:cantSplit/>
+        </w:trPr>
+        <w:tc>
+          <w:tcPr>
+            <w:tcW w:type="dxa" w:w="3360"/>
+            <w:vAlign w:val="center"/>
+          </w:tcPr>
+          <w:p>
+            <w:pPr>
+              <w:keepLines/>
+              <w:spacing w:after="0"/>
+            </w:pPr>
+            <w:r>
+              <w:rPr>
+                <w:rFonts w:ascii="Arial" w:hAnsi="Arial" w:eastAsia="Arial" w:cs="Tahoma"/>
+                <w:sz w:val="18"/>
+              </w:rPr>
+            </w:r>
+            <w:r>
+              <w:rPr>
+                <w:rFonts w:ascii="Arial" w:hAnsi="Arial" w:eastAsia="Arial" w:cs="Tahoma"/>
+                <w:sz w:val="18"/>
+              </w:rPr>
+              <w:t>business rule</w:t>
+            </w:r>
+          </w:p>
+        </w:tc>
+        <w:tc>
+          <w:tcPr>
+            <w:tcW w:type="dxa" w:w="3360"/>
+            <w:vAlign w:val="center"/>
+          </w:tcPr>
+          <w:p>
+            <w:pPr>
+              <w:keepLines/>
+              <w:spacing w:after="0"/>
+            </w:pPr>
+            <w:r>
+              <w:rPr>
+                <w:rFonts w:ascii="Arial" w:hAnsi="Arial" w:eastAsia="Arial" w:cs="Tahoma"/>
+                <w:sz w:val="18"/>
+              </w:rPr>
+            </w:r>
+            <w:r>
+              <w:rPr>
+                <w:rFonts w:ascii="Arial" w:hAnsi="Arial" w:eastAsia="Arial" w:cs="Tahoma"/>
+                <w:sz w:val="18"/>
+              </w:rPr>
+              <w:t>logic</w:t>
+            </w:r>
+          </w:p>
+        </w:tc>
+        <w:tc>
+          <w:tcPr>
+            <w:tcW w:type="dxa" w:w="3360"/>
+            <w:vAlign w:val="center"/>
+          </w:tcPr>
+          <w:p>
+            <w:pPr>
+              <w:keepLines/>
+              <w:spacing w:after="0"/>
+            </w:pPr>
+            <w:r>
+              <w:rPr>
+                <w:rFonts w:ascii="Arial" w:hAnsi="Arial" w:eastAsia="Arial" w:cs="Tahoma"/>
+                <w:sz w:val="18"/>
+              </w:rPr>
+            </w:r>
+            <w:r>
+              <w:rPr>
+                <w:rFonts w:ascii="Arial" w:hAnsi="Arial" w:eastAsia="Arial" w:cs="Tahoma"/>
+                <w:sz w:val="18"/>
+              </w:rPr>
+              <w:t>audit written in same transaction</w:t>
+            </w:r>
+          </w:p>
+        </w:tc>
+      </w:tr>
+      <w:tr>
+        <w:trPr>
+          <w:cantSplit/>
+        </w:trPr>
+        <w:tc>
+          <w:tcPr>
+            <w:tcW w:type="dxa" w:w="3360"/>
+            <w:vAlign w:val="center"/>
+          </w:tcPr>
+          <w:p>
+            <w:pPr>
+              <w:keepLines/>
+              <w:spacing w:after="0"/>
+            </w:pPr>
+            <w:r>
+              <w:rPr>
+                <w:rFonts w:ascii="Arial" w:hAnsi="Arial" w:eastAsia="Arial" w:cs="Tahoma"/>
+                <w:sz w:val="18"/>
+              </w:rPr>
+            </w:r>
+            <w:r>
+              <w:rPr>
+                <w:rFonts w:ascii="Courier New" w:hAnsi="Courier New" w:eastAsia="Courier New" w:cs="Tahoma"/>
+                <w:sz w:val="18"/>
+              </w:rPr>
+              <w:t>POST /api/v1/documents/{docNo}/actions</w:t>
+            </w:r>
+          </w:p>
+        </w:tc>
+        <w:tc>
+          <w:tcPr>
+            <w:tcW w:type="dxa" w:w="3360"/>
+            <w:vAlign w:val="center"/>
+          </w:tcPr>
+          <w:p>
+            <w:pPr>
+              <w:keepLines/>
+              <w:spacing w:after="0"/>
+            </w:pPr>
+            <w:r>
+              <w:rPr>
+                <w:rFonts w:ascii="Arial" w:hAnsi="Arial" w:eastAsia="Arial" w:cs="Tahoma"/>
+                <w:sz w:val="18"/>
+              </w:rPr>
+            </w:r>
+            <w:r>
+              <w:rPr>
+                <w:rFonts w:ascii="Arial" w:hAnsi="Arial" w:eastAsia="Arial" w:cs="Tahoma"/>
+                <w:sz w:val="18"/>
+              </w:rPr>
+              <w:t>handler</w:t>
+            </w:r>
+          </w:p>
+        </w:tc>
+        <w:tc>
+          <w:tcPr>
+            <w:tcW w:type="dxa" w:w="3360"/>
+            <w:vAlign w:val="center"/>
+          </w:tcPr>
+          <w:p>
+            <w:pPr>
+              <w:keepLines/>
+              <w:spacing w:after="0"/>
+            </w:pPr>
+            <w:r>
+              <w:rPr>
+                <w:rFonts w:ascii="Arial" w:hAnsi="Arial" w:eastAsia="Arial" w:cs="Tahoma"/>
+                <w:sz w:val="18"/>
+              </w:rPr>
+            </w:r>
+            <w:r>
+              <w:rPr>
+                <w:rFonts w:ascii="Arial" w:hAnsi="Arial" w:eastAsia="Arial" w:cs="Tahoma"/>
+                <w:sz w:val="18"/>
+              </w:rPr>
+              <w:t>คืน {success:true,data} ตามรูปแบบที่ระบุ และคืน {success:false,error:{code,message}} เมื่อ input ผิด — mock repository/lib ไม่แตะ DB จริง</w:t>
+            </w:r>
+          </w:p>
+        </w:tc>
+      </w:tr>
+      <w:tr>
+        <w:trPr>
+          <w:cantSplit/>
+        </w:trPr>
+        <w:tc>
+          <w:tcPr>
+            <w:tcW w:type="dxa" w:w="3360"/>
+            <w:vAlign w:val="center"/>
+          </w:tcPr>
+          <w:p>
+            <w:pPr>
+              <w:keepLines/>
+              <w:spacing w:after="0"/>
+            </w:pPr>
+            <w:r>
+              <w:rPr>
+                <w:rFonts w:ascii="Arial" w:hAnsi="Arial" w:eastAsia="Arial" w:cs="Tahoma"/>
+                <w:sz w:val="18"/>
+              </w:rPr>
+            </w:r>
+            <w:r>
+              <w:rPr>
+                <w:rFonts w:ascii="Courier New" w:hAnsi="Courier New" w:eastAsia="Courier New" w:cs="Tahoma"/>
+                <w:sz w:val="18"/>
+              </w:rPr>
+              <w:t>GET /api/v1/documents/{docNo}/timeline</w:t>
+            </w:r>
+          </w:p>
+        </w:tc>
+        <w:tc>
+          <w:tcPr>
+            <w:tcW w:type="dxa" w:w="3360"/>
+            <w:vAlign w:val="center"/>
+          </w:tcPr>
+          <w:p>
+            <w:pPr>
+              <w:keepLines/>
+              <w:spacing w:after="0"/>
+            </w:pPr>
+            <w:r>
+              <w:rPr>
+                <w:rFonts w:ascii="Arial" w:hAnsi="Arial" w:eastAsia="Arial" w:cs="Tahoma"/>
+                <w:sz w:val="18"/>
+              </w:rPr>
+            </w:r>
+            <w:r>
+              <w:rPr>
+                <w:rFonts w:ascii="Arial" w:hAnsi="Arial" w:eastAsia="Arial" w:cs="Tahoma"/>
+                <w:sz w:val="18"/>
+              </w:rPr>
+              <w:t>handler</w:t>
+            </w:r>
+          </w:p>
+        </w:tc>
+        <w:tc>
+          <w:tcPr>
+            <w:tcW w:type="dxa" w:w="3360"/>
+            <w:vAlign w:val="center"/>
+          </w:tcPr>
+          <w:p>
+            <w:pPr>
+              <w:keepLines/>
+              <w:spacing w:after="0"/>
+            </w:pPr>
+            <w:r>
+              <w:rPr>
+                <w:rFonts w:ascii="Arial" w:hAnsi="Arial" w:eastAsia="Arial" w:cs="Tahoma"/>
+                <w:sz w:val="18"/>
+              </w:rPr>
+            </w:r>
+            <w:r>
+              <w:rPr>
+                <w:rFonts w:ascii="Arial" w:hAnsi="Arial" w:eastAsia="Arial" w:cs="Tahoma"/>
+                <w:sz w:val="18"/>
+              </w:rPr>
+              <w:t>คืน {success:true,data} ตามรูปแบบที่ระบุ และคืน {success:false,error:{code,message}} เมื่อ input ผิด — mock repository/lib ไม่แตะ DB จริง</w:t>
+            </w:r>
+          </w:p>
+        </w:tc>
+      </w:tr>
+      <w:tr>
+        <w:trPr>
+          <w:cantSplit/>
+        </w:trPr>
+        <w:tc>
+          <w:tcPr>
+            <w:tcW w:type="dxa" w:w="3360"/>
+            <w:vAlign w:val="center"/>
+          </w:tcPr>
+          <w:p>
+            <w:pPr>
+              <w:keepLines/>
+              <w:spacing w:after="0"/>
+            </w:pPr>
+            <w:r>
+              <w:rPr>
+                <w:rFonts w:ascii="Arial" w:hAnsi="Arial" w:eastAsia="Arial" w:cs="Tahoma"/>
+                <w:sz w:val="18"/>
+              </w:rPr>
+            </w:r>
+            <w:r>
+              <w:rPr>
+                <w:rFonts w:ascii="Courier New" w:hAnsi="Courier New" w:eastAsia="Courier New" w:cs="Tahoma"/>
+                <w:sz w:val="18"/>
+              </w:rPr>
+              <w:t>compensation_documents</w:t>
+            </w:r>
+            <w:r>
+              <w:rPr>
+                <w:rFonts w:ascii="Arial" w:hAnsi="Arial" w:eastAsia="Arial" w:cs="Tahoma"/>
+                <w:sz w:val="18"/>
+              </w:rPr>
+              <w:t xml:space="preserve">, </w:t>
+            </w:r>
+            <w:r>
+              <w:rPr>
+                <w:rFonts w:ascii="Courier New" w:hAnsi="Courier New" w:eastAsia="Courier New" w:cs="Tahoma"/>
+                <w:sz w:val="18"/>
+              </w:rPr>
+              <w:t>consideration_logs</w:t>
+            </w:r>
+          </w:p>
+        </w:tc>
+        <w:tc>
+          <w:tcPr>
+            <w:tcW w:type="dxa" w:w="3360"/>
+            <w:vAlign w:val="center"/>
+          </w:tcPr>
+          <w:p>
+            <w:pPr>
+              <w:keepLines/>
+              <w:spacing w:after="0"/>
+            </w:pPr>
+            <w:r>
+              <w:rPr>
+                <w:rFonts w:ascii="Arial" w:hAnsi="Arial" w:eastAsia="Arial" w:cs="Tahoma"/>
+                <w:sz w:val="18"/>
+              </w:rPr>
+            </w:r>
+            <w:r>
+              <w:rPr>
+                <w:rFonts w:ascii="Arial" w:hAnsi="Arial" w:eastAsia="Arial" w:cs="Tahoma"/>
+                <w:sz w:val="18"/>
+              </w:rPr>
+              <w:t>transaction</w:t>
+            </w:r>
+          </w:p>
+        </w:tc>
+        <w:tc>
+          <w:tcPr>
+            <w:tcW w:type="dxa" w:w="3360"/>
+            <w:vAlign w:val="center"/>
+          </w:tcPr>
+          <w:p>
+            <w:pPr>
+              <w:keepLines/>
+              <w:spacing w:after="0"/>
+            </w:pPr>
+            <w:r>
+              <w:rPr>
+                <w:rFonts w:ascii="Arial" w:hAnsi="Arial" w:eastAsia="Arial" w:cs="Tahoma"/>
+                <w:sz w:val="18"/>
+              </w:rPr>
+            </w:r>
+            <w:r>
+              <w:rPr>
+                <w:rFonts w:ascii="Arial" w:hAnsi="Arial" w:eastAsia="Arial" w:cs="Tahoma"/>
+                <w:sz w:val="18"/>
+              </w:rPr>
+              <w:t>จำลอง error กลางทาง แล้วยืนยันว่า rollback ครบ ไม่เหลือแถวค้าง (mock DataSource/QueryRunner)</w:t>
+            </w:r>
+          </w:p>
+        </w:tc>
+      </w:tr>
+      <w:tr>
+        <w:trPr>
+          <w:cantSplit/>
+        </w:trPr>
+        <w:tc>
+          <w:tcPr>
+            <w:tcW w:type="dxa" w:w="3360"/>
+            <w:vAlign w:val="center"/>
+          </w:tcPr>
+          <w:p>
+            <w:pPr>
+              <w:keepLines/>
+              <w:spacing w:after="0"/>
+            </w:pPr>
+            <w:r>
+              <w:rPr>
+                <w:rFonts w:ascii="Arial" w:hAnsi="Arial" w:eastAsia="Arial" w:cs="Tahoma"/>
+                <w:sz w:val="18"/>
+              </w:rPr>
+            </w:r>
+            <w:r>
+              <w:rPr>
+                <w:rFonts w:ascii="Arial" w:hAnsi="Arial" w:eastAsia="Arial" w:cs="Tahoma"/>
+                <w:sz w:val="18"/>
+              </w:rPr>
+              <w:t>service</w:t>
+            </w:r>
+          </w:p>
+        </w:tc>
+        <w:tc>
+          <w:tcPr>
+            <w:tcW w:type="dxa" w:w="3360"/>
+            <w:vAlign w:val="center"/>
+          </w:tcPr>
+          <w:p>
+            <w:pPr>
+              <w:keepLines/>
+              <w:spacing w:after="0"/>
+            </w:pPr>
+            <w:r>
+              <w:rPr>
+                <w:rFonts w:ascii="Arial" w:hAnsi="Arial" w:eastAsia="Arial" w:cs="Tahoma"/>
+                <w:sz w:val="18"/>
+              </w:rPr>
+            </w:r>
+            <w:r>
+              <w:rPr>
+                <w:rFonts w:ascii="Arial" w:hAnsi="Arial" w:eastAsia="Arial" w:cs="Tahoma"/>
+                <w:sz w:val="18"/>
+              </w:rPr>
+              <w:t>error mapping</w:t>
+            </w:r>
+          </w:p>
+        </w:tc>
+        <w:tc>
+          <w:tcPr>
+            <w:tcW w:type="dxa" w:w="3360"/>
+            <w:vAlign w:val="center"/>
+          </w:tcPr>
+          <w:p>
+            <w:pPr>
+              <w:keepLines/>
+              <w:spacing w:after="0"/>
+            </w:pPr>
+            <w:r>
+              <w:rPr>
+                <w:rFonts w:ascii="Arial" w:hAnsi="Arial" w:eastAsia="Arial" w:cs="Tahoma"/>
+                <w:sz w:val="18"/>
+              </w:rPr>
+            </w:r>
+            <w:r>
+              <w:rPr>
+                <w:rFonts w:ascii="Arial" w:hAnsi="Arial" w:eastAsia="Arial" w:cs="Tahoma"/>
+                <w:sz w:val="18"/>
+              </w:rPr>
+              <w:t>แปลง error ของ repository/lib เป็น error code ตามสัญญากลาง (LLDD-BE-API-Common-Contracts.pdf)</w:t>
+            </w:r>
+          </w:p>
+        </w:tc>
+      </w:tr>
+    </w:tbl>
+    <w:p/>
+    <w:p>
+      <w:pPr>
+        <w:pStyle w:val="ListBullet"/>
+        <w:keepLines/>
+      </w:pPr>
+      <w:r>
+        <w:t>ทุกเคสต้องรันได้โดยไม่ต่อ DB/บริการภายนอกจริง — mock ที่ขอบ repository/client เสมอ</w:t>
+      </w:r>
+    </w:p>
+    <w:p>
+      <w:pPr>
+        <w:pStyle w:val="ListBullet"/>
+        <w:keepLines/>
+      </w:pPr>
+      <w:r>
+        <w:t>ข้อความไทยที่ยืนยันในเทสต้องเป็น verbatim ตาม ข้อกำหนดทางธุรกิจ ห้ามพิมพ์ใหม่</w:t>
+      </w:r>
+    </w:p>
+    <w:p>
+      <w:pPr>
+        <w:pStyle w:val="ListBullet"/>
+        <w:keepLines/>
+      </w:pPr>
+      <w:r>
+        <w:t>เกณฑ์ผ่านของ CI: ทุกเคสในตารางนี้มี test จริงและผ่านทั้งหมด</w:t>
+      </w:r>
+    </w:p>
     <w:sectPr>
       <w:headerReference w:type="default" r:id="rId9"/>
       <w:footerReference w:type="default" r:id="rId10"/>
@@ -11605,7 +13019,7 @@
     </w:pPr>
     <w:r>
       <w:rPr>
-        <w:rFonts w:ascii="Arial" w:hAnsi="Arial"/>
+        <w:rFonts w:ascii="Arial" w:hAnsi="Arial" w:eastAsia="Arial" w:cs="Tahoma"/>
         <w:sz w:val="16"/>
       </w:rPr>
       <w:t xml:space="preserve">หน้า </w:t>
@@ -11624,7 +13038,7 @@
     </w:pPr>
     <w:r>
       <w:rPr>
-        <w:rFonts w:ascii="Arial" w:hAnsi="Arial" w:eastAsia="Arial"/>
+        <w:rFonts w:ascii="Arial" w:hAnsi="Arial" w:eastAsia="Arial" w:cs="Tahoma"/>
         <w:color w:val="66717F"/>
         <w:sz w:val="16"/>
       </w:rPr>
@@ -11998,7 +13412,7 @@
     <w:qFormat/>
     <w:rsid w:val="00FC693F"/>
     <w:rPr>
-      <w:rFonts w:ascii="Arial" w:hAnsi="Arial" w:eastAsia="Arial"/>
+      <w:rFonts w:ascii="Arial" w:hAnsi="Arial" w:eastAsia="Arial" w:cs="Tahoma"/>
       <w:sz w:val="20"/>
     </w:rPr>
   </w:style>
@@ -12061,7 +13475,7 @@
       <w:outlineLvl w:val="0"/>
     </w:pPr>
     <w:rPr>
-      <w:rFonts w:asciiTheme="majorHAnsi" w:eastAsiaTheme="majorEastAsia" w:hAnsiTheme="majorHAnsi" w:cstheme="majorBidi" w:ascii="Arial" w:hAnsi="Arial" w:eastAsia="Arial"/>
+      <w:rFonts w:asciiTheme="majorHAnsi" w:eastAsiaTheme="majorEastAsia" w:hAnsiTheme="majorHAnsi" w:cstheme="majorBidi" w:ascii="Arial" w:hAnsi="Arial" w:eastAsia="Arial" w:cs="Tahoma"/>
       <w:b/>
       <w:bCs/>
       <w:color w:val="1F4D78"/>
@@ -12085,7 +13499,7 @@
       <w:outlineLvl w:val="1"/>
     </w:pPr>
     <w:rPr>
-      <w:rFonts w:asciiTheme="majorHAnsi" w:eastAsiaTheme="majorEastAsia" w:hAnsiTheme="majorHAnsi" w:cstheme="majorBidi" w:ascii="Arial" w:hAnsi="Arial" w:eastAsia="Arial"/>
+      <w:rFonts w:asciiTheme="majorHAnsi" w:eastAsiaTheme="majorEastAsia" w:hAnsiTheme="majorHAnsi" w:cstheme="majorBidi" w:ascii="Arial" w:hAnsi="Arial" w:eastAsia="Arial" w:cs="Tahoma"/>
       <w:b/>
       <w:bCs/>
       <w:color w:val="2E74B5"/>
@@ -12109,7 +13523,7 @@
       <w:outlineLvl w:val="2"/>
     </w:pPr>
     <w:rPr>
-      <w:rFonts w:asciiTheme="majorHAnsi" w:eastAsiaTheme="majorEastAsia" w:hAnsiTheme="majorHAnsi" w:cstheme="majorBidi" w:ascii="Arial" w:hAnsi="Arial" w:eastAsia="Arial"/>
+      <w:rFonts w:asciiTheme="majorHAnsi" w:eastAsiaTheme="majorEastAsia" w:hAnsiTheme="majorHAnsi" w:cstheme="majorBidi" w:ascii="Arial" w:hAnsi="Arial" w:eastAsia="Arial" w:cs="Tahoma"/>
       <w:b/>
       <w:bCs/>
       <w:color w:val="1F4D78"/>
@@ -12133,7 +13547,7 @@
       <w:outlineLvl w:val="3"/>
     </w:pPr>
     <w:rPr>
-      <w:rFonts w:asciiTheme="majorHAnsi" w:eastAsiaTheme="majorEastAsia" w:hAnsiTheme="majorHAnsi" w:cstheme="majorBidi" w:ascii="Arial" w:hAnsi="Arial" w:eastAsia="Arial"/>
+      <w:rFonts w:asciiTheme="majorHAnsi" w:eastAsiaTheme="majorEastAsia" w:hAnsiTheme="majorHAnsi" w:cstheme="majorBidi" w:ascii="Arial" w:hAnsi="Arial" w:eastAsia="Arial" w:cs="Tahoma"/>
       <w:b/>
       <w:bCs/>
       <w:i/>

--- a/LLDD/word/BE/LLDD-BE-API-Document-Workflow-Actions.docx
+++ b/LLDD/word/BE/LLDD-BE-API-Document-Workflow-Actions.docx
@@ -1428,7 +1428,7 @@
                 <w:rFonts w:ascii="Arial" w:hAnsi="Arial" w:eastAsia="Arial" w:cs="Tahoma"/>
                 <w:sz w:val="18"/>
               </w:rPr>
-              <w:t>ส่งเจ้าหน้าที่ SBP DSA ดำเนินการ</w:t>
+              <w:t>ส่งเจ้าหน้าที่ SBP DSA ดำเนินการ (เส้นทางปกติ — ให้คำนวณยอดก่อน)</w:t>
             </w:r>
           </w:p>
         </w:tc>
@@ -1533,7 +1533,7 @@
                 <w:rFonts w:ascii="Arial" w:hAnsi="Arial" w:eastAsia="Arial" w:cs="Tahoma"/>
                 <w:sz w:val="18"/>
               </w:rPr>
-              <w:t>08</w:t>
+              <w:t>06</w:t>
             </w:r>
           </w:p>
         </w:tc>
@@ -1558,7 +1558,22 @@
                 <w:rFonts w:ascii="Arial" w:hAnsi="Arial" w:eastAsia="Arial" w:cs="Tahoma"/>
                 <w:sz w:val="18"/>
               </w:rPr>
-              <w:t>คำนวณเงินชดเชยเรียบร้อย</w:t>
+              <w:t xml:space="preserve">ส่งหน่วยงานส่งเสริมธุรกิจ SBP (SDD GI · </w:t>
+            </w:r>
+            <w:r>
+              <w:rPr>
+                <w:rFonts w:ascii="Arial" w:hAnsi="Arial" w:eastAsia="Arial" w:cs="Tahoma"/>
+                <w:b/>
+                <w:sz w:val="18"/>
+              </w:rPr>
+              <w:t>เส้นทางข้ามขั้น 08</w:t>
+            </w:r>
+            <w:r>
+              <w:rPr>
+                <w:rFonts w:ascii="Arial" w:hAnsi="Arial" w:eastAsia="Arial" w:cs="Tahoma"/>
+                <w:sz w:val="18"/>
+              </w:rPr>
+              <w:t>)</w:t>
             </w:r>
           </w:p>
         </w:tc>
@@ -1633,7 +1648,7 @@
                 <w:rFonts w:ascii="Arial" w:hAnsi="Arial" w:eastAsia="Arial" w:cs="Tahoma"/>
                 <w:sz w:val="18"/>
               </w:rPr>
-              <w:t>close 08; open 01</w:t>
+              <w:t>close 06; open 01</w:t>
             </w:r>
           </w:p>
         </w:tc>
@@ -1663,7 +1678,7 @@
                 <w:rFonts w:ascii="Arial" w:hAnsi="Arial" w:eastAsia="Arial" w:cs="Tahoma"/>
                 <w:sz w:val="18"/>
               </w:rPr>
-              <w:t>01</w:t>
+              <w:t>06</w:t>
             </w:r>
           </w:p>
         </w:tc>
@@ -1688,7 +1703,7 @@
                 <w:rFonts w:ascii="Arial" w:hAnsi="Arial" w:eastAsia="Arial" w:cs="Tahoma"/>
                 <w:sz w:val="18"/>
               </w:rPr>
-              <w:t>เห็นควรชดเชย</w:t>
+              <w:t>เห็นควรไม่ชดเชย หรือ หยุดชดเชยประกันรายได้</w:t>
             </w:r>
           </w:p>
         </w:tc>
@@ -1713,7 +1728,7 @@
                 <w:rFonts w:ascii="Arial" w:hAnsi="Arial" w:eastAsia="Arial" w:cs="Tahoma"/>
                 <w:sz w:val="18"/>
               </w:rPr>
-              <w:t>02</w:t>
+              <w:t>99</w:t>
             </w:r>
           </w:p>
         </w:tc>
@@ -1738,7 +1753,7 @@
                 <w:rFonts w:ascii="Arial" w:hAnsi="Arial" w:eastAsia="Arial" w:cs="Tahoma"/>
                 <w:sz w:val="18"/>
               </w:rPr>
-              <w:t>02</w:t>
+              <w:t>null</w:t>
             </w:r>
           </w:p>
         </w:tc>
@@ -1763,7 +1778,7 @@
                 <w:rFonts w:ascii="Arial" w:hAnsi="Arial" w:eastAsia="Arial" w:cs="Tahoma"/>
                 <w:sz w:val="18"/>
               </w:rPr>
-              <w:t>close 01; open 02</w:t>
+              <w:t>close 06; complete instance</w:t>
             </w:r>
           </w:p>
         </w:tc>
@@ -1793,7 +1808,7 @@
                 <w:rFonts w:ascii="Arial" w:hAnsi="Arial" w:eastAsia="Arial" w:cs="Tahoma"/>
                 <w:sz w:val="18"/>
               </w:rPr>
-              <w:t>02</w:t>
+              <w:t>08</w:t>
             </w:r>
           </w:p>
         </w:tc>
@@ -1818,7 +1833,7 @@
                 <w:rFonts w:ascii="Arial" w:hAnsi="Arial" w:eastAsia="Arial" w:cs="Tahoma"/>
                 <w:sz w:val="18"/>
               </w:rPr>
-              <w:t>เห็นควรชดเชย และ totalCompensationAmount &gt;= 100,000 (มติ 2026-08-18)</w:t>
+              <w:t>คำนวณเงินชดเชยเรียบร้อย</w:t>
             </w:r>
           </w:p>
         </w:tc>
@@ -1843,7 +1858,7 @@
                 <w:rFonts w:ascii="Arial" w:hAnsi="Arial" w:eastAsia="Arial" w:cs="Tahoma"/>
                 <w:sz w:val="18"/>
               </w:rPr>
-              <w:t>03</w:t>
+              <w:t>01</w:t>
             </w:r>
           </w:p>
         </w:tc>
@@ -1868,7 +1883,7 @@
                 <w:rFonts w:ascii="Arial" w:hAnsi="Arial" w:eastAsia="Arial" w:cs="Tahoma"/>
                 <w:sz w:val="18"/>
               </w:rPr>
-              <w:t>03</w:t>
+              <w:t>01</w:t>
             </w:r>
           </w:p>
         </w:tc>
@@ -1893,7 +1908,7 @@
                 <w:rFonts w:ascii="Arial" w:hAnsi="Arial" w:eastAsia="Arial" w:cs="Tahoma"/>
                 <w:sz w:val="18"/>
               </w:rPr>
-              <w:t>close 02; open 03</w:t>
+              <w:t>close 08; open 01</w:t>
             </w:r>
           </w:p>
         </w:tc>
@@ -1923,6 +1938,56 @@
                 <w:rFonts w:ascii="Arial" w:hAnsi="Arial" w:eastAsia="Arial" w:cs="Tahoma"/>
                 <w:sz w:val="18"/>
               </w:rPr>
+              <w:t>01</w:t>
+            </w:r>
+          </w:p>
+        </w:tc>
+        <w:tc>
+          <w:tcPr>
+            <w:tcW w:type="dxa" w:w="2016"/>
+            <w:vAlign w:val="center"/>
+          </w:tcPr>
+          <w:p>
+            <w:pPr>
+              <w:keepLines/>
+              <w:spacing w:after="0"/>
+            </w:pPr>
+            <w:r>
+              <w:rPr>
+                <w:rFonts w:ascii="Arial" w:hAnsi="Arial" w:eastAsia="Arial" w:cs="Tahoma"/>
+                <w:sz w:val="18"/>
+              </w:rPr>
+            </w:r>
+            <w:r>
+              <w:rPr>
+                <w:rFonts w:ascii="Arial" w:hAnsi="Arial" w:eastAsia="Arial" w:cs="Tahoma"/>
+                <w:sz w:val="18"/>
+              </w:rPr>
+              <w:t>เห็นควรชดเชย</w:t>
+            </w:r>
+          </w:p>
+        </w:tc>
+        <w:tc>
+          <w:tcPr>
+            <w:tcW w:type="dxa" w:w="2016"/>
+            <w:vAlign w:val="center"/>
+          </w:tcPr>
+          <w:p>
+            <w:pPr>
+              <w:keepLines/>
+              <w:spacing w:after="0"/>
+            </w:pPr>
+            <w:r>
+              <w:rPr>
+                <w:rFonts w:ascii="Arial" w:hAnsi="Arial" w:eastAsia="Arial" w:cs="Tahoma"/>
+                <w:sz w:val="18"/>
+              </w:rPr>
+            </w:r>
+            <w:r>
+              <w:rPr>
+                <w:rFonts w:ascii="Arial" w:hAnsi="Arial" w:eastAsia="Arial" w:cs="Tahoma"/>
+                <w:sz w:val="18"/>
+              </w:rPr>
               <w:t>02</w:t>
             </w:r>
           </w:p>
@@ -1948,7 +2013,7 @@
                 <w:rFonts w:ascii="Arial" w:hAnsi="Arial" w:eastAsia="Arial" w:cs="Tahoma"/>
                 <w:sz w:val="18"/>
               </w:rPr>
-              <w:t>เห็นควรชดเชย และ totalCompensationAmount &lt; 100,000 (มติ 2026-08-18)</w:t>
+              <w:t>02</w:t>
             </w:r>
           </w:p>
         </w:tc>
@@ -1973,57 +2038,7 @@
                 <w:rFonts w:ascii="Arial" w:hAnsi="Arial" w:eastAsia="Arial" w:cs="Tahoma"/>
                 <w:sz w:val="18"/>
               </w:rPr>
-              <w:t>99</w:t>
-            </w:r>
-          </w:p>
-        </w:tc>
-        <w:tc>
-          <w:tcPr>
-            <w:tcW w:type="dxa" w:w="2016"/>
-            <w:vAlign w:val="center"/>
-          </w:tcPr>
-          <w:p>
-            <w:pPr>
-              <w:keepLines/>
-              <w:spacing w:after="0"/>
-            </w:pPr>
-            <w:r>
-              <w:rPr>
-                <w:rFonts w:ascii="Arial" w:hAnsi="Arial" w:eastAsia="Arial" w:cs="Tahoma"/>
-                <w:sz w:val="18"/>
-              </w:rPr>
-            </w:r>
-            <w:r>
-              <w:rPr>
-                <w:rFonts w:ascii="Arial" w:hAnsi="Arial" w:eastAsia="Arial" w:cs="Tahoma"/>
-                <w:sz w:val="18"/>
-              </w:rPr>
-              <w:t>null</w:t>
-            </w:r>
-          </w:p>
-        </w:tc>
-        <w:tc>
-          <w:tcPr>
-            <w:tcW w:type="dxa" w:w="2016"/>
-            <w:vAlign w:val="center"/>
-          </w:tcPr>
-          <w:p>
-            <w:pPr>
-              <w:keepLines/>
-              <w:spacing w:after="0"/>
-            </w:pPr>
-            <w:r>
-              <w:rPr>
-                <w:rFonts w:ascii="Arial" w:hAnsi="Arial" w:eastAsia="Arial" w:cs="Tahoma"/>
-                <w:sz w:val="18"/>
-              </w:rPr>
-            </w:r>
-            <w:r>
-              <w:rPr>
-                <w:rFonts w:ascii="Arial" w:hAnsi="Arial" w:eastAsia="Arial" w:cs="Tahoma"/>
-                <w:sz w:val="18"/>
-              </w:rPr>
-              <w:t>close 02; complete instance</w:t>
+              <w:t>close 01; open 02</w:t>
             </w:r>
           </w:p>
         </w:tc>
@@ -2053,7 +2068,7 @@
                 <w:rFonts w:ascii="Arial" w:hAnsi="Arial" w:eastAsia="Arial" w:cs="Tahoma"/>
                 <w:sz w:val="18"/>
               </w:rPr>
-              <w:t>03</w:t>
+              <w:t>01</w:t>
             </w:r>
           </w:p>
         </w:tc>
@@ -2078,7 +2093,22 @@
                 <w:rFonts w:ascii="Arial" w:hAnsi="Arial" w:eastAsia="Arial" w:cs="Tahoma"/>
                 <w:sz w:val="18"/>
               </w:rPr>
-              <w:t>เห็นควรชดเชย</w:t>
+              <w:t xml:space="preserve">เห็นควรไม่ชดเชย (SDD GI — </w:t>
+            </w:r>
+            <w:r>
+              <w:rPr>
+                <w:rFonts w:ascii="Arial" w:hAnsi="Arial" w:eastAsia="Arial" w:cs="Tahoma"/>
+                <w:b/>
+                <w:sz w:val="18"/>
+              </w:rPr>
+              <w:t>จบ flow ทันที</w:t>
+            </w:r>
+            <w:r>
+              <w:rPr>
+                <w:rFonts w:ascii="Arial" w:hAnsi="Arial" w:eastAsia="Arial" w:cs="Tahoma"/>
+                <w:sz w:val="18"/>
+              </w:rPr>
+              <w:t xml:space="preserve"> ไม่ตีกลับให้ 06)</w:t>
             </w:r>
           </w:p>
         </w:tc>
@@ -2153,7 +2183,7 @@
                 <w:rFonts w:ascii="Arial" w:hAnsi="Arial" w:eastAsia="Arial" w:cs="Tahoma"/>
                 <w:sz w:val="18"/>
               </w:rPr>
-              <w:t>close 03; complete instance</w:t>
+              <w:t>close 01; complete instance</w:t>
             </w:r>
           </w:p>
         </w:tc>
@@ -2183,7 +2213,7 @@
                 <w:rFonts w:ascii="Arial" w:hAnsi="Arial" w:eastAsia="Arial" w:cs="Tahoma"/>
                 <w:sz w:val="18"/>
               </w:rPr>
-              <w:t>ทุก section ที่รองรับ</w:t>
+              <w:t>02</w:t>
             </w:r>
           </w:p>
         </w:tc>
@@ -2208,7 +2238,7 @@
                 <w:rFonts w:ascii="Arial" w:hAnsi="Arial" w:eastAsia="Arial" w:cs="Tahoma"/>
                 <w:sz w:val="18"/>
               </w:rPr>
-              <w:t>ส่งกลับ</w:t>
+              <w:t>เห็นควรชดเชย และ totalCompensationAmount &gt;= 100,000 (มติ 2026-08-18)</w:t>
             </w:r>
           </w:p>
         </w:tc>
@@ -2233,7 +2263,7 @@
                 <w:rFonts w:ascii="Arial" w:hAnsi="Arial" w:eastAsia="Arial" w:cs="Tahoma"/>
                 <w:sz w:val="18"/>
               </w:rPr>
-              <w:t>รหัส section ปลายทางตาม action option</w:t>
+              <w:t>03</w:t>
             </w:r>
           </w:p>
         </w:tc>
@@ -2258,7 +2288,7 @@
                 <w:rFonts w:ascii="Arial" w:hAnsi="Arial" w:eastAsia="Arial" w:cs="Tahoma"/>
                 <w:sz w:val="18"/>
               </w:rPr>
-              <w:t>section ปลายทาง</w:t>
+              <w:t>03</w:t>
             </w:r>
           </w:p>
         </w:tc>
@@ -2283,7 +2313,7 @@
                 <w:rFonts w:ascii="Arial" w:hAnsi="Arial" w:eastAsia="Arial" w:cs="Tahoma"/>
                 <w:sz w:val="18"/>
               </w:rPr>
-              <w:t>close current; reopen target with new task id</w:t>
+              <w:t>close 02; open 03</w:t>
             </w:r>
           </w:p>
         </w:tc>
@@ -2313,6 +2343,461 @@
                 <w:rFonts w:ascii="Arial" w:hAnsi="Arial" w:eastAsia="Arial" w:cs="Tahoma"/>
                 <w:sz w:val="18"/>
               </w:rPr>
+              <w:t>02</w:t>
+            </w:r>
+          </w:p>
+        </w:tc>
+        <w:tc>
+          <w:tcPr>
+            <w:tcW w:type="dxa" w:w="2016"/>
+            <w:vAlign w:val="center"/>
+          </w:tcPr>
+          <w:p>
+            <w:pPr>
+              <w:keepLines/>
+              <w:spacing w:after="0"/>
+            </w:pPr>
+            <w:r>
+              <w:rPr>
+                <w:rFonts w:ascii="Arial" w:hAnsi="Arial" w:eastAsia="Arial" w:cs="Tahoma"/>
+                <w:sz w:val="18"/>
+              </w:rPr>
+            </w:r>
+            <w:r>
+              <w:rPr>
+                <w:rFonts w:ascii="Arial" w:hAnsi="Arial" w:eastAsia="Arial" w:cs="Tahoma"/>
+                <w:sz w:val="18"/>
+              </w:rPr>
+              <w:t>เห็นควรชดเชย และ totalCompensationAmount &lt; 100,000 (มติ 2026-08-18)</w:t>
+            </w:r>
+          </w:p>
+        </w:tc>
+        <w:tc>
+          <w:tcPr>
+            <w:tcW w:type="dxa" w:w="2016"/>
+            <w:vAlign w:val="center"/>
+          </w:tcPr>
+          <w:p>
+            <w:pPr>
+              <w:keepLines/>
+              <w:spacing w:after="0"/>
+            </w:pPr>
+            <w:r>
+              <w:rPr>
+                <w:rFonts w:ascii="Arial" w:hAnsi="Arial" w:eastAsia="Arial" w:cs="Tahoma"/>
+                <w:sz w:val="18"/>
+              </w:rPr>
+            </w:r>
+            <w:r>
+              <w:rPr>
+                <w:rFonts w:ascii="Arial" w:hAnsi="Arial" w:eastAsia="Arial" w:cs="Tahoma"/>
+                <w:sz w:val="18"/>
+              </w:rPr>
+              <w:t>99</w:t>
+            </w:r>
+          </w:p>
+        </w:tc>
+        <w:tc>
+          <w:tcPr>
+            <w:tcW w:type="dxa" w:w="2016"/>
+            <w:vAlign w:val="center"/>
+          </w:tcPr>
+          <w:p>
+            <w:pPr>
+              <w:keepLines/>
+              <w:spacing w:after="0"/>
+            </w:pPr>
+            <w:r>
+              <w:rPr>
+                <w:rFonts w:ascii="Arial" w:hAnsi="Arial" w:eastAsia="Arial" w:cs="Tahoma"/>
+                <w:sz w:val="18"/>
+              </w:rPr>
+            </w:r>
+            <w:r>
+              <w:rPr>
+                <w:rFonts w:ascii="Arial" w:hAnsi="Arial" w:eastAsia="Arial" w:cs="Tahoma"/>
+                <w:sz w:val="18"/>
+              </w:rPr>
+              <w:t>null</w:t>
+            </w:r>
+          </w:p>
+        </w:tc>
+        <w:tc>
+          <w:tcPr>
+            <w:tcW w:type="dxa" w:w="2016"/>
+            <w:vAlign w:val="center"/>
+          </w:tcPr>
+          <w:p>
+            <w:pPr>
+              <w:keepLines/>
+              <w:spacing w:after="0"/>
+            </w:pPr>
+            <w:r>
+              <w:rPr>
+                <w:rFonts w:ascii="Arial" w:hAnsi="Arial" w:eastAsia="Arial" w:cs="Tahoma"/>
+                <w:sz w:val="18"/>
+              </w:rPr>
+            </w:r>
+            <w:r>
+              <w:rPr>
+                <w:rFonts w:ascii="Arial" w:hAnsi="Arial" w:eastAsia="Arial" w:cs="Tahoma"/>
+                <w:sz w:val="18"/>
+              </w:rPr>
+              <w:t>close 02; complete instance</w:t>
+            </w:r>
+          </w:p>
+        </w:tc>
+      </w:tr>
+      <w:tr>
+        <w:trPr>
+          <w:cantSplit/>
+        </w:trPr>
+        <w:tc>
+          <w:tcPr>
+            <w:tcW w:type="dxa" w:w="2016"/>
+            <w:vAlign w:val="center"/>
+          </w:tcPr>
+          <w:p>
+            <w:pPr>
+              <w:keepLines/>
+              <w:spacing w:after="0"/>
+            </w:pPr>
+            <w:r>
+              <w:rPr>
+                <w:rFonts w:ascii="Arial" w:hAnsi="Arial" w:eastAsia="Arial" w:cs="Tahoma"/>
+                <w:sz w:val="18"/>
+              </w:rPr>
+            </w:r>
+            <w:r>
+              <w:rPr>
+                <w:rFonts w:ascii="Arial" w:hAnsi="Arial" w:eastAsia="Arial" w:cs="Tahoma"/>
+                <w:sz w:val="18"/>
+              </w:rPr>
+              <w:t>02</w:t>
+            </w:r>
+          </w:p>
+        </w:tc>
+        <w:tc>
+          <w:tcPr>
+            <w:tcW w:type="dxa" w:w="2016"/>
+            <w:vAlign w:val="center"/>
+          </w:tcPr>
+          <w:p>
+            <w:pPr>
+              <w:keepLines/>
+              <w:spacing w:after="0"/>
+            </w:pPr>
+            <w:r>
+              <w:rPr>
+                <w:rFonts w:ascii="Arial" w:hAnsi="Arial" w:eastAsia="Arial" w:cs="Tahoma"/>
+                <w:sz w:val="18"/>
+              </w:rPr>
+            </w:r>
+            <w:r>
+              <w:rPr>
+                <w:rFonts w:ascii="Arial" w:hAnsi="Arial" w:eastAsia="Arial" w:cs="Tahoma"/>
+                <w:sz w:val="18"/>
+              </w:rPr>
+              <w:t xml:space="preserve">เห็นควรไม่ชดเชย (SDD GI — </w:t>
+            </w:r>
+            <w:r>
+              <w:rPr>
+                <w:rFonts w:ascii="Arial" w:hAnsi="Arial" w:eastAsia="Arial" w:cs="Tahoma"/>
+                <w:b/>
+                <w:sz w:val="18"/>
+              </w:rPr>
+              <w:t>จบ flow ทันที</w:t>
+            </w:r>
+            <w:r>
+              <w:rPr>
+                <w:rFonts w:ascii="Arial" w:hAnsi="Arial" w:eastAsia="Arial" w:cs="Tahoma"/>
+                <w:sz w:val="18"/>
+              </w:rPr>
+              <w:t xml:space="preserve"> ไม่ตีกลับเป็นทอด ๆ)</w:t>
+            </w:r>
+          </w:p>
+        </w:tc>
+        <w:tc>
+          <w:tcPr>
+            <w:tcW w:type="dxa" w:w="2016"/>
+            <w:vAlign w:val="center"/>
+          </w:tcPr>
+          <w:p>
+            <w:pPr>
+              <w:keepLines/>
+              <w:spacing w:after="0"/>
+            </w:pPr>
+            <w:r>
+              <w:rPr>
+                <w:rFonts w:ascii="Arial" w:hAnsi="Arial" w:eastAsia="Arial" w:cs="Tahoma"/>
+                <w:sz w:val="18"/>
+              </w:rPr>
+            </w:r>
+            <w:r>
+              <w:rPr>
+                <w:rFonts w:ascii="Arial" w:hAnsi="Arial" w:eastAsia="Arial" w:cs="Tahoma"/>
+                <w:sz w:val="18"/>
+              </w:rPr>
+              <w:t>99</w:t>
+            </w:r>
+          </w:p>
+        </w:tc>
+        <w:tc>
+          <w:tcPr>
+            <w:tcW w:type="dxa" w:w="2016"/>
+            <w:vAlign w:val="center"/>
+          </w:tcPr>
+          <w:p>
+            <w:pPr>
+              <w:keepLines/>
+              <w:spacing w:after="0"/>
+            </w:pPr>
+            <w:r>
+              <w:rPr>
+                <w:rFonts w:ascii="Arial" w:hAnsi="Arial" w:eastAsia="Arial" w:cs="Tahoma"/>
+                <w:sz w:val="18"/>
+              </w:rPr>
+            </w:r>
+            <w:r>
+              <w:rPr>
+                <w:rFonts w:ascii="Arial" w:hAnsi="Arial" w:eastAsia="Arial" w:cs="Tahoma"/>
+                <w:sz w:val="18"/>
+              </w:rPr>
+              <w:t>null</w:t>
+            </w:r>
+          </w:p>
+        </w:tc>
+        <w:tc>
+          <w:tcPr>
+            <w:tcW w:type="dxa" w:w="2016"/>
+            <w:vAlign w:val="center"/>
+          </w:tcPr>
+          <w:p>
+            <w:pPr>
+              <w:keepLines/>
+              <w:spacing w:after="0"/>
+            </w:pPr>
+            <w:r>
+              <w:rPr>
+                <w:rFonts w:ascii="Arial" w:hAnsi="Arial" w:eastAsia="Arial" w:cs="Tahoma"/>
+                <w:sz w:val="18"/>
+              </w:rPr>
+            </w:r>
+            <w:r>
+              <w:rPr>
+                <w:rFonts w:ascii="Arial" w:hAnsi="Arial" w:eastAsia="Arial" w:cs="Tahoma"/>
+                <w:sz w:val="18"/>
+              </w:rPr>
+              <w:t>close 02; complete instance</w:t>
+            </w:r>
+          </w:p>
+        </w:tc>
+      </w:tr>
+      <w:tr>
+        <w:trPr>
+          <w:cantSplit/>
+        </w:trPr>
+        <w:tc>
+          <w:tcPr>
+            <w:tcW w:type="dxa" w:w="2016"/>
+            <w:vAlign w:val="center"/>
+          </w:tcPr>
+          <w:p>
+            <w:pPr>
+              <w:keepLines/>
+              <w:spacing w:after="0"/>
+            </w:pPr>
+            <w:r>
+              <w:rPr>
+                <w:rFonts w:ascii="Arial" w:hAnsi="Arial" w:eastAsia="Arial" w:cs="Tahoma"/>
+                <w:sz w:val="18"/>
+              </w:rPr>
+            </w:r>
+            <w:r>
+              <w:rPr>
+                <w:rFonts w:ascii="Arial" w:hAnsi="Arial" w:eastAsia="Arial" w:cs="Tahoma"/>
+                <w:sz w:val="18"/>
+              </w:rPr>
+              <w:t>03</w:t>
+            </w:r>
+          </w:p>
+        </w:tc>
+        <w:tc>
+          <w:tcPr>
+            <w:tcW w:type="dxa" w:w="2016"/>
+            <w:vAlign w:val="center"/>
+          </w:tcPr>
+          <w:p>
+            <w:pPr>
+              <w:keepLines/>
+              <w:spacing w:after="0"/>
+            </w:pPr>
+            <w:r>
+              <w:rPr>
+                <w:rFonts w:ascii="Arial" w:hAnsi="Arial" w:eastAsia="Arial" w:cs="Tahoma"/>
+                <w:sz w:val="18"/>
+              </w:rPr>
+            </w:r>
+            <w:r>
+              <w:rPr>
+                <w:rFonts w:ascii="Arial" w:hAnsi="Arial" w:eastAsia="Arial" w:cs="Tahoma"/>
+                <w:sz w:val="18"/>
+              </w:rPr>
+              <w:t>เห็นควรชดเชย</w:t>
+            </w:r>
+          </w:p>
+        </w:tc>
+        <w:tc>
+          <w:tcPr>
+            <w:tcW w:type="dxa" w:w="2016"/>
+            <w:vAlign w:val="center"/>
+          </w:tcPr>
+          <w:p>
+            <w:pPr>
+              <w:keepLines/>
+              <w:spacing w:after="0"/>
+            </w:pPr>
+            <w:r>
+              <w:rPr>
+                <w:rFonts w:ascii="Arial" w:hAnsi="Arial" w:eastAsia="Arial" w:cs="Tahoma"/>
+                <w:sz w:val="18"/>
+              </w:rPr>
+            </w:r>
+            <w:r>
+              <w:rPr>
+                <w:rFonts w:ascii="Arial" w:hAnsi="Arial" w:eastAsia="Arial" w:cs="Tahoma"/>
+                <w:sz w:val="18"/>
+              </w:rPr>
+              <w:t>99</w:t>
+            </w:r>
+          </w:p>
+        </w:tc>
+        <w:tc>
+          <w:tcPr>
+            <w:tcW w:type="dxa" w:w="2016"/>
+            <w:vAlign w:val="center"/>
+          </w:tcPr>
+          <w:p>
+            <w:pPr>
+              <w:keepLines/>
+              <w:spacing w:after="0"/>
+            </w:pPr>
+            <w:r>
+              <w:rPr>
+                <w:rFonts w:ascii="Arial" w:hAnsi="Arial" w:eastAsia="Arial" w:cs="Tahoma"/>
+                <w:sz w:val="18"/>
+              </w:rPr>
+            </w:r>
+            <w:r>
+              <w:rPr>
+                <w:rFonts w:ascii="Arial" w:hAnsi="Arial" w:eastAsia="Arial" w:cs="Tahoma"/>
+                <w:sz w:val="18"/>
+              </w:rPr>
+              <w:t>null</w:t>
+            </w:r>
+          </w:p>
+        </w:tc>
+        <w:tc>
+          <w:tcPr>
+            <w:tcW w:type="dxa" w:w="2016"/>
+            <w:vAlign w:val="center"/>
+          </w:tcPr>
+          <w:p>
+            <w:pPr>
+              <w:keepLines/>
+              <w:spacing w:after="0"/>
+            </w:pPr>
+            <w:r>
+              <w:rPr>
+                <w:rFonts w:ascii="Arial" w:hAnsi="Arial" w:eastAsia="Arial" w:cs="Tahoma"/>
+                <w:sz w:val="18"/>
+              </w:rPr>
+            </w:r>
+            <w:r>
+              <w:rPr>
+                <w:rFonts w:ascii="Arial" w:hAnsi="Arial" w:eastAsia="Arial" w:cs="Tahoma"/>
+                <w:sz w:val="18"/>
+              </w:rPr>
+              <w:t>close 03; complete instance</w:t>
+            </w:r>
+          </w:p>
+        </w:tc>
+      </w:tr>
+      <w:tr>
+        <w:trPr>
+          <w:cantSplit/>
+        </w:trPr>
+        <w:tc>
+          <w:tcPr>
+            <w:tcW w:type="dxa" w:w="2016"/>
+            <w:vAlign w:val="center"/>
+          </w:tcPr>
+          <w:p>
+            <w:pPr>
+              <w:keepLines/>
+              <w:spacing w:after="0"/>
+            </w:pPr>
+            <w:r>
+              <w:rPr>
+                <w:rFonts w:ascii="Arial" w:hAnsi="Arial" w:eastAsia="Arial" w:cs="Tahoma"/>
+                <w:sz w:val="18"/>
+              </w:rPr>
+            </w:r>
+            <w:r>
+              <w:rPr>
+                <w:rFonts w:ascii="Arial" w:hAnsi="Arial" w:eastAsia="Arial" w:cs="Tahoma"/>
+                <w:sz w:val="18"/>
+              </w:rPr>
+              <w:t>03</w:t>
+            </w:r>
+          </w:p>
+        </w:tc>
+        <w:tc>
+          <w:tcPr>
+            <w:tcW w:type="dxa" w:w="2016"/>
+            <w:vAlign w:val="center"/>
+          </w:tcPr>
+          <w:p>
+            <w:pPr>
+              <w:keepLines/>
+              <w:spacing w:after="0"/>
+            </w:pPr>
+            <w:r>
+              <w:rPr>
+                <w:rFonts w:ascii="Arial" w:hAnsi="Arial" w:eastAsia="Arial" w:cs="Tahoma"/>
+                <w:sz w:val="18"/>
+              </w:rPr>
+            </w:r>
+            <w:r>
+              <w:rPr>
+                <w:rFonts w:ascii="Arial" w:hAnsi="Arial" w:eastAsia="Arial" w:cs="Tahoma"/>
+                <w:sz w:val="18"/>
+              </w:rPr>
+              <w:t>เห็นควรไม่ชดเชย ⏳ *SDD GI ไม่ได้ระบุขั้น AVP — คงพฤติกรรมเดิม (ตีกลับ 06) รอ confirm*</w:t>
+            </w:r>
+          </w:p>
+        </w:tc>
+        <w:tc>
+          <w:tcPr>
+            <w:tcW w:type="dxa" w:w="2016"/>
+            <w:vAlign w:val="center"/>
+          </w:tcPr>
+          <w:p>
+            <w:pPr>
+              <w:keepLines/>
+              <w:spacing w:after="0"/>
+            </w:pPr>
+            <w:r>
+              <w:rPr>
+                <w:rFonts w:ascii="Arial" w:hAnsi="Arial" w:eastAsia="Arial" w:cs="Tahoma"/>
+                <w:sz w:val="18"/>
+              </w:rPr>
+            </w:r>
+            <w:r>
+              <w:rPr>
+                <w:rFonts w:ascii="Arial" w:hAnsi="Arial" w:eastAsia="Arial" w:cs="Tahoma"/>
+                <w:sz w:val="18"/>
+              </w:rPr>
               <w:t>06</w:t>
             </w:r>
           </w:p>
@@ -2338,7 +2823,7 @@
                 <w:rFonts w:ascii="Arial" w:hAnsi="Arial" w:eastAsia="Arial" w:cs="Tahoma"/>
                 <w:sz w:val="18"/>
               </w:rPr>
-              <w:t>เห็นควรไม่ชดเชย หรือ หยุดชดเชยประกันรายได้</w:t>
+              <w:t>06</w:t>
             </w:r>
           </w:p>
         </w:tc>
@@ -2363,10 +2848,15 @@
                 <w:rFonts w:ascii="Arial" w:hAnsi="Arial" w:eastAsia="Arial" w:cs="Tahoma"/>
                 <w:sz w:val="18"/>
               </w:rPr>
-              <w:t>99</w:t>
-            </w:r>
-          </w:p>
-        </w:tc>
+              <w:t>close 03; reopen 06</w:t>
+            </w:r>
+          </w:p>
+        </w:tc>
+      </w:tr>
+      <w:tr>
+        <w:trPr>
+          <w:cantSplit/>
+        </w:trPr>
         <w:tc>
           <w:tcPr>
             <w:tcW w:type="dxa" w:w="2016"/>
@@ -2388,7 +2878,7 @@
                 <w:rFonts w:ascii="Arial" w:hAnsi="Arial" w:eastAsia="Arial" w:cs="Tahoma"/>
                 <w:sz w:val="18"/>
               </w:rPr>
-              <w:t>null</w:t>
+              <w:t>ทุก section ที่รองรับ</w:t>
             </w:r>
           </w:p>
         </w:tc>
@@ -2413,13 +2903,957 @@
                 <w:rFonts w:ascii="Arial" w:hAnsi="Arial" w:eastAsia="Arial" w:cs="Tahoma"/>
                 <w:sz w:val="18"/>
               </w:rPr>
-              <w:t>close 06; complete instance</w:t>
+              <w:t>ส่งกลับ</w:t>
+            </w:r>
+          </w:p>
+        </w:tc>
+        <w:tc>
+          <w:tcPr>
+            <w:tcW w:type="dxa" w:w="2016"/>
+            <w:vAlign w:val="center"/>
+          </w:tcPr>
+          <w:p>
+            <w:pPr>
+              <w:keepLines/>
+              <w:spacing w:after="0"/>
+            </w:pPr>
+            <w:r>
+              <w:rPr>
+                <w:rFonts w:ascii="Arial" w:hAnsi="Arial" w:eastAsia="Arial" w:cs="Tahoma"/>
+                <w:sz w:val="18"/>
+              </w:rPr>
+            </w:r>
+            <w:r>
+              <w:rPr>
+                <w:rFonts w:ascii="Arial" w:hAnsi="Arial" w:eastAsia="Arial" w:cs="Tahoma"/>
+                <w:sz w:val="18"/>
+              </w:rPr>
+              <w:t>รหัส section ปลายทางตาม action option (08→06 · 01→06 · 02→01 · 03→02)</w:t>
+            </w:r>
+          </w:p>
+        </w:tc>
+        <w:tc>
+          <w:tcPr>
+            <w:tcW w:type="dxa" w:w="2016"/>
+            <w:vAlign w:val="center"/>
+          </w:tcPr>
+          <w:p>
+            <w:pPr>
+              <w:keepLines/>
+              <w:spacing w:after="0"/>
+            </w:pPr>
+            <w:r>
+              <w:rPr>
+                <w:rFonts w:ascii="Arial" w:hAnsi="Arial" w:eastAsia="Arial" w:cs="Tahoma"/>
+                <w:sz w:val="18"/>
+              </w:rPr>
+            </w:r>
+            <w:r>
+              <w:rPr>
+                <w:rFonts w:ascii="Arial" w:hAnsi="Arial" w:eastAsia="Arial" w:cs="Tahoma"/>
+                <w:sz w:val="18"/>
+              </w:rPr>
+              <w:t>section ปลายทาง</w:t>
+            </w:r>
+          </w:p>
+        </w:tc>
+        <w:tc>
+          <w:tcPr>
+            <w:tcW w:type="dxa" w:w="2016"/>
+            <w:vAlign w:val="center"/>
+          </w:tcPr>
+          <w:p>
+            <w:pPr>
+              <w:keepLines/>
+              <w:spacing w:after="0"/>
+            </w:pPr>
+            <w:r>
+              <w:rPr>
+                <w:rFonts w:ascii="Arial" w:hAnsi="Arial" w:eastAsia="Arial" w:cs="Tahoma"/>
+                <w:sz w:val="18"/>
+              </w:rPr>
+            </w:r>
+            <w:r>
+              <w:rPr>
+                <w:rFonts w:ascii="Arial" w:hAnsi="Arial" w:eastAsia="Arial" w:cs="Tahoma"/>
+                <w:sz w:val="18"/>
+              </w:rPr>
+              <w:t>close current; reopen target with new task id</w:t>
             </w:r>
           </w:p>
         </w:tc>
       </w:tr>
     </w:tbl>
     <w:p/>
+    <w:p>
+      <w:pPr>
+        <w:pStyle w:val="Heading2"/>
+        <w:keepNext/>
+        <w:keepLines/>
+        <w:pageBreakBefore w:val="0"/>
+      </w:pPr>
+      <w:r>
+        <w:t>5.1b Auto-assign เจ้าของงานคนเดิม (SDD สไลด์ 46 · 48 · 64)</w:t>
+      </w:r>
+    </w:p>
+    <w:p>
+      <w:pPr>
+        <w:keepNext w:val="0"/>
+      </w:pPr>
+      <w:r>
+        <w:t>สองปุ่มที่จบเอกสารเหมือนกันแต่พฤติกรรมหน้ารายการตรงข้ามกัน — BE ต้อง implement แยกกันให้ชัด ห้ามรวมเป็นเส้นเดียว</w:t>
+      </w:r>
+    </w:p>
+    <w:tbl>
+      <w:tblPr>
+        <w:tblStyle w:val="TableGrid"/>
+        <w:tblW w:type="auto" w:w="0"/>
+        <w:jc w:val="center"/>
+        <w:tblLook w:firstColumn="1" w:firstRow="1" w:lastColumn="0" w:lastRow="0" w:noHBand="0" w:noVBand="1" w:val="04A0"/>
+      </w:tblPr>
+      <w:tblGrid>
+        <w:gridCol w:w="2520"/>
+        <w:gridCol w:w="2520"/>
+        <w:gridCol w:w="2520"/>
+        <w:gridCol w:w="2520"/>
+      </w:tblGrid>
+      <w:tr>
+        <w:trPr>
+          <w:cantSplit/>
+        </w:trPr>
+        <w:tc>
+          <w:tcPr>
+            <w:tcW w:type="dxa" w:w="2520"/>
+            <w:vAlign w:val="center"/>
+            <w:shd w:fill="E8EEF5"/>
+          </w:tcPr>
+          <w:p>
+            <w:pPr>
+              <w:keepLines/>
+              <w:spacing w:after="0"/>
+            </w:pPr>
+            <w:r/>
+            <w:r>
+              <w:rPr>
+                <w:rFonts w:ascii="Arial" w:hAnsi="Arial" w:eastAsia="Arial" w:cs="Tahoma"/>
+                <w:b/>
+                <w:sz w:val="18"/>
+              </w:rPr>
+              <w:t>ปุ่มที่กดที่ขั้น 06</w:t>
+            </w:r>
+          </w:p>
+        </w:tc>
+        <w:tc>
+          <w:tcPr>
+            <w:tcW w:type="dxa" w:w="2520"/>
+            <w:vAlign w:val="center"/>
+            <w:shd w:fill="E8EEF5"/>
+          </w:tcPr>
+          <w:p>
+            <w:pPr>
+              <w:keepLines/>
+              <w:spacing w:after="0"/>
+            </w:pPr>
+            <w:r/>
+            <w:r>
+              <w:rPr>
+                <w:rFonts w:ascii="Arial" w:hAnsi="Arial" w:eastAsia="Arial" w:cs="Tahoma"/>
+                <w:b/>
+                <w:sz w:val="18"/>
+              </w:rPr>
+              <w:t>เดือนที่กด</w:t>
+            </w:r>
+          </w:p>
+        </w:tc>
+        <w:tc>
+          <w:tcPr>
+            <w:tcW w:type="dxa" w:w="2520"/>
+            <w:vAlign w:val="center"/>
+            <w:shd w:fill="E8EEF5"/>
+          </w:tcPr>
+          <w:p>
+            <w:pPr>
+              <w:keepLines/>
+              <w:spacing w:after="0"/>
+            </w:pPr>
+            <w:r/>
+            <w:r>
+              <w:rPr>
+                <w:rFonts w:ascii="Arial" w:hAnsi="Arial" w:eastAsia="Arial" w:cs="Tahoma"/>
+                <w:b/>
+                <w:sz w:val="18"/>
+              </w:rPr>
+              <w:t>เดือนถัดไป</w:t>
+            </w:r>
+          </w:p>
+        </w:tc>
+        <w:tc>
+          <w:tcPr>
+            <w:tcW w:type="dxa" w:w="2520"/>
+            <w:vAlign w:val="center"/>
+            <w:shd w:fill="E8EEF5"/>
+          </w:tcPr>
+          <w:p>
+            <w:pPr>
+              <w:keepLines/>
+              <w:spacing w:after="0"/>
+            </w:pPr>
+            <w:r/>
+            <w:r>
+              <w:rPr>
+                <w:rFonts w:ascii="Arial" w:hAnsi="Arial" w:eastAsia="Arial" w:cs="Tahoma"/>
+                <w:b/>
+                <w:sz w:val="18"/>
+              </w:rPr>
+              <w:t>ผู้ดำเนินการ (เจ้าของงาน)</w:t>
+            </w:r>
+          </w:p>
+        </w:tc>
+      </w:tr>
+      <w:tr>
+        <w:trPr>
+          <w:cantSplit/>
+        </w:trPr>
+        <w:tc>
+          <w:tcPr>
+            <w:tcW w:type="dxa" w:w="2520"/>
+            <w:vAlign w:val="center"/>
+          </w:tcPr>
+          <w:p>
+            <w:pPr>
+              <w:keepLines/>
+              <w:spacing w:after="0"/>
+            </w:pPr>
+            <w:r>
+              <w:rPr>
+                <w:rFonts w:ascii="Arial" w:hAnsi="Arial" w:eastAsia="Arial" w:cs="Tahoma"/>
+                <w:sz w:val="18"/>
+              </w:rPr>
+            </w:r>
+            <w:r>
+              <w:rPr>
+                <w:rFonts w:ascii="Arial" w:hAnsi="Arial" w:eastAsia="Arial" w:cs="Tahoma"/>
+                <w:sz w:val="18"/>
+              </w:rPr>
+              <w:t>เห็นควรไม่ชดเชยรายได้</w:t>
+            </w:r>
+          </w:p>
+        </w:tc>
+        <w:tc>
+          <w:tcPr>
+            <w:tcW w:type="dxa" w:w="2520"/>
+            <w:vAlign w:val="center"/>
+          </w:tcPr>
+          <w:p>
+            <w:pPr>
+              <w:keepLines/>
+              <w:spacing w:after="0"/>
+            </w:pPr>
+            <w:r>
+              <w:rPr>
+                <w:rFonts w:ascii="Arial" w:hAnsi="Arial" w:eastAsia="Arial" w:cs="Tahoma"/>
+                <w:sz w:val="18"/>
+              </w:rPr>
+            </w:r>
+            <w:r>
+              <w:rPr>
+                <w:rFonts w:ascii="Arial" w:hAnsi="Arial" w:eastAsia="Arial" w:cs="Tahoma"/>
+                <w:sz w:val="18"/>
+              </w:rPr>
+              <w:t xml:space="preserve">ปิดเอกสาร (99) และ GET /tasks ของ 06 ต้อง </w:t>
+            </w:r>
+            <w:r>
+              <w:rPr>
+                <w:rFonts w:ascii="Arial" w:hAnsi="Arial" w:eastAsia="Arial" w:cs="Tahoma"/>
+                <w:b/>
+                <w:sz w:val="18"/>
+              </w:rPr>
+              <w:t>ไม่คืน</w:t>
+            </w:r>
+            <w:r>
+              <w:rPr>
+                <w:rFonts w:ascii="Arial" w:hAnsi="Arial" w:eastAsia="Arial" w:cs="Tahoma"/>
+                <w:sz w:val="18"/>
+              </w:rPr>
+              <w:t xml:space="preserve"> เอกสารนี้ในเดือนนั้น</w:t>
+            </w:r>
+          </w:p>
+        </w:tc>
+        <w:tc>
+          <w:tcPr>
+            <w:tcW w:type="dxa" w:w="2520"/>
+            <w:vAlign w:val="center"/>
+          </w:tcPr>
+          <w:p>
+            <w:pPr>
+              <w:keepLines/>
+              <w:spacing w:after="0"/>
+            </w:pPr>
+            <w:r>
+              <w:rPr>
+                <w:rFonts w:ascii="Arial" w:hAnsi="Arial" w:eastAsia="Arial" w:cs="Tahoma"/>
+                <w:sz w:val="18"/>
+              </w:rPr>
+            </w:r>
+            <w:r>
+              <w:rPr>
+                <w:rFonts w:ascii="Arial" w:hAnsi="Arial" w:eastAsia="Arial" w:cs="Tahoma"/>
+                <w:sz w:val="18"/>
+              </w:rPr>
+              <w:t>ระบบตั้งงานรอบเดือนถัดไปของร้านเดิมอัตโนมัติ</w:t>
+            </w:r>
+          </w:p>
+        </w:tc>
+        <w:tc>
+          <w:tcPr>
+            <w:tcW w:type="dxa" w:w="2520"/>
+            <w:vAlign w:val="center"/>
+          </w:tcPr>
+          <w:p>
+            <w:pPr>
+              <w:keepLines/>
+              <w:spacing w:after="0"/>
+            </w:pPr>
+            <w:r>
+              <w:rPr>
+                <w:rFonts w:ascii="Arial" w:hAnsi="Arial" w:eastAsia="Arial" w:cs="Tahoma"/>
+                <w:sz w:val="18"/>
+              </w:rPr>
+            </w:r>
+            <w:r>
+              <w:rPr>
+                <w:rFonts w:ascii="Arial" w:hAnsi="Arial" w:eastAsia="Arial" w:cs="Tahoma"/>
+                <w:b/>
+                <w:sz w:val="18"/>
+              </w:rPr>
+              <w:t>คนเดิม</w:t>
+            </w:r>
+            <w:r>
+              <w:rPr>
+                <w:rFonts w:ascii="Arial" w:hAnsi="Arial" w:eastAsia="Arial" w:cs="Tahoma"/>
+                <w:sz w:val="18"/>
+              </w:rPr>
+              <w:t xml:space="preserve"> ที่พิจารณาเอกสารรอบก่อนในขั้นเดียวกัน</w:t>
+            </w:r>
+          </w:p>
+        </w:tc>
+      </w:tr>
+      <w:tr>
+        <w:trPr>
+          <w:cantSplit/>
+        </w:trPr>
+        <w:tc>
+          <w:tcPr>
+            <w:tcW w:type="dxa" w:w="2520"/>
+            <w:vAlign w:val="center"/>
+          </w:tcPr>
+          <w:p>
+            <w:pPr>
+              <w:keepLines/>
+              <w:spacing w:after="0"/>
+            </w:pPr>
+            <w:r>
+              <w:rPr>
+                <w:rFonts w:ascii="Arial" w:hAnsi="Arial" w:eastAsia="Arial" w:cs="Tahoma"/>
+                <w:sz w:val="18"/>
+              </w:rPr>
+            </w:r>
+            <w:r>
+              <w:rPr>
+                <w:rFonts w:ascii="Arial" w:hAnsi="Arial" w:eastAsia="Arial" w:cs="Tahoma"/>
+                <w:sz w:val="18"/>
+              </w:rPr>
+              <w:t>หยุดชดเชยประกันรายได้</w:t>
+            </w:r>
+          </w:p>
+        </w:tc>
+        <w:tc>
+          <w:tcPr>
+            <w:tcW w:type="dxa" w:w="2520"/>
+            <w:vAlign w:val="center"/>
+          </w:tcPr>
+          <w:p>
+            <w:pPr>
+              <w:keepLines/>
+              <w:spacing w:after="0"/>
+            </w:pPr>
+            <w:r>
+              <w:rPr>
+                <w:rFonts w:ascii="Arial" w:hAnsi="Arial" w:eastAsia="Arial" w:cs="Tahoma"/>
+                <w:sz w:val="18"/>
+              </w:rPr>
+            </w:r>
+            <w:r>
+              <w:rPr>
+                <w:rFonts w:ascii="Arial" w:hAnsi="Arial" w:eastAsia="Arial" w:cs="Tahoma"/>
+                <w:sz w:val="18"/>
+              </w:rPr>
+              <w:t xml:space="preserve">ปิดเอกสาร (99) แต่ GET /tasks ของ 06 </w:t>
+            </w:r>
+            <w:r>
+              <w:rPr>
+                <w:rFonts w:ascii="Arial" w:hAnsi="Arial" w:eastAsia="Arial" w:cs="Tahoma"/>
+                <w:b/>
+                <w:sz w:val="18"/>
+              </w:rPr>
+              <w:t>ต้องคืนทันที</w:t>
+            </w:r>
+            <w:r>
+              <w:rPr>
+                <w:rFonts w:ascii="Arial" w:hAnsi="Arial" w:eastAsia="Arial" w:cs="Tahoma"/>
+                <w:sz w:val="18"/>
+              </w:rPr>
+              <w:t xml:space="preserve"> พร้อม stoppedReopenable=true</w:t>
+            </w:r>
+          </w:p>
+        </w:tc>
+        <w:tc>
+          <w:tcPr>
+            <w:tcW w:type="dxa" w:w="2520"/>
+            <w:vAlign w:val="center"/>
+          </w:tcPr>
+          <w:p>
+            <w:pPr>
+              <w:keepLines/>
+              <w:spacing w:after="0"/>
+            </w:pPr>
+            <w:r>
+              <w:rPr>
+                <w:rFonts w:ascii="Arial" w:hAnsi="Arial" w:eastAsia="Arial" w:cs="Tahoma"/>
+                <w:sz w:val="18"/>
+              </w:rPr>
+            </w:r>
+            <w:r>
+              <w:rPr>
+                <w:rFonts w:ascii="Arial" w:hAnsi="Arial" w:eastAsia="Arial" w:cs="Tahoma"/>
+                <w:sz w:val="18"/>
+              </w:rPr>
+              <w:t>ไม่มีการตั้งงานอัตโนมัติ</w:t>
+            </w:r>
+          </w:p>
+        </w:tc>
+        <w:tc>
+          <w:tcPr>
+            <w:tcW w:type="dxa" w:w="2520"/>
+            <w:vAlign w:val="center"/>
+          </w:tcPr>
+          <w:p>
+            <w:pPr>
+              <w:keepLines/>
+              <w:spacing w:after="0"/>
+            </w:pPr>
+            <w:r>
+              <w:rPr>
+                <w:rFonts w:ascii="Arial" w:hAnsi="Arial" w:eastAsia="Arial" w:cs="Tahoma"/>
+                <w:sz w:val="18"/>
+              </w:rPr>
+            </w:r>
+            <w:r>
+              <w:rPr>
+                <w:rFonts w:ascii="Arial" w:hAnsi="Arial" w:eastAsia="Arial" w:cs="Tahoma"/>
+                <w:sz w:val="18"/>
+              </w:rPr>
+              <w:t>ฝ่าย SBP DSA (06)</w:t>
+            </w:r>
+          </w:p>
+        </w:tc>
+      </w:tr>
+      <w:tr>
+        <w:trPr>
+          <w:cantSplit/>
+        </w:trPr>
+        <w:tc>
+          <w:tcPr>
+            <w:tcW w:type="dxa" w:w="2520"/>
+            <w:vAlign w:val="center"/>
+          </w:tcPr>
+          <w:p>
+            <w:pPr>
+              <w:keepLines/>
+              <w:spacing w:after="0"/>
+            </w:pPr>
+            <w:r>
+              <w:rPr>
+                <w:rFonts w:ascii="Arial" w:hAnsi="Arial" w:eastAsia="Arial" w:cs="Tahoma"/>
+                <w:sz w:val="18"/>
+              </w:rPr>
+            </w:r>
+            <w:r>
+              <w:rPr>
+                <w:rFonts w:ascii="Arial" w:hAnsi="Arial" w:eastAsia="Arial" w:cs="Tahoma"/>
+                <w:sz w:val="18"/>
+              </w:rPr>
+              <w:t>เคสต่อเนื่อง (ไม่ใช่ปุ่ม — เงื่อนไขของงานรอบถัดไป)</w:t>
+            </w:r>
+          </w:p>
+        </w:tc>
+        <w:tc>
+          <w:tcPr>
+            <w:tcW w:type="dxa" w:w="2520"/>
+            <w:vAlign w:val="center"/>
+          </w:tcPr>
+          <w:p>
+            <w:pPr>
+              <w:keepLines/>
+              <w:spacing w:after="0"/>
+            </w:pPr>
+            <w:r>
+              <w:rPr>
+                <w:rFonts w:ascii="Arial" w:hAnsi="Arial" w:eastAsia="Arial" w:cs="Tahoma"/>
+                <w:sz w:val="18"/>
+              </w:rPr>
+            </w:r>
+            <w:r>
+              <w:rPr>
+                <w:rFonts w:ascii="Arial" w:hAnsi="Arial" w:eastAsia="Arial" w:cs="Tahoma"/>
+                <w:sz w:val="18"/>
+              </w:rPr>
+              <w:t>ระบบสร้างงานให้เอง ไม่ต้องแจกงานด้วยมือ</w:t>
+            </w:r>
+          </w:p>
+        </w:tc>
+        <w:tc>
+          <w:tcPr>
+            <w:tcW w:type="dxa" w:w="2520"/>
+            <w:vAlign w:val="center"/>
+          </w:tcPr>
+          <w:p>
+            <w:pPr>
+              <w:keepLines/>
+              <w:spacing w:after="0"/>
+            </w:pPr>
+            <w:r>
+              <w:rPr>
+                <w:rFonts w:ascii="Arial" w:hAnsi="Arial" w:eastAsia="Arial" w:cs="Tahoma"/>
+                <w:sz w:val="18"/>
+              </w:rPr>
+            </w:r>
+            <w:r>
+              <w:rPr>
+                <w:rFonts w:ascii="Arial" w:hAnsi="Arial" w:eastAsia="Arial" w:cs="Tahoma"/>
+                <w:sz w:val="18"/>
+              </w:rPr>
+              <w:t>เหมือนกันทุกเดือนที่ยังต่อเนื่อง</w:t>
+            </w:r>
+          </w:p>
+        </w:tc>
+        <w:tc>
+          <w:tcPr>
+            <w:tcW w:type="dxa" w:w="2520"/>
+            <w:vAlign w:val="center"/>
+          </w:tcPr>
+          <w:p>
+            <w:pPr>
+              <w:keepLines/>
+              <w:spacing w:after="0"/>
+            </w:pPr>
+            <w:r>
+              <w:rPr>
+                <w:rFonts w:ascii="Arial" w:hAnsi="Arial" w:eastAsia="Arial" w:cs="Tahoma"/>
+                <w:sz w:val="18"/>
+              </w:rPr>
+            </w:r>
+            <w:r>
+              <w:rPr>
+                <w:rFonts w:ascii="Arial" w:hAnsi="Arial" w:eastAsia="Arial" w:cs="Tahoma"/>
+                <w:b/>
+                <w:sz w:val="18"/>
+              </w:rPr>
+              <w:t>คนเดิม</w:t>
+            </w:r>
+            <w:r>
+              <w:rPr>
+                <w:rFonts w:ascii="Arial" w:hAnsi="Arial" w:eastAsia="Arial" w:cs="Tahoma"/>
+                <w:sz w:val="18"/>
+              </w:rPr>
+              <w:t xml:space="preserve"> — เจ้าหน้าที่ SBP DSA รอบก่อนหน้า</w:t>
+            </w:r>
+          </w:p>
+        </w:tc>
+      </w:tr>
+    </w:tbl>
+    <w:p/>
+    <w:p>
+      <w:r>
+        <w:rPr>
+          <w:b/>
+        </w:rPr>
+        <w:t>วิธี resolve เจ้าของงานคนเดิม</w:t>
+      </w:r>
+      <w:r>
+        <w:t xml:space="preserve"> — ไม่มีคอลัมน์ assignee ในตารางของ SBPGI (ตาราง workflow_tasks ถูกตัดออกจากโครง 20 ตารางแล้ว) ผู้รับผิดชอบเป็นข้อมูลของ engine</w:t>
+      </w:r>
+    </w:p>
+    <w:tbl>
+      <w:tblPr>
+        <w:tblStyle w:val="TableGrid"/>
+        <w:tblW w:type="auto" w:w="0"/>
+        <w:jc w:val="center"/>
+        <w:tblLook w:firstColumn="1" w:firstRow="1" w:lastColumn="0" w:lastRow="0" w:noHBand="0" w:noVBand="1" w:val="04A0"/>
+      </w:tblPr>
+      <w:tblGrid>
+        <w:gridCol w:w="5040"/>
+        <w:gridCol w:w="5040"/>
+      </w:tblGrid>
+      <w:tr>
+        <w:trPr>
+          <w:cantSplit/>
+        </w:trPr>
+        <w:tc>
+          <w:tcPr>
+            <w:tcW w:type="dxa" w:w="5040"/>
+            <w:vAlign w:val="center"/>
+            <w:shd w:fill="E8EEF5"/>
+          </w:tcPr>
+          <w:p>
+            <w:pPr>
+              <w:keepLines/>
+              <w:spacing w:after="0"/>
+            </w:pPr>
+            <w:r/>
+            <w:r>
+              <w:rPr>
+                <w:rFonts w:ascii="Arial" w:hAnsi="Arial" w:eastAsia="Arial" w:cs="Tahoma"/>
+                <w:b/>
+                <w:sz w:val="18"/>
+              </w:rPr>
+              <w:t>ขั้น</w:t>
+            </w:r>
+          </w:p>
+        </w:tc>
+        <w:tc>
+          <w:tcPr>
+            <w:tcW w:type="dxa" w:w="5040"/>
+            <w:vAlign w:val="center"/>
+            <w:shd w:fill="E8EEF5"/>
+          </w:tcPr>
+          <w:p>
+            <w:pPr>
+              <w:keepLines/>
+              <w:spacing w:after="0"/>
+            </w:pPr>
+            <w:r/>
+            <w:r>
+              <w:rPr>
+                <w:rFonts w:ascii="Arial" w:hAnsi="Arial" w:eastAsia="Arial" w:cs="Tahoma"/>
+                <w:b/>
+                <w:sz w:val="18"/>
+              </w:rPr>
+              <w:t>การทำงาน</w:t>
+            </w:r>
+          </w:p>
+        </w:tc>
+      </w:tr>
+      <w:tr>
+        <w:trPr>
+          <w:cantSplit/>
+        </w:trPr>
+        <w:tc>
+          <w:tcPr>
+            <w:tcW w:type="dxa" w:w="5040"/>
+            <w:vAlign w:val="center"/>
+          </w:tcPr>
+          <w:p>
+            <w:pPr>
+              <w:keepLines/>
+              <w:spacing w:after="0"/>
+            </w:pPr>
+            <w:r>
+              <w:rPr>
+                <w:rFonts w:ascii="Arial" w:hAnsi="Arial" w:eastAsia="Arial" w:cs="Tahoma"/>
+                <w:sz w:val="18"/>
+              </w:rPr>
+            </w:r>
+            <w:r>
+              <w:rPr>
+                <w:rFonts w:ascii="Arial" w:hAnsi="Arial" w:eastAsia="Arial" w:cs="Tahoma"/>
+                <w:sz w:val="18"/>
+              </w:rPr>
+              <w:t>1</w:t>
+            </w:r>
+          </w:p>
+        </w:tc>
+        <w:tc>
+          <w:tcPr>
+            <w:tcW w:type="dxa" w:w="5040"/>
+            <w:vAlign w:val="center"/>
+          </w:tcPr>
+          <w:p>
+            <w:pPr>
+              <w:keepLines/>
+              <w:spacing w:after="0"/>
+            </w:pPr>
+            <w:r>
+              <w:rPr>
+                <w:rFonts w:ascii="Arial" w:hAnsi="Arial" w:eastAsia="Arial" w:cs="Tahoma"/>
+                <w:sz w:val="18"/>
+              </w:rPr>
+            </w:r>
+            <w:r>
+              <w:rPr>
+                <w:rFonts w:ascii="Arial" w:hAnsi="Arial" w:eastAsia="Arial" w:cs="Tahoma"/>
+                <w:sz w:val="18"/>
+              </w:rPr>
+              <w:t>หาเอกสารรอบก่อนหน้าของร้านเดียวกัน (impacted_store_code เดิม · round_no/loop_no ก่อนหน้า)</w:t>
+            </w:r>
+          </w:p>
+        </w:tc>
+      </w:tr>
+      <w:tr>
+        <w:trPr>
+          <w:cantSplit/>
+        </w:trPr>
+        <w:tc>
+          <w:tcPr>
+            <w:tcW w:type="dxa" w:w="5040"/>
+            <w:vAlign w:val="center"/>
+          </w:tcPr>
+          <w:p>
+            <w:pPr>
+              <w:keepLines/>
+              <w:spacing w:after="0"/>
+            </w:pPr>
+            <w:r>
+              <w:rPr>
+                <w:rFonts w:ascii="Arial" w:hAnsi="Arial" w:eastAsia="Arial" w:cs="Tahoma"/>
+                <w:sz w:val="18"/>
+              </w:rPr>
+            </w:r>
+            <w:r>
+              <w:rPr>
+                <w:rFonts w:ascii="Arial" w:hAnsi="Arial" w:eastAsia="Arial" w:cs="Tahoma"/>
+                <w:sz w:val="18"/>
+              </w:rPr>
+              <w:t>2</w:t>
+            </w:r>
+          </w:p>
+        </w:tc>
+        <w:tc>
+          <w:tcPr>
+            <w:tcW w:type="dxa" w:w="5040"/>
+            <w:vAlign w:val="center"/>
+          </w:tcPr>
+          <w:p>
+            <w:pPr>
+              <w:keepLines/>
+              <w:spacing w:after="0"/>
+            </w:pPr>
+            <w:r>
+              <w:rPr>
+                <w:rFonts w:ascii="Arial" w:hAnsi="Arial" w:eastAsia="Arial" w:cs="Tahoma"/>
+                <w:sz w:val="18"/>
+              </w:rPr>
+            </w:r>
+            <w:r>
+              <w:rPr>
+                <w:rFonts w:ascii="Arial" w:hAnsi="Arial" w:eastAsia="Arial" w:cs="Tahoma"/>
+                <w:sz w:val="18"/>
+              </w:rPr>
+              <w:t>อ่าน consideration_logs แถวล่าสุดของเอกสารนั้นที่ section_code = ขั้นที่จะมอบหมาย -&gt; consider_by (คอลัมน์ผู้ดำเนินการ · อ้าง business_user ของระบบเดิม)</w:t>
+            </w:r>
+          </w:p>
+        </w:tc>
+      </w:tr>
+      <w:tr>
+        <w:trPr>
+          <w:cantSplit/>
+        </w:trPr>
+        <w:tc>
+          <w:tcPr>
+            <w:tcW w:type="dxa" w:w="5040"/>
+            <w:vAlign w:val="center"/>
+          </w:tcPr>
+          <w:p>
+            <w:pPr>
+              <w:keepLines/>
+              <w:spacing w:after="0"/>
+            </w:pPr>
+            <w:r>
+              <w:rPr>
+                <w:rFonts w:ascii="Arial" w:hAnsi="Arial" w:eastAsia="Arial" w:cs="Tahoma"/>
+                <w:sz w:val="18"/>
+              </w:rPr>
+            </w:r>
+            <w:r>
+              <w:rPr>
+                <w:rFonts w:ascii="Arial" w:hAnsi="Arial" w:eastAsia="Arial" w:cs="Tahoma"/>
+                <w:sz w:val="18"/>
+              </w:rPr>
+              <w:t>3</w:t>
+            </w:r>
+          </w:p>
+        </w:tc>
+        <w:tc>
+          <w:tcPr>
+            <w:tcW w:type="dxa" w:w="5040"/>
+            <w:vAlign w:val="center"/>
+          </w:tcPr>
+          <w:p>
+            <w:pPr>
+              <w:keepLines/>
+              <w:spacing w:after="0"/>
+            </w:pPr>
+            <w:r>
+              <w:rPr>
+                <w:rFonts w:ascii="Arial" w:hAnsi="Arial" w:eastAsia="Arial" w:cs="Tahoma"/>
+                <w:sz w:val="18"/>
+              </w:rPr>
+            </w:r>
+            <w:r>
+              <w:rPr>
+                <w:rFonts w:ascii="Arial" w:hAnsi="Arial" w:eastAsia="Arial" w:cs="Tahoma"/>
+                <w:sz w:val="18"/>
+              </w:rPr>
+              <w:t>ผูกเป็นผู้รับผิดชอบผ่าน addPreApprover(versionId, referenceId, stateId, approver, seq) ของ @srm/glb-workflow</w:t>
+            </w:r>
+          </w:p>
+        </w:tc>
+      </w:tr>
+      <w:tr>
+        <w:trPr>
+          <w:cantSplit/>
+        </w:trPr>
+        <w:tc>
+          <w:tcPr>
+            <w:tcW w:type="dxa" w:w="5040"/>
+            <w:vAlign w:val="center"/>
+          </w:tcPr>
+          <w:p>
+            <w:pPr>
+              <w:keepLines/>
+              <w:spacing w:after="0"/>
+            </w:pPr>
+            <w:r>
+              <w:rPr>
+                <w:rFonts w:ascii="Arial" w:hAnsi="Arial" w:eastAsia="Arial" w:cs="Tahoma"/>
+                <w:sz w:val="18"/>
+              </w:rPr>
+            </w:r>
+            <w:r>
+              <w:rPr>
+                <w:rFonts w:ascii="Arial" w:hAnsi="Arial" w:eastAsia="Arial" w:cs="Tahoma"/>
+                <w:sz w:val="18"/>
+              </w:rPr>
+              <w:t>4</w:t>
+            </w:r>
+          </w:p>
+        </w:tc>
+        <w:tc>
+          <w:tcPr>
+            <w:tcW w:type="dxa" w:w="5040"/>
+            <w:vAlign w:val="center"/>
+          </w:tcPr>
+          <w:p>
+            <w:pPr>
+              <w:keepLines/>
+              <w:spacing w:after="0"/>
+            </w:pPr>
+            <w:r>
+              <w:rPr>
+                <w:rFonts w:ascii="Arial" w:hAnsi="Arial" w:eastAsia="Arial" w:cs="Tahoma"/>
+                <w:sz w:val="18"/>
+              </w:rPr>
+            </w:r>
+            <w:r>
+              <w:rPr>
+                <w:rFonts w:ascii="Arial" w:hAnsi="Arial" w:eastAsia="Arial" w:cs="Tahoma"/>
+                <w:sz w:val="18"/>
+              </w:rPr>
+              <w:t>Fallback: รอบก่อนไม่เคยผ่านขั้นนั้น หรือพนักงานไม่อยู่ในกลุ่มแล้ว -&gt; มอบหมายตาม group ของ auth-backend ตามปกติ</w:t>
+            </w:r>
+          </w:p>
+        </w:tc>
+      </w:tr>
+      <w:tr>
+        <w:trPr>
+          <w:cantSplit/>
+        </w:trPr>
+        <w:tc>
+          <w:tcPr>
+            <w:tcW w:type="dxa" w:w="5040"/>
+            <w:vAlign w:val="center"/>
+          </w:tcPr>
+          <w:p>
+            <w:pPr>
+              <w:keepLines/>
+              <w:spacing w:after="0"/>
+            </w:pPr>
+            <w:r>
+              <w:rPr>
+                <w:rFonts w:ascii="Arial" w:hAnsi="Arial" w:eastAsia="Arial" w:cs="Tahoma"/>
+                <w:sz w:val="18"/>
+              </w:rPr>
+            </w:r>
+            <w:r>
+              <w:rPr>
+                <w:rFonts w:ascii="Arial" w:hAnsi="Arial" w:eastAsia="Arial" w:cs="Tahoma"/>
+                <w:sz w:val="18"/>
+              </w:rPr>
+              <w:t>5</w:t>
+            </w:r>
+          </w:p>
+        </w:tc>
+        <w:tc>
+          <w:tcPr>
+            <w:tcW w:type="dxa" w:w="5040"/>
+            <w:vAlign w:val="center"/>
+          </w:tcPr>
+          <w:p>
+            <w:pPr>
+              <w:keepLines/>
+              <w:spacing w:after="0"/>
+            </w:pPr>
+            <w:r>
+              <w:rPr>
+                <w:rFonts w:ascii="Arial" w:hAnsi="Arial" w:eastAsia="Arial" w:cs="Tahoma"/>
+                <w:sz w:val="18"/>
+              </w:rPr>
+            </w:r>
+            <w:r>
+              <w:rPr>
+                <w:rFonts w:ascii="Arial" w:hAnsi="Arial" w:eastAsia="Arial" w:cs="Tahoma"/>
+                <w:sz w:val="18"/>
+              </w:rPr>
+              <w:t>พนักงานลาออกยังต้องเปิด SR เพื่อแก้ชื่อผู้ดำเนินการ (ข้อจำกัดที่ SDD สไลด์ 48 ระบุ ไม่แก้ในเฟสนี้)</w:t>
+            </w:r>
+          </w:p>
+        </w:tc>
+      </w:tr>
+    </w:tbl>
+    <w:p/>
+    <w:p>
+      <w:pPr>
+        <w:keepLines w:val="0"/>
+        <w:ind w:left="288"/>
+      </w:pPr>
+      <w:r>
+        <w:rPr>
+          <w:rFonts w:ascii="Courier New" w:hAnsi="Courier New" w:eastAsia="Courier New" w:cs="Tahoma"/>
+          <w:sz w:val="16"/>
+        </w:rPr>
+        <w:t>-- resolve เจ้าของงานคนเดิมของขั้น :sectionCode จากเอกสารรอบก่อนของร้านเดียวกัน</w:t>
+        <w:br/>
+        <w:t>SELECT cl.consider_by</w:t>
+        <w:br/>
+        <w:t>FROM compensation_documents d</w:t>
+        <w:br/>
+        <w:t>JOIN consideration_logs cl ON cl.doc_no = d.doc_no</w:t>
+        <w:br/>
+        <w:t>WHERE d.impacted_store_code = :impactedStoreCode</w:t>
+        <w:br/>
+        <w:t xml:space="preserve">  AND d.doc_no &lt;&gt; :currentDocNo</w:t>
+        <w:br/>
+        <w:t xml:space="preserve">  AND cl.section_code = :sectionCode</w:t>
+        <w:br/>
+        <w:t>ORDER BY d.round_no DESC, d.loop_no DESC, cl.action_datetime DESC</w:t>
+        <w:br/>
+        <w:t>LIMIT 1;</w:t>
+        <w:br/>
+        <w:t>-- ได้ค่าแล้วส่งเข้า addPreApprover(...) ตอนเปิดงานรอบใหม่ ห้าม INSERT sps_store.workflow_approver เอง</w:t>
+        <w:br/>
+        <w:t>-- NULL -&gt; fallback group ของ auth-backend</w:t>
+      </w:r>
+    </w:p>
     <w:p>
       <w:pPr>
         <w:pStyle w:val="Heading2"/>

--- a/LLDD/word/BE/LLDD-BE-API-Document-Workflow-Actions.docx
+++ b/LLDD/word/BE/LLDD-BE-API-Document-Workflow-Actions.docx
@@ -3160,7 +3160,7 @@
                 <w:rFonts w:ascii="Arial" w:hAnsi="Arial" w:eastAsia="Arial" w:cs="Tahoma"/>
                 <w:sz w:val="18"/>
               </w:rPr>
-              <w:t xml:space="preserve">ปิดเอกสาร (99) และ GET /tasks ของ 06 ต้อง </w:t>
+              <w:t xml:space="preserve">ปิดเอกสาร (99) และ GET /sbpgi/document/tasks ของ 06 ต้อง </w:t>
             </w:r>
             <w:r>
               <w:rPr>
@@ -3288,7 +3288,7 @@
                 <w:rFonts w:ascii="Arial" w:hAnsi="Arial" w:eastAsia="Arial" w:cs="Tahoma"/>
                 <w:sz w:val="18"/>
               </w:rPr>
-              <w:t xml:space="preserve">ปิดเอกสาร (99) แต่ GET /tasks ของ 06 </w:t>
+              <w:t xml:space="preserve">ปิดเอกสาร (99) แต่ GET /sbpgi/document/tasks ของ 06 </w:t>
             </w:r>
             <w:r>
               <w:rPr>
@@ -4456,14 +4456,14 @@
                 <w:rFonts w:ascii="Arial" w:hAnsi="Arial" w:eastAsia="Arial" w:cs="Tahoma"/>
                 <w:sz w:val="18"/>
               </w:rPr>
-              <w:t xml:space="preserve">DP-7 · แหล่งข้อมูลของ </w:t>
+              <w:t xml:space="preserve">DP-7 ✅ ปิดแล้ว 2026-08-24 · แหล่งข้อมูลของ </w:t>
             </w:r>
             <w:r>
               <w:rPr>
                 <w:rFonts w:ascii="Courier New" w:hAnsi="Courier New" w:eastAsia="Courier New" w:cs="Tahoma"/>
                 <w:sz w:val="18"/>
               </w:rPr>
-              <w:t>GET /documents/{docNo}/timeline</w:t>
+              <w:t>GET /sbpgi/document/{docNo}/timeline</w:t>
             </w:r>
           </w:p>
         </w:tc>
@@ -4486,6 +4486,53 @@
             <w:r>
               <w:rPr>
                 <w:rFonts w:ascii="Arial" w:hAnsi="Arial" w:eastAsia="Arial" w:cs="Tahoma"/>
+                <w:b/>
+                <w:sz w:val="18"/>
+              </w:rPr>
+              <w:t>เลือกข้อนี้ — อ่าน `consideration_logs` ของ SBPGI เป็น timeline เต็ม</w:t>
+            </w:r>
+            <w:r>
+              <w:rPr>
+                <w:rFonts w:ascii="Arial" w:hAnsi="Arial" w:eastAsia="Arial" w:cs="Tahoma"/>
+                <w:sz w:val="18"/>
+              </w:rPr>
+              <w:t xml:space="preserve"> (ผูก </w:t>
+            </w:r>
+            <w:r>
+              <w:rPr>
+                <w:rFonts w:ascii="Courier New" w:hAnsi="Courier New" w:eastAsia="Courier New" w:cs="Tahoma"/>
+                <w:sz w:val="18"/>
+              </w:rPr>
+              <w:t>transaction_id</w:t>
+            </w:r>
+            <w:r>
+              <w:rPr>
+                <w:rFonts w:ascii="Arial" w:hAnsi="Arial" w:eastAsia="Arial" w:cs="Tahoma"/>
+                <w:sz w:val="18"/>
+              </w:rPr>
+              <w:t xml:space="preserve"> ของ engine)</w:t>
+            </w:r>
+          </w:p>
+        </w:tc>
+        <w:tc>
+          <w:tcPr>
+            <w:tcW w:type="dxa" w:w="2520"/>
+            <w:vAlign w:val="center"/>
+          </w:tcPr>
+          <w:p>
+            <w:pPr>
+              <w:keepLines/>
+              <w:spacing w:after="0"/>
+            </w:pPr>
+            <w:r>
+              <w:rPr>
+                <w:rFonts w:ascii="Arial" w:hAnsi="Arial" w:eastAsia="Arial" w:cs="Tahoma"/>
+                <w:sz w:val="18"/>
+              </w:rPr>
+            </w:r>
+            <w:r>
+              <w:rPr>
+                <w:rFonts w:ascii="Arial" w:hAnsi="Arial" w:eastAsia="Arial" w:cs="Tahoma"/>
                 <w:sz w:val="18"/>
               </w:rPr>
               <w:t xml:space="preserve">อ่าน </w:t>
@@ -4495,59 +4542,20 @@
                 <w:rFonts w:ascii="Courier New" w:hAnsi="Courier New" w:eastAsia="Courier New" w:cs="Tahoma"/>
                 <w:sz w:val="18"/>
               </w:rPr>
-              <w:t>consideration_logs</w:t>
-            </w:r>
-            <w:r>
-              <w:rPr>
-                <w:rFonts w:ascii="Arial" w:hAnsi="Arial" w:eastAsia="Arial" w:cs="Tahoma"/>
-                <w:sz w:val="18"/>
-              </w:rPr>
-              <w:t xml:space="preserve"> ของ SBPGI เป็น timeline เต็ม (สถานะปัจจุบันของแบบ)</w:t>
-            </w:r>
-          </w:p>
-        </w:tc>
-        <w:tc>
-          <w:tcPr>
-            <w:tcW w:type="dxa" w:w="2520"/>
-            <w:vAlign w:val="center"/>
-          </w:tcPr>
-          <w:p>
-            <w:pPr>
-              <w:keepLines/>
-              <w:spacing w:after="0"/>
-            </w:pPr>
-            <w:r>
-              <w:rPr>
-                <w:rFonts w:ascii="Arial" w:hAnsi="Arial" w:eastAsia="Arial" w:cs="Tahoma"/>
-                <w:sz w:val="18"/>
-              </w:rPr>
-            </w:r>
-            <w:r>
-              <w:rPr>
-                <w:rFonts w:ascii="Arial" w:hAnsi="Arial" w:eastAsia="Arial" w:cs="Tahoma"/>
-                <w:sz w:val="18"/>
-              </w:rPr>
-              <w:t xml:space="preserve">อ่าน </w:t>
+              <w:t>getHistory()</w:t>
+            </w:r>
+            <w:r>
+              <w:rPr>
+                <w:rFonts w:ascii="Arial" w:hAnsi="Arial" w:eastAsia="Arial" w:cs="Tahoma"/>
+                <w:sz w:val="18"/>
+              </w:rPr>
+              <w:t xml:space="preserve"> / </w:t>
             </w:r>
             <w:r>
               <w:rPr>
                 <w:rFonts w:ascii="Courier New" w:hAnsi="Courier New" w:eastAsia="Courier New" w:cs="Tahoma"/>
                 <w:sz w:val="18"/>
               </w:rPr>
-              <w:t>getHistory()</w:t>
-            </w:r>
-            <w:r>
-              <w:rPr>
-                <w:rFonts w:ascii="Arial" w:hAnsi="Arial" w:eastAsia="Arial" w:cs="Tahoma"/>
-                <w:sz w:val="18"/>
-              </w:rPr>
-              <w:t xml:space="preserve"> / </w:t>
-            </w:r>
-            <w:r>
-              <w:rPr>
-                <w:rFonts w:ascii="Courier New" w:hAnsi="Courier New" w:eastAsia="Courier New" w:cs="Tahoma"/>
-                <w:sz w:val="18"/>
-              </w:rPr>
               <w:t>sps_store.workflow_history</w:t>
             </w:r>
             <w:r>
@@ -4555,21 +4563,7 @@
                 <w:rFonts w:ascii="Arial" w:hAnsi="Arial" w:eastAsia="Arial" w:cs="Tahoma"/>
                 <w:sz w:val="18"/>
               </w:rPr>
-              <w:t xml:space="preserve"> ของ engine แล้ว join </w:t>
-            </w:r>
-            <w:r>
-              <w:rPr>
-                <w:rFonts w:ascii="Courier New" w:hAnsi="Courier New" w:eastAsia="Courier New" w:cs="Tahoma"/>
-                <w:sz w:val="18"/>
-              </w:rPr>
-              <w:t>consideration_logs</w:t>
-            </w:r>
-            <w:r>
-              <w:rPr>
-                <w:rFonts w:ascii="Arial" w:hAnsi="Arial" w:eastAsia="Arial" w:cs="Tahoma"/>
-                <w:sz w:val="18"/>
-              </w:rPr>
-              <w:t xml:space="preserve"> เป็นตารางส่วนขยาย (decision code · ไฟล์แนบ · ความเห็น ซึ่ง engine ไม่มี)</w:t>
+              <w:t xml:space="preserve"> ของ engine แล้ว join — ตกไป · เป็นตารางส่วนขยาย (decision code · ไฟล์แนบ · ความเห็น ซึ่ง engine ไม่มี)</w:t>
             </w:r>
           </w:p>
         </w:tc>
@@ -5243,7 +5237,7 @@
                 <w:rFonts w:ascii="Arial" w:hAnsi="Arial" w:eastAsia="Arial" w:cs="Tahoma"/>
                 <w:sz w:val="18"/>
               </w:rPr>
-              <w:t>POST /api/v1/documents/{docNo}/actions; GET /api/v1/documents/{docNo}/timeline</w:t>
+              <w:t>POST /api/v1/sbpgi/document/{docNo}/actions; GET /api/v1/sbpgi/document/{docNo}/timeline</w:t>
             </w:r>
           </w:p>
         </w:tc>
@@ -5502,7 +5496,7 @@
                 <w:rFonts w:ascii="Arial" w:hAnsi="Arial" w:eastAsia="Arial" w:cs="Tahoma"/>
                 <w:sz w:val="18"/>
               </w:rPr>
-              <w:t>POST /api/v1/documents/{docNo}/actions</w:t>
+              <w:t>POST /api/v1/sbpgi/document/{docNo}/actions</w:t>
             </w:r>
           </w:p>
         </w:tc>
@@ -5607,7 +5601,7 @@
                 <w:rFonts w:ascii="Arial" w:hAnsi="Arial" w:eastAsia="Arial" w:cs="Tahoma"/>
                 <w:sz w:val="18"/>
               </w:rPr>
-              <w:t>GET /api/v1/documents/{docNo}/timeline</w:t>
+              <w:t>GET /api/v1/sbpgi/document/{docNo}/timeline</w:t>
             </w:r>
           </w:p>
         </w:tc>
@@ -6266,13 +6260,668 @@
                 <w:rFonts w:ascii="Arial" w:hAnsi="Arial" w:eastAsia="Arial" w:cs="Tahoma"/>
                 <w:sz w:val="18"/>
               </w:rPr>
-              <w:t>submit compensate</w:t>
+              <w:t>— (ยังไม่มี test เฉพาะขั้นนี้ · ครอบด้วย test รวมของเอกสารในหัวข้อ 11)</w:t>
             </w:r>
           </w:p>
         </w:tc>
       </w:tr>
     </w:tbl>
     <w:p/>
+    <w:p>
+      <w:pPr>
+        <w:pStyle w:val="Heading2"/>
+        <w:keepNext/>
+        <w:keepLines/>
+        <w:pageBreakBefore w:val="0"/>
+      </w:pPr>
+      <w:r>
+        <w:t>5.92 Workflow Trigger Event Contract</w:t>
+      </w:r>
+    </w:p>
+    <w:p>
+      <w:pPr>
+        <w:keepNext w:val="0"/>
+      </w:pPr>
+      <w:r>
+        <w:t xml:space="preserve">งานชิ้นนี้ </w:t>
+      </w:r>
+      <w:r>
+        <w:rPr>
+          <w:b/>
+        </w:rPr>
+        <w:t>ต้องเรียก workflow engine</w:t>
+      </w:r>
+      <w:r>
+        <w:t xml:space="preserve"> ตามตารางด้านล่าง · ชื่อ function ยึด API 8 ตัวของ </w:t>
+      </w:r>
+      <w:r>
+        <w:rPr>
+          <w:rFonts w:ascii="Courier New" w:hAnsi="Courier New" w:eastAsia="Courier New" w:cs="Tahoma"/>
+        </w:rPr>
+        <w:t>@srm/glb-workflow</w:t>
+      </w:r>
+      <w:r>
+        <w:t xml:space="preserve"> ตามชีต </w:t>
+      </w:r>
+      <w:r>
+        <w:rPr>
+          <w:rFonts w:ascii="Courier New" w:hAnsi="Courier New" w:eastAsia="Courier New" w:cs="Tahoma"/>
+        </w:rPr>
+        <w:t>Detail</w:t>
+      </w:r>
+      <w:r>
+        <w:t xml:space="preserve"> ของ </w:t>
+      </w:r>
+      <w:r>
+        <w:rPr>
+          <w:color w:val="8A3324"/>
+        </w:rPr>
+        <w:t>TSM SRM LLDD SBP workflow ไฟล์1.2</w:t>
+      </w:r>
+      <w:r>
+        <w:t xml:space="preserve"> — รายละเอียด signature และตารางที่ engine เขียน ดู </w:t>
+      </w:r>
+      <w:r>
+        <w:rPr>
+          <w:b/>
+        </w:rPr>
+        <w:t>LLDD-BE-Workflow-Engine-Definition.pdf</w:t>
+      </w:r>
+      <w:r>
+        <w:t xml:space="preserve"> หัวข้อ 5.3</w:t>
+      </w:r>
+    </w:p>
+    <w:tbl>
+      <w:tblPr>
+        <w:tblStyle w:val="TableGrid"/>
+        <w:tblW w:type="auto" w:w="0"/>
+        <w:jc w:val="center"/>
+        <w:tblLook w:firstColumn="1" w:firstRow="1" w:lastColumn="0" w:lastRow="0" w:noHBand="0" w:noVBand="1" w:val="04A0"/>
+      </w:tblPr>
+      <w:tblGrid>
+        <w:gridCol w:w="2520"/>
+        <w:gridCol w:w="2520"/>
+        <w:gridCol w:w="2520"/>
+        <w:gridCol w:w="2520"/>
+      </w:tblGrid>
+      <w:tr>
+        <w:trPr>
+          <w:cantSplit/>
+        </w:trPr>
+        <w:tc>
+          <w:tcPr>
+            <w:tcW w:type="dxa" w:w="2520"/>
+            <w:vAlign w:val="center"/>
+            <w:shd w:fill="E8EEF5"/>
+          </w:tcPr>
+          <w:p>
+            <w:pPr>
+              <w:keepLines/>
+              <w:spacing w:after="0"/>
+            </w:pPr>
+            <w:r/>
+            <w:r>
+              <w:rPr>
+                <w:rFonts w:ascii="Arial" w:hAnsi="Arial" w:eastAsia="Arial" w:cs="Tahoma"/>
+                <w:b/>
+                <w:sz w:val="18"/>
+              </w:rPr>
+              <w:t>จุดที่เรียก (call site)</w:t>
+            </w:r>
+          </w:p>
+        </w:tc>
+        <w:tc>
+          <w:tcPr>
+            <w:tcW w:type="dxa" w:w="2520"/>
+            <w:vAlign w:val="center"/>
+            <w:shd w:fill="E8EEF5"/>
+          </w:tcPr>
+          <w:p>
+            <w:pPr>
+              <w:keepLines/>
+              <w:spacing w:after="0"/>
+            </w:pPr>
+            <w:r/>
+            <w:r>
+              <w:rPr>
+                <w:rFonts w:ascii="Arial" w:hAnsi="Arial" w:eastAsia="Arial" w:cs="Tahoma"/>
+                <w:b/>
+                <w:sz w:val="18"/>
+              </w:rPr>
+              <w:t>Engine function</w:t>
+            </w:r>
+          </w:p>
+        </w:tc>
+        <w:tc>
+          <w:tcPr>
+            <w:tcW w:type="dxa" w:w="2520"/>
+            <w:vAlign w:val="center"/>
+            <w:shd w:fill="E8EEF5"/>
+          </w:tcPr>
+          <w:p>
+            <w:pPr>
+              <w:keepLines/>
+              <w:spacing w:after="0"/>
+            </w:pPr>
+            <w:r/>
+            <w:r>
+              <w:rPr>
+                <w:rFonts w:ascii="Arial" w:hAnsi="Arial" w:eastAsia="Arial" w:cs="Tahoma"/>
+                <w:b/>
+                <w:sz w:val="18"/>
+              </w:rPr>
+              <w:t>พารามิเตอร์หลัก</w:t>
+            </w:r>
+          </w:p>
+        </w:tc>
+        <w:tc>
+          <w:tcPr>
+            <w:tcW w:type="dxa" w:w="2520"/>
+            <w:vAlign w:val="center"/>
+            <w:shd w:fill="E8EEF5"/>
+          </w:tcPr>
+          <w:p>
+            <w:pPr>
+              <w:keepLines/>
+              <w:spacing w:after="0"/>
+            </w:pPr>
+            <w:r/>
+            <w:r>
+              <w:rPr>
+                <w:rFonts w:ascii="Arial" w:hAnsi="Arial" w:eastAsia="Arial" w:cs="Tahoma"/>
+                <w:b/>
+                <w:sz w:val="18"/>
+              </w:rPr>
+              <w:t>กติกา / transaction boundary</w:t>
+            </w:r>
+          </w:p>
+        </w:tc>
+      </w:tr>
+      <w:tr>
+        <w:trPr>
+          <w:cantSplit/>
+        </w:trPr>
+        <w:tc>
+          <w:tcPr>
+            <w:tcW w:type="dxa" w:w="2520"/>
+            <w:vAlign w:val="center"/>
+          </w:tcPr>
+          <w:p>
+            <w:pPr>
+              <w:keepLines/>
+              <w:spacing w:after="0"/>
+            </w:pPr>
+            <w:r>
+              <w:rPr>
+                <w:rFonts w:ascii="Arial" w:hAnsi="Arial" w:eastAsia="Arial" w:cs="Tahoma"/>
+                <w:sz w:val="18"/>
+              </w:rPr>
+            </w:r>
+            <w:r>
+              <w:rPr>
+                <w:rFonts w:ascii="Arial" w:hAnsi="Arial" w:eastAsia="Arial" w:cs="Tahoma"/>
+                <w:sz w:val="18"/>
+              </w:rPr>
+              <w:t>ก่อนแสดงปุ่ม / ก่อนรับ action</w:t>
+            </w:r>
+          </w:p>
+        </w:tc>
+        <w:tc>
+          <w:tcPr>
+            <w:tcW w:type="dxa" w:w="2520"/>
+            <w:vAlign w:val="center"/>
+          </w:tcPr>
+          <w:p>
+            <w:pPr>
+              <w:keepLines/>
+              <w:spacing w:after="0"/>
+            </w:pPr>
+            <w:r>
+              <w:rPr>
+                <w:rFonts w:ascii="Arial" w:hAnsi="Arial" w:eastAsia="Arial" w:cs="Tahoma"/>
+                <w:sz w:val="18"/>
+              </w:rPr>
+            </w:r>
+            <w:r>
+              <w:rPr>
+                <w:rFonts w:ascii="Courier New" w:hAnsi="Courier New" w:eastAsia="Courier New" w:cs="Tahoma"/>
+                <w:sz w:val="18"/>
+              </w:rPr>
+              <w:t>getPermissionEvents</w:t>
+            </w:r>
+          </w:p>
+        </w:tc>
+        <w:tc>
+          <w:tcPr>
+            <w:tcW w:type="dxa" w:w="2520"/>
+            <w:vAlign w:val="center"/>
+          </w:tcPr>
+          <w:p>
+            <w:pPr>
+              <w:keepLines/>
+              <w:spacing w:after="0"/>
+            </w:pPr>
+            <w:r>
+              <w:rPr>
+                <w:rFonts w:ascii="Arial" w:hAnsi="Arial" w:eastAsia="Arial" w:cs="Tahoma"/>
+                <w:sz w:val="18"/>
+              </w:rPr>
+            </w:r>
+            <w:r>
+              <w:rPr>
+                <w:rFonts w:ascii="Arial" w:hAnsi="Arial" w:eastAsia="Arial" w:cs="Tahoma"/>
+                <w:sz w:val="18"/>
+              </w:rPr>
+              <w:t>versionId, referenceId, userData</w:t>
+            </w:r>
+          </w:p>
+        </w:tc>
+        <w:tc>
+          <w:tcPr>
+            <w:tcW w:type="dxa" w:w="2520"/>
+            <w:vAlign w:val="center"/>
+          </w:tcPr>
+          <w:p>
+            <w:pPr>
+              <w:keepLines/>
+              <w:spacing w:after="0"/>
+            </w:pPr>
+            <w:r>
+              <w:rPr>
+                <w:rFonts w:ascii="Arial" w:hAnsi="Arial" w:eastAsia="Arial" w:cs="Tahoma"/>
+                <w:sz w:val="18"/>
+              </w:rPr>
+            </w:r>
+            <w:r>
+              <w:rPr>
+                <w:rFonts w:ascii="Arial" w:hAnsi="Arial" w:eastAsia="Arial" w:cs="Tahoma"/>
+                <w:sz w:val="18"/>
+              </w:rPr>
+              <w:t>ถ้า event ที่ส่งมาไม่อยู่ใน event[] ที่คืนมา ต้องตอบ 403 ห้ามเรียก eventWorkflow ต่อ</w:t>
+            </w:r>
+          </w:p>
+        </w:tc>
+      </w:tr>
+      <w:tr>
+        <w:trPr>
+          <w:cantSplit/>
+        </w:trPr>
+        <w:tc>
+          <w:tcPr>
+            <w:tcW w:type="dxa" w:w="2520"/>
+            <w:vAlign w:val="center"/>
+          </w:tcPr>
+          <w:p>
+            <w:pPr>
+              <w:keepLines/>
+              <w:spacing w:after="0"/>
+            </w:pPr>
+            <w:r>
+              <w:rPr>
+                <w:rFonts w:ascii="Arial" w:hAnsi="Arial" w:eastAsia="Arial" w:cs="Tahoma"/>
+                <w:sz w:val="18"/>
+              </w:rPr>
+            </w:r>
+            <w:r>
+              <w:rPr>
+                <w:rFonts w:ascii="Arial" w:hAnsi="Arial" w:eastAsia="Arial" w:cs="Tahoma"/>
+                <w:sz w:val="18"/>
+              </w:rPr>
+              <w:t>กันกดซ้ำ / กันงานถูกคนอื่นเดินไปแล้ว</w:t>
+            </w:r>
+          </w:p>
+        </w:tc>
+        <w:tc>
+          <w:tcPr>
+            <w:tcW w:type="dxa" w:w="2520"/>
+            <w:vAlign w:val="center"/>
+          </w:tcPr>
+          <w:p>
+            <w:pPr>
+              <w:keepLines/>
+              <w:spacing w:after="0"/>
+            </w:pPr>
+            <w:r>
+              <w:rPr>
+                <w:rFonts w:ascii="Arial" w:hAnsi="Arial" w:eastAsia="Arial" w:cs="Tahoma"/>
+                <w:sz w:val="18"/>
+              </w:rPr>
+            </w:r>
+            <w:r>
+              <w:rPr>
+                <w:rFonts w:ascii="Courier New" w:hAnsi="Courier New" w:eastAsia="Courier New" w:cs="Tahoma"/>
+                <w:sz w:val="18"/>
+              </w:rPr>
+              <w:t>getTransaction</w:t>
+            </w:r>
+          </w:p>
+        </w:tc>
+        <w:tc>
+          <w:tcPr>
+            <w:tcW w:type="dxa" w:w="2520"/>
+            <w:vAlign w:val="center"/>
+          </w:tcPr>
+          <w:p>
+            <w:pPr>
+              <w:keepLines/>
+              <w:spacing w:after="0"/>
+            </w:pPr>
+            <w:r>
+              <w:rPr>
+                <w:rFonts w:ascii="Arial" w:hAnsi="Arial" w:eastAsia="Arial" w:cs="Tahoma"/>
+                <w:sz w:val="18"/>
+              </w:rPr>
+            </w:r>
+            <w:r>
+              <w:rPr>
+                <w:rFonts w:ascii="Arial" w:hAnsi="Arial" w:eastAsia="Arial" w:cs="Tahoma"/>
+                <w:sz w:val="18"/>
+              </w:rPr>
+              <w:t>versionId, referenceId</w:t>
+            </w:r>
+          </w:p>
+        </w:tc>
+        <w:tc>
+          <w:tcPr>
+            <w:tcW w:type="dxa" w:w="2520"/>
+            <w:vAlign w:val="center"/>
+          </w:tcPr>
+          <w:p>
+            <w:pPr>
+              <w:keepLines/>
+              <w:spacing w:after="0"/>
+            </w:pPr>
+            <w:r>
+              <w:rPr>
+                <w:rFonts w:ascii="Arial" w:hAnsi="Arial" w:eastAsia="Arial" w:cs="Tahoma"/>
+                <w:sz w:val="18"/>
+              </w:rPr>
+            </w:r>
+            <w:r>
+              <w:rPr>
+                <w:rFonts w:ascii="Arial" w:hAnsi="Arial" w:eastAsia="Arial" w:cs="Tahoma"/>
+                <w:sz w:val="18"/>
+              </w:rPr>
+              <w:t>เทียบ state ปัจจุบันกับ state ที่ FE ส่งมา ไม่ตรงตอบ 409 (optimistic guard)</w:t>
+            </w:r>
+          </w:p>
+        </w:tc>
+      </w:tr>
+      <w:tr>
+        <w:trPr>
+          <w:cantSplit/>
+        </w:trPr>
+        <w:tc>
+          <w:tcPr>
+            <w:tcW w:type="dxa" w:w="2520"/>
+            <w:vAlign w:val="center"/>
+          </w:tcPr>
+          <w:p>
+            <w:pPr>
+              <w:keepLines/>
+              <w:spacing w:after="0"/>
+            </w:pPr>
+            <w:r>
+              <w:rPr>
+                <w:rFonts w:ascii="Arial" w:hAnsi="Arial" w:eastAsia="Arial" w:cs="Tahoma"/>
+                <w:sz w:val="18"/>
+              </w:rPr>
+            </w:r>
+            <w:r>
+              <w:rPr>
+                <w:rFonts w:ascii="Arial" w:hAnsi="Arial" w:eastAsia="Arial" w:cs="Tahoma"/>
+                <w:sz w:val="18"/>
+              </w:rPr>
+              <w:t>กดผลพิจารณา (trigger event)</w:t>
+            </w:r>
+          </w:p>
+        </w:tc>
+        <w:tc>
+          <w:tcPr>
+            <w:tcW w:type="dxa" w:w="2520"/>
+            <w:vAlign w:val="center"/>
+          </w:tcPr>
+          <w:p>
+            <w:pPr>
+              <w:keepLines/>
+              <w:spacing w:after="0"/>
+            </w:pPr>
+            <w:r>
+              <w:rPr>
+                <w:rFonts w:ascii="Arial" w:hAnsi="Arial" w:eastAsia="Arial" w:cs="Tahoma"/>
+                <w:sz w:val="18"/>
+              </w:rPr>
+            </w:r>
+            <w:r>
+              <w:rPr>
+                <w:rFonts w:ascii="Courier New" w:hAnsi="Courier New" w:eastAsia="Courier New" w:cs="Tahoma"/>
+                <w:sz w:val="18"/>
+              </w:rPr>
+              <w:t>eventWorkflow</w:t>
+            </w:r>
+          </w:p>
+        </w:tc>
+        <w:tc>
+          <w:tcPr>
+            <w:tcW w:type="dxa" w:w="2520"/>
+            <w:vAlign w:val="center"/>
+          </w:tcPr>
+          <w:p>
+            <w:pPr>
+              <w:keepLines/>
+              <w:spacing w:after="0"/>
+            </w:pPr>
+            <w:r>
+              <w:rPr>
+                <w:rFonts w:ascii="Arial" w:hAnsi="Arial" w:eastAsia="Arial" w:cs="Tahoma"/>
+                <w:sz w:val="18"/>
+              </w:rPr>
+            </w:r>
+            <w:r>
+              <w:rPr>
+                <w:rFonts w:ascii="Arial" w:hAnsi="Arial" w:eastAsia="Arial" w:cs="Tahoma"/>
+                <w:sz w:val="18"/>
+              </w:rPr>
+              <w:t>versionId, referenceId, userId, event, eventParam (amount สำหรับ route 100,000)</w:t>
+            </w:r>
+          </w:p>
+        </w:tc>
+        <w:tc>
+          <w:tcPr>
+            <w:tcW w:type="dxa" w:w="2520"/>
+            <w:vAlign w:val="center"/>
+          </w:tcPr>
+          <w:p>
+            <w:pPr>
+              <w:keepLines/>
+              <w:spacing w:after="0"/>
+            </w:pPr>
+            <w:r>
+              <w:rPr>
+                <w:rFonts w:ascii="Arial" w:hAnsi="Arial" w:eastAsia="Arial" w:cs="Tahoma"/>
+                <w:sz w:val="18"/>
+              </w:rPr>
+            </w:r>
+            <w:r>
+              <w:rPr>
+                <w:rFonts w:ascii="Arial" w:hAnsi="Arial" w:eastAsia="Arial" w:cs="Tahoma"/>
+                <w:sz w:val="18"/>
+              </w:rPr>
+              <w:t>🔴 หัวใจของเอกสารนี้ — เขียน consideration_logs + แนบไฟล์ + เรียก eventWorkflow ใน transaction เดียว; engine fail ต้อง rollback ฝั่ง SBPGI ทั้งหมด</w:t>
+            </w:r>
+          </w:p>
+        </w:tc>
+      </w:tr>
+      <w:tr>
+        <w:trPr>
+          <w:cantSplit/>
+        </w:trPr>
+        <w:tc>
+          <w:tcPr>
+            <w:tcW w:type="dxa" w:w="2520"/>
+            <w:vAlign w:val="center"/>
+          </w:tcPr>
+          <w:p>
+            <w:pPr>
+              <w:keepLines/>
+              <w:spacing w:after="0"/>
+            </w:pPr>
+            <w:r>
+              <w:rPr>
+                <w:rFonts w:ascii="Arial" w:hAnsi="Arial" w:eastAsia="Arial" w:cs="Tahoma"/>
+                <w:sz w:val="18"/>
+              </w:rPr>
+            </w:r>
+            <w:r>
+              <w:rPr>
+                <w:rFonts w:ascii="Arial" w:hAnsi="Arial" w:eastAsia="Arial" w:cs="Tahoma"/>
+                <w:sz w:val="18"/>
+              </w:rPr>
+              <w:t>ผูกผู้รับผิดชอบขั้นถัดไป</w:t>
+            </w:r>
+          </w:p>
+        </w:tc>
+        <w:tc>
+          <w:tcPr>
+            <w:tcW w:type="dxa" w:w="2520"/>
+            <w:vAlign w:val="center"/>
+          </w:tcPr>
+          <w:p>
+            <w:pPr>
+              <w:keepLines/>
+              <w:spacing w:after="0"/>
+            </w:pPr>
+            <w:r>
+              <w:rPr>
+                <w:rFonts w:ascii="Arial" w:hAnsi="Arial" w:eastAsia="Arial" w:cs="Tahoma"/>
+                <w:sz w:val="18"/>
+              </w:rPr>
+            </w:r>
+            <w:r>
+              <w:rPr>
+                <w:rFonts w:ascii="Courier New" w:hAnsi="Courier New" w:eastAsia="Courier New" w:cs="Tahoma"/>
+                <w:sz w:val="18"/>
+              </w:rPr>
+              <w:t>addPreApprover</w:t>
+            </w:r>
+          </w:p>
+        </w:tc>
+        <w:tc>
+          <w:tcPr>
+            <w:tcW w:type="dxa" w:w="2520"/>
+            <w:vAlign w:val="center"/>
+          </w:tcPr>
+          <w:p>
+            <w:pPr>
+              <w:keepLines/>
+              <w:spacing w:after="0"/>
+            </w:pPr>
+            <w:r>
+              <w:rPr>
+                <w:rFonts w:ascii="Arial" w:hAnsi="Arial" w:eastAsia="Arial" w:cs="Tahoma"/>
+                <w:sz w:val="18"/>
+              </w:rPr>
+            </w:r>
+            <w:r>
+              <w:rPr>
+                <w:rFonts w:ascii="Arial" w:hAnsi="Arial" w:eastAsia="Arial" w:cs="Tahoma"/>
+                <w:sz w:val="18"/>
+              </w:rPr>
+              <w:t>versionId, referenceId, stateId, approver, seq</w:t>
+            </w:r>
+          </w:p>
+        </w:tc>
+        <w:tc>
+          <w:tcPr>
+            <w:tcW w:type="dxa" w:w="2520"/>
+            <w:vAlign w:val="center"/>
+          </w:tcPr>
+          <w:p>
+            <w:pPr>
+              <w:keepLines/>
+              <w:spacing w:after="0"/>
+            </w:pPr>
+            <w:r>
+              <w:rPr>
+                <w:rFonts w:ascii="Arial" w:hAnsi="Arial" w:eastAsia="Arial" w:cs="Tahoma"/>
+                <w:sz w:val="18"/>
+              </w:rPr>
+            </w:r>
+            <w:r>
+              <w:rPr>
+                <w:rFonts w:ascii="Arial" w:hAnsi="Arial" w:eastAsia="Arial" w:cs="Tahoma"/>
+                <w:sz w:val="18"/>
+              </w:rPr>
+              <w:t>ใช้เมื่อ route ระบุตัวบุคคล (เช่น ตีกลับหาเจ้าของงานคนเดิม) — เรียกหลัง eventWorkflow สำเร็จ ใน transaction เดียวกัน</w:t>
+            </w:r>
+          </w:p>
+        </w:tc>
+      </w:tr>
+    </w:tbl>
+    <w:p/>
+    <w:p>
+      <w:pPr>
+        <w:pStyle w:val="ListBullet"/>
+        <w:keepLines/>
+      </w:pPr>
+      <w:r>
+        <w:t xml:space="preserve">🔴 กติกาเหล็ก: ตาราง </w:t>
+      </w:r>
+      <w:r>
+        <w:rPr>
+          <w:rFonts w:ascii="Courier New" w:hAnsi="Courier New" w:eastAsia="Courier New" w:cs="Tahoma"/>
+        </w:rPr>
+        <w:t>sps_store.workflow_*</w:t>
+      </w:r>
+      <w:r>
+        <w:t xml:space="preserve"> (13 ตาราง) เป็นของ lib — SBPGI </w:t>
+      </w:r>
+      <w:r>
+        <w:rPr>
+          <w:b/>
+        </w:rPr>
+        <w:t>R เท่านั้น</w:t>
+      </w:r>
+      <w:r>
+        <w:t xml:space="preserve"> ห้าม INSERT/UPDATE/DELETE ตรงในทุกกรณี</w:t>
+      </w:r>
+    </w:p>
+    <w:p>
+      <w:pPr>
+        <w:pStyle w:val="ListBullet"/>
+        <w:keepLines/>
+      </w:pPr>
+      <w:r>
+        <w:t xml:space="preserve">ทุกการเรียก engine ต้องผ่านตัวห่อกลาง </w:t>
+      </w:r>
+      <w:r>
+        <w:rPr>
+          <w:rFonts w:ascii="Courier New" w:hAnsi="Courier New" w:eastAsia="Courier New" w:cs="Tahoma"/>
+        </w:rPr>
+        <w:t>WorkflowGateway</w:t>
+      </w:r>
+      <w:r>
+        <w:t xml:space="preserve"> ที่นิยามใน </w:t>
+      </w:r>
+      <w:r>
+        <w:rPr>
+          <w:b/>
+        </w:rPr>
+        <w:t>LLDD-BE-API-Common-Contracts.pdf</w:t>
+      </w:r>
+      <w:r>
+        <w:t xml:space="preserve"> (timeout · retry · map error เข้า envelope) ห้าม import lib ตรงจาก service</w:t>
+      </w:r>
+    </w:p>
+    <w:p>
+      <w:pPr>
+        <w:pStyle w:val="ListBullet"/>
+        <w:keepLines/>
+      </w:pPr>
+      <w:r>
+        <w:t>unit test ต้อง mock engine และครอบอย่างน้อย: เรียกสำเร็จ · engine โยน error แล้ว rollback ฝั่ง SBPGI ครบ · เรียกซ้ำด้วย referenceId เดิมไม่เกิดผลซ้ำ</w:t>
+      </w:r>
+    </w:p>
     <w:p>
       <w:pPr>
         <w:pStyle w:val="Heading1"/>
@@ -6726,7 +7375,7 @@
         <w:pageBreakBefore w:val="0"/>
       </w:pPr>
       <w:r>
-        <w:t>POST /api/v1/documents/{docNo}/actions</w:t>
+        <w:t>POST /api/v1/sbpgi/document/{docNo}/actions</w:t>
       </w:r>
     </w:p>
     <w:p>
@@ -7650,7 +8299,7 @@
         <w:pageBreakBefore w:val="0"/>
       </w:pPr>
       <w:r>
-        <w:t>GET /api/v1/documents/{docNo}/timeline</w:t>
+        <w:t>GET /api/v1/sbpgi/document/{docNo}/timeline</w:t>
       </w:r>
     </w:p>
     <w:p>
@@ -9974,7 +10623,7 @@
         <w:br/>
         <w:t>// BFF เรียกด้วย x-api-key และแนบ x-user-id / x-user-group-id / x-user-permissions มาให้</w:t>
         <w:br/>
-        <w:t>@Controller('sbpgi/documents')</w:t>
+        <w:t>@Controller('sbpgi/sbpgi/document')</w:t>
         <w:br/>
         <w:t>@UseGuards(HttpHeaderGuard)</w:t>
         <w:br/>
@@ -9983,9 +10632,9 @@
         <w:t xml:space="preserve">  constructor(private readonly service: SbpgiDocumentWorkflowActionsService) {}</w:t>
         <w:br/>
         <w:br/>
-        <w:t xml:space="preserve">  // POST /api/v1/documents/{docNo}/actions — Document action API ตัวอย่างเมื่อ currentSection=01 จึงเปลี่ยนไป 02</w:t>
-        <w:br/>
-        <w:t xml:space="preserve">  @Post(':docNo/actions')</w:t>
+        <w:t xml:space="preserve">  // POST /api/v1/sbpgi/document/{docNo}/actions — Document action API ตัวอย่างเมื่อ currentSection=01 จึงเปลี่ยนไป 02</w:t>
+        <w:br/>
+        <w:t xml:space="preserve">  @Post('document/:docNo/actions')</w:t>
         <w:br/>
         <w:t xml:space="preserve">  submitAction(</w:t>
         <w:br/>
@@ -10004,9 +10653,9 @@
         <w:t xml:space="preserve">  }</w:t>
         <w:br/>
         <w:br/>
-        <w:t xml:space="preserve">  // GET /api/v1/documents/{docNo}/timeline — **อ้างอิงเท่านั้น — เจ้าของ endpoint นี้คือ LLDD-BE-API-Attachment-Sa.pdf…</w:t>
-        <w:br/>
-        <w:t xml:space="preserve">  @Get(':docNo/timeline')</w:t>
+        <w:t xml:space="preserve">  // GET /api/v1/sbpgi/document/{docNo}/timeline — **อ้างอิงเท่านั้น — เจ้าของ endpoint นี้คือ LLDD-BE-API-Attachment-Sa.pdf…</w:t>
+        <w:br/>
+        <w:t xml:space="preserve">  @Get('document/:docNo/timeline')</w:t>
         <w:br/>
         <w:t xml:space="preserve">  getTimeline(@Param('docNo') docNo: string, @UserId() userId: string) {</w:t>
         <w:br/>
@@ -10058,7 +10707,7 @@
         <w:t>// property ที่ไม่ประกาศที่นี่จะถูก reject เป็น 400 อัตโนมัติ</w:t>
         <w:br/>
         <w:br/>
-        <w:t>// body ของ POST /api/v1/documents/{docNo}/actions</w:t>
+        <w:t>// body ของ POST /api/v1/sbpgi/document/{docNo}/actions</w:t>
         <w:br/>
         <w:t>export class SubmitActionBodyDto {</w:t>
         <w:br/>
@@ -10162,7 +10811,7 @@
         <w:t xml:space="preserve">  ) {}</w:t>
         <w:br/>
         <w:br/>
-        <w:t xml:space="preserve">  // POST /api/v1/documents/{docNo}/actions — Document action API ตัวอย่างเมื่อ currentSection=01 จึงเปลี่ยนไป 02</w:t>
+        <w:t xml:space="preserve">  // POST /api/v1/sbpgi/document/{docNo}/actions — Document action API ตัวอย่างเมื่อ currentSection=01 จึงเปลี่ยนไป 02</w:t>
         <w:br/>
         <w:t xml:space="preserve">  // mutation ต้องอยู่ใน transaction เดียว (ไม่มี audit ของ master แล้ว · 2026-08-07)</w:t>
         <w:br/>
@@ -10221,7 +10870,7 @@
         <w:t xml:space="preserve">  }</w:t>
         <w:br/>
         <w:br/>
-        <w:t xml:space="preserve">  // GET /api/v1/documents/{docNo}/timeline — **อ้างอิงเท่านั้น — เจ้าของ endpoint นี้คือ LLDD-BE-API-Attachment-Sa.pdf…</w:t>
+        <w:t xml:space="preserve">  // GET /api/v1/sbpgi/document/{docNo}/timeline — **อ้างอิงเท่านั้น — เจ้าของ endpoint นี้คือ LLDD-BE-API-Attachment-Sa.pdf…</w:t>
         <w:br/>
         <w:t xml:space="preserve">  async getTimeline(docNo: string, userId: string) {</w:t>
         <w:br/>
@@ -10229,7 +10878,7 @@
         <w:br/>
         <w:t xml:space="preserve">    const size = 100; // endpoint นี้ไม่มี query param — ไม่แบ่งหน้า</w:t>
         <w:br/>
-        <w:t xml:space="preserve">    // SQL เต็มอยู่ในหัวข้อ Database SQL ของเอกสารนี้ (คีย์ 'GET /api/v1/documents/{docNo}/timeline')</w:t>
+        <w:t xml:space="preserve">    // SQL เต็มอยู่ในหัวข้อ Database SQL ของเอกสารนี้ (คีย์ 'GET /api/v1/sbpgi/document/{docNo}/timeline')</w:t>
         <w:br/>
         <w:t xml:space="preserve">    // ⚠️ SQL ตัวอย่างบางเส้นเขียนด้วย named parameter (:size/:offset) แต่ dataSource.query()</w:t>
         <w:br/>
@@ -10505,7 +11154,7 @@
                 <w:rFonts w:ascii="Arial" w:hAnsi="Arial" w:eastAsia="Arial" w:cs="Tahoma"/>
                 <w:sz w:val="18"/>
               </w:rPr>
-              <w:t>POST /api/v1/documents/{docNo}/actions</w:t>
+              <w:t>POST /api/v1/sbpgi/document/{docNo}/actions</w:t>
             </w:r>
           </w:p>
         </w:tc>
@@ -10585,7 +11234,7 @@
                 <w:rFonts w:ascii="Arial" w:hAnsi="Arial" w:eastAsia="Arial" w:cs="Tahoma"/>
                 <w:sz w:val="18"/>
               </w:rPr>
-              <w:t>GET /api/v1/documents/{docNo}/timeline</w:t>
+              <w:t>GET /api/v1/sbpgi/document/{docNo}/timeline</w:t>
             </w:r>
           </w:p>
         </w:tc>
@@ -11462,14 +12111,14 @@
         <w:br/>
         <w:t xml:space="preserve">  submitAction(docNo: string, body: any, user: any) {</w:t>
         <w:br/>
-        <w:t xml:space="preserve">    return this.client.post(`/api/v1/documents/${docNo}/actions`, body, { headers: this.userHeaders(user) });</w:t>
+        <w:t xml:space="preserve">    return this.client.post(`/api/v1/sbpgi/document/${docNo}/actions`, body, { headers: this.userHeaders(user) });</w:t>
         <w:br/>
         <w:t xml:space="preserve">  }</w:t>
         <w:br/>
         <w:br/>
         <w:t xml:space="preserve">  getTimeline(docNo: string, params: any, user: any) {</w:t>
         <w:br/>
-        <w:t xml:space="preserve">    return this.client.get(`/api/v1/documents/${docNo}/timeline`, { params, headers: this.userHeaders(user) });</w:t>
+        <w:t xml:space="preserve">    return this.client.get(`/api/v1/sbpgi/document/${docNo}/timeline`, { params, headers: this.userHeaders(user) });</w:t>
         <w:br/>
         <w:t xml:space="preserve">  }</w:t>
         <w:br/>
@@ -11494,9 +12143,9 @@
         <w:t xml:space="preserve">  constructor(private readonly service: SbpgiDocumentWorkflowActionsBffService) {}</w:t>
         <w:br/>
         <w:br/>
-        <w:t xml:space="preserve">  // proxy ของ POST /api/v1/documents/{docNo}/actions</w:t>
-        <w:br/>
-        <w:t xml:space="preserve">  @Post('documents/:docNo/actions')</w:t>
+        <w:t xml:space="preserve">  // proxy ของ POST /api/v1/sbpgi/document/{docNo}/actions</w:t>
+        <w:br/>
+        <w:t xml:space="preserve">  @Post('sbpgi/document/:docNo/actions')</w:t>
         <w:br/>
         <w:t xml:space="preserve">  submitAction(@Param('docNo') docNo: string, @Body() body: any, @Req() req: any) {</w:t>
         <w:br/>
@@ -11505,9 +12154,9 @@
         <w:t xml:space="preserve">  }</w:t>
         <w:br/>
         <w:br/>
-        <w:t xml:space="preserve">  // proxy ของ GET /api/v1/documents/{docNo}/timeline</w:t>
-        <w:br/>
-        <w:t xml:space="preserve">  @Get('documents/:docNo/timeline')</w:t>
+        <w:t xml:space="preserve">  // proxy ของ GET /api/v1/sbpgi/document/{docNo}/timeline</w:t>
+        <w:br/>
+        <w:t xml:space="preserve">  @Get('sbpgi/document/:docNo/timeline')</w:t>
         <w:br/>
         <w:t xml:space="preserve">  getTimeline(@Param('docNo') docNo: string, @Query() query: any, @Req() req: any) {</w:t>
         <w:br/>
@@ -12046,7 +12695,7 @@
         <w:rPr>
           <w:b/>
         </w:rPr>
-        <w:t>POST /api/v1/documents/{docNo}/actions</w:t>
+        <w:t>POST /api/v1/sbpgi/document/{docNo}/actions</w:t>
       </w:r>
       <w:r>
         <w:t xml:space="preserve"> — Document action API ตัวอย่างเมื่อ currentSection=01 จึงเปลี่ยนไป 02</w:t>
@@ -12159,7 +12808,7 @@
         <w:rPr>
           <w:b/>
         </w:rPr>
-        <w:t>GET /api/v1/documents/{docNo}/timeline</w:t>
+        <w:t>GET /api/v1/sbpgi/document/{docNo}/timeline</w:t>
       </w:r>
       <w:r>
         <w:t xml:space="preserve"> — </w:t>
@@ -12188,7 +12837,7 @@
         <w:br/>
         <w:t>--    รับเฉพาะ positional $1..$n — ต้องแปลงเป็นลำดับ หรือรันผ่าน QueryBuilder</w:t>
         <w:br/>
-        <w:t>-- ⚠️ DP-7 ยังไม่ตัดสิน: consideration_logs เป็น timeline เต็ม หรือเป็นตารางส่วนขยายบน sps_store.workflow_history</w:t>
+        <w:t>-- ✅ DP-7 ปิดแล้ว 2026-08-24: consideration_logs เป็น timeline เต็มของ SBPGI (ตารางของเราเอง)</w:t>
         <w:br/>
         <w:t>--    ถ้าเลือกทางเลือก B ต้อง join getHistory() ของ engine เข้ามาด้วย (DP-1 กำหนดคีย์ที่ใช้ค้น)</w:t>
         <w:br/>
@@ -14094,7 +14743,7 @@
                 <w:rFonts w:ascii="Courier New" w:hAnsi="Courier New" w:eastAsia="Courier New" w:cs="Tahoma"/>
                 <w:sz w:val="18"/>
               </w:rPr>
-              <w:t>POST /api/v1/documents/{docNo}/actions</w:t>
+              <w:t>POST /api/v1/sbpgi/document/{docNo}/actions</w:t>
             </w:r>
           </w:p>
         </w:tc>
@@ -14174,7 +14823,7 @@
                 <w:rFonts w:ascii="Courier New" w:hAnsi="Courier New" w:eastAsia="Courier New" w:cs="Tahoma"/>
                 <w:sz w:val="18"/>
               </w:rPr>
-              <w:t>GET /api/v1/documents/{docNo}/timeline</w:t>
+              <w:t>GET /api/v1/sbpgi/document/{docNo}/timeline</w:t>
             </w:r>
           </w:p>
         </w:tc>

--- a/LLDD/word/BE/LLDD-BE-API-Document-Workflow-Actions.docx
+++ b/LLDD/word/BE/LLDD-BE-API-Document-Workflow-Actions.docx
@@ -657,6 +657,1367 @@
         <w:t>Common contract reference: ทุกหัวข้อ API/FE ต้องยึด LLDD-BE-API-Common-Contracts.pdf และ LLDD-FE-Integration-Contracts.pdf สำหรับ error/auth/format/pagination/action/RBAC ก่อนลงรายละเอียดเฉพาะหน้าหรือเฉพาะ endpoint</w:t>
       </w:r>
     </w:p>
+    <w:p>
+      <w:pPr>
+        <w:pStyle w:val="Heading2"/>
+        <w:keepNext/>
+        <w:keepLines/>
+        <w:pageBreakBefore w:val="0"/>
+      </w:pPr>
+      <w:r>
+        <w:t>1.1 เอกสาร LLDD ที่เกี่ยวข้อง</w:t>
+      </w:r>
+    </w:p>
+    <w:p>
+      <w:pPr>
+        <w:keepNext w:val="0"/>
+      </w:pPr>
+      <w:r>
+        <w:t>ตารางนี้สร้างจาก endpoint และตารางที่เอกสารฉบับนี้ประกาศไว้จริง — อ่านฉบับที่อยู่ในตารางก่อนลงมือ เพื่อไม่ให้สัญญา request/response หรือชื่อคอลัมน์หลุดจากกัน</w:t>
+      </w:r>
+    </w:p>
+    <w:tbl>
+      <w:tblPr>
+        <w:tblStyle w:val="TableGrid"/>
+        <w:tblW w:type="auto" w:w="0"/>
+        <w:jc w:val="center"/>
+        <w:tblLook w:firstColumn="1" w:firstRow="1" w:lastColumn="0" w:lastRow="0" w:noHBand="0" w:noVBand="1" w:val="04A0"/>
+      </w:tblPr>
+      <w:tblGrid>
+        <w:gridCol w:w="3360"/>
+        <w:gridCol w:w="3360"/>
+        <w:gridCol w:w="3360"/>
+      </w:tblGrid>
+      <w:tr>
+        <w:trPr>
+          <w:cantSplit/>
+        </w:trPr>
+        <w:tc>
+          <w:tcPr>
+            <w:tcW w:type="dxa" w:w="3360"/>
+            <w:vAlign w:val="center"/>
+            <w:shd w:fill="E8EEF5"/>
+          </w:tcPr>
+          <w:p>
+            <w:pPr>
+              <w:keepLines/>
+              <w:spacing w:after="0"/>
+            </w:pPr>
+            <w:r/>
+            <w:r>
+              <w:rPr>
+                <w:rFonts w:ascii="Arial" w:hAnsi="Arial" w:eastAsia="Arial" w:cs="Tahoma"/>
+                <w:b/>
+                <w:sz w:val="18"/>
+              </w:rPr>
+              <w:t>ความสัมพันธ์</w:t>
+            </w:r>
+          </w:p>
+        </w:tc>
+        <w:tc>
+          <w:tcPr>
+            <w:tcW w:type="dxa" w:w="3360"/>
+            <w:vAlign w:val="center"/>
+            <w:shd w:fill="E8EEF5"/>
+          </w:tcPr>
+          <w:p>
+            <w:pPr>
+              <w:keepLines/>
+              <w:spacing w:after="0"/>
+            </w:pPr>
+            <w:r/>
+            <w:r>
+              <w:rPr>
+                <w:rFonts w:ascii="Arial" w:hAnsi="Arial" w:eastAsia="Arial" w:cs="Tahoma"/>
+                <w:b/>
+                <w:sz w:val="18"/>
+              </w:rPr>
+              <w:t>เอกสาร LLDD</w:t>
+            </w:r>
+          </w:p>
+        </w:tc>
+        <w:tc>
+          <w:tcPr>
+            <w:tcW w:type="dxa" w:w="3360"/>
+            <w:vAlign w:val="center"/>
+            <w:shd w:fill="E8EEF5"/>
+          </w:tcPr>
+          <w:p>
+            <w:pPr>
+              <w:keepLines/>
+              <w:spacing w:after="0"/>
+            </w:pPr>
+            <w:r/>
+            <w:r>
+              <w:rPr>
+                <w:rFonts w:ascii="Arial" w:hAnsi="Arial" w:eastAsia="Arial" w:cs="Tahoma"/>
+                <w:b/>
+                <w:sz w:val="18"/>
+              </w:rPr>
+              <w:t>เกี่ยวข้องตรงไหน</w:t>
+            </w:r>
+          </w:p>
+        </w:tc>
+      </w:tr>
+      <w:tr>
+        <w:trPr>
+          <w:cantSplit/>
+        </w:trPr>
+        <w:tc>
+          <w:tcPr>
+            <w:tcW w:type="dxa" w:w="3360"/>
+            <w:vAlign w:val="center"/>
+          </w:tcPr>
+          <w:p>
+            <w:pPr>
+              <w:keepLines/>
+              <w:spacing w:after="0"/>
+            </w:pPr>
+            <w:r>
+              <w:rPr>
+                <w:rFonts w:ascii="Arial" w:hAnsi="Arial" w:eastAsia="Arial" w:cs="Tahoma"/>
+                <w:sz w:val="18"/>
+              </w:rPr>
+            </w:r>
+            <w:r>
+              <w:rPr>
+                <w:rFonts w:ascii="Arial" w:hAnsi="Arial" w:eastAsia="Arial" w:cs="Tahoma"/>
+                <w:sz w:val="18"/>
+              </w:rPr>
+              <w:t>ใช้ endpoint ของ</w:t>
+            </w:r>
+          </w:p>
+        </w:tc>
+        <w:tc>
+          <w:tcPr>
+            <w:tcW w:type="dxa" w:w="3360"/>
+            <w:vAlign w:val="center"/>
+          </w:tcPr>
+          <w:p>
+            <w:pPr>
+              <w:keepLines/>
+              <w:spacing w:after="0"/>
+            </w:pPr>
+            <w:r>
+              <w:rPr>
+                <w:rFonts w:ascii="Arial" w:hAnsi="Arial" w:eastAsia="Arial" w:cs="Tahoma"/>
+                <w:sz w:val="18"/>
+              </w:rPr>
+            </w:r>
+            <w:r>
+              <w:rPr>
+                <w:rFonts w:ascii="Arial" w:hAnsi="Arial" w:eastAsia="Arial" w:cs="Tahoma"/>
+                <w:b/>
+                <w:sz w:val="18"/>
+              </w:rPr>
+              <w:t>LLDD-BE-API-Attachment-Sales-Timeline.pdf</w:t>
+            </w:r>
+          </w:p>
+        </w:tc>
+        <w:tc>
+          <w:tcPr>
+            <w:tcW w:type="dxa" w:w="3360"/>
+            <w:vAlign w:val="center"/>
+          </w:tcPr>
+          <w:p>
+            <w:pPr>
+              <w:keepLines/>
+              <w:spacing w:after="0"/>
+            </w:pPr>
+            <w:r>
+              <w:rPr>
+                <w:rFonts w:ascii="Arial" w:hAnsi="Arial" w:eastAsia="Arial" w:cs="Tahoma"/>
+                <w:sz w:val="18"/>
+              </w:rPr>
+            </w:r>
+            <w:r>
+              <w:rPr>
+                <w:rFonts w:ascii="Courier New" w:hAnsi="Courier New" w:eastAsia="Courier New" w:cs="Tahoma"/>
+                <w:sz w:val="18"/>
+              </w:rPr>
+              <w:t>GET /api/v1/sgi/document/{docNo}/timeline</w:t>
+            </w:r>
+          </w:p>
+        </w:tc>
+      </w:tr>
+      <w:tr>
+        <w:trPr>
+          <w:cantSplit/>
+        </w:trPr>
+        <w:tc>
+          <w:tcPr>
+            <w:tcW w:type="dxa" w:w="3360"/>
+            <w:vAlign w:val="center"/>
+          </w:tcPr>
+          <w:p>
+            <w:pPr>
+              <w:keepLines/>
+              <w:spacing w:after="0"/>
+            </w:pPr>
+            <w:r>
+              <w:rPr>
+                <w:rFonts w:ascii="Arial" w:hAnsi="Arial" w:eastAsia="Arial" w:cs="Tahoma"/>
+                <w:sz w:val="18"/>
+              </w:rPr>
+            </w:r>
+            <w:r>
+              <w:rPr>
+                <w:rFonts w:ascii="Arial" w:hAnsi="Arial" w:eastAsia="Arial" w:cs="Tahoma"/>
+                <w:sz w:val="18"/>
+              </w:rPr>
+              <w:t>ถูกเรียกจาก</w:t>
+            </w:r>
+          </w:p>
+        </w:tc>
+        <w:tc>
+          <w:tcPr>
+            <w:tcW w:type="dxa" w:w="3360"/>
+            <w:vAlign w:val="center"/>
+          </w:tcPr>
+          <w:p>
+            <w:pPr>
+              <w:keepLines/>
+              <w:spacing w:after="0"/>
+            </w:pPr>
+            <w:r>
+              <w:rPr>
+                <w:rFonts w:ascii="Arial" w:hAnsi="Arial" w:eastAsia="Arial" w:cs="Tahoma"/>
+                <w:sz w:val="18"/>
+              </w:rPr>
+            </w:r>
+            <w:r>
+              <w:rPr>
+                <w:rFonts w:ascii="Arial" w:hAnsi="Arial" w:eastAsia="Arial" w:cs="Tahoma"/>
+                <w:b/>
+                <w:sz w:val="18"/>
+              </w:rPr>
+              <w:t>LLDD-BE-API-Attachment-Sales-Timeline.pdf</w:t>
+            </w:r>
+          </w:p>
+        </w:tc>
+        <w:tc>
+          <w:tcPr>
+            <w:tcW w:type="dxa" w:w="3360"/>
+            <w:vAlign w:val="center"/>
+          </w:tcPr>
+          <w:p>
+            <w:pPr>
+              <w:keepLines/>
+              <w:spacing w:after="0"/>
+            </w:pPr>
+            <w:r>
+              <w:rPr>
+                <w:rFonts w:ascii="Arial" w:hAnsi="Arial" w:eastAsia="Arial" w:cs="Tahoma"/>
+                <w:sz w:val="18"/>
+              </w:rPr>
+            </w:r>
+            <w:r>
+              <w:rPr>
+                <w:rFonts w:ascii="Courier New" w:hAnsi="Courier New" w:eastAsia="Courier New" w:cs="Tahoma"/>
+                <w:sz w:val="18"/>
+              </w:rPr>
+              <w:t>GET /api/v1/sgi/document/{docNo}/timeline</w:t>
+            </w:r>
+          </w:p>
+        </w:tc>
+      </w:tr>
+      <w:tr>
+        <w:trPr>
+          <w:cantSplit/>
+        </w:trPr>
+        <w:tc>
+          <w:tcPr>
+            <w:tcW w:type="dxa" w:w="3360"/>
+            <w:vAlign w:val="center"/>
+          </w:tcPr>
+          <w:p>
+            <w:pPr>
+              <w:keepLines/>
+              <w:spacing w:after="0"/>
+            </w:pPr>
+            <w:r>
+              <w:rPr>
+                <w:rFonts w:ascii="Arial" w:hAnsi="Arial" w:eastAsia="Arial" w:cs="Tahoma"/>
+                <w:sz w:val="18"/>
+              </w:rPr>
+            </w:r>
+            <w:r>
+              <w:rPr>
+                <w:rFonts w:ascii="Arial" w:hAnsi="Arial" w:eastAsia="Arial" w:cs="Tahoma"/>
+                <w:sz w:val="18"/>
+              </w:rPr>
+              <w:t>ถูกเรียกจาก</w:t>
+            </w:r>
+          </w:p>
+        </w:tc>
+        <w:tc>
+          <w:tcPr>
+            <w:tcW w:type="dxa" w:w="3360"/>
+            <w:vAlign w:val="center"/>
+          </w:tcPr>
+          <w:p>
+            <w:pPr>
+              <w:keepLines/>
+              <w:spacing w:after="0"/>
+            </w:pPr>
+            <w:r>
+              <w:rPr>
+                <w:rFonts w:ascii="Arial" w:hAnsi="Arial" w:eastAsia="Arial" w:cs="Tahoma"/>
+                <w:sz w:val="18"/>
+              </w:rPr>
+            </w:r>
+            <w:r>
+              <w:rPr>
+                <w:rFonts w:ascii="Arial" w:hAnsi="Arial" w:eastAsia="Arial" w:cs="Tahoma"/>
+                <w:b/>
+                <w:sz w:val="18"/>
+              </w:rPr>
+              <w:t>LLDD-FE-Document-Detail.pdf</w:t>
+            </w:r>
+          </w:p>
+        </w:tc>
+        <w:tc>
+          <w:tcPr>
+            <w:tcW w:type="dxa" w:w="3360"/>
+            <w:vAlign w:val="center"/>
+          </w:tcPr>
+          <w:p>
+            <w:pPr>
+              <w:keepLines/>
+              <w:spacing w:after="0"/>
+            </w:pPr>
+            <w:r>
+              <w:rPr>
+                <w:rFonts w:ascii="Arial" w:hAnsi="Arial" w:eastAsia="Arial" w:cs="Tahoma"/>
+                <w:sz w:val="18"/>
+              </w:rPr>
+            </w:r>
+            <w:r>
+              <w:rPr>
+                <w:rFonts w:ascii="Courier New" w:hAnsi="Courier New" w:eastAsia="Courier New" w:cs="Tahoma"/>
+                <w:sz w:val="18"/>
+              </w:rPr>
+              <w:t>POST /api/v1/sgi/document/{docNo}/actions</w:t>
+            </w:r>
+          </w:p>
+        </w:tc>
+      </w:tr>
+      <w:tr>
+        <w:trPr>
+          <w:cantSplit/>
+        </w:trPr>
+        <w:tc>
+          <w:tcPr>
+            <w:tcW w:type="dxa" w:w="3360"/>
+            <w:vAlign w:val="center"/>
+          </w:tcPr>
+          <w:p>
+            <w:pPr>
+              <w:keepLines/>
+              <w:spacing w:after="0"/>
+            </w:pPr>
+            <w:r>
+              <w:rPr>
+                <w:rFonts w:ascii="Arial" w:hAnsi="Arial" w:eastAsia="Arial" w:cs="Tahoma"/>
+                <w:sz w:val="18"/>
+              </w:rPr>
+            </w:r>
+            <w:r>
+              <w:rPr>
+                <w:rFonts w:ascii="Arial" w:hAnsi="Arial" w:eastAsia="Arial" w:cs="Tahoma"/>
+                <w:sz w:val="18"/>
+              </w:rPr>
+              <w:t>ถูกเรียกจาก</w:t>
+            </w:r>
+          </w:p>
+        </w:tc>
+        <w:tc>
+          <w:tcPr>
+            <w:tcW w:type="dxa" w:w="3360"/>
+            <w:vAlign w:val="center"/>
+          </w:tcPr>
+          <w:p>
+            <w:pPr>
+              <w:keepLines/>
+              <w:spacing w:after="0"/>
+            </w:pPr>
+            <w:r>
+              <w:rPr>
+                <w:rFonts w:ascii="Arial" w:hAnsi="Arial" w:eastAsia="Arial" w:cs="Tahoma"/>
+                <w:sz w:val="18"/>
+              </w:rPr>
+            </w:r>
+            <w:r>
+              <w:rPr>
+                <w:rFonts w:ascii="Arial" w:hAnsi="Arial" w:eastAsia="Arial" w:cs="Tahoma"/>
+                <w:b/>
+                <w:sz w:val="18"/>
+              </w:rPr>
+              <w:t>LLDD-FE-Document-Detail-Role-01-Business-Promotion.pdf</w:t>
+            </w:r>
+          </w:p>
+        </w:tc>
+        <w:tc>
+          <w:tcPr>
+            <w:tcW w:type="dxa" w:w="3360"/>
+            <w:vAlign w:val="center"/>
+          </w:tcPr>
+          <w:p>
+            <w:pPr>
+              <w:keepLines/>
+              <w:spacing w:after="0"/>
+            </w:pPr>
+            <w:r>
+              <w:rPr>
+                <w:rFonts w:ascii="Arial" w:hAnsi="Arial" w:eastAsia="Arial" w:cs="Tahoma"/>
+                <w:sz w:val="18"/>
+              </w:rPr>
+            </w:r>
+            <w:r>
+              <w:rPr>
+                <w:rFonts w:ascii="Courier New" w:hAnsi="Courier New" w:eastAsia="Courier New" w:cs="Tahoma"/>
+                <w:sz w:val="18"/>
+              </w:rPr>
+              <w:t>POST /api/v1/sgi/document/{docNo}/actions</w:t>
+            </w:r>
+          </w:p>
+        </w:tc>
+      </w:tr>
+      <w:tr>
+        <w:trPr>
+          <w:cantSplit/>
+        </w:trPr>
+        <w:tc>
+          <w:tcPr>
+            <w:tcW w:type="dxa" w:w="3360"/>
+            <w:vAlign w:val="center"/>
+          </w:tcPr>
+          <w:p>
+            <w:pPr>
+              <w:keepLines/>
+              <w:spacing w:after="0"/>
+            </w:pPr>
+            <w:r>
+              <w:rPr>
+                <w:rFonts w:ascii="Arial" w:hAnsi="Arial" w:eastAsia="Arial" w:cs="Tahoma"/>
+                <w:sz w:val="18"/>
+              </w:rPr>
+            </w:r>
+            <w:r>
+              <w:rPr>
+                <w:rFonts w:ascii="Arial" w:hAnsi="Arial" w:eastAsia="Arial" w:cs="Tahoma"/>
+                <w:sz w:val="18"/>
+              </w:rPr>
+              <w:t>ถูกเรียกจาก</w:t>
+            </w:r>
+          </w:p>
+        </w:tc>
+        <w:tc>
+          <w:tcPr>
+            <w:tcW w:type="dxa" w:w="3360"/>
+            <w:vAlign w:val="center"/>
+          </w:tcPr>
+          <w:p>
+            <w:pPr>
+              <w:keepLines/>
+              <w:spacing w:after="0"/>
+            </w:pPr>
+            <w:r>
+              <w:rPr>
+                <w:rFonts w:ascii="Arial" w:hAnsi="Arial" w:eastAsia="Arial" w:cs="Tahoma"/>
+                <w:sz w:val="18"/>
+              </w:rPr>
+            </w:r>
+            <w:r>
+              <w:rPr>
+                <w:rFonts w:ascii="Arial" w:hAnsi="Arial" w:eastAsia="Arial" w:cs="Tahoma"/>
+                <w:b/>
+                <w:sz w:val="18"/>
+              </w:rPr>
+              <w:t>LLDD-FE-Document-Detail-Role-02-GM-Business-Promotion.pdf</w:t>
+            </w:r>
+          </w:p>
+        </w:tc>
+        <w:tc>
+          <w:tcPr>
+            <w:tcW w:type="dxa" w:w="3360"/>
+            <w:vAlign w:val="center"/>
+          </w:tcPr>
+          <w:p>
+            <w:pPr>
+              <w:keepLines/>
+              <w:spacing w:after="0"/>
+            </w:pPr>
+            <w:r>
+              <w:rPr>
+                <w:rFonts w:ascii="Arial" w:hAnsi="Arial" w:eastAsia="Arial" w:cs="Tahoma"/>
+                <w:sz w:val="18"/>
+              </w:rPr>
+            </w:r>
+            <w:r>
+              <w:rPr>
+                <w:rFonts w:ascii="Courier New" w:hAnsi="Courier New" w:eastAsia="Courier New" w:cs="Tahoma"/>
+                <w:sz w:val="18"/>
+              </w:rPr>
+              <w:t>POST /api/v1/sgi/document/{docNo}/actions</w:t>
+            </w:r>
+          </w:p>
+        </w:tc>
+      </w:tr>
+      <w:tr>
+        <w:trPr>
+          <w:cantSplit/>
+        </w:trPr>
+        <w:tc>
+          <w:tcPr>
+            <w:tcW w:type="dxa" w:w="3360"/>
+            <w:vAlign w:val="center"/>
+          </w:tcPr>
+          <w:p>
+            <w:pPr>
+              <w:keepLines/>
+              <w:spacing w:after="0"/>
+            </w:pPr>
+            <w:r>
+              <w:rPr>
+                <w:rFonts w:ascii="Arial" w:hAnsi="Arial" w:eastAsia="Arial" w:cs="Tahoma"/>
+                <w:sz w:val="18"/>
+              </w:rPr>
+            </w:r>
+            <w:r>
+              <w:rPr>
+                <w:rFonts w:ascii="Arial" w:hAnsi="Arial" w:eastAsia="Arial" w:cs="Tahoma"/>
+                <w:sz w:val="18"/>
+              </w:rPr>
+              <w:t>ถูกเรียกจาก</w:t>
+            </w:r>
+          </w:p>
+        </w:tc>
+        <w:tc>
+          <w:tcPr>
+            <w:tcW w:type="dxa" w:w="3360"/>
+            <w:vAlign w:val="center"/>
+          </w:tcPr>
+          <w:p>
+            <w:pPr>
+              <w:keepLines/>
+              <w:spacing w:after="0"/>
+            </w:pPr>
+            <w:r>
+              <w:rPr>
+                <w:rFonts w:ascii="Arial" w:hAnsi="Arial" w:eastAsia="Arial" w:cs="Tahoma"/>
+                <w:sz w:val="18"/>
+              </w:rPr>
+            </w:r>
+            <w:r>
+              <w:rPr>
+                <w:rFonts w:ascii="Arial" w:hAnsi="Arial" w:eastAsia="Arial" w:cs="Tahoma"/>
+                <w:b/>
+                <w:sz w:val="18"/>
+              </w:rPr>
+              <w:t>LLDD-FE-Document-Detail-Role-03-AVP-SBP.pdf</w:t>
+            </w:r>
+          </w:p>
+        </w:tc>
+        <w:tc>
+          <w:tcPr>
+            <w:tcW w:type="dxa" w:w="3360"/>
+            <w:vAlign w:val="center"/>
+          </w:tcPr>
+          <w:p>
+            <w:pPr>
+              <w:keepLines/>
+              <w:spacing w:after="0"/>
+            </w:pPr>
+            <w:r>
+              <w:rPr>
+                <w:rFonts w:ascii="Arial" w:hAnsi="Arial" w:eastAsia="Arial" w:cs="Tahoma"/>
+                <w:sz w:val="18"/>
+              </w:rPr>
+            </w:r>
+            <w:r>
+              <w:rPr>
+                <w:rFonts w:ascii="Courier New" w:hAnsi="Courier New" w:eastAsia="Courier New" w:cs="Tahoma"/>
+                <w:sz w:val="18"/>
+              </w:rPr>
+              <w:t>POST /api/v1/sgi/document/{docNo}/actions</w:t>
+            </w:r>
+          </w:p>
+        </w:tc>
+      </w:tr>
+      <w:tr>
+        <w:trPr>
+          <w:cantSplit/>
+        </w:trPr>
+        <w:tc>
+          <w:tcPr>
+            <w:tcW w:type="dxa" w:w="3360"/>
+            <w:vAlign w:val="center"/>
+          </w:tcPr>
+          <w:p>
+            <w:pPr>
+              <w:keepLines/>
+              <w:spacing w:after="0"/>
+            </w:pPr>
+            <w:r>
+              <w:rPr>
+                <w:rFonts w:ascii="Arial" w:hAnsi="Arial" w:eastAsia="Arial" w:cs="Tahoma"/>
+                <w:sz w:val="18"/>
+              </w:rPr>
+            </w:r>
+            <w:r>
+              <w:rPr>
+                <w:rFonts w:ascii="Arial" w:hAnsi="Arial" w:eastAsia="Arial" w:cs="Tahoma"/>
+                <w:sz w:val="18"/>
+              </w:rPr>
+              <w:t>ถูกเรียกจาก</w:t>
+            </w:r>
+          </w:p>
+        </w:tc>
+        <w:tc>
+          <w:tcPr>
+            <w:tcW w:type="dxa" w:w="3360"/>
+            <w:vAlign w:val="center"/>
+          </w:tcPr>
+          <w:p>
+            <w:pPr>
+              <w:keepLines/>
+              <w:spacing w:after="0"/>
+            </w:pPr>
+            <w:r>
+              <w:rPr>
+                <w:rFonts w:ascii="Arial" w:hAnsi="Arial" w:eastAsia="Arial" w:cs="Tahoma"/>
+                <w:sz w:val="18"/>
+              </w:rPr>
+            </w:r>
+            <w:r>
+              <w:rPr>
+                <w:rFonts w:ascii="Arial" w:hAnsi="Arial" w:eastAsia="Arial" w:cs="Tahoma"/>
+                <w:b/>
+                <w:sz w:val="18"/>
+              </w:rPr>
+              <w:t>LLDD-FE-Document-Detail-Role-06-SBP-DSA.pdf</w:t>
+            </w:r>
+          </w:p>
+        </w:tc>
+        <w:tc>
+          <w:tcPr>
+            <w:tcW w:type="dxa" w:w="3360"/>
+            <w:vAlign w:val="center"/>
+          </w:tcPr>
+          <w:p>
+            <w:pPr>
+              <w:keepLines/>
+              <w:spacing w:after="0"/>
+            </w:pPr>
+            <w:r>
+              <w:rPr>
+                <w:rFonts w:ascii="Arial" w:hAnsi="Arial" w:eastAsia="Arial" w:cs="Tahoma"/>
+                <w:sz w:val="18"/>
+              </w:rPr>
+            </w:r>
+            <w:r>
+              <w:rPr>
+                <w:rFonts w:ascii="Courier New" w:hAnsi="Courier New" w:eastAsia="Courier New" w:cs="Tahoma"/>
+                <w:sz w:val="18"/>
+              </w:rPr>
+              <w:t>POST /api/v1/sgi/document/{docNo}/actions</w:t>
+            </w:r>
+          </w:p>
+        </w:tc>
+      </w:tr>
+      <w:tr>
+        <w:trPr>
+          <w:cantSplit/>
+        </w:trPr>
+        <w:tc>
+          <w:tcPr>
+            <w:tcW w:type="dxa" w:w="3360"/>
+            <w:vAlign w:val="center"/>
+          </w:tcPr>
+          <w:p>
+            <w:pPr>
+              <w:keepLines/>
+              <w:spacing w:after="0"/>
+            </w:pPr>
+            <w:r>
+              <w:rPr>
+                <w:rFonts w:ascii="Arial" w:hAnsi="Arial" w:eastAsia="Arial" w:cs="Tahoma"/>
+                <w:sz w:val="18"/>
+              </w:rPr>
+            </w:r>
+            <w:r>
+              <w:rPr>
+                <w:rFonts w:ascii="Arial" w:hAnsi="Arial" w:eastAsia="Arial" w:cs="Tahoma"/>
+                <w:sz w:val="18"/>
+              </w:rPr>
+              <w:t>ถูกเรียกจาก</w:t>
+            </w:r>
+          </w:p>
+        </w:tc>
+        <w:tc>
+          <w:tcPr>
+            <w:tcW w:type="dxa" w:w="3360"/>
+            <w:vAlign w:val="center"/>
+          </w:tcPr>
+          <w:p>
+            <w:pPr>
+              <w:keepLines/>
+              <w:spacing w:after="0"/>
+            </w:pPr>
+            <w:r>
+              <w:rPr>
+                <w:rFonts w:ascii="Arial" w:hAnsi="Arial" w:eastAsia="Arial" w:cs="Tahoma"/>
+                <w:sz w:val="18"/>
+              </w:rPr>
+            </w:r>
+            <w:r>
+              <w:rPr>
+                <w:rFonts w:ascii="Arial" w:hAnsi="Arial" w:eastAsia="Arial" w:cs="Tahoma"/>
+                <w:b/>
+                <w:sz w:val="18"/>
+              </w:rPr>
+              <w:t>LLDD-FE-Document-Detail-Role-08-SBP-DSA-Officer.pdf</w:t>
+            </w:r>
+          </w:p>
+        </w:tc>
+        <w:tc>
+          <w:tcPr>
+            <w:tcW w:type="dxa" w:w="3360"/>
+            <w:vAlign w:val="center"/>
+          </w:tcPr>
+          <w:p>
+            <w:pPr>
+              <w:keepLines/>
+              <w:spacing w:after="0"/>
+            </w:pPr>
+            <w:r>
+              <w:rPr>
+                <w:rFonts w:ascii="Arial" w:hAnsi="Arial" w:eastAsia="Arial" w:cs="Tahoma"/>
+                <w:sz w:val="18"/>
+              </w:rPr>
+            </w:r>
+            <w:r>
+              <w:rPr>
+                <w:rFonts w:ascii="Courier New" w:hAnsi="Courier New" w:eastAsia="Courier New" w:cs="Tahoma"/>
+                <w:sz w:val="18"/>
+              </w:rPr>
+              <w:t>POST /api/v1/sgi/document/{docNo}/actions</w:t>
+            </w:r>
+          </w:p>
+        </w:tc>
+      </w:tr>
+      <w:tr>
+        <w:trPr>
+          <w:cantSplit/>
+        </w:trPr>
+        <w:tc>
+          <w:tcPr>
+            <w:tcW w:type="dxa" w:w="3360"/>
+            <w:vAlign w:val="center"/>
+          </w:tcPr>
+          <w:p>
+            <w:pPr>
+              <w:keepLines/>
+              <w:spacing w:after="0"/>
+            </w:pPr>
+            <w:r>
+              <w:rPr>
+                <w:rFonts w:ascii="Arial" w:hAnsi="Arial" w:eastAsia="Arial" w:cs="Tahoma"/>
+                <w:sz w:val="18"/>
+              </w:rPr>
+            </w:r>
+            <w:r>
+              <w:rPr>
+                <w:rFonts w:ascii="Arial" w:hAnsi="Arial" w:eastAsia="Arial" w:cs="Tahoma"/>
+                <w:sz w:val="18"/>
+              </w:rPr>
+              <w:t>ถูกเรียกจาก</w:t>
+            </w:r>
+          </w:p>
+        </w:tc>
+        <w:tc>
+          <w:tcPr>
+            <w:tcW w:type="dxa" w:w="3360"/>
+            <w:vAlign w:val="center"/>
+          </w:tcPr>
+          <w:p>
+            <w:pPr>
+              <w:keepLines/>
+              <w:spacing w:after="0"/>
+            </w:pPr>
+            <w:r>
+              <w:rPr>
+                <w:rFonts w:ascii="Arial" w:hAnsi="Arial" w:eastAsia="Arial" w:cs="Tahoma"/>
+                <w:sz w:val="18"/>
+              </w:rPr>
+            </w:r>
+            <w:r>
+              <w:rPr>
+                <w:rFonts w:ascii="Arial" w:hAnsi="Arial" w:eastAsia="Arial" w:cs="Tahoma"/>
+                <w:b/>
+                <w:sz w:val="18"/>
+              </w:rPr>
+              <w:t>LLDD-FE-Integration-Contracts.pdf</w:t>
+            </w:r>
+          </w:p>
+        </w:tc>
+        <w:tc>
+          <w:tcPr>
+            <w:tcW w:type="dxa" w:w="3360"/>
+            <w:vAlign w:val="center"/>
+          </w:tcPr>
+          <w:p>
+            <w:pPr>
+              <w:keepLines/>
+              <w:spacing w:after="0"/>
+            </w:pPr>
+            <w:r>
+              <w:rPr>
+                <w:rFonts w:ascii="Arial" w:hAnsi="Arial" w:eastAsia="Arial" w:cs="Tahoma"/>
+                <w:sz w:val="18"/>
+              </w:rPr>
+            </w:r>
+            <w:r>
+              <w:rPr>
+                <w:rFonts w:ascii="Courier New" w:hAnsi="Courier New" w:eastAsia="Courier New" w:cs="Tahoma"/>
+                <w:sz w:val="18"/>
+              </w:rPr>
+              <w:t>POST /api/v1/sgi/document/{docNo}/actions</w:t>
+            </w:r>
+          </w:p>
+        </w:tc>
+      </w:tr>
+      <w:tr>
+        <w:trPr>
+          <w:cantSplit/>
+        </w:trPr>
+        <w:tc>
+          <w:tcPr>
+            <w:tcW w:type="dxa" w:w="3360"/>
+            <w:vAlign w:val="center"/>
+          </w:tcPr>
+          <w:p>
+            <w:pPr>
+              <w:keepLines/>
+              <w:spacing w:after="0"/>
+            </w:pPr>
+            <w:r>
+              <w:rPr>
+                <w:rFonts w:ascii="Arial" w:hAnsi="Arial" w:eastAsia="Arial" w:cs="Tahoma"/>
+                <w:sz w:val="18"/>
+              </w:rPr>
+            </w:r>
+            <w:r>
+              <w:rPr>
+                <w:rFonts w:ascii="Arial" w:hAnsi="Arial" w:eastAsia="Arial" w:cs="Tahoma"/>
+                <w:sz w:val="18"/>
+              </w:rPr>
+              <w:t>สัญญากลาง</w:t>
+            </w:r>
+          </w:p>
+        </w:tc>
+        <w:tc>
+          <w:tcPr>
+            <w:tcW w:type="dxa" w:w="3360"/>
+            <w:vAlign w:val="center"/>
+          </w:tcPr>
+          <w:p>
+            <w:pPr>
+              <w:keepLines/>
+              <w:spacing w:after="0"/>
+            </w:pPr>
+            <w:r>
+              <w:rPr>
+                <w:rFonts w:ascii="Arial" w:hAnsi="Arial" w:eastAsia="Arial" w:cs="Tahoma"/>
+                <w:sz w:val="18"/>
+              </w:rPr>
+            </w:r>
+            <w:r>
+              <w:rPr>
+                <w:rFonts w:ascii="Arial" w:hAnsi="Arial" w:eastAsia="Arial" w:cs="Tahoma"/>
+                <w:b/>
+                <w:sz w:val="18"/>
+              </w:rPr>
+              <w:t>LLDD-BE-API-Common-Contracts.pdf</w:t>
+            </w:r>
+          </w:p>
+        </w:tc>
+        <w:tc>
+          <w:tcPr>
+            <w:tcW w:type="dxa" w:w="3360"/>
+            <w:vAlign w:val="center"/>
+          </w:tcPr>
+          <w:p>
+            <w:pPr>
+              <w:keepLines/>
+              <w:spacing w:after="0"/>
+            </w:pPr>
+            <w:r>
+              <w:rPr>
+                <w:rFonts w:ascii="Arial" w:hAnsi="Arial" w:eastAsia="Arial" w:cs="Tahoma"/>
+                <w:sz w:val="18"/>
+              </w:rPr>
+            </w:r>
+            <w:r>
+              <w:rPr>
+                <w:rFonts w:ascii="Arial" w:hAnsi="Arial" w:eastAsia="Arial" w:cs="Tahoma"/>
+                <w:sz w:val="18"/>
+              </w:rPr>
+              <w:t xml:space="preserve">envelope </w:t>
+            </w:r>
+            <w:r>
+              <w:rPr>
+                <w:rFonts w:ascii="Courier New" w:hAnsi="Courier New" w:eastAsia="Courier New" w:cs="Tahoma"/>
+                <w:sz w:val="18"/>
+              </w:rPr>
+              <w:t>{success,data}</w:t>
+            </w:r>
+            <w:r>
+              <w:rPr>
+                <w:rFonts w:ascii="Arial" w:hAnsi="Arial" w:eastAsia="Arial" w:cs="Tahoma"/>
+                <w:sz w:val="18"/>
+              </w:rPr>
+              <w:t xml:space="preserve"> · error code · pagination · รูปแบบวันที่/เลขเอกสาร</w:t>
+            </w:r>
+          </w:p>
+        </w:tc>
+      </w:tr>
+      <w:tr>
+        <w:trPr>
+          <w:cantSplit/>
+        </w:trPr>
+        <w:tc>
+          <w:tcPr>
+            <w:tcW w:type="dxa" w:w="3360"/>
+            <w:vAlign w:val="center"/>
+          </w:tcPr>
+          <w:p>
+            <w:pPr>
+              <w:keepLines/>
+              <w:spacing w:after="0"/>
+            </w:pPr>
+            <w:r>
+              <w:rPr>
+                <w:rFonts w:ascii="Arial" w:hAnsi="Arial" w:eastAsia="Arial" w:cs="Tahoma"/>
+                <w:sz w:val="18"/>
+              </w:rPr>
+            </w:r>
+            <w:r>
+              <w:rPr>
+                <w:rFonts w:ascii="Arial" w:hAnsi="Arial" w:eastAsia="Arial" w:cs="Tahoma"/>
+                <w:sz w:val="18"/>
+              </w:rPr>
+              <w:t>โครงสร้างข้อมูล</w:t>
+            </w:r>
+          </w:p>
+        </w:tc>
+        <w:tc>
+          <w:tcPr>
+            <w:tcW w:type="dxa" w:w="3360"/>
+            <w:vAlign w:val="center"/>
+          </w:tcPr>
+          <w:p>
+            <w:pPr>
+              <w:keepLines/>
+              <w:spacing w:after="0"/>
+            </w:pPr>
+            <w:r>
+              <w:rPr>
+                <w:rFonts w:ascii="Arial" w:hAnsi="Arial" w:eastAsia="Arial" w:cs="Tahoma"/>
+                <w:sz w:val="18"/>
+              </w:rPr>
+            </w:r>
+            <w:r>
+              <w:rPr>
+                <w:rFonts w:ascii="Arial" w:hAnsi="Arial" w:eastAsia="Arial" w:cs="Tahoma"/>
+                <w:b/>
+                <w:sz w:val="18"/>
+              </w:rPr>
+              <w:t>LLDD-BE-Database-Structure.pdf</w:t>
+            </w:r>
+          </w:p>
+        </w:tc>
+        <w:tc>
+          <w:tcPr>
+            <w:tcW w:type="dxa" w:w="3360"/>
+            <w:vAlign w:val="center"/>
+          </w:tcPr>
+          <w:p>
+            <w:pPr>
+              <w:keepLines/>
+              <w:spacing w:after="0"/>
+            </w:pPr>
+            <w:r>
+              <w:rPr>
+                <w:rFonts w:ascii="Arial" w:hAnsi="Arial" w:eastAsia="Arial" w:cs="Tahoma"/>
+                <w:sz w:val="18"/>
+              </w:rPr>
+            </w:r>
+            <w:r>
+              <w:rPr>
+                <w:rFonts w:ascii="Arial" w:hAnsi="Arial" w:eastAsia="Arial" w:cs="Tahoma"/>
+                <w:sz w:val="18"/>
+              </w:rPr>
+              <w:t>DDL ของตารางที่หัวข้อ Reference DB Mapping อ้างถึง</w:t>
+            </w:r>
+          </w:p>
+        </w:tc>
+      </w:tr>
+      <w:tr>
+        <w:trPr>
+          <w:cantSplit/>
+        </w:trPr>
+        <w:tc>
+          <w:tcPr>
+            <w:tcW w:type="dxa" w:w="3360"/>
+            <w:vAlign w:val="center"/>
+          </w:tcPr>
+          <w:p>
+            <w:pPr>
+              <w:keepLines/>
+              <w:spacing w:after="0"/>
+            </w:pPr>
+            <w:r>
+              <w:rPr>
+                <w:rFonts w:ascii="Arial" w:hAnsi="Arial" w:eastAsia="Arial" w:cs="Tahoma"/>
+                <w:sz w:val="18"/>
+              </w:rPr>
+            </w:r>
+            <w:r>
+              <w:rPr>
+                <w:rFonts w:ascii="Arial" w:hAnsi="Arial" w:eastAsia="Arial" w:cs="Tahoma"/>
+                <w:sz w:val="18"/>
+              </w:rPr>
+              <w:t>workflow engine</w:t>
+            </w:r>
+          </w:p>
+        </w:tc>
+        <w:tc>
+          <w:tcPr>
+            <w:tcW w:type="dxa" w:w="3360"/>
+            <w:vAlign w:val="center"/>
+          </w:tcPr>
+          <w:p>
+            <w:pPr>
+              <w:keepLines/>
+              <w:spacing w:after="0"/>
+            </w:pPr>
+            <w:r>
+              <w:rPr>
+                <w:rFonts w:ascii="Arial" w:hAnsi="Arial" w:eastAsia="Arial" w:cs="Tahoma"/>
+                <w:sz w:val="18"/>
+              </w:rPr>
+            </w:r>
+            <w:r>
+              <w:rPr>
+                <w:rFonts w:ascii="Arial" w:hAnsi="Arial" w:eastAsia="Arial" w:cs="Tahoma"/>
+                <w:b/>
+                <w:sz w:val="18"/>
+              </w:rPr>
+              <w:t>LLDD-BE-Workflow-Engine-Definition.pdf</w:t>
+            </w:r>
+          </w:p>
+        </w:tc>
+        <w:tc>
+          <w:tcPr>
+            <w:tcW w:type="dxa" w:w="3360"/>
+            <w:vAlign w:val="center"/>
+          </w:tcPr>
+          <w:p>
+            <w:pPr>
+              <w:keepLines/>
+              <w:spacing w:after="0"/>
+            </w:pPr>
+            <w:r>
+              <w:rPr>
+                <w:rFonts w:ascii="Arial" w:hAnsi="Arial" w:eastAsia="Arial" w:cs="Tahoma"/>
+                <w:sz w:val="18"/>
+              </w:rPr>
+            </w:r>
+            <w:r>
+              <w:rPr>
+                <w:rFonts w:ascii="Arial" w:hAnsi="Arial" w:eastAsia="Arial" w:cs="Tahoma"/>
+                <w:sz w:val="18"/>
+              </w:rPr>
+              <w:t>นิยาม state/route/event ที่หัวข้อ Workflow Trigger Event Contract เรียกใช้</w:t>
+            </w:r>
+          </w:p>
+        </w:tc>
+      </w:tr>
+      <w:tr>
+        <w:trPr>
+          <w:cantSplit/>
+        </w:trPr>
+        <w:tc>
+          <w:tcPr>
+            <w:tcW w:type="dxa" w:w="3360"/>
+            <w:vAlign w:val="center"/>
+          </w:tcPr>
+          <w:p>
+            <w:pPr>
+              <w:keepLines/>
+              <w:spacing w:after="0"/>
+            </w:pPr>
+            <w:r>
+              <w:rPr>
+                <w:rFonts w:ascii="Arial" w:hAnsi="Arial" w:eastAsia="Arial" w:cs="Tahoma"/>
+                <w:sz w:val="18"/>
+              </w:rPr>
+            </w:r>
+            <w:r>
+              <w:rPr>
+                <w:rFonts w:ascii="Arial" w:hAnsi="Arial" w:eastAsia="Arial" w:cs="Tahoma"/>
+                <w:sz w:val="18"/>
+              </w:rPr>
+              <w:t>แพลตฟอร์มระบบเดิม</w:t>
+            </w:r>
+          </w:p>
+        </w:tc>
+        <w:tc>
+          <w:tcPr>
+            <w:tcW w:type="dxa" w:w="3360"/>
+            <w:vAlign w:val="center"/>
+          </w:tcPr>
+          <w:p>
+            <w:pPr>
+              <w:keepLines/>
+              <w:spacing w:after="0"/>
+            </w:pPr>
+            <w:r>
+              <w:rPr>
+                <w:rFonts w:ascii="Arial" w:hAnsi="Arial" w:eastAsia="Arial" w:cs="Tahoma"/>
+                <w:sz w:val="18"/>
+              </w:rPr>
+            </w:r>
+            <w:r>
+              <w:rPr>
+                <w:rFonts w:ascii="Arial" w:hAnsi="Arial" w:eastAsia="Arial" w:cs="Tahoma"/>
+                <w:b/>
+                <w:sz w:val="18"/>
+              </w:rPr>
+              <w:t>LLDD-BE-Integration-SBP-Platform.pdf</w:t>
+            </w:r>
+          </w:p>
+        </w:tc>
+        <w:tc>
+          <w:tcPr>
+            <w:tcW w:type="dxa" w:w="3360"/>
+            <w:vAlign w:val="center"/>
+          </w:tcPr>
+          <w:p>
+            <w:pPr>
+              <w:keepLines/>
+              <w:spacing w:after="0"/>
+            </w:pPr>
+            <w:r>
+              <w:rPr>
+                <w:rFonts w:ascii="Arial" w:hAnsi="Arial" w:eastAsia="Arial" w:cs="Tahoma"/>
+                <w:sz w:val="18"/>
+              </w:rPr>
+            </w:r>
+            <w:r>
+              <w:rPr>
+                <w:rFonts w:ascii="Arial" w:hAnsi="Arial" w:eastAsia="Arial" w:cs="Tahoma"/>
+                <w:sz w:val="18"/>
+              </w:rPr>
+              <w:t>header จาก BFF (</w:t>
+            </w:r>
+            <w:r>
+              <w:rPr>
+                <w:rFonts w:ascii="Courier New" w:hAnsi="Courier New" w:eastAsia="Courier New" w:cs="Tahoma"/>
+                <w:sz w:val="18"/>
+              </w:rPr>
+              <w:t>x-api-key</w:t>
+            </w:r>
+            <w:r>
+              <w:rPr>
+                <w:rFonts w:ascii="Arial" w:hAnsi="Arial" w:eastAsia="Arial" w:cs="Tahoma"/>
+                <w:sz w:val="18"/>
+              </w:rPr>
+              <w:t xml:space="preserve"> / </w:t>
+            </w:r>
+            <w:r>
+              <w:rPr>
+                <w:rFonts w:ascii="Courier New" w:hAnsi="Courier New" w:eastAsia="Courier New" w:cs="Tahoma"/>
+                <w:sz w:val="18"/>
+              </w:rPr>
+              <w:t>x-user-*</w:t>
+            </w:r>
+            <w:r>
+              <w:rPr>
+                <w:rFonts w:ascii="Arial" w:hAnsi="Arial" w:eastAsia="Arial" w:cs="Tahoma"/>
+                <w:sz w:val="18"/>
+              </w:rPr>
+              <w:t>) · การ reuse ตารางและ service ของระบบ SBP เดิม</w:t>
+            </w:r>
+          </w:p>
+        </w:tc>
+      </w:tr>
+      <w:tr>
+        <w:trPr>
+          <w:cantSplit/>
+        </w:trPr>
+        <w:tc>
+          <w:tcPr>
+            <w:tcW w:type="dxa" w:w="3360"/>
+            <w:vAlign w:val="center"/>
+          </w:tcPr>
+          <w:p>
+            <w:pPr>
+              <w:keepLines/>
+              <w:spacing w:after="0"/>
+            </w:pPr>
+            <w:r>
+              <w:rPr>
+                <w:rFonts w:ascii="Arial" w:hAnsi="Arial" w:eastAsia="Arial" w:cs="Tahoma"/>
+                <w:sz w:val="18"/>
+              </w:rPr>
+            </w:r>
+            <w:r>
+              <w:rPr>
+                <w:rFonts w:ascii="Arial" w:hAnsi="Arial" w:eastAsia="Arial" w:cs="Tahoma"/>
+                <w:sz w:val="18"/>
+              </w:rPr>
+              <w:t>ต้องจบก่อน (ลำดับงาน)</w:t>
+            </w:r>
+          </w:p>
+        </w:tc>
+        <w:tc>
+          <w:tcPr>
+            <w:tcW w:type="dxa" w:w="3360"/>
+            <w:vAlign w:val="center"/>
+          </w:tcPr>
+          <w:p>
+            <w:pPr>
+              <w:keepLines/>
+              <w:spacing w:after="0"/>
+            </w:pPr>
+            <w:r>
+              <w:rPr>
+                <w:rFonts w:ascii="Arial" w:hAnsi="Arial" w:eastAsia="Arial" w:cs="Tahoma"/>
+                <w:sz w:val="18"/>
+              </w:rPr>
+            </w:r>
+            <w:r>
+              <w:rPr>
+                <w:rFonts w:ascii="Arial" w:hAnsi="Arial" w:eastAsia="Arial" w:cs="Tahoma"/>
+                <w:b/>
+                <w:sz w:val="18"/>
+              </w:rPr>
+              <w:t>LLDD-BE-API-Common-Contracts.pdf</w:t>
+            </w:r>
+          </w:p>
+        </w:tc>
+        <w:tc>
+          <w:tcPr>
+            <w:tcW w:type="dxa" w:w="3360"/>
+            <w:vAlign w:val="center"/>
+          </w:tcPr>
+          <w:p>
+            <w:pPr>
+              <w:keepLines/>
+              <w:spacing w:after="0"/>
+            </w:pPr>
+            <w:r>
+              <w:rPr>
+                <w:rFonts w:ascii="Arial" w:hAnsi="Arial" w:eastAsia="Arial" w:cs="Tahoma"/>
+                <w:sz w:val="18"/>
+              </w:rPr>
+            </w:r>
+            <w:r>
+              <w:rPr>
+                <w:rFonts w:ascii="Arial" w:hAnsi="Arial" w:eastAsia="Arial" w:cs="Tahoma"/>
+                <w:sz w:val="18"/>
+              </w:rPr>
+              <w:t>เป็นฉบับต้นทางของสัญญา/โครงที่ฉบับนี้อ้าง</w:t>
+            </w:r>
+          </w:p>
+        </w:tc>
+      </w:tr>
+      <w:tr>
+        <w:trPr>
+          <w:cantSplit/>
+        </w:trPr>
+        <w:tc>
+          <w:tcPr>
+            <w:tcW w:type="dxa" w:w="3360"/>
+            <w:vAlign w:val="center"/>
+          </w:tcPr>
+          <w:p>
+            <w:pPr>
+              <w:keepLines/>
+              <w:spacing w:after="0"/>
+            </w:pPr>
+            <w:r>
+              <w:rPr>
+                <w:rFonts w:ascii="Arial" w:hAnsi="Arial" w:eastAsia="Arial" w:cs="Tahoma"/>
+                <w:sz w:val="18"/>
+              </w:rPr>
+            </w:r>
+            <w:r>
+              <w:rPr>
+                <w:rFonts w:ascii="Arial" w:hAnsi="Arial" w:eastAsia="Arial" w:cs="Tahoma"/>
+                <w:sz w:val="18"/>
+              </w:rPr>
+              <w:t>ต้องจบก่อน (ลำดับงาน)</w:t>
+            </w:r>
+          </w:p>
+        </w:tc>
+        <w:tc>
+          <w:tcPr>
+            <w:tcW w:type="dxa" w:w="3360"/>
+            <w:vAlign w:val="center"/>
+          </w:tcPr>
+          <w:p>
+            <w:pPr>
+              <w:keepLines/>
+              <w:spacing w:after="0"/>
+            </w:pPr>
+            <w:r>
+              <w:rPr>
+                <w:rFonts w:ascii="Arial" w:hAnsi="Arial" w:eastAsia="Arial" w:cs="Tahoma"/>
+                <w:sz w:val="18"/>
+              </w:rPr>
+            </w:r>
+            <w:r>
+              <w:rPr>
+                <w:rFonts w:ascii="Arial" w:hAnsi="Arial" w:eastAsia="Arial" w:cs="Tahoma"/>
+                <w:b/>
+                <w:sz w:val="18"/>
+              </w:rPr>
+              <w:t>LLDD-BE-Database-Structure.pdf</w:t>
+            </w:r>
+          </w:p>
+        </w:tc>
+        <w:tc>
+          <w:tcPr>
+            <w:tcW w:type="dxa" w:w="3360"/>
+            <w:vAlign w:val="center"/>
+          </w:tcPr>
+          <w:p>
+            <w:pPr>
+              <w:keepLines/>
+              <w:spacing w:after="0"/>
+            </w:pPr>
+            <w:r>
+              <w:rPr>
+                <w:rFonts w:ascii="Arial" w:hAnsi="Arial" w:eastAsia="Arial" w:cs="Tahoma"/>
+                <w:sz w:val="18"/>
+              </w:rPr>
+            </w:r>
+            <w:r>
+              <w:rPr>
+                <w:rFonts w:ascii="Arial" w:hAnsi="Arial" w:eastAsia="Arial" w:cs="Tahoma"/>
+                <w:sz w:val="18"/>
+              </w:rPr>
+              <w:t>เป็นฉบับต้นทางของสัญญา/โครงที่ฉบับนี้อ้าง</w:t>
+            </w:r>
+          </w:p>
+        </w:tc>
+      </w:tr>
+    </w:tbl>
+    <w:p/>
     <w:p>
       <w:pPr>
         <w:pStyle w:val="Heading1"/>
@@ -740,7 +2101,18 @@
         <w:pageBreakBefore w:val="0"/>
       </w:pPr>
       <w:r>
-        <w:t>4. Implementation Flow Diagram (Reference)</w:t>
+        <w:t>4. Implementation Flow &amp; Sequence Diagram (Reference)</w:t>
+      </w:r>
+    </w:p>
+    <w:p>
+      <w:pPr>
+        <w:pStyle w:val="Heading2"/>
+        <w:keepNext/>
+        <w:keepLines/>
+        <w:pageBreakBefore w:val="0"/>
+      </w:pPr>
+      <w:r>
+        <w:t>4.1 Implementation Flow (ลำดับขั้นการทำงาน)</w:t>
       </w:r>
     </w:p>
     <w:p>
@@ -798,6 +2170,78 @@
     </w:p>
     <w:p>
       <w:pPr>
+        <w:pStyle w:val="Heading2"/>
+        <w:keepNext/>
+        <w:keepLines/>
+        <w:pageBreakBefore w:val="0"/>
+      </w:pPr>
+      <w:r>
+        <w:t>4.2 Sequence Diagram (ใครคุยกับใคร ลำดับไหน)</w:t>
+      </w:r>
+    </w:p>
+    <w:p>
+      <w:pPr>
+        <w:keepNext w:val="0"/>
+      </w:pPr>
+      <w:r>
+        <w:t>ผู้แสดงและลำดับข้อความในภาพนี้สร้างจาก endpoint ในหัวข้อ 7 และตารางในหัวข้อ Reference DB Mapping ของเอกสารฉบับนี้เอง จึงตรงกับสัญญาเสมอ</w:t>
+      </w:r>
+    </w:p>
+    <w:p>
+      <w:pPr>
+        <w:keepNext/>
+        <w:jc w:val="center"/>
+      </w:pPr>
+      <w:r>
+        <w:drawing>
+          <wp:inline xmlns:a="http://schemas.openxmlformats.org/drawingml/2006/main" xmlns:pic="http://schemas.openxmlformats.org/drawingml/2006/picture">
+            <wp:extent cx="5669280" cy="3135602"/>
+            <wp:docPr id="2" name="Picture 2"/>
+            <wp:cNvGraphicFramePr>
+              <a:graphicFrameLocks noChangeAspect="1"/>
+            </wp:cNvGraphicFramePr>
+            <a:graphic>
+              <a:graphicData uri="http://schemas.openxmlformats.org/drawingml/2006/picture">
+                <pic:pic>
+                  <pic:nvPicPr>
+                    <pic:cNvPr id="0" name="BE-LLDD-BE-API-Document-Workflow-Actions-sequence.png"/>
+                    <pic:cNvPicPr/>
+                  </pic:nvPicPr>
+                  <pic:blipFill>
+                    <a:blip r:embed="rId12"/>
+                    <a:stretch>
+                      <a:fillRect/>
+                    </a:stretch>
+                  </pic:blipFill>
+                  <pic:spPr>
+                    <a:xfrm>
+                      <a:off x="0" y="0"/>
+                      <a:ext cx="5669280" cy="3135602"/>
+                    </a:xfrm>
+                    <a:prstGeom prst="rect"/>
+                  </pic:spPr>
+                </pic:pic>
+              </a:graphicData>
+            </a:graphic>
+          </wp:inline>
+        </w:drawing>
+      </w:r>
+    </w:p>
+    <w:p>
+      <w:pPr>
+        <w:keepLines/>
+        <w:jc w:val="center"/>
+      </w:pPr>
+      <w:r>
+        <w:rPr>
+          <w:i/>
+          <w:sz w:val="18"/>
+        </w:rPr>
+        <w:t>รูปที่ 2: Sequence diagram: LLDD BE - API Document Workflow Actions</w:t>
+      </w:r>
+    </w:p>
+    <w:p>
+      <w:pPr>
         <w:pStyle w:val="Heading1"/>
         <w:keepNext/>
         <w:keepLines/>
@@ -1833,7 +3277,22 @@
                 <w:rFonts w:ascii="Arial" w:hAnsi="Arial" w:eastAsia="Arial" w:cs="Tahoma"/>
                 <w:sz w:val="18"/>
               </w:rPr>
-              <w:t>คำนวณเงินชดเชยเรียบร้อย</w:t>
+              <w:t>คำนวณเงินชดเชยเรียบร้อย (</w:t>
+            </w:r>
+            <w:r>
+              <w:rPr>
+                <w:rFonts w:ascii="Arial" w:hAnsi="Arial" w:eastAsia="Arial" w:cs="Tahoma"/>
+                <w:b/>
+                <w:sz w:val="18"/>
+              </w:rPr>
+              <w:t>ปุ่มเดียวของขั้น 08</w:t>
+            </w:r>
+            <w:r>
+              <w:rPr>
+                <w:rFonts w:ascii="Arial" w:hAnsi="Arial" w:eastAsia="Arial" w:cs="Tahoma"/>
+                <w:sz w:val="18"/>
+              </w:rPr>
+              <w:t xml:space="preserve"> · มติ 2026-09-01 — ส่งยอดกลับให้ 06 ตัดสินใจส่งต่อ)</w:t>
             </w:r>
           </w:p>
         </w:tc>
@@ -1858,7 +3317,7 @@
                 <w:rFonts w:ascii="Arial" w:hAnsi="Arial" w:eastAsia="Arial" w:cs="Tahoma"/>
                 <w:sz w:val="18"/>
               </w:rPr>
-              <w:t>01</w:t>
+              <w:t>06</w:t>
             </w:r>
           </w:p>
         </w:tc>
@@ -1883,7 +3342,7 @@
                 <w:rFonts w:ascii="Arial" w:hAnsi="Arial" w:eastAsia="Arial" w:cs="Tahoma"/>
                 <w:sz w:val="18"/>
               </w:rPr>
-              <w:t>01</w:t>
+              <w:t>06</w:t>
             </w:r>
           </w:p>
         </w:tc>
@@ -1908,7 +3367,7 @@
                 <w:rFonts w:ascii="Arial" w:hAnsi="Arial" w:eastAsia="Arial" w:cs="Tahoma"/>
                 <w:sz w:val="18"/>
               </w:rPr>
-              <w:t>close 08; open 01</w:t>
+              <w:t>close 08; reopen 06</w:t>
             </w:r>
           </w:p>
         </w:tc>
@@ -2773,7 +4232,7 @@
                 <w:rFonts w:ascii="Arial" w:hAnsi="Arial" w:eastAsia="Arial" w:cs="Tahoma"/>
                 <w:sz w:val="18"/>
               </w:rPr>
-              <w:t>เห็นควรไม่ชดเชย ⏳ *SDD GI ไม่ได้ระบุขั้น AVP — คงพฤติกรรมเดิม (ตีกลับ 06) รอ confirm*</w:t>
+              <w:t>เห็นควรไม่ชดเชย</w:t>
             </w:r>
           </w:p>
         </w:tc>
@@ -2903,7 +4362,7 @@
                 <w:rFonts w:ascii="Arial" w:hAnsi="Arial" w:eastAsia="Arial" w:cs="Tahoma"/>
                 <w:sz w:val="18"/>
               </w:rPr>
-              <w:t>ส่งกลับ</w:t>
+              <w:t>ส่งกลับฝ่าย SBP DSA</w:t>
             </w:r>
           </w:p>
         </w:tc>
@@ -2926,9 +4385,17 @@
             <w:r>
               <w:rPr>
                 <w:rFonts w:ascii="Arial" w:hAnsi="Arial" w:eastAsia="Arial" w:cs="Tahoma"/>
-                <w:sz w:val="18"/>
-              </w:rPr>
-              <w:t>รหัส section ปลายทางตาม action option (08→06 · 01→06 · 02→01 · 03→02)</w:t>
+                <w:b/>
+                <w:sz w:val="18"/>
+              </w:rPr>
+              <w:t>06 เสมอ</w:t>
+            </w:r>
+            <w:r>
+              <w:rPr>
+                <w:rFonts w:ascii="Arial" w:hAnsi="Arial" w:eastAsia="Arial" w:cs="Tahoma"/>
+                <w:sz w:val="18"/>
+              </w:rPr>
+              <w:t xml:space="preserve"> (มติ 2026-09-01 — เดิม 02→01 · 03→02 · ขั้น 08 ตัดปุ่มส่งกลับทิ้งเพราะปุ่มเดียวที่เหลือก็กลับ 06 อยู่แล้ว)</w:t>
             </w:r>
           </w:p>
         </w:tc>
@@ -2953,7 +4420,7 @@
                 <w:rFonts w:ascii="Arial" w:hAnsi="Arial" w:eastAsia="Arial" w:cs="Tahoma"/>
                 <w:sz w:val="18"/>
               </w:rPr>
-              <w:t>section ปลายทาง</w:t>
+              <w:t>06</w:t>
             </w:r>
           </w:p>
         </w:tc>
@@ -2978,7 +4445,7 @@
                 <w:rFonts w:ascii="Arial" w:hAnsi="Arial" w:eastAsia="Arial" w:cs="Tahoma"/>
                 <w:sz w:val="18"/>
               </w:rPr>
-              <w:t>close current; reopen target with new task id</w:t>
+              <w:t>close current; reopen 06 with new task id</w:t>
             </w:r>
           </w:p>
         </w:tc>
@@ -3160,7 +4627,7 @@
                 <w:rFonts w:ascii="Arial" w:hAnsi="Arial" w:eastAsia="Arial" w:cs="Tahoma"/>
                 <w:sz w:val="18"/>
               </w:rPr>
-              <w:t xml:space="preserve">ปิดเอกสาร (99) และ GET /sbpgi/document/tasks ของ 06 ต้อง </w:t>
+              <w:t xml:space="preserve">ปิดเอกสาร (99) และ GET /sgi/document/tasks ของ 06 ต้อง </w:t>
             </w:r>
             <w:r>
               <w:rPr>
@@ -3288,7 +4755,7 @@
                 <w:rFonts w:ascii="Arial" w:hAnsi="Arial" w:eastAsia="Arial" w:cs="Tahoma"/>
                 <w:sz w:val="18"/>
               </w:rPr>
-              <w:t xml:space="preserve">ปิดเอกสาร (99) แต่ GET /sbpgi/document/tasks ของ 06 </w:t>
+              <w:t xml:space="preserve">ปิดเอกสาร (99) แต่ GET /sgi/document/tasks ของ 06 </w:t>
             </w:r>
             <w:r>
               <w:rPr>
@@ -3481,7 +4948,7 @@
         <w:t>วิธี resolve เจ้าของงานคนเดิม</w:t>
       </w:r>
       <w:r>
-        <w:t xml:space="preserve"> — ไม่มีคอลัมน์ assignee ในตารางของ SBPGI (ตาราง workflow_tasks ถูกตัดออกจากโครง 20 ตารางแล้ว) ผู้รับผิดชอบเป็นข้อมูลของ engine</w:t>
+        <w:t xml:space="preserve"> — ไม่มีคอลัมน์ assignee ในตารางของ SGI (ตาราง workflow_tasks ถูกตัดออกจากโครง 20 ตารางแล้ว) ผู้รับผิดชอบเป็นข้อมูลของ engine</w:t>
       </w:r>
     </w:p>
     <w:tbl>
@@ -3649,7 +5116,7 @@
                 <w:rFonts w:ascii="Arial" w:hAnsi="Arial" w:eastAsia="Arial" w:cs="Tahoma"/>
                 <w:sz w:val="18"/>
               </w:rPr>
-              <w:t>อ่าน consideration_logs แถวล่าสุดของเอกสารนั้นที่ section_code = ขั้นที่จะมอบหมาย -&gt; consider_by (คอลัมน์ผู้ดำเนินการ · อ้าง business_user ของระบบเดิม)</w:t>
+              <w:t>อ่าน sgi_consideration_logs แถวล่าสุดของเอกสารนั้นที่ section_code = ขั้นที่จะมอบหมาย -&gt; consider_by (คอลัมน์ผู้ดำเนินการ · อ้าง business_user ของระบบเดิม)</w:t>
             </w:r>
           </w:p>
         </w:tc>
@@ -3835,9 +5302,9 @@
         <w:br/>
         <w:t>SELECT cl.consider_by</w:t>
         <w:br/>
-        <w:t>FROM compensation_documents d</w:t>
+        <w:t>FROM sgi_compensation_documents d</w:t>
         <w:br/>
-        <w:t>JOIN consideration_logs cl ON cl.doc_no = d.doc_no</w:t>
+        <w:t>JOIN sgi_consideration_logs cl ON cl.doc_no = d.doc_no</w:t>
         <w:br/>
         <w:t>WHERE d.impacted_store_code = :impactedStoreCode</w:t>
         <w:br/>
@@ -4296,7 +5763,7 @@
         <w:pageBreakBefore w:val="0"/>
       </w:pPr>
       <w:r>
-        <w:t>5.3 ข้อค้างตัดสินใจที่กระทบ endpoint ของเอกสารนี้ (ยังไม่ตัดสิน)</w:t>
+        <w:t>5.3 ข้อกำหนดที่ต้องยึดสำหรับ endpoint ของเอกสารนี้</w:t>
       </w:r>
     </w:p>
     <w:p>
@@ -4304,25 +5771,43 @@
         <w:keepNext w:val="0"/>
       </w:pPr>
       <w:r>
-        <w:t xml:space="preserve">รายการต่อไปนี้ </w:t>
+        <w:t>ตารางนี้คือ</w:t>
       </w:r>
       <w:r>
         <w:rPr>
           <w:b/>
         </w:rPr>
-        <w:t>ยังไม่ตัดสิน</w:t>
+        <w:t>ข้อกำหนดที่ต้องทำตาม</w:t>
       </w:r>
       <w:r>
-        <w:t xml:space="preserve"> ทั้งหมด · ทางเลือกและผลกระทบเต็มอยู่ที่ </w:t>
+        <w:t xml:space="preserve"> ไม่ใช่ทางเลือก — ทุกข้อสอดคล้องกับ </w:t>
       </w:r>
       <w:r>
         <w:rPr>
-          <w:color w:val="8A3324"/>
+          <w:rFonts w:ascii="Courier New" w:hAnsi="Courier New" w:eastAsia="Courier New" w:cs="Tahoma"/>
         </w:rPr>
-        <w:t>SBPGI vs existing system หัวข้อ 4</w:t>
+        <w:t>Database design</w:t>
       </w:r>
       <w:r>
-        <w:t xml:space="preserve"> การตัดสินใจขั้นสุดท้ายเป็นของเจ้าของโครงการ — เอกสาร LLDD ฉบับนี้บันทึกไว้เป็นข้อค้าง และห้าม dev เลือกทางใดทางหนึ่งเองระหว่าง implement</w:t>
+        <w:t xml:space="preserve"> / </w:t>
+      </w:r>
+      <w:r>
+        <w:rPr>
+          <w:rFonts w:ascii="Courier New" w:hAnsi="Courier New" w:eastAsia="Courier New" w:cs="Tahoma"/>
+        </w:rPr>
+        <w:t>Workflow design</w:t>
+      </w:r>
+      <w:r>
+        <w:t xml:space="preserve"> / </w:t>
+      </w:r>
+      <w:r>
+        <w:rPr>
+          <w:rFonts w:ascii="Courier New" w:hAnsi="Courier New" w:eastAsia="Courier New" w:cs="Tahoma"/>
+        </w:rPr>
+        <w:t>API design</w:t>
+      </w:r>
+      <w:r>
+        <w:t xml:space="preserve"> ซึ่งเป็นแหล่งความจริงของระบบ</w:t>
       </w:r>
     </w:p>
     <w:tbl>
@@ -4333,10 +5818,9 @@
         <w:tblLook w:firstColumn="1" w:firstRow="1" w:lastColumn="0" w:lastRow="0" w:noHBand="0" w:noVBand="1" w:val="04A0"/>
       </w:tblPr>
       <w:tblGrid>
-        <w:gridCol w:w="2520"/>
-        <w:gridCol w:w="2520"/>
-        <w:gridCol w:w="2520"/>
-        <w:gridCol w:w="2520"/>
+        <w:gridCol w:w="3360"/>
+        <w:gridCol w:w="3360"/>
+        <w:gridCol w:w="3360"/>
       </w:tblGrid>
       <w:tr>
         <w:trPr>
@@ -4344,7 +5828,7 @@
         </w:trPr>
         <w:tc>
           <w:tcPr>
-            <w:tcW w:type="dxa" w:w="2520"/>
+            <w:tcW w:type="dxa" w:w="3360"/>
             <w:vAlign w:val="center"/>
             <w:shd w:fill="E8EEF5"/>
           </w:tcPr>
@@ -4360,13 +5844,13 @@
                 <w:b/>
                 <w:sz w:val="18"/>
               </w:rPr>
-              <w:t>ข้อค้าง</w:t>
-            </w:r>
-          </w:p>
-        </w:tc>
-        <w:tc>
-          <w:tcPr>
-            <w:tcW w:type="dxa" w:w="2520"/>
+              <w:t>เรื่อง</w:t>
+            </w:r>
+          </w:p>
+        </w:tc>
+        <w:tc>
+          <w:tcPr>
+            <w:tcW w:type="dxa" w:w="3360"/>
             <w:vAlign w:val="center"/>
             <w:shd w:fill="E8EEF5"/>
           </w:tcPr>
@@ -4382,13 +5866,13 @@
                 <w:b/>
                 <w:sz w:val="18"/>
               </w:rPr>
-              <w:t>ทางเลือก A</w:t>
-            </w:r>
-          </w:p>
-        </w:tc>
-        <w:tc>
-          <w:tcPr>
-            <w:tcW w:type="dxa" w:w="2520"/>
+              <w:t>ข้อกำหนดที่ต้องทำตาม</w:t>
+            </w:r>
+          </w:p>
+        </w:tc>
+        <w:tc>
+          <w:tcPr>
+            <w:tcW w:type="dxa" w:w="3360"/>
             <w:vAlign w:val="center"/>
             <w:shd w:fill="E8EEF5"/>
           </w:tcPr>
@@ -4404,29 +5888,7 @@
                 <w:b/>
                 <w:sz w:val="18"/>
               </w:rPr>
-              <w:t>ทางเลือก B</w:t>
-            </w:r>
-          </w:p>
-        </w:tc>
-        <w:tc>
-          <w:tcPr>
-            <w:tcW w:type="dxa" w:w="2520"/>
-            <w:vAlign w:val="center"/>
-            <w:shd w:fill="E8EEF5"/>
-          </w:tcPr>
-          <w:p>
-            <w:pPr>
-              <w:keepLines/>
-              <w:spacing w:after="0"/>
-            </w:pPr>
-            <w:r/>
-            <w:r>
-              <w:rPr>
-                <w:rFonts w:ascii="Arial" w:hAnsi="Arial" w:eastAsia="Arial" w:cs="Tahoma"/>
-                <w:b/>
-                <w:sz w:val="18"/>
-              </w:rPr>
-              <w:t>สถานะ</w:t>
+              <w:t>ที่มา / เหตุผล</w:t>
             </w:r>
           </w:p>
         </w:tc>
@@ -4437,51 +5899,58 @@
         </w:trPr>
         <w:tc>
           <w:tcPr>
-            <w:tcW w:type="dxa" w:w="2520"/>
-            <w:vAlign w:val="center"/>
-          </w:tcPr>
-          <w:p>
-            <w:pPr>
-              <w:keepLines/>
-              <w:spacing w:after="0"/>
-            </w:pPr>
-            <w:r>
-              <w:rPr>
-                <w:rFonts w:ascii="Arial" w:hAnsi="Arial" w:eastAsia="Arial" w:cs="Tahoma"/>
-                <w:sz w:val="18"/>
-              </w:rPr>
-            </w:r>
-            <w:r>
-              <w:rPr>
-                <w:rFonts w:ascii="Arial" w:hAnsi="Arial" w:eastAsia="Arial" w:cs="Tahoma"/>
-                <w:sz w:val="18"/>
-              </w:rPr>
-              <w:t xml:space="preserve">DP-7 ✅ ปิดแล้ว 2026-08-24 · แหล่งข้อมูลของ </w:t>
+            <w:tcW w:type="dxa" w:w="3360"/>
+            <w:vAlign w:val="center"/>
+          </w:tcPr>
+          <w:p>
+            <w:pPr>
+              <w:keepLines/>
+              <w:spacing w:after="0"/>
+            </w:pPr>
+            <w:r>
+              <w:rPr>
+                <w:rFonts w:ascii="Arial" w:hAnsi="Arial" w:eastAsia="Arial" w:cs="Tahoma"/>
+                <w:sz w:val="18"/>
+              </w:rPr>
+            </w:r>
+            <w:r>
+              <w:rPr>
+                <w:rFonts w:ascii="Arial" w:hAnsi="Arial" w:eastAsia="Arial" w:cs="Tahoma"/>
+                <w:sz w:val="18"/>
+              </w:rPr>
+              <w:t xml:space="preserve">แหล่งข้อมูลของ </w:t>
             </w:r>
             <w:r>
               <w:rPr>
                 <w:rFonts w:ascii="Courier New" w:hAnsi="Courier New" w:eastAsia="Courier New" w:cs="Tahoma"/>
                 <w:sz w:val="18"/>
               </w:rPr>
-              <w:t>GET /sbpgi/document/{docNo}/timeline</w:t>
-            </w:r>
-          </w:p>
-        </w:tc>
-        <w:tc>
-          <w:tcPr>
-            <w:tcW w:type="dxa" w:w="2520"/>
-            <w:vAlign w:val="center"/>
-          </w:tcPr>
-          <w:p>
-            <w:pPr>
-              <w:keepLines/>
-              <w:spacing w:after="0"/>
-            </w:pPr>
-            <w:r>
-              <w:rPr>
-                <w:rFonts w:ascii="Arial" w:hAnsi="Arial" w:eastAsia="Arial" w:cs="Tahoma"/>
-                <w:sz w:val="18"/>
-              </w:rPr>
+              <w:t>GET /sgi/document/{docNo}/timeline</w:t>
+            </w:r>
+          </w:p>
+        </w:tc>
+        <w:tc>
+          <w:tcPr>
+            <w:tcW w:type="dxa" w:w="3360"/>
+            <w:vAlign w:val="center"/>
+          </w:tcPr>
+          <w:p>
+            <w:pPr>
+              <w:keepLines/>
+              <w:spacing w:after="0"/>
+            </w:pPr>
+            <w:r>
+              <w:rPr>
+                <w:rFonts w:ascii="Arial" w:hAnsi="Arial" w:eastAsia="Arial" w:cs="Tahoma"/>
+                <w:sz w:val="18"/>
+              </w:rPr>
+            </w:r>
+            <w:r>
+              <w:rPr>
+                <w:rFonts w:ascii="Arial" w:hAnsi="Arial" w:eastAsia="Arial" w:cs="Tahoma"/>
+                <w:sz w:val="18"/>
+              </w:rPr>
+              <w:t xml:space="preserve">อ่าน </w:t>
             </w:r>
             <w:r>
               <w:rPr>
@@ -4489,14 +5958,14 @@
                 <w:b/>
                 <w:sz w:val="18"/>
               </w:rPr>
-              <w:t>เลือกข้อนี้ — อ่าน `consideration_logs` ของ SBPGI เป็น timeline เต็ม</w:t>
-            </w:r>
-            <w:r>
-              <w:rPr>
-                <w:rFonts w:ascii="Arial" w:hAnsi="Arial" w:eastAsia="Arial" w:cs="Tahoma"/>
-                <w:sz w:val="18"/>
-              </w:rPr>
-              <w:t xml:space="preserve"> (ผูก </w:t>
+              <w:t>`sgi_consideration_logs` ของ SGI</w:t>
+            </w:r>
+            <w:r>
+              <w:rPr>
+                <w:rFonts w:ascii="Arial" w:hAnsi="Arial" w:eastAsia="Arial" w:cs="Tahoma"/>
+                <w:sz w:val="18"/>
+              </w:rPr>
+              <w:t xml:space="preserve"> เป็น timeline เต็ม (ผูก </w:t>
             </w:r>
             <w:r>
               <w:rPr>
@@ -4510,32 +5979,7 @@
                 <w:rFonts w:ascii="Arial" w:hAnsi="Arial" w:eastAsia="Arial" w:cs="Tahoma"/>
                 <w:sz w:val="18"/>
               </w:rPr>
-              <w:t xml:space="preserve"> ของ engine)</w:t>
-            </w:r>
-          </w:p>
-        </w:tc>
-        <w:tc>
-          <w:tcPr>
-            <w:tcW w:type="dxa" w:w="2520"/>
-            <w:vAlign w:val="center"/>
-          </w:tcPr>
-          <w:p>
-            <w:pPr>
-              <w:keepLines/>
-              <w:spacing w:after="0"/>
-            </w:pPr>
-            <w:r>
-              <w:rPr>
-                <w:rFonts w:ascii="Arial" w:hAnsi="Arial" w:eastAsia="Arial" w:cs="Tahoma"/>
-                <w:sz w:val="18"/>
-              </w:rPr>
-            </w:r>
-            <w:r>
-              <w:rPr>
-                <w:rFonts w:ascii="Arial" w:hAnsi="Arial" w:eastAsia="Arial" w:cs="Tahoma"/>
-                <w:sz w:val="18"/>
-              </w:rPr>
-              <w:t xml:space="preserve">อ่าน </w:t>
+              <w:t xml:space="preserve"> ของ engine) — ไม่เรียก </w:t>
             </w:r>
             <w:r>
               <w:rPr>
@@ -4549,60 +5993,32 @@
                 <w:rFonts w:ascii="Arial" w:hAnsi="Arial" w:eastAsia="Arial" w:cs="Tahoma"/>
                 <w:sz w:val="18"/>
               </w:rPr>
-              <w:t xml:space="preserve"> / </w:t>
-            </w:r>
-            <w:r>
-              <w:rPr>
-                <w:rFonts w:ascii="Courier New" w:hAnsi="Courier New" w:eastAsia="Courier New" w:cs="Tahoma"/>
-                <w:sz w:val="18"/>
-              </w:rPr>
-              <w:t>sps_store.workflow_history</w:t>
-            </w:r>
-            <w:r>
-              <w:rPr>
-                <w:rFonts w:ascii="Arial" w:hAnsi="Arial" w:eastAsia="Arial" w:cs="Tahoma"/>
-                <w:sz w:val="18"/>
-              </w:rPr>
-              <w:t xml:space="preserve"> ของ engine แล้ว join — ตกไป · เป็นตารางส่วนขยาย (decision code · ไฟล์แนบ · ความเห็น ซึ่ง engine ไม่มี)</w:t>
-            </w:r>
-          </w:p>
-        </w:tc>
-        <w:tc>
-          <w:tcPr>
-            <w:tcW w:type="dxa" w:w="2520"/>
-            <w:vAlign w:val="center"/>
-          </w:tcPr>
-          <w:p>
-            <w:pPr>
-              <w:keepLines/>
-              <w:spacing w:after="0"/>
-            </w:pPr>
-            <w:r>
-              <w:rPr>
-                <w:rFonts w:ascii="Arial" w:hAnsi="Arial" w:eastAsia="Arial" w:cs="Tahoma"/>
-                <w:sz w:val="18"/>
-              </w:rPr>
-            </w:r>
-            <w:r>
-              <w:rPr>
-                <w:rFonts w:ascii="Arial" w:hAnsi="Arial" w:eastAsia="Arial" w:cs="Tahoma"/>
-                <w:sz w:val="18"/>
-              </w:rPr>
-              <w:t xml:space="preserve">ยังไม่ตัดสิน · กระทบทั้ง DDL ของ </w:t>
-            </w:r>
-            <w:r>
-              <w:rPr>
-                <w:rFonts w:ascii="Courier New" w:hAnsi="Courier New" w:eastAsia="Courier New" w:cs="Tahoma"/>
-                <w:sz w:val="18"/>
-              </w:rPr>
-              <w:t>consideration_logs</w:t>
-            </w:r>
-            <w:r>
-              <w:rPr>
-                <w:rFonts w:ascii="Arial" w:hAnsi="Arial" w:eastAsia="Arial" w:cs="Tahoma"/>
-                <w:sz w:val="18"/>
-              </w:rPr>
-              <w:t xml:space="preserve"> และรูปแบบ response</w:t>
+              <w:t xml:space="preserve"> ของ engine</w:t>
+            </w:r>
+          </w:p>
+        </w:tc>
+        <w:tc>
+          <w:tcPr>
+            <w:tcW w:type="dxa" w:w="3360"/>
+            <w:vAlign w:val="center"/>
+          </w:tcPr>
+          <w:p>
+            <w:pPr>
+              <w:keepLines/>
+              <w:spacing w:after="0"/>
+            </w:pPr>
+            <w:r>
+              <w:rPr>
+                <w:rFonts w:ascii="Arial" w:hAnsi="Arial" w:eastAsia="Arial" w:cs="Tahoma"/>
+                <w:sz w:val="18"/>
+              </w:rPr>
+            </w:r>
+            <w:r>
+              <w:rPr>
+                <w:rFonts w:ascii="Arial" w:hAnsi="Arial" w:eastAsia="Arial" w:cs="Tahoma"/>
+                <w:sz w:val="18"/>
+              </w:rPr>
+              <w:t>engine ไม่มีรหัสผลพิจารณาและไฟล์แนบใน history (ปิด 2026-08-24)</w:t>
             </w:r>
           </w:p>
         </w:tc>
@@ -4613,26 +6029,19 @@
         </w:trPr>
         <w:tc>
           <w:tcPr>
-            <w:tcW w:type="dxa" w:w="2520"/>
-            <w:vAlign w:val="center"/>
-          </w:tcPr>
-          <w:p>
-            <w:pPr>
-              <w:keepLines/>
-              <w:spacing w:after="0"/>
-            </w:pPr>
-            <w:r>
-              <w:rPr>
-                <w:rFonts w:ascii="Arial" w:hAnsi="Arial" w:eastAsia="Arial" w:cs="Tahoma"/>
-                <w:sz w:val="18"/>
-              </w:rPr>
-            </w:r>
-            <w:r>
-              <w:rPr>
-                <w:rFonts w:ascii="Arial" w:hAnsi="Arial" w:eastAsia="Arial" w:cs="Tahoma"/>
-                <w:sz w:val="18"/>
-              </w:rPr>
-              <w:t xml:space="preserve">DP-1 · </w:t>
+            <w:tcW w:type="dxa" w:w="3360"/>
+            <w:vAlign w:val="center"/>
+          </w:tcPr>
+          <w:p>
+            <w:pPr>
+              <w:keepLines/>
+              <w:spacing w:after="0"/>
+            </w:pPr>
+            <w:r>
+              <w:rPr>
+                <w:rFonts w:ascii="Arial" w:hAnsi="Arial" w:eastAsia="Arial" w:cs="Tahoma"/>
+                <w:sz w:val="18"/>
+              </w:rPr>
             </w:r>
             <w:r>
               <w:rPr>
@@ -4652,7 +6061,47 @@
         </w:tc>
         <w:tc>
           <w:tcPr>
-            <w:tcW w:type="dxa" w:w="2520"/>
+            <w:tcW w:type="dxa" w:w="3360"/>
+            <w:vAlign w:val="center"/>
+          </w:tcPr>
+          <w:p>
+            <w:pPr>
+              <w:keepLines/>
+              <w:spacing w:after="0"/>
+            </w:pPr>
+            <w:r>
+              <w:rPr>
+                <w:rFonts w:ascii="Arial" w:hAnsi="Arial" w:eastAsia="Arial" w:cs="Tahoma"/>
+                <w:sz w:val="18"/>
+              </w:rPr>
+            </w:r>
+            <w:r>
+              <w:rPr>
+                <w:rFonts w:ascii="Arial" w:hAnsi="Arial" w:eastAsia="Arial" w:cs="Tahoma"/>
+                <w:sz w:val="18"/>
+              </w:rPr>
+              <w:t xml:space="preserve">ส่ง </w:t>
+            </w:r>
+            <w:r>
+              <w:rPr>
+                <w:rFonts w:ascii="Arial" w:hAnsi="Arial" w:eastAsia="Arial" w:cs="Tahoma"/>
+                <w:b/>
+                <w:sz w:val="18"/>
+              </w:rPr>
+              <w:t>`sgi_compensation_documents.id`</w:t>
+            </w:r>
+            <w:r>
+              <w:rPr>
+                <w:rFonts w:ascii="Arial" w:hAnsi="Arial" w:eastAsia="Arial" w:cs="Tahoma"/>
+                <w:sz w:val="18"/>
+              </w:rPr>
+              <w:t xml:space="preserve"> (surrogate) เป็น string</w:t>
+            </w:r>
+          </w:p>
+        </w:tc>
+        <w:tc>
+          <w:tcPr>
+            <w:tcW w:type="dxa" w:w="3360"/>
             <w:vAlign w:val="center"/>
           </w:tcPr>
           <w:p>
@@ -4671,67 +6120,6 @@
                 <w:rFonts w:ascii="Courier New" w:hAnsi="Courier New" w:eastAsia="Courier New" w:cs="Tahoma"/>
                 <w:sz w:val="18"/>
               </w:rPr>
-              <w:t>doc_no</w:t>
-            </w:r>
-            <w:r>
-              <w:rPr>
-                <w:rFonts w:ascii="Arial" w:hAnsi="Arial" w:eastAsia="Arial" w:cs="Tahoma"/>
-                <w:sz w:val="18"/>
-              </w:rPr>
-              <w:t xml:space="preserve"> — ตกไป</w:t>
-            </w:r>
-          </w:p>
-        </w:tc>
-        <w:tc>
-          <w:tcPr>
-            <w:tcW w:type="dxa" w:w="2520"/>
-            <w:vAlign w:val="center"/>
-          </w:tcPr>
-          <w:p>
-            <w:pPr>
-              <w:keepLines/>
-              <w:spacing w:after="0"/>
-            </w:pPr>
-            <w:r>
-              <w:rPr>
-                <w:rFonts w:ascii="Arial" w:hAnsi="Arial" w:eastAsia="Arial" w:cs="Tahoma"/>
-                <w:sz w:val="18"/>
-              </w:rPr>
-            </w:r>
-            <w:r>
-              <w:rPr>
-                <w:rFonts w:ascii="Arial" w:hAnsi="Arial" w:eastAsia="Arial" w:cs="Tahoma"/>
-                <w:b/>
-                <w:sz w:val="18"/>
-              </w:rPr>
-              <w:t>เลือก surrogate id</w:t>
-            </w:r>
-            <w:r>
-              <w:rPr>
-                <w:rFonts w:ascii="Arial" w:hAnsi="Arial" w:eastAsia="Arial" w:cs="Tahoma"/>
-                <w:sz w:val="18"/>
-              </w:rPr>
-              <w:t xml:space="preserve"> (</w:t>
-            </w:r>
-            <w:r>
-              <w:rPr>
-                <w:rFonts w:ascii="Courier New" w:hAnsi="Courier New" w:eastAsia="Courier New" w:cs="Tahoma"/>
-                <w:sz w:val="18"/>
-              </w:rPr>
-              <w:t>compensation_documents.id</w:t>
-            </w:r>
-            <w:r>
-              <w:rPr>
-                <w:rFonts w:ascii="Arial" w:hAnsi="Arial" w:eastAsia="Arial" w:cs="Tahoma"/>
-                <w:sz w:val="18"/>
-              </w:rPr>
-              <w:t xml:space="preserve"> · ส่งเป็น string เพราะ </w:t>
-            </w:r>
-            <w:r>
-              <w:rPr>
-                <w:rFonts w:ascii="Courier New" w:hAnsi="Courier New" w:eastAsia="Courier New" w:cs="Tahoma"/>
-                <w:sz w:val="18"/>
-              </w:rPr>
               <w:t>reference_id</w:t>
             </w:r>
             <w:r>
@@ -4739,32 +6127,7 @@
                 <w:rFonts w:ascii="Arial" w:hAnsi="Arial" w:eastAsia="Arial" w:cs="Tahoma"/>
                 <w:sz w:val="18"/>
               </w:rPr>
-              <w:t xml:space="preserve"> เป็น varchar(255)) แบบที่ cooperation-request / inform-evaluate ทำจริงทุกจุด</w:t>
-            </w:r>
-          </w:p>
-        </w:tc>
-        <w:tc>
-          <w:tcPr>
-            <w:tcW w:type="dxa" w:w="2520"/>
-            <w:vAlign w:val="center"/>
-          </w:tcPr>
-          <w:p>
-            <w:pPr>
-              <w:keepLines/>
-              <w:spacing w:after="0"/>
-            </w:pPr>
-            <w:r>
-              <w:rPr>
-                <w:rFonts w:ascii="Arial" w:hAnsi="Arial" w:eastAsia="Arial" w:cs="Tahoma"/>
-                <w:sz w:val="18"/>
-              </w:rPr>
-            </w:r>
-            <w:r>
-              <w:rPr>
-                <w:rFonts w:ascii="Arial" w:hAnsi="Arial" w:eastAsia="Arial" w:cs="Tahoma"/>
-                <w:sz w:val="18"/>
-              </w:rPr>
-              <w:t>✅ ปิดแล้ว 2026-08-17 — ยืนยันตามระบบเดิม</w:t>
+              <w:t xml:space="preserve"> เป็น varchar(255) · ระบบเดิมส่ง surrogate id ทุกจุด (ปิด 2026-08-17)</w:t>
             </w:r>
           </w:p>
         </w:tc>
@@ -4775,26 +6138,26 @@
         </w:trPr>
         <w:tc>
           <w:tcPr>
-            <w:tcW w:type="dxa" w:w="2520"/>
-            <w:vAlign w:val="center"/>
-          </w:tcPr>
-          <w:p>
-            <w:pPr>
-              <w:keepLines/>
-              <w:spacing w:after="0"/>
-            </w:pPr>
-            <w:r>
-              <w:rPr>
-                <w:rFonts w:ascii="Arial" w:hAnsi="Arial" w:eastAsia="Arial" w:cs="Tahoma"/>
-                <w:sz w:val="18"/>
-              </w:rPr>
-            </w:r>
-            <w:r>
-              <w:rPr>
-                <w:rFonts w:ascii="Arial" w:hAnsi="Arial" w:eastAsia="Arial" w:cs="Tahoma"/>
-                <w:sz w:val="18"/>
-              </w:rPr>
-              <w:t xml:space="preserve">DP-2 · </w:t>
+            <w:tcW w:type="dxa" w:w="3360"/>
+            <w:vAlign w:val="center"/>
+          </w:tcPr>
+          <w:p>
+            <w:pPr>
+              <w:keepLines/>
+              <w:spacing w:after="0"/>
+            </w:pPr>
+            <w:r>
+              <w:rPr>
+                <w:rFonts w:ascii="Arial" w:hAnsi="Arial" w:eastAsia="Arial" w:cs="Tahoma"/>
+                <w:sz w:val="18"/>
+              </w:rPr>
+            </w:r>
+            <w:r>
+              <w:rPr>
+                <w:rFonts w:ascii="Arial" w:hAnsi="Arial" w:eastAsia="Arial" w:cs="Tahoma"/>
+                <w:sz w:val="18"/>
+              </w:rPr>
+              <w:t xml:space="preserve">ตาราง </w:t>
             </w:r>
             <w:r>
               <w:rPr>
@@ -4803,87 +6166,63 @@
               </w:rPr>
               <w:t>sps_store.workflow_transaction</w:t>
             </w:r>
-            <w:r>
-              <w:rPr>
-                <w:rFonts w:ascii="Arial" w:hAnsi="Arial" w:eastAsia="Arial" w:cs="Tahoma"/>
-                <w:sz w:val="18"/>
-              </w:rPr>
-              <w:t xml:space="preserve"> ไม่มี PK/index</w:t>
-            </w:r>
-          </w:p>
-        </w:tc>
-        <w:tc>
-          <w:tcPr>
-            <w:tcW w:type="dxa" w:w="2520"/>
-            <w:vAlign w:val="center"/>
-          </w:tcPr>
-          <w:p>
-            <w:pPr>
-              <w:keepLines/>
-              <w:spacing w:after="0"/>
-            </w:pPr>
-            <w:r>
-              <w:rPr>
-                <w:rFonts w:ascii="Arial" w:hAnsi="Arial" w:eastAsia="Arial" w:cs="Tahoma"/>
-                <w:sz w:val="18"/>
-              </w:rPr>
-            </w:r>
-            <w:r>
-              <w:rPr>
-                <w:rFonts w:ascii="Arial" w:hAnsi="Arial" w:eastAsia="Arial" w:cs="Tahoma"/>
-                <w:sz w:val="18"/>
-              </w:rPr>
-              <w:t>ขอ sign-off ให้ทีมเจ้าของ library เพิ่ม PK + UNIQUE + index</w:t>
-            </w:r>
-          </w:p>
-        </w:tc>
-        <w:tc>
-          <w:tcPr>
-            <w:tcW w:type="dxa" w:w="2520"/>
-            <w:vAlign w:val="center"/>
-          </w:tcPr>
-          <w:p>
-            <w:pPr>
-              <w:keepLines/>
-              <w:spacing w:after="0"/>
-            </w:pPr>
-            <w:r>
-              <w:rPr>
-                <w:rFonts w:ascii="Arial" w:hAnsi="Arial" w:eastAsia="Arial" w:cs="Tahoma"/>
-                <w:sz w:val="18"/>
-              </w:rPr>
-            </w:r>
-            <w:r>
-              <w:rPr>
-                <w:rFonts w:ascii="Arial" w:hAnsi="Arial" w:eastAsia="Arial" w:cs="Tahoma"/>
-                <w:sz w:val="18"/>
-              </w:rPr>
-              <w:t>กันซ้ำและทำ index ที่ฝั่ง SBPGI</w:t>
-            </w:r>
-          </w:p>
-        </w:tc>
-        <w:tc>
-          <w:tcPr>
-            <w:tcW w:type="dxa" w:w="2520"/>
-            <w:vAlign w:val="center"/>
-          </w:tcPr>
-          <w:p>
-            <w:pPr>
-              <w:keepLines/>
-              <w:spacing w:after="0"/>
-            </w:pPr>
-            <w:r>
-              <w:rPr>
-                <w:rFonts w:ascii="Arial" w:hAnsi="Arial" w:eastAsia="Arial" w:cs="Tahoma"/>
-                <w:sz w:val="18"/>
-              </w:rPr>
-            </w:r>
-            <w:r>
-              <w:rPr>
-                <w:rFonts w:ascii="Arial" w:hAnsi="Arial" w:eastAsia="Arial" w:cs="Tahoma"/>
-                <w:sz w:val="18"/>
-              </w:rPr>
-              <w:t>ยังไม่ตัดสิน 🔴 · ทุก action ต้อง seq-scan 19,283 แถว</w:t>
+          </w:p>
+        </w:tc>
+        <w:tc>
+          <w:tcPr>
+            <w:tcW w:type="dxa" w:w="3360"/>
+            <w:vAlign w:val="center"/>
+          </w:tcPr>
+          <w:p>
+            <w:pPr>
+              <w:keepLines/>
+              <w:spacing w:after="0"/>
+            </w:pPr>
+            <w:r>
+              <w:rPr>
+                <w:rFonts w:ascii="Arial" w:hAnsi="Arial" w:eastAsia="Arial" w:cs="Tahoma"/>
+                <w:sz w:val="18"/>
+              </w:rPr>
+            </w:r>
+            <w:r>
+              <w:rPr>
+                <w:rFonts w:ascii="Arial" w:hAnsi="Arial" w:eastAsia="Arial" w:cs="Tahoma"/>
+                <w:b/>
+                <w:sz w:val="18"/>
+              </w:rPr>
+              <w:t>ห้ามแก้ schema ของ library</w:t>
+            </w:r>
+            <w:r>
+              <w:rPr>
+                <w:rFonts w:ascii="Arial" w:hAnsi="Arial" w:eastAsia="Arial" w:cs="Tahoma"/>
+                <w:sz w:val="18"/>
+              </w:rPr>
+              <w:t xml:space="preserve"> — กันซ้ำระดับ application และประเมินต้นทุน query ก่อนเปิดใช้ทุกเส้นที่อ้างตารางนี้</w:t>
+            </w:r>
+          </w:p>
+        </w:tc>
+        <w:tc>
+          <w:tcPr>
+            <w:tcW w:type="dxa" w:w="3360"/>
+            <w:vAlign w:val="center"/>
+          </w:tcPr>
+          <w:p>
+            <w:pPr>
+              <w:keepLines/>
+              <w:spacing w:after="0"/>
+            </w:pPr>
+            <w:r>
+              <w:rPr>
+                <w:rFonts w:ascii="Arial" w:hAnsi="Arial" w:eastAsia="Arial" w:cs="Tahoma"/>
+                <w:sz w:val="18"/>
+              </w:rPr>
+            </w:r>
+            <w:r>
+              <w:rPr>
+                <w:rFonts w:ascii="Arial" w:hAnsi="Arial" w:eastAsia="Arial" w:cs="Tahoma"/>
+                <w:sz w:val="18"/>
+              </w:rPr>
+              <w:t>19,283 แถวโดยไม่มี PK/index (ตรวจฐานจริง 2026-08-07) ทุก action จึงเป็น seq-scan</w:t>
             </w:r>
           </w:p>
         </w:tc>
@@ -4894,86 +6233,117 @@
         </w:trPr>
         <w:tc>
           <w:tcPr>
-            <w:tcW w:type="dxa" w:w="2520"/>
-            <w:vAlign w:val="center"/>
-          </w:tcPr>
-          <w:p>
-            <w:pPr>
-              <w:keepLines/>
-              <w:spacing w:after="0"/>
-            </w:pPr>
-            <w:r>
-              <w:rPr>
-                <w:rFonts w:ascii="Arial" w:hAnsi="Arial" w:eastAsia="Arial" w:cs="Tahoma"/>
-                <w:sz w:val="18"/>
-              </w:rPr>
-            </w:r>
-            <w:r>
-              <w:rPr>
-                <w:rFonts w:ascii="Arial" w:hAnsi="Arial" w:eastAsia="Arial" w:cs="Tahoma"/>
-                <w:sz w:val="18"/>
-              </w:rPr>
-              <w:t xml:space="preserve">DP-5 ✅ ปิดแล้ว (แก้มติ 2026-08-14) — </w:t>
-            </w:r>
-            <w:r>
-              <w:rPr>
-                <w:rFonts w:ascii="Arial" w:hAnsi="Arial" w:eastAsia="Arial" w:cs="Tahoma"/>
-                <w:b/>
-                <w:sz w:val="18"/>
-              </w:rPr>
-              <w:t>workflow ให้เลข template · SBPGI เรียก lib ส่งเอง</w:t>
-            </w:r>
-          </w:p>
-        </w:tc>
-        <w:tc>
-          <w:tcPr>
-            <w:tcW w:type="dxa" w:w="2520"/>
-            <w:vAlign w:val="center"/>
-          </w:tcPr>
-          <w:p>
-            <w:pPr>
-              <w:keepLines/>
-              <w:spacing w:after="0"/>
-            </w:pPr>
-            <w:r>
-              <w:rPr>
-                <w:rFonts w:ascii="Arial" w:hAnsi="Arial" w:eastAsia="Arial" w:cs="Tahoma"/>
-                <w:sz w:val="18"/>
-              </w:rPr>
+            <w:tcW w:type="dxa" w:w="3360"/>
+            <w:vAlign w:val="center"/>
+          </w:tcPr>
+          <w:p>
+            <w:pPr>
+              <w:keepLines/>
+              <w:spacing w:after="0"/>
+            </w:pPr>
+            <w:r>
+              <w:rPr>
+                <w:rFonts w:ascii="Arial" w:hAnsi="Arial" w:eastAsia="Arial" w:cs="Tahoma"/>
+                <w:sz w:val="18"/>
+              </w:rPr>
+            </w:r>
+            <w:r>
+              <w:rPr>
+                <w:rFonts w:ascii="Arial" w:hAnsi="Arial" w:eastAsia="Arial" w:cs="Tahoma"/>
+                <w:sz w:val="18"/>
+              </w:rPr>
+              <w:t>อีเมลหลังเปลี่ยนสถานะ</w:t>
+            </w:r>
+          </w:p>
+        </w:tc>
+        <w:tc>
+          <w:tcPr>
+            <w:tcW w:type="dxa" w:w="3360"/>
+            <w:vAlign w:val="center"/>
+          </w:tcPr>
+          <w:p>
+            <w:pPr>
+              <w:keepLines/>
+              <w:spacing w:after="0"/>
+            </w:pPr>
+            <w:r>
+              <w:rPr>
+                <w:rFonts w:ascii="Arial" w:hAnsi="Arial" w:eastAsia="Arial" w:cs="Tahoma"/>
+                <w:sz w:val="18"/>
+              </w:rPr>
+            </w:r>
+            <w:r>
+              <w:rPr>
+                <w:rFonts w:ascii="Arial" w:hAnsi="Arial" w:eastAsia="Arial" w:cs="Tahoma"/>
+                <w:sz w:val="18"/>
+              </w:rPr>
+              <w:t xml:space="preserve">SGI เรียก </w:t>
             </w:r>
             <w:r>
               <w:rPr>
                 <w:rFonts w:ascii="Courier New" w:hAnsi="Courier New" w:eastAsia="Courier New" w:cs="Tahoma"/>
                 <w:sz w:val="18"/>
               </w:rPr>
-              <w:t>SBP/TSM-SRM-LLDD SBP EMAIL1.0.xlsx</w:t>
-            </w:r>
-            <w:r>
-              <w:rPr>
-                <w:rFonts w:ascii="Arial" w:hAnsi="Arial" w:eastAsia="Arial" w:cs="Tahoma"/>
-                <w:sz w:val="18"/>
-              </w:rPr>
-              <w:t xml:space="preserve"> — lib เสร็จแล้ว รับ </w:t>
+              <w:t>sendEmail()</w:t>
+            </w:r>
+            <w:r>
+              <w:rPr>
+                <w:rFonts w:ascii="Arial" w:hAnsi="Arial" w:eastAsia="Arial" w:cs="Tahoma"/>
+                <w:sz w:val="18"/>
+              </w:rPr>
+              <w:t xml:space="preserve"> ของ email-lib เอง โดยใช้ </w:t>
             </w:r>
             <w:r>
               <w:rPr>
                 <w:rFonts w:ascii="Courier New" w:hAnsi="Courier New" w:eastAsia="Courier New" w:cs="Tahoma"/>
                 <w:sz w:val="18"/>
               </w:rPr>
-              <w:t>{emailId, mailTo, mailCc, param, fileAttach, userId}</w:t>
-            </w:r>
-            <w:r>
-              <w:rPr>
-                <w:rFonts w:ascii="Arial" w:hAnsi="Arial" w:eastAsia="Arial" w:cs="Tahoma"/>
-                <w:sz w:val="18"/>
-              </w:rPr>
-              <w:t xml:space="preserve"> · input ของ </w:t>
+              <w:t>emailId</w:t>
+            </w:r>
+            <w:r>
+              <w:rPr>
+                <w:rFonts w:ascii="Arial" w:hAnsi="Arial" w:eastAsia="Arial" w:cs="Tahoma"/>
+                <w:sz w:val="18"/>
+              </w:rPr>
+              <w:t xml:space="preserve"> จาก </w:t>
             </w:r>
             <w:r>
               <w:rPr>
                 <w:rFonts w:ascii="Courier New" w:hAnsi="Courier New" w:eastAsia="Courier New" w:cs="Tahoma"/>
                 <w:sz w:val="18"/>
               </w:rPr>
+              <w:t>workflow_route.email_id</w:t>
+            </w:r>
+            <w:r>
+              <w:rPr>
+                <w:rFonts w:ascii="Arial" w:hAnsi="Arial" w:eastAsia="Arial" w:cs="Tahoma"/>
+                <w:sz w:val="18"/>
+              </w:rPr>
+              <w:t xml:space="preserve"> ของ route ที่เพิ่งเดิน</w:t>
+            </w:r>
+          </w:p>
+        </w:tc>
+        <w:tc>
+          <w:tcPr>
+            <w:tcW w:type="dxa" w:w="3360"/>
+            <w:vAlign w:val="center"/>
+          </w:tcPr>
+          <w:p>
+            <w:pPr>
+              <w:keepLines/>
+              <w:spacing w:after="0"/>
+            </w:pPr>
+            <w:r>
+              <w:rPr>
+                <w:rFonts w:ascii="Arial" w:hAnsi="Arial" w:eastAsia="Arial" w:cs="Tahoma"/>
+                <w:sz w:val="18"/>
+              </w:rPr>
+            </w:r>
+            <w:r>
+              <w:rPr>
+                <w:rFonts w:ascii="Courier New" w:hAnsi="Courier New" w:eastAsia="Courier New" w:cs="Tahoma"/>
+                <w:sz w:val="18"/>
+              </w:rPr>
               <w:t>triggerEvent</w:t>
             </w:r>
             <w:r>
@@ -4981,7 +6351,7 @@
                 <w:rFonts w:ascii="Arial" w:hAnsi="Arial" w:eastAsia="Arial" w:cs="Tahoma"/>
                 <w:sz w:val="18"/>
               </w:rPr>
-              <w:t xml:space="preserve"> ไม่มี </w:t>
+              <w:t xml:space="preserve"> ของ engine ไม่มี </w:t>
             </w:r>
             <w:r>
               <w:rPr>
@@ -5002,6 +6372,20 @@
                 <w:rFonts w:ascii="Courier New" w:hAnsi="Courier New" w:eastAsia="Courier New" w:cs="Tahoma"/>
                 <w:sz w:val="18"/>
               </w:rPr>
+              <w:t>mailCc</w:t>
+            </w:r>
+            <w:r>
+              <w:rPr>
+                <w:rFonts w:ascii="Arial" w:hAnsi="Arial" w:eastAsia="Arial" w:cs="Tahoma"/>
+                <w:sz w:val="18"/>
+              </w:rPr>
+              <w:t>/</w:t>
+            </w:r>
+            <w:r>
+              <w:rPr>
+                <w:rFonts w:ascii="Courier New" w:hAnsi="Courier New" w:eastAsia="Courier New" w:cs="Tahoma"/>
+                <w:sz w:val="18"/>
+              </w:rPr>
               <w:t>param</w:t>
             </w:r>
             <w:r>
@@ -5009,107 +6393,7 @@
                 <w:rFonts w:ascii="Arial" w:hAnsi="Arial" w:eastAsia="Arial" w:cs="Tahoma"/>
                 <w:sz w:val="18"/>
               </w:rPr>
-              <w:t xml:space="preserve"> engine จึงเรียกแทนไม่ได้ · บรรทัด 'เรียก function ส่งเมล์จาก lib .....' ยังเป็น placeholder</w:t>
-            </w:r>
-          </w:p>
-        </w:tc>
-        <w:tc>
-          <w:tcPr>
-            <w:tcW w:type="dxa" w:w="2520"/>
-            <w:vAlign w:val="center"/>
-          </w:tcPr>
-          <w:p>
-            <w:pPr>
-              <w:keepLines/>
-              <w:spacing w:after="0"/>
-            </w:pPr>
-            <w:r>
-              <w:rPr>
-                <w:rFonts w:ascii="Arial" w:hAnsi="Arial" w:eastAsia="Arial" w:cs="Tahoma"/>
-                <w:sz w:val="18"/>
-              </w:rPr>
-            </w:r>
-            <w:r>
-              <w:rPr>
-                <w:rFonts w:ascii="Arial" w:hAnsi="Arial" w:eastAsia="Arial" w:cs="Tahoma"/>
-                <w:sz w:val="18"/>
-              </w:rPr>
-              <w:t xml:space="preserve">SBPGI อ่าน </w:t>
-            </w:r>
-            <w:r>
-              <w:rPr>
-                <w:rFonts w:ascii="Courier New" w:hAnsi="Courier New" w:eastAsia="Courier New" w:cs="Tahoma"/>
-                <w:sz w:val="18"/>
-              </w:rPr>
-              <w:t>workflow_route.email_id</w:t>
-            </w:r>
-            <w:r>
-              <w:rPr>
-                <w:rFonts w:ascii="Arial" w:hAnsi="Arial" w:eastAsia="Arial" w:cs="Tahoma"/>
-                <w:sz w:val="18"/>
-              </w:rPr>
-              <w:t xml:space="preserve"> → เรียก </w:t>
-            </w:r>
-            <w:r>
-              <w:rPr>
-                <w:rFonts w:ascii="Courier New" w:hAnsi="Courier New" w:eastAsia="Courier New" w:cs="Tahoma"/>
-                <w:sz w:val="18"/>
-              </w:rPr>
-              <w:t>sendEmail()</w:t>
-            </w:r>
-            <w:r>
-              <w:rPr>
-                <w:rFonts w:ascii="Arial" w:hAnsi="Arial" w:eastAsia="Arial" w:cs="Tahoma"/>
-                <w:sz w:val="18"/>
-              </w:rPr>
-              <w:t xml:space="preserve"> </w:t>
-            </w:r>
-            <w:r>
-              <w:rPr>
-                <w:rFonts w:ascii="Arial" w:hAnsi="Arial" w:eastAsia="Arial" w:cs="Tahoma"/>
-                <w:b/>
-                <w:sz w:val="18"/>
-              </w:rPr>
-              <w:t>นอก transaction</w:t>
-            </w:r>
-            <w:r>
-              <w:rPr>
-                <w:rFonts w:ascii="Arial" w:hAnsi="Arial" w:eastAsia="Arial" w:cs="Tahoma"/>
-                <w:sz w:val="18"/>
-              </w:rPr>
-              <w:t xml:space="preserve"> · ไม่มีตาราง </w:t>
-            </w:r>
-            <w:r>
-              <w:rPr>
-                <w:rFonts w:ascii="Courier New" w:hAnsi="Courier New" w:eastAsia="Courier New" w:cs="Tahoma"/>
-                <w:sz w:val="18"/>
-              </w:rPr>
-              <w:t>status_email_rules</w:t>
-            </w:r>
-          </w:p>
-        </w:tc>
-        <w:tc>
-          <w:tcPr>
-            <w:tcW w:type="dxa" w:w="2520"/>
-            <w:vAlign w:val="center"/>
-          </w:tcPr>
-          <w:p>
-            <w:pPr>
-              <w:keepLines/>
-              <w:spacing w:after="0"/>
-            </w:pPr>
-            <w:r>
-              <w:rPr>
-                <w:rFonts w:ascii="Arial" w:hAnsi="Arial" w:eastAsia="Arial" w:cs="Tahoma"/>
-                <w:sz w:val="18"/>
-              </w:rPr>
-            </w:r>
-            <w:r>
-              <w:rPr>
-                <w:rFonts w:ascii="Arial" w:hAnsi="Arial" w:eastAsia="Arial" w:cs="Tahoma"/>
-                <w:sz w:val="18"/>
-              </w:rPr>
-              <w:t>ปิดแล้ว</w:t>
+              <w:t xml:space="preserve"> (ปิด 2026-08-14)</w:t>
             </w:r>
           </w:p>
         </w:tc>
@@ -5237,7 +6521,7 @@
                 <w:rFonts w:ascii="Arial" w:hAnsi="Arial" w:eastAsia="Arial" w:cs="Tahoma"/>
                 <w:sz w:val="18"/>
               </w:rPr>
-              <w:t>POST /api/v1/sbpgi/document/{docNo}/actions; GET /api/v1/sbpgi/document/{docNo}/timeline</w:t>
+              <w:t>POST /api/v1/sgi/document/{docNo}/actions; GET /api/v1/sgi/document/{docNo}/timeline</w:t>
             </w:r>
           </w:p>
         </w:tc>
@@ -5347,7 +6631,7 @@
                 <w:rFonts w:ascii="Arial" w:hAnsi="Arial" w:eastAsia="Arial" w:cs="Tahoma"/>
                 <w:sz w:val="18"/>
               </w:rPr>
-              <w:t>compensation_documents; consideration_logs</w:t>
+              <w:t>sgi_compensation_documents; sgi_consideration_logs</w:t>
             </w:r>
           </w:p>
         </w:tc>
@@ -5496,7 +6780,7 @@
                 <w:rFonts w:ascii="Arial" w:hAnsi="Arial" w:eastAsia="Arial" w:cs="Tahoma"/>
                 <w:sz w:val="18"/>
               </w:rPr>
-              <w:t>POST /api/v1/sbpgi/document/{docNo}/actions</w:t>
+              <w:t>POST /api/v1/sgi/document/{docNo}/actions</w:t>
             </w:r>
           </w:p>
         </w:tc>
@@ -5601,7 +6885,7 @@
                 <w:rFonts w:ascii="Arial" w:hAnsi="Arial" w:eastAsia="Arial" w:cs="Tahoma"/>
                 <w:sz w:val="18"/>
               </w:rPr>
-              <w:t>GET /api/v1/sbpgi/document/{docNo}/timeline</w:t>
+              <w:t>GET /api/v1/sgi/document/{docNo}/timeline</w:t>
             </w:r>
           </w:p>
         </w:tc>
@@ -5634,7 +6918,7 @@
                 <w:rFonts w:ascii="Arial" w:hAnsi="Arial" w:eastAsia="Arial" w:cs="Tahoma"/>
                 <w:sz w:val="18"/>
               </w:rPr>
-              <w:t xml:space="preserve"> · เอกสารนี้อ้างเพราะ action ที่ส่งผลพิจารณาเป็นตัวเขียน consideration_logs ที่ timeline อ่าน</w:t>
+              <w:t xml:space="preserve"> · เอกสารนี้อ้างเพราะ action ที่ส่งผลพิจารณาเป็นตัวเขียน sgi_consideration_logs ที่ timeline อ่าน</w:t>
             </w:r>
           </w:p>
         </w:tc>
@@ -6155,7 +7439,7 @@
                 <w:rFonts w:ascii="Arial" w:hAnsi="Arial" w:eastAsia="Arial" w:cs="Tahoma"/>
                 <w:sz w:val="18"/>
               </w:rPr>
-              <w:t>Insert consideration_logs</w:t>
+              <w:t>Insert sgi_consideration_logs</w:t>
             </w:r>
           </w:p>
         </w:tc>
@@ -6747,7 +8031,7 @@
                 <w:rFonts w:ascii="Arial" w:hAnsi="Arial" w:eastAsia="Arial" w:cs="Tahoma"/>
                 <w:sz w:val="18"/>
               </w:rPr>
-              <w:t>🔴 หัวใจของเอกสารนี้ — เขียน consideration_logs + แนบไฟล์ + เรียก eventWorkflow ใน transaction เดียว; engine fail ต้อง rollback ฝั่ง SBPGI ทั้งหมด</w:t>
+              <w:t>🔴 หัวใจของเอกสารนี้ — เขียน sgi_consideration_logs + แนบไฟล์ + เรียก eventWorkflow ใน transaction เดียว; engine fail ต้อง rollback ฝั่ง SGI ทั้งหมด</w:t>
             </w:r>
           </w:p>
         </w:tc>
@@ -6874,7 +8158,7 @@
         <w:t>sps_store.workflow_*</w:t>
       </w:r>
       <w:r>
-        <w:t xml:space="preserve"> (13 ตาราง) เป็นของ lib — SBPGI </w:t>
+        <w:t xml:space="preserve"> (13 ตาราง) เป็นของ lib — SGI </w:t>
       </w:r>
       <w:r>
         <w:rPr>
@@ -6919,7 +8203,7 @@
         <w:keepLines/>
       </w:pPr>
       <w:r>
-        <w:t>unit test ต้อง mock engine และครอบอย่างน้อย: เรียกสำเร็จ · engine โยน error แล้ว rollback ฝั่ง SBPGI ครบ · เรียกซ้ำด้วย referenceId เดิมไม่เกิดผลซ้ำ</w:t>
+        <w:t>unit test ต้อง mock engine และครอบอย่างน้อย: เรียกสำเร็จ · engine โยน error แล้ว rollback ฝั่ง SGI ครบ · เรียกซ้ำด้วย referenceId เดิมไม่เกิดผลซ้ำ</w:t>
       </w:r>
     </w:p>
     <w:p>
@@ -7375,7 +8659,7 @@
         <w:pageBreakBefore w:val="0"/>
       </w:pPr>
       <w:r>
-        <w:t>POST /api/v1/sbpgi/document/{docNo}/actions</w:t>
+        <w:t>POST /api/v1/sgi/document/{docNo}/actions</w:t>
       </w:r>
     </w:p>
     <w:p>
@@ -8299,7 +9583,7 @@
         <w:pageBreakBefore w:val="0"/>
       </w:pPr>
       <w:r>
-        <w:t>GET /api/v1/sbpgi/document/{docNo}/timeline</w:t>
+        <w:t>GET /api/v1/sgi/document/{docNo}/timeline</w:t>
       </w:r>
     </w:p>
     <w:p>
@@ -8313,7 +9597,7 @@
         <w:t>อ้างอิงเท่านั้น — เจ้าของ endpoint นี้คือ LLDD-BE-API-Attachment-Sales-Timeline.pdf (Peerakorn)</w:t>
       </w:r>
       <w:r>
-        <w:t xml:space="preserve"> · เอกสารนี้อ้างเพราะ action ที่ส่งผลพิจารณาเป็นตัวเขียน consideration_logs ที่ timeline อ่าน</w:t>
+        <w:t xml:space="preserve"> · เอกสารนี้อ้างเพราะ action ที่ส่งผลพิจารณาเป็นตัวเขียน sgi_consideration_logs ที่ timeline อ่าน</w:t>
       </w:r>
     </w:p>
     <w:tbl>
@@ -9327,7 +10611,7 @@
                 <w:rFonts w:ascii="Arial" w:hAnsi="Arial" w:eastAsia="Arial" w:cs="Tahoma"/>
                 <w:sz w:val="18"/>
               </w:rPr>
-              <w:t>compensation_documents</w:t>
+              <w:t>sgi_compensation_documents</w:t>
             </w:r>
           </w:p>
         </w:tc>
@@ -9407,7 +10691,7 @@
                 <w:rFonts w:ascii="Arial" w:hAnsi="Arial" w:eastAsia="Arial" w:cs="Tahoma"/>
                 <w:sz w:val="18"/>
               </w:rPr>
-              <w:t>consideration_logs</w:t>
+              <w:t>sgi_consideration_logs</w:t>
             </w:r>
           </w:p>
         </w:tc>
@@ -9713,7 +10997,7 @@
                 <w:rFonts w:ascii="Arial" w:hAnsi="Arial" w:eastAsia="Arial" w:cs="Tahoma"/>
                 <w:sz w:val="18"/>
               </w:rPr>
-              <w:t>store-backend · src/modules/sbpgi-document-workflow-actions/sbpgi-document-workflow-actions.controller.ts</w:t>
+              <w:t>store-backend · src/modules/sgi-document-workflow-actions/sgi-document-workflow-actions.controller.ts</w:t>
             </w:r>
           </w:p>
         </w:tc>
@@ -9789,7 +11073,7 @@
                 <w:rFonts w:ascii="Arial" w:hAnsi="Arial" w:eastAsia="Arial" w:cs="Tahoma"/>
                 <w:sz w:val="18"/>
               </w:rPr>
-              <w:t>store-backend · src/modules/sbpgi-document-workflow-actions/sbpgi-document-workflow-actions.service.ts</w:t>
+              <w:t>store-backend · src/modules/sgi-document-workflow-actions/sgi-document-workflow-actions.service.ts</w:t>
             </w:r>
           </w:p>
         </w:tc>
@@ -9858,7 +11142,7 @@
                 <w:rFonts w:ascii="Arial" w:hAnsi="Arial" w:eastAsia="Arial" w:cs="Tahoma"/>
                 <w:sz w:val="18"/>
               </w:rPr>
-              <w:t>store-backend · src/modules/sbpgi-document-workflow-actions/sbpgi-document-workflow-actions.sql.ts</w:t>
+              <w:t>store-backend · src/modules/sgi-document-workflow-actions/sgi-document-workflow-actions.sql.ts</w:t>
             </w:r>
           </w:p>
         </w:tc>
@@ -9913,7 +11197,7 @@
                 <w:rFonts w:ascii="Arial" w:hAnsi="Arial" w:eastAsia="Arial" w:cs="Tahoma"/>
                 <w:sz w:val="18"/>
               </w:rPr>
-              <w:t>store-backend · src/modules/sbpgi-document-workflow-actions/dto/sbpgi-document-workflow-actions.dto.ts</w:t>
+              <w:t>store-backend · src/modules/sgi-document-workflow-actions/dto/sgi-document-workflow-actions.dto.ts</w:t>
             </w:r>
           </w:p>
         </w:tc>
@@ -9968,7 +11252,7 @@
                 <w:rFonts w:ascii="Arial" w:hAnsi="Arial" w:eastAsia="Arial" w:cs="Tahoma"/>
                 <w:sz w:val="18"/>
               </w:rPr>
-              <w:t>store-backend · src/modules/sbpgi-document-workflow-actions/sbpgi-document-workflow-actions.module.ts</w:t>
+              <w:t>store-backend · src/modules/sgi-document-workflow-actions/sgi-document-workflow-actions.module.ts</w:t>
             </w:r>
           </w:p>
         </w:tc>
@@ -10030,7 +11314,7 @@
                 <w:rFonts w:ascii="Arial" w:hAnsi="Arial" w:eastAsia="Arial" w:cs="Tahoma"/>
                 <w:sz w:val="18"/>
               </w:rPr>
-              <w:t>store-backend · src/entitys/compensation-documents.entity.ts</w:t>
+              <w:t>store-backend · src/entitys/sgi-compensation-documents.entity.ts</w:t>
             </w:r>
           </w:p>
         </w:tc>
@@ -10062,7 +11346,7 @@
                 <w:rFonts w:ascii="Courier New" w:hAnsi="Courier New" w:eastAsia="Courier New" w:cs="Tahoma"/>
                 <w:sz w:val="18"/>
               </w:rPr>
-              <w:t>compensation_documents</w:t>
+              <w:t>sgi_compensation_documents</w:t>
             </w:r>
             <w:r>
               <w:rPr>
@@ -10121,7 +11405,7 @@
                 <w:rFonts w:ascii="Arial" w:hAnsi="Arial" w:eastAsia="Arial" w:cs="Tahoma"/>
                 <w:sz w:val="18"/>
               </w:rPr>
-              <w:t>store-backend · src/entitys/consideration-logs.entity.ts</w:t>
+              <w:t>store-backend · src/entitys/sgi-consideration-logs.entity.ts</w:t>
             </w:r>
           </w:p>
         </w:tc>
@@ -10153,7 +11437,7 @@
                 <w:rFonts w:ascii="Courier New" w:hAnsi="Courier New" w:eastAsia="Courier New" w:cs="Tahoma"/>
                 <w:sz w:val="18"/>
               </w:rPr>
-              <w:t>consideration_logs</w:t>
+              <w:t>sgi_consideration_logs</w:t>
             </w:r>
             <w:r>
               <w:rPr>
@@ -10212,7 +11496,7 @@
                 <w:rFonts w:ascii="Arial" w:hAnsi="Arial" w:eastAsia="Arial" w:cs="Tahoma"/>
                 <w:sz w:val="18"/>
               </w:rPr>
-              <w:t>store-backend · src/providers/sbpgi/sbpgi.ts</w:t>
+              <w:t>store-backend · src/providers/sgi/sgi.ts</w:t>
             </w:r>
           </w:p>
         </w:tc>
@@ -10289,7 +11573,7 @@
                 <w:rFonts w:ascii="Arial" w:hAnsi="Arial" w:eastAsia="Arial" w:cs="Tahoma"/>
                 <w:sz w:val="18"/>
               </w:rPr>
-              <w:t>store-backend · sql/deploy-sbpgi-document-workflow-actions.sql</w:t>
+              <w:t>store-backend · sql/deploy-sgi-document-workflow-actions.sql</w:t>
             </w:r>
           </w:p>
         </w:tc>
@@ -10344,7 +11628,7 @@
                 <w:rFonts w:ascii="Arial" w:hAnsi="Arial" w:eastAsia="Arial" w:cs="Tahoma"/>
                 <w:sz w:val="18"/>
               </w:rPr>
-              <w:t>BFF · src/common/client-services/sbpgi-client.service.ts</w:t>
+              <w:t>BFF · src/common/client-services/sgi-client.service.ts</w:t>
             </w:r>
           </w:p>
         </w:tc>
@@ -10434,7 +11718,7 @@
                 <w:rFonts w:ascii="Arial" w:hAnsi="Arial" w:eastAsia="Arial" w:cs="Tahoma"/>
                 <w:sz w:val="18"/>
               </w:rPr>
-              <w:t>BFF · src/modules/sbpgi-document-workflow-actions/sbpgi-document-workflow-actions.controller.ts</w:t>
+              <w:t>BFF · src/modules/sgi-document-workflow-actions/sgi-document-workflow-actions.controller.ts</w:t>
             </w:r>
           </w:p>
         </w:tc>
@@ -10467,7 +11751,7 @@
                 <w:color w:val="8A3324"/>
                 <w:sz w:val="18"/>
               </w:rPr>
-              <w:t>/bff/sbpgi/…</w:t>
+              <w:t>/bff/sgi/…</w:t>
             </w:r>
             <w:r>
               <w:rPr>
@@ -10511,7 +11795,7 @@
                 <w:rFonts w:ascii="Arial" w:hAnsi="Arial" w:eastAsia="Arial" w:cs="Tahoma"/>
                 <w:sz w:val="18"/>
               </w:rPr>
-              <w:t>BFF · src/modules/sbpgi-document-workflow-actions/sbpgi-document-workflow-actions.service.ts</w:t>
+              <w:t>BFF · src/modules/sgi-document-workflow-actions/sgi-document-workflow-actions.service.ts</w:t>
             </w:r>
           </w:p>
         </w:tc>
@@ -10606,7 +11890,7 @@
           <w:rFonts w:ascii="Courier New" w:hAnsi="Courier New" w:eastAsia="Courier New" w:cs="Tahoma"/>
           <w:sz w:val="16"/>
         </w:rPr>
-        <w:t>// src/modules/sbpgi-document-workflow-actions/sbpgi-document-workflow-actions.controller.ts</w:t>
+        <w:t>// src/modules/sgi-document-workflow-actions/sgi-document-workflow-actions.controller.ts</w:t>
         <w:br/>
         <w:t>import { Body, Controller, Get, Param, Post, UseGuards } from '@nestjs/common';</w:t>
         <w:br/>
@@ -10614,25 +11898,25 @@
         <w:br/>
         <w:t>import { UserId } from '../../common/decorators/user-id.decorator';</w:t>
         <w:br/>
-        <w:t>import { SbpgiDocumentWorkflowActionsService } from './sbpgi-document-workflow-actions.service';</w:t>
+        <w:t>import { SgiDocumentWorkflowActionsService } from './sgi-document-workflow-actions.service';</w:t>
         <w:br/>
-        <w:t>import { SubmitActionBodyDto } from './dto/sbpgi-document-workflow-actions.dto';</w:t>
+        <w:t>import { SubmitActionBodyDto } from './dto/sgi-document-workflow-actions.dto';</w:t>
         <w:br/>
         <w:br/>
         <w:t>// LLDD BE - API Document Workflow Actions</w:t>
         <w:br/>
         <w:t>// BFF เรียกด้วย x-api-key และแนบ x-user-id / x-user-group-id / x-user-permissions มาให้</w:t>
         <w:br/>
-        <w:t>@Controller('sbpgi/sbpgi/document')</w:t>
+        <w:t>@Controller('sgi/sgi/document')</w:t>
         <w:br/>
         <w:t>@UseGuards(HttpHeaderGuard)</w:t>
         <w:br/>
-        <w:t>export class SbpgiDocumentWorkflowActionsController {</w:t>
+        <w:t>export class SgiDocumentWorkflowActionsController {</w:t>
         <w:br/>
-        <w:t xml:space="preserve">  constructor(private readonly service: SbpgiDocumentWorkflowActionsService) {}</w:t>
+        <w:t xml:space="preserve">  constructor(private readonly service: SgiDocumentWorkflowActionsService) {}</w:t>
         <w:br/>
         <w:br/>
-        <w:t xml:space="preserve">  // POST /api/v1/sbpgi/document/{docNo}/actions — Document action API ตัวอย่างเมื่อ currentSection=01 จึงเปลี่ยนไป 02</w:t>
+        <w:t xml:space="preserve">  // POST /api/v1/sgi/document/{docNo}/actions — Document action API ตัวอย่างเมื่อ currentSection=01 จึงเปลี่ยนไป 02</w:t>
         <w:br/>
         <w:t xml:space="preserve">  @Post('document/:docNo/actions')</w:t>
         <w:br/>
@@ -10653,7 +11937,7 @@
         <w:t xml:space="preserve">  }</w:t>
         <w:br/>
         <w:br/>
-        <w:t xml:space="preserve">  // GET /api/v1/sbpgi/document/{docNo}/timeline — **อ้างอิงเท่านั้น — เจ้าของ endpoint นี้คือ LLDD-BE-API-Attachment-Sa.pdf…</w:t>
+        <w:t xml:space="preserve">  // GET /api/v1/sgi/document/{docNo}/timeline — **อ้างอิงเท่านั้น — เจ้าของ endpoint นี้คือ LLDD-BE-API-Attachment-Sa.pdf…</w:t>
         <w:br/>
         <w:t xml:space="preserve">  @Get('document/:docNo/timeline')</w:t>
         <w:br/>
@@ -10689,7 +11973,7 @@
           <w:rFonts w:ascii="Courier New" w:hAnsi="Courier New" w:eastAsia="Courier New" w:cs="Tahoma"/>
           <w:sz w:val="16"/>
         </w:rPr>
-        <w:t>// src/modules/sbpgi-document-workflow-actions/dto/sbpgi-document-workflow-actions.dto.ts</w:t>
+        <w:t>// src/modules/sgi-document-workflow-actions/dto/sgi-document-workflow-actions.dto.ts</w:t>
         <w:br/>
         <w:t>import { Type } from 'class-transformer';</w:t>
         <w:br/>
@@ -10707,7 +11991,7 @@
         <w:t>// property ที่ไม่ประกาศที่นี่จะถูก reject เป็น 400 อัตโนมัติ</w:t>
         <w:br/>
         <w:br/>
-        <w:t>// body ของ POST /api/v1/sbpgi/document/{docNo}/actions</w:t>
+        <w:t>// body ของ POST /api/v1/sgi/document/{docNo}/actions</w:t>
         <w:br/>
         <w:t>export class SubmitActionBodyDto {</w:t>
         <w:br/>
@@ -10778,7 +12062,7 @@
           <w:rFonts w:ascii="Courier New" w:hAnsi="Courier New" w:eastAsia="Courier New" w:cs="Tahoma"/>
           <w:sz w:val="16"/>
         </w:rPr>
-        <w:t>// src/modules/sbpgi-document-workflow-actions/sbpgi-document-workflow-actions.service.ts</w:t>
+        <w:t>// src/modules/sgi-document-workflow-actions/sgi-document-workflow-actions.service.ts</w:t>
         <w:br/>
         <w:t>import { Inject, Injectable, Logger, NotFoundException, NotImplementedException } from '@nestjs/common';</w:t>
         <w:br/>
@@ -10786,18 +12070,18 @@
         <w:br/>
         <w:t>import { WorkflowService } from '../workflow/workflow.service';</w:t>
         <w:br/>
-        <w:t>import { SBPGI_SQL } from './sbpgi-document-workflow-actions.sql';</w:t>
+        <w:t>import { SGI_SQL } from './sgi-document-workflow-actions.sql';</w:t>
         <w:br/>
         <w:br/>
         <w:t>@Injectable()</w:t>
         <w:br/>
-        <w:t>export class SbpgiDocumentWorkflowActionsService {</w:t>
+        <w:t>export class SgiDocumentWorkflowActionsService {</w:t>
         <w:br/>
-        <w:t xml:space="preserve">  private readonly logger = new Logger(SbpgiDocumentWorkflowActionsService.name);</w:t>
+        <w:t xml:space="preserve">  private readonly logger = new Logger(SgiDocumentWorkflowActionsService.name);</w:t>
         <w:br/>
         <w:t xml:space="preserve">  // versionId ของ workflow ประกันรายได้ (ตั้งใน env เหมือน COOPERATION_WORKFLOW_VERSION_ID)</w:t>
         <w:br/>
-        <w:t xml:space="preserve">  private readonly versionId = Number(process.env.SBPGI_WORKFLOW_VERSION_ID);</w:t>
+        <w:t xml:space="preserve">  private readonly versionId = Number(process.env.SGI_WORKFLOW_VERSION_ID);</w:t>
         <w:br/>
         <w:br/>
         <w:t xml:space="preserve">  constructor(</w:t>
@@ -10811,7 +12095,7 @@
         <w:t xml:space="preserve">  ) {}</w:t>
         <w:br/>
         <w:br/>
-        <w:t xml:space="preserve">  // POST /api/v1/sbpgi/document/{docNo}/actions — Document action API ตัวอย่างเมื่อ currentSection=01 จึงเปลี่ยนไป 02</w:t>
+        <w:t xml:space="preserve">  // POST /api/v1/sgi/document/{docNo}/actions — Document action API ตัวอย่างเมื่อ currentSection=01 จึงเปลี่ยนไป 02</w:t>
         <w:br/>
         <w:t xml:space="preserve">  // mutation ต้องอยู่ใน transaction เดียว (ไม่มี audit ของ master แล้ว · 2026-08-07)</w:t>
         <w:br/>
@@ -10825,9 +12109,9 @@
         <w:br/>
         <w:t xml:space="preserve">    try {</w:t>
         <w:br/>
-        <w:t xml:space="preserve">      // TODO: lock แถวเป้าหมายของ compensation_documents ด้วย SELECT ... FOR UPDATE ก่อนเขียน</w:t>
+        <w:t xml:space="preserve">      // TODO: lock แถวเป้าหมายของ sgi_compensation_documents ด้วย SELECT ... FOR UPDATE ก่อนเขียน</w:t>
         <w:br/>
-        <w:t xml:space="preserve">      const [current] = await runner.query(SBPGI_SQL.submitActionLock, [docNo]);</w:t>
+        <w:t xml:space="preserve">      const [current] = await runner.query(SGI_SQL.submitActionLock, [docNo]);</w:t>
         <w:br/>
         <w:t xml:space="preserve">      if (!current) {</w:t>
         <w:br/>
@@ -10835,13 +12119,13 @@
         <w:br/>
         <w:t xml:space="preserve">      }</w:t>
         <w:br/>
-        <w:t xml:space="preserve">      await runner.query(SBPGI_SQL.submitAction, [/* TODO: ผูกค่าจาก body */]);</w:t>
+        <w:t xml:space="preserve">      await runner.query(SGI_SQL.submitAction, [/* TODO: ผูกค่าจาก body */]);</w:t>
         <w:br/>
         <w:t xml:space="preserve">      await runner.commitTransaction();</w:t>
         <w:br/>
         <w:t xml:space="preserve">      // ⚠️ workflow engine อยู่คนละ DataSource ('workflow-connection' ของ @srm/glb-workflow)</w:t>
         <w:br/>
-        <w:t xml:space="preserve">      //    จึง **atomic ร่วมกับ transaction ข้างบนไม่ได้** — ต้อง commit ฝั่ง SBPGI ให้เสร็จก่อน</w:t>
+        <w:t xml:space="preserve">      //    จึง **atomic ร่วมกับ transaction ข้างบนไม่ได้** — ต้อง commit ฝั่ง SGI ให้เสร็จก่อน</w:t>
         <w:br/>
         <w:t xml:space="preserve">      //    แล้วค่อย eventWorkflow (idempotency key = referenceId = docNo)</w:t>
         <w:br/>
@@ -10849,7 +12133,7 @@
         <w:br/>
         <w:t xml:space="preserve">      // TODO: ถ้า eventWorkflow ล้มเหลว ต้องมี compensating action และบันทึกผลลง</w:t>
         <w:br/>
-        <w:t xml:space="preserve">      //       consideration_logs เพื่อให้ job reconcile ตามเก็บได้</w:t>
+        <w:t xml:space="preserve">      //       sgi_consideration_logs เพื่อให้ job reconcile ตามเก็บได้</w:t>
         <w:br/>
         <w:t xml:space="preserve">      return { message: 'saved' };</w:t>
         <w:br/>
@@ -10870,7 +12154,7 @@
         <w:t xml:space="preserve">  }</w:t>
         <w:br/>
         <w:br/>
-        <w:t xml:space="preserve">  // GET /api/v1/sbpgi/document/{docNo}/timeline — **อ้างอิงเท่านั้น — เจ้าของ endpoint นี้คือ LLDD-BE-API-Attachment-Sa.pdf…</w:t>
+        <w:t xml:space="preserve">  // GET /api/v1/sgi/document/{docNo}/timeline — **อ้างอิงเท่านั้น — เจ้าของ endpoint นี้คือ LLDD-BE-API-Attachment-Sa.pdf…</w:t>
         <w:br/>
         <w:t xml:space="preserve">  async getTimeline(docNo: string, userId: string) {</w:t>
         <w:br/>
@@ -10878,13 +12162,13 @@
         <w:br/>
         <w:t xml:space="preserve">    const size = 100; // endpoint นี้ไม่มี query param — ไม่แบ่งหน้า</w:t>
         <w:br/>
-        <w:t xml:space="preserve">    // SQL เต็มอยู่ในหัวข้อ Database SQL ของเอกสารนี้ (คีย์ 'GET /api/v1/sbpgi/document/{docNo}/timeline')</w:t>
+        <w:t xml:space="preserve">    // SQL เต็มอยู่ในหัวข้อ Database SQL ของเอกสารนี้ (คีย์ 'GET /api/v1/sgi/document/{docNo}/timeline')</w:t>
         <w:br/>
         <w:t xml:space="preserve">    // ⚠️ SQL ตัวอย่างบางเส้นเขียนด้วย named parameter (:size/:offset) แต่ dataSource.query()</w:t>
         <w:br/>
         <w:t xml:space="preserve">    //    รับเฉพาะ positional $1..$n — ต้องแปลงชื่อเป็นลำดับก่อน หรือใช้ QueryBuilder แทน</w:t>
         <w:br/>
-        <w:t xml:space="preserve">    const rows = await this.dataSource.query(SBPGI_SQL.getTimeline, [</w:t>
+        <w:t xml:space="preserve">    const rows = await this.dataSource.query(SGI_SQL.getTimeline, [</w:t>
         <w:br/>
         <w:t xml:space="preserve">      // TODO: เรียงพารามิเตอร์ให้ตรงกับ $1..$n ของ SQL จริง</w:t>
         <w:br/>
@@ -10923,7 +12207,7 @@
         <w:rPr>
           <w:b/>
         </w:rPr>
-        <w:t>ชื่อ function ของ engine — ยึด LLDD ของ lib (ปิดข้อค้าง 2026-08-14)</w:t>
+        <w:t>ชื่อ function ของ engine — ยึด LLDD ของ lib (ยืนยันแล้ว 2026-08-14)</w:t>
       </w:r>
       <w:r>
         <w:t xml:space="preserve"> · API จริงคือ 8 ตัวตามชีต </w:t>
@@ -11154,7 +12438,7 @@
                 <w:rFonts w:ascii="Arial" w:hAnsi="Arial" w:eastAsia="Arial" w:cs="Tahoma"/>
                 <w:sz w:val="18"/>
               </w:rPr>
-              <w:t>POST /api/v1/sbpgi/document/{docNo}/actions</w:t>
+              <w:t>POST /api/v1/sgi/document/{docNo}/actions</w:t>
             </w:r>
           </w:p>
         </w:tc>
@@ -11234,7 +12518,7 @@
                 <w:rFonts w:ascii="Arial" w:hAnsi="Arial" w:eastAsia="Arial" w:cs="Tahoma"/>
                 <w:sz w:val="18"/>
               </w:rPr>
-              <w:t>GET /api/v1/sbpgi/document/{docNo}/timeline</w:t>
+              <w:t>GET /api/v1/sgi/document/{docNo}/timeline</w:t>
             </w:r>
           </w:p>
         </w:tc>
@@ -11301,7 +12585,7 @@
           <w:rFonts w:ascii="Courier New" w:hAnsi="Courier New" w:eastAsia="Courier New" w:cs="Tahoma"/>
           <w:sz w:val="16"/>
         </w:rPr>
-        <w:t>// src/modules/sbpgi-document-workflow-actions/sbpgi-document-workflow-actions.workflow.ts (หรือรวมไว้ใน service เดียวกัน)</w:t>
+        <w:t>// src/modules/sgi-document-workflow-actions/sgi-document-workflow-actions.workflow.ts (หรือรวมไว้ใน service เดียวกัน)</w:t>
         <w:br/>
         <w:t>// WorkflowService = wrapper ของ @srm/glb-workflow ที่ store-backend มีอยู่แล้ว</w:t>
         <w:br/>
@@ -11343,7 +12627,7 @@
         <w:br/>
         <w:t xml:space="preserve">  const history = await this.workflow.getHistory({ versionId: this.versionId, referenceId: docNo });</w:t>
         <w:br/>
-        <w:t xml:space="preserve">  // TODO: merge กับ consideration_logs (engine history ไม่มี decision_code/ไฟล์แนบ)</w:t>
+        <w:t xml:space="preserve">  // TODO: merge กับ sgi_consideration_logs (engine history ไม่มี decision_code/ไฟล์แนบ)</w:t>
       </w:r>
     </w:p>
     <w:p>
@@ -11367,12 +12651,12 @@
           <w:rFonts w:ascii="Courier New" w:hAnsi="Courier New" w:eastAsia="Courier New" w:cs="Tahoma"/>
           <w:sz w:val="16"/>
         </w:rPr>
-        <w:t>// src/entitys/compensation-documents.entity.ts</w:t>
+        <w:t>// src/entitys/sgi-compensation-documents.entity.ts</w:t>
         <w:br/>
         <w:t>import { Column, Entity, PrimaryColumn } from 'typeorm';</w:t>
         <w:br/>
         <w:br/>
-        <w:t>@Entity({ name: 'compensation_documents', schema: process.env.DB_SCHEMA })</w:t>
+        <w:t>@Entity({ name: 'sgi_compensation_documents', schema: process.env.DB_SCHEMA })</w:t>
         <w:br/>
         <w:t>export class CompensationDocument {</w:t>
         <w:br/>
@@ -11456,7 +12740,7 @@
         <w:t xml:space="preserve">  updatedAt?: Date;</w:t>
         <w:br/>
         <w:br/>
-        <w:t xml:space="preserve">  // TODO: ตรวจความยาว/precision กับ DDL จริงใน sql/deploy-sbpgi-*.sql ก่อน merge</w:t>
+        <w:t xml:space="preserve">  // TODO: ตรวจความยาว/precision กับ DDL จริงใน sql/deploy-sgi-*.sql ก่อน merge</w:t>
         <w:br/>
         <w:t xml:space="preserve">  //       entity ชุดนี้ไม่ประกาศ relation ตาม convention (join ด้วย raw SQL)</w:t>
         <w:br/>
@@ -11473,12 +12757,12 @@
           <w:rFonts w:ascii="Courier New" w:hAnsi="Courier New" w:eastAsia="Courier New" w:cs="Tahoma"/>
           <w:sz w:val="16"/>
         </w:rPr>
-        <w:t>// src/entitys/consideration-logs.entity.ts</w:t>
+        <w:t>// src/entitys/sgi-consideration-logs.entity.ts</w:t>
         <w:br/>
         <w:t>import { Column, Entity, PrimaryColumn } from 'typeorm';</w:t>
         <w:br/>
         <w:br/>
-        <w:t>@Entity({ name: 'consideration_logs', schema: process.env.DB_SCHEMA })</w:t>
+        <w:t>@Entity({ name: 'sgi_consideration_logs', schema: process.env.DB_SCHEMA })</w:t>
         <w:br/>
         <w:t>export class ConsiderationLog {</w:t>
         <w:br/>
@@ -11527,7 +12811,7 @@
         <w:t xml:space="preserve">  actionDatetime: Date;</w:t>
         <w:br/>
         <w:br/>
-        <w:t xml:space="preserve">  // TODO: ตรวจความยาว/precision กับ DDL จริงใน sql/deploy-sbpgi-*.sql ก่อน merge</w:t>
+        <w:t xml:space="preserve">  // TODO: ตรวจความยาว/precision กับ DDL จริงใน sql/deploy-sgi-*.sql ก่อน merge</w:t>
         <w:br/>
         <w:t xml:space="preserve">  //       entity ชุดนี้ไม่ประกาศ relation ตาม convention (join ด้วย raw SQL)</w:t>
         <w:br/>
@@ -11894,7 +13178,7 @@
           <w:rFonts w:ascii="Courier New" w:hAnsi="Courier New" w:eastAsia="Courier New" w:cs="Tahoma"/>
           <w:sz w:val="16"/>
         </w:rPr>
-        <w:t>// src/providers/sbpgi/sbpgi.ts — repository provider แบบ factory (ไม่ใช้ TypeOrmModule.forFeature)</w:t>
+        <w:t>// src/providers/sgi/sgi.ts — repository provider แบบ factory (ไม่ใช้ TypeOrmModule.forFeature)</w:t>
         <w:br/>
         <w:t>// convention ของโฟลเดอร์ providers คือ 1 ไฟล์ต่อโดเมน ตั้งชื่อตามโดเมน (business_user/business_user.ts,</w:t>
         <w:br/>
@@ -11902,22 +13186,22 @@
         <w:br/>
         <w:t>//</w:t>
         <w:br/>
-        <w:t>// ⚠️ ไฟล์นี้ใช้ร่วมกันทุกเอกสาร BE ของ SBPGI — ให้ **merge array เพิ่ม** เข้าไฟล์เดิม ห้ามเขียนทับ</w:t>
+        <w:t>// ⚠️ ไฟล์นี้ใช้ร่วมกันทุกเอกสาร BE ของ SGI — ให้ **merge array เพิ่ม** เข้าไฟล์เดิม ห้ามเขียนทับ</w:t>
         <w:br/>
         <w:t>//    (ชื่อ const แยกต่อเอกสารไว้แล้วเพื่อไม่ให้ชนกัน)</w:t>
         <w:br/>
         <w:t>import { DataSource } from 'typeorm';</w:t>
         <w:br/>
-        <w:t>import { CompensationDocument } from '../../entitys/compensation-documents.entity';</w:t>
+        <w:t>import { CompensationDocument } from '../../entitys/sgi-compensation-documents.entity';</w:t>
         <w:br/>
-        <w:t>import { ConsiderationLog } from '../../entitys/consideration-logs.entity';</w:t>
+        <w:t>import { ConsiderationLog } from '../../entitys/sgi-consideration-logs.entity';</w:t>
         <w:br/>
         <w:br/>
-        <w:t>export const sbpgiDocumentWorkflowActionsProviders = [</w:t>
+        <w:t>export const sgiDocumentWorkflowActionsProviders = [</w:t>
         <w:br/>
         <w:t xml:space="preserve">  {</w:t>
         <w:br/>
-        <w:t xml:space="preserve">    provide: 'COMPENSATION_DOCUMENT_REPOSITORY',</w:t>
+        <w:t xml:space="preserve">    provide: 'SGI_COMPENSATION_DOCUMENT_REPOSITORY',</w:t>
         <w:br/>
         <w:t xml:space="preserve">    useFactory: (dataSource: DataSource) =&gt; dataSource.getRepository(CompensationDocument),</w:t>
         <w:br/>
@@ -11927,7 +13211,7 @@
         <w:br/>
         <w:t xml:space="preserve">  {</w:t>
         <w:br/>
-        <w:t xml:space="preserve">    provide: 'CONSIDERATION_LOG_REPOSITORY',</w:t>
+        <w:t xml:space="preserve">    provide: 'SGI_CONSIDERATION_LOG_REPOSITORY',</w:t>
         <w:br/>
         <w:t xml:space="preserve">    useFactory: (dataSource: DataSource) =&gt; dataSource.getRepository(ConsiderationLog),</w:t>
         <w:br/>
@@ -11938,7 +13222,7 @@
         <w:t>];</w:t>
         <w:br/>
         <w:br/>
-        <w:t>// src/modules/sbpgi-document-workflow-actions/sbpgi-document-workflow-actions.module.ts</w:t>
+        <w:t>// src/modules/sgi-document-workflow-actions/sgi-document-workflow-actions.module.ts</w:t>
         <w:br/>
         <w:t>import { MiddlewareConsumer, Module, NestModule } from '@nestjs/common';</w:t>
         <w:br/>
@@ -11954,38 +13238,38 @@
         <w:br/>
         <w:t>import { WorkflowModule } from '../workflow/workflow.module';</w:t>
         <w:br/>
-        <w:t>import { sbpgiDocumentWorkflowActionsProviders } from '../../providers/sbpgi/sbpgi';</w:t>
+        <w:t>import { sgiDocumentWorkflowActionsProviders } from '../../providers/sgi/sgi';</w:t>
         <w:br/>
-        <w:t>import { SbpgiDocumentWorkflowActionsController } from './sbpgi-document-workflow-actions.controller';</w:t>
+        <w:t>import { SgiDocumentWorkflowActionsController } from './sgi-document-workflow-actions.controller';</w:t>
         <w:br/>
-        <w:t>import { SbpgiDocumentWorkflowActionsService } from './sbpgi-document-workflow-actions.service';</w:t>
+        <w:t>import { SgiDocumentWorkflowActionsService } from './sgi-document-workflow-actions.service';</w:t>
         <w:br/>
         <w:br/>
         <w:t>@Module({</w:t>
         <w:br/>
         <w:t xml:space="preserve">  imports: [DatabaseModule, WorkflowModule],</w:t>
         <w:br/>
-        <w:t xml:space="preserve">  controllers: [SbpgiDocumentWorkflowActionsController],</w:t>
+        <w:t xml:space="preserve">  controllers: [SgiDocumentWorkflowActionsController],</w:t>
         <w:br/>
-        <w:t xml:space="preserve">  providers: [SbpgiDocumentWorkflowActionsService, ...sbpgiDocumentWorkflowActionsProviders],</w:t>
+        <w:t xml:space="preserve">  providers: [SgiDocumentWorkflowActionsService, ...sgiDocumentWorkflowActionsProviders],</w:t>
         <w:br/>
-        <w:t xml:space="preserve">  exports: [SbpgiDocumentWorkflowActionsService],</w:t>
+        <w:t xml:space="preserve">  exports: [SgiDocumentWorkflowActionsService],</w:t>
         <w:br/>
         <w:t>})</w:t>
         <w:br/>
-        <w:t>export class SbpgiDocumentWorkflowActionsModule implements NestModule {</w:t>
+        <w:t>export class SgiDocumentWorkflowActionsModule implements NestModule {</w:t>
         <w:br/>
         <w:t xml:space="preserve">  configure(consumer: MiddlewareConsumer) {</w:t>
         <w:br/>
         <w:t xml:space="preserve">    // ถ้าไม่ apply ตรงนี้ userId จะเป็น undefined เงียบ ๆ ทุก endpoint</w:t>
         <w:br/>
-        <w:t xml:space="preserve">    consumer.apply(UserContextMiddleware).forRoutes(SbpgiDocumentWorkflowActionsController);</w:t>
+        <w:t xml:space="preserve">    consumer.apply(UserContextMiddleware).forRoutes(SgiDocumentWorkflowActionsController);</w:t>
         <w:br/>
         <w:t xml:space="preserve">  }</w:t>
         <w:br/>
         <w:t>}</w:t>
         <w:br/>
-        <w:t>// TODO: register module นี้ใน app.module.ts (imports) พร้อมกับโมดูล SBPGI ตัวอื่น</w:t>
+        <w:t>// TODO: register module นี้ใน app.module.ts (imports) พร้อมกับโมดูล SGI ตัวอื่น</w:t>
       </w:r>
     </w:p>
     <w:p>
@@ -12010,7 +13294,7 @@
         <w:rPr>
           <w:color w:val="8A3324"/>
         </w:rPr>
-        <w:t>/bff/sbpgi/…</w:t>
+        <w:t>/bff/sgi/…</w:t>
       </w:r>
       <w:r>
         <w:t xml:space="preserve">) เพื่อไม่ให้ปนแบบที่มี/ไม่มี </w:t>
@@ -12035,7 +13319,7 @@
           <w:rFonts w:ascii="Courier New" w:hAnsi="Courier New" w:eastAsia="Courier New" w:cs="Tahoma"/>
           <w:sz w:val="16"/>
         </w:rPr>
-        <w:t>// src/common/client-services/sbpgi-client.service.ts</w:t>
+        <w:t>// src/common/client-services/sgi-client.service.ts</w:t>
         <w:br/>
         <w:t>import { Injectable, Logger, OnModuleInit } from '@nestjs/common';</w:t>
         <w:br/>
@@ -12044,14 +13328,14 @@
         <w:br/>
         <w:t>@Injectable()</w:t>
         <w:br/>
-        <w:t>export class SbpgiClientService extends BaseClientService implements OnModuleInit {</w:t>
+        <w:t>export class SgiClientService extends BaseClientService implements OnModuleInit {</w:t>
         <w:br/>
-        <w:t xml:space="preserve">  protected logger: Logger = new Logger(SbpgiClientService.name);</w:t>
+        <w:t xml:space="preserve">  protected logger: Logger = new Logger(SgiClientService.name);</w:t>
         <w:br/>
         <w:br/>
         <w:t xml:space="preserve">  onModuleInit() {</w:t>
         <w:br/>
-        <w:t xml:space="preserve">    // TODO: ถ้า deploy SBPGI แยก service ให้เพิ่ม API_SBPGI_BACKEND_* ใน AppConfigService</w:t>
+        <w:t xml:space="preserve">    // TODO: ถ้า deploy SGI แยก service ให้เพิ่ม API_SGI_BACKEND_* ใน AppConfigService</w:t>
         <w:br/>
         <w:t xml:space="preserve">    //       ตอนนี้ชี้ store backend ตัวเดียวกับ StoreClientService</w:t>
         <w:br/>
@@ -12065,7 +13349,7 @@
         <w:br/>
         <w:t>// BaseClientService แกะ { success, data } ให้แล้ว — service ฝั่ง BFF จึงได้ data ตรง ๆ</w:t>
         <w:br/>
-        <w:t>// TODO: เพิ่ม SbpgiClientService ใน providers/exports ของ ClientServiceModule (@Global)</w:t>
+        <w:t>// TODO: เพิ่ม SgiClientService ใน providers/exports ของ ClientServiceModule (@Global)</w:t>
       </w:r>
     </w:p>
     <w:p>
@@ -12078,18 +13362,18 @@
           <w:rFonts w:ascii="Courier New" w:hAnsi="Courier New" w:eastAsia="Courier New" w:cs="Tahoma"/>
           <w:sz w:val="16"/>
         </w:rPr>
-        <w:t>// src/modules/sbpgi-document-workflow-actions/sbpgi-document-workflow-actions.service.ts (BFF)</w:t>
+        <w:t>// src/modules/sgi-document-workflow-actions/sgi-document-workflow-actions.service.ts (BFF)</w:t>
         <w:br/>
         <w:t>import { Injectable } from '@nestjs/common';</w:t>
         <w:br/>
-        <w:t>import { SbpgiClientService } from '@common/client-services/sbpgi-client.service';</w:t>
+        <w:t>import { SgiClientService } from '@common/client-services/sgi-client.service';</w:t>
         <w:br/>
         <w:br/>
         <w:t>@Injectable()</w:t>
         <w:br/>
-        <w:t>export class SbpgiDocumentWorkflowActionsBffService {</w:t>
+        <w:t>export class SgiDocumentWorkflowActionsBffService {</w:t>
         <w:br/>
-        <w:t xml:space="preserve">  constructor(private readonly client: SbpgiClientService) {}</w:t>
+        <w:t xml:space="preserve">  constructor(private readonly client: SgiClientService) {}</w:t>
         <w:br/>
         <w:br/>
         <w:t xml:space="preserve">  // BFF ไม่มี DB — หน้าที่เดียวคือแนบ user context แล้ว forward</w:t>
@@ -12111,41 +13395,41 @@
         <w:br/>
         <w:t xml:space="preserve">  submitAction(docNo: string, body: any, user: any) {</w:t>
         <w:br/>
-        <w:t xml:space="preserve">    return this.client.post(`/api/v1/sbpgi/document/${docNo}/actions`, body, { headers: this.userHeaders(user) });</w:t>
+        <w:t xml:space="preserve">    return this.client.post(`/api/v1/sgi/document/${docNo}/actions`, body, { headers: this.userHeaders(user) });</w:t>
         <w:br/>
         <w:t xml:space="preserve">  }</w:t>
         <w:br/>
         <w:br/>
         <w:t xml:space="preserve">  getTimeline(docNo: string, params: any, user: any) {</w:t>
         <w:br/>
-        <w:t xml:space="preserve">    return this.client.get(`/api/v1/sbpgi/document/${docNo}/timeline`, { params, headers: this.userHeaders(user) });</w:t>
+        <w:t xml:space="preserve">    return this.client.get(`/api/v1/sgi/document/${docNo}/timeline`, { params, headers: this.userHeaders(user) });</w:t>
         <w:br/>
         <w:t xml:space="preserve">  }</w:t>
         <w:br/>
         <w:t>}</w:t>
         <w:br/>
         <w:br/>
-        <w:t>// ---------- src/modules/sbpgi-document-workflow-actions/sbpgi-document-workflow-actions.controller.ts (BFF) ----------</w:t>
+        <w:t>// ---------- src/modules/sgi-document-workflow-actions/sgi-document-workflow-actions.controller.ts (BFF) ----------</w:t>
         <w:br/>
         <w:t>import { Body, Controller, Delete, Get, Param, Post, Put, Query, Req, UseGuards } from '@nestjs/common';</w:t>
         <w:br/>
         <w:t>import { AuthGuard } from '@nestjs/passport';</w:t>
         <w:br/>
         <w:br/>
-        <w:t>// เลือก prefix แบบเดียวทั้งโมดูล: ใช้ '/bff/sbpgi/...' (ห้ามปนกับแบบไม่มี /bff)</w:t>
+        <w:t>// เลือก prefix แบบเดียวทั้งโมดูล: ใช้ '/bff/sgi/...' (ห้ามปนกับแบบไม่มี /bff)</w:t>
         <w:br/>
-        <w:t>@Controller('bff/sbpgi/document-workflow-actions')</w:t>
+        <w:t>@Controller('bff/sgi/document-workflow-actions')</w:t>
         <w:br/>
         <w:t>@UseGuards(AuthGuard('jwt'))</w:t>
         <w:br/>
-        <w:t>export class SbpgiDocumentWorkflowActionsBffController {</w:t>
+        <w:t>export class SgiDocumentWorkflowActionsBffController {</w:t>
         <w:br/>
-        <w:t xml:space="preserve">  constructor(private readonly service: SbpgiDocumentWorkflowActionsBffService) {}</w:t>
+        <w:t xml:space="preserve">  constructor(private readonly service: SgiDocumentWorkflowActionsBffService) {}</w:t>
         <w:br/>
         <w:br/>
-        <w:t xml:space="preserve">  // proxy ของ POST /api/v1/sbpgi/document/{docNo}/actions</w:t>
+        <w:t xml:space="preserve">  // proxy ของ POST /api/v1/sgi/document/{docNo}/actions</w:t>
         <w:br/>
-        <w:t xml:space="preserve">  @Post('sbpgi/document/:docNo/actions')</w:t>
+        <w:t xml:space="preserve">  @Post('sgi/document/:docNo/actions')</w:t>
         <w:br/>
         <w:t xml:space="preserve">  submitAction(@Param('docNo') docNo: string, @Body() body: any, @Req() req: any) {</w:t>
         <w:br/>
@@ -12154,9 +13438,9 @@
         <w:t xml:space="preserve">  }</w:t>
         <w:br/>
         <w:br/>
-        <w:t xml:space="preserve">  // proxy ของ GET /api/v1/sbpgi/document/{docNo}/timeline</w:t>
+        <w:t xml:space="preserve">  // proxy ของ GET /api/v1/sgi/document/{docNo}/timeline</w:t>
         <w:br/>
-        <w:t xml:space="preserve">  @Get('sbpgi/document/:docNo/timeline')</w:t>
+        <w:t xml:space="preserve">  @Get('sgi/document/:docNo/timeline')</w:t>
         <w:br/>
         <w:t xml:space="preserve">  getTimeline(@Param('docNo') docNo: string, @Query() query: any, @Req() req: any) {</w:t>
         <w:br/>
@@ -12166,7 +13450,7 @@
         <w:br/>
         <w:t>}</w:t>
         <w:br/>
-        <w:t>// TODO: register module ใน app.module.ts ของ BFF และเพิ่ม SbpgiClientService ใน ClientServiceModule (@Global)</w:t>
+        <w:t>// TODO: register module ใน app.module.ts ของ BFF และเพิ่ม SgiClientService ใน ClientServiceModule (@Global)</w:t>
       </w:r>
     </w:p>
     <w:p>
@@ -12299,7 +13583,7 @@
                 <w:rFonts w:ascii="Arial" w:hAnsi="Arial" w:eastAsia="Arial" w:cs="Tahoma"/>
                 <w:sz w:val="18"/>
               </w:rPr>
-              <w:t>compensation_documents</w:t>
+              <w:t>sgi_compensation_documents</w:t>
             </w:r>
           </w:p>
         </w:tc>
@@ -12379,7 +13663,7 @@
                 <w:rFonts w:ascii="Arial" w:hAnsi="Arial" w:eastAsia="Arial" w:cs="Tahoma"/>
                 <w:sz w:val="18"/>
               </w:rPr>
-              <w:t>consideration_logs</w:t>
+              <w:t>sgi_consideration_logs</w:t>
             </w:r>
           </w:p>
         </w:tc>
@@ -12695,7 +13979,7 @@
         <w:rPr>
           <w:b/>
         </w:rPr>
-        <w:t>POST /api/v1/sbpgi/document/{docNo}/actions</w:t>
+        <w:t>POST /api/v1/sgi/document/{docNo}/actions</w:t>
       </w:r>
       <w:r>
         <w:t xml:space="preserve"> — Document action API ตัวอย่างเมื่อ currentSection=01 จึงเปลี่ยนไป 02</w:t>
@@ -12717,7 +14001,9 @@
         <w:br/>
         <w:t>-- ตรวจเป็นเจ้าของงานขั้นปัจจุบัน + ต้องเลือก result แล้ว (ไม่งั้น 422)</w:t>
         <w:br/>
-        <w:t>-- result รับ 6-enum verbatim เท่านั้น: เห็นควรชดเชย / เห็นควรไม่ชดเชย / หยุดชดเชยประกันรายได้ / ส่งหน่วยงานส่งเสริมธุรกิจ SBP (SDD GI) / ส่งเจ้าหน้าที่ SBP DSA / ส่งกลับ</w:t>
+        <w:t>-- result รับ 7-enum verbatim เท่านั้น: เห็นควรชดเชย / เห็นควรไม่ชดเชย / หยุดชดเชยประกันรายได้ / ส่งหน่วยงานส่งเสริมธุรกิจ SBP (SDD GI) / ส่งเจ้าหน้าที่ SBP DSA / คำนวณเงินชดเชยเรียบร้อย (Section 08 · เพิ่ม 2026-09-01) / ส่งกลับ</w:t>
+        <w:br/>
+        <w:t>-- มติ 2026-09-01: Section 08 คืน nextSection = 06 (เดิม 01) · ส่งกลับทุก Section คืน 06 (เดิม 02→01 · 03→02)</w:t>
         <w:br/>
         <w:t>-- ⚠️ ไม่ UPDATE ตาราง workflow เอง — เดิน state ผ่าน @srm/glb-workflow (schema sps_store)</w:t>
         <w:br/>
@@ -12725,24 +14011,24 @@
         <w:br/>
         <w:t>--    library ปิดงานขั้นเดิม เขียน sps_store.workflow_history และเปิด approver ขั้นถัดไปให้เอง</w:t>
         <w:br/>
-        <w:t>-- referenceId = compensation_documents.id (surrogate · DP-1 ปิดแล้ว 2026-08-17)</w:t>
+        <w:t>-- referenceId = sgi_compensation_documents.id (surrogate · DP-1 ปิดแล้ว 2026-08-17)</w:t>
         <w:br/>
         <w:br/>
-        <w:t>INSERT INTO consideration_logs (doc_no, section_code, consider_by, result, detail, action_datetime)</w:t>
+        <w:t>INSERT INTO sgi_consideration_logs (doc_no, section_code, consider_by, result, detail, action_datetime)</w:t>
         <w:br/>
         <w:t>VALUES (:docNo, :curSection, :empId, :result, :comment, :now);</w:t>
         <w:br/>
         <w:br/>
         <w:t>-- คำนวณขั้นถัดไป (วงเงิน เกณฑ์เดียว 100,000 · SDD GI) → เปิดงานใหม่ + อัปเดตสถานะเอกสารแบบ optimistic lock</w:t>
         <w:br/>
-        <w:t>UPDATE compensation_documents SET status_code = :nextStatus, current_section_code = :nextSection, version_no = version_no + 1, updated_at = :now, updated_by = :empId</w:t>
+        <w:t>UPDATE sgi_compensation_documents SET status_code = :nextStatus, current_section_code = :nextSection, version_no = version_no + 1, updated_at = :now, updated_by = :empId</w:t>
         <w:br/>
         <w:t>WHERE doc_no = :docNo AND version_no = :versionNo;</w:t>
         <w:br/>
-        <w:t>-- งานขั้นถัดไปเปิดโดย engine (addPreApprover) ไม่ใช่ INSERT ของ SBPGI</w:t>
+        <w:t>-- งานขั้นถัดไปเปิดโดย engine (addPreApprover) ไม่ใช่ INSERT ของ SGI</w:t>
         <w:br/>
         <w:br/>
-        <w:t>-- ✅ ปิด DP-5 (แก้มติ 2026-08-14): workflow ให้ "เลข template" · SBPGI เรียก lib ส่งเอง (ไม่มีตาราง status_email_rules)</w:t>
+        <w:t>-- ✅ ปิด DP-5 (แก้มติ 2026-08-14): workflow ให้ "เลข template" · SGI เรียก lib ส่งเอง (ไม่มีตาราง status_email_rules)</w:t>
         <w:br/>
         <w:t>-- 1) เอาเลข template ของ route ที่เพิ่งเดิน (ถ้า NULL = ไม่ต้องส่งเมล)</w:t>
         <w:br/>
@@ -12808,7 +14094,7 @@
         <w:rPr>
           <w:b/>
         </w:rPr>
-        <w:t>GET /api/v1/sbpgi/document/{docNo}/timeline</w:t>
+        <w:t>GET /api/v1/sgi/document/{docNo}/timeline</w:t>
       </w:r>
       <w:r>
         <w:t xml:space="preserve"> — </w:t>
@@ -12837,15 +14123,15 @@
         <w:br/>
         <w:t>--    รับเฉพาะ positional $1..$n — ต้องแปลงเป็นลำดับ หรือรันผ่าน QueryBuilder</w:t>
         <w:br/>
-        <w:t>-- ✅ DP-7 ปิดแล้ว 2026-08-24: consideration_logs เป็น timeline เต็มของ SBPGI (ตารางของเราเอง)</w:t>
+        <w:t>-- ✅ DP-7 ปิดแล้ว 2026-08-24: sgi_consideration_logs เป็น timeline เต็มของ SGI (ตารางของเราเอง)</w:t>
         <w:br/>
-        <w:t>--    ถ้าเลือกทางเลือก B ต้อง join getHistory() ของ engine เข้ามาด้วย (DP-1 กำหนดคีย์ที่ใช้ค้น)</w:t>
+        <w:t>--    engine เก็บ timeline แต่ไม่มีรหัสผลพิจารณา/ไฟล์แนบ จึงไม่ join getHistory() (DP-1 กำหนดคีย์ที่ใช้ค้น)</w:t>
         <w:br/>
         <w:t>--    ดู SBPGI vs existing system หัวข้อ 4</w:t>
         <w:br/>
         <w:t>SELECT section_code, consider_by, result, detail, action_datetime</w:t>
         <w:br/>
-        <w:t>FROM consideration_logs</w:t>
+        <w:t>FROM sgi_consideration_logs</w:t>
         <w:br/>
         <w:t>WHERE doc_no = :docNo</w:t>
         <w:br/>
@@ -12971,7 +14257,7 @@
                 <w:rFonts w:ascii="Arial" w:hAnsi="Arial" w:eastAsia="Arial" w:cs="Tahoma"/>
                 <w:sz w:val="18"/>
               </w:rPr>
-              <w:t>compensation_documents</w:t>
+              <w:t>sgi_compensation_documents</w:t>
             </w:r>
           </w:p>
         </w:tc>
@@ -12996,7 +14282,7 @@
                 <w:rFonts w:ascii="Arial" w:hAnsi="Arial" w:eastAsia="Arial" w:cs="Tahoma"/>
                 <w:sz w:val="18"/>
               </w:rPr>
-              <w:t>CREATE UNIQUE INDEX uk_compensation_documents_business ON compensation_documents (impacted_store_code, account_year, account_month, round_no);</w:t>
+              <w:t>CREATE UNIQUE INDEX uk_compensation_documents_business ON sgi_compensation_documents (impacted_store_code, account_year, account_month, round_no);</w:t>
             </w:r>
           </w:p>
         </w:tc>
@@ -13021,7 +14307,7 @@
                 <w:rFonts w:ascii="Arial" w:hAnsi="Arial" w:eastAsia="Arial" w:cs="Tahoma"/>
                 <w:sz w:val="18"/>
               </w:rPr>
-              <w:t>ข้อเสนอ — อนุมานจากเงื่อนไข query ที่เอกสารนี้ระบุ ต้องยืนยันกับ DBA ก่อนใช้จริง</w:t>
+              <w:t>อนุมานจากเงื่อนไข query ที่เอกสารนี้ระบุ — สร้างพร้อมสคริปต์ deploy ของ SGI</w:t>
             </w:r>
           </w:p>
         </w:tc>
@@ -13051,7 +14337,7 @@
                 <w:rFonts w:ascii="Arial" w:hAnsi="Arial" w:eastAsia="Arial" w:cs="Tahoma"/>
                 <w:sz w:val="18"/>
               </w:rPr>
-              <w:t>consideration_logs</w:t>
+              <w:t>sgi_consideration_logs</w:t>
             </w:r>
           </w:p>
         </w:tc>
@@ -13076,7 +14362,7 @@
                 <w:rFonts w:ascii="Arial" w:hAnsi="Arial" w:eastAsia="Arial" w:cs="Tahoma"/>
                 <w:sz w:val="18"/>
               </w:rPr>
-              <w:t>CREATE INDEX idx_consideration_logs_doc_no ON consideration_logs (doc_no, action_datetime DESC);</w:t>
+              <w:t>CREATE INDEX idx_consideration_logs_doc_no ON sgi_consideration_logs (doc_no, action_datetime DESC);</w:t>
             </w:r>
           </w:p>
         </w:tc>
@@ -13101,7 +14387,7 @@
                 <w:rFonts w:ascii="Arial" w:hAnsi="Arial" w:eastAsia="Arial" w:cs="Tahoma"/>
                 <w:sz w:val="18"/>
               </w:rPr>
-              <w:t>ข้อเสนอ — อนุมานจากเงื่อนไข query ที่เอกสารนี้ระบุ ต้องยืนยันกับ DBA ก่อนใช้จริง</w:t>
+              <w:t>อนุมานจากเงื่อนไข query ที่เอกสารนี้ระบุ — สร้างพร้อมสคริปต์ deploy ของ SGI</w:t>
             </w:r>
           </w:p>
         </w:tc>
@@ -13134,7 +14420,7 @@
         <w:rPr>
           <w:rFonts w:ascii="Courier New" w:hAnsi="Courier New" w:eastAsia="Courier New" w:cs="Tahoma"/>
         </w:rPr>
-        <w:t>sql/deploy-sbpgi-*.sql</w:t>
+        <w:t>sql/deploy-sgi-*.sql</w:t>
       </w:r>
       <w:r>
         <w:t xml:space="preserve"> แบบ idempotent (</w:t>
@@ -13490,7 +14776,7 @@
                 <w:rFonts w:ascii="Arial" w:hAnsi="Arial" w:eastAsia="Arial" w:cs="Tahoma"/>
                 <w:sz w:val="18"/>
               </w:rPr>
-              <w:t>Insert consideration_logs</w:t>
+              <w:t>Insert sgi_consideration_logs</w:t>
             </w:r>
           </w:p>
         </w:tc>
@@ -14743,7 +16029,7 @@
                 <w:rFonts w:ascii="Courier New" w:hAnsi="Courier New" w:eastAsia="Courier New" w:cs="Tahoma"/>
                 <w:sz w:val="18"/>
               </w:rPr>
-              <w:t>POST /api/v1/sbpgi/document/{docNo}/actions</w:t>
+              <w:t>POST /api/v1/sgi/document/{docNo}/actions</w:t>
             </w:r>
           </w:p>
         </w:tc>
@@ -14823,7 +16109,7 @@
                 <w:rFonts w:ascii="Courier New" w:hAnsi="Courier New" w:eastAsia="Courier New" w:cs="Tahoma"/>
                 <w:sz w:val="18"/>
               </w:rPr>
-              <w:t>GET /api/v1/sbpgi/document/{docNo}/timeline</w:t>
+              <w:t>GET /api/v1/sgi/document/{docNo}/timeline</w:t>
             </w:r>
           </w:p>
         </w:tc>
@@ -14903,7 +16189,7 @@
                 <w:rFonts w:ascii="Courier New" w:hAnsi="Courier New" w:eastAsia="Courier New" w:cs="Tahoma"/>
                 <w:sz w:val="18"/>
               </w:rPr>
-              <w:t>compensation_documents</w:t>
+              <w:t>sgi_compensation_documents</w:t>
             </w:r>
             <w:r>
               <w:rPr>
@@ -14917,7 +16203,7 @@
                 <w:rFonts w:ascii="Courier New" w:hAnsi="Courier New" w:eastAsia="Courier New" w:cs="Tahoma"/>
                 <w:sz w:val="18"/>
               </w:rPr>
-              <w:t>consideration_logs</w:t>
+              <w:t>sgi_consideration_logs</w:t>
             </w:r>
           </w:p>
         </w:tc>
